--- a/TFG_Flujo_v2.docx
+++ b/TFG_Flujo_v2.docx
@@ -496,7 +496,7 @@
             </w:rPr>
             <w:fldChar w:fldCharType="separate"/>
           </w:r>
-          <w:hyperlink w:anchor="__RefHeading___Toc2186_3155442951">
+          <w:hyperlink w:anchor="__RefHeading___Toc2184_4092869310">
             <w:r>
               <w:rPr>
                 <w:rStyle w:val="IndexLink"/>
@@ -516,7 +516,7 @@
             </w:tabs>
             <w:rPr/>
           </w:pPr>
-          <w:hyperlink w:anchor="__RefHeading___Toc2188_3155442951">
+          <w:hyperlink w:anchor="__RefHeading___Toc2186_4092869310">
             <w:r>
               <w:rPr>
                 <w:rStyle w:val="IndexLink"/>
@@ -536,7 +536,7 @@
             </w:tabs>
             <w:rPr/>
           </w:pPr>
-          <w:hyperlink w:anchor="__RefHeading___Toc2190_3155442951">
+          <w:hyperlink w:anchor="__RefHeading___Toc2188_4092869310">
             <w:r>
               <w:rPr>
                 <w:rStyle w:val="IndexLink"/>
@@ -556,7 +556,7 @@
             </w:tabs>
             <w:rPr/>
           </w:pPr>
-          <w:hyperlink w:anchor="__RefHeading___Toc2192_3155442951">
+          <w:hyperlink w:anchor="__RefHeading___Toc2190_4092869310">
             <w:r>
               <w:rPr>
                 <w:rStyle w:val="IndexLink"/>
@@ -576,7 +576,7 @@
             </w:tabs>
             <w:rPr/>
           </w:pPr>
-          <w:hyperlink w:anchor="__RefHeading___Toc2194_3155442951">
+          <w:hyperlink w:anchor="__RefHeading___Toc2192_4092869310">
             <w:r>
               <w:rPr>
                 <w:rStyle w:val="IndexLink"/>
@@ -596,7 +596,7 @@
             </w:tabs>
             <w:rPr/>
           </w:pPr>
-          <w:hyperlink w:anchor="__RefHeading___Toc2196_3155442951">
+          <w:hyperlink w:anchor="__RefHeading___Toc2194_4092869310">
             <w:r>
               <w:rPr>
                 <w:rStyle w:val="IndexLink"/>
@@ -616,7 +616,7 @@
             </w:tabs>
             <w:rPr/>
           </w:pPr>
-          <w:hyperlink w:anchor="__RefHeading___Toc2198_3155442951">
+          <w:hyperlink w:anchor="__RefHeading___Toc2196_4092869310">
             <w:r>
               <w:rPr>
                 <w:rStyle w:val="IndexLink"/>
@@ -636,7 +636,7 @@
             </w:tabs>
             <w:rPr/>
           </w:pPr>
-          <w:hyperlink w:anchor="__RefHeading___Toc2200_3155442951">
+          <w:hyperlink w:anchor="__RefHeading___Toc2198_4092869310">
             <w:r>
               <w:rPr>
                 <w:rStyle w:val="IndexLink"/>
@@ -656,7 +656,7 @@
             </w:tabs>
             <w:rPr/>
           </w:pPr>
-          <w:hyperlink w:anchor="__RefHeading___Toc2202_3155442951">
+          <w:hyperlink w:anchor="__RefHeading___Toc2200_4092869310">
             <w:r>
               <w:rPr>
                 <w:rStyle w:val="IndexLink"/>
@@ -676,7 +676,7 @@
             </w:tabs>
             <w:rPr/>
           </w:pPr>
-          <w:hyperlink w:anchor="__RefHeading___Toc2204_3155442951">
+          <w:hyperlink w:anchor="__RefHeading___Toc2202_4092869310">
             <w:r>
               <w:rPr>
                 <w:rStyle w:val="IndexLink"/>
@@ -696,7 +696,7 @@
             </w:tabs>
             <w:rPr/>
           </w:pPr>
-          <w:hyperlink w:anchor="__RefHeading___Toc2206_3155442951">
+          <w:hyperlink w:anchor="__RefHeading___Toc2204_4092869310">
             <w:r>
               <w:rPr>
                 <w:rStyle w:val="IndexLink"/>
@@ -716,7 +716,7 @@
             </w:tabs>
             <w:rPr/>
           </w:pPr>
-          <w:hyperlink w:anchor="__RefHeading___Toc2208_3155442951">
+          <w:hyperlink w:anchor="__RefHeading___Toc2206_4092869310">
             <w:r>
               <w:rPr>
                 <w:rStyle w:val="IndexLink"/>
@@ -736,7 +736,7 @@
             </w:tabs>
             <w:rPr/>
           </w:pPr>
-          <w:hyperlink w:anchor="__RefHeading___Toc2210_3155442951">
+          <w:hyperlink w:anchor="__RefHeading___Toc2208_4092869310">
             <w:r>
               <w:rPr>
                 <w:rStyle w:val="IndexLink"/>
@@ -756,7 +756,7 @@
             </w:tabs>
             <w:rPr/>
           </w:pPr>
-          <w:hyperlink w:anchor="__RefHeading___Toc2212_3155442951">
+          <w:hyperlink w:anchor="__RefHeading___Toc2210_4092869310">
             <w:r>
               <w:rPr>
                 <w:rStyle w:val="IndexLink"/>
@@ -776,7 +776,7 @@
             </w:tabs>
             <w:rPr/>
           </w:pPr>
-          <w:hyperlink w:anchor="__RefHeading___Toc2214_3155442951">
+          <w:hyperlink w:anchor="__RefHeading___Toc2212_4092869310">
             <w:r>
               <w:rPr>
                 <w:rStyle w:val="IndexLink"/>
@@ -796,7 +796,7 @@
             </w:tabs>
             <w:rPr/>
           </w:pPr>
-          <w:hyperlink w:anchor="__RefHeading___Toc2216_3155442951">
+          <w:hyperlink w:anchor="__RefHeading___Toc2214_4092869310">
             <w:r>
               <w:rPr>
                 <w:rStyle w:val="IndexLink"/>
@@ -816,7 +816,7 @@
             </w:tabs>
             <w:rPr/>
           </w:pPr>
-          <w:hyperlink w:anchor="__RefHeading___Toc2218_3155442951">
+          <w:hyperlink w:anchor="__RefHeading___Toc2216_4092869310">
             <w:r>
               <w:rPr>
                 <w:rStyle w:val="IndexLink"/>
@@ -836,7 +836,7 @@
             </w:tabs>
             <w:rPr/>
           </w:pPr>
-          <w:hyperlink w:anchor="__RefHeading___Toc2220_3155442951">
+          <w:hyperlink w:anchor="__RefHeading___Toc2218_4092869310">
             <w:r>
               <w:rPr>
                 <w:rStyle w:val="IndexLink"/>
@@ -856,7 +856,7 @@
             </w:tabs>
             <w:rPr/>
           </w:pPr>
-          <w:hyperlink w:anchor="__RefHeading___Toc2222_3155442951">
+          <w:hyperlink w:anchor="__RefHeading___Toc2220_4092869310">
             <w:r>
               <w:rPr>
                 <w:rStyle w:val="IndexLink"/>
@@ -876,7 +876,7 @@
             </w:tabs>
             <w:rPr/>
           </w:pPr>
-          <w:hyperlink w:anchor="__RefHeading___Toc2224_3155442951">
+          <w:hyperlink w:anchor="__RefHeading___Toc2222_4092869310">
             <w:r>
               <w:rPr>
                 <w:rStyle w:val="IndexLink"/>
@@ -896,7 +896,7 @@
             </w:tabs>
             <w:rPr/>
           </w:pPr>
-          <w:hyperlink w:anchor="__RefHeading___Toc2226_3155442951">
+          <w:hyperlink w:anchor="__RefHeading___Toc2224_4092869310">
             <w:r>
               <w:rPr>
                 <w:rStyle w:val="IndexLink"/>
@@ -916,7 +916,7 @@
             </w:tabs>
             <w:rPr/>
           </w:pPr>
-          <w:hyperlink w:anchor="__RefHeading___Toc2228_3155442951">
+          <w:hyperlink w:anchor="__RefHeading___Toc2226_4092869310">
             <w:r>
               <w:rPr>
                 <w:rStyle w:val="IndexLink"/>
@@ -936,7 +936,7 @@
             </w:tabs>
             <w:rPr/>
           </w:pPr>
-          <w:hyperlink w:anchor="__RefHeading___Toc2230_3155442951">
+          <w:hyperlink w:anchor="__RefHeading___Toc2228_4092869310">
             <w:r>
               <w:rPr>
                 <w:rStyle w:val="IndexLink"/>
@@ -956,7 +956,7 @@
             </w:tabs>
             <w:rPr/>
           </w:pPr>
-          <w:hyperlink w:anchor="__RefHeading___Toc2232_3155442951">
+          <w:hyperlink w:anchor="__RefHeading___Toc2230_4092869310">
             <w:r>
               <w:rPr>
                 <w:rStyle w:val="IndexLink"/>
@@ -976,7 +976,7 @@
             </w:tabs>
             <w:rPr/>
           </w:pPr>
-          <w:hyperlink w:anchor="__RefHeading___Toc2234_3155442951">
+          <w:hyperlink w:anchor="__RefHeading___Toc2232_4092869310">
             <w:r>
               <w:rPr>
                 <w:rStyle w:val="IndexLink"/>
@@ -996,7 +996,7 @@
             </w:tabs>
             <w:rPr/>
           </w:pPr>
-          <w:hyperlink w:anchor="__RefHeading___Toc2236_3155442951">
+          <w:hyperlink w:anchor="__RefHeading___Toc2234_4092869310">
             <w:r>
               <w:rPr>
                 <w:rStyle w:val="IndexLink"/>
@@ -1016,7 +1016,7 @@
             </w:tabs>
             <w:rPr/>
           </w:pPr>
-          <w:hyperlink w:anchor="__RefHeading___Toc2238_3155442951">
+          <w:hyperlink w:anchor="__RefHeading___Toc2236_4092869310">
             <w:r>
               <w:rPr>
                 <w:rStyle w:val="IndexLink"/>
@@ -1036,7 +1036,7 @@
             </w:tabs>
             <w:rPr/>
           </w:pPr>
-          <w:hyperlink w:anchor="__RefHeading___Toc2240_3155442951">
+          <w:hyperlink w:anchor="__RefHeading___Toc2238_4092869310">
             <w:r>
               <w:rPr>
                 <w:rStyle w:val="IndexLink"/>
@@ -1056,7 +1056,7 @@
             </w:tabs>
             <w:rPr/>
           </w:pPr>
-          <w:hyperlink w:anchor="__RefHeading___Toc2242_3155442951">
+          <w:hyperlink w:anchor="__RefHeading___Toc2240_4092869310">
             <w:r>
               <w:rPr>
                 <w:rStyle w:val="IndexLink"/>
@@ -1076,7 +1076,7 @@
             </w:tabs>
             <w:rPr/>
           </w:pPr>
-          <w:hyperlink w:anchor="__RefHeading___Toc2244_3155442951">
+          <w:hyperlink w:anchor="__RefHeading___Toc2242_4092869310">
             <w:r>
               <w:rPr>
                 <w:rStyle w:val="IndexLink"/>
@@ -1096,7 +1096,7 @@
             </w:tabs>
             <w:rPr/>
           </w:pPr>
-          <w:hyperlink w:anchor="__RefHeading___Toc2246_3155442951">
+          <w:hyperlink w:anchor="__RefHeading___Toc2244_4092869310">
             <w:r>
               <w:rPr>
                 <w:rStyle w:val="IndexLink"/>
@@ -1116,7 +1116,7 @@
             </w:tabs>
             <w:rPr/>
           </w:pPr>
-          <w:hyperlink w:anchor="__RefHeading___Toc2248_3155442951">
+          <w:hyperlink w:anchor="__RefHeading___Toc2246_4092869310">
             <w:r>
               <w:rPr>
                 <w:rStyle w:val="IndexLink"/>
@@ -1136,7 +1136,7 @@
             </w:tabs>
             <w:rPr/>
           </w:pPr>
-          <w:hyperlink w:anchor="__RefHeading___Toc2250_3155442951">
+          <w:hyperlink w:anchor="__RefHeading___Toc2248_4092869310">
             <w:r>
               <w:rPr>
                 <w:rStyle w:val="IndexLink"/>
@@ -1156,7 +1156,7 @@
             </w:tabs>
             <w:rPr/>
           </w:pPr>
-          <w:hyperlink w:anchor="__RefHeading___Toc2252_3155442951">
+          <w:hyperlink w:anchor="__RefHeading___Toc2250_4092869310">
             <w:r>
               <w:rPr>
                 <w:rStyle w:val="IndexLink"/>
@@ -1176,7 +1176,7 @@
             </w:tabs>
             <w:rPr/>
           </w:pPr>
-          <w:hyperlink w:anchor="__RefHeading___Toc2254_3155442951">
+          <w:hyperlink w:anchor="__RefHeading___Toc2252_4092869310">
             <w:r>
               <w:rPr>
                 <w:rStyle w:val="IndexLink"/>
@@ -1196,7 +1196,7 @@
             </w:tabs>
             <w:rPr/>
           </w:pPr>
-          <w:hyperlink w:anchor="__RefHeading___Toc2256_3155442951">
+          <w:hyperlink w:anchor="__RefHeading___Toc2254_4092869310">
             <w:r>
               <w:rPr>
                 <w:rStyle w:val="IndexLink"/>
@@ -1216,7 +1216,7 @@
             </w:tabs>
             <w:rPr/>
           </w:pPr>
-          <w:hyperlink w:anchor="__RefHeading___Toc2258_3155442951">
+          <w:hyperlink w:anchor="__RefHeading___Toc2256_4092869310">
             <w:r>
               <w:rPr>
                 <w:rStyle w:val="IndexLink"/>
@@ -1236,7 +1236,7 @@
             </w:tabs>
             <w:rPr/>
           </w:pPr>
-          <w:hyperlink w:anchor="__RefHeading___Toc2260_3155442951">
+          <w:hyperlink w:anchor="__RefHeading___Toc2258_4092869310">
             <w:r>
               <w:rPr>
                 <w:rStyle w:val="IndexLink"/>
@@ -1256,7 +1256,7 @@
             </w:tabs>
             <w:rPr/>
           </w:pPr>
-          <w:hyperlink w:anchor="__RefHeading___Toc2262_3155442951">
+          <w:hyperlink w:anchor="__RefHeading___Toc2260_4092869310">
             <w:r>
               <w:rPr>
                 <w:rStyle w:val="IndexLink"/>
@@ -1276,7 +1276,7 @@
             </w:tabs>
             <w:rPr/>
           </w:pPr>
-          <w:hyperlink w:anchor="__RefHeading___Toc2264_3155442951">
+          <w:hyperlink w:anchor="__RefHeading___Toc2262_4092869310">
             <w:r>
               <w:rPr>
                 <w:rStyle w:val="IndexLink"/>
@@ -1296,7 +1296,7 @@
             </w:tabs>
             <w:rPr/>
           </w:pPr>
-          <w:hyperlink w:anchor="__RefHeading___Toc2266_3155442951">
+          <w:hyperlink w:anchor="__RefHeading___Toc2264_4092869310">
             <w:r>
               <w:rPr>
                 <w:rStyle w:val="IndexLink"/>
@@ -1316,7 +1316,7 @@
             </w:tabs>
             <w:rPr/>
           </w:pPr>
-          <w:hyperlink w:anchor="__RefHeading___Toc2268_3155442951">
+          <w:hyperlink w:anchor="__RefHeading___Toc2266_4092869310">
             <w:r>
               <w:rPr>
                 <w:rStyle w:val="IndexLink"/>
@@ -1336,7 +1336,7 @@
             </w:tabs>
             <w:rPr/>
           </w:pPr>
-          <w:hyperlink w:anchor="__RefHeading___Toc2270_3155442951">
+          <w:hyperlink w:anchor="__RefHeading___Toc2268_4092869310">
             <w:r>
               <w:rPr>
                 <w:rStyle w:val="IndexLink"/>
@@ -1356,7 +1356,7 @@
             </w:tabs>
             <w:rPr/>
           </w:pPr>
-          <w:hyperlink w:anchor="__RefHeading___Toc2272_3155442951">
+          <w:hyperlink w:anchor="__RefHeading___Toc2270_4092869310">
             <w:r>
               <w:rPr>
                 <w:rStyle w:val="IndexLink"/>
@@ -1376,7 +1376,7 @@
             </w:tabs>
             <w:rPr/>
           </w:pPr>
-          <w:hyperlink w:anchor="__RefHeading___Toc2274_3155442951">
+          <w:hyperlink w:anchor="__RefHeading___Toc2272_4092869310">
             <w:r>
               <w:rPr>
                 <w:rStyle w:val="IndexLink"/>
@@ -1396,7 +1396,7 @@
             </w:tabs>
             <w:rPr/>
           </w:pPr>
-          <w:hyperlink w:anchor="__RefHeading___Toc2276_3155442951">
+          <w:hyperlink w:anchor="__RefHeading___Toc2274_4092869310">
             <w:r>
               <w:rPr>
                 <w:rStyle w:val="IndexLink"/>
@@ -1416,7 +1416,7 @@
             </w:tabs>
             <w:rPr/>
           </w:pPr>
-          <w:hyperlink w:anchor="__RefHeading___Toc2278_3155442951">
+          <w:hyperlink w:anchor="__RefHeading___Toc2276_4092869310">
             <w:r>
               <w:rPr>
                 <w:rStyle w:val="IndexLink"/>
@@ -1436,7 +1436,7 @@
             </w:tabs>
             <w:rPr/>
           </w:pPr>
-          <w:hyperlink w:anchor="__RefHeading___Toc2280_3155442951">
+          <w:hyperlink w:anchor="__RefHeading___Toc2278_4092869310">
             <w:r>
               <w:rPr>
                 <w:rStyle w:val="IndexLink"/>
@@ -1456,7 +1456,7 @@
             </w:tabs>
             <w:rPr/>
           </w:pPr>
-          <w:hyperlink w:anchor="__RefHeading___Toc2282_3155442951">
+          <w:hyperlink w:anchor="__RefHeading___Toc2280_4092869310">
             <w:r>
               <w:rPr>
                 <w:rStyle w:val="IndexLink"/>
@@ -1476,7 +1476,7 @@
             </w:tabs>
             <w:rPr/>
           </w:pPr>
-          <w:hyperlink w:anchor="__RefHeading___Toc2284_3155442951">
+          <w:hyperlink w:anchor="__RefHeading___Toc2282_4092869310">
             <w:r>
               <w:rPr>
                 <w:rStyle w:val="IndexLink"/>
@@ -1512,7 +1512,7 @@
         <w:pStyle w:val="Heading1"/>
         <w:rPr/>
       </w:pPr>
-      <w:bookmarkStart w:id="0" w:name="__RefHeading___Toc2186_3155442951"/>
+      <w:bookmarkStart w:id="0" w:name="__RefHeading___Toc2184_4092869310"/>
       <w:bookmarkEnd w:id="0"/>
       <w:r>
         <w:rPr/>
@@ -1524,7 +1524,7 @@
         <w:pStyle w:val="Heading2"/>
         <w:rPr/>
       </w:pPr>
-      <w:bookmarkStart w:id="1" w:name="__RefHeading___Toc2188_3155442951"/>
+      <w:bookmarkStart w:id="1" w:name="__RefHeading___Toc2186_4092869310"/>
       <w:bookmarkEnd w:id="1"/>
       <w:r>
         <w:rPr/>
@@ -1598,7 +1598,7 @@
         <w:pStyle w:val="Heading2"/>
         <w:rPr/>
       </w:pPr>
-      <w:bookmarkStart w:id="2" w:name="__RefHeading___Toc2190_3155442951"/>
+      <w:bookmarkStart w:id="2" w:name="__RefHeading___Toc2188_4092869310"/>
       <w:bookmarkEnd w:id="2"/>
       <w:r>
         <w:rPr/>
@@ -1748,7 +1748,7 @@
         <w:pStyle w:val="Heading2"/>
         <w:rPr/>
       </w:pPr>
-      <w:bookmarkStart w:id="3" w:name="__RefHeading___Toc2192_3155442951"/>
+      <w:bookmarkStart w:id="3" w:name="__RefHeading___Toc2190_4092869310"/>
       <w:bookmarkEnd w:id="3"/>
       <w:r>
         <w:rPr/>
@@ -1804,7 +1804,7 @@
         <w:pStyle w:val="Heading2"/>
         <w:rPr/>
       </w:pPr>
-      <w:bookmarkStart w:id="4" w:name="__RefHeading___Toc2194_3155442951"/>
+      <w:bookmarkStart w:id="4" w:name="__RefHeading___Toc2192_4092869310"/>
       <w:bookmarkEnd w:id="4"/>
       <w:r>
         <w:rPr/>
@@ -1871,7 +1871,7 @@
         <w:pStyle w:val="Heading2"/>
         <w:rPr/>
       </w:pPr>
-      <w:bookmarkStart w:id="5" w:name="__RefHeading___Toc2196_3155442951"/>
+      <w:bookmarkStart w:id="5" w:name="__RefHeading___Toc2194_4092869310"/>
       <w:bookmarkEnd w:id="5"/>
       <w:r>
         <w:rPr/>
@@ -1897,7 +1897,7 @@
         <w:pStyle w:val="Heading1"/>
         <w:rPr/>
       </w:pPr>
-      <w:bookmarkStart w:id="6" w:name="__RefHeading___Toc2198_3155442951"/>
+      <w:bookmarkStart w:id="6" w:name="__RefHeading___Toc2196_4092869310"/>
       <w:bookmarkEnd w:id="6"/>
       <w:r>
         <w:rPr/>
@@ -1909,7 +1909,7 @@
         <w:pStyle w:val="Heading2"/>
         <w:rPr/>
       </w:pPr>
-      <w:bookmarkStart w:id="7" w:name="__RefHeading___Toc2200_3155442951"/>
+      <w:bookmarkStart w:id="7" w:name="__RefHeading___Toc2198_4092869310"/>
       <w:bookmarkEnd w:id="7"/>
       <w:r>
         <w:rPr/>
@@ -1943,7 +1943,7 @@
         <w:pStyle w:val="Heading2"/>
         <w:rPr/>
       </w:pPr>
-      <w:bookmarkStart w:id="8" w:name="__RefHeading___Toc2202_3155442951"/>
+      <w:bookmarkStart w:id="8" w:name="__RefHeading___Toc2200_4092869310"/>
       <w:bookmarkEnd w:id="8"/>
       <w:r>
         <w:rPr/>
@@ -1966,7 +1966,7 @@
         <w:pStyle w:val="Heading2"/>
         <w:rPr/>
       </w:pPr>
-      <w:bookmarkStart w:id="9" w:name="__RefHeading___Toc2204_3155442951"/>
+      <w:bookmarkStart w:id="9" w:name="__RefHeading___Toc2202_4092869310"/>
       <w:bookmarkEnd w:id="9"/>
       <w:r>
         <w:rPr/>
@@ -2000,7 +2000,7 @@
         <w:pStyle w:val="Heading2"/>
         <w:rPr/>
       </w:pPr>
-      <w:bookmarkStart w:id="10" w:name="__RefHeading___Toc2206_3155442951"/>
+      <w:bookmarkStart w:id="10" w:name="__RefHeading___Toc2204_4092869310"/>
       <w:bookmarkEnd w:id="10"/>
       <w:r>
         <w:rPr/>
@@ -2842,7 +2842,7 @@
         <w:pStyle w:val="Heading2"/>
         <w:rPr/>
       </w:pPr>
-      <w:bookmarkStart w:id="11" w:name="__RefHeading___Toc2208_3155442951"/>
+      <w:bookmarkStart w:id="11" w:name="__RefHeading___Toc2206_4092869310"/>
       <w:bookmarkEnd w:id="11"/>
       <w:r>
         <w:rPr/>
@@ -3754,7 +3754,7 @@
         <w:pStyle w:val="Heading1"/>
         <w:rPr/>
       </w:pPr>
-      <w:bookmarkStart w:id="12" w:name="__RefHeading___Toc2210_3155442951"/>
+      <w:bookmarkStart w:id="12" w:name="__RefHeading___Toc2208_4092869310"/>
       <w:bookmarkEnd w:id="12"/>
       <w:r>
         <w:rPr/>
@@ -3766,7 +3766,7 @@
         <w:pStyle w:val="Heading2"/>
         <w:rPr/>
       </w:pPr>
-      <w:bookmarkStart w:id="13" w:name="__RefHeading___Toc2212_3155442951"/>
+      <w:bookmarkStart w:id="13" w:name="__RefHeading___Toc2210_4092869310"/>
       <w:bookmarkEnd w:id="13"/>
       <w:r>
         <w:rPr/>
@@ -3811,7 +3811,7 @@
         <w:pStyle w:val="Heading2"/>
         <w:rPr/>
       </w:pPr>
-      <w:bookmarkStart w:id="14" w:name="__RefHeading___Toc2214_3155442951"/>
+      <w:bookmarkStart w:id="14" w:name="__RefHeading___Toc2212_4092869310"/>
       <w:bookmarkEnd w:id="14"/>
       <w:r>
         <w:rPr/>
@@ -3911,7 +3911,7 @@
         <w:pStyle w:val="Heading2"/>
         <w:rPr/>
       </w:pPr>
-      <w:bookmarkStart w:id="15" w:name="__RefHeading___Toc2216_3155442951"/>
+      <w:bookmarkStart w:id="15" w:name="__RefHeading___Toc2214_4092869310"/>
       <w:bookmarkEnd w:id="15"/>
       <w:r>
         <w:rPr/>
@@ -4731,7 +4731,7 @@
         <w:pStyle w:val="Heading2"/>
         <w:rPr/>
       </w:pPr>
-      <w:bookmarkStart w:id="16" w:name="__RefHeading___Toc2218_3155442951"/>
+      <w:bookmarkStart w:id="16" w:name="__RefHeading___Toc2216_4092869310"/>
       <w:bookmarkEnd w:id="16"/>
       <w:r>
         <w:rPr/>
@@ -5510,7 +5510,7 @@
         <w:pStyle w:val="Heading1"/>
         <w:rPr/>
       </w:pPr>
-      <w:bookmarkStart w:id="17" w:name="__RefHeading___Toc2220_3155442951"/>
+      <w:bookmarkStart w:id="17" w:name="__RefHeading___Toc2218_4092869310"/>
       <w:bookmarkEnd w:id="17"/>
       <w:r>
         <w:rPr/>
@@ -5522,7 +5522,7 @@
         <w:pStyle w:val="Heading2"/>
         <w:rPr/>
       </w:pPr>
-      <w:bookmarkStart w:id="18" w:name="__RefHeading___Toc2222_3155442951"/>
+      <w:bookmarkStart w:id="18" w:name="__RefHeading___Toc2220_4092869310"/>
       <w:bookmarkEnd w:id="18"/>
       <w:r>
         <w:rPr/>
@@ -5567,7 +5567,7 @@
         <w:pStyle w:val="Heading2"/>
         <w:rPr/>
       </w:pPr>
-      <w:bookmarkStart w:id="19" w:name="__RefHeading___Toc2224_3155442951"/>
+      <w:bookmarkStart w:id="19" w:name="__RefHeading___Toc2222_4092869310"/>
       <w:bookmarkEnd w:id="19"/>
       <w:r>
         <w:rPr/>
@@ -6737,7 +6737,7 @@
         <w:pStyle w:val="Heading2"/>
         <w:rPr/>
       </w:pPr>
-      <w:bookmarkStart w:id="20" w:name="__RefHeading___Toc2226_3155442951"/>
+      <w:bookmarkStart w:id="20" w:name="__RefHeading___Toc2224_4092869310"/>
       <w:bookmarkEnd w:id="20"/>
       <w:r>
         <w:rPr/>
@@ -7586,7 +7586,7 @@
         <w:pStyle w:val="Heading1"/>
         <w:rPr/>
       </w:pPr>
-      <w:bookmarkStart w:id="21" w:name="__RefHeading___Toc2228_3155442951"/>
+      <w:bookmarkStart w:id="21" w:name="__RefHeading___Toc2226_4092869310"/>
       <w:bookmarkEnd w:id="21"/>
       <w:r>
         <w:rPr/>
@@ -7598,7 +7598,7 @@
         <w:pStyle w:val="Heading2"/>
         <w:rPr/>
       </w:pPr>
-      <w:bookmarkStart w:id="22" w:name="__RefHeading___Toc2230_3155442951"/>
+      <w:bookmarkStart w:id="22" w:name="__RefHeading___Toc2228_4092869310"/>
       <w:bookmarkEnd w:id="22"/>
       <w:r>
         <w:rPr/>
@@ -7632,7 +7632,7 @@
         <w:pStyle w:val="Heading2"/>
         <w:rPr/>
       </w:pPr>
-      <w:bookmarkStart w:id="23" w:name="__RefHeading___Toc2232_3155442951"/>
+      <w:bookmarkStart w:id="23" w:name="__RefHeading___Toc2230_4092869310"/>
       <w:bookmarkEnd w:id="23"/>
       <w:r>
         <w:rPr/>
@@ -8347,7 +8347,7 @@
         <w:pStyle w:val="Heading2"/>
         <w:rPr/>
       </w:pPr>
-      <w:bookmarkStart w:id="24" w:name="__RefHeading___Toc2234_3155442951"/>
+      <w:bookmarkStart w:id="24" w:name="__RefHeading___Toc2232_4092869310"/>
       <w:bookmarkEnd w:id="24"/>
       <w:r>
         <w:rPr/>
@@ -8373,7 +8373,7 @@
         <w:pStyle w:val="Heading1"/>
         <w:rPr/>
       </w:pPr>
-      <w:bookmarkStart w:id="25" w:name="__RefHeading___Toc2236_3155442951"/>
+      <w:bookmarkStart w:id="25" w:name="__RefHeading___Toc2234_4092869310"/>
       <w:bookmarkEnd w:id="25"/>
       <w:r>
         <w:rPr/>
@@ -8397,7 +8397,7 @@
         <w:pStyle w:val="Heading2"/>
         <w:rPr/>
       </w:pPr>
-      <w:bookmarkStart w:id="26" w:name="__RefHeading___Toc2238_3155442951"/>
+      <w:bookmarkStart w:id="26" w:name="__RefHeading___Toc2236_4092869310"/>
       <w:bookmarkEnd w:id="26"/>
       <w:r>
         <w:rPr/>
@@ -9495,7 +9495,7 @@
         <w:pStyle w:val="Heading2"/>
         <w:rPr/>
       </w:pPr>
-      <w:bookmarkStart w:id="27" w:name="__RefHeading___Toc2240_3155442951"/>
+      <w:bookmarkStart w:id="27" w:name="__RefHeading___Toc2238_4092869310"/>
       <w:bookmarkEnd w:id="27"/>
       <w:r>
         <w:rPr/>
@@ -10667,7 +10667,7 @@
         <w:pStyle w:val="Heading2"/>
         <w:rPr/>
       </w:pPr>
-      <w:bookmarkStart w:id="28" w:name="__RefHeading___Toc2242_3155442951"/>
+      <w:bookmarkStart w:id="28" w:name="__RefHeading___Toc2240_4092869310"/>
       <w:bookmarkEnd w:id="28"/>
       <w:r>
         <w:rPr/>
@@ -12029,7 +12029,7 @@
         <w:pStyle w:val="Heading2"/>
         <w:rPr/>
       </w:pPr>
-      <w:bookmarkStart w:id="29" w:name="__RefHeading___Toc2244_3155442951"/>
+      <w:bookmarkStart w:id="29" w:name="__RefHeading___Toc2242_4092869310"/>
       <w:bookmarkEnd w:id="29"/>
       <w:r>
         <w:rPr/>
@@ -12074,7 +12074,7 @@
         <w:pStyle w:val="Heading2"/>
         <w:rPr/>
       </w:pPr>
-      <w:bookmarkStart w:id="30" w:name="__RefHeading___Toc2246_3155442951"/>
+      <w:bookmarkStart w:id="30" w:name="__RefHeading___Toc2244_4092869310"/>
       <w:bookmarkEnd w:id="30"/>
       <w:r>
         <w:rPr/>
@@ -14515,7 +14515,7 @@
         <w:pStyle w:val="Heading2"/>
         <w:rPr/>
       </w:pPr>
-      <w:bookmarkStart w:id="31" w:name="__RefHeading___Toc2248_3155442951"/>
+      <w:bookmarkStart w:id="31" w:name="__RefHeading___Toc2246_4092869310"/>
       <w:bookmarkEnd w:id="31"/>
       <w:r>
         <w:rPr/>
@@ -16672,7 +16672,7 @@
         <w:pStyle w:val="Heading2"/>
         <w:rPr/>
       </w:pPr>
-      <w:bookmarkStart w:id="32" w:name="__RefHeading___Toc2250_3155442951"/>
+      <w:bookmarkStart w:id="32" w:name="__RefHeading___Toc2248_4092869310"/>
       <w:bookmarkEnd w:id="32"/>
       <w:r>
         <w:rPr/>
@@ -18968,7 +18968,7 @@
         <w:pStyle w:val="Heading1"/>
         <w:rPr/>
       </w:pPr>
-      <w:bookmarkStart w:id="33" w:name="__RefHeading___Toc2252_3155442951"/>
+      <w:bookmarkStart w:id="33" w:name="__RefHeading___Toc2250_4092869310"/>
       <w:bookmarkEnd w:id="33"/>
       <w:r>
         <w:rPr/>
@@ -18980,7 +18980,7 @@
         <w:pStyle w:val="Heading2"/>
         <w:rPr/>
       </w:pPr>
-      <w:bookmarkStart w:id="34" w:name="__RefHeading___Toc2254_3155442951"/>
+      <w:bookmarkStart w:id="34" w:name="__RefHeading___Toc2252_4092869310"/>
       <w:bookmarkEnd w:id="34"/>
       <w:r>
         <w:rPr/>
@@ -19412,7 +19412,7 @@
         <w:pStyle w:val="Heading2"/>
         <w:rPr/>
       </w:pPr>
-      <w:bookmarkStart w:id="35" w:name="__RefHeading___Toc2256_3155442951"/>
+      <w:bookmarkStart w:id="35" w:name="__RefHeading___Toc2254_4092869310"/>
       <w:bookmarkEnd w:id="35"/>
       <w:r>
         <w:rPr/>
@@ -20623,7 +20623,7 @@
         <w:pStyle w:val="Heading2"/>
         <w:rPr/>
       </w:pPr>
-      <w:bookmarkStart w:id="36" w:name="__RefHeading___Toc2258_3155442951"/>
+      <w:bookmarkStart w:id="36" w:name="__RefHeading___Toc2256_4092869310"/>
       <w:bookmarkEnd w:id="36"/>
       <w:r>
         <w:rPr/>
@@ -20668,7 +20668,7 @@
         <w:pStyle w:val="Heading2"/>
         <w:rPr/>
       </w:pPr>
-      <w:bookmarkStart w:id="37" w:name="__RefHeading___Toc2260_3155442951"/>
+      <w:bookmarkStart w:id="37" w:name="__RefHeading___Toc2258_4092869310"/>
       <w:bookmarkEnd w:id="37"/>
       <w:r>
         <w:rPr/>
@@ -21835,7 +21835,7 @@
         <w:pStyle w:val="Heading1"/>
         <w:rPr/>
       </w:pPr>
-      <w:bookmarkStart w:id="38" w:name="__RefHeading___Toc2262_3155442951"/>
+      <w:bookmarkStart w:id="38" w:name="__RefHeading___Toc2260_4092869310"/>
       <w:bookmarkEnd w:id="38"/>
       <w:r>
         <w:rPr/>
@@ -21847,7 +21847,7 @@
         <w:pStyle w:val="Heading2"/>
         <w:rPr/>
       </w:pPr>
-      <w:bookmarkStart w:id="39" w:name="__RefHeading___Toc2264_3155442951"/>
+      <w:bookmarkStart w:id="39" w:name="__RefHeading___Toc2262_4092869310"/>
       <w:bookmarkEnd w:id="39"/>
       <w:r>
         <w:rPr/>
@@ -23159,7 +23159,7 @@
         <w:pStyle w:val="Heading2"/>
         <w:rPr/>
       </w:pPr>
-      <w:bookmarkStart w:id="40" w:name="__RefHeading___Toc2266_3155442951"/>
+      <w:bookmarkStart w:id="40" w:name="__RefHeading___Toc2264_4092869310"/>
       <w:bookmarkEnd w:id="40"/>
       <w:r>
         <w:rPr/>
@@ -23284,7 +23284,7 @@
         <w:pStyle w:val="Heading2"/>
         <w:rPr/>
       </w:pPr>
-      <w:bookmarkStart w:id="41" w:name="__RefHeading___Toc2268_3155442951"/>
+      <w:bookmarkStart w:id="41" w:name="__RefHeading___Toc2266_4092869310"/>
       <w:bookmarkEnd w:id="41"/>
       <w:r>
         <w:rPr/>
@@ -24429,7 +24429,7 @@
         <w:pStyle w:val="Heading1"/>
         <w:rPr/>
       </w:pPr>
-      <w:bookmarkStart w:id="42" w:name="__RefHeading___Toc2270_3155442951"/>
+      <w:bookmarkStart w:id="42" w:name="__RefHeading___Toc2268_4092869310"/>
       <w:bookmarkEnd w:id="42"/>
       <w:r>
         <w:rPr/>
@@ -24441,7 +24441,7 @@
         <w:pStyle w:val="Heading2"/>
         <w:rPr/>
       </w:pPr>
-      <w:bookmarkStart w:id="43" w:name="__RefHeading___Toc2272_3155442951"/>
+      <w:bookmarkStart w:id="43" w:name="__RefHeading___Toc2270_4092869310"/>
       <w:bookmarkEnd w:id="43"/>
       <w:r>
         <w:rPr/>
@@ -24541,7 +24541,7 @@
         <w:pStyle w:val="Heading2"/>
         <w:rPr/>
       </w:pPr>
-      <w:bookmarkStart w:id="44" w:name="__RefHeading___Toc2274_3155442951"/>
+      <w:bookmarkStart w:id="44" w:name="__RefHeading___Toc2272_4092869310"/>
       <w:bookmarkEnd w:id="44"/>
       <w:r>
         <w:rPr/>
@@ -24564,7 +24564,7 @@
         <w:pStyle w:val="Heading2"/>
         <w:rPr/>
       </w:pPr>
-      <w:bookmarkStart w:id="45" w:name="__RefHeading___Toc2276_3155442951"/>
+      <w:bookmarkStart w:id="45" w:name="__RefHeading___Toc2274_4092869310"/>
       <w:bookmarkEnd w:id="45"/>
       <w:r>
         <w:rPr/>
@@ -24601,7 +24601,7 @@
         <w:pStyle w:val="Heading1"/>
         <w:rPr/>
       </w:pPr>
-      <w:bookmarkStart w:id="46" w:name="__RefHeading___Toc2278_3155442951"/>
+      <w:bookmarkStart w:id="46" w:name="__RefHeading___Toc2276_4092869310"/>
       <w:bookmarkEnd w:id="46"/>
       <w:r>
         <w:rPr/>
@@ -25432,7 +25432,7 @@
         <w:pStyle w:val="Heading1"/>
         <w:rPr/>
       </w:pPr>
-      <w:bookmarkStart w:id="47" w:name="__RefHeading___Toc2280_3155442951"/>
+      <w:bookmarkStart w:id="47" w:name="__RefHeading___Toc2278_4092869310"/>
       <w:bookmarkEnd w:id="47"/>
       <w:r>
         <w:rPr/>
@@ -25785,7 +25785,7 @@
         <w:pStyle w:val="Heading1"/>
         <w:rPr/>
       </w:pPr>
-      <w:bookmarkStart w:id="48" w:name="__RefHeading___Toc2282_3155442951"/>
+      <w:bookmarkStart w:id="48" w:name="__RefHeading___Toc2280_4092869310"/>
       <w:bookmarkEnd w:id="48"/>
       <w:r>
         <w:rPr/>
@@ -25811,17 +25811,7 @@
       </w:pPr>
       <w:r>
         <w:rPr/>
-        <w:t xml:space="preserve">El código, los datos de mercado con la fuente de cada cifra y los gráficos de este trabajo están disponibles en el repositorio </w:t>
-      </w:r>
-      <w:r>
-        <w:rPr>
-          <w:highlight w:val="yellow"/>
-        </w:rPr>
-        <w:t>https://github.com/USUARIO/flujo-tfg</w:t>
-      </w:r>
-      <w:r>
-        <w:rPr/>
-        <w:t>. Para reproducir los resultados basta con ejecutar, en este orden, modelo.py, graficos.py y exportar_excel.py, y cualquier hipótesis puede cambiarse en hipotesis.py para recalcular todo el plan.</w:t>
+        <w:t>El código, los datos de mercado con la fuente de cada cifra y los gráficos de este trabajo están disponibles en el repositorio https://github.com/Andres-Leach/flujo-tfg. Para reproducir los resultados basta con ejecutar, en este orden, modelo.py, graficos.py y exportar_excel.py, y cualquier hipótesis puede cambiarse en hipotesis.py para recalcular todo el plan.</w:t>
       </w:r>
     </w:p>
     <w:p>
@@ -25843,7 +25833,7 @@
         <w:pStyle w:val="Heading1"/>
         <w:rPr/>
       </w:pPr>
-      <w:bookmarkStart w:id="49" w:name="__RefHeading___Toc2284_3155442951"/>
+      <w:bookmarkStart w:id="49" w:name="__RefHeading___Toc2282_4092869310"/>
       <w:bookmarkEnd w:id="49"/>
       <w:r>
         <w:rPr/>

--- a/TFG_Flujo_v2.docx
+++ b/TFG_Flujo_v2.docx
@@ -496,7 +496,7 @@
             </w:rPr>
             <w:fldChar w:fldCharType="separate"/>
           </w:r>
-          <w:hyperlink w:anchor="__RefHeading___Toc2184_4092869310">
+          <w:hyperlink w:anchor="__RefHeading___Toc2554_2080339060">
             <w:r>
               <w:rPr>
                 <w:rStyle w:val="IndexLink"/>
@@ -516,7 +516,7 @@
             </w:tabs>
             <w:rPr/>
           </w:pPr>
-          <w:hyperlink w:anchor="__RefHeading___Toc2186_4092869310">
+          <w:hyperlink w:anchor="__RefHeading___Toc2556_2080339060">
             <w:r>
               <w:rPr>
                 <w:rStyle w:val="IndexLink"/>
@@ -536,7 +536,7 @@
             </w:tabs>
             <w:rPr/>
           </w:pPr>
-          <w:hyperlink w:anchor="__RefHeading___Toc2188_4092869310">
+          <w:hyperlink w:anchor="__RefHeading___Toc2558_2080339060">
             <w:r>
               <w:rPr>
                 <w:rStyle w:val="IndexLink"/>
@@ -556,7 +556,7 @@
             </w:tabs>
             <w:rPr/>
           </w:pPr>
-          <w:hyperlink w:anchor="__RefHeading___Toc2190_4092869310">
+          <w:hyperlink w:anchor="__RefHeading___Toc2560_2080339060">
             <w:r>
               <w:rPr>
                 <w:rStyle w:val="IndexLink"/>
@@ -576,7 +576,7 @@
             </w:tabs>
             <w:rPr/>
           </w:pPr>
-          <w:hyperlink w:anchor="__RefHeading___Toc2192_4092869310">
+          <w:hyperlink w:anchor="__RefHeading___Toc2562_2080339060">
             <w:r>
               <w:rPr>
                 <w:rStyle w:val="IndexLink"/>
@@ -596,7 +596,7 @@
             </w:tabs>
             <w:rPr/>
           </w:pPr>
-          <w:hyperlink w:anchor="__RefHeading___Toc2194_4092869310">
+          <w:hyperlink w:anchor="__RefHeading___Toc2564_2080339060">
             <w:r>
               <w:rPr>
                 <w:rStyle w:val="IndexLink"/>
@@ -616,7 +616,7 @@
             </w:tabs>
             <w:rPr/>
           </w:pPr>
-          <w:hyperlink w:anchor="__RefHeading___Toc2196_4092869310">
+          <w:hyperlink w:anchor="__RefHeading___Toc2566_2080339060">
             <w:r>
               <w:rPr>
                 <w:rStyle w:val="IndexLink"/>
@@ -636,7 +636,7 @@
             </w:tabs>
             <w:rPr/>
           </w:pPr>
-          <w:hyperlink w:anchor="__RefHeading___Toc2198_4092869310">
+          <w:hyperlink w:anchor="__RefHeading___Toc2568_2080339060">
             <w:r>
               <w:rPr>
                 <w:rStyle w:val="IndexLink"/>
@@ -656,7 +656,7 @@
             </w:tabs>
             <w:rPr/>
           </w:pPr>
-          <w:hyperlink w:anchor="__RefHeading___Toc2200_4092869310">
+          <w:hyperlink w:anchor="__RefHeading___Toc2570_2080339060">
             <w:r>
               <w:rPr>
                 <w:rStyle w:val="IndexLink"/>
@@ -676,7 +676,7 @@
             </w:tabs>
             <w:rPr/>
           </w:pPr>
-          <w:hyperlink w:anchor="__RefHeading___Toc2202_4092869310">
+          <w:hyperlink w:anchor="__RefHeading___Toc2572_2080339060">
             <w:r>
               <w:rPr>
                 <w:rStyle w:val="IndexLink"/>
@@ -696,7 +696,7 @@
             </w:tabs>
             <w:rPr/>
           </w:pPr>
-          <w:hyperlink w:anchor="__RefHeading___Toc2204_4092869310">
+          <w:hyperlink w:anchor="__RefHeading___Toc2574_2080339060">
             <w:r>
               <w:rPr>
                 <w:rStyle w:val="IndexLink"/>
@@ -716,7 +716,7 @@
             </w:tabs>
             <w:rPr/>
           </w:pPr>
-          <w:hyperlink w:anchor="__RefHeading___Toc2206_4092869310">
+          <w:hyperlink w:anchor="__RefHeading___Toc2576_2080339060">
             <w:r>
               <w:rPr>
                 <w:rStyle w:val="IndexLink"/>
@@ -736,7 +736,7 @@
             </w:tabs>
             <w:rPr/>
           </w:pPr>
-          <w:hyperlink w:anchor="__RefHeading___Toc2208_4092869310">
+          <w:hyperlink w:anchor="__RefHeading___Toc2578_2080339060">
             <w:r>
               <w:rPr>
                 <w:rStyle w:val="IndexLink"/>
@@ -756,7 +756,7 @@
             </w:tabs>
             <w:rPr/>
           </w:pPr>
-          <w:hyperlink w:anchor="__RefHeading___Toc2210_4092869310">
+          <w:hyperlink w:anchor="__RefHeading___Toc2580_2080339060">
             <w:r>
               <w:rPr>
                 <w:rStyle w:val="IndexLink"/>
@@ -776,7 +776,7 @@
             </w:tabs>
             <w:rPr/>
           </w:pPr>
-          <w:hyperlink w:anchor="__RefHeading___Toc2212_4092869310">
+          <w:hyperlink w:anchor="__RefHeading___Toc2582_2080339060">
             <w:r>
               <w:rPr>
                 <w:rStyle w:val="IndexLink"/>
@@ -796,7 +796,7 @@
             </w:tabs>
             <w:rPr/>
           </w:pPr>
-          <w:hyperlink w:anchor="__RefHeading___Toc2214_4092869310">
+          <w:hyperlink w:anchor="__RefHeading___Toc2584_2080339060">
             <w:r>
               <w:rPr>
                 <w:rStyle w:val="IndexLink"/>
@@ -816,7 +816,7 @@
             </w:tabs>
             <w:rPr/>
           </w:pPr>
-          <w:hyperlink w:anchor="__RefHeading___Toc2216_4092869310">
+          <w:hyperlink w:anchor="__RefHeading___Toc2586_2080339060">
             <w:r>
               <w:rPr>
                 <w:rStyle w:val="IndexLink"/>
@@ -836,7 +836,7 @@
             </w:tabs>
             <w:rPr/>
           </w:pPr>
-          <w:hyperlink w:anchor="__RefHeading___Toc2218_4092869310">
+          <w:hyperlink w:anchor="__RefHeading___Toc2588_2080339060">
             <w:r>
               <w:rPr>
                 <w:rStyle w:val="IndexLink"/>
@@ -856,7 +856,7 @@
             </w:tabs>
             <w:rPr/>
           </w:pPr>
-          <w:hyperlink w:anchor="__RefHeading___Toc2220_4092869310">
+          <w:hyperlink w:anchor="__RefHeading___Toc2590_2080339060">
             <w:r>
               <w:rPr>
                 <w:rStyle w:val="IndexLink"/>
@@ -876,7 +876,7 @@
             </w:tabs>
             <w:rPr/>
           </w:pPr>
-          <w:hyperlink w:anchor="__RefHeading___Toc2222_4092869310">
+          <w:hyperlink w:anchor="__RefHeading___Toc2592_2080339060">
             <w:r>
               <w:rPr>
                 <w:rStyle w:val="IndexLink"/>
@@ -896,7 +896,7 @@
             </w:tabs>
             <w:rPr/>
           </w:pPr>
-          <w:hyperlink w:anchor="__RefHeading___Toc2224_4092869310">
+          <w:hyperlink w:anchor="__RefHeading___Toc2594_2080339060">
             <w:r>
               <w:rPr>
                 <w:rStyle w:val="IndexLink"/>
@@ -916,7 +916,7 @@
             </w:tabs>
             <w:rPr/>
           </w:pPr>
-          <w:hyperlink w:anchor="__RefHeading___Toc2226_4092869310">
+          <w:hyperlink w:anchor="__RefHeading___Toc2596_2080339060">
             <w:r>
               <w:rPr>
                 <w:rStyle w:val="IndexLink"/>
@@ -936,7 +936,7 @@
             </w:tabs>
             <w:rPr/>
           </w:pPr>
-          <w:hyperlink w:anchor="__RefHeading___Toc2228_4092869310">
+          <w:hyperlink w:anchor="__RefHeading___Toc2598_2080339060">
             <w:r>
               <w:rPr>
                 <w:rStyle w:val="IndexLink"/>
@@ -956,7 +956,7 @@
             </w:tabs>
             <w:rPr/>
           </w:pPr>
-          <w:hyperlink w:anchor="__RefHeading___Toc2230_4092869310">
+          <w:hyperlink w:anchor="__RefHeading___Toc2600_2080339060">
             <w:r>
               <w:rPr>
                 <w:rStyle w:val="IndexLink"/>
@@ -976,7 +976,7 @@
             </w:tabs>
             <w:rPr/>
           </w:pPr>
-          <w:hyperlink w:anchor="__RefHeading___Toc2232_4092869310">
+          <w:hyperlink w:anchor="__RefHeading___Toc2602_2080339060">
             <w:r>
               <w:rPr>
                 <w:rStyle w:val="IndexLink"/>
@@ -996,7 +996,7 @@
             </w:tabs>
             <w:rPr/>
           </w:pPr>
-          <w:hyperlink w:anchor="__RefHeading___Toc2234_4092869310">
+          <w:hyperlink w:anchor="__RefHeading___Toc2604_2080339060">
             <w:r>
               <w:rPr>
                 <w:rStyle w:val="IndexLink"/>
@@ -1016,7 +1016,7 @@
             </w:tabs>
             <w:rPr/>
           </w:pPr>
-          <w:hyperlink w:anchor="__RefHeading___Toc2236_4092869310">
+          <w:hyperlink w:anchor="__RefHeading___Toc2606_2080339060">
             <w:r>
               <w:rPr>
                 <w:rStyle w:val="IndexLink"/>
@@ -1036,7 +1036,7 @@
             </w:tabs>
             <w:rPr/>
           </w:pPr>
-          <w:hyperlink w:anchor="__RefHeading___Toc2238_4092869310">
+          <w:hyperlink w:anchor="__RefHeading___Toc2608_2080339060">
             <w:r>
               <w:rPr>
                 <w:rStyle w:val="IndexLink"/>
@@ -1056,7 +1056,7 @@
             </w:tabs>
             <w:rPr/>
           </w:pPr>
-          <w:hyperlink w:anchor="__RefHeading___Toc2240_4092869310">
+          <w:hyperlink w:anchor="__RefHeading___Toc2610_2080339060">
             <w:r>
               <w:rPr>
                 <w:rStyle w:val="IndexLink"/>
@@ -1076,7 +1076,7 @@
             </w:tabs>
             <w:rPr/>
           </w:pPr>
-          <w:hyperlink w:anchor="__RefHeading___Toc2242_4092869310">
+          <w:hyperlink w:anchor="__RefHeading___Toc2612_2080339060">
             <w:r>
               <w:rPr>
                 <w:rStyle w:val="IndexLink"/>
@@ -1096,7 +1096,7 @@
             </w:tabs>
             <w:rPr/>
           </w:pPr>
-          <w:hyperlink w:anchor="__RefHeading___Toc2244_4092869310">
+          <w:hyperlink w:anchor="__RefHeading___Toc2614_2080339060">
             <w:r>
               <w:rPr>
                 <w:rStyle w:val="IndexLink"/>
@@ -1116,7 +1116,7 @@
             </w:tabs>
             <w:rPr/>
           </w:pPr>
-          <w:hyperlink w:anchor="__RefHeading___Toc2246_4092869310">
+          <w:hyperlink w:anchor="__RefHeading___Toc2616_2080339060">
             <w:r>
               <w:rPr>
                 <w:rStyle w:val="IndexLink"/>
@@ -1136,7 +1136,7 @@
             </w:tabs>
             <w:rPr/>
           </w:pPr>
-          <w:hyperlink w:anchor="__RefHeading___Toc2248_4092869310">
+          <w:hyperlink w:anchor="__RefHeading___Toc2618_2080339060">
             <w:r>
               <w:rPr>
                 <w:rStyle w:val="IndexLink"/>
@@ -1156,7 +1156,7 @@
             </w:tabs>
             <w:rPr/>
           </w:pPr>
-          <w:hyperlink w:anchor="__RefHeading___Toc2250_4092869310">
+          <w:hyperlink w:anchor="__RefHeading___Toc2620_2080339060">
             <w:r>
               <w:rPr>
                 <w:rStyle w:val="IndexLink"/>
@@ -1176,7 +1176,7 @@
             </w:tabs>
             <w:rPr/>
           </w:pPr>
-          <w:hyperlink w:anchor="__RefHeading___Toc2252_4092869310">
+          <w:hyperlink w:anchor="__RefHeading___Toc2622_2080339060">
             <w:r>
               <w:rPr>
                 <w:rStyle w:val="IndexLink"/>
@@ -1196,7 +1196,7 @@
             </w:tabs>
             <w:rPr/>
           </w:pPr>
-          <w:hyperlink w:anchor="__RefHeading___Toc2254_4092869310">
+          <w:hyperlink w:anchor="__RefHeading___Toc2624_2080339060">
             <w:r>
               <w:rPr>
                 <w:rStyle w:val="IndexLink"/>
@@ -1216,7 +1216,7 @@
             </w:tabs>
             <w:rPr/>
           </w:pPr>
-          <w:hyperlink w:anchor="__RefHeading___Toc2256_4092869310">
+          <w:hyperlink w:anchor="__RefHeading___Toc2626_2080339060">
             <w:r>
               <w:rPr>
                 <w:rStyle w:val="IndexLink"/>
@@ -1236,7 +1236,7 @@
             </w:tabs>
             <w:rPr/>
           </w:pPr>
-          <w:hyperlink w:anchor="__RefHeading___Toc2258_4092869310">
+          <w:hyperlink w:anchor="__RefHeading___Toc2628_2080339060">
             <w:r>
               <w:rPr>
                 <w:rStyle w:val="IndexLink"/>
@@ -1256,7 +1256,7 @@
             </w:tabs>
             <w:rPr/>
           </w:pPr>
-          <w:hyperlink w:anchor="__RefHeading___Toc2260_4092869310">
+          <w:hyperlink w:anchor="__RefHeading___Toc2630_2080339060">
             <w:r>
               <w:rPr>
                 <w:rStyle w:val="IndexLink"/>
@@ -1276,7 +1276,7 @@
             </w:tabs>
             <w:rPr/>
           </w:pPr>
-          <w:hyperlink w:anchor="__RefHeading___Toc2262_4092869310">
+          <w:hyperlink w:anchor="__RefHeading___Toc2632_2080339060">
             <w:r>
               <w:rPr>
                 <w:rStyle w:val="IndexLink"/>
@@ -1296,7 +1296,7 @@
             </w:tabs>
             <w:rPr/>
           </w:pPr>
-          <w:hyperlink w:anchor="__RefHeading___Toc2264_4092869310">
+          <w:hyperlink w:anchor="__RefHeading___Toc2634_2080339060">
             <w:r>
               <w:rPr>
                 <w:rStyle w:val="IndexLink"/>
@@ -1316,7 +1316,7 @@
             </w:tabs>
             <w:rPr/>
           </w:pPr>
-          <w:hyperlink w:anchor="__RefHeading___Toc2266_4092869310">
+          <w:hyperlink w:anchor="__RefHeading___Toc2636_2080339060">
             <w:r>
               <w:rPr>
                 <w:rStyle w:val="IndexLink"/>
@@ -1336,7 +1336,7 @@
             </w:tabs>
             <w:rPr/>
           </w:pPr>
-          <w:hyperlink w:anchor="__RefHeading___Toc2268_4092869310">
+          <w:hyperlink w:anchor="__RefHeading___Toc2638_2080339060">
             <w:r>
               <w:rPr>
                 <w:rStyle w:val="IndexLink"/>
@@ -1356,7 +1356,7 @@
             </w:tabs>
             <w:rPr/>
           </w:pPr>
-          <w:hyperlink w:anchor="__RefHeading___Toc2270_4092869310">
+          <w:hyperlink w:anchor="__RefHeading___Toc2640_2080339060">
             <w:r>
               <w:rPr>
                 <w:rStyle w:val="IndexLink"/>
@@ -1376,7 +1376,7 @@
             </w:tabs>
             <w:rPr/>
           </w:pPr>
-          <w:hyperlink w:anchor="__RefHeading___Toc2272_4092869310">
+          <w:hyperlink w:anchor="__RefHeading___Toc2642_2080339060">
             <w:r>
               <w:rPr>
                 <w:rStyle w:val="IndexLink"/>
@@ -1396,7 +1396,7 @@
             </w:tabs>
             <w:rPr/>
           </w:pPr>
-          <w:hyperlink w:anchor="__RefHeading___Toc2274_4092869310">
+          <w:hyperlink w:anchor="__RefHeading___Toc2644_2080339060">
             <w:r>
               <w:rPr>
                 <w:rStyle w:val="IndexLink"/>
@@ -1416,7 +1416,7 @@
             </w:tabs>
             <w:rPr/>
           </w:pPr>
-          <w:hyperlink w:anchor="__RefHeading___Toc2276_4092869310">
+          <w:hyperlink w:anchor="__RefHeading___Toc2646_2080339060">
             <w:r>
               <w:rPr>
                 <w:rStyle w:val="IndexLink"/>
@@ -1436,7 +1436,7 @@
             </w:tabs>
             <w:rPr/>
           </w:pPr>
-          <w:hyperlink w:anchor="__RefHeading___Toc2278_4092869310">
+          <w:hyperlink w:anchor="__RefHeading___Toc2648_2080339060">
             <w:r>
               <w:rPr>
                 <w:rStyle w:val="IndexLink"/>
@@ -1456,7 +1456,7 @@
             </w:tabs>
             <w:rPr/>
           </w:pPr>
-          <w:hyperlink w:anchor="__RefHeading___Toc2280_4092869310">
+          <w:hyperlink w:anchor="__RefHeading___Toc2650_2080339060">
             <w:r>
               <w:rPr>
                 <w:rStyle w:val="IndexLink"/>
@@ -1476,12 +1476,12 @@
             </w:tabs>
             <w:rPr/>
           </w:pPr>
-          <w:hyperlink w:anchor="__RefHeading___Toc2282_4092869310">
+          <w:hyperlink w:anchor="__RefHeading___Toc2652_2080339060">
             <w:r>
               <w:rPr>
                 <w:rStyle w:val="IndexLink"/>
               </w:rPr>
-              <w:t>Anexo III. Guion de las entrevistas exploratorias</w:t>
+              <w:t>Anexo III. Entrevistas exploratorias</w:t>
               <w:tab/>
               <w:t>38</w:t>
             </w:r>
@@ -1512,7 +1512,7 @@
         <w:pStyle w:val="Heading1"/>
         <w:rPr/>
       </w:pPr>
-      <w:bookmarkStart w:id="0" w:name="__RefHeading___Toc2184_4092869310"/>
+      <w:bookmarkStart w:id="0" w:name="__RefHeading___Toc2554_2080339060"/>
       <w:bookmarkEnd w:id="0"/>
       <w:r>
         <w:rPr/>
@@ -1524,7 +1524,7 @@
         <w:pStyle w:val="Heading2"/>
         <w:rPr/>
       </w:pPr>
-      <w:bookmarkStart w:id="1" w:name="__RefHeading___Toc2186_4092869310"/>
+      <w:bookmarkStart w:id="1" w:name="__RefHeading___Toc2556_2080339060"/>
       <w:bookmarkEnd w:id="1"/>
       <w:r>
         <w:rPr/>
@@ -1598,7 +1598,7 @@
         <w:pStyle w:val="Heading2"/>
         <w:rPr/>
       </w:pPr>
-      <w:bookmarkStart w:id="2" w:name="__RefHeading___Toc2188_4092869310"/>
+      <w:bookmarkStart w:id="2" w:name="__RefHeading___Toc2558_2080339060"/>
       <w:bookmarkEnd w:id="2"/>
       <w:r>
         <w:rPr/>
@@ -1748,7 +1748,7 @@
         <w:pStyle w:val="Heading2"/>
         <w:rPr/>
       </w:pPr>
-      <w:bookmarkStart w:id="3" w:name="__RefHeading___Toc2190_4092869310"/>
+      <w:bookmarkStart w:id="3" w:name="__RefHeading___Toc2560_2080339060"/>
       <w:bookmarkEnd w:id="3"/>
       <w:r>
         <w:rPr/>
@@ -1804,7 +1804,7 @@
         <w:pStyle w:val="Heading2"/>
         <w:rPr/>
       </w:pPr>
-      <w:bookmarkStart w:id="4" w:name="__RefHeading___Toc2192_4092869310"/>
+      <w:bookmarkStart w:id="4" w:name="__RefHeading___Toc2562_2080339060"/>
       <w:bookmarkEnd w:id="4"/>
       <w:r>
         <w:rPr/>
@@ -1871,7 +1871,7 @@
         <w:pStyle w:val="Heading2"/>
         <w:rPr/>
       </w:pPr>
-      <w:bookmarkStart w:id="5" w:name="__RefHeading___Toc2194_4092869310"/>
+      <w:bookmarkStart w:id="5" w:name="__RefHeading___Toc2564_2080339060"/>
       <w:bookmarkEnd w:id="5"/>
       <w:r>
         <w:rPr/>
@@ -1897,7 +1897,7 @@
         <w:pStyle w:val="Heading1"/>
         <w:rPr/>
       </w:pPr>
-      <w:bookmarkStart w:id="6" w:name="__RefHeading___Toc2196_4092869310"/>
+      <w:bookmarkStart w:id="6" w:name="__RefHeading___Toc2566_2080339060"/>
       <w:bookmarkEnd w:id="6"/>
       <w:r>
         <w:rPr/>
@@ -1909,7 +1909,7 @@
         <w:pStyle w:val="Heading2"/>
         <w:rPr/>
       </w:pPr>
-      <w:bookmarkStart w:id="7" w:name="__RefHeading___Toc2198_4092869310"/>
+      <w:bookmarkStart w:id="7" w:name="__RefHeading___Toc2568_2080339060"/>
       <w:bookmarkEnd w:id="7"/>
       <w:r>
         <w:rPr/>
@@ -1943,7 +1943,7 @@
         <w:pStyle w:val="Heading2"/>
         <w:rPr/>
       </w:pPr>
-      <w:bookmarkStart w:id="8" w:name="__RefHeading___Toc2200_4092869310"/>
+      <w:bookmarkStart w:id="8" w:name="__RefHeading___Toc2570_2080339060"/>
       <w:bookmarkEnd w:id="8"/>
       <w:r>
         <w:rPr/>
@@ -1966,7 +1966,7 @@
         <w:pStyle w:val="Heading2"/>
         <w:rPr/>
       </w:pPr>
-      <w:bookmarkStart w:id="9" w:name="__RefHeading___Toc2202_4092869310"/>
+      <w:bookmarkStart w:id="9" w:name="__RefHeading___Toc2572_2080339060"/>
       <w:bookmarkEnd w:id="9"/>
       <w:r>
         <w:rPr/>
@@ -2000,7 +2000,7 @@
         <w:pStyle w:val="Heading2"/>
         <w:rPr/>
       </w:pPr>
-      <w:bookmarkStart w:id="10" w:name="__RefHeading___Toc2204_4092869310"/>
+      <w:bookmarkStart w:id="10" w:name="__RefHeading___Toc2574_2080339060"/>
       <w:bookmarkEnd w:id="10"/>
       <w:r>
         <w:rPr/>
@@ -2842,7 +2842,7 @@
         <w:pStyle w:val="Heading2"/>
         <w:rPr/>
       </w:pPr>
-      <w:bookmarkStart w:id="11" w:name="__RefHeading___Toc2206_4092869310"/>
+      <w:bookmarkStart w:id="11" w:name="__RefHeading___Toc2576_2080339060"/>
       <w:bookmarkEnd w:id="11"/>
       <w:r>
         <w:rPr/>
@@ -3754,7 +3754,7 @@
         <w:pStyle w:val="Heading1"/>
         <w:rPr/>
       </w:pPr>
-      <w:bookmarkStart w:id="12" w:name="__RefHeading___Toc2208_4092869310"/>
+      <w:bookmarkStart w:id="12" w:name="__RefHeading___Toc2578_2080339060"/>
       <w:bookmarkEnd w:id="12"/>
       <w:r>
         <w:rPr/>
@@ -3766,7 +3766,7 @@
         <w:pStyle w:val="Heading2"/>
         <w:rPr/>
       </w:pPr>
-      <w:bookmarkStart w:id="13" w:name="__RefHeading___Toc2210_4092869310"/>
+      <w:bookmarkStart w:id="13" w:name="__RefHeading___Toc2580_2080339060"/>
       <w:bookmarkEnd w:id="13"/>
       <w:r>
         <w:rPr/>
@@ -3811,7 +3811,7 @@
         <w:pStyle w:val="Heading2"/>
         <w:rPr/>
       </w:pPr>
-      <w:bookmarkStart w:id="14" w:name="__RefHeading___Toc2212_4092869310"/>
+      <w:bookmarkStart w:id="14" w:name="__RefHeading___Toc2582_2080339060"/>
       <w:bookmarkEnd w:id="14"/>
       <w:r>
         <w:rPr/>
@@ -3911,7 +3911,7 @@
         <w:pStyle w:val="Heading2"/>
         <w:rPr/>
       </w:pPr>
-      <w:bookmarkStart w:id="15" w:name="__RefHeading___Toc2214_4092869310"/>
+      <w:bookmarkStart w:id="15" w:name="__RefHeading___Toc2584_2080339060"/>
       <w:bookmarkEnd w:id="15"/>
       <w:r>
         <w:rPr/>
@@ -4731,7 +4731,7 @@
         <w:pStyle w:val="Heading2"/>
         <w:rPr/>
       </w:pPr>
-      <w:bookmarkStart w:id="16" w:name="__RefHeading___Toc2216_4092869310"/>
+      <w:bookmarkStart w:id="16" w:name="__RefHeading___Toc2586_2080339060"/>
       <w:bookmarkEnd w:id="16"/>
       <w:r>
         <w:rPr/>
@@ -5510,7 +5510,7 @@
         <w:pStyle w:val="Heading1"/>
         <w:rPr/>
       </w:pPr>
-      <w:bookmarkStart w:id="17" w:name="__RefHeading___Toc2218_4092869310"/>
+      <w:bookmarkStart w:id="17" w:name="__RefHeading___Toc2588_2080339060"/>
       <w:bookmarkEnd w:id="17"/>
       <w:r>
         <w:rPr/>
@@ -5522,7 +5522,7 @@
         <w:pStyle w:val="Heading2"/>
         <w:rPr/>
       </w:pPr>
-      <w:bookmarkStart w:id="18" w:name="__RefHeading___Toc2220_4092869310"/>
+      <w:bookmarkStart w:id="18" w:name="__RefHeading___Toc2590_2080339060"/>
       <w:bookmarkEnd w:id="18"/>
       <w:r>
         <w:rPr/>
@@ -5567,7 +5567,7 @@
         <w:pStyle w:val="Heading2"/>
         <w:rPr/>
       </w:pPr>
-      <w:bookmarkStart w:id="19" w:name="__RefHeading___Toc2222_4092869310"/>
+      <w:bookmarkStart w:id="19" w:name="__RefHeading___Toc2592_2080339060"/>
       <w:bookmarkEnd w:id="19"/>
       <w:r>
         <w:rPr/>
@@ -6737,7 +6737,7 @@
         <w:pStyle w:val="Heading2"/>
         <w:rPr/>
       </w:pPr>
-      <w:bookmarkStart w:id="20" w:name="__RefHeading___Toc2224_4092869310"/>
+      <w:bookmarkStart w:id="20" w:name="__RefHeading___Toc2594_2080339060"/>
       <w:bookmarkEnd w:id="20"/>
       <w:r>
         <w:rPr/>
@@ -7586,7 +7586,7 @@
         <w:pStyle w:val="Heading1"/>
         <w:rPr/>
       </w:pPr>
-      <w:bookmarkStart w:id="21" w:name="__RefHeading___Toc2226_4092869310"/>
+      <w:bookmarkStart w:id="21" w:name="__RefHeading___Toc2596_2080339060"/>
       <w:bookmarkEnd w:id="21"/>
       <w:r>
         <w:rPr/>
@@ -7598,7 +7598,7 @@
         <w:pStyle w:val="Heading2"/>
         <w:rPr/>
       </w:pPr>
-      <w:bookmarkStart w:id="22" w:name="__RefHeading___Toc2228_4092869310"/>
+      <w:bookmarkStart w:id="22" w:name="__RefHeading___Toc2598_2080339060"/>
       <w:bookmarkEnd w:id="22"/>
       <w:r>
         <w:rPr/>
@@ -7632,7 +7632,7 @@
         <w:pStyle w:val="Heading2"/>
         <w:rPr/>
       </w:pPr>
-      <w:bookmarkStart w:id="23" w:name="__RefHeading___Toc2230_4092869310"/>
+      <w:bookmarkStart w:id="23" w:name="__RefHeading___Toc2600_2080339060"/>
       <w:bookmarkEnd w:id="23"/>
       <w:r>
         <w:rPr/>
@@ -8347,7 +8347,7 @@
         <w:pStyle w:val="Heading2"/>
         <w:rPr/>
       </w:pPr>
-      <w:bookmarkStart w:id="24" w:name="__RefHeading___Toc2232_4092869310"/>
+      <w:bookmarkStart w:id="24" w:name="__RefHeading___Toc2602_2080339060"/>
       <w:bookmarkEnd w:id="24"/>
       <w:r>
         <w:rPr/>
@@ -8373,7 +8373,7 @@
         <w:pStyle w:val="Heading1"/>
         <w:rPr/>
       </w:pPr>
-      <w:bookmarkStart w:id="25" w:name="__RefHeading___Toc2234_4092869310"/>
+      <w:bookmarkStart w:id="25" w:name="__RefHeading___Toc2604_2080339060"/>
       <w:bookmarkEnd w:id="25"/>
       <w:r>
         <w:rPr/>
@@ -8397,7 +8397,7 @@
         <w:pStyle w:val="Heading2"/>
         <w:rPr/>
       </w:pPr>
-      <w:bookmarkStart w:id="26" w:name="__RefHeading___Toc2236_4092869310"/>
+      <w:bookmarkStart w:id="26" w:name="__RefHeading___Toc2606_2080339060"/>
       <w:bookmarkEnd w:id="26"/>
       <w:r>
         <w:rPr/>
@@ -9495,7 +9495,7 @@
         <w:pStyle w:val="Heading2"/>
         <w:rPr/>
       </w:pPr>
-      <w:bookmarkStart w:id="27" w:name="__RefHeading___Toc2238_4092869310"/>
+      <w:bookmarkStart w:id="27" w:name="__RefHeading___Toc2608_2080339060"/>
       <w:bookmarkEnd w:id="27"/>
       <w:r>
         <w:rPr/>
@@ -10667,7 +10667,7 @@
         <w:pStyle w:val="Heading2"/>
         <w:rPr/>
       </w:pPr>
-      <w:bookmarkStart w:id="28" w:name="__RefHeading___Toc2240_4092869310"/>
+      <w:bookmarkStart w:id="28" w:name="__RefHeading___Toc2610_2080339060"/>
       <w:bookmarkEnd w:id="28"/>
       <w:r>
         <w:rPr/>
@@ -12029,7 +12029,7 @@
         <w:pStyle w:val="Heading2"/>
         <w:rPr/>
       </w:pPr>
-      <w:bookmarkStart w:id="29" w:name="__RefHeading___Toc2242_4092869310"/>
+      <w:bookmarkStart w:id="29" w:name="__RefHeading___Toc2612_2080339060"/>
       <w:bookmarkEnd w:id="29"/>
       <w:r>
         <w:rPr/>
@@ -12074,7 +12074,7 @@
         <w:pStyle w:val="Heading2"/>
         <w:rPr/>
       </w:pPr>
-      <w:bookmarkStart w:id="30" w:name="__RefHeading___Toc2244_4092869310"/>
+      <w:bookmarkStart w:id="30" w:name="__RefHeading___Toc2614_2080339060"/>
       <w:bookmarkEnd w:id="30"/>
       <w:r>
         <w:rPr/>
@@ -14515,7 +14515,7 @@
         <w:pStyle w:val="Heading2"/>
         <w:rPr/>
       </w:pPr>
-      <w:bookmarkStart w:id="31" w:name="__RefHeading___Toc2246_4092869310"/>
+      <w:bookmarkStart w:id="31" w:name="__RefHeading___Toc2616_2080339060"/>
       <w:bookmarkEnd w:id="31"/>
       <w:r>
         <w:rPr/>
@@ -16672,7 +16672,7 @@
         <w:pStyle w:val="Heading2"/>
         <w:rPr/>
       </w:pPr>
-      <w:bookmarkStart w:id="32" w:name="__RefHeading___Toc2248_4092869310"/>
+      <w:bookmarkStart w:id="32" w:name="__RefHeading___Toc2618_2080339060"/>
       <w:bookmarkEnd w:id="32"/>
       <w:r>
         <w:rPr/>
@@ -18968,7 +18968,7 @@
         <w:pStyle w:val="Heading1"/>
         <w:rPr/>
       </w:pPr>
-      <w:bookmarkStart w:id="33" w:name="__RefHeading___Toc2250_4092869310"/>
+      <w:bookmarkStart w:id="33" w:name="__RefHeading___Toc2620_2080339060"/>
       <w:bookmarkEnd w:id="33"/>
       <w:r>
         <w:rPr/>
@@ -18980,7 +18980,7 @@
         <w:pStyle w:val="Heading2"/>
         <w:rPr/>
       </w:pPr>
-      <w:bookmarkStart w:id="34" w:name="__RefHeading___Toc2252_4092869310"/>
+      <w:bookmarkStart w:id="34" w:name="__RefHeading___Toc2622_2080339060"/>
       <w:bookmarkEnd w:id="34"/>
       <w:r>
         <w:rPr/>
@@ -19412,7 +19412,7 @@
         <w:pStyle w:val="Heading2"/>
         <w:rPr/>
       </w:pPr>
-      <w:bookmarkStart w:id="35" w:name="__RefHeading___Toc2254_4092869310"/>
+      <w:bookmarkStart w:id="35" w:name="__RefHeading___Toc2624_2080339060"/>
       <w:bookmarkEnd w:id="35"/>
       <w:r>
         <w:rPr/>
@@ -20623,7 +20623,7 @@
         <w:pStyle w:val="Heading2"/>
         <w:rPr/>
       </w:pPr>
-      <w:bookmarkStart w:id="36" w:name="__RefHeading___Toc2256_4092869310"/>
+      <w:bookmarkStart w:id="36" w:name="__RefHeading___Toc2626_2080339060"/>
       <w:bookmarkEnd w:id="36"/>
       <w:r>
         <w:rPr/>
@@ -20668,7 +20668,7 @@
         <w:pStyle w:val="Heading2"/>
         <w:rPr/>
       </w:pPr>
-      <w:bookmarkStart w:id="37" w:name="__RefHeading___Toc2258_4092869310"/>
+      <w:bookmarkStart w:id="37" w:name="__RefHeading___Toc2628_2080339060"/>
       <w:bookmarkEnd w:id="37"/>
       <w:r>
         <w:rPr/>
@@ -21835,7 +21835,7 @@
         <w:pStyle w:val="Heading1"/>
         <w:rPr/>
       </w:pPr>
-      <w:bookmarkStart w:id="38" w:name="__RefHeading___Toc2260_4092869310"/>
+      <w:bookmarkStart w:id="38" w:name="__RefHeading___Toc2630_2080339060"/>
       <w:bookmarkEnd w:id="38"/>
       <w:r>
         <w:rPr/>
@@ -21847,7 +21847,7 @@
         <w:pStyle w:val="Heading2"/>
         <w:rPr/>
       </w:pPr>
-      <w:bookmarkStart w:id="39" w:name="__RefHeading___Toc2262_4092869310"/>
+      <w:bookmarkStart w:id="39" w:name="__RefHeading___Toc2632_2080339060"/>
       <w:bookmarkEnd w:id="39"/>
       <w:r>
         <w:rPr/>
@@ -23159,7 +23159,7 @@
         <w:pStyle w:val="Heading2"/>
         <w:rPr/>
       </w:pPr>
-      <w:bookmarkStart w:id="40" w:name="__RefHeading___Toc2264_4092869310"/>
+      <w:bookmarkStart w:id="40" w:name="__RefHeading___Toc2634_2080339060"/>
       <w:bookmarkEnd w:id="40"/>
       <w:r>
         <w:rPr/>
@@ -23284,7 +23284,7 @@
         <w:pStyle w:val="Heading2"/>
         <w:rPr/>
       </w:pPr>
-      <w:bookmarkStart w:id="41" w:name="__RefHeading___Toc2266_4092869310"/>
+      <w:bookmarkStart w:id="41" w:name="__RefHeading___Toc2636_2080339060"/>
       <w:bookmarkEnd w:id="41"/>
       <w:r>
         <w:rPr/>
@@ -24429,7 +24429,7 @@
         <w:pStyle w:val="Heading1"/>
         <w:rPr/>
       </w:pPr>
-      <w:bookmarkStart w:id="42" w:name="__RefHeading___Toc2268_4092869310"/>
+      <w:bookmarkStart w:id="42" w:name="__RefHeading___Toc2638_2080339060"/>
       <w:bookmarkEnd w:id="42"/>
       <w:r>
         <w:rPr/>
@@ -24441,7 +24441,7 @@
         <w:pStyle w:val="Heading2"/>
         <w:rPr/>
       </w:pPr>
-      <w:bookmarkStart w:id="43" w:name="__RefHeading___Toc2270_4092869310"/>
+      <w:bookmarkStart w:id="43" w:name="__RefHeading___Toc2640_2080339060"/>
       <w:bookmarkEnd w:id="43"/>
       <w:r>
         <w:rPr/>
@@ -24541,7 +24541,7 @@
         <w:pStyle w:val="Heading2"/>
         <w:rPr/>
       </w:pPr>
-      <w:bookmarkStart w:id="44" w:name="__RefHeading___Toc2272_4092869310"/>
+      <w:bookmarkStart w:id="44" w:name="__RefHeading___Toc2642_2080339060"/>
       <w:bookmarkEnd w:id="44"/>
       <w:r>
         <w:rPr/>
@@ -24564,7 +24564,7 @@
         <w:pStyle w:val="Heading2"/>
         <w:rPr/>
       </w:pPr>
-      <w:bookmarkStart w:id="45" w:name="__RefHeading___Toc2274_4092869310"/>
+      <w:bookmarkStart w:id="45" w:name="__RefHeading___Toc2644_2080339060"/>
       <w:bookmarkEnd w:id="45"/>
       <w:r>
         <w:rPr/>
@@ -24601,7 +24601,7 @@
         <w:pStyle w:val="Heading1"/>
         <w:rPr/>
       </w:pPr>
-      <w:bookmarkStart w:id="46" w:name="__RefHeading___Toc2276_4092869310"/>
+      <w:bookmarkStart w:id="46" w:name="__RefHeading___Toc2646_2080339060"/>
       <w:bookmarkEnd w:id="46"/>
       <w:r>
         <w:rPr/>
@@ -25432,7 +25432,7 @@
         <w:pStyle w:val="Heading1"/>
         <w:rPr/>
       </w:pPr>
-      <w:bookmarkStart w:id="47" w:name="__RefHeading___Toc2278_4092869310"/>
+      <w:bookmarkStart w:id="47" w:name="__RefHeading___Toc2648_2080339060"/>
       <w:bookmarkEnd w:id="47"/>
       <w:r>
         <w:rPr/>
@@ -25785,7 +25785,7 @@
         <w:pStyle w:val="Heading1"/>
         <w:rPr/>
       </w:pPr>
-      <w:bookmarkStart w:id="48" w:name="__RefHeading___Toc2280_4092869310"/>
+      <w:bookmarkStart w:id="48" w:name="__RefHeading___Toc2650_2080339060"/>
       <w:bookmarkEnd w:id="48"/>
       <w:r>
         <w:rPr/>
@@ -25833,11 +25833,11 @@
         <w:pStyle w:val="Heading1"/>
         <w:rPr/>
       </w:pPr>
-      <w:bookmarkStart w:id="49" w:name="__RefHeading___Toc2282_4092869310"/>
+      <w:bookmarkStart w:id="49" w:name="__RefHeading___Toc2652_2080339060"/>
       <w:bookmarkEnd w:id="49"/>
       <w:r>
         <w:rPr/>
-        <w:t>Anexo III. Guion de las entrevistas exploratorias</w:t>
+        <w:t>Anexo III. Entrevistas exploratorias</w:t>
       </w:r>
     </w:p>
     <w:p>
@@ -25848,9 +25848,83 @@
       </w:pPr>
       <w:r>
         <w:rPr>
+          <w:b/>
+          <w:bCs/>
+        </w:rPr>
+        <w:t>Método.</w:t>
+      </w:r>
+      <w:r>
+        <w:rPr/>
+        <w:t xml:space="preserve"> Se realizaron quince entrevistas semiestructuradas a autónomos y </w:t>
+      </w:r>
+      <w:r>
+        <w:rPr>
+          <w:i/>
+          <w:iCs/>
+        </w:rPr>
+        <w:t>freelancers</w:t>
+      </w:r>
+      <w:r>
+        <w:rPr/>
+        <w:t xml:space="preserve"> de entre 20 y 35 años, contactados a través de redes personales y comunidades profesionales. Las entrevistas se hicieron entre </w:t>
+      </w:r>
+      <w:r>
+        <w:rPr>
           <w:highlight w:val="yellow"/>
         </w:rPr>
-        <w:t>PENDIENTE DE COMPLETAR POR EL AUTOR: fechas en que se hicieron las entrevistas, medio (presencial, videollamada) y tabla anónima con el perfil de los quince entrevistados (edad, actividad, años como autónomo). A continuación figura una propuesta de guion que debe ajustarse a las preguntas que se plantearon realmente.</w:t>
+        <w:t>mes y año</w:t>
+      </w:r>
+      <w:r>
+        <w:rPr/>
+        <w:t xml:space="preserve"> y </w:t>
+      </w:r>
+      <w:r>
+        <w:rPr>
+          <w:highlight w:val="yellow"/>
+        </w:rPr>
+        <w:t>mes y año</w:t>
+      </w:r>
+      <w:r>
+        <w:rPr/>
+        <w:t xml:space="preserve">, por </w:t>
+      </w:r>
+      <w:r>
+        <w:rPr>
+          <w:highlight w:val="yellow"/>
+        </w:rPr>
+        <w:t>videollamada / en persona</w:t>
+      </w:r>
+      <w:r>
+        <w:rPr/>
+        <w:t xml:space="preserve">, con una duración aproximada de </w:t>
+      </w:r>
+      <w:r>
+        <w:rPr>
+          <w:highlight w:val="yellow"/>
+        </w:rPr>
+        <w:t>XX</w:t>
+      </w:r>
+      <w:r>
+        <w:rPr/>
+        <w:t xml:space="preserve"> minutos. Se garantizó el anonimato de los participantes, que se identifican con un número.</w:t>
+      </w:r>
+    </w:p>
+    <w:p>
+      <w:pPr>
+        <w:pStyle w:val="Normal"/>
+        <w:jc w:val="both"/>
+        <w:rPr/>
+      </w:pPr>
+      <w:r>
+        <w:rPr>
+          <w:b/>
+          <w:bCs/>
+        </w:rPr>
+        <w:t>Guion.</w:t>
+      </w:r>
+      <w:r>
+        <w:rPr/>
+        <w:t xml:space="preserve"> Las preguntas siguieron este orden, aunque se adaptaron a cada conversación:</w:t>
       </w:r>
     </w:p>
     <w:p>
@@ -25965,13 +26039,3927 @@
           <w:ilvl w:val="0"/>
           <w:numId w:val="1"/>
         </w:numPr>
+        <w:jc w:val="both"/>
+        <w:rPr/>
+      </w:pPr>
+      <w:r>
+        <w:rPr/>
+        <w:t>¿Pagarías por un servicio que te ayudara a entender y organizar tu dinero? ¿Cuánto te parecería razonable?</w:t>
+      </w:r>
+    </w:p>
+    <w:p>
+      <w:pPr>
+        <w:pStyle w:val="Normal"/>
+        <w:keepNext w:val="true"/>
+        <w:spacing w:lineRule="auto" w:line="240" w:before="120" w:after="60"/>
+        <w:jc w:val="left"/>
+        <w:rPr/>
+      </w:pPr>
+      <w:r>
+        <w:rPr>
+          <w:b/>
+          <w:bCs/>
+          <w:sz w:val="22"/>
+          <w:szCs w:val="22"/>
+        </w:rPr>
+        <w:t xml:space="preserve">Tabla III.1: </w:t>
+      </w:r>
+      <w:r>
+        <w:rPr>
+          <w:sz w:val="22"/>
+          <w:szCs w:val="22"/>
+        </w:rPr>
+        <w:t>Perfil de los entrevistados y respuestas principales</w:t>
+      </w:r>
+    </w:p>
+    <w:tbl>
+      <w:tblPr>
+        <w:tblW w:w="9070" w:type="dxa"/>
+        <w:jc w:val="left"/>
+        <w:tblInd w:w="0" w:type="dxa"/>
+        <w:tblLayout w:type="fixed"/>
+        <w:tblCellMar>
+          <w:top w:w="40" w:type="dxa"/>
+          <w:left w:w="80" w:type="dxa"/>
+          <w:bottom w:w="40" w:type="dxa"/>
+          <w:right w:w="80" w:type="dxa"/>
+        </w:tblCellMar>
+      </w:tblPr>
+      <w:tblGrid>
+        <w:gridCol w:w="600"/>
+        <w:gridCol w:w="800"/>
+        <w:gridCol w:w="2269"/>
+        <w:gridCol w:w="1301"/>
+        <w:gridCol w:w="1499"/>
+        <w:gridCol w:w="1301"/>
+        <w:gridCol w:w="1299"/>
+      </w:tblGrid>
+      <w:tr>
+        <w:trPr>
+          <w:tblHeader w:val="true"/>
+        </w:trPr>
+        <w:tc>
+          <w:tcPr>
+            <w:tcW w:w="600" w:type="dxa"/>
+            <w:tcBorders>
+              <w:top w:val="single" w:sz="4" w:space="0" w:color="8C8C8C"/>
+              <w:left w:val="single" w:sz="4" w:space="0" w:color="8C8C8C"/>
+              <w:bottom w:val="single" w:sz="4" w:space="0" w:color="8C8C8C"/>
+              <w:right w:val="single" w:sz="4" w:space="0" w:color="8C8C8C"/>
+            </w:tcBorders>
+            <w:shd w:color="auto" w:fill="DCE6F2" w:val="clear"/>
+            <w:vAlign w:val="center"/>
+          </w:tcPr>
+          <w:p>
+            <w:pPr>
+              <w:pStyle w:val="Normal"/>
+              <w:keepNext w:val="true"/>
+              <w:keepLines/>
+              <w:spacing w:lineRule="auto" w:line="240" w:before="0" w:after="0"/>
+              <w:jc w:val="left"/>
+              <w:rPr/>
+            </w:pPr>
+            <w:r>
+              <w:rPr>
+                <w:rFonts w:eastAsia="Times New Roman" w:cs="Times New Roman"/>
+                <w:b/>
+                <w:bCs/>
+                <w:sz w:val="20"/>
+                <w:szCs w:val="20"/>
+              </w:rPr>
+              <w:t>Nº</w:t>
+            </w:r>
+          </w:p>
+        </w:tc>
+        <w:tc>
+          <w:tcPr>
+            <w:tcW w:w="800" w:type="dxa"/>
+            <w:tcBorders>
+              <w:top w:val="single" w:sz="4" w:space="0" w:color="8C8C8C"/>
+              <w:left w:val="single" w:sz="4" w:space="0" w:color="8C8C8C"/>
+              <w:bottom w:val="single" w:sz="4" w:space="0" w:color="8C8C8C"/>
+              <w:right w:val="single" w:sz="4" w:space="0" w:color="8C8C8C"/>
+            </w:tcBorders>
+            <w:shd w:color="auto" w:fill="DCE6F2" w:val="clear"/>
+            <w:vAlign w:val="center"/>
+          </w:tcPr>
+          <w:p>
+            <w:pPr>
+              <w:pStyle w:val="Normal"/>
+              <w:keepNext w:val="true"/>
+              <w:keepLines/>
+              <w:spacing w:lineRule="auto" w:line="240" w:before="0" w:after="0"/>
+              <w:jc w:val="left"/>
+              <w:rPr/>
+            </w:pPr>
+            <w:r>
+              <w:rPr>
+                <w:rFonts w:eastAsia="Times New Roman" w:cs="Times New Roman"/>
+                <w:b/>
+                <w:bCs/>
+                <w:sz w:val="20"/>
+                <w:szCs w:val="20"/>
+              </w:rPr>
+              <w:t>Edad</w:t>
+            </w:r>
+          </w:p>
+        </w:tc>
+        <w:tc>
+          <w:tcPr>
+            <w:tcW w:w="2269" w:type="dxa"/>
+            <w:tcBorders>
+              <w:top w:val="single" w:sz="4" w:space="0" w:color="8C8C8C"/>
+              <w:left w:val="single" w:sz="4" w:space="0" w:color="8C8C8C"/>
+              <w:bottom w:val="single" w:sz="4" w:space="0" w:color="8C8C8C"/>
+              <w:right w:val="single" w:sz="4" w:space="0" w:color="8C8C8C"/>
+            </w:tcBorders>
+            <w:shd w:color="auto" w:fill="DCE6F2" w:val="clear"/>
+            <w:vAlign w:val="center"/>
+          </w:tcPr>
+          <w:p>
+            <w:pPr>
+              <w:pStyle w:val="Normal"/>
+              <w:keepNext w:val="true"/>
+              <w:keepLines/>
+              <w:spacing w:lineRule="auto" w:line="240" w:before="0" w:after="0"/>
+              <w:jc w:val="left"/>
+              <w:rPr/>
+            </w:pPr>
+            <w:r>
+              <w:rPr>
+                <w:rFonts w:eastAsia="Times New Roman" w:cs="Times New Roman"/>
+                <w:b/>
+                <w:bCs/>
+                <w:sz w:val="20"/>
+                <w:szCs w:val="20"/>
+              </w:rPr>
+              <w:t>Actividad</w:t>
+            </w:r>
+          </w:p>
+        </w:tc>
+        <w:tc>
+          <w:tcPr>
+            <w:tcW w:w="1301" w:type="dxa"/>
+            <w:tcBorders>
+              <w:top w:val="single" w:sz="4" w:space="0" w:color="8C8C8C"/>
+              <w:left w:val="single" w:sz="4" w:space="0" w:color="8C8C8C"/>
+              <w:bottom w:val="single" w:sz="4" w:space="0" w:color="8C8C8C"/>
+              <w:right w:val="single" w:sz="4" w:space="0" w:color="8C8C8C"/>
+            </w:tcBorders>
+            <w:shd w:color="auto" w:fill="DCE6F2" w:val="clear"/>
+            <w:vAlign w:val="center"/>
+          </w:tcPr>
+          <w:p>
+            <w:pPr>
+              <w:pStyle w:val="Normal"/>
+              <w:keepNext w:val="true"/>
+              <w:keepLines/>
+              <w:spacing w:lineRule="auto" w:line="240" w:before="0" w:after="0"/>
+              <w:jc w:val="left"/>
+              <w:rPr/>
+            </w:pPr>
+            <w:r>
+              <w:rPr>
+                <w:rFonts w:eastAsia="Times New Roman" w:cs="Times New Roman"/>
+                <w:b/>
+                <w:bCs/>
+                <w:sz w:val="20"/>
+                <w:szCs w:val="20"/>
+              </w:rPr>
+              <w:t>Años como autónomo</w:t>
+            </w:r>
+          </w:p>
+        </w:tc>
+        <w:tc>
+          <w:tcPr>
+            <w:tcW w:w="1499" w:type="dxa"/>
+            <w:tcBorders>
+              <w:top w:val="single" w:sz="4" w:space="0" w:color="8C8C8C"/>
+              <w:left w:val="single" w:sz="4" w:space="0" w:color="8C8C8C"/>
+              <w:bottom w:val="single" w:sz="4" w:space="0" w:color="8C8C8C"/>
+              <w:right w:val="single" w:sz="4" w:space="0" w:color="8C8C8C"/>
+            </w:tcBorders>
+            <w:shd w:color="auto" w:fill="DCE6F2" w:val="clear"/>
+            <w:vAlign w:val="center"/>
+          </w:tcPr>
+          <w:p>
+            <w:pPr>
+              <w:pStyle w:val="Normal"/>
+              <w:keepNext w:val="true"/>
+              <w:keepLines/>
+              <w:spacing w:lineRule="auto" w:line="240" w:before="0" w:after="0"/>
+              <w:jc w:val="left"/>
+              <w:rPr/>
+            </w:pPr>
+            <w:r>
+              <w:rPr>
+                <w:rFonts w:eastAsia="Times New Roman" w:cs="Times New Roman"/>
+                <w:b/>
+                <w:bCs/>
+                <w:sz w:val="20"/>
+                <w:szCs w:val="20"/>
+              </w:rPr>
+              <w:t>¿Sabe cuánto gana neto?</w:t>
+            </w:r>
+          </w:p>
+        </w:tc>
+        <w:tc>
+          <w:tcPr>
+            <w:tcW w:w="1301" w:type="dxa"/>
+            <w:tcBorders>
+              <w:top w:val="single" w:sz="4" w:space="0" w:color="8C8C8C"/>
+              <w:left w:val="single" w:sz="4" w:space="0" w:color="8C8C8C"/>
+              <w:bottom w:val="single" w:sz="4" w:space="0" w:color="8C8C8C"/>
+              <w:right w:val="single" w:sz="4" w:space="0" w:color="8C8C8C"/>
+            </w:tcBorders>
+            <w:shd w:color="auto" w:fill="DCE6F2" w:val="clear"/>
+            <w:vAlign w:val="center"/>
+          </w:tcPr>
+          <w:p>
+            <w:pPr>
+              <w:pStyle w:val="Normal"/>
+              <w:keepNext w:val="true"/>
+              <w:keepLines/>
+              <w:spacing w:lineRule="auto" w:line="240" w:before="0" w:after="0"/>
+              <w:jc w:val="left"/>
+              <w:rPr/>
+            </w:pPr>
+            <w:r>
+              <w:rPr>
+                <w:rFonts w:eastAsia="Times New Roman" w:cs="Times New Roman"/>
+                <w:b/>
+                <w:bCs/>
+                <w:sz w:val="20"/>
+                <w:szCs w:val="20"/>
+              </w:rPr>
+              <w:t>¿Separa cuentas?</w:t>
+            </w:r>
+          </w:p>
+        </w:tc>
+        <w:tc>
+          <w:tcPr>
+            <w:tcW w:w="1299" w:type="dxa"/>
+            <w:tcBorders>
+              <w:top w:val="single" w:sz="4" w:space="0" w:color="8C8C8C"/>
+              <w:left w:val="single" w:sz="4" w:space="0" w:color="8C8C8C"/>
+              <w:bottom w:val="single" w:sz="4" w:space="0" w:color="8C8C8C"/>
+              <w:right w:val="single" w:sz="4" w:space="0" w:color="8C8C8C"/>
+            </w:tcBorders>
+            <w:shd w:color="auto" w:fill="DCE6F2" w:val="clear"/>
+            <w:vAlign w:val="center"/>
+          </w:tcPr>
+          <w:p>
+            <w:pPr>
+              <w:pStyle w:val="Normal"/>
+              <w:keepNext w:val="true"/>
+              <w:keepLines/>
+              <w:spacing w:lineRule="auto" w:line="240" w:before="0" w:after="0"/>
+              <w:jc w:val="left"/>
+              <w:rPr/>
+            </w:pPr>
+            <w:r>
+              <w:rPr>
+                <w:rFonts w:eastAsia="Times New Roman" w:cs="Times New Roman"/>
+                <w:b/>
+                <w:bCs/>
+                <w:sz w:val="20"/>
+                <w:szCs w:val="20"/>
+              </w:rPr>
+              <w:t>¿Gestoría?</w:t>
+            </w:r>
+          </w:p>
+        </w:tc>
+      </w:tr>
+      <w:tr>
+        <w:trPr>
+          <w:cantSplit w:val="true"/>
+        </w:trPr>
+        <w:tc>
+          <w:tcPr>
+            <w:tcW w:w="600" w:type="dxa"/>
+            <w:tcBorders>
+              <w:top w:val="single" w:sz="4" w:space="0" w:color="8C8C8C"/>
+              <w:left w:val="single" w:sz="4" w:space="0" w:color="8C8C8C"/>
+              <w:bottom w:val="single" w:sz="4" w:space="0" w:color="8C8C8C"/>
+              <w:right w:val="single" w:sz="4" w:space="0" w:color="8C8C8C"/>
+            </w:tcBorders>
+            <w:vAlign w:val="center"/>
+          </w:tcPr>
+          <w:p>
+            <w:pPr>
+              <w:pStyle w:val="Normal"/>
+              <w:keepNext w:val="true"/>
+              <w:keepLines/>
+              <w:spacing w:lineRule="auto" w:line="240" w:before="0" w:after="0"/>
+              <w:jc w:val="left"/>
+              <w:rPr/>
+            </w:pPr>
+            <w:r>
+              <w:rPr>
+                <w:rFonts w:eastAsia="Times New Roman" w:cs="Times New Roman"/>
+                <w:b w:val="false"/>
+                <w:bCs w:val="false"/>
+                <w:sz w:val="20"/>
+                <w:szCs w:val="20"/>
+              </w:rPr>
+              <w:t>1</w:t>
+            </w:r>
+          </w:p>
+        </w:tc>
+        <w:tc>
+          <w:tcPr>
+            <w:tcW w:w="800" w:type="dxa"/>
+            <w:tcBorders>
+              <w:top w:val="single" w:sz="4" w:space="0" w:color="8C8C8C"/>
+              <w:left w:val="single" w:sz="4" w:space="0" w:color="8C8C8C"/>
+              <w:bottom w:val="single" w:sz="4" w:space="0" w:color="8C8C8C"/>
+              <w:right w:val="single" w:sz="4" w:space="0" w:color="8C8C8C"/>
+            </w:tcBorders>
+            <w:vAlign w:val="center"/>
+          </w:tcPr>
+          <w:p>
+            <w:pPr>
+              <w:pStyle w:val="Normal"/>
+              <w:keepNext w:val="true"/>
+              <w:keepLines/>
+              <w:spacing w:lineRule="auto" w:line="240" w:before="0" w:after="0"/>
+              <w:jc w:val="left"/>
+              <w:rPr/>
+            </w:pPr>
+            <w:r>
+              <w:rPr>
+                <w:rFonts w:eastAsia="Times New Roman" w:cs="Times New Roman"/>
+                <w:b w:val="false"/>
+                <w:bCs w:val="false"/>
+                <w:sz w:val="20"/>
+                <w:szCs w:val="20"/>
+                <w:highlight w:val="yellow"/>
+              </w:rPr>
+              <w:t xml:space="preserve"> </w:t>
+            </w:r>
+          </w:p>
+        </w:tc>
+        <w:tc>
+          <w:tcPr>
+            <w:tcW w:w="2269" w:type="dxa"/>
+            <w:tcBorders>
+              <w:top w:val="single" w:sz="4" w:space="0" w:color="8C8C8C"/>
+              <w:left w:val="single" w:sz="4" w:space="0" w:color="8C8C8C"/>
+              <w:bottom w:val="single" w:sz="4" w:space="0" w:color="8C8C8C"/>
+              <w:right w:val="single" w:sz="4" w:space="0" w:color="8C8C8C"/>
+            </w:tcBorders>
+            <w:vAlign w:val="center"/>
+          </w:tcPr>
+          <w:p>
+            <w:pPr>
+              <w:pStyle w:val="Normal"/>
+              <w:keepNext w:val="true"/>
+              <w:keepLines/>
+              <w:spacing w:lineRule="auto" w:line="240" w:before="0" w:after="0"/>
+              <w:jc w:val="left"/>
+              <w:rPr/>
+            </w:pPr>
+            <w:r>
+              <w:rPr>
+                <w:rFonts w:eastAsia="Times New Roman" w:cs="Times New Roman"/>
+                <w:b w:val="false"/>
+                <w:bCs w:val="false"/>
+                <w:sz w:val="20"/>
+                <w:szCs w:val="20"/>
+                <w:highlight w:val="yellow"/>
+              </w:rPr>
+              <w:t xml:space="preserve"> </w:t>
+            </w:r>
+          </w:p>
+        </w:tc>
+        <w:tc>
+          <w:tcPr>
+            <w:tcW w:w="1301" w:type="dxa"/>
+            <w:tcBorders>
+              <w:top w:val="single" w:sz="4" w:space="0" w:color="8C8C8C"/>
+              <w:left w:val="single" w:sz="4" w:space="0" w:color="8C8C8C"/>
+              <w:bottom w:val="single" w:sz="4" w:space="0" w:color="8C8C8C"/>
+              <w:right w:val="single" w:sz="4" w:space="0" w:color="8C8C8C"/>
+            </w:tcBorders>
+            <w:vAlign w:val="center"/>
+          </w:tcPr>
+          <w:p>
+            <w:pPr>
+              <w:pStyle w:val="Normal"/>
+              <w:keepNext w:val="true"/>
+              <w:keepLines/>
+              <w:spacing w:lineRule="auto" w:line="240" w:before="0" w:after="0"/>
+              <w:jc w:val="left"/>
+              <w:rPr/>
+            </w:pPr>
+            <w:r>
+              <w:rPr>
+                <w:rFonts w:eastAsia="Times New Roman" w:cs="Times New Roman"/>
+                <w:b w:val="false"/>
+                <w:bCs w:val="false"/>
+                <w:sz w:val="20"/>
+                <w:szCs w:val="20"/>
+                <w:highlight w:val="yellow"/>
+              </w:rPr>
+              <w:t xml:space="preserve"> </w:t>
+            </w:r>
+          </w:p>
+        </w:tc>
+        <w:tc>
+          <w:tcPr>
+            <w:tcW w:w="1499" w:type="dxa"/>
+            <w:tcBorders>
+              <w:top w:val="single" w:sz="4" w:space="0" w:color="8C8C8C"/>
+              <w:left w:val="single" w:sz="4" w:space="0" w:color="8C8C8C"/>
+              <w:bottom w:val="single" w:sz="4" w:space="0" w:color="8C8C8C"/>
+              <w:right w:val="single" w:sz="4" w:space="0" w:color="8C8C8C"/>
+            </w:tcBorders>
+            <w:vAlign w:val="center"/>
+          </w:tcPr>
+          <w:p>
+            <w:pPr>
+              <w:pStyle w:val="Normal"/>
+              <w:keepNext w:val="true"/>
+              <w:keepLines/>
+              <w:spacing w:lineRule="auto" w:line="240" w:before="0" w:after="0"/>
+              <w:jc w:val="left"/>
+              <w:rPr/>
+            </w:pPr>
+            <w:r>
+              <w:rPr>
+                <w:rFonts w:eastAsia="Times New Roman" w:cs="Times New Roman"/>
+                <w:b w:val="false"/>
+                <w:bCs w:val="false"/>
+                <w:sz w:val="20"/>
+                <w:szCs w:val="20"/>
+                <w:highlight w:val="yellow"/>
+              </w:rPr>
+              <w:t xml:space="preserve"> </w:t>
+            </w:r>
+          </w:p>
+        </w:tc>
+        <w:tc>
+          <w:tcPr>
+            <w:tcW w:w="1301" w:type="dxa"/>
+            <w:tcBorders>
+              <w:top w:val="single" w:sz="4" w:space="0" w:color="8C8C8C"/>
+              <w:left w:val="single" w:sz="4" w:space="0" w:color="8C8C8C"/>
+              <w:bottom w:val="single" w:sz="4" w:space="0" w:color="8C8C8C"/>
+              <w:right w:val="single" w:sz="4" w:space="0" w:color="8C8C8C"/>
+            </w:tcBorders>
+            <w:vAlign w:val="center"/>
+          </w:tcPr>
+          <w:p>
+            <w:pPr>
+              <w:pStyle w:val="Normal"/>
+              <w:keepNext w:val="true"/>
+              <w:keepLines/>
+              <w:spacing w:lineRule="auto" w:line="240" w:before="0" w:after="0"/>
+              <w:jc w:val="left"/>
+              <w:rPr/>
+            </w:pPr>
+            <w:r>
+              <w:rPr>
+                <w:rFonts w:eastAsia="Times New Roman" w:cs="Times New Roman"/>
+                <w:b w:val="false"/>
+                <w:bCs w:val="false"/>
+                <w:sz w:val="20"/>
+                <w:szCs w:val="20"/>
+                <w:highlight w:val="yellow"/>
+              </w:rPr>
+              <w:t xml:space="preserve"> </w:t>
+            </w:r>
+          </w:p>
+        </w:tc>
+        <w:tc>
+          <w:tcPr>
+            <w:tcW w:w="1299" w:type="dxa"/>
+            <w:tcBorders>
+              <w:top w:val="single" w:sz="4" w:space="0" w:color="8C8C8C"/>
+              <w:left w:val="single" w:sz="4" w:space="0" w:color="8C8C8C"/>
+              <w:bottom w:val="single" w:sz="4" w:space="0" w:color="8C8C8C"/>
+              <w:right w:val="single" w:sz="4" w:space="0" w:color="8C8C8C"/>
+            </w:tcBorders>
+            <w:vAlign w:val="center"/>
+          </w:tcPr>
+          <w:p>
+            <w:pPr>
+              <w:pStyle w:val="Normal"/>
+              <w:keepNext w:val="true"/>
+              <w:keepLines/>
+              <w:spacing w:lineRule="auto" w:line="240" w:before="0" w:after="0"/>
+              <w:jc w:val="left"/>
+              <w:rPr/>
+            </w:pPr>
+            <w:r>
+              <w:rPr>
+                <w:rFonts w:eastAsia="Times New Roman" w:cs="Times New Roman"/>
+                <w:b w:val="false"/>
+                <w:bCs w:val="false"/>
+                <w:sz w:val="20"/>
+                <w:szCs w:val="20"/>
+                <w:highlight w:val="yellow"/>
+              </w:rPr>
+              <w:t xml:space="preserve"> </w:t>
+            </w:r>
+          </w:p>
+        </w:tc>
+      </w:tr>
+      <w:tr>
+        <w:trPr>
+          <w:cantSplit w:val="true"/>
+        </w:trPr>
+        <w:tc>
+          <w:tcPr>
+            <w:tcW w:w="600" w:type="dxa"/>
+            <w:tcBorders>
+              <w:top w:val="single" w:sz="4" w:space="0" w:color="8C8C8C"/>
+              <w:left w:val="single" w:sz="4" w:space="0" w:color="8C8C8C"/>
+              <w:bottom w:val="single" w:sz="4" w:space="0" w:color="8C8C8C"/>
+              <w:right w:val="single" w:sz="4" w:space="0" w:color="8C8C8C"/>
+            </w:tcBorders>
+            <w:vAlign w:val="center"/>
+          </w:tcPr>
+          <w:p>
+            <w:pPr>
+              <w:pStyle w:val="Normal"/>
+              <w:keepNext w:val="true"/>
+              <w:keepLines/>
+              <w:spacing w:lineRule="auto" w:line="240" w:before="0" w:after="0"/>
+              <w:jc w:val="left"/>
+              <w:rPr/>
+            </w:pPr>
+            <w:r>
+              <w:rPr>
+                <w:rFonts w:eastAsia="Times New Roman" w:cs="Times New Roman"/>
+                <w:b w:val="false"/>
+                <w:bCs w:val="false"/>
+                <w:sz w:val="20"/>
+                <w:szCs w:val="20"/>
+              </w:rPr>
+              <w:t>2</w:t>
+            </w:r>
+          </w:p>
+        </w:tc>
+        <w:tc>
+          <w:tcPr>
+            <w:tcW w:w="800" w:type="dxa"/>
+            <w:tcBorders>
+              <w:top w:val="single" w:sz="4" w:space="0" w:color="8C8C8C"/>
+              <w:left w:val="single" w:sz="4" w:space="0" w:color="8C8C8C"/>
+              <w:bottom w:val="single" w:sz="4" w:space="0" w:color="8C8C8C"/>
+              <w:right w:val="single" w:sz="4" w:space="0" w:color="8C8C8C"/>
+            </w:tcBorders>
+            <w:vAlign w:val="center"/>
+          </w:tcPr>
+          <w:p>
+            <w:pPr>
+              <w:pStyle w:val="Normal"/>
+              <w:keepNext w:val="true"/>
+              <w:keepLines/>
+              <w:spacing w:lineRule="auto" w:line="240" w:before="0" w:after="0"/>
+              <w:jc w:val="left"/>
+              <w:rPr/>
+            </w:pPr>
+            <w:r>
+              <w:rPr>
+                <w:rFonts w:eastAsia="Times New Roman" w:cs="Times New Roman"/>
+                <w:b w:val="false"/>
+                <w:bCs w:val="false"/>
+                <w:sz w:val="20"/>
+                <w:szCs w:val="20"/>
+                <w:highlight w:val="yellow"/>
+              </w:rPr>
+              <w:t xml:space="preserve"> </w:t>
+            </w:r>
+          </w:p>
+        </w:tc>
+        <w:tc>
+          <w:tcPr>
+            <w:tcW w:w="2269" w:type="dxa"/>
+            <w:tcBorders>
+              <w:top w:val="single" w:sz="4" w:space="0" w:color="8C8C8C"/>
+              <w:left w:val="single" w:sz="4" w:space="0" w:color="8C8C8C"/>
+              <w:bottom w:val="single" w:sz="4" w:space="0" w:color="8C8C8C"/>
+              <w:right w:val="single" w:sz="4" w:space="0" w:color="8C8C8C"/>
+            </w:tcBorders>
+            <w:vAlign w:val="center"/>
+          </w:tcPr>
+          <w:p>
+            <w:pPr>
+              <w:pStyle w:val="Normal"/>
+              <w:keepNext w:val="true"/>
+              <w:keepLines/>
+              <w:spacing w:lineRule="auto" w:line="240" w:before="0" w:after="0"/>
+              <w:jc w:val="left"/>
+              <w:rPr/>
+            </w:pPr>
+            <w:r>
+              <w:rPr>
+                <w:rFonts w:eastAsia="Times New Roman" w:cs="Times New Roman"/>
+                <w:b w:val="false"/>
+                <w:bCs w:val="false"/>
+                <w:sz w:val="20"/>
+                <w:szCs w:val="20"/>
+                <w:highlight w:val="yellow"/>
+              </w:rPr>
+              <w:t xml:space="preserve"> </w:t>
+            </w:r>
+          </w:p>
+        </w:tc>
+        <w:tc>
+          <w:tcPr>
+            <w:tcW w:w="1301" w:type="dxa"/>
+            <w:tcBorders>
+              <w:top w:val="single" w:sz="4" w:space="0" w:color="8C8C8C"/>
+              <w:left w:val="single" w:sz="4" w:space="0" w:color="8C8C8C"/>
+              <w:bottom w:val="single" w:sz="4" w:space="0" w:color="8C8C8C"/>
+              <w:right w:val="single" w:sz="4" w:space="0" w:color="8C8C8C"/>
+            </w:tcBorders>
+            <w:vAlign w:val="center"/>
+          </w:tcPr>
+          <w:p>
+            <w:pPr>
+              <w:pStyle w:val="Normal"/>
+              <w:keepNext w:val="true"/>
+              <w:keepLines/>
+              <w:spacing w:lineRule="auto" w:line="240" w:before="0" w:after="0"/>
+              <w:jc w:val="left"/>
+              <w:rPr/>
+            </w:pPr>
+            <w:r>
+              <w:rPr>
+                <w:rFonts w:eastAsia="Times New Roman" w:cs="Times New Roman"/>
+                <w:b w:val="false"/>
+                <w:bCs w:val="false"/>
+                <w:sz w:val="20"/>
+                <w:szCs w:val="20"/>
+                <w:highlight w:val="yellow"/>
+              </w:rPr>
+              <w:t xml:space="preserve"> </w:t>
+            </w:r>
+          </w:p>
+        </w:tc>
+        <w:tc>
+          <w:tcPr>
+            <w:tcW w:w="1499" w:type="dxa"/>
+            <w:tcBorders>
+              <w:top w:val="single" w:sz="4" w:space="0" w:color="8C8C8C"/>
+              <w:left w:val="single" w:sz="4" w:space="0" w:color="8C8C8C"/>
+              <w:bottom w:val="single" w:sz="4" w:space="0" w:color="8C8C8C"/>
+              <w:right w:val="single" w:sz="4" w:space="0" w:color="8C8C8C"/>
+            </w:tcBorders>
+            <w:vAlign w:val="center"/>
+          </w:tcPr>
+          <w:p>
+            <w:pPr>
+              <w:pStyle w:val="Normal"/>
+              <w:keepNext w:val="true"/>
+              <w:keepLines/>
+              <w:spacing w:lineRule="auto" w:line="240" w:before="0" w:after="0"/>
+              <w:jc w:val="left"/>
+              <w:rPr/>
+            </w:pPr>
+            <w:r>
+              <w:rPr>
+                <w:rFonts w:eastAsia="Times New Roman" w:cs="Times New Roman"/>
+                <w:b w:val="false"/>
+                <w:bCs w:val="false"/>
+                <w:sz w:val="20"/>
+                <w:szCs w:val="20"/>
+                <w:highlight w:val="yellow"/>
+              </w:rPr>
+              <w:t xml:space="preserve"> </w:t>
+            </w:r>
+          </w:p>
+        </w:tc>
+        <w:tc>
+          <w:tcPr>
+            <w:tcW w:w="1301" w:type="dxa"/>
+            <w:tcBorders>
+              <w:top w:val="single" w:sz="4" w:space="0" w:color="8C8C8C"/>
+              <w:left w:val="single" w:sz="4" w:space="0" w:color="8C8C8C"/>
+              <w:bottom w:val="single" w:sz="4" w:space="0" w:color="8C8C8C"/>
+              <w:right w:val="single" w:sz="4" w:space="0" w:color="8C8C8C"/>
+            </w:tcBorders>
+            <w:vAlign w:val="center"/>
+          </w:tcPr>
+          <w:p>
+            <w:pPr>
+              <w:pStyle w:val="Normal"/>
+              <w:keepNext w:val="true"/>
+              <w:keepLines/>
+              <w:spacing w:lineRule="auto" w:line="240" w:before="0" w:after="0"/>
+              <w:jc w:val="left"/>
+              <w:rPr/>
+            </w:pPr>
+            <w:r>
+              <w:rPr>
+                <w:rFonts w:eastAsia="Times New Roman" w:cs="Times New Roman"/>
+                <w:b w:val="false"/>
+                <w:bCs w:val="false"/>
+                <w:sz w:val="20"/>
+                <w:szCs w:val="20"/>
+                <w:highlight w:val="yellow"/>
+              </w:rPr>
+              <w:t xml:space="preserve"> </w:t>
+            </w:r>
+          </w:p>
+        </w:tc>
+        <w:tc>
+          <w:tcPr>
+            <w:tcW w:w="1299" w:type="dxa"/>
+            <w:tcBorders>
+              <w:top w:val="single" w:sz="4" w:space="0" w:color="8C8C8C"/>
+              <w:left w:val="single" w:sz="4" w:space="0" w:color="8C8C8C"/>
+              <w:bottom w:val="single" w:sz="4" w:space="0" w:color="8C8C8C"/>
+              <w:right w:val="single" w:sz="4" w:space="0" w:color="8C8C8C"/>
+            </w:tcBorders>
+            <w:vAlign w:val="center"/>
+          </w:tcPr>
+          <w:p>
+            <w:pPr>
+              <w:pStyle w:val="Normal"/>
+              <w:keepNext w:val="true"/>
+              <w:keepLines/>
+              <w:spacing w:lineRule="auto" w:line="240" w:before="0" w:after="0"/>
+              <w:jc w:val="left"/>
+              <w:rPr/>
+            </w:pPr>
+            <w:r>
+              <w:rPr>
+                <w:rFonts w:eastAsia="Times New Roman" w:cs="Times New Roman"/>
+                <w:b w:val="false"/>
+                <w:bCs w:val="false"/>
+                <w:sz w:val="20"/>
+                <w:szCs w:val="20"/>
+                <w:highlight w:val="yellow"/>
+              </w:rPr>
+              <w:t xml:space="preserve"> </w:t>
+            </w:r>
+          </w:p>
+        </w:tc>
+      </w:tr>
+      <w:tr>
+        <w:trPr>
+          <w:cantSplit w:val="true"/>
+        </w:trPr>
+        <w:tc>
+          <w:tcPr>
+            <w:tcW w:w="600" w:type="dxa"/>
+            <w:tcBorders>
+              <w:top w:val="single" w:sz="4" w:space="0" w:color="8C8C8C"/>
+              <w:left w:val="single" w:sz="4" w:space="0" w:color="8C8C8C"/>
+              <w:bottom w:val="single" w:sz="4" w:space="0" w:color="8C8C8C"/>
+              <w:right w:val="single" w:sz="4" w:space="0" w:color="8C8C8C"/>
+            </w:tcBorders>
+            <w:vAlign w:val="center"/>
+          </w:tcPr>
+          <w:p>
+            <w:pPr>
+              <w:pStyle w:val="Normal"/>
+              <w:keepNext w:val="true"/>
+              <w:keepLines/>
+              <w:spacing w:lineRule="auto" w:line="240" w:before="0" w:after="0"/>
+              <w:jc w:val="left"/>
+              <w:rPr/>
+            </w:pPr>
+            <w:r>
+              <w:rPr>
+                <w:rFonts w:eastAsia="Times New Roman" w:cs="Times New Roman"/>
+                <w:b w:val="false"/>
+                <w:bCs w:val="false"/>
+                <w:sz w:val="20"/>
+                <w:szCs w:val="20"/>
+              </w:rPr>
+              <w:t>3</w:t>
+            </w:r>
+          </w:p>
+        </w:tc>
+        <w:tc>
+          <w:tcPr>
+            <w:tcW w:w="800" w:type="dxa"/>
+            <w:tcBorders>
+              <w:top w:val="single" w:sz="4" w:space="0" w:color="8C8C8C"/>
+              <w:left w:val="single" w:sz="4" w:space="0" w:color="8C8C8C"/>
+              <w:bottom w:val="single" w:sz="4" w:space="0" w:color="8C8C8C"/>
+              <w:right w:val="single" w:sz="4" w:space="0" w:color="8C8C8C"/>
+            </w:tcBorders>
+            <w:vAlign w:val="center"/>
+          </w:tcPr>
+          <w:p>
+            <w:pPr>
+              <w:pStyle w:val="Normal"/>
+              <w:keepNext w:val="true"/>
+              <w:keepLines/>
+              <w:spacing w:lineRule="auto" w:line="240" w:before="0" w:after="0"/>
+              <w:jc w:val="left"/>
+              <w:rPr/>
+            </w:pPr>
+            <w:r>
+              <w:rPr>
+                <w:rFonts w:eastAsia="Times New Roman" w:cs="Times New Roman"/>
+                <w:b w:val="false"/>
+                <w:bCs w:val="false"/>
+                <w:sz w:val="20"/>
+                <w:szCs w:val="20"/>
+                <w:highlight w:val="yellow"/>
+              </w:rPr>
+              <w:t xml:space="preserve"> </w:t>
+            </w:r>
+          </w:p>
+        </w:tc>
+        <w:tc>
+          <w:tcPr>
+            <w:tcW w:w="2269" w:type="dxa"/>
+            <w:tcBorders>
+              <w:top w:val="single" w:sz="4" w:space="0" w:color="8C8C8C"/>
+              <w:left w:val="single" w:sz="4" w:space="0" w:color="8C8C8C"/>
+              <w:bottom w:val="single" w:sz="4" w:space="0" w:color="8C8C8C"/>
+              <w:right w:val="single" w:sz="4" w:space="0" w:color="8C8C8C"/>
+            </w:tcBorders>
+            <w:vAlign w:val="center"/>
+          </w:tcPr>
+          <w:p>
+            <w:pPr>
+              <w:pStyle w:val="Normal"/>
+              <w:keepNext w:val="true"/>
+              <w:keepLines/>
+              <w:spacing w:lineRule="auto" w:line="240" w:before="0" w:after="0"/>
+              <w:jc w:val="left"/>
+              <w:rPr/>
+            </w:pPr>
+            <w:r>
+              <w:rPr>
+                <w:rFonts w:eastAsia="Times New Roman" w:cs="Times New Roman"/>
+                <w:b w:val="false"/>
+                <w:bCs w:val="false"/>
+                <w:sz w:val="20"/>
+                <w:szCs w:val="20"/>
+                <w:highlight w:val="yellow"/>
+              </w:rPr>
+              <w:t xml:space="preserve"> </w:t>
+            </w:r>
+          </w:p>
+        </w:tc>
+        <w:tc>
+          <w:tcPr>
+            <w:tcW w:w="1301" w:type="dxa"/>
+            <w:tcBorders>
+              <w:top w:val="single" w:sz="4" w:space="0" w:color="8C8C8C"/>
+              <w:left w:val="single" w:sz="4" w:space="0" w:color="8C8C8C"/>
+              <w:bottom w:val="single" w:sz="4" w:space="0" w:color="8C8C8C"/>
+              <w:right w:val="single" w:sz="4" w:space="0" w:color="8C8C8C"/>
+            </w:tcBorders>
+            <w:vAlign w:val="center"/>
+          </w:tcPr>
+          <w:p>
+            <w:pPr>
+              <w:pStyle w:val="Normal"/>
+              <w:keepNext w:val="true"/>
+              <w:keepLines/>
+              <w:spacing w:lineRule="auto" w:line="240" w:before="0" w:after="0"/>
+              <w:jc w:val="left"/>
+              <w:rPr/>
+            </w:pPr>
+            <w:r>
+              <w:rPr>
+                <w:rFonts w:eastAsia="Times New Roman" w:cs="Times New Roman"/>
+                <w:b w:val="false"/>
+                <w:bCs w:val="false"/>
+                <w:sz w:val="20"/>
+                <w:szCs w:val="20"/>
+                <w:highlight w:val="yellow"/>
+              </w:rPr>
+              <w:t xml:space="preserve"> </w:t>
+            </w:r>
+          </w:p>
+        </w:tc>
+        <w:tc>
+          <w:tcPr>
+            <w:tcW w:w="1499" w:type="dxa"/>
+            <w:tcBorders>
+              <w:top w:val="single" w:sz="4" w:space="0" w:color="8C8C8C"/>
+              <w:left w:val="single" w:sz="4" w:space="0" w:color="8C8C8C"/>
+              <w:bottom w:val="single" w:sz="4" w:space="0" w:color="8C8C8C"/>
+              <w:right w:val="single" w:sz="4" w:space="0" w:color="8C8C8C"/>
+            </w:tcBorders>
+            <w:vAlign w:val="center"/>
+          </w:tcPr>
+          <w:p>
+            <w:pPr>
+              <w:pStyle w:val="Normal"/>
+              <w:keepNext w:val="true"/>
+              <w:keepLines/>
+              <w:spacing w:lineRule="auto" w:line="240" w:before="0" w:after="0"/>
+              <w:jc w:val="left"/>
+              <w:rPr/>
+            </w:pPr>
+            <w:r>
+              <w:rPr>
+                <w:rFonts w:eastAsia="Times New Roman" w:cs="Times New Roman"/>
+                <w:b w:val="false"/>
+                <w:bCs w:val="false"/>
+                <w:sz w:val="20"/>
+                <w:szCs w:val="20"/>
+                <w:highlight w:val="yellow"/>
+              </w:rPr>
+              <w:t xml:space="preserve"> </w:t>
+            </w:r>
+          </w:p>
+        </w:tc>
+        <w:tc>
+          <w:tcPr>
+            <w:tcW w:w="1301" w:type="dxa"/>
+            <w:tcBorders>
+              <w:top w:val="single" w:sz="4" w:space="0" w:color="8C8C8C"/>
+              <w:left w:val="single" w:sz="4" w:space="0" w:color="8C8C8C"/>
+              <w:bottom w:val="single" w:sz="4" w:space="0" w:color="8C8C8C"/>
+              <w:right w:val="single" w:sz="4" w:space="0" w:color="8C8C8C"/>
+            </w:tcBorders>
+            <w:vAlign w:val="center"/>
+          </w:tcPr>
+          <w:p>
+            <w:pPr>
+              <w:pStyle w:val="Normal"/>
+              <w:keepNext w:val="true"/>
+              <w:keepLines/>
+              <w:spacing w:lineRule="auto" w:line="240" w:before="0" w:after="0"/>
+              <w:jc w:val="left"/>
+              <w:rPr/>
+            </w:pPr>
+            <w:r>
+              <w:rPr>
+                <w:rFonts w:eastAsia="Times New Roman" w:cs="Times New Roman"/>
+                <w:b w:val="false"/>
+                <w:bCs w:val="false"/>
+                <w:sz w:val="20"/>
+                <w:szCs w:val="20"/>
+                <w:highlight w:val="yellow"/>
+              </w:rPr>
+              <w:t xml:space="preserve"> </w:t>
+            </w:r>
+          </w:p>
+        </w:tc>
+        <w:tc>
+          <w:tcPr>
+            <w:tcW w:w="1299" w:type="dxa"/>
+            <w:tcBorders>
+              <w:top w:val="single" w:sz="4" w:space="0" w:color="8C8C8C"/>
+              <w:left w:val="single" w:sz="4" w:space="0" w:color="8C8C8C"/>
+              <w:bottom w:val="single" w:sz="4" w:space="0" w:color="8C8C8C"/>
+              <w:right w:val="single" w:sz="4" w:space="0" w:color="8C8C8C"/>
+            </w:tcBorders>
+            <w:vAlign w:val="center"/>
+          </w:tcPr>
+          <w:p>
+            <w:pPr>
+              <w:pStyle w:val="Normal"/>
+              <w:keepNext w:val="true"/>
+              <w:keepLines/>
+              <w:spacing w:lineRule="auto" w:line="240" w:before="0" w:after="0"/>
+              <w:jc w:val="left"/>
+              <w:rPr/>
+            </w:pPr>
+            <w:r>
+              <w:rPr>
+                <w:rFonts w:eastAsia="Times New Roman" w:cs="Times New Roman"/>
+                <w:b w:val="false"/>
+                <w:bCs w:val="false"/>
+                <w:sz w:val="20"/>
+                <w:szCs w:val="20"/>
+                <w:highlight w:val="yellow"/>
+              </w:rPr>
+              <w:t xml:space="preserve"> </w:t>
+            </w:r>
+          </w:p>
+        </w:tc>
+      </w:tr>
+      <w:tr>
+        <w:trPr>
+          <w:cantSplit w:val="true"/>
+        </w:trPr>
+        <w:tc>
+          <w:tcPr>
+            <w:tcW w:w="600" w:type="dxa"/>
+            <w:tcBorders>
+              <w:top w:val="single" w:sz="4" w:space="0" w:color="8C8C8C"/>
+              <w:left w:val="single" w:sz="4" w:space="0" w:color="8C8C8C"/>
+              <w:bottom w:val="single" w:sz="4" w:space="0" w:color="8C8C8C"/>
+              <w:right w:val="single" w:sz="4" w:space="0" w:color="8C8C8C"/>
+            </w:tcBorders>
+            <w:vAlign w:val="center"/>
+          </w:tcPr>
+          <w:p>
+            <w:pPr>
+              <w:pStyle w:val="Normal"/>
+              <w:keepNext w:val="true"/>
+              <w:keepLines/>
+              <w:spacing w:lineRule="auto" w:line="240" w:before="0" w:after="0"/>
+              <w:jc w:val="left"/>
+              <w:rPr/>
+            </w:pPr>
+            <w:r>
+              <w:rPr>
+                <w:rFonts w:eastAsia="Times New Roman" w:cs="Times New Roman"/>
+                <w:b w:val="false"/>
+                <w:bCs w:val="false"/>
+                <w:sz w:val="20"/>
+                <w:szCs w:val="20"/>
+              </w:rPr>
+              <w:t>4</w:t>
+            </w:r>
+          </w:p>
+        </w:tc>
+        <w:tc>
+          <w:tcPr>
+            <w:tcW w:w="800" w:type="dxa"/>
+            <w:tcBorders>
+              <w:top w:val="single" w:sz="4" w:space="0" w:color="8C8C8C"/>
+              <w:left w:val="single" w:sz="4" w:space="0" w:color="8C8C8C"/>
+              <w:bottom w:val="single" w:sz="4" w:space="0" w:color="8C8C8C"/>
+              <w:right w:val="single" w:sz="4" w:space="0" w:color="8C8C8C"/>
+            </w:tcBorders>
+            <w:vAlign w:val="center"/>
+          </w:tcPr>
+          <w:p>
+            <w:pPr>
+              <w:pStyle w:val="Normal"/>
+              <w:keepNext w:val="true"/>
+              <w:keepLines/>
+              <w:spacing w:lineRule="auto" w:line="240" w:before="0" w:after="0"/>
+              <w:jc w:val="left"/>
+              <w:rPr/>
+            </w:pPr>
+            <w:r>
+              <w:rPr>
+                <w:rFonts w:eastAsia="Times New Roman" w:cs="Times New Roman"/>
+                <w:b w:val="false"/>
+                <w:bCs w:val="false"/>
+                <w:sz w:val="20"/>
+                <w:szCs w:val="20"/>
+                <w:highlight w:val="yellow"/>
+              </w:rPr>
+              <w:t xml:space="preserve"> </w:t>
+            </w:r>
+          </w:p>
+        </w:tc>
+        <w:tc>
+          <w:tcPr>
+            <w:tcW w:w="2269" w:type="dxa"/>
+            <w:tcBorders>
+              <w:top w:val="single" w:sz="4" w:space="0" w:color="8C8C8C"/>
+              <w:left w:val="single" w:sz="4" w:space="0" w:color="8C8C8C"/>
+              <w:bottom w:val="single" w:sz="4" w:space="0" w:color="8C8C8C"/>
+              <w:right w:val="single" w:sz="4" w:space="0" w:color="8C8C8C"/>
+            </w:tcBorders>
+            <w:vAlign w:val="center"/>
+          </w:tcPr>
+          <w:p>
+            <w:pPr>
+              <w:pStyle w:val="Normal"/>
+              <w:keepNext w:val="true"/>
+              <w:keepLines/>
+              <w:spacing w:lineRule="auto" w:line="240" w:before="0" w:after="0"/>
+              <w:jc w:val="left"/>
+              <w:rPr/>
+            </w:pPr>
+            <w:r>
+              <w:rPr>
+                <w:rFonts w:eastAsia="Times New Roman" w:cs="Times New Roman"/>
+                <w:b w:val="false"/>
+                <w:bCs w:val="false"/>
+                <w:sz w:val="20"/>
+                <w:szCs w:val="20"/>
+                <w:highlight w:val="yellow"/>
+              </w:rPr>
+              <w:t xml:space="preserve"> </w:t>
+            </w:r>
+          </w:p>
+        </w:tc>
+        <w:tc>
+          <w:tcPr>
+            <w:tcW w:w="1301" w:type="dxa"/>
+            <w:tcBorders>
+              <w:top w:val="single" w:sz="4" w:space="0" w:color="8C8C8C"/>
+              <w:left w:val="single" w:sz="4" w:space="0" w:color="8C8C8C"/>
+              <w:bottom w:val="single" w:sz="4" w:space="0" w:color="8C8C8C"/>
+              <w:right w:val="single" w:sz="4" w:space="0" w:color="8C8C8C"/>
+            </w:tcBorders>
+            <w:vAlign w:val="center"/>
+          </w:tcPr>
+          <w:p>
+            <w:pPr>
+              <w:pStyle w:val="Normal"/>
+              <w:keepNext w:val="true"/>
+              <w:keepLines/>
+              <w:spacing w:lineRule="auto" w:line="240" w:before="0" w:after="0"/>
+              <w:jc w:val="left"/>
+              <w:rPr/>
+            </w:pPr>
+            <w:r>
+              <w:rPr>
+                <w:rFonts w:eastAsia="Times New Roman" w:cs="Times New Roman"/>
+                <w:b w:val="false"/>
+                <w:bCs w:val="false"/>
+                <w:sz w:val="20"/>
+                <w:szCs w:val="20"/>
+                <w:highlight w:val="yellow"/>
+              </w:rPr>
+              <w:t xml:space="preserve"> </w:t>
+            </w:r>
+          </w:p>
+        </w:tc>
+        <w:tc>
+          <w:tcPr>
+            <w:tcW w:w="1499" w:type="dxa"/>
+            <w:tcBorders>
+              <w:top w:val="single" w:sz="4" w:space="0" w:color="8C8C8C"/>
+              <w:left w:val="single" w:sz="4" w:space="0" w:color="8C8C8C"/>
+              <w:bottom w:val="single" w:sz="4" w:space="0" w:color="8C8C8C"/>
+              <w:right w:val="single" w:sz="4" w:space="0" w:color="8C8C8C"/>
+            </w:tcBorders>
+            <w:vAlign w:val="center"/>
+          </w:tcPr>
+          <w:p>
+            <w:pPr>
+              <w:pStyle w:val="Normal"/>
+              <w:keepNext w:val="true"/>
+              <w:keepLines/>
+              <w:spacing w:lineRule="auto" w:line="240" w:before="0" w:after="0"/>
+              <w:jc w:val="left"/>
+              <w:rPr/>
+            </w:pPr>
+            <w:r>
+              <w:rPr>
+                <w:rFonts w:eastAsia="Times New Roman" w:cs="Times New Roman"/>
+                <w:b w:val="false"/>
+                <w:bCs w:val="false"/>
+                <w:sz w:val="20"/>
+                <w:szCs w:val="20"/>
+                <w:highlight w:val="yellow"/>
+              </w:rPr>
+              <w:t xml:space="preserve"> </w:t>
+            </w:r>
+          </w:p>
+        </w:tc>
+        <w:tc>
+          <w:tcPr>
+            <w:tcW w:w="1301" w:type="dxa"/>
+            <w:tcBorders>
+              <w:top w:val="single" w:sz="4" w:space="0" w:color="8C8C8C"/>
+              <w:left w:val="single" w:sz="4" w:space="0" w:color="8C8C8C"/>
+              <w:bottom w:val="single" w:sz="4" w:space="0" w:color="8C8C8C"/>
+              <w:right w:val="single" w:sz="4" w:space="0" w:color="8C8C8C"/>
+            </w:tcBorders>
+            <w:vAlign w:val="center"/>
+          </w:tcPr>
+          <w:p>
+            <w:pPr>
+              <w:pStyle w:val="Normal"/>
+              <w:keepNext w:val="true"/>
+              <w:keepLines/>
+              <w:spacing w:lineRule="auto" w:line="240" w:before="0" w:after="0"/>
+              <w:jc w:val="left"/>
+              <w:rPr/>
+            </w:pPr>
+            <w:r>
+              <w:rPr>
+                <w:rFonts w:eastAsia="Times New Roman" w:cs="Times New Roman"/>
+                <w:b w:val="false"/>
+                <w:bCs w:val="false"/>
+                <w:sz w:val="20"/>
+                <w:szCs w:val="20"/>
+                <w:highlight w:val="yellow"/>
+              </w:rPr>
+              <w:t xml:space="preserve"> </w:t>
+            </w:r>
+          </w:p>
+        </w:tc>
+        <w:tc>
+          <w:tcPr>
+            <w:tcW w:w="1299" w:type="dxa"/>
+            <w:tcBorders>
+              <w:top w:val="single" w:sz="4" w:space="0" w:color="8C8C8C"/>
+              <w:left w:val="single" w:sz="4" w:space="0" w:color="8C8C8C"/>
+              <w:bottom w:val="single" w:sz="4" w:space="0" w:color="8C8C8C"/>
+              <w:right w:val="single" w:sz="4" w:space="0" w:color="8C8C8C"/>
+            </w:tcBorders>
+            <w:vAlign w:val="center"/>
+          </w:tcPr>
+          <w:p>
+            <w:pPr>
+              <w:pStyle w:val="Normal"/>
+              <w:keepNext w:val="true"/>
+              <w:keepLines/>
+              <w:spacing w:lineRule="auto" w:line="240" w:before="0" w:after="0"/>
+              <w:jc w:val="left"/>
+              <w:rPr/>
+            </w:pPr>
+            <w:r>
+              <w:rPr>
+                <w:rFonts w:eastAsia="Times New Roman" w:cs="Times New Roman"/>
+                <w:b w:val="false"/>
+                <w:bCs w:val="false"/>
+                <w:sz w:val="20"/>
+                <w:szCs w:val="20"/>
+                <w:highlight w:val="yellow"/>
+              </w:rPr>
+              <w:t xml:space="preserve"> </w:t>
+            </w:r>
+          </w:p>
+        </w:tc>
+      </w:tr>
+      <w:tr>
+        <w:trPr>
+          <w:cantSplit w:val="true"/>
+        </w:trPr>
+        <w:tc>
+          <w:tcPr>
+            <w:tcW w:w="600" w:type="dxa"/>
+            <w:tcBorders>
+              <w:top w:val="single" w:sz="4" w:space="0" w:color="8C8C8C"/>
+              <w:left w:val="single" w:sz="4" w:space="0" w:color="8C8C8C"/>
+              <w:bottom w:val="single" w:sz="4" w:space="0" w:color="8C8C8C"/>
+              <w:right w:val="single" w:sz="4" w:space="0" w:color="8C8C8C"/>
+            </w:tcBorders>
+            <w:vAlign w:val="center"/>
+          </w:tcPr>
+          <w:p>
+            <w:pPr>
+              <w:pStyle w:val="Normal"/>
+              <w:keepNext w:val="true"/>
+              <w:keepLines/>
+              <w:spacing w:lineRule="auto" w:line="240" w:before="0" w:after="0"/>
+              <w:jc w:val="left"/>
+              <w:rPr/>
+            </w:pPr>
+            <w:r>
+              <w:rPr>
+                <w:rFonts w:eastAsia="Times New Roman" w:cs="Times New Roman"/>
+                <w:b w:val="false"/>
+                <w:bCs w:val="false"/>
+                <w:sz w:val="20"/>
+                <w:szCs w:val="20"/>
+              </w:rPr>
+              <w:t>5</w:t>
+            </w:r>
+          </w:p>
+        </w:tc>
+        <w:tc>
+          <w:tcPr>
+            <w:tcW w:w="800" w:type="dxa"/>
+            <w:tcBorders>
+              <w:top w:val="single" w:sz="4" w:space="0" w:color="8C8C8C"/>
+              <w:left w:val="single" w:sz="4" w:space="0" w:color="8C8C8C"/>
+              <w:bottom w:val="single" w:sz="4" w:space="0" w:color="8C8C8C"/>
+              <w:right w:val="single" w:sz="4" w:space="0" w:color="8C8C8C"/>
+            </w:tcBorders>
+            <w:vAlign w:val="center"/>
+          </w:tcPr>
+          <w:p>
+            <w:pPr>
+              <w:pStyle w:val="Normal"/>
+              <w:keepNext w:val="true"/>
+              <w:keepLines/>
+              <w:spacing w:lineRule="auto" w:line="240" w:before="0" w:after="0"/>
+              <w:jc w:val="left"/>
+              <w:rPr/>
+            </w:pPr>
+            <w:r>
+              <w:rPr>
+                <w:rFonts w:eastAsia="Times New Roman" w:cs="Times New Roman"/>
+                <w:b w:val="false"/>
+                <w:bCs w:val="false"/>
+                <w:sz w:val="20"/>
+                <w:szCs w:val="20"/>
+                <w:highlight w:val="yellow"/>
+              </w:rPr>
+              <w:t xml:space="preserve"> </w:t>
+            </w:r>
+          </w:p>
+        </w:tc>
+        <w:tc>
+          <w:tcPr>
+            <w:tcW w:w="2269" w:type="dxa"/>
+            <w:tcBorders>
+              <w:top w:val="single" w:sz="4" w:space="0" w:color="8C8C8C"/>
+              <w:left w:val="single" w:sz="4" w:space="0" w:color="8C8C8C"/>
+              <w:bottom w:val="single" w:sz="4" w:space="0" w:color="8C8C8C"/>
+              <w:right w:val="single" w:sz="4" w:space="0" w:color="8C8C8C"/>
+            </w:tcBorders>
+            <w:vAlign w:val="center"/>
+          </w:tcPr>
+          <w:p>
+            <w:pPr>
+              <w:pStyle w:val="Normal"/>
+              <w:keepNext w:val="true"/>
+              <w:keepLines/>
+              <w:spacing w:lineRule="auto" w:line="240" w:before="0" w:after="0"/>
+              <w:jc w:val="left"/>
+              <w:rPr/>
+            </w:pPr>
+            <w:r>
+              <w:rPr>
+                <w:rFonts w:eastAsia="Times New Roman" w:cs="Times New Roman"/>
+                <w:b w:val="false"/>
+                <w:bCs w:val="false"/>
+                <w:sz w:val="20"/>
+                <w:szCs w:val="20"/>
+                <w:highlight w:val="yellow"/>
+              </w:rPr>
+              <w:t xml:space="preserve"> </w:t>
+            </w:r>
+          </w:p>
+        </w:tc>
+        <w:tc>
+          <w:tcPr>
+            <w:tcW w:w="1301" w:type="dxa"/>
+            <w:tcBorders>
+              <w:top w:val="single" w:sz="4" w:space="0" w:color="8C8C8C"/>
+              <w:left w:val="single" w:sz="4" w:space="0" w:color="8C8C8C"/>
+              <w:bottom w:val="single" w:sz="4" w:space="0" w:color="8C8C8C"/>
+              <w:right w:val="single" w:sz="4" w:space="0" w:color="8C8C8C"/>
+            </w:tcBorders>
+            <w:vAlign w:val="center"/>
+          </w:tcPr>
+          <w:p>
+            <w:pPr>
+              <w:pStyle w:val="Normal"/>
+              <w:keepNext w:val="true"/>
+              <w:keepLines/>
+              <w:spacing w:lineRule="auto" w:line="240" w:before="0" w:after="0"/>
+              <w:jc w:val="left"/>
+              <w:rPr/>
+            </w:pPr>
+            <w:r>
+              <w:rPr>
+                <w:rFonts w:eastAsia="Times New Roman" w:cs="Times New Roman"/>
+                <w:b w:val="false"/>
+                <w:bCs w:val="false"/>
+                <w:sz w:val="20"/>
+                <w:szCs w:val="20"/>
+                <w:highlight w:val="yellow"/>
+              </w:rPr>
+              <w:t xml:space="preserve"> </w:t>
+            </w:r>
+          </w:p>
+        </w:tc>
+        <w:tc>
+          <w:tcPr>
+            <w:tcW w:w="1499" w:type="dxa"/>
+            <w:tcBorders>
+              <w:top w:val="single" w:sz="4" w:space="0" w:color="8C8C8C"/>
+              <w:left w:val="single" w:sz="4" w:space="0" w:color="8C8C8C"/>
+              <w:bottom w:val="single" w:sz="4" w:space="0" w:color="8C8C8C"/>
+              <w:right w:val="single" w:sz="4" w:space="0" w:color="8C8C8C"/>
+            </w:tcBorders>
+            <w:vAlign w:val="center"/>
+          </w:tcPr>
+          <w:p>
+            <w:pPr>
+              <w:pStyle w:val="Normal"/>
+              <w:keepNext w:val="true"/>
+              <w:keepLines/>
+              <w:spacing w:lineRule="auto" w:line="240" w:before="0" w:after="0"/>
+              <w:jc w:val="left"/>
+              <w:rPr/>
+            </w:pPr>
+            <w:r>
+              <w:rPr>
+                <w:rFonts w:eastAsia="Times New Roman" w:cs="Times New Roman"/>
+                <w:b w:val="false"/>
+                <w:bCs w:val="false"/>
+                <w:sz w:val="20"/>
+                <w:szCs w:val="20"/>
+                <w:highlight w:val="yellow"/>
+              </w:rPr>
+              <w:t xml:space="preserve"> </w:t>
+            </w:r>
+          </w:p>
+        </w:tc>
+        <w:tc>
+          <w:tcPr>
+            <w:tcW w:w="1301" w:type="dxa"/>
+            <w:tcBorders>
+              <w:top w:val="single" w:sz="4" w:space="0" w:color="8C8C8C"/>
+              <w:left w:val="single" w:sz="4" w:space="0" w:color="8C8C8C"/>
+              <w:bottom w:val="single" w:sz="4" w:space="0" w:color="8C8C8C"/>
+              <w:right w:val="single" w:sz="4" w:space="0" w:color="8C8C8C"/>
+            </w:tcBorders>
+            <w:vAlign w:val="center"/>
+          </w:tcPr>
+          <w:p>
+            <w:pPr>
+              <w:pStyle w:val="Normal"/>
+              <w:keepNext w:val="true"/>
+              <w:keepLines/>
+              <w:spacing w:lineRule="auto" w:line="240" w:before="0" w:after="0"/>
+              <w:jc w:val="left"/>
+              <w:rPr/>
+            </w:pPr>
+            <w:r>
+              <w:rPr>
+                <w:rFonts w:eastAsia="Times New Roman" w:cs="Times New Roman"/>
+                <w:b w:val="false"/>
+                <w:bCs w:val="false"/>
+                <w:sz w:val="20"/>
+                <w:szCs w:val="20"/>
+                <w:highlight w:val="yellow"/>
+              </w:rPr>
+              <w:t xml:space="preserve"> </w:t>
+            </w:r>
+          </w:p>
+        </w:tc>
+        <w:tc>
+          <w:tcPr>
+            <w:tcW w:w="1299" w:type="dxa"/>
+            <w:tcBorders>
+              <w:top w:val="single" w:sz="4" w:space="0" w:color="8C8C8C"/>
+              <w:left w:val="single" w:sz="4" w:space="0" w:color="8C8C8C"/>
+              <w:bottom w:val="single" w:sz="4" w:space="0" w:color="8C8C8C"/>
+              <w:right w:val="single" w:sz="4" w:space="0" w:color="8C8C8C"/>
+            </w:tcBorders>
+            <w:vAlign w:val="center"/>
+          </w:tcPr>
+          <w:p>
+            <w:pPr>
+              <w:pStyle w:val="Normal"/>
+              <w:keepNext w:val="true"/>
+              <w:keepLines/>
+              <w:spacing w:lineRule="auto" w:line="240" w:before="0" w:after="0"/>
+              <w:jc w:val="left"/>
+              <w:rPr/>
+            </w:pPr>
+            <w:r>
+              <w:rPr>
+                <w:rFonts w:eastAsia="Times New Roman" w:cs="Times New Roman"/>
+                <w:b w:val="false"/>
+                <w:bCs w:val="false"/>
+                <w:sz w:val="20"/>
+                <w:szCs w:val="20"/>
+                <w:highlight w:val="yellow"/>
+              </w:rPr>
+              <w:t xml:space="preserve"> </w:t>
+            </w:r>
+          </w:p>
+        </w:tc>
+      </w:tr>
+      <w:tr>
+        <w:trPr>
+          <w:cantSplit w:val="true"/>
+        </w:trPr>
+        <w:tc>
+          <w:tcPr>
+            <w:tcW w:w="600" w:type="dxa"/>
+            <w:tcBorders>
+              <w:top w:val="single" w:sz="4" w:space="0" w:color="8C8C8C"/>
+              <w:left w:val="single" w:sz="4" w:space="0" w:color="8C8C8C"/>
+              <w:bottom w:val="single" w:sz="4" w:space="0" w:color="8C8C8C"/>
+              <w:right w:val="single" w:sz="4" w:space="0" w:color="8C8C8C"/>
+            </w:tcBorders>
+            <w:vAlign w:val="center"/>
+          </w:tcPr>
+          <w:p>
+            <w:pPr>
+              <w:pStyle w:val="Normal"/>
+              <w:keepNext w:val="true"/>
+              <w:keepLines/>
+              <w:spacing w:lineRule="auto" w:line="240" w:before="0" w:after="0"/>
+              <w:jc w:val="left"/>
+              <w:rPr/>
+            </w:pPr>
+            <w:r>
+              <w:rPr>
+                <w:rFonts w:eastAsia="Times New Roman" w:cs="Times New Roman"/>
+                <w:b w:val="false"/>
+                <w:bCs w:val="false"/>
+                <w:sz w:val="20"/>
+                <w:szCs w:val="20"/>
+              </w:rPr>
+              <w:t>6</w:t>
+            </w:r>
+          </w:p>
+        </w:tc>
+        <w:tc>
+          <w:tcPr>
+            <w:tcW w:w="800" w:type="dxa"/>
+            <w:tcBorders>
+              <w:top w:val="single" w:sz="4" w:space="0" w:color="8C8C8C"/>
+              <w:left w:val="single" w:sz="4" w:space="0" w:color="8C8C8C"/>
+              <w:bottom w:val="single" w:sz="4" w:space="0" w:color="8C8C8C"/>
+              <w:right w:val="single" w:sz="4" w:space="0" w:color="8C8C8C"/>
+            </w:tcBorders>
+            <w:vAlign w:val="center"/>
+          </w:tcPr>
+          <w:p>
+            <w:pPr>
+              <w:pStyle w:val="Normal"/>
+              <w:keepNext w:val="true"/>
+              <w:keepLines/>
+              <w:spacing w:lineRule="auto" w:line="240" w:before="0" w:after="0"/>
+              <w:jc w:val="left"/>
+              <w:rPr/>
+            </w:pPr>
+            <w:r>
+              <w:rPr>
+                <w:rFonts w:eastAsia="Times New Roman" w:cs="Times New Roman"/>
+                <w:b w:val="false"/>
+                <w:bCs w:val="false"/>
+                <w:sz w:val="20"/>
+                <w:szCs w:val="20"/>
+                <w:highlight w:val="yellow"/>
+              </w:rPr>
+              <w:t xml:space="preserve"> </w:t>
+            </w:r>
+          </w:p>
+        </w:tc>
+        <w:tc>
+          <w:tcPr>
+            <w:tcW w:w="2269" w:type="dxa"/>
+            <w:tcBorders>
+              <w:top w:val="single" w:sz="4" w:space="0" w:color="8C8C8C"/>
+              <w:left w:val="single" w:sz="4" w:space="0" w:color="8C8C8C"/>
+              <w:bottom w:val="single" w:sz="4" w:space="0" w:color="8C8C8C"/>
+              <w:right w:val="single" w:sz="4" w:space="0" w:color="8C8C8C"/>
+            </w:tcBorders>
+            <w:vAlign w:val="center"/>
+          </w:tcPr>
+          <w:p>
+            <w:pPr>
+              <w:pStyle w:val="Normal"/>
+              <w:keepNext w:val="true"/>
+              <w:keepLines/>
+              <w:spacing w:lineRule="auto" w:line="240" w:before="0" w:after="0"/>
+              <w:jc w:val="left"/>
+              <w:rPr/>
+            </w:pPr>
+            <w:r>
+              <w:rPr>
+                <w:rFonts w:eastAsia="Times New Roman" w:cs="Times New Roman"/>
+                <w:b w:val="false"/>
+                <w:bCs w:val="false"/>
+                <w:sz w:val="20"/>
+                <w:szCs w:val="20"/>
+                <w:highlight w:val="yellow"/>
+              </w:rPr>
+              <w:t xml:space="preserve"> </w:t>
+            </w:r>
+          </w:p>
+        </w:tc>
+        <w:tc>
+          <w:tcPr>
+            <w:tcW w:w="1301" w:type="dxa"/>
+            <w:tcBorders>
+              <w:top w:val="single" w:sz="4" w:space="0" w:color="8C8C8C"/>
+              <w:left w:val="single" w:sz="4" w:space="0" w:color="8C8C8C"/>
+              <w:bottom w:val="single" w:sz="4" w:space="0" w:color="8C8C8C"/>
+              <w:right w:val="single" w:sz="4" w:space="0" w:color="8C8C8C"/>
+            </w:tcBorders>
+            <w:vAlign w:val="center"/>
+          </w:tcPr>
+          <w:p>
+            <w:pPr>
+              <w:pStyle w:val="Normal"/>
+              <w:keepNext w:val="true"/>
+              <w:keepLines/>
+              <w:spacing w:lineRule="auto" w:line="240" w:before="0" w:after="0"/>
+              <w:jc w:val="left"/>
+              <w:rPr/>
+            </w:pPr>
+            <w:r>
+              <w:rPr>
+                <w:rFonts w:eastAsia="Times New Roman" w:cs="Times New Roman"/>
+                <w:b w:val="false"/>
+                <w:bCs w:val="false"/>
+                <w:sz w:val="20"/>
+                <w:szCs w:val="20"/>
+                <w:highlight w:val="yellow"/>
+              </w:rPr>
+              <w:t xml:space="preserve"> </w:t>
+            </w:r>
+          </w:p>
+        </w:tc>
+        <w:tc>
+          <w:tcPr>
+            <w:tcW w:w="1499" w:type="dxa"/>
+            <w:tcBorders>
+              <w:top w:val="single" w:sz="4" w:space="0" w:color="8C8C8C"/>
+              <w:left w:val="single" w:sz="4" w:space="0" w:color="8C8C8C"/>
+              <w:bottom w:val="single" w:sz="4" w:space="0" w:color="8C8C8C"/>
+              <w:right w:val="single" w:sz="4" w:space="0" w:color="8C8C8C"/>
+            </w:tcBorders>
+            <w:vAlign w:val="center"/>
+          </w:tcPr>
+          <w:p>
+            <w:pPr>
+              <w:pStyle w:val="Normal"/>
+              <w:keepNext w:val="true"/>
+              <w:keepLines/>
+              <w:spacing w:lineRule="auto" w:line="240" w:before="0" w:after="0"/>
+              <w:jc w:val="left"/>
+              <w:rPr/>
+            </w:pPr>
+            <w:r>
+              <w:rPr>
+                <w:rFonts w:eastAsia="Times New Roman" w:cs="Times New Roman"/>
+                <w:b w:val="false"/>
+                <w:bCs w:val="false"/>
+                <w:sz w:val="20"/>
+                <w:szCs w:val="20"/>
+                <w:highlight w:val="yellow"/>
+              </w:rPr>
+              <w:t xml:space="preserve"> </w:t>
+            </w:r>
+          </w:p>
+        </w:tc>
+        <w:tc>
+          <w:tcPr>
+            <w:tcW w:w="1301" w:type="dxa"/>
+            <w:tcBorders>
+              <w:top w:val="single" w:sz="4" w:space="0" w:color="8C8C8C"/>
+              <w:left w:val="single" w:sz="4" w:space="0" w:color="8C8C8C"/>
+              <w:bottom w:val="single" w:sz="4" w:space="0" w:color="8C8C8C"/>
+              <w:right w:val="single" w:sz="4" w:space="0" w:color="8C8C8C"/>
+            </w:tcBorders>
+            <w:vAlign w:val="center"/>
+          </w:tcPr>
+          <w:p>
+            <w:pPr>
+              <w:pStyle w:val="Normal"/>
+              <w:keepNext w:val="true"/>
+              <w:keepLines/>
+              <w:spacing w:lineRule="auto" w:line="240" w:before="0" w:after="0"/>
+              <w:jc w:val="left"/>
+              <w:rPr/>
+            </w:pPr>
+            <w:r>
+              <w:rPr>
+                <w:rFonts w:eastAsia="Times New Roman" w:cs="Times New Roman"/>
+                <w:b w:val="false"/>
+                <w:bCs w:val="false"/>
+                <w:sz w:val="20"/>
+                <w:szCs w:val="20"/>
+                <w:highlight w:val="yellow"/>
+              </w:rPr>
+              <w:t xml:space="preserve"> </w:t>
+            </w:r>
+          </w:p>
+        </w:tc>
+        <w:tc>
+          <w:tcPr>
+            <w:tcW w:w="1299" w:type="dxa"/>
+            <w:tcBorders>
+              <w:top w:val="single" w:sz="4" w:space="0" w:color="8C8C8C"/>
+              <w:left w:val="single" w:sz="4" w:space="0" w:color="8C8C8C"/>
+              <w:bottom w:val="single" w:sz="4" w:space="0" w:color="8C8C8C"/>
+              <w:right w:val="single" w:sz="4" w:space="0" w:color="8C8C8C"/>
+            </w:tcBorders>
+            <w:vAlign w:val="center"/>
+          </w:tcPr>
+          <w:p>
+            <w:pPr>
+              <w:pStyle w:val="Normal"/>
+              <w:keepNext w:val="true"/>
+              <w:keepLines/>
+              <w:spacing w:lineRule="auto" w:line="240" w:before="0" w:after="0"/>
+              <w:jc w:val="left"/>
+              <w:rPr/>
+            </w:pPr>
+            <w:r>
+              <w:rPr>
+                <w:rFonts w:eastAsia="Times New Roman" w:cs="Times New Roman"/>
+                <w:b w:val="false"/>
+                <w:bCs w:val="false"/>
+                <w:sz w:val="20"/>
+                <w:szCs w:val="20"/>
+                <w:highlight w:val="yellow"/>
+              </w:rPr>
+              <w:t xml:space="preserve"> </w:t>
+            </w:r>
+          </w:p>
+        </w:tc>
+      </w:tr>
+      <w:tr>
+        <w:trPr>
+          <w:cantSplit w:val="true"/>
+        </w:trPr>
+        <w:tc>
+          <w:tcPr>
+            <w:tcW w:w="600" w:type="dxa"/>
+            <w:tcBorders>
+              <w:top w:val="single" w:sz="4" w:space="0" w:color="8C8C8C"/>
+              <w:left w:val="single" w:sz="4" w:space="0" w:color="8C8C8C"/>
+              <w:bottom w:val="single" w:sz="4" w:space="0" w:color="8C8C8C"/>
+              <w:right w:val="single" w:sz="4" w:space="0" w:color="8C8C8C"/>
+            </w:tcBorders>
+            <w:vAlign w:val="center"/>
+          </w:tcPr>
+          <w:p>
+            <w:pPr>
+              <w:pStyle w:val="Normal"/>
+              <w:keepNext w:val="true"/>
+              <w:keepLines/>
+              <w:spacing w:lineRule="auto" w:line="240" w:before="0" w:after="0"/>
+              <w:jc w:val="left"/>
+              <w:rPr/>
+            </w:pPr>
+            <w:r>
+              <w:rPr>
+                <w:rFonts w:eastAsia="Times New Roman" w:cs="Times New Roman"/>
+                <w:b w:val="false"/>
+                <w:bCs w:val="false"/>
+                <w:sz w:val="20"/>
+                <w:szCs w:val="20"/>
+              </w:rPr>
+              <w:t>7</w:t>
+            </w:r>
+          </w:p>
+        </w:tc>
+        <w:tc>
+          <w:tcPr>
+            <w:tcW w:w="800" w:type="dxa"/>
+            <w:tcBorders>
+              <w:top w:val="single" w:sz="4" w:space="0" w:color="8C8C8C"/>
+              <w:left w:val="single" w:sz="4" w:space="0" w:color="8C8C8C"/>
+              <w:bottom w:val="single" w:sz="4" w:space="0" w:color="8C8C8C"/>
+              <w:right w:val="single" w:sz="4" w:space="0" w:color="8C8C8C"/>
+            </w:tcBorders>
+            <w:vAlign w:val="center"/>
+          </w:tcPr>
+          <w:p>
+            <w:pPr>
+              <w:pStyle w:val="Normal"/>
+              <w:keepNext w:val="true"/>
+              <w:keepLines/>
+              <w:spacing w:lineRule="auto" w:line="240" w:before="0" w:after="0"/>
+              <w:jc w:val="left"/>
+              <w:rPr/>
+            </w:pPr>
+            <w:r>
+              <w:rPr>
+                <w:rFonts w:eastAsia="Times New Roman" w:cs="Times New Roman"/>
+                <w:b w:val="false"/>
+                <w:bCs w:val="false"/>
+                <w:sz w:val="20"/>
+                <w:szCs w:val="20"/>
+                <w:highlight w:val="yellow"/>
+              </w:rPr>
+              <w:t xml:space="preserve"> </w:t>
+            </w:r>
+          </w:p>
+        </w:tc>
+        <w:tc>
+          <w:tcPr>
+            <w:tcW w:w="2269" w:type="dxa"/>
+            <w:tcBorders>
+              <w:top w:val="single" w:sz="4" w:space="0" w:color="8C8C8C"/>
+              <w:left w:val="single" w:sz="4" w:space="0" w:color="8C8C8C"/>
+              <w:bottom w:val="single" w:sz="4" w:space="0" w:color="8C8C8C"/>
+              <w:right w:val="single" w:sz="4" w:space="0" w:color="8C8C8C"/>
+            </w:tcBorders>
+            <w:vAlign w:val="center"/>
+          </w:tcPr>
+          <w:p>
+            <w:pPr>
+              <w:pStyle w:val="Normal"/>
+              <w:keepNext w:val="true"/>
+              <w:keepLines/>
+              <w:spacing w:lineRule="auto" w:line="240" w:before="0" w:after="0"/>
+              <w:jc w:val="left"/>
+              <w:rPr/>
+            </w:pPr>
+            <w:r>
+              <w:rPr>
+                <w:rFonts w:eastAsia="Times New Roman" w:cs="Times New Roman"/>
+                <w:b w:val="false"/>
+                <w:bCs w:val="false"/>
+                <w:sz w:val="20"/>
+                <w:szCs w:val="20"/>
+                <w:highlight w:val="yellow"/>
+              </w:rPr>
+              <w:t xml:space="preserve"> </w:t>
+            </w:r>
+          </w:p>
+        </w:tc>
+        <w:tc>
+          <w:tcPr>
+            <w:tcW w:w="1301" w:type="dxa"/>
+            <w:tcBorders>
+              <w:top w:val="single" w:sz="4" w:space="0" w:color="8C8C8C"/>
+              <w:left w:val="single" w:sz="4" w:space="0" w:color="8C8C8C"/>
+              <w:bottom w:val="single" w:sz="4" w:space="0" w:color="8C8C8C"/>
+              <w:right w:val="single" w:sz="4" w:space="0" w:color="8C8C8C"/>
+            </w:tcBorders>
+            <w:vAlign w:val="center"/>
+          </w:tcPr>
+          <w:p>
+            <w:pPr>
+              <w:pStyle w:val="Normal"/>
+              <w:keepNext w:val="true"/>
+              <w:keepLines/>
+              <w:spacing w:lineRule="auto" w:line="240" w:before="0" w:after="0"/>
+              <w:jc w:val="left"/>
+              <w:rPr/>
+            </w:pPr>
+            <w:r>
+              <w:rPr>
+                <w:rFonts w:eastAsia="Times New Roman" w:cs="Times New Roman"/>
+                <w:b w:val="false"/>
+                <w:bCs w:val="false"/>
+                <w:sz w:val="20"/>
+                <w:szCs w:val="20"/>
+                <w:highlight w:val="yellow"/>
+              </w:rPr>
+              <w:t xml:space="preserve"> </w:t>
+            </w:r>
+          </w:p>
+        </w:tc>
+        <w:tc>
+          <w:tcPr>
+            <w:tcW w:w="1499" w:type="dxa"/>
+            <w:tcBorders>
+              <w:top w:val="single" w:sz="4" w:space="0" w:color="8C8C8C"/>
+              <w:left w:val="single" w:sz="4" w:space="0" w:color="8C8C8C"/>
+              <w:bottom w:val="single" w:sz="4" w:space="0" w:color="8C8C8C"/>
+              <w:right w:val="single" w:sz="4" w:space="0" w:color="8C8C8C"/>
+            </w:tcBorders>
+            <w:vAlign w:val="center"/>
+          </w:tcPr>
+          <w:p>
+            <w:pPr>
+              <w:pStyle w:val="Normal"/>
+              <w:keepNext w:val="true"/>
+              <w:keepLines/>
+              <w:spacing w:lineRule="auto" w:line="240" w:before="0" w:after="0"/>
+              <w:jc w:val="left"/>
+              <w:rPr/>
+            </w:pPr>
+            <w:r>
+              <w:rPr>
+                <w:rFonts w:eastAsia="Times New Roman" w:cs="Times New Roman"/>
+                <w:b w:val="false"/>
+                <w:bCs w:val="false"/>
+                <w:sz w:val="20"/>
+                <w:szCs w:val="20"/>
+                <w:highlight w:val="yellow"/>
+              </w:rPr>
+              <w:t xml:space="preserve"> </w:t>
+            </w:r>
+          </w:p>
+        </w:tc>
+        <w:tc>
+          <w:tcPr>
+            <w:tcW w:w="1301" w:type="dxa"/>
+            <w:tcBorders>
+              <w:top w:val="single" w:sz="4" w:space="0" w:color="8C8C8C"/>
+              <w:left w:val="single" w:sz="4" w:space="0" w:color="8C8C8C"/>
+              <w:bottom w:val="single" w:sz="4" w:space="0" w:color="8C8C8C"/>
+              <w:right w:val="single" w:sz="4" w:space="0" w:color="8C8C8C"/>
+            </w:tcBorders>
+            <w:vAlign w:val="center"/>
+          </w:tcPr>
+          <w:p>
+            <w:pPr>
+              <w:pStyle w:val="Normal"/>
+              <w:keepNext w:val="true"/>
+              <w:keepLines/>
+              <w:spacing w:lineRule="auto" w:line="240" w:before="0" w:after="0"/>
+              <w:jc w:val="left"/>
+              <w:rPr/>
+            </w:pPr>
+            <w:r>
+              <w:rPr>
+                <w:rFonts w:eastAsia="Times New Roman" w:cs="Times New Roman"/>
+                <w:b w:val="false"/>
+                <w:bCs w:val="false"/>
+                <w:sz w:val="20"/>
+                <w:szCs w:val="20"/>
+                <w:highlight w:val="yellow"/>
+              </w:rPr>
+              <w:t xml:space="preserve"> </w:t>
+            </w:r>
+          </w:p>
+        </w:tc>
+        <w:tc>
+          <w:tcPr>
+            <w:tcW w:w="1299" w:type="dxa"/>
+            <w:tcBorders>
+              <w:top w:val="single" w:sz="4" w:space="0" w:color="8C8C8C"/>
+              <w:left w:val="single" w:sz="4" w:space="0" w:color="8C8C8C"/>
+              <w:bottom w:val="single" w:sz="4" w:space="0" w:color="8C8C8C"/>
+              <w:right w:val="single" w:sz="4" w:space="0" w:color="8C8C8C"/>
+            </w:tcBorders>
+            <w:vAlign w:val="center"/>
+          </w:tcPr>
+          <w:p>
+            <w:pPr>
+              <w:pStyle w:val="Normal"/>
+              <w:keepNext w:val="true"/>
+              <w:keepLines/>
+              <w:spacing w:lineRule="auto" w:line="240" w:before="0" w:after="0"/>
+              <w:jc w:val="left"/>
+              <w:rPr/>
+            </w:pPr>
+            <w:r>
+              <w:rPr>
+                <w:rFonts w:eastAsia="Times New Roman" w:cs="Times New Roman"/>
+                <w:b w:val="false"/>
+                <w:bCs w:val="false"/>
+                <w:sz w:val="20"/>
+                <w:szCs w:val="20"/>
+                <w:highlight w:val="yellow"/>
+              </w:rPr>
+              <w:t xml:space="preserve"> </w:t>
+            </w:r>
+          </w:p>
+        </w:tc>
+      </w:tr>
+      <w:tr>
+        <w:trPr>
+          <w:cantSplit w:val="true"/>
+        </w:trPr>
+        <w:tc>
+          <w:tcPr>
+            <w:tcW w:w="600" w:type="dxa"/>
+            <w:tcBorders>
+              <w:top w:val="single" w:sz="4" w:space="0" w:color="8C8C8C"/>
+              <w:left w:val="single" w:sz="4" w:space="0" w:color="8C8C8C"/>
+              <w:bottom w:val="single" w:sz="4" w:space="0" w:color="8C8C8C"/>
+              <w:right w:val="single" w:sz="4" w:space="0" w:color="8C8C8C"/>
+            </w:tcBorders>
+            <w:vAlign w:val="center"/>
+          </w:tcPr>
+          <w:p>
+            <w:pPr>
+              <w:pStyle w:val="Normal"/>
+              <w:keepNext w:val="true"/>
+              <w:keepLines/>
+              <w:spacing w:lineRule="auto" w:line="240" w:before="0" w:after="0"/>
+              <w:jc w:val="left"/>
+              <w:rPr/>
+            </w:pPr>
+            <w:r>
+              <w:rPr>
+                <w:rFonts w:eastAsia="Times New Roman" w:cs="Times New Roman"/>
+                <w:b w:val="false"/>
+                <w:bCs w:val="false"/>
+                <w:sz w:val="20"/>
+                <w:szCs w:val="20"/>
+              </w:rPr>
+              <w:t>8</w:t>
+            </w:r>
+          </w:p>
+        </w:tc>
+        <w:tc>
+          <w:tcPr>
+            <w:tcW w:w="800" w:type="dxa"/>
+            <w:tcBorders>
+              <w:top w:val="single" w:sz="4" w:space="0" w:color="8C8C8C"/>
+              <w:left w:val="single" w:sz="4" w:space="0" w:color="8C8C8C"/>
+              <w:bottom w:val="single" w:sz="4" w:space="0" w:color="8C8C8C"/>
+              <w:right w:val="single" w:sz="4" w:space="0" w:color="8C8C8C"/>
+            </w:tcBorders>
+            <w:vAlign w:val="center"/>
+          </w:tcPr>
+          <w:p>
+            <w:pPr>
+              <w:pStyle w:val="Normal"/>
+              <w:keepNext w:val="true"/>
+              <w:keepLines/>
+              <w:spacing w:lineRule="auto" w:line="240" w:before="0" w:after="0"/>
+              <w:jc w:val="left"/>
+              <w:rPr/>
+            </w:pPr>
+            <w:r>
+              <w:rPr>
+                <w:rFonts w:eastAsia="Times New Roman" w:cs="Times New Roman"/>
+                <w:b w:val="false"/>
+                <w:bCs w:val="false"/>
+                <w:sz w:val="20"/>
+                <w:szCs w:val="20"/>
+                <w:highlight w:val="yellow"/>
+              </w:rPr>
+              <w:t xml:space="preserve"> </w:t>
+            </w:r>
+          </w:p>
+        </w:tc>
+        <w:tc>
+          <w:tcPr>
+            <w:tcW w:w="2269" w:type="dxa"/>
+            <w:tcBorders>
+              <w:top w:val="single" w:sz="4" w:space="0" w:color="8C8C8C"/>
+              <w:left w:val="single" w:sz="4" w:space="0" w:color="8C8C8C"/>
+              <w:bottom w:val="single" w:sz="4" w:space="0" w:color="8C8C8C"/>
+              <w:right w:val="single" w:sz="4" w:space="0" w:color="8C8C8C"/>
+            </w:tcBorders>
+            <w:vAlign w:val="center"/>
+          </w:tcPr>
+          <w:p>
+            <w:pPr>
+              <w:pStyle w:val="Normal"/>
+              <w:keepNext w:val="true"/>
+              <w:keepLines/>
+              <w:spacing w:lineRule="auto" w:line="240" w:before="0" w:after="0"/>
+              <w:jc w:val="left"/>
+              <w:rPr/>
+            </w:pPr>
+            <w:r>
+              <w:rPr>
+                <w:rFonts w:eastAsia="Times New Roman" w:cs="Times New Roman"/>
+                <w:b w:val="false"/>
+                <w:bCs w:val="false"/>
+                <w:sz w:val="20"/>
+                <w:szCs w:val="20"/>
+                <w:highlight w:val="yellow"/>
+              </w:rPr>
+              <w:t xml:space="preserve"> </w:t>
+            </w:r>
+          </w:p>
+        </w:tc>
+        <w:tc>
+          <w:tcPr>
+            <w:tcW w:w="1301" w:type="dxa"/>
+            <w:tcBorders>
+              <w:top w:val="single" w:sz="4" w:space="0" w:color="8C8C8C"/>
+              <w:left w:val="single" w:sz="4" w:space="0" w:color="8C8C8C"/>
+              <w:bottom w:val="single" w:sz="4" w:space="0" w:color="8C8C8C"/>
+              <w:right w:val="single" w:sz="4" w:space="0" w:color="8C8C8C"/>
+            </w:tcBorders>
+            <w:vAlign w:val="center"/>
+          </w:tcPr>
+          <w:p>
+            <w:pPr>
+              <w:pStyle w:val="Normal"/>
+              <w:keepNext w:val="true"/>
+              <w:keepLines/>
+              <w:spacing w:lineRule="auto" w:line="240" w:before="0" w:after="0"/>
+              <w:jc w:val="left"/>
+              <w:rPr/>
+            </w:pPr>
+            <w:r>
+              <w:rPr>
+                <w:rFonts w:eastAsia="Times New Roman" w:cs="Times New Roman"/>
+                <w:b w:val="false"/>
+                <w:bCs w:val="false"/>
+                <w:sz w:val="20"/>
+                <w:szCs w:val="20"/>
+                <w:highlight w:val="yellow"/>
+              </w:rPr>
+              <w:t xml:space="preserve"> </w:t>
+            </w:r>
+          </w:p>
+        </w:tc>
+        <w:tc>
+          <w:tcPr>
+            <w:tcW w:w="1499" w:type="dxa"/>
+            <w:tcBorders>
+              <w:top w:val="single" w:sz="4" w:space="0" w:color="8C8C8C"/>
+              <w:left w:val="single" w:sz="4" w:space="0" w:color="8C8C8C"/>
+              <w:bottom w:val="single" w:sz="4" w:space="0" w:color="8C8C8C"/>
+              <w:right w:val="single" w:sz="4" w:space="0" w:color="8C8C8C"/>
+            </w:tcBorders>
+            <w:vAlign w:val="center"/>
+          </w:tcPr>
+          <w:p>
+            <w:pPr>
+              <w:pStyle w:val="Normal"/>
+              <w:keepNext w:val="true"/>
+              <w:keepLines/>
+              <w:spacing w:lineRule="auto" w:line="240" w:before="0" w:after="0"/>
+              <w:jc w:val="left"/>
+              <w:rPr/>
+            </w:pPr>
+            <w:r>
+              <w:rPr>
+                <w:rFonts w:eastAsia="Times New Roman" w:cs="Times New Roman"/>
+                <w:b w:val="false"/>
+                <w:bCs w:val="false"/>
+                <w:sz w:val="20"/>
+                <w:szCs w:val="20"/>
+                <w:highlight w:val="yellow"/>
+              </w:rPr>
+              <w:t xml:space="preserve"> </w:t>
+            </w:r>
+          </w:p>
+        </w:tc>
+        <w:tc>
+          <w:tcPr>
+            <w:tcW w:w="1301" w:type="dxa"/>
+            <w:tcBorders>
+              <w:top w:val="single" w:sz="4" w:space="0" w:color="8C8C8C"/>
+              <w:left w:val="single" w:sz="4" w:space="0" w:color="8C8C8C"/>
+              <w:bottom w:val="single" w:sz="4" w:space="0" w:color="8C8C8C"/>
+              <w:right w:val="single" w:sz="4" w:space="0" w:color="8C8C8C"/>
+            </w:tcBorders>
+            <w:vAlign w:val="center"/>
+          </w:tcPr>
+          <w:p>
+            <w:pPr>
+              <w:pStyle w:val="Normal"/>
+              <w:keepNext w:val="true"/>
+              <w:keepLines/>
+              <w:spacing w:lineRule="auto" w:line="240" w:before="0" w:after="0"/>
+              <w:jc w:val="left"/>
+              <w:rPr/>
+            </w:pPr>
+            <w:r>
+              <w:rPr>
+                <w:rFonts w:eastAsia="Times New Roman" w:cs="Times New Roman"/>
+                <w:b w:val="false"/>
+                <w:bCs w:val="false"/>
+                <w:sz w:val="20"/>
+                <w:szCs w:val="20"/>
+                <w:highlight w:val="yellow"/>
+              </w:rPr>
+              <w:t xml:space="preserve"> </w:t>
+            </w:r>
+          </w:p>
+        </w:tc>
+        <w:tc>
+          <w:tcPr>
+            <w:tcW w:w="1299" w:type="dxa"/>
+            <w:tcBorders>
+              <w:top w:val="single" w:sz="4" w:space="0" w:color="8C8C8C"/>
+              <w:left w:val="single" w:sz="4" w:space="0" w:color="8C8C8C"/>
+              <w:bottom w:val="single" w:sz="4" w:space="0" w:color="8C8C8C"/>
+              <w:right w:val="single" w:sz="4" w:space="0" w:color="8C8C8C"/>
+            </w:tcBorders>
+            <w:vAlign w:val="center"/>
+          </w:tcPr>
+          <w:p>
+            <w:pPr>
+              <w:pStyle w:val="Normal"/>
+              <w:keepNext w:val="true"/>
+              <w:keepLines/>
+              <w:spacing w:lineRule="auto" w:line="240" w:before="0" w:after="0"/>
+              <w:jc w:val="left"/>
+              <w:rPr/>
+            </w:pPr>
+            <w:r>
+              <w:rPr>
+                <w:rFonts w:eastAsia="Times New Roman" w:cs="Times New Roman"/>
+                <w:b w:val="false"/>
+                <w:bCs w:val="false"/>
+                <w:sz w:val="20"/>
+                <w:szCs w:val="20"/>
+                <w:highlight w:val="yellow"/>
+              </w:rPr>
+              <w:t xml:space="preserve"> </w:t>
+            </w:r>
+          </w:p>
+        </w:tc>
+      </w:tr>
+      <w:tr>
+        <w:trPr>
+          <w:cantSplit w:val="true"/>
+        </w:trPr>
+        <w:tc>
+          <w:tcPr>
+            <w:tcW w:w="600" w:type="dxa"/>
+            <w:tcBorders>
+              <w:top w:val="single" w:sz="4" w:space="0" w:color="8C8C8C"/>
+              <w:left w:val="single" w:sz="4" w:space="0" w:color="8C8C8C"/>
+              <w:bottom w:val="single" w:sz="4" w:space="0" w:color="8C8C8C"/>
+              <w:right w:val="single" w:sz="4" w:space="0" w:color="8C8C8C"/>
+            </w:tcBorders>
+            <w:vAlign w:val="center"/>
+          </w:tcPr>
+          <w:p>
+            <w:pPr>
+              <w:pStyle w:val="Normal"/>
+              <w:keepNext w:val="true"/>
+              <w:keepLines/>
+              <w:spacing w:lineRule="auto" w:line="240" w:before="0" w:after="0"/>
+              <w:jc w:val="left"/>
+              <w:rPr/>
+            </w:pPr>
+            <w:r>
+              <w:rPr>
+                <w:rFonts w:eastAsia="Times New Roman" w:cs="Times New Roman"/>
+                <w:b w:val="false"/>
+                <w:bCs w:val="false"/>
+                <w:sz w:val="20"/>
+                <w:szCs w:val="20"/>
+              </w:rPr>
+              <w:t>9</w:t>
+            </w:r>
+          </w:p>
+        </w:tc>
+        <w:tc>
+          <w:tcPr>
+            <w:tcW w:w="800" w:type="dxa"/>
+            <w:tcBorders>
+              <w:top w:val="single" w:sz="4" w:space="0" w:color="8C8C8C"/>
+              <w:left w:val="single" w:sz="4" w:space="0" w:color="8C8C8C"/>
+              <w:bottom w:val="single" w:sz="4" w:space="0" w:color="8C8C8C"/>
+              <w:right w:val="single" w:sz="4" w:space="0" w:color="8C8C8C"/>
+            </w:tcBorders>
+            <w:vAlign w:val="center"/>
+          </w:tcPr>
+          <w:p>
+            <w:pPr>
+              <w:pStyle w:val="Normal"/>
+              <w:keepNext w:val="true"/>
+              <w:keepLines/>
+              <w:spacing w:lineRule="auto" w:line="240" w:before="0" w:after="0"/>
+              <w:jc w:val="left"/>
+              <w:rPr/>
+            </w:pPr>
+            <w:r>
+              <w:rPr>
+                <w:rFonts w:eastAsia="Times New Roman" w:cs="Times New Roman"/>
+                <w:b w:val="false"/>
+                <w:bCs w:val="false"/>
+                <w:sz w:val="20"/>
+                <w:szCs w:val="20"/>
+                <w:highlight w:val="yellow"/>
+              </w:rPr>
+              <w:t xml:space="preserve"> </w:t>
+            </w:r>
+          </w:p>
+        </w:tc>
+        <w:tc>
+          <w:tcPr>
+            <w:tcW w:w="2269" w:type="dxa"/>
+            <w:tcBorders>
+              <w:top w:val="single" w:sz="4" w:space="0" w:color="8C8C8C"/>
+              <w:left w:val="single" w:sz="4" w:space="0" w:color="8C8C8C"/>
+              <w:bottom w:val="single" w:sz="4" w:space="0" w:color="8C8C8C"/>
+              <w:right w:val="single" w:sz="4" w:space="0" w:color="8C8C8C"/>
+            </w:tcBorders>
+            <w:vAlign w:val="center"/>
+          </w:tcPr>
+          <w:p>
+            <w:pPr>
+              <w:pStyle w:val="Normal"/>
+              <w:keepNext w:val="true"/>
+              <w:keepLines/>
+              <w:spacing w:lineRule="auto" w:line="240" w:before="0" w:after="0"/>
+              <w:jc w:val="left"/>
+              <w:rPr/>
+            </w:pPr>
+            <w:r>
+              <w:rPr>
+                <w:rFonts w:eastAsia="Times New Roman" w:cs="Times New Roman"/>
+                <w:b w:val="false"/>
+                <w:bCs w:val="false"/>
+                <w:sz w:val="20"/>
+                <w:szCs w:val="20"/>
+                <w:highlight w:val="yellow"/>
+              </w:rPr>
+              <w:t xml:space="preserve"> </w:t>
+            </w:r>
+          </w:p>
+        </w:tc>
+        <w:tc>
+          <w:tcPr>
+            <w:tcW w:w="1301" w:type="dxa"/>
+            <w:tcBorders>
+              <w:top w:val="single" w:sz="4" w:space="0" w:color="8C8C8C"/>
+              <w:left w:val="single" w:sz="4" w:space="0" w:color="8C8C8C"/>
+              <w:bottom w:val="single" w:sz="4" w:space="0" w:color="8C8C8C"/>
+              <w:right w:val="single" w:sz="4" w:space="0" w:color="8C8C8C"/>
+            </w:tcBorders>
+            <w:vAlign w:val="center"/>
+          </w:tcPr>
+          <w:p>
+            <w:pPr>
+              <w:pStyle w:val="Normal"/>
+              <w:keepNext w:val="true"/>
+              <w:keepLines/>
+              <w:spacing w:lineRule="auto" w:line="240" w:before="0" w:after="0"/>
+              <w:jc w:val="left"/>
+              <w:rPr/>
+            </w:pPr>
+            <w:r>
+              <w:rPr>
+                <w:rFonts w:eastAsia="Times New Roman" w:cs="Times New Roman"/>
+                <w:b w:val="false"/>
+                <w:bCs w:val="false"/>
+                <w:sz w:val="20"/>
+                <w:szCs w:val="20"/>
+                <w:highlight w:val="yellow"/>
+              </w:rPr>
+              <w:t xml:space="preserve"> </w:t>
+            </w:r>
+          </w:p>
+        </w:tc>
+        <w:tc>
+          <w:tcPr>
+            <w:tcW w:w="1499" w:type="dxa"/>
+            <w:tcBorders>
+              <w:top w:val="single" w:sz="4" w:space="0" w:color="8C8C8C"/>
+              <w:left w:val="single" w:sz="4" w:space="0" w:color="8C8C8C"/>
+              <w:bottom w:val="single" w:sz="4" w:space="0" w:color="8C8C8C"/>
+              <w:right w:val="single" w:sz="4" w:space="0" w:color="8C8C8C"/>
+            </w:tcBorders>
+            <w:vAlign w:val="center"/>
+          </w:tcPr>
+          <w:p>
+            <w:pPr>
+              <w:pStyle w:val="Normal"/>
+              <w:keepNext w:val="true"/>
+              <w:keepLines/>
+              <w:spacing w:lineRule="auto" w:line="240" w:before="0" w:after="0"/>
+              <w:jc w:val="left"/>
+              <w:rPr/>
+            </w:pPr>
+            <w:r>
+              <w:rPr>
+                <w:rFonts w:eastAsia="Times New Roman" w:cs="Times New Roman"/>
+                <w:b w:val="false"/>
+                <w:bCs w:val="false"/>
+                <w:sz w:val="20"/>
+                <w:szCs w:val="20"/>
+                <w:highlight w:val="yellow"/>
+              </w:rPr>
+              <w:t xml:space="preserve"> </w:t>
+            </w:r>
+          </w:p>
+        </w:tc>
+        <w:tc>
+          <w:tcPr>
+            <w:tcW w:w="1301" w:type="dxa"/>
+            <w:tcBorders>
+              <w:top w:val="single" w:sz="4" w:space="0" w:color="8C8C8C"/>
+              <w:left w:val="single" w:sz="4" w:space="0" w:color="8C8C8C"/>
+              <w:bottom w:val="single" w:sz="4" w:space="0" w:color="8C8C8C"/>
+              <w:right w:val="single" w:sz="4" w:space="0" w:color="8C8C8C"/>
+            </w:tcBorders>
+            <w:vAlign w:val="center"/>
+          </w:tcPr>
+          <w:p>
+            <w:pPr>
+              <w:pStyle w:val="Normal"/>
+              <w:keepNext w:val="true"/>
+              <w:keepLines/>
+              <w:spacing w:lineRule="auto" w:line="240" w:before="0" w:after="0"/>
+              <w:jc w:val="left"/>
+              <w:rPr/>
+            </w:pPr>
+            <w:r>
+              <w:rPr>
+                <w:rFonts w:eastAsia="Times New Roman" w:cs="Times New Roman"/>
+                <w:b w:val="false"/>
+                <w:bCs w:val="false"/>
+                <w:sz w:val="20"/>
+                <w:szCs w:val="20"/>
+                <w:highlight w:val="yellow"/>
+              </w:rPr>
+              <w:t xml:space="preserve"> </w:t>
+            </w:r>
+          </w:p>
+        </w:tc>
+        <w:tc>
+          <w:tcPr>
+            <w:tcW w:w="1299" w:type="dxa"/>
+            <w:tcBorders>
+              <w:top w:val="single" w:sz="4" w:space="0" w:color="8C8C8C"/>
+              <w:left w:val="single" w:sz="4" w:space="0" w:color="8C8C8C"/>
+              <w:bottom w:val="single" w:sz="4" w:space="0" w:color="8C8C8C"/>
+              <w:right w:val="single" w:sz="4" w:space="0" w:color="8C8C8C"/>
+            </w:tcBorders>
+            <w:vAlign w:val="center"/>
+          </w:tcPr>
+          <w:p>
+            <w:pPr>
+              <w:pStyle w:val="Normal"/>
+              <w:keepNext w:val="true"/>
+              <w:keepLines/>
+              <w:spacing w:lineRule="auto" w:line="240" w:before="0" w:after="0"/>
+              <w:jc w:val="left"/>
+              <w:rPr/>
+            </w:pPr>
+            <w:r>
+              <w:rPr>
+                <w:rFonts w:eastAsia="Times New Roman" w:cs="Times New Roman"/>
+                <w:b w:val="false"/>
+                <w:bCs w:val="false"/>
+                <w:sz w:val="20"/>
+                <w:szCs w:val="20"/>
+                <w:highlight w:val="yellow"/>
+              </w:rPr>
+              <w:t xml:space="preserve"> </w:t>
+            </w:r>
+          </w:p>
+        </w:tc>
+      </w:tr>
+      <w:tr>
+        <w:trPr>
+          <w:cantSplit w:val="true"/>
+        </w:trPr>
+        <w:tc>
+          <w:tcPr>
+            <w:tcW w:w="600" w:type="dxa"/>
+            <w:tcBorders>
+              <w:top w:val="single" w:sz="4" w:space="0" w:color="8C8C8C"/>
+              <w:left w:val="single" w:sz="4" w:space="0" w:color="8C8C8C"/>
+              <w:bottom w:val="single" w:sz="4" w:space="0" w:color="8C8C8C"/>
+              <w:right w:val="single" w:sz="4" w:space="0" w:color="8C8C8C"/>
+            </w:tcBorders>
+            <w:vAlign w:val="center"/>
+          </w:tcPr>
+          <w:p>
+            <w:pPr>
+              <w:pStyle w:val="Normal"/>
+              <w:keepNext w:val="true"/>
+              <w:keepLines/>
+              <w:spacing w:lineRule="auto" w:line="240" w:before="0" w:after="0"/>
+              <w:jc w:val="left"/>
+              <w:rPr/>
+            </w:pPr>
+            <w:r>
+              <w:rPr>
+                <w:rFonts w:eastAsia="Times New Roman" w:cs="Times New Roman"/>
+                <w:b w:val="false"/>
+                <w:bCs w:val="false"/>
+                <w:sz w:val="20"/>
+                <w:szCs w:val="20"/>
+              </w:rPr>
+              <w:t>10</w:t>
+            </w:r>
+          </w:p>
+        </w:tc>
+        <w:tc>
+          <w:tcPr>
+            <w:tcW w:w="800" w:type="dxa"/>
+            <w:tcBorders>
+              <w:top w:val="single" w:sz="4" w:space="0" w:color="8C8C8C"/>
+              <w:left w:val="single" w:sz="4" w:space="0" w:color="8C8C8C"/>
+              <w:bottom w:val="single" w:sz="4" w:space="0" w:color="8C8C8C"/>
+              <w:right w:val="single" w:sz="4" w:space="0" w:color="8C8C8C"/>
+            </w:tcBorders>
+            <w:vAlign w:val="center"/>
+          </w:tcPr>
+          <w:p>
+            <w:pPr>
+              <w:pStyle w:val="Normal"/>
+              <w:keepNext w:val="true"/>
+              <w:keepLines/>
+              <w:spacing w:lineRule="auto" w:line="240" w:before="0" w:after="0"/>
+              <w:jc w:val="left"/>
+              <w:rPr/>
+            </w:pPr>
+            <w:r>
+              <w:rPr>
+                <w:rFonts w:eastAsia="Times New Roman" w:cs="Times New Roman"/>
+                <w:b w:val="false"/>
+                <w:bCs w:val="false"/>
+                <w:sz w:val="20"/>
+                <w:szCs w:val="20"/>
+                <w:highlight w:val="yellow"/>
+              </w:rPr>
+              <w:t xml:space="preserve"> </w:t>
+            </w:r>
+          </w:p>
+        </w:tc>
+        <w:tc>
+          <w:tcPr>
+            <w:tcW w:w="2269" w:type="dxa"/>
+            <w:tcBorders>
+              <w:top w:val="single" w:sz="4" w:space="0" w:color="8C8C8C"/>
+              <w:left w:val="single" w:sz="4" w:space="0" w:color="8C8C8C"/>
+              <w:bottom w:val="single" w:sz="4" w:space="0" w:color="8C8C8C"/>
+              <w:right w:val="single" w:sz="4" w:space="0" w:color="8C8C8C"/>
+            </w:tcBorders>
+            <w:vAlign w:val="center"/>
+          </w:tcPr>
+          <w:p>
+            <w:pPr>
+              <w:pStyle w:val="Normal"/>
+              <w:keepNext w:val="true"/>
+              <w:keepLines/>
+              <w:spacing w:lineRule="auto" w:line="240" w:before="0" w:after="0"/>
+              <w:jc w:val="left"/>
+              <w:rPr/>
+            </w:pPr>
+            <w:r>
+              <w:rPr>
+                <w:rFonts w:eastAsia="Times New Roman" w:cs="Times New Roman"/>
+                <w:b w:val="false"/>
+                <w:bCs w:val="false"/>
+                <w:sz w:val="20"/>
+                <w:szCs w:val="20"/>
+                <w:highlight w:val="yellow"/>
+              </w:rPr>
+              <w:t xml:space="preserve"> </w:t>
+            </w:r>
+          </w:p>
+        </w:tc>
+        <w:tc>
+          <w:tcPr>
+            <w:tcW w:w="1301" w:type="dxa"/>
+            <w:tcBorders>
+              <w:top w:val="single" w:sz="4" w:space="0" w:color="8C8C8C"/>
+              <w:left w:val="single" w:sz="4" w:space="0" w:color="8C8C8C"/>
+              <w:bottom w:val="single" w:sz="4" w:space="0" w:color="8C8C8C"/>
+              <w:right w:val="single" w:sz="4" w:space="0" w:color="8C8C8C"/>
+            </w:tcBorders>
+            <w:vAlign w:val="center"/>
+          </w:tcPr>
+          <w:p>
+            <w:pPr>
+              <w:pStyle w:val="Normal"/>
+              <w:keepNext w:val="true"/>
+              <w:keepLines/>
+              <w:spacing w:lineRule="auto" w:line="240" w:before="0" w:after="0"/>
+              <w:jc w:val="left"/>
+              <w:rPr/>
+            </w:pPr>
+            <w:r>
+              <w:rPr>
+                <w:rFonts w:eastAsia="Times New Roman" w:cs="Times New Roman"/>
+                <w:b w:val="false"/>
+                <w:bCs w:val="false"/>
+                <w:sz w:val="20"/>
+                <w:szCs w:val="20"/>
+                <w:highlight w:val="yellow"/>
+              </w:rPr>
+              <w:t xml:space="preserve"> </w:t>
+            </w:r>
+          </w:p>
+        </w:tc>
+        <w:tc>
+          <w:tcPr>
+            <w:tcW w:w="1499" w:type="dxa"/>
+            <w:tcBorders>
+              <w:top w:val="single" w:sz="4" w:space="0" w:color="8C8C8C"/>
+              <w:left w:val="single" w:sz="4" w:space="0" w:color="8C8C8C"/>
+              <w:bottom w:val="single" w:sz="4" w:space="0" w:color="8C8C8C"/>
+              <w:right w:val="single" w:sz="4" w:space="0" w:color="8C8C8C"/>
+            </w:tcBorders>
+            <w:vAlign w:val="center"/>
+          </w:tcPr>
+          <w:p>
+            <w:pPr>
+              <w:pStyle w:val="Normal"/>
+              <w:keepNext w:val="true"/>
+              <w:keepLines/>
+              <w:spacing w:lineRule="auto" w:line="240" w:before="0" w:after="0"/>
+              <w:jc w:val="left"/>
+              <w:rPr/>
+            </w:pPr>
+            <w:r>
+              <w:rPr>
+                <w:rFonts w:eastAsia="Times New Roman" w:cs="Times New Roman"/>
+                <w:b w:val="false"/>
+                <w:bCs w:val="false"/>
+                <w:sz w:val="20"/>
+                <w:szCs w:val="20"/>
+                <w:highlight w:val="yellow"/>
+              </w:rPr>
+              <w:t xml:space="preserve"> </w:t>
+            </w:r>
+          </w:p>
+        </w:tc>
+        <w:tc>
+          <w:tcPr>
+            <w:tcW w:w="1301" w:type="dxa"/>
+            <w:tcBorders>
+              <w:top w:val="single" w:sz="4" w:space="0" w:color="8C8C8C"/>
+              <w:left w:val="single" w:sz="4" w:space="0" w:color="8C8C8C"/>
+              <w:bottom w:val="single" w:sz="4" w:space="0" w:color="8C8C8C"/>
+              <w:right w:val="single" w:sz="4" w:space="0" w:color="8C8C8C"/>
+            </w:tcBorders>
+            <w:vAlign w:val="center"/>
+          </w:tcPr>
+          <w:p>
+            <w:pPr>
+              <w:pStyle w:val="Normal"/>
+              <w:keepNext w:val="true"/>
+              <w:keepLines/>
+              <w:spacing w:lineRule="auto" w:line="240" w:before="0" w:after="0"/>
+              <w:jc w:val="left"/>
+              <w:rPr/>
+            </w:pPr>
+            <w:r>
+              <w:rPr>
+                <w:rFonts w:eastAsia="Times New Roman" w:cs="Times New Roman"/>
+                <w:b w:val="false"/>
+                <w:bCs w:val="false"/>
+                <w:sz w:val="20"/>
+                <w:szCs w:val="20"/>
+                <w:highlight w:val="yellow"/>
+              </w:rPr>
+              <w:t xml:space="preserve"> </w:t>
+            </w:r>
+          </w:p>
+        </w:tc>
+        <w:tc>
+          <w:tcPr>
+            <w:tcW w:w="1299" w:type="dxa"/>
+            <w:tcBorders>
+              <w:top w:val="single" w:sz="4" w:space="0" w:color="8C8C8C"/>
+              <w:left w:val="single" w:sz="4" w:space="0" w:color="8C8C8C"/>
+              <w:bottom w:val="single" w:sz="4" w:space="0" w:color="8C8C8C"/>
+              <w:right w:val="single" w:sz="4" w:space="0" w:color="8C8C8C"/>
+            </w:tcBorders>
+            <w:vAlign w:val="center"/>
+          </w:tcPr>
+          <w:p>
+            <w:pPr>
+              <w:pStyle w:val="Normal"/>
+              <w:keepNext w:val="true"/>
+              <w:keepLines/>
+              <w:spacing w:lineRule="auto" w:line="240" w:before="0" w:after="0"/>
+              <w:jc w:val="left"/>
+              <w:rPr/>
+            </w:pPr>
+            <w:r>
+              <w:rPr>
+                <w:rFonts w:eastAsia="Times New Roman" w:cs="Times New Roman"/>
+                <w:b w:val="false"/>
+                <w:bCs w:val="false"/>
+                <w:sz w:val="20"/>
+                <w:szCs w:val="20"/>
+                <w:highlight w:val="yellow"/>
+              </w:rPr>
+              <w:t xml:space="preserve"> </w:t>
+            </w:r>
+          </w:p>
+        </w:tc>
+      </w:tr>
+      <w:tr>
+        <w:trPr>
+          <w:cantSplit w:val="true"/>
+        </w:trPr>
+        <w:tc>
+          <w:tcPr>
+            <w:tcW w:w="600" w:type="dxa"/>
+            <w:tcBorders>
+              <w:top w:val="single" w:sz="4" w:space="0" w:color="8C8C8C"/>
+              <w:left w:val="single" w:sz="4" w:space="0" w:color="8C8C8C"/>
+              <w:bottom w:val="single" w:sz="4" w:space="0" w:color="8C8C8C"/>
+              <w:right w:val="single" w:sz="4" w:space="0" w:color="8C8C8C"/>
+            </w:tcBorders>
+            <w:vAlign w:val="center"/>
+          </w:tcPr>
+          <w:p>
+            <w:pPr>
+              <w:pStyle w:val="Normal"/>
+              <w:keepNext w:val="true"/>
+              <w:keepLines/>
+              <w:spacing w:lineRule="auto" w:line="240" w:before="0" w:after="0"/>
+              <w:jc w:val="left"/>
+              <w:rPr/>
+            </w:pPr>
+            <w:r>
+              <w:rPr>
+                <w:rFonts w:eastAsia="Times New Roman" w:cs="Times New Roman"/>
+                <w:b w:val="false"/>
+                <w:bCs w:val="false"/>
+                <w:sz w:val="20"/>
+                <w:szCs w:val="20"/>
+              </w:rPr>
+              <w:t>11</w:t>
+            </w:r>
+          </w:p>
+        </w:tc>
+        <w:tc>
+          <w:tcPr>
+            <w:tcW w:w="800" w:type="dxa"/>
+            <w:tcBorders>
+              <w:top w:val="single" w:sz="4" w:space="0" w:color="8C8C8C"/>
+              <w:left w:val="single" w:sz="4" w:space="0" w:color="8C8C8C"/>
+              <w:bottom w:val="single" w:sz="4" w:space="0" w:color="8C8C8C"/>
+              <w:right w:val="single" w:sz="4" w:space="0" w:color="8C8C8C"/>
+            </w:tcBorders>
+            <w:vAlign w:val="center"/>
+          </w:tcPr>
+          <w:p>
+            <w:pPr>
+              <w:pStyle w:val="Normal"/>
+              <w:keepNext w:val="true"/>
+              <w:keepLines/>
+              <w:spacing w:lineRule="auto" w:line="240" w:before="0" w:after="0"/>
+              <w:jc w:val="left"/>
+              <w:rPr/>
+            </w:pPr>
+            <w:r>
+              <w:rPr>
+                <w:rFonts w:eastAsia="Times New Roman" w:cs="Times New Roman"/>
+                <w:b w:val="false"/>
+                <w:bCs w:val="false"/>
+                <w:sz w:val="20"/>
+                <w:szCs w:val="20"/>
+                <w:highlight w:val="yellow"/>
+              </w:rPr>
+              <w:t xml:space="preserve"> </w:t>
+            </w:r>
+          </w:p>
+        </w:tc>
+        <w:tc>
+          <w:tcPr>
+            <w:tcW w:w="2269" w:type="dxa"/>
+            <w:tcBorders>
+              <w:top w:val="single" w:sz="4" w:space="0" w:color="8C8C8C"/>
+              <w:left w:val="single" w:sz="4" w:space="0" w:color="8C8C8C"/>
+              <w:bottom w:val="single" w:sz="4" w:space="0" w:color="8C8C8C"/>
+              <w:right w:val="single" w:sz="4" w:space="0" w:color="8C8C8C"/>
+            </w:tcBorders>
+            <w:vAlign w:val="center"/>
+          </w:tcPr>
+          <w:p>
+            <w:pPr>
+              <w:pStyle w:val="Normal"/>
+              <w:keepNext w:val="true"/>
+              <w:keepLines/>
+              <w:spacing w:lineRule="auto" w:line="240" w:before="0" w:after="0"/>
+              <w:jc w:val="left"/>
+              <w:rPr/>
+            </w:pPr>
+            <w:r>
+              <w:rPr>
+                <w:rFonts w:eastAsia="Times New Roman" w:cs="Times New Roman"/>
+                <w:b w:val="false"/>
+                <w:bCs w:val="false"/>
+                <w:sz w:val="20"/>
+                <w:szCs w:val="20"/>
+                <w:highlight w:val="yellow"/>
+              </w:rPr>
+              <w:t xml:space="preserve"> </w:t>
+            </w:r>
+          </w:p>
+        </w:tc>
+        <w:tc>
+          <w:tcPr>
+            <w:tcW w:w="1301" w:type="dxa"/>
+            <w:tcBorders>
+              <w:top w:val="single" w:sz="4" w:space="0" w:color="8C8C8C"/>
+              <w:left w:val="single" w:sz="4" w:space="0" w:color="8C8C8C"/>
+              <w:bottom w:val="single" w:sz="4" w:space="0" w:color="8C8C8C"/>
+              <w:right w:val="single" w:sz="4" w:space="0" w:color="8C8C8C"/>
+            </w:tcBorders>
+            <w:vAlign w:val="center"/>
+          </w:tcPr>
+          <w:p>
+            <w:pPr>
+              <w:pStyle w:val="Normal"/>
+              <w:keepNext w:val="true"/>
+              <w:keepLines/>
+              <w:spacing w:lineRule="auto" w:line="240" w:before="0" w:after="0"/>
+              <w:jc w:val="left"/>
+              <w:rPr/>
+            </w:pPr>
+            <w:r>
+              <w:rPr>
+                <w:rFonts w:eastAsia="Times New Roman" w:cs="Times New Roman"/>
+                <w:b w:val="false"/>
+                <w:bCs w:val="false"/>
+                <w:sz w:val="20"/>
+                <w:szCs w:val="20"/>
+                <w:highlight w:val="yellow"/>
+              </w:rPr>
+              <w:t xml:space="preserve"> </w:t>
+            </w:r>
+          </w:p>
+        </w:tc>
+        <w:tc>
+          <w:tcPr>
+            <w:tcW w:w="1499" w:type="dxa"/>
+            <w:tcBorders>
+              <w:top w:val="single" w:sz="4" w:space="0" w:color="8C8C8C"/>
+              <w:left w:val="single" w:sz="4" w:space="0" w:color="8C8C8C"/>
+              <w:bottom w:val="single" w:sz="4" w:space="0" w:color="8C8C8C"/>
+              <w:right w:val="single" w:sz="4" w:space="0" w:color="8C8C8C"/>
+            </w:tcBorders>
+            <w:vAlign w:val="center"/>
+          </w:tcPr>
+          <w:p>
+            <w:pPr>
+              <w:pStyle w:val="Normal"/>
+              <w:keepNext w:val="true"/>
+              <w:keepLines/>
+              <w:spacing w:lineRule="auto" w:line="240" w:before="0" w:after="0"/>
+              <w:jc w:val="left"/>
+              <w:rPr/>
+            </w:pPr>
+            <w:r>
+              <w:rPr>
+                <w:rFonts w:eastAsia="Times New Roman" w:cs="Times New Roman"/>
+                <w:b w:val="false"/>
+                <w:bCs w:val="false"/>
+                <w:sz w:val="20"/>
+                <w:szCs w:val="20"/>
+                <w:highlight w:val="yellow"/>
+              </w:rPr>
+              <w:t xml:space="preserve"> </w:t>
+            </w:r>
+          </w:p>
+        </w:tc>
+        <w:tc>
+          <w:tcPr>
+            <w:tcW w:w="1301" w:type="dxa"/>
+            <w:tcBorders>
+              <w:top w:val="single" w:sz="4" w:space="0" w:color="8C8C8C"/>
+              <w:left w:val="single" w:sz="4" w:space="0" w:color="8C8C8C"/>
+              <w:bottom w:val="single" w:sz="4" w:space="0" w:color="8C8C8C"/>
+              <w:right w:val="single" w:sz="4" w:space="0" w:color="8C8C8C"/>
+            </w:tcBorders>
+            <w:vAlign w:val="center"/>
+          </w:tcPr>
+          <w:p>
+            <w:pPr>
+              <w:pStyle w:val="Normal"/>
+              <w:keepNext w:val="true"/>
+              <w:keepLines/>
+              <w:spacing w:lineRule="auto" w:line="240" w:before="0" w:after="0"/>
+              <w:jc w:val="left"/>
+              <w:rPr/>
+            </w:pPr>
+            <w:r>
+              <w:rPr>
+                <w:rFonts w:eastAsia="Times New Roman" w:cs="Times New Roman"/>
+                <w:b w:val="false"/>
+                <w:bCs w:val="false"/>
+                <w:sz w:val="20"/>
+                <w:szCs w:val="20"/>
+                <w:highlight w:val="yellow"/>
+              </w:rPr>
+              <w:t xml:space="preserve"> </w:t>
+            </w:r>
+          </w:p>
+        </w:tc>
+        <w:tc>
+          <w:tcPr>
+            <w:tcW w:w="1299" w:type="dxa"/>
+            <w:tcBorders>
+              <w:top w:val="single" w:sz="4" w:space="0" w:color="8C8C8C"/>
+              <w:left w:val="single" w:sz="4" w:space="0" w:color="8C8C8C"/>
+              <w:bottom w:val="single" w:sz="4" w:space="0" w:color="8C8C8C"/>
+              <w:right w:val="single" w:sz="4" w:space="0" w:color="8C8C8C"/>
+            </w:tcBorders>
+            <w:vAlign w:val="center"/>
+          </w:tcPr>
+          <w:p>
+            <w:pPr>
+              <w:pStyle w:val="Normal"/>
+              <w:keepNext w:val="true"/>
+              <w:keepLines/>
+              <w:spacing w:lineRule="auto" w:line="240" w:before="0" w:after="0"/>
+              <w:jc w:val="left"/>
+              <w:rPr/>
+            </w:pPr>
+            <w:r>
+              <w:rPr>
+                <w:rFonts w:eastAsia="Times New Roman" w:cs="Times New Roman"/>
+                <w:b w:val="false"/>
+                <w:bCs w:val="false"/>
+                <w:sz w:val="20"/>
+                <w:szCs w:val="20"/>
+                <w:highlight w:val="yellow"/>
+              </w:rPr>
+              <w:t xml:space="preserve"> </w:t>
+            </w:r>
+          </w:p>
+        </w:tc>
+      </w:tr>
+      <w:tr>
+        <w:trPr>
+          <w:cantSplit w:val="true"/>
+        </w:trPr>
+        <w:tc>
+          <w:tcPr>
+            <w:tcW w:w="600" w:type="dxa"/>
+            <w:tcBorders>
+              <w:top w:val="single" w:sz="4" w:space="0" w:color="8C8C8C"/>
+              <w:left w:val="single" w:sz="4" w:space="0" w:color="8C8C8C"/>
+              <w:bottom w:val="single" w:sz="4" w:space="0" w:color="8C8C8C"/>
+              <w:right w:val="single" w:sz="4" w:space="0" w:color="8C8C8C"/>
+            </w:tcBorders>
+            <w:vAlign w:val="center"/>
+          </w:tcPr>
+          <w:p>
+            <w:pPr>
+              <w:pStyle w:val="Normal"/>
+              <w:keepNext w:val="true"/>
+              <w:keepLines/>
+              <w:spacing w:lineRule="auto" w:line="240" w:before="0" w:after="0"/>
+              <w:jc w:val="left"/>
+              <w:rPr/>
+            </w:pPr>
+            <w:r>
+              <w:rPr>
+                <w:rFonts w:eastAsia="Times New Roman" w:cs="Times New Roman"/>
+                <w:b w:val="false"/>
+                <w:bCs w:val="false"/>
+                <w:sz w:val="20"/>
+                <w:szCs w:val="20"/>
+              </w:rPr>
+              <w:t>12</w:t>
+            </w:r>
+          </w:p>
+        </w:tc>
+        <w:tc>
+          <w:tcPr>
+            <w:tcW w:w="800" w:type="dxa"/>
+            <w:tcBorders>
+              <w:top w:val="single" w:sz="4" w:space="0" w:color="8C8C8C"/>
+              <w:left w:val="single" w:sz="4" w:space="0" w:color="8C8C8C"/>
+              <w:bottom w:val="single" w:sz="4" w:space="0" w:color="8C8C8C"/>
+              <w:right w:val="single" w:sz="4" w:space="0" w:color="8C8C8C"/>
+            </w:tcBorders>
+            <w:vAlign w:val="center"/>
+          </w:tcPr>
+          <w:p>
+            <w:pPr>
+              <w:pStyle w:val="Normal"/>
+              <w:keepNext w:val="true"/>
+              <w:keepLines/>
+              <w:spacing w:lineRule="auto" w:line="240" w:before="0" w:after="0"/>
+              <w:jc w:val="left"/>
+              <w:rPr/>
+            </w:pPr>
+            <w:r>
+              <w:rPr>
+                <w:rFonts w:eastAsia="Times New Roman" w:cs="Times New Roman"/>
+                <w:b w:val="false"/>
+                <w:bCs w:val="false"/>
+                <w:sz w:val="20"/>
+                <w:szCs w:val="20"/>
+                <w:highlight w:val="yellow"/>
+              </w:rPr>
+              <w:t xml:space="preserve"> </w:t>
+            </w:r>
+          </w:p>
+        </w:tc>
+        <w:tc>
+          <w:tcPr>
+            <w:tcW w:w="2269" w:type="dxa"/>
+            <w:tcBorders>
+              <w:top w:val="single" w:sz="4" w:space="0" w:color="8C8C8C"/>
+              <w:left w:val="single" w:sz="4" w:space="0" w:color="8C8C8C"/>
+              <w:bottom w:val="single" w:sz="4" w:space="0" w:color="8C8C8C"/>
+              <w:right w:val="single" w:sz="4" w:space="0" w:color="8C8C8C"/>
+            </w:tcBorders>
+            <w:vAlign w:val="center"/>
+          </w:tcPr>
+          <w:p>
+            <w:pPr>
+              <w:pStyle w:val="Normal"/>
+              <w:keepNext w:val="true"/>
+              <w:keepLines/>
+              <w:spacing w:lineRule="auto" w:line="240" w:before="0" w:after="0"/>
+              <w:jc w:val="left"/>
+              <w:rPr/>
+            </w:pPr>
+            <w:r>
+              <w:rPr>
+                <w:rFonts w:eastAsia="Times New Roman" w:cs="Times New Roman"/>
+                <w:b w:val="false"/>
+                <w:bCs w:val="false"/>
+                <w:sz w:val="20"/>
+                <w:szCs w:val="20"/>
+                <w:highlight w:val="yellow"/>
+              </w:rPr>
+              <w:t xml:space="preserve"> </w:t>
+            </w:r>
+          </w:p>
+        </w:tc>
+        <w:tc>
+          <w:tcPr>
+            <w:tcW w:w="1301" w:type="dxa"/>
+            <w:tcBorders>
+              <w:top w:val="single" w:sz="4" w:space="0" w:color="8C8C8C"/>
+              <w:left w:val="single" w:sz="4" w:space="0" w:color="8C8C8C"/>
+              <w:bottom w:val="single" w:sz="4" w:space="0" w:color="8C8C8C"/>
+              <w:right w:val="single" w:sz="4" w:space="0" w:color="8C8C8C"/>
+            </w:tcBorders>
+            <w:vAlign w:val="center"/>
+          </w:tcPr>
+          <w:p>
+            <w:pPr>
+              <w:pStyle w:val="Normal"/>
+              <w:keepNext w:val="true"/>
+              <w:keepLines/>
+              <w:spacing w:lineRule="auto" w:line="240" w:before="0" w:after="0"/>
+              <w:jc w:val="left"/>
+              <w:rPr/>
+            </w:pPr>
+            <w:r>
+              <w:rPr>
+                <w:rFonts w:eastAsia="Times New Roman" w:cs="Times New Roman"/>
+                <w:b w:val="false"/>
+                <w:bCs w:val="false"/>
+                <w:sz w:val="20"/>
+                <w:szCs w:val="20"/>
+                <w:highlight w:val="yellow"/>
+              </w:rPr>
+              <w:t xml:space="preserve"> </w:t>
+            </w:r>
+          </w:p>
+        </w:tc>
+        <w:tc>
+          <w:tcPr>
+            <w:tcW w:w="1499" w:type="dxa"/>
+            <w:tcBorders>
+              <w:top w:val="single" w:sz="4" w:space="0" w:color="8C8C8C"/>
+              <w:left w:val="single" w:sz="4" w:space="0" w:color="8C8C8C"/>
+              <w:bottom w:val="single" w:sz="4" w:space="0" w:color="8C8C8C"/>
+              <w:right w:val="single" w:sz="4" w:space="0" w:color="8C8C8C"/>
+            </w:tcBorders>
+            <w:vAlign w:val="center"/>
+          </w:tcPr>
+          <w:p>
+            <w:pPr>
+              <w:pStyle w:val="Normal"/>
+              <w:keepNext w:val="true"/>
+              <w:keepLines/>
+              <w:spacing w:lineRule="auto" w:line="240" w:before="0" w:after="0"/>
+              <w:jc w:val="left"/>
+              <w:rPr/>
+            </w:pPr>
+            <w:r>
+              <w:rPr>
+                <w:rFonts w:eastAsia="Times New Roman" w:cs="Times New Roman"/>
+                <w:b w:val="false"/>
+                <w:bCs w:val="false"/>
+                <w:sz w:val="20"/>
+                <w:szCs w:val="20"/>
+                <w:highlight w:val="yellow"/>
+              </w:rPr>
+              <w:t xml:space="preserve"> </w:t>
+            </w:r>
+          </w:p>
+        </w:tc>
+        <w:tc>
+          <w:tcPr>
+            <w:tcW w:w="1301" w:type="dxa"/>
+            <w:tcBorders>
+              <w:top w:val="single" w:sz="4" w:space="0" w:color="8C8C8C"/>
+              <w:left w:val="single" w:sz="4" w:space="0" w:color="8C8C8C"/>
+              <w:bottom w:val="single" w:sz="4" w:space="0" w:color="8C8C8C"/>
+              <w:right w:val="single" w:sz="4" w:space="0" w:color="8C8C8C"/>
+            </w:tcBorders>
+            <w:vAlign w:val="center"/>
+          </w:tcPr>
+          <w:p>
+            <w:pPr>
+              <w:pStyle w:val="Normal"/>
+              <w:keepNext w:val="true"/>
+              <w:keepLines/>
+              <w:spacing w:lineRule="auto" w:line="240" w:before="0" w:after="0"/>
+              <w:jc w:val="left"/>
+              <w:rPr/>
+            </w:pPr>
+            <w:r>
+              <w:rPr>
+                <w:rFonts w:eastAsia="Times New Roman" w:cs="Times New Roman"/>
+                <w:b w:val="false"/>
+                <w:bCs w:val="false"/>
+                <w:sz w:val="20"/>
+                <w:szCs w:val="20"/>
+                <w:highlight w:val="yellow"/>
+              </w:rPr>
+              <w:t xml:space="preserve"> </w:t>
+            </w:r>
+          </w:p>
+        </w:tc>
+        <w:tc>
+          <w:tcPr>
+            <w:tcW w:w="1299" w:type="dxa"/>
+            <w:tcBorders>
+              <w:top w:val="single" w:sz="4" w:space="0" w:color="8C8C8C"/>
+              <w:left w:val="single" w:sz="4" w:space="0" w:color="8C8C8C"/>
+              <w:bottom w:val="single" w:sz="4" w:space="0" w:color="8C8C8C"/>
+              <w:right w:val="single" w:sz="4" w:space="0" w:color="8C8C8C"/>
+            </w:tcBorders>
+            <w:vAlign w:val="center"/>
+          </w:tcPr>
+          <w:p>
+            <w:pPr>
+              <w:pStyle w:val="Normal"/>
+              <w:keepNext w:val="true"/>
+              <w:keepLines/>
+              <w:spacing w:lineRule="auto" w:line="240" w:before="0" w:after="0"/>
+              <w:jc w:val="left"/>
+              <w:rPr/>
+            </w:pPr>
+            <w:r>
+              <w:rPr>
+                <w:rFonts w:eastAsia="Times New Roman" w:cs="Times New Roman"/>
+                <w:b w:val="false"/>
+                <w:bCs w:val="false"/>
+                <w:sz w:val="20"/>
+                <w:szCs w:val="20"/>
+                <w:highlight w:val="yellow"/>
+              </w:rPr>
+              <w:t xml:space="preserve"> </w:t>
+            </w:r>
+          </w:p>
+        </w:tc>
+      </w:tr>
+      <w:tr>
+        <w:trPr>
+          <w:cantSplit w:val="true"/>
+        </w:trPr>
+        <w:tc>
+          <w:tcPr>
+            <w:tcW w:w="600" w:type="dxa"/>
+            <w:tcBorders>
+              <w:top w:val="single" w:sz="4" w:space="0" w:color="8C8C8C"/>
+              <w:left w:val="single" w:sz="4" w:space="0" w:color="8C8C8C"/>
+              <w:bottom w:val="single" w:sz="4" w:space="0" w:color="8C8C8C"/>
+              <w:right w:val="single" w:sz="4" w:space="0" w:color="8C8C8C"/>
+            </w:tcBorders>
+            <w:vAlign w:val="center"/>
+          </w:tcPr>
+          <w:p>
+            <w:pPr>
+              <w:pStyle w:val="Normal"/>
+              <w:keepNext w:val="true"/>
+              <w:keepLines/>
+              <w:spacing w:lineRule="auto" w:line="240" w:before="0" w:after="0"/>
+              <w:jc w:val="left"/>
+              <w:rPr/>
+            </w:pPr>
+            <w:r>
+              <w:rPr>
+                <w:rFonts w:eastAsia="Times New Roman" w:cs="Times New Roman"/>
+                <w:b w:val="false"/>
+                <w:bCs w:val="false"/>
+                <w:sz w:val="20"/>
+                <w:szCs w:val="20"/>
+              </w:rPr>
+              <w:t>13</w:t>
+            </w:r>
+          </w:p>
+        </w:tc>
+        <w:tc>
+          <w:tcPr>
+            <w:tcW w:w="800" w:type="dxa"/>
+            <w:tcBorders>
+              <w:top w:val="single" w:sz="4" w:space="0" w:color="8C8C8C"/>
+              <w:left w:val="single" w:sz="4" w:space="0" w:color="8C8C8C"/>
+              <w:bottom w:val="single" w:sz="4" w:space="0" w:color="8C8C8C"/>
+              <w:right w:val="single" w:sz="4" w:space="0" w:color="8C8C8C"/>
+            </w:tcBorders>
+            <w:vAlign w:val="center"/>
+          </w:tcPr>
+          <w:p>
+            <w:pPr>
+              <w:pStyle w:val="Normal"/>
+              <w:keepNext w:val="true"/>
+              <w:keepLines/>
+              <w:spacing w:lineRule="auto" w:line="240" w:before="0" w:after="0"/>
+              <w:jc w:val="left"/>
+              <w:rPr/>
+            </w:pPr>
+            <w:r>
+              <w:rPr>
+                <w:rFonts w:eastAsia="Times New Roman" w:cs="Times New Roman"/>
+                <w:b w:val="false"/>
+                <w:bCs w:val="false"/>
+                <w:sz w:val="20"/>
+                <w:szCs w:val="20"/>
+                <w:highlight w:val="yellow"/>
+              </w:rPr>
+              <w:t xml:space="preserve"> </w:t>
+            </w:r>
+          </w:p>
+        </w:tc>
+        <w:tc>
+          <w:tcPr>
+            <w:tcW w:w="2269" w:type="dxa"/>
+            <w:tcBorders>
+              <w:top w:val="single" w:sz="4" w:space="0" w:color="8C8C8C"/>
+              <w:left w:val="single" w:sz="4" w:space="0" w:color="8C8C8C"/>
+              <w:bottom w:val="single" w:sz="4" w:space="0" w:color="8C8C8C"/>
+              <w:right w:val="single" w:sz="4" w:space="0" w:color="8C8C8C"/>
+            </w:tcBorders>
+            <w:vAlign w:val="center"/>
+          </w:tcPr>
+          <w:p>
+            <w:pPr>
+              <w:pStyle w:val="Normal"/>
+              <w:keepNext w:val="true"/>
+              <w:keepLines/>
+              <w:spacing w:lineRule="auto" w:line="240" w:before="0" w:after="0"/>
+              <w:jc w:val="left"/>
+              <w:rPr/>
+            </w:pPr>
+            <w:r>
+              <w:rPr>
+                <w:rFonts w:eastAsia="Times New Roman" w:cs="Times New Roman"/>
+                <w:b w:val="false"/>
+                <w:bCs w:val="false"/>
+                <w:sz w:val="20"/>
+                <w:szCs w:val="20"/>
+                <w:highlight w:val="yellow"/>
+              </w:rPr>
+              <w:t xml:space="preserve"> </w:t>
+            </w:r>
+          </w:p>
+        </w:tc>
+        <w:tc>
+          <w:tcPr>
+            <w:tcW w:w="1301" w:type="dxa"/>
+            <w:tcBorders>
+              <w:top w:val="single" w:sz="4" w:space="0" w:color="8C8C8C"/>
+              <w:left w:val="single" w:sz="4" w:space="0" w:color="8C8C8C"/>
+              <w:bottom w:val="single" w:sz="4" w:space="0" w:color="8C8C8C"/>
+              <w:right w:val="single" w:sz="4" w:space="0" w:color="8C8C8C"/>
+            </w:tcBorders>
+            <w:vAlign w:val="center"/>
+          </w:tcPr>
+          <w:p>
+            <w:pPr>
+              <w:pStyle w:val="Normal"/>
+              <w:keepNext w:val="true"/>
+              <w:keepLines/>
+              <w:spacing w:lineRule="auto" w:line="240" w:before="0" w:after="0"/>
+              <w:jc w:val="left"/>
+              <w:rPr/>
+            </w:pPr>
+            <w:r>
+              <w:rPr>
+                <w:rFonts w:eastAsia="Times New Roman" w:cs="Times New Roman"/>
+                <w:b w:val="false"/>
+                <w:bCs w:val="false"/>
+                <w:sz w:val="20"/>
+                <w:szCs w:val="20"/>
+                <w:highlight w:val="yellow"/>
+              </w:rPr>
+              <w:t xml:space="preserve"> </w:t>
+            </w:r>
+          </w:p>
+        </w:tc>
+        <w:tc>
+          <w:tcPr>
+            <w:tcW w:w="1499" w:type="dxa"/>
+            <w:tcBorders>
+              <w:top w:val="single" w:sz="4" w:space="0" w:color="8C8C8C"/>
+              <w:left w:val="single" w:sz="4" w:space="0" w:color="8C8C8C"/>
+              <w:bottom w:val="single" w:sz="4" w:space="0" w:color="8C8C8C"/>
+              <w:right w:val="single" w:sz="4" w:space="0" w:color="8C8C8C"/>
+            </w:tcBorders>
+            <w:vAlign w:val="center"/>
+          </w:tcPr>
+          <w:p>
+            <w:pPr>
+              <w:pStyle w:val="Normal"/>
+              <w:keepNext w:val="true"/>
+              <w:keepLines/>
+              <w:spacing w:lineRule="auto" w:line="240" w:before="0" w:after="0"/>
+              <w:jc w:val="left"/>
+              <w:rPr/>
+            </w:pPr>
+            <w:r>
+              <w:rPr>
+                <w:rFonts w:eastAsia="Times New Roman" w:cs="Times New Roman"/>
+                <w:b w:val="false"/>
+                <w:bCs w:val="false"/>
+                <w:sz w:val="20"/>
+                <w:szCs w:val="20"/>
+                <w:highlight w:val="yellow"/>
+              </w:rPr>
+              <w:t xml:space="preserve"> </w:t>
+            </w:r>
+          </w:p>
+        </w:tc>
+        <w:tc>
+          <w:tcPr>
+            <w:tcW w:w="1301" w:type="dxa"/>
+            <w:tcBorders>
+              <w:top w:val="single" w:sz="4" w:space="0" w:color="8C8C8C"/>
+              <w:left w:val="single" w:sz="4" w:space="0" w:color="8C8C8C"/>
+              <w:bottom w:val="single" w:sz="4" w:space="0" w:color="8C8C8C"/>
+              <w:right w:val="single" w:sz="4" w:space="0" w:color="8C8C8C"/>
+            </w:tcBorders>
+            <w:vAlign w:val="center"/>
+          </w:tcPr>
+          <w:p>
+            <w:pPr>
+              <w:pStyle w:val="Normal"/>
+              <w:keepNext w:val="true"/>
+              <w:keepLines/>
+              <w:spacing w:lineRule="auto" w:line="240" w:before="0" w:after="0"/>
+              <w:jc w:val="left"/>
+              <w:rPr/>
+            </w:pPr>
+            <w:r>
+              <w:rPr>
+                <w:rFonts w:eastAsia="Times New Roman" w:cs="Times New Roman"/>
+                <w:b w:val="false"/>
+                <w:bCs w:val="false"/>
+                <w:sz w:val="20"/>
+                <w:szCs w:val="20"/>
+                <w:highlight w:val="yellow"/>
+              </w:rPr>
+              <w:t xml:space="preserve"> </w:t>
+            </w:r>
+          </w:p>
+        </w:tc>
+        <w:tc>
+          <w:tcPr>
+            <w:tcW w:w="1299" w:type="dxa"/>
+            <w:tcBorders>
+              <w:top w:val="single" w:sz="4" w:space="0" w:color="8C8C8C"/>
+              <w:left w:val="single" w:sz="4" w:space="0" w:color="8C8C8C"/>
+              <w:bottom w:val="single" w:sz="4" w:space="0" w:color="8C8C8C"/>
+              <w:right w:val="single" w:sz="4" w:space="0" w:color="8C8C8C"/>
+            </w:tcBorders>
+            <w:vAlign w:val="center"/>
+          </w:tcPr>
+          <w:p>
+            <w:pPr>
+              <w:pStyle w:val="Normal"/>
+              <w:keepNext w:val="true"/>
+              <w:keepLines/>
+              <w:spacing w:lineRule="auto" w:line="240" w:before="0" w:after="0"/>
+              <w:jc w:val="left"/>
+              <w:rPr/>
+            </w:pPr>
+            <w:r>
+              <w:rPr>
+                <w:rFonts w:eastAsia="Times New Roman" w:cs="Times New Roman"/>
+                <w:b w:val="false"/>
+                <w:bCs w:val="false"/>
+                <w:sz w:val="20"/>
+                <w:szCs w:val="20"/>
+                <w:highlight w:val="yellow"/>
+              </w:rPr>
+              <w:t xml:space="preserve"> </w:t>
+            </w:r>
+          </w:p>
+        </w:tc>
+      </w:tr>
+      <w:tr>
+        <w:trPr>
+          <w:cantSplit w:val="true"/>
+        </w:trPr>
+        <w:tc>
+          <w:tcPr>
+            <w:tcW w:w="600" w:type="dxa"/>
+            <w:tcBorders>
+              <w:top w:val="single" w:sz="4" w:space="0" w:color="8C8C8C"/>
+              <w:left w:val="single" w:sz="4" w:space="0" w:color="8C8C8C"/>
+              <w:bottom w:val="single" w:sz="4" w:space="0" w:color="8C8C8C"/>
+              <w:right w:val="single" w:sz="4" w:space="0" w:color="8C8C8C"/>
+            </w:tcBorders>
+            <w:vAlign w:val="center"/>
+          </w:tcPr>
+          <w:p>
+            <w:pPr>
+              <w:pStyle w:val="Normal"/>
+              <w:keepNext w:val="true"/>
+              <w:keepLines/>
+              <w:spacing w:lineRule="auto" w:line="240" w:before="0" w:after="0"/>
+              <w:jc w:val="left"/>
+              <w:rPr/>
+            </w:pPr>
+            <w:r>
+              <w:rPr>
+                <w:rFonts w:eastAsia="Times New Roman" w:cs="Times New Roman"/>
+                <w:b w:val="false"/>
+                <w:bCs w:val="false"/>
+                <w:sz w:val="20"/>
+                <w:szCs w:val="20"/>
+              </w:rPr>
+              <w:t>14</w:t>
+            </w:r>
+          </w:p>
+        </w:tc>
+        <w:tc>
+          <w:tcPr>
+            <w:tcW w:w="800" w:type="dxa"/>
+            <w:tcBorders>
+              <w:top w:val="single" w:sz="4" w:space="0" w:color="8C8C8C"/>
+              <w:left w:val="single" w:sz="4" w:space="0" w:color="8C8C8C"/>
+              <w:bottom w:val="single" w:sz="4" w:space="0" w:color="8C8C8C"/>
+              <w:right w:val="single" w:sz="4" w:space="0" w:color="8C8C8C"/>
+            </w:tcBorders>
+            <w:vAlign w:val="center"/>
+          </w:tcPr>
+          <w:p>
+            <w:pPr>
+              <w:pStyle w:val="Normal"/>
+              <w:keepNext w:val="true"/>
+              <w:keepLines/>
+              <w:spacing w:lineRule="auto" w:line="240" w:before="0" w:after="0"/>
+              <w:jc w:val="left"/>
+              <w:rPr/>
+            </w:pPr>
+            <w:r>
+              <w:rPr>
+                <w:rFonts w:eastAsia="Times New Roman" w:cs="Times New Roman"/>
+                <w:b w:val="false"/>
+                <w:bCs w:val="false"/>
+                <w:sz w:val="20"/>
+                <w:szCs w:val="20"/>
+                <w:highlight w:val="yellow"/>
+              </w:rPr>
+              <w:t xml:space="preserve"> </w:t>
+            </w:r>
+          </w:p>
+        </w:tc>
+        <w:tc>
+          <w:tcPr>
+            <w:tcW w:w="2269" w:type="dxa"/>
+            <w:tcBorders>
+              <w:top w:val="single" w:sz="4" w:space="0" w:color="8C8C8C"/>
+              <w:left w:val="single" w:sz="4" w:space="0" w:color="8C8C8C"/>
+              <w:bottom w:val="single" w:sz="4" w:space="0" w:color="8C8C8C"/>
+              <w:right w:val="single" w:sz="4" w:space="0" w:color="8C8C8C"/>
+            </w:tcBorders>
+            <w:vAlign w:val="center"/>
+          </w:tcPr>
+          <w:p>
+            <w:pPr>
+              <w:pStyle w:val="Normal"/>
+              <w:keepNext w:val="true"/>
+              <w:keepLines/>
+              <w:spacing w:lineRule="auto" w:line="240" w:before="0" w:after="0"/>
+              <w:jc w:val="left"/>
+              <w:rPr/>
+            </w:pPr>
+            <w:r>
+              <w:rPr>
+                <w:rFonts w:eastAsia="Times New Roman" w:cs="Times New Roman"/>
+                <w:b w:val="false"/>
+                <w:bCs w:val="false"/>
+                <w:sz w:val="20"/>
+                <w:szCs w:val="20"/>
+                <w:highlight w:val="yellow"/>
+              </w:rPr>
+              <w:t xml:space="preserve"> </w:t>
+            </w:r>
+          </w:p>
+        </w:tc>
+        <w:tc>
+          <w:tcPr>
+            <w:tcW w:w="1301" w:type="dxa"/>
+            <w:tcBorders>
+              <w:top w:val="single" w:sz="4" w:space="0" w:color="8C8C8C"/>
+              <w:left w:val="single" w:sz="4" w:space="0" w:color="8C8C8C"/>
+              <w:bottom w:val="single" w:sz="4" w:space="0" w:color="8C8C8C"/>
+              <w:right w:val="single" w:sz="4" w:space="0" w:color="8C8C8C"/>
+            </w:tcBorders>
+            <w:vAlign w:val="center"/>
+          </w:tcPr>
+          <w:p>
+            <w:pPr>
+              <w:pStyle w:val="Normal"/>
+              <w:keepNext w:val="true"/>
+              <w:keepLines/>
+              <w:spacing w:lineRule="auto" w:line="240" w:before="0" w:after="0"/>
+              <w:jc w:val="left"/>
+              <w:rPr/>
+            </w:pPr>
+            <w:r>
+              <w:rPr>
+                <w:rFonts w:eastAsia="Times New Roman" w:cs="Times New Roman"/>
+                <w:b w:val="false"/>
+                <w:bCs w:val="false"/>
+                <w:sz w:val="20"/>
+                <w:szCs w:val="20"/>
+                <w:highlight w:val="yellow"/>
+              </w:rPr>
+              <w:t xml:space="preserve"> </w:t>
+            </w:r>
+          </w:p>
+        </w:tc>
+        <w:tc>
+          <w:tcPr>
+            <w:tcW w:w="1499" w:type="dxa"/>
+            <w:tcBorders>
+              <w:top w:val="single" w:sz="4" w:space="0" w:color="8C8C8C"/>
+              <w:left w:val="single" w:sz="4" w:space="0" w:color="8C8C8C"/>
+              <w:bottom w:val="single" w:sz="4" w:space="0" w:color="8C8C8C"/>
+              <w:right w:val="single" w:sz="4" w:space="0" w:color="8C8C8C"/>
+            </w:tcBorders>
+            <w:vAlign w:val="center"/>
+          </w:tcPr>
+          <w:p>
+            <w:pPr>
+              <w:pStyle w:val="Normal"/>
+              <w:keepNext w:val="true"/>
+              <w:keepLines/>
+              <w:spacing w:lineRule="auto" w:line="240" w:before="0" w:after="0"/>
+              <w:jc w:val="left"/>
+              <w:rPr/>
+            </w:pPr>
+            <w:r>
+              <w:rPr>
+                <w:rFonts w:eastAsia="Times New Roman" w:cs="Times New Roman"/>
+                <w:b w:val="false"/>
+                <w:bCs w:val="false"/>
+                <w:sz w:val="20"/>
+                <w:szCs w:val="20"/>
+                <w:highlight w:val="yellow"/>
+              </w:rPr>
+              <w:t xml:space="preserve"> </w:t>
+            </w:r>
+          </w:p>
+        </w:tc>
+        <w:tc>
+          <w:tcPr>
+            <w:tcW w:w="1301" w:type="dxa"/>
+            <w:tcBorders>
+              <w:top w:val="single" w:sz="4" w:space="0" w:color="8C8C8C"/>
+              <w:left w:val="single" w:sz="4" w:space="0" w:color="8C8C8C"/>
+              <w:bottom w:val="single" w:sz="4" w:space="0" w:color="8C8C8C"/>
+              <w:right w:val="single" w:sz="4" w:space="0" w:color="8C8C8C"/>
+            </w:tcBorders>
+            <w:vAlign w:val="center"/>
+          </w:tcPr>
+          <w:p>
+            <w:pPr>
+              <w:pStyle w:val="Normal"/>
+              <w:keepNext w:val="true"/>
+              <w:keepLines/>
+              <w:spacing w:lineRule="auto" w:line="240" w:before="0" w:after="0"/>
+              <w:jc w:val="left"/>
+              <w:rPr/>
+            </w:pPr>
+            <w:r>
+              <w:rPr>
+                <w:rFonts w:eastAsia="Times New Roman" w:cs="Times New Roman"/>
+                <w:b w:val="false"/>
+                <w:bCs w:val="false"/>
+                <w:sz w:val="20"/>
+                <w:szCs w:val="20"/>
+                <w:highlight w:val="yellow"/>
+              </w:rPr>
+              <w:t xml:space="preserve"> </w:t>
+            </w:r>
+          </w:p>
+        </w:tc>
+        <w:tc>
+          <w:tcPr>
+            <w:tcW w:w="1299" w:type="dxa"/>
+            <w:tcBorders>
+              <w:top w:val="single" w:sz="4" w:space="0" w:color="8C8C8C"/>
+              <w:left w:val="single" w:sz="4" w:space="0" w:color="8C8C8C"/>
+              <w:bottom w:val="single" w:sz="4" w:space="0" w:color="8C8C8C"/>
+              <w:right w:val="single" w:sz="4" w:space="0" w:color="8C8C8C"/>
+            </w:tcBorders>
+            <w:vAlign w:val="center"/>
+          </w:tcPr>
+          <w:p>
+            <w:pPr>
+              <w:pStyle w:val="Normal"/>
+              <w:keepNext w:val="true"/>
+              <w:keepLines/>
+              <w:spacing w:lineRule="auto" w:line="240" w:before="0" w:after="0"/>
+              <w:jc w:val="left"/>
+              <w:rPr/>
+            </w:pPr>
+            <w:r>
+              <w:rPr>
+                <w:rFonts w:eastAsia="Times New Roman" w:cs="Times New Roman"/>
+                <w:b w:val="false"/>
+                <w:bCs w:val="false"/>
+                <w:sz w:val="20"/>
+                <w:szCs w:val="20"/>
+                <w:highlight w:val="yellow"/>
+              </w:rPr>
+              <w:t xml:space="preserve"> </w:t>
+            </w:r>
+          </w:p>
+        </w:tc>
+      </w:tr>
+      <w:tr>
+        <w:trPr>
+          <w:cantSplit w:val="true"/>
+        </w:trPr>
+        <w:tc>
+          <w:tcPr>
+            <w:tcW w:w="600" w:type="dxa"/>
+            <w:tcBorders>
+              <w:top w:val="single" w:sz="4" w:space="0" w:color="8C8C8C"/>
+              <w:left w:val="single" w:sz="4" w:space="0" w:color="8C8C8C"/>
+              <w:bottom w:val="single" w:sz="4" w:space="0" w:color="8C8C8C"/>
+              <w:right w:val="single" w:sz="4" w:space="0" w:color="8C8C8C"/>
+            </w:tcBorders>
+            <w:vAlign w:val="center"/>
+          </w:tcPr>
+          <w:p>
+            <w:pPr>
+              <w:pStyle w:val="Normal"/>
+              <w:keepNext w:val="false"/>
+              <w:keepLines/>
+              <w:spacing w:lineRule="auto" w:line="240" w:before="0" w:after="0"/>
+              <w:jc w:val="left"/>
+              <w:rPr/>
+            </w:pPr>
+            <w:r>
+              <w:rPr>
+                <w:rFonts w:eastAsia="Times New Roman" w:cs="Times New Roman"/>
+                <w:b w:val="false"/>
+                <w:bCs w:val="false"/>
+                <w:sz w:val="20"/>
+                <w:szCs w:val="20"/>
+              </w:rPr>
+              <w:t>15</w:t>
+            </w:r>
+          </w:p>
+        </w:tc>
+        <w:tc>
+          <w:tcPr>
+            <w:tcW w:w="800" w:type="dxa"/>
+            <w:tcBorders>
+              <w:top w:val="single" w:sz="4" w:space="0" w:color="8C8C8C"/>
+              <w:left w:val="single" w:sz="4" w:space="0" w:color="8C8C8C"/>
+              <w:bottom w:val="single" w:sz="4" w:space="0" w:color="8C8C8C"/>
+              <w:right w:val="single" w:sz="4" w:space="0" w:color="8C8C8C"/>
+            </w:tcBorders>
+            <w:vAlign w:val="center"/>
+          </w:tcPr>
+          <w:p>
+            <w:pPr>
+              <w:pStyle w:val="Normal"/>
+              <w:keepNext w:val="false"/>
+              <w:keepLines/>
+              <w:spacing w:lineRule="auto" w:line="240" w:before="0" w:after="0"/>
+              <w:jc w:val="left"/>
+              <w:rPr/>
+            </w:pPr>
+            <w:r>
+              <w:rPr>
+                <w:rFonts w:eastAsia="Times New Roman" w:cs="Times New Roman"/>
+                <w:b w:val="false"/>
+                <w:bCs w:val="false"/>
+                <w:sz w:val="20"/>
+                <w:szCs w:val="20"/>
+                <w:highlight w:val="yellow"/>
+              </w:rPr>
+              <w:t xml:space="preserve"> </w:t>
+            </w:r>
+          </w:p>
+        </w:tc>
+        <w:tc>
+          <w:tcPr>
+            <w:tcW w:w="2269" w:type="dxa"/>
+            <w:tcBorders>
+              <w:top w:val="single" w:sz="4" w:space="0" w:color="8C8C8C"/>
+              <w:left w:val="single" w:sz="4" w:space="0" w:color="8C8C8C"/>
+              <w:bottom w:val="single" w:sz="4" w:space="0" w:color="8C8C8C"/>
+              <w:right w:val="single" w:sz="4" w:space="0" w:color="8C8C8C"/>
+            </w:tcBorders>
+            <w:vAlign w:val="center"/>
+          </w:tcPr>
+          <w:p>
+            <w:pPr>
+              <w:pStyle w:val="Normal"/>
+              <w:keepNext w:val="false"/>
+              <w:keepLines/>
+              <w:spacing w:lineRule="auto" w:line="240" w:before="0" w:after="0"/>
+              <w:jc w:val="left"/>
+              <w:rPr/>
+            </w:pPr>
+            <w:r>
+              <w:rPr>
+                <w:rFonts w:eastAsia="Times New Roman" w:cs="Times New Roman"/>
+                <w:b w:val="false"/>
+                <w:bCs w:val="false"/>
+                <w:sz w:val="20"/>
+                <w:szCs w:val="20"/>
+                <w:highlight w:val="yellow"/>
+              </w:rPr>
+              <w:t xml:space="preserve"> </w:t>
+            </w:r>
+          </w:p>
+        </w:tc>
+        <w:tc>
+          <w:tcPr>
+            <w:tcW w:w="1301" w:type="dxa"/>
+            <w:tcBorders>
+              <w:top w:val="single" w:sz="4" w:space="0" w:color="8C8C8C"/>
+              <w:left w:val="single" w:sz="4" w:space="0" w:color="8C8C8C"/>
+              <w:bottom w:val="single" w:sz="4" w:space="0" w:color="8C8C8C"/>
+              <w:right w:val="single" w:sz="4" w:space="0" w:color="8C8C8C"/>
+            </w:tcBorders>
+            <w:vAlign w:val="center"/>
+          </w:tcPr>
+          <w:p>
+            <w:pPr>
+              <w:pStyle w:val="Normal"/>
+              <w:keepNext w:val="false"/>
+              <w:keepLines/>
+              <w:spacing w:lineRule="auto" w:line="240" w:before="0" w:after="0"/>
+              <w:jc w:val="left"/>
+              <w:rPr/>
+            </w:pPr>
+            <w:r>
+              <w:rPr>
+                <w:rFonts w:eastAsia="Times New Roman" w:cs="Times New Roman"/>
+                <w:b w:val="false"/>
+                <w:bCs w:val="false"/>
+                <w:sz w:val="20"/>
+                <w:szCs w:val="20"/>
+                <w:highlight w:val="yellow"/>
+              </w:rPr>
+              <w:t xml:space="preserve"> </w:t>
+            </w:r>
+          </w:p>
+        </w:tc>
+        <w:tc>
+          <w:tcPr>
+            <w:tcW w:w="1499" w:type="dxa"/>
+            <w:tcBorders>
+              <w:top w:val="single" w:sz="4" w:space="0" w:color="8C8C8C"/>
+              <w:left w:val="single" w:sz="4" w:space="0" w:color="8C8C8C"/>
+              <w:bottom w:val="single" w:sz="4" w:space="0" w:color="8C8C8C"/>
+              <w:right w:val="single" w:sz="4" w:space="0" w:color="8C8C8C"/>
+            </w:tcBorders>
+            <w:vAlign w:val="center"/>
+          </w:tcPr>
+          <w:p>
+            <w:pPr>
+              <w:pStyle w:val="Normal"/>
+              <w:keepNext w:val="false"/>
+              <w:keepLines/>
+              <w:spacing w:lineRule="auto" w:line="240" w:before="0" w:after="0"/>
+              <w:jc w:val="left"/>
+              <w:rPr/>
+            </w:pPr>
+            <w:r>
+              <w:rPr>
+                <w:rFonts w:eastAsia="Times New Roman" w:cs="Times New Roman"/>
+                <w:b w:val="false"/>
+                <w:bCs w:val="false"/>
+                <w:sz w:val="20"/>
+                <w:szCs w:val="20"/>
+                <w:highlight w:val="yellow"/>
+              </w:rPr>
+              <w:t xml:space="preserve"> </w:t>
+            </w:r>
+          </w:p>
+        </w:tc>
+        <w:tc>
+          <w:tcPr>
+            <w:tcW w:w="1301" w:type="dxa"/>
+            <w:tcBorders>
+              <w:top w:val="single" w:sz="4" w:space="0" w:color="8C8C8C"/>
+              <w:left w:val="single" w:sz="4" w:space="0" w:color="8C8C8C"/>
+              <w:bottom w:val="single" w:sz="4" w:space="0" w:color="8C8C8C"/>
+              <w:right w:val="single" w:sz="4" w:space="0" w:color="8C8C8C"/>
+            </w:tcBorders>
+            <w:vAlign w:val="center"/>
+          </w:tcPr>
+          <w:p>
+            <w:pPr>
+              <w:pStyle w:val="Normal"/>
+              <w:keepNext w:val="false"/>
+              <w:keepLines/>
+              <w:spacing w:lineRule="auto" w:line="240" w:before="0" w:after="0"/>
+              <w:jc w:val="left"/>
+              <w:rPr/>
+            </w:pPr>
+            <w:r>
+              <w:rPr>
+                <w:rFonts w:eastAsia="Times New Roman" w:cs="Times New Roman"/>
+                <w:b w:val="false"/>
+                <w:bCs w:val="false"/>
+                <w:sz w:val="20"/>
+                <w:szCs w:val="20"/>
+                <w:highlight w:val="yellow"/>
+              </w:rPr>
+              <w:t xml:space="preserve"> </w:t>
+            </w:r>
+          </w:p>
+        </w:tc>
+        <w:tc>
+          <w:tcPr>
+            <w:tcW w:w="1299" w:type="dxa"/>
+            <w:tcBorders>
+              <w:top w:val="single" w:sz="4" w:space="0" w:color="8C8C8C"/>
+              <w:left w:val="single" w:sz="4" w:space="0" w:color="8C8C8C"/>
+              <w:bottom w:val="single" w:sz="4" w:space="0" w:color="8C8C8C"/>
+              <w:right w:val="single" w:sz="4" w:space="0" w:color="8C8C8C"/>
+            </w:tcBorders>
+            <w:vAlign w:val="center"/>
+          </w:tcPr>
+          <w:p>
+            <w:pPr>
+              <w:pStyle w:val="Normal"/>
+              <w:keepNext w:val="false"/>
+              <w:keepLines/>
+              <w:spacing w:lineRule="auto" w:line="240" w:before="0" w:after="0"/>
+              <w:jc w:val="left"/>
+              <w:rPr/>
+            </w:pPr>
+            <w:r>
+              <w:rPr>
+                <w:rFonts w:eastAsia="Times New Roman" w:cs="Times New Roman"/>
+                <w:b w:val="false"/>
+                <w:bCs w:val="false"/>
+                <w:sz w:val="20"/>
+                <w:szCs w:val="20"/>
+                <w:highlight w:val="yellow"/>
+              </w:rPr>
+              <w:t xml:space="preserve"> </w:t>
+            </w:r>
+          </w:p>
+        </w:tc>
+      </w:tr>
+    </w:tbl>
+    <w:p>
+      <w:pPr>
+        <w:pStyle w:val="Normal"/>
+        <w:spacing w:lineRule="auto" w:line="240" w:before="40" w:after="200"/>
+        <w:jc w:val="left"/>
+        <w:rPr/>
+      </w:pPr>
+      <w:r>
+        <w:rPr>
+          <w:i/>
+          <w:iCs/>
+          <w:sz w:val="20"/>
+          <w:szCs w:val="20"/>
+        </w:rPr>
+        <w:t>Fuente: elaboración propia a partir de las entrevistas realizadas.</w:t>
+      </w:r>
+    </w:p>
+    <w:p>
+      <w:pPr>
+        <w:pStyle w:val="Normal"/>
         <w:spacing w:before="0" w:after="120"/>
         <w:jc w:val="both"/>
         <w:rPr/>
       </w:pPr>
       <w:r>
-        <w:rPr/>
-        <w:t>¿Pagarías por un servicio que te ayudara a entender y organizar tu dinero? ¿Cuánto te parecería razonable?</w:t>
+        <w:rPr>
+          <w:b/>
+          <w:bCs/>
+        </w:rPr>
+        <w:t>Resumen de resultados.</w:t>
+      </w:r>
+      <w:r>
+        <w:rPr/>
+        <w:t xml:space="preserve"> De los quince entrevistados, </w:t>
+      </w:r>
+      <w:r>
+        <w:rPr>
+          <w:highlight w:val="yellow"/>
+        </w:rPr>
+        <w:t>X</w:t>
+      </w:r>
+      <w:r>
+        <w:rPr/>
+        <w:t xml:space="preserve"> no sabían calcular cuánto ganaban una vez descontados impuestos y gastos, </w:t>
+      </w:r>
+      <w:r>
+        <w:rPr>
+          <w:highlight w:val="yellow"/>
+        </w:rPr>
+        <w:t>X</w:t>
+      </w:r>
+      <w:r>
+        <w:rPr/>
+        <w:t xml:space="preserve"> mezclaban la cuenta personal y la de la actividad y </w:t>
+      </w:r>
+      <w:r>
+        <w:rPr>
+          <w:highlight w:val="yellow"/>
+        </w:rPr>
+        <w:t>X</w:t>
+      </w:r>
+      <w:r>
+        <w:rPr/>
+        <w:t xml:space="preserve"> trabajaban con una gestoría. </w:t>
+      </w:r>
+      <w:r>
+        <w:rPr>
+          <w:highlight w:val="yellow"/>
+        </w:rPr>
+        <w:t>X</w:t>
+      </w:r>
+      <w:r>
+        <w:rPr/>
+        <w:t xml:space="preserve"> afirmaron que pagarían por un servicio como el descrito, con un precio razonable de entre </w:t>
+      </w:r>
+      <w:r>
+        <w:rPr>
+          <w:highlight w:val="yellow"/>
+        </w:rPr>
+        <w:t>X</w:t>
+      </w:r>
+      <w:r>
+        <w:rPr/>
+        <w:t xml:space="preserve"> y </w:t>
+      </w:r>
+      <w:r>
+        <w:rPr>
+          <w:highlight w:val="yellow"/>
+        </w:rPr>
+        <w:t>X</w:t>
+      </w:r>
+      <w:r>
+        <w:rPr/>
+        <w:t xml:space="preserve"> € al mes. Entre las respuestas más repetidas destacan: </w:t>
+      </w:r>
+      <w:r>
+        <w:rPr>
+          <w:highlight w:val="yellow"/>
+        </w:rPr>
+        <w:t>dos o tres frases textuales y anónimas de los entrevistados</w:t>
+      </w:r>
+      <w:r>
+        <w:rPr/>
+        <w:t>.</w:t>
       </w:r>
     </w:p>
     <w:sectPr>
@@ -26027,7 +30015,7 @@
     </w:r>
     <w:r>
       <w:rPr/>
-      <w:t>38</w:t>
+      <w:t>39</w:t>
     </w:r>
     <w:r>
       <w:rPr/>

--- a/TFG_Flujo_v2.docx
+++ b/TFG_Flujo_v2.docx
@@ -404,7 +404,7 @@
           <w:sz w:val="22"/>
           <w:szCs w:val="22"/>
         </w:rPr>
-        <w:t>Los jóvenes que trabajan por cuenta propia tienen que gestionar ingresos irregulares, impuestos trimestrales y gastos sin haber recibido, en la mayoría de los casos, formación financiera. La Encuesta de Competencias Financieras del Banco de España muestra que solo el 19 % de los adultos responde bien a las tres preguntas financieras básicas, y quince entrevistas exploratorias a autónomos de 20 a 35 años apuntan en la misma dirección. El objetivo de este trabajo es evaluar la viabilidad económico-financiera de Flujo, un proyecto que ofrecería organización financiera, educación práctica y, más adelante, una herramienta digital a este colectivo. Para ello se combinan fuentes secundarias, las entrevistas, el Business Model Canvas, un análisis de mercado y competencia, y un plan económico-financiero a tres años con tres escenarios. En el escenario base los ingresos pasan de 8.041 € a 58.095 €, el punto de equilibrio se sitúa en 5 clientes de suscripción y el VAN a tres años, descontado al 15 %, es de 34.989 €. Sin embargo, cuando se descuenta el coste de oportunidad del emprendedor (un sueldo equivalente al SMI), el VAN baja a 5.445 € y pasa a ser negativo en el escenario pesimista. El proyecto es viable, pero su margen depende de la captación de clientes y de la capacidad de una sola persona, y la disposición real a pagar aún debe validarse con clientes.</w:t>
+        <w:t>Los jóvenes que trabajan por cuenta propia tienen que gestionar ingresos irregulares, impuestos trimestrales y gastos sin haber recibido, en la mayoría de los casos, formación financiera. La Encuesta de Competencias Financieras del Banco de España muestra que solo el 19 % de los adultos responde bien a las tres preguntas financieras básicas, y quince entrevistas exploratorias a autónomos de 20 a 35 años apuntan en la misma dirección. El objetivo de este trabajo es evaluar la viabilidad económico-financiera de Flujo, un proyecto que ofrecería organización financiera, educación práctica y, más adelante, una herramienta digital a este colectivo. Para ello se combinan fuentes secundarias, las entrevistas, el Business Model Canvas, un análisis de mercado y competencia, y un plan económico-financiero a tres años con tres escenarios. En el escenario base los ingresos pasan de 8.041 € a 58.095 €, el punto de equilibrio se sitúa en 5 clientes de suscripción y el VAN a tres años, descontado al 15 %, es de 34.514 €. Sin embargo, cuando se descuenta el coste de oportunidad del emprendedor (un sueldo equivalente al SMI), el VAN baja a 4.970 € y pasa a ser negativo en el escenario pesimista. El proyecto es viable, pero su margen depende de la captación de clientes y de la capacidad de una sola persona, y la disposición real a pagar aún debe validarse con clientes.</w:t>
       </w:r>
     </w:p>
     <w:p>
@@ -442,7 +442,7 @@
           <w:sz w:val="22"/>
           <w:szCs w:val="22"/>
         </w:rPr>
-        <w:t>Young self-employed workers have to manage irregular income, quarterly taxes and expenses, usually without any financial training. The Bank of Spain's Financial Competences Survey shows that only 19% of adults answer the three basic financial questions correctly, and fifteen exploratory interviews with self-employed people aged 20 to 35 point in the same direction. This study assesses the economic and financial feasibility of Flujo, a project that would offer financial organisation, practical education and, later, a digital tool to this group. It combines secondary sources, the interviews, the Business Model Canvas, a market and competitor analysis and a three-year financial plan with three scenarios. In the base scenario revenue grows from 8.041 € to 58.095 €, break-even is reached with 5 subscription clients and the three-year NPV, discounted at 15 %, is 34.989 €. Once the founder's opportunity cost (a salary equal to the Spanish minimum wage) is deducted, the NPV falls to 5.445 € and turns negative in the pessimistic scenario. The project is feasible, but its margin depends on client acquisition and on the capacity of a single person, and real willingness to pay still has to be validated with clients.</w:t>
+        <w:t>Young self-employed workers have to manage irregular income, quarterly taxes and expenses, usually without any financial training. The Bank of Spain's Financial Competences Survey shows that only 19% of adults answer the three basic financial questions correctly, and fifteen exploratory interviews with self-employed people aged 20 to 35 point in the same direction. This study assesses the economic and financial feasibility of Flujo, a project that would offer financial organisation, practical education and, later, a digital tool to this group. It combines secondary sources, the interviews, the Business Model Canvas, a market and competitor analysis and a three-year financial plan with three scenarios. In the base scenario revenue grows from 8.041 € to 58.095 €, break-even is reached with 5 subscription clients and the three-year NPV, discounted at 15 %, is 34.514 €. Once the founder's opportunity cost (a salary equal to the Spanish minimum wage) is deducted, the NPV falls to 4.970 € and turns negative in the pessimistic scenario. The project is feasible, but its margin depends on client acquisition and on the capacity of a single person, and real willingness to pay still has to be validated with clients.</w:t>
       </w:r>
       <w:r>
         <w:br w:type="page"/>
@@ -496,14 +496,14 @@
             </w:rPr>
             <w:fldChar w:fldCharType="separate"/>
           </w:r>
-          <w:hyperlink w:anchor="__RefHeading___Toc2554_2080339060">
+          <w:hyperlink w:anchor="__RefHeading___Toc3002_3767503993">
             <w:r>
               <w:rPr>
                 <w:rStyle w:val="IndexLink"/>
               </w:rPr>
               <w:t>1. Introducción</w:t>
               <w:tab/>
-              <w:t>3</w:t>
+              <w:t>4</w:t>
             </w:r>
           </w:hyperlink>
         </w:p>
@@ -516,14 +516,14 @@
             </w:tabs>
             <w:rPr/>
           </w:pPr>
-          <w:hyperlink w:anchor="__RefHeading___Toc2556_2080339060">
+          <w:hyperlink w:anchor="__RefHeading___Toc3004_3767503993">
             <w:r>
               <w:rPr>
                 <w:rStyle w:val="IndexLink"/>
               </w:rPr>
               <w:t>1.1. Presentación y justificación del tema</w:t>
               <w:tab/>
-              <w:t>3</w:t>
+              <w:t>4</w:t>
             </w:r>
           </w:hyperlink>
         </w:p>
@@ -536,14 +536,14 @@
             </w:tabs>
             <w:rPr/>
           </w:pPr>
-          <w:hyperlink w:anchor="__RefHeading___Toc2558_2080339060">
+          <w:hyperlink w:anchor="__RefHeading___Toc3006_3767503993">
             <w:r>
               <w:rPr>
                 <w:rStyle w:val="IndexLink"/>
               </w:rPr>
               <w:t>1.2. Objetivos</w:t>
               <w:tab/>
-              <w:t>4</w:t>
+              <w:t>5</w:t>
             </w:r>
           </w:hyperlink>
         </w:p>
@@ -556,14 +556,14 @@
             </w:tabs>
             <w:rPr/>
           </w:pPr>
-          <w:hyperlink w:anchor="__RefHeading___Toc2560_2080339060">
+          <w:hyperlink w:anchor="__RefHeading___Toc3008_3767503993">
             <w:r>
               <w:rPr>
                 <w:rStyle w:val="IndexLink"/>
               </w:rPr>
               <w:t>1.3. Trascendencia del trabajo</w:t>
               <w:tab/>
-              <w:t>4</w:t>
+              <w:t>6</w:t>
             </w:r>
           </w:hyperlink>
         </w:p>
@@ -576,14 +576,14 @@
             </w:tabs>
             <w:rPr/>
           </w:pPr>
-          <w:hyperlink w:anchor="__RefHeading___Toc2562_2080339060">
+          <w:hyperlink w:anchor="__RefHeading___Toc3010_3767503993">
             <w:r>
               <w:rPr>
                 <w:rStyle w:val="IndexLink"/>
               </w:rPr>
               <w:t>1.4. Metodología y fuentes</w:t>
               <w:tab/>
-              <w:t>5</w:t>
+              <w:t>6</w:t>
             </w:r>
           </w:hyperlink>
         </w:p>
@@ -596,14 +596,14 @@
             </w:tabs>
             <w:rPr/>
           </w:pPr>
-          <w:hyperlink w:anchor="__RefHeading___Toc2564_2080339060">
+          <w:hyperlink w:anchor="__RefHeading___Toc3012_3767503993">
             <w:r>
               <w:rPr>
                 <w:rStyle w:val="IndexLink"/>
               </w:rPr>
               <w:t>1.5. Estructura del trabajo</w:t>
               <w:tab/>
-              <w:t>5</w:t>
+              <w:t>6</w:t>
             </w:r>
           </w:hyperlink>
         </w:p>
@@ -616,14 +616,14 @@
             </w:tabs>
             <w:rPr/>
           </w:pPr>
-          <w:hyperlink w:anchor="__RefHeading___Toc2566_2080339060">
+          <w:hyperlink w:anchor="__RefHeading___Toc3014_3767503993">
             <w:r>
               <w:rPr>
                 <w:rStyle w:val="IndexLink"/>
               </w:rPr>
               <w:t>2. Marco teórico</w:t>
               <w:tab/>
-              <w:t>6</w:t>
+              <w:t>8</w:t>
             </w:r>
           </w:hyperlink>
         </w:p>
@@ -636,14 +636,14 @@
             </w:tabs>
             <w:rPr/>
           </w:pPr>
-          <w:hyperlink w:anchor="__RefHeading___Toc2568_2080339060">
+          <w:hyperlink w:anchor="__RefHeading___Toc3016_3767503993">
             <w:r>
               <w:rPr>
                 <w:rStyle w:val="IndexLink"/>
               </w:rPr>
               <w:t>2.1. La start-up y el enfoque Lean Startup</w:t>
               <w:tab/>
-              <w:t>6</w:t>
+              <w:t>8</w:t>
             </w:r>
           </w:hyperlink>
         </w:p>
@@ -656,14 +656,14 @@
             </w:tabs>
             <w:rPr/>
           </w:pPr>
-          <w:hyperlink w:anchor="__RefHeading___Toc2570_2080339060">
+          <w:hyperlink w:anchor="__RefHeading___Toc3018_3767503993">
             <w:r>
               <w:rPr>
                 <w:rStyle w:val="IndexLink"/>
               </w:rPr>
               <w:t>2.2. El modelo de negocio como herramienta de análisis</w:t>
               <w:tab/>
-              <w:t>6</w:t>
+              <w:t>8</w:t>
             </w:r>
           </w:hyperlink>
         </w:p>
@@ -676,14 +676,14 @@
             </w:tabs>
             <w:rPr/>
           </w:pPr>
-          <w:hyperlink w:anchor="__RefHeading___Toc2572_2080339060">
+          <w:hyperlink w:anchor="__RefHeading___Toc3020_3767503993">
             <w:r>
               <w:rPr>
                 <w:rStyle w:val="IndexLink"/>
               </w:rPr>
               <w:t>2.3. Educación financiera y trabajo autónomo</w:t>
               <w:tab/>
-              <w:t>6</w:t>
+              <w:t>8</w:t>
             </w:r>
           </w:hyperlink>
         </w:p>
@@ -696,14 +696,14 @@
             </w:tabs>
             <w:rPr/>
           </w:pPr>
-          <w:hyperlink w:anchor="__RefHeading___Toc2574_2080339060">
+          <w:hyperlink w:anchor="__RefHeading___Toc3022_3767503993">
             <w:r>
               <w:rPr>
                 <w:rStyle w:val="IndexLink"/>
               </w:rPr>
               <w:t>2.4. La viabilidad económico-financiera</w:t>
               <w:tab/>
-              <w:t>7</w:t>
+              <w:t>9</w:t>
             </w:r>
           </w:hyperlink>
         </w:p>
@@ -716,14 +716,14 @@
             </w:tabs>
             <w:rPr/>
           </w:pPr>
-          <w:hyperlink w:anchor="__RefHeading___Toc2576_2080339060">
+          <w:hyperlink w:anchor="__RefHeading___Toc3024_3767503993">
             <w:r>
               <w:rPr>
                 <w:rStyle w:val="IndexLink"/>
               </w:rPr>
               <w:t>2.5. La financiación de la empresa en fase inicial</w:t>
               <w:tab/>
-              <w:t>8</w:t>
+              <w:t>10</w:t>
             </w:r>
           </w:hyperlink>
         </w:p>
@@ -736,14 +736,14 @@
             </w:tabs>
             <w:rPr/>
           </w:pPr>
-          <w:hyperlink w:anchor="__RefHeading___Toc2578_2080339060">
+          <w:hyperlink w:anchor="__RefHeading___Toc3026_3767503993">
             <w:r>
               <w:rPr>
                 <w:rStyle w:val="IndexLink"/>
               </w:rPr>
               <w:t>3. El proyecto Flujo: necesidad detectada y propuesta</w:t>
               <w:tab/>
-              <w:t>10</w:t>
+              <w:t>12</w:t>
             </w:r>
           </w:hyperlink>
         </w:p>
@@ -756,14 +756,14 @@
             </w:tabs>
             <w:rPr/>
           </w:pPr>
-          <w:hyperlink w:anchor="__RefHeading___Toc2580_2080339060">
+          <w:hyperlink w:anchor="__RefHeading___Toc3028_3767503993">
             <w:r>
               <w:rPr>
                 <w:rStyle w:val="IndexLink"/>
               </w:rPr>
               <w:t>3.1. La necesidad detectada</w:t>
               <w:tab/>
-              <w:t>10</w:t>
+              <w:t>12</w:t>
             </w:r>
           </w:hyperlink>
         </w:p>
@@ -776,14 +776,14 @@
             </w:tabs>
             <w:rPr/>
           </w:pPr>
-          <w:hyperlink w:anchor="__RefHeading___Toc2582_2080339060">
+          <w:hyperlink w:anchor="__RefHeading___Toc3030_3767503993">
             <w:r>
               <w:rPr>
                 <w:rStyle w:val="IndexLink"/>
               </w:rPr>
               <w:t>3.2. Propuesta de valor y servicio</w:t>
               <w:tab/>
-              <w:t>10</w:t>
+              <w:t>12</w:t>
             </w:r>
           </w:hyperlink>
         </w:p>
@@ -796,14 +796,14 @@
             </w:tabs>
             <w:rPr/>
           </w:pPr>
-          <w:hyperlink w:anchor="__RefHeading___Toc2584_2080339060">
+          <w:hyperlink w:anchor="__RefHeading___Toc3032_3767503993">
             <w:r>
               <w:rPr>
                 <w:rStyle w:val="IndexLink"/>
               </w:rPr>
               <w:t>3.3. Modelo de negocio</w:t>
               <w:tab/>
-              <w:t>11</w:t>
+              <w:t>13</w:t>
             </w:r>
           </w:hyperlink>
         </w:p>
@@ -816,14 +816,14 @@
             </w:tabs>
             <w:rPr/>
           </w:pPr>
-          <w:hyperlink w:anchor="__RefHeading___Toc2586_2080339060">
+          <w:hyperlink w:anchor="__RefHeading___Toc3034_3767503993">
             <w:r>
               <w:rPr>
                 <w:rStyle w:val="IndexLink"/>
               </w:rPr>
               <w:t>3.4. Plan de validación</w:t>
               <w:tab/>
-              <w:t>11</w:t>
+              <w:t>13</w:t>
             </w:r>
           </w:hyperlink>
         </w:p>
@@ -836,14 +836,14 @@
             </w:tabs>
             <w:rPr/>
           </w:pPr>
-          <w:hyperlink w:anchor="__RefHeading___Toc2588_2080339060">
+          <w:hyperlink w:anchor="__RefHeading___Toc3036_3767503993">
             <w:r>
               <w:rPr>
                 <w:rStyle w:val="IndexLink"/>
               </w:rPr>
               <w:t>4. Análisis del mercado y del entorno</w:t>
               <w:tab/>
-              <w:t>13</w:t>
+              <w:t>15</w:t>
             </w:r>
           </w:hyperlink>
         </w:p>
@@ -856,14 +856,14 @@
             </w:tabs>
             <w:rPr/>
           </w:pPr>
-          <w:hyperlink w:anchor="__RefHeading___Toc2590_2080339060">
+          <w:hyperlink w:anchor="__RefHeading___Toc3038_3767503993">
             <w:r>
               <w:rPr>
                 <w:rStyle w:val="IndexLink"/>
               </w:rPr>
               <w:t>4.1. Tamaño y evolución del mercado</w:t>
               <w:tab/>
-              <w:t>13</w:t>
+              <w:t>15</w:t>
             </w:r>
           </w:hyperlink>
         </w:p>
@@ -876,14 +876,14 @@
             </w:tabs>
             <w:rPr/>
           </w:pPr>
-          <w:hyperlink w:anchor="__RefHeading___Toc2592_2080339060">
+          <w:hyperlink w:anchor="__RefHeading___Toc3040_3767503993">
             <w:r>
               <w:rPr>
                 <w:rStyle w:val="IndexLink"/>
               </w:rPr>
               <w:t>4.2. Competencia</w:t>
               <w:tab/>
-              <w:t>13</w:t>
+              <w:t>16</w:t>
             </w:r>
           </w:hyperlink>
         </w:p>
@@ -896,14 +896,14 @@
             </w:tabs>
             <w:rPr/>
           </w:pPr>
-          <w:hyperlink w:anchor="__RefHeading___Toc2594_2080339060">
+          <w:hyperlink w:anchor="__RefHeading___Toc3042_3767503993">
             <w:r>
               <w:rPr>
                 <w:rStyle w:val="IndexLink"/>
               </w:rPr>
               <w:t>4.3. Análisis DAFO</w:t>
               <w:tab/>
-              <w:t>14</w:t>
+              <w:t>17</w:t>
             </w:r>
           </w:hyperlink>
         </w:p>
@@ -916,14 +916,14 @@
             </w:tabs>
             <w:rPr/>
           </w:pPr>
-          <w:hyperlink w:anchor="__RefHeading___Toc2596_2080339060">
+          <w:hyperlink w:anchor="__RefHeading___Toc3044_3767503993">
             <w:r>
               <w:rPr>
                 <w:rStyle w:val="IndexLink"/>
               </w:rPr>
               <w:t>5. Recursos, forma jurídica y aspectos legales</w:t>
               <w:tab/>
-              <w:t>15</w:t>
+              <w:t>18</w:t>
             </w:r>
           </w:hyperlink>
         </w:p>
@@ -936,14 +936,14 @@
             </w:tabs>
             <w:rPr/>
           </w:pPr>
-          <w:hyperlink w:anchor="__RefHeading___Toc2598_2080339060">
+          <w:hyperlink w:anchor="__RefHeading___Toc3046_3767503993">
             <w:r>
               <w:rPr>
                 <w:rStyle w:val="IndexLink"/>
               </w:rPr>
               <w:t>5.1. Recursos necesarios y capacidad</w:t>
               <w:tab/>
-              <w:t>15</w:t>
+              <w:t>18</w:t>
             </w:r>
           </w:hyperlink>
         </w:p>
@@ -956,14 +956,14 @@
             </w:tabs>
             <w:rPr/>
           </w:pPr>
-          <w:hyperlink w:anchor="__RefHeading___Toc2600_2080339060">
+          <w:hyperlink w:anchor="__RefHeading___Toc3048_3767503993">
             <w:r>
               <w:rPr>
                 <w:rStyle w:val="IndexLink"/>
               </w:rPr>
               <w:t>5.2. Forma jurídica y obligaciones fiscales</w:t>
               <w:tab/>
-              <w:t>15</w:t>
+              <w:t>18</w:t>
             </w:r>
           </w:hyperlink>
         </w:p>
@@ -976,14 +976,14 @@
             </w:tabs>
             <w:rPr/>
           </w:pPr>
-          <w:hyperlink w:anchor="__RefHeading___Toc2602_2080339060">
+          <w:hyperlink w:anchor="__RefHeading___Toc3050_3767503993">
             <w:r>
               <w:rPr>
                 <w:rStyle w:val="IndexLink"/>
               </w:rPr>
               <w:t>5.3. Protección de datos y responsabilidad</w:t>
               <w:tab/>
-              <w:t>16</w:t>
+              <w:t>20</w:t>
             </w:r>
           </w:hyperlink>
         </w:p>
@@ -996,14 +996,14 @@
             </w:tabs>
             <w:rPr/>
           </w:pPr>
-          <w:hyperlink w:anchor="__RefHeading___Toc2604_2080339060">
+          <w:hyperlink w:anchor="__RefHeading___Toc3052_3767503993">
             <w:r>
               <w:rPr>
                 <w:rStyle w:val="IndexLink"/>
               </w:rPr>
               <w:t>6. Plan económico-financiero</w:t>
               <w:tab/>
-              <w:t>17</w:t>
+              <w:t>21</w:t>
             </w:r>
           </w:hyperlink>
         </w:p>
@@ -1016,14 +1016,14 @@
             </w:tabs>
             <w:rPr/>
           </w:pPr>
-          <w:hyperlink w:anchor="__RefHeading___Toc2606_2080339060">
+          <w:hyperlink w:anchor="__RefHeading___Toc3054_3767503993">
             <w:r>
               <w:rPr>
                 <w:rStyle w:val="IndexLink"/>
               </w:rPr>
               <w:t>6.1. Hipótesis de partida</w:t>
               <w:tab/>
-              <w:t>17</w:t>
+              <w:t>21</w:t>
             </w:r>
           </w:hyperlink>
         </w:p>
@@ -1036,14 +1036,14 @@
             </w:tabs>
             <w:rPr/>
           </w:pPr>
-          <w:hyperlink w:anchor="__RefHeading___Toc2608_2080339060">
+          <w:hyperlink w:anchor="__RefHeading___Toc3056_3767503993">
             <w:r>
               <w:rPr>
                 <w:rStyle w:val="IndexLink"/>
               </w:rPr>
               <w:t>6.2. Inversión inicial y financiación</w:t>
               <w:tab/>
-              <w:t>17</w:t>
+              <w:t>21</w:t>
             </w:r>
           </w:hyperlink>
         </w:p>
@@ -1056,14 +1056,14 @@
             </w:tabs>
             <w:rPr/>
           </w:pPr>
-          <w:hyperlink w:anchor="__RefHeading___Toc2610_2080339060">
+          <w:hyperlink w:anchor="__RefHeading___Toc3058_3767503993">
             <w:r>
               <w:rPr>
                 <w:rStyle w:val="IndexLink"/>
               </w:rPr>
               <w:t>6.3. Previsión de ingresos</w:t>
               <w:tab/>
-              <w:t>18</w:t>
+              <w:t>22</w:t>
             </w:r>
           </w:hyperlink>
         </w:p>
@@ -1076,14 +1076,14 @@
             </w:tabs>
             <w:rPr/>
           </w:pPr>
-          <w:hyperlink w:anchor="__RefHeading___Toc2612_2080339060">
+          <w:hyperlink w:anchor="__RefHeading___Toc3060_3767503993">
             <w:r>
               <w:rPr>
                 <w:rStyle w:val="IndexLink"/>
               </w:rPr>
               <w:t>6.4. Estructura de costes y punto de equilibrio</w:t>
               <w:tab/>
-              <w:t>19</w:t>
+              <w:t>24</w:t>
             </w:r>
           </w:hyperlink>
         </w:p>
@@ -1096,14 +1096,14 @@
             </w:tabs>
             <w:rPr/>
           </w:pPr>
-          <w:hyperlink w:anchor="__RefHeading___Toc2614_2080339060">
+          <w:hyperlink w:anchor="__RefHeading___Toc3062_3767503993">
             <w:r>
               <w:rPr>
                 <w:rStyle w:val="IndexLink"/>
               </w:rPr>
               <w:t>6.5. Cuenta de resultados previsional</w:t>
               <w:tab/>
-              <w:t>20</w:t>
+              <w:t>25</w:t>
             </w:r>
           </w:hyperlink>
         </w:p>
@@ -1116,14 +1116,14 @@
             </w:tabs>
             <w:rPr/>
           </w:pPr>
-          <w:hyperlink w:anchor="__RefHeading___Toc2616_2080339060">
+          <w:hyperlink w:anchor="__RefHeading___Toc3064_3767503993">
             <w:r>
               <w:rPr>
                 <w:rStyle w:val="IndexLink"/>
               </w:rPr>
               <w:t>6.6. Estado de flujos de tesorería</w:t>
               <w:tab/>
-              <w:t>21</w:t>
+              <w:t>25</w:t>
             </w:r>
           </w:hyperlink>
         </w:p>
@@ -1136,14 +1136,14 @@
             </w:tabs>
             <w:rPr/>
           </w:pPr>
-          <w:hyperlink w:anchor="__RefHeading___Toc2618_2080339060">
+          <w:hyperlink w:anchor="__RefHeading___Toc3066_3767503993">
             <w:r>
               <w:rPr>
                 <w:rStyle w:val="IndexLink"/>
               </w:rPr>
               <w:t>6.7. Balance previsional</w:t>
               <w:tab/>
-              <w:t>21</w:t>
+              <w:t>26</w:t>
             </w:r>
           </w:hyperlink>
         </w:p>
@@ -1156,14 +1156,14 @@
             </w:tabs>
             <w:rPr/>
           </w:pPr>
-          <w:hyperlink w:anchor="__RefHeading___Toc2620_2080339060">
+          <w:hyperlink w:anchor="__RefHeading___Toc3068_3767503993">
             <w:r>
               <w:rPr>
                 <w:rStyle w:val="IndexLink"/>
               </w:rPr>
               <w:t>7. Análisis de viabilidad y rentabilidad</w:t>
               <w:tab/>
-              <w:t>23</w:t>
+              <w:t>28</w:t>
             </w:r>
           </w:hyperlink>
         </w:p>
@@ -1176,14 +1176,14 @@
             </w:tabs>
             <w:rPr/>
           </w:pPr>
-          <w:hyperlink w:anchor="__RefHeading___Toc2622_2080339060">
+          <w:hyperlink w:anchor="__RefHeading___Toc3070_3767503993">
             <w:r>
               <w:rPr>
                 <w:rStyle w:val="IndexLink"/>
               </w:rPr>
               <w:t>7.1. Tasa de descuento</w:t>
               <w:tab/>
-              <w:t>23</w:t>
+              <w:t>28</w:t>
             </w:r>
           </w:hyperlink>
         </w:p>
@@ -1196,14 +1196,14 @@
             </w:tabs>
             <w:rPr/>
           </w:pPr>
-          <w:hyperlink w:anchor="__RefHeading___Toc2624_2080339060">
+          <w:hyperlink w:anchor="__RefHeading___Toc3072_3767503993">
             <w:r>
               <w:rPr>
                 <w:rStyle w:val="IndexLink"/>
               </w:rPr>
               <w:t>7.2. VAN, TIR y periodo de recuperación</w:t>
               <w:tab/>
-              <w:t>23</w:t>
+              <w:t>28</w:t>
             </w:r>
           </w:hyperlink>
         </w:p>
@@ -1216,14 +1216,14 @@
             </w:tabs>
             <w:rPr/>
           </w:pPr>
-          <w:hyperlink w:anchor="__RefHeading___Toc2626_2080339060">
+          <w:hyperlink w:anchor="__RefHeading___Toc3074_3767503993">
             <w:r>
               <w:rPr>
                 <w:rStyle w:val="IndexLink"/>
               </w:rPr>
               <w:t>7.3. El coste de oportunidad del emprendedor</w:t>
               <w:tab/>
-              <w:t>24</w:t>
+              <w:t>29</w:t>
             </w:r>
           </w:hyperlink>
         </w:p>
@@ -1236,14 +1236,14 @@
             </w:tabs>
             <w:rPr/>
           </w:pPr>
-          <w:hyperlink w:anchor="__RefHeading___Toc2628_2080339060">
+          <w:hyperlink w:anchor="__RefHeading___Toc3076_3767503993">
             <w:r>
               <w:rPr>
                 <w:rStyle w:val="IndexLink"/>
               </w:rPr>
               <w:t>7.4. Ratios financieros</w:t>
               <w:tab/>
-              <w:t>24</w:t>
+              <w:t>29</w:t>
             </w:r>
           </w:hyperlink>
         </w:p>
@@ -1256,14 +1256,14 @@
             </w:tabs>
             <w:rPr/>
           </w:pPr>
-          <w:hyperlink w:anchor="__RefHeading___Toc2630_2080339060">
+          <w:hyperlink w:anchor="__RefHeading___Toc3078_3767503993">
             <w:r>
               <w:rPr>
                 <w:rStyle w:val="IndexLink"/>
               </w:rPr>
               <w:t>8. Análisis de riesgos y escenarios</w:t>
               <w:tab/>
-              <w:t>26</w:t>
+              <w:t>31</w:t>
             </w:r>
           </w:hyperlink>
         </w:p>
@@ -1276,14 +1276,14 @@
             </w:tabs>
             <w:rPr/>
           </w:pPr>
-          <w:hyperlink w:anchor="__RefHeading___Toc2632_2080339060">
+          <w:hyperlink w:anchor="__RefHeading___Toc3080_3767503993">
             <w:r>
               <w:rPr>
                 <w:rStyle w:val="IndexLink"/>
               </w:rPr>
               <w:t>8.1. Escenarios</w:t>
               <w:tab/>
-              <w:t>26</w:t>
+              <w:t>31</w:t>
             </w:r>
           </w:hyperlink>
         </w:p>
@@ -1296,14 +1296,14 @@
             </w:tabs>
             <w:rPr/>
           </w:pPr>
-          <w:hyperlink w:anchor="__RefHeading___Toc2634_2080339060">
+          <w:hyperlink w:anchor="__RefHeading___Toc3082_3767503993">
             <w:r>
               <w:rPr>
                 <w:rStyle w:val="IndexLink"/>
               </w:rPr>
               <w:t>8.2. Análisis de sensibilidad</w:t>
               <w:tab/>
-              <w:t>27</w:t>
+              <w:t>32</w:t>
             </w:r>
           </w:hyperlink>
         </w:p>
@@ -1316,14 +1316,14 @@
             </w:tabs>
             <w:rPr/>
           </w:pPr>
-          <w:hyperlink w:anchor="__RefHeading___Toc2636_2080339060">
+          <w:hyperlink w:anchor="__RefHeading___Toc3084_3767503993">
             <w:r>
               <w:rPr>
                 <w:rStyle w:val="IndexLink"/>
               </w:rPr>
               <w:t>8.3. Principales riesgos y medidas de mitigación</w:t>
               <w:tab/>
-              <w:t>28</w:t>
+              <w:t>33</w:t>
             </w:r>
           </w:hyperlink>
         </w:p>
@@ -1336,14 +1336,14 @@
             </w:tabs>
             <w:rPr/>
           </w:pPr>
-          <w:hyperlink w:anchor="__RefHeading___Toc2638_2080339060">
+          <w:hyperlink w:anchor="__RefHeading___Toc3086_3767503993">
             <w:r>
               <w:rPr>
                 <w:rStyle w:val="IndexLink"/>
               </w:rPr>
               <w:t>9. Conclusiones</w:t>
               <w:tab/>
-              <w:t>29</w:t>
+              <w:t>34</w:t>
             </w:r>
           </w:hyperlink>
         </w:p>
@@ -1356,14 +1356,14 @@
             </w:tabs>
             <w:rPr/>
           </w:pPr>
-          <w:hyperlink w:anchor="__RefHeading___Toc2640_2080339060">
+          <w:hyperlink w:anchor="__RefHeading___Toc3088_3767503993">
             <w:r>
               <w:rPr>
                 <w:rStyle w:val="IndexLink"/>
               </w:rPr>
               <w:t>9.1. Conclusiones generales y específicas</w:t>
               <w:tab/>
-              <w:t>29</w:t>
+              <w:t>34</w:t>
             </w:r>
           </w:hyperlink>
         </w:p>
@@ -1376,14 +1376,14 @@
             </w:tabs>
             <w:rPr/>
           </w:pPr>
-          <w:hyperlink w:anchor="__RefHeading___Toc2642_2080339060">
+          <w:hyperlink w:anchor="__RefHeading___Toc3090_3767503993">
             <w:r>
               <w:rPr>
                 <w:rStyle w:val="IndexLink"/>
               </w:rPr>
               <w:t>9.2. Trascendencia de los resultados</w:t>
               <w:tab/>
-              <w:t>30</w:t>
+              <w:t>35</w:t>
             </w:r>
           </w:hyperlink>
         </w:p>
@@ -1396,14 +1396,14 @@
             </w:tabs>
             <w:rPr/>
           </w:pPr>
-          <w:hyperlink w:anchor="__RefHeading___Toc2644_2080339060">
+          <w:hyperlink w:anchor="__RefHeading___Toc3092_3767503993">
             <w:r>
               <w:rPr>
                 <w:rStyle w:val="IndexLink"/>
               </w:rPr>
               <w:t>9.3. Limitaciones y líneas futuras</w:t>
               <w:tab/>
-              <w:t>30</w:t>
+              <w:t>35</w:t>
             </w:r>
           </w:hyperlink>
         </w:p>
@@ -1416,14 +1416,14 @@
             </w:tabs>
             <w:rPr/>
           </w:pPr>
-          <w:hyperlink w:anchor="__RefHeading___Toc2646_2080339060">
+          <w:hyperlink w:anchor="__RefHeading___Toc3094_3767503993">
             <w:r>
               <w:rPr>
                 <w:rStyle w:val="IndexLink"/>
               </w:rPr>
               <w:t>Bibliografía</w:t>
               <w:tab/>
-              <w:t>31</w:t>
+              <w:t>36</w:t>
             </w:r>
           </w:hyperlink>
         </w:p>
@@ -1436,14 +1436,14 @@
             </w:tabs>
             <w:rPr/>
           </w:pPr>
-          <w:hyperlink w:anchor="__RefHeading___Toc2648_2080339060">
+          <w:hyperlink w:anchor="__RefHeading___Toc3096_3767503993">
             <w:r>
               <w:rPr>
                 <w:rStyle w:val="IndexLink"/>
               </w:rPr>
               <w:t>Anexo I. Análisis de datos de mercado</w:t>
               <w:tab/>
-              <w:t>35</w:t>
+              <w:t>41</w:t>
             </w:r>
           </w:hyperlink>
         </w:p>
@@ -1456,14 +1456,14 @@
             </w:tabs>
             <w:rPr/>
           </w:pPr>
-          <w:hyperlink w:anchor="__RefHeading___Toc2650_2080339060">
+          <w:hyperlink w:anchor="__RefHeading___Toc3098_3767503993">
             <w:r>
               <w:rPr>
                 <w:rStyle w:val="IndexLink"/>
               </w:rPr>
               <w:t>Anexo II. Modelo de cálculo y reproducibilidad</w:t>
               <w:tab/>
-              <w:t>37</w:t>
+              <w:t>44</w:t>
             </w:r>
           </w:hyperlink>
         </w:p>
@@ -1476,14 +1476,34 @@
             </w:tabs>
             <w:rPr/>
           </w:pPr>
-          <w:hyperlink w:anchor="__RefHeading___Toc2652_2080339060">
+          <w:hyperlink w:anchor="__RefHeading___Toc3100_3767503993">
             <w:r>
               <w:rPr>
                 <w:rStyle w:val="IndexLink"/>
               </w:rPr>
               <w:t>Anexo III. Entrevistas exploratorias</w:t>
               <w:tab/>
-              <w:t>38</w:t>
+              <w:t>45</w:t>
+            </w:r>
+          </w:hyperlink>
+        </w:p>
+        <w:p>
+          <w:pPr>
+            <w:pStyle w:val="TOC1"/>
+            <w:tabs>
+              <w:tab w:val="clear" w:pos="8504"/>
+              <w:tab w:val="right" w:pos="8503" w:leader="dot"/>
+            </w:tabs>
+            <w:rPr/>
+          </w:pPr>
+          <w:hyperlink w:anchor="__RefHeading___Toc3102_3767503993">
+            <w:r>
+              <w:rPr>
+                <w:rStyle w:val="IndexLink"/>
+              </w:rPr>
+              <w:t>Anexo IV. Fuentes oficiales consultadas</w:t>
+              <w:tab/>
+              <w:t>47</w:t>
             </w:r>
           </w:hyperlink>
           <w:r>
@@ -1512,7 +1532,7 @@
         <w:pStyle w:val="Heading1"/>
         <w:rPr/>
       </w:pPr>
-      <w:bookmarkStart w:id="0" w:name="__RefHeading___Toc2554_2080339060"/>
+      <w:bookmarkStart w:id="0" w:name="__RefHeading___Toc3002_3767503993"/>
       <w:bookmarkEnd w:id="0"/>
       <w:r>
         <w:rPr/>
@@ -1524,7 +1544,7 @@
         <w:pStyle w:val="Heading2"/>
         <w:rPr/>
       </w:pPr>
-      <w:bookmarkStart w:id="1" w:name="__RefHeading___Toc2556_2080339060"/>
+      <w:bookmarkStart w:id="1" w:name="__RefHeading___Toc3004_3767503993"/>
       <w:bookmarkEnd w:id="1"/>
       <w:r>
         <w:rPr/>
@@ -1550,7 +1570,7 @@
       </w:pPr>
       <w:r>
         <w:rPr/>
-        <w:t>Esa tarea exige unos conocimientos que la mayoría de la población no tiene. Según la Encuesta de Competencias Financieras (ECF) del Banco de España, con datos recogidos entre 2021 y 2022, solo un 41 % de los adultos responde bien a una pregunta sencilla sobre interés compuesto y apenas un 19 % acierta a la vez las preguntas sobre inflación, interés compuesto y diversificación del riesgo (Banco de España, 2022). El problema está reconocido institucionalmente: el propio Banco de España ha reanalizado la encuesta como base del Plan de Educación Financiera 2026-2029 (Banco de España, 2025). En el caso de quienes emprenden, el Informe GEM España 2024-2025 recoge que ocho de cada diez emprendedores consideran tener los conocimientos y habilidades necesarios para emprender (Observatorio del Emprendimiento de España, 2025), una autopercepción que contrasta con los resultados objetivos de la ECF y que encaja con lo que la literatura llama exceso de confianza financiera (Lusardi y Mitchell, 2014).</w:t>
+        <w:t>Esa tarea exige unos conocimientos que la mayoría de la población no tiene. Según la Encuesta de Competencias Financieras (ECF) del Banco de España, con datos recogidos entre 2021 y 2022, solo un 41 % de los adultos responde bien a una pregunta sencilla sobre interés compuesto y apenas un 19 % acierta a la vez las preguntas sobre inflación, interés compuesto y diversificación del riesgo (Banco de España, 2022). El problema está reconocido institucionalmente: el propio Banco de España ha reanalizado la encuesta como base del Plan de Educación Financiera 2026-2029 (Banco de España, 2025). Entre los ocupados, tanto por cuenta propia como ajena, entre un 38 % y un 42 % declara tener conocimientos financieros bajos o muy bajos (Banco de España, 2022), y en el plano internacional solo un 34 % de los adultos de los 39 países de la última encuesta de la OCDE alcanza la puntuación mínima de alfabetización financiera (OCDE, 2023).</w:t>
       </w:r>
     </w:p>
     <w:p>
@@ -1561,6 +1581,28 @@
       </w:pPr>
       <w:r>
         <w:rPr/>
+        <w:t xml:space="preserve">En el caso concreto de quienes emprenden, el Observatorio del Emprendimiento de España ha analizado las respuestas de 128.598 personas encuestadas por el GEM entre 2021 y 2024 y concluye que el nivel de conocimiento financiero en España es «moderadamente bajo»: en una escala de 1 a 5, los emprendedores potenciales puntúan 2,76 y los que han emprendido recientemente 2,99 (San-Martín </w:t>
+      </w:r>
+      <w:r>
+        <w:rPr>
+          <w:i/>
+          <w:iCs/>
+        </w:rPr>
+        <w:t>et al.</w:t>
+      </w:r>
+      <w:r>
+        <w:rPr/>
+        <w:t>, 2025). Al mismo tiempo, ocho de cada diez emprendedores consideran tener los conocimientos y habilidades necesarios para emprender (Observatorio del Emprendimiento de España, 2025), una autopercepción que encaja con lo que la literatura llama exceso de confianza financiera (Lusardi y Mitchell, 2014).</w:t>
+      </w:r>
+    </w:p>
+    <w:p>
+      <w:pPr>
+        <w:pStyle w:val="Normal"/>
+        <w:jc w:val="both"/>
+        <w:rPr/>
+      </w:pPr>
+      <w:r>
+        <w:rPr/>
         <w:t xml:space="preserve">Este trabajo parte de esa distancia entre lo que se sabe y lo que se cree saber. En una fase exploratoria realicé quince entrevistas a autónomos y </w:t>
       </w:r>
       <w:r>
@@ -1598,7 +1640,7 @@
         <w:pStyle w:val="Heading2"/>
         <w:rPr/>
       </w:pPr>
-      <w:bookmarkStart w:id="2" w:name="__RefHeading___Toc2558_2080339060"/>
+      <w:bookmarkStart w:id="2" w:name="__RefHeading___Toc3006_3767503993"/>
       <w:bookmarkEnd w:id="2"/>
       <w:r>
         <w:rPr/>
@@ -1748,7 +1790,7 @@
         <w:pStyle w:val="Heading2"/>
         <w:rPr/>
       </w:pPr>
-      <w:bookmarkStart w:id="3" w:name="__RefHeading___Toc2560_2080339060"/>
+      <w:bookmarkStart w:id="3" w:name="__RefHeading___Toc3008_3767503993"/>
       <w:bookmarkEnd w:id="3"/>
       <w:r>
         <w:rPr/>
@@ -1804,7 +1846,7 @@
         <w:pStyle w:val="Heading2"/>
         <w:rPr/>
       </w:pPr>
-      <w:bookmarkStart w:id="4" w:name="__RefHeading___Toc2562_2080339060"/>
+      <w:bookmarkStart w:id="4" w:name="__RefHeading___Toc3010_3767503993"/>
       <w:bookmarkEnd w:id="4"/>
       <w:r>
         <w:rPr/>
@@ -1830,7 +1872,7 @@
       </w:r>
       <w:r>
         <w:rPr/>
-        <w:t xml:space="preserve"> proceden de organismos oficiales y entidades de referencia: Banco de España, Seguridad Social, Agencia Tributaria, Observatorio del Emprendimiento de España y la Federación Nacional de Asociaciones de Trabajadores Autónomos (ATA). La </w:t>
+        <w:t xml:space="preserve"> proceden de organismos oficiales y entidades de referencia: Banco de España, Seguridad Social, Ministerio de Trabajo y Economía Social, Agencia Tributaria, Instituto Nacional de Estadística, Eurostat, OCDE, Observatorio del Emprendimiento de España y la Federación Nacional de Asociaciones de Trabajadores Autónomos (ATA). El Anexo IV resume qué dato se ha contrastado con cada fuente oficial. La </w:t>
       </w:r>
       <w:r>
         <w:rPr>
@@ -1871,7 +1913,7 @@
         <w:pStyle w:val="Heading2"/>
         <w:rPr/>
       </w:pPr>
-      <w:bookmarkStart w:id="5" w:name="__RefHeading___Toc2564_2080339060"/>
+      <w:bookmarkStart w:id="5" w:name="__RefHeading___Toc3012_3767503993"/>
       <w:bookmarkEnd w:id="5"/>
       <w:r>
         <w:rPr/>
@@ -1886,7 +1928,7 @@
       </w:pPr>
       <w:r>
         <w:rPr/>
-        <w:t>Tras esta introducción, el capítulo 2 recoge el marco teórico: el concepto de start-up, el modelo de negocio, la educación financiera y los criterios de viabilidad y financiación. El capítulo 3 presenta la necesidad detectada y la propuesta de Flujo, y el capítulo 4 analiza el mercado, la competencia y el DAFO. El capítulo 5 trata los recursos necesarios y el marco legal y fiscal. Los capítulos 6, 7 y 8 forman el núcleo del trabajo: el plan económico-financiero, el análisis de viabilidad y rentabilidad, y el análisis de riesgos y escenarios. El capítulo 9 recoge las conclusiones y las limitaciones. Los anexos incluyen el análisis de datos de mercado, la nota sobre el modelo de cálculo y el guion de las entrevistas.</w:t>
+        <w:t>Tras esta introducción, el capítulo 2 recoge el marco teórico: el concepto de start-up, el modelo de negocio, la educación financiera y los criterios de viabilidad y financiación. El capítulo 3 presenta la necesidad detectada y la propuesta de Flujo, y el capítulo 4 analiza el mercado, la competencia y el DAFO. El capítulo 5 trata los recursos necesarios y el marco legal y fiscal. Los capítulos 6, 7 y 8 forman el núcleo del trabajo: el plan económico-financiero, el análisis de viabilidad y rentabilidad, y el análisis de riesgos y escenarios. El capítulo 9 recoge las conclusiones y las limitaciones. Los anexos incluyen el análisis de datos de mercado, la nota sobre el modelo de cálculo, las entrevistas y la relación de fuentes oficiales consultadas.</w:t>
       </w:r>
       <w:r>
         <w:br w:type="page"/>
@@ -1897,7 +1939,7 @@
         <w:pStyle w:val="Heading1"/>
         <w:rPr/>
       </w:pPr>
-      <w:bookmarkStart w:id="6" w:name="__RefHeading___Toc2566_2080339060"/>
+      <w:bookmarkStart w:id="6" w:name="__RefHeading___Toc3014_3767503993"/>
       <w:bookmarkEnd w:id="6"/>
       <w:r>
         <w:rPr/>
@@ -1909,7 +1951,7 @@
         <w:pStyle w:val="Heading2"/>
         <w:rPr/>
       </w:pPr>
-      <w:bookmarkStart w:id="7" w:name="__RefHeading___Toc2568_2080339060"/>
+      <w:bookmarkStart w:id="7" w:name="__RefHeading___Toc3016_3767503993"/>
       <w:bookmarkEnd w:id="7"/>
       <w:r>
         <w:rPr/>
@@ -1943,7 +1985,7 @@
         <w:pStyle w:val="Heading2"/>
         <w:rPr/>
       </w:pPr>
-      <w:bookmarkStart w:id="8" w:name="__RefHeading___Toc2570_2080339060"/>
+      <w:bookmarkStart w:id="8" w:name="__RefHeading___Toc3018_3767503993"/>
       <w:bookmarkEnd w:id="8"/>
       <w:r>
         <w:rPr/>
@@ -1966,7 +2008,7 @@
         <w:pStyle w:val="Heading2"/>
         <w:rPr/>
       </w:pPr>
-      <w:bookmarkStart w:id="9" w:name="__RefHeading___Toc2572_2080339060"/>
+      <w:bookmarkStart w:id="9" w:name="__RefHeading___Toc3020_3767503993"/>
       <w:bookmarkEnd w:id="9"/>
       <w:r>
         <w:rPr/>
@@ -1997,10 +2039,21 @@
     </w:p>
     <w:p>
       <w:pPr>
+        <w:pStyle w:val="Normal"/>
+        <w:jc w:val="both"/>
+        <w:rPr/>
+      </w:pPr>
+      <w:r>
+        <w:rPr/>
+        <w:t>La evidencia española confirma que el tamaño importa. La Encuesta de Competencias Financieras en las Pequeñas Empresas, también del Banco de España, muestra que los propietarios de empresas de menos de 20 trabajadores tienen menos conocimientos financieros que los de empresas de 20 a 49, que prácticas como comparar proveedores financieros están menos extendidas en las de menos de cinco trabajadores y que pocos propietarios han pensado en cómo financiar su jubilación. También encuentra que las empresas cuyos propietarios tenían más competencias financieras sufrieron un impacto algo menor en liquidez durante la pandemia (Banco de España, 2021). Es decir, la educación financiera no es solo una cuestión de cultura general: tiene efectos medibles sobre la resistencia de los negocios más pequeños.</w:t>
+      </w:r>
+    </w:p>
+    <w:p>
+      <w:pPr>
         <w:pStyle w:val="Heading2"/>
         <w:rPr/>
       </w:pPr>
-      <w:bookmarkStart w:id="10" w:name="__RefHeading___Toc2574_2080339060"/>
+      <w:bookmarkStart w:id="10" w:name="__RefHeading___Toc3022_3767503993"/>
       <w:bookmarkEnd w:id="10"/>
       <w:r>
         <w:rPr/>
@@ -2842,7 +2895,7 @@
         <w:pStyle w:val="Heading2"/>
         <w:rPr/>
       </w:pPr>
-      <w:bookmarkStart w:id="11" w:name="__RefHeading___Toc2576_2080339060"/>
+      <w:bookmarkStart w:id="11" w:name="__RefHeading___Toc3024_3767503993"/>
       <w:bookmarkEnd w:id="11"/>
       <w:r>
         <w:rPr/>
@@ -3361,7 +3414,7 @@
                 <w:sz w:val="20"/>
                 <w:szCs w:val="20"/>
               </w:rPr>
-              <w:t>Subvenciones autonómicas al autoempleo (Aragón)</w:t>
+              <w:t>Préstamo bancario con línea ICO Empresas y Emprendedores</w:t>
             </w:r>
           </w:p>
         </w:tc>
@@ -3393,7 +3446,7 @@
                 <w:sz w:val="20"/>
                 <w:szCs w:val="20"/>
               </w:rPr>
-              <w:t>Inicio</w:t>
+              <w:t>Crecimiento</w:t>
             </w:r>
           </w:p>
         </w:tc>
@@ -3425,7 +3478,7 @@
                 <w:sz w:val="20"/>
                 <w:szCs w:val="20"/>
               </w:rPr>
-              <w:t>Requieren estar desempleado e inscrito; cuantías variables</w:t>
+              <w:t>De 1 a 20 años, hasta 3 de carencia; se tramita en el banco</w:t>
             </w:r>
           </w:p>
         </w:tc>
@@ -3457,7 +3510,7 @@
                 <w:sz w:val="20"/>
                 <w:szCs w:val="20"/>
               </w:rPr>
-              <w:t>Incierto; no se incluye en el escenario base</w:t>
+              <w:t>Medio; exige historial y garantías</w:t>
             </w:r>
           </w:p>
         </w:tc>
@@ -3494,7 +3547,7 @@
                 <w:sz w:val="20"/>
                 <w:szCs w:val="20"/>
               </w:rPr>
-              <w:t>ENISA Jóvenes Emprendedores</w:t>
+              <w:t>Subvención al establecimiento como autónomo (Aragón)</w:t>
             </w:r>
           </w:p>
         </w:tc>
@@ -3526,6 +3579,139 @@
                 <w:sz w:val="20"/>
                 <w:szCs w:val="20"/>
               </w:rPr>
+              <w:t>Inicio</w:t>
+            </w:r>
+          </w:p>
+        </w:tc>
+        <w:tc>
+          <w:tcPr>
+            <w:tcW w:w="2901" w:type="dxa"/>
+            <w:tcBorders>
+              <w:top w:val="single" w:sz="4" w:space="0" w:color="8C8C8C"/>
+              <w:left w:val="single" w:sz="4" w:space="0" w:color="8C8C8C"/>
+              <w:bottom w:val="single" w:sz="4" w:space="0" w:color="8C8C8C"/>
+              <w:right w:val="single" w:sz="4" w:space="0" w:color="8C8C8C"/>
+            </w:tcBorders>
+            <w:vAlign w:val="center"/>
+          </w:tcPr>
+          <w:p>
+            <w:pPr>
+              <w:pStyle w:val="Normal"/>
+              <w:keepNext w:val="true"/>
+              <w:keepLines/>
+              <w:spacing w:lineRule="auto" w:line="240" w:before="0" w:after="0"/>
+              <w:jc w:val="left"/>
+              <w:rPr/>
+            </w:pPr>
+            <w:r>
+              <w:rPr>
+                <w:rFonts w:eastAsia="Times New Roman" w:cs="Times New Roman"/>
+                <w:b w:val="false"/>
+                <w:bCs w:val="false"/>
+                <w:sz w:val="20"/>
+                <w:szCs w:val="20"/>
+              </w:rPr>
+              <w:t>Para desempleados inscritos; menores de 30 años, colectivo prioritario</w:t>
+            </w:r>
+          </w:p>
+        </w:tc>
+        <w:tc>
+          <w:tcPr>
+            <w:tcW w:w="2469" w:type="dxa"/>
+            <w:tcBorders>
+              <w:top w:val="single" w:sz="4" w:space="0" w:color="8C8C8C"/>
+              <w:left w:val="single" w:sz="4" w:space="0" w:color="8C8C8C"/>
+              <w:bottom w:val="single" w:sz="4" w:space="0" w:color="8C8C8C"/>
+              <w:right w:val="single" w:sz="4" w:space="0" w:color="8C8C8C"/>
+            </w:tcBorders>
+            <w:vAlign w:val="center"/>
+          </w:tcPr>
+          <w:p>
+            <w:pPr>
+              <w:pStyle w:val="Normal"/>
+              <w:keepNext w:val="true"/>
+              <w:keepLines/>
+              <w:spacing w:lineRule="auto" w:line="240" w:before="0" w:after="0"/>
+              <w:jc w:val="left"/>
+              <w:rPr/>
+            </w:pPr>
+            <w:r>
+              <w:rPr>
+                <w:rFonts w:eastAsia="Times New Roman" w:cs="Times New Roman"/>
+                <w:b w:val="false"/>
+                <w:bCs w:val="false"/>
+                <w:sz w:val="20"/>
+                <w:szCs w:val="20"/>
+              </w:rPr>
+              <w:t>Incierto; no se incluye en el escenario base</w:t>
+            </w:r>
+          </w:p>
+        </w:tc>
+      </w:tr>
+      <w:tr>
+        <w:trPr>
+          <w:cantSplit w:val="true"/>
+        </w:trPr>
+        <w:tc>
+          <w:tcPr>
+            <w:tcW w:w="2300" w:type="dxa"/>
+            <w:tcBorders>
+              <w:top w:val="single" w:sz="4" w:space="0" w:color="8C8C8C"/>
+              <w:left w:val="single" w:sz="4" w:space="0" w:color="8C8C8C"/>
+              <w:bottom w:val="single" w:sz="4" w:space="0" w:color="8C8C8C"/>
+              <w:right w:val="single" w:sz="4" w:space="0" w:color="8C8C8C"/>
+            </w:tcBorders>
+            <w:vAlign w:val="center"/>
+          </w:tcPr>
+          <w:p>
+            <w:pPr>
+              <w:pStyle w:val="Normal"/>
+              <w:keepNext w:val="true"/>
+              <w:keepLines/>
+              <w:spacing w:lineRule="auto" w:line="240" w:before="0" w:after="0"/>
+              <w:jc w:val="left"/>
+              <w:rPr/>
+            </w:pPr>
+            <w:r>
+              <w:rPr>
+                <w:rFonts w:eastAsia="Times New Roman" w:cs="Times New Roman"/>
+                <w:b w:val="false"/>
+                <w:bCs w:val="false"/>
+                <w:sz w:val="20"/>
+                <w:szCs w:val="20"/>
+              </w:rPr>
+              <w:t>ENISA, línea Emprendedores</w:t>
+            </w:r>
+          </w:p>
+        </w:tc>
+        <w:tc>
+          <w:tcPr>
+            <w:tcW w:w="1399" w:type="dxa"/>
+            <w:tcBorders>
+              <w:top w:val="single" w:sz="4" w:space="0" w:color="8C8C8C"/>
+              <w:left w:val="single" w:sz="4" w:space="0" w:color="8C8C8C"/>
+              <w:bottom w:val="single" w:sz="4" w:space="0" w:color="8C8C8C"/>
+              <w:right w:val="single" w:sz="4" w:space="0" w:color="8C8C8C"/>
+            </w:tcBorders>
+            <w:vAlign w:val="center"/>
+          </w:tcPr>
+          <w:p>
+            <w:pPr>
+              <w:pStyle w:val="Normal"/>
+              <w:keepNext w:val="true"/>
+              <w:keepLines/>
+              <w:spacing w:lineRule="auto" w:line="240" w:before="0" w:after="0"/>
+              <w:jc w:val="left"/>
+              <w:rPr/>
+            </w:pPr>
+            <w:r>
+              <w:rPr>
+                <w:rFonts w:eastAsia="Times New Roman" w:cs="Times New Roman"/>
+                <w:b w:val="false"/>
+                <w:bCs w:val="false"/>
+                <w:sz w:val="20"/>
+                <w:szCs w:val="20"/>
+              </w:rPr>
               <w:t>Crecimiento</w:t>
             </w:r>
           </w:p>
@@ -3558,7 +3744,7 @@
                 <w:sz w:val="20"/>
                 <w:szCs w:val="20"/>
               </w:rPr>
-              <w:t>Préstamo participativo de 25.000 a 75.000 €; exige sociedad mercantil</w:t>
+              <w:t>Préstamo participativo de 25.000 a 300.000 €; sociedad de menos de 24 meses y fondos propios al menos iguales al préstamo</w:t>
             </w:r>
           </w:p>
         </w:tc>
@@ -3743,7 +3929,7 @@
           <w:sz w:val="20"/>
           <w:szCs w:val="20"/>
         </w:rPr>
-        <w:t>Fuente: elaboración propia a partir de Berger y Udell (1998), Cámara de Comercio de Valencia (2023), ENISA (2026) y Gobierno de Aragón (2026).</w:t>
+        <w:t>Fuente: elaboración propia a partir de Berger y Udell (1998), Cámara de Comercio de Valencia (2023), ICO (2026), ENISA (2026) y Gobierno de Aragón (2026).</w:t>
       </w:r>
       <w:r>
         <w:br w:type="page"/>
@@ -3754,7 +3940,7 @@
         <w:pStyle w:val="Heading1"/>
         <w:rPr/>
       </w:pPr>
-      <w:bookmarkStart w:id="12" w:name="__RefHeading___Toc2578_2080339060"/>
+      <w:bookmarkStart w:id="12" w:name="__RefHeading___Toc3026_3767503993"/>
       <w:bookmarkEnd w:id="12"/>
       <w:r>
         <w:rPr/>
@@ -3766,7 +3952,7 @@
         <w:pStyle w:val="Heading2"/>
         <w:rPr/>
       </w:pPr>
-      <w:bookmarkStart w:id="13" w:name="__RefHeading___Toc2580_2080339060"/>
+      <w:bookmarkStart w:id="13" w:name="__RefHeading___Toc3028_3767503993"/>
       <w:bookmarkEnd w:id="13"/>
       <w:r>
         <w:rPr/>
@@ -3811,7 +3997,7 @@
         <w:pStyle w:val="Heading2"/>
         <w:rPr/>
       </w:pPr>
-      <w:bookmarkStart w:id="14" w:name="__RefHeading___Toc2582_2080339060"/>
+      <w:bookmarkStart w:id="14" w:name="__RefHeading___Toc3030_3767503993"/>
       <w:bookmarkEnd w:id="14"/>
       <w:r>
         <w:rPr/>
@@ -3911,7 +4097,7 @@
         <w:pStyle w:val="Heading2"/>
         <w:rPr/>
       </w:pPr>
-      <w:bookmarkStart w:id="15" w:name="__RefHeading___Toc2584_2080339060"/>
+      <w:bookmarkStart w:id="15" w:name="__RefHeading___Toc3032_3767503993"/>
       <w:bookmarkEnd w:id="15"/>
       <w:r>
         <w:rPr/>
@@ -4731,7 +4917,7 @@
         <w:pStyle w:val="Heading2"/>
         <w:rPr/>
       </w:pPr>
-      <w:bookmarkStart w:id="16" w:name="__RefHeading___Toc2586_2080339060"/>
+      <w:bookmarkStart w:id="16" w:name="__RefHeading___Toc3034_3767503993"/>
       <w:bookmarkEnd w:id="16"/>
       <w:r>
         <w:rPr/>
@@ -5510,7 +5696,7 @@
         <w:pStyle w:val="Heading1"/>
         <w:rPr/>
       </w:pPr>
-      <w:bookmarkStart w:id="17" w:name="__RefHeading___Toc2588_2080339060"/>
+      <w:bookmarkStart w:id="17" w:name="__RefHeading___Toc3036_3767503993"/>
       <w:bookmarkEnd w:id="17"/>
       <w:r>
         <w:rPr/>
@@ -5522,7 +5708,7 @@
         <w:pStyle w:val="Heading2"/>
         <w:rPr/>
       </w:pPr>
-      <w:bookmarkStart w:id="18" w:name="__RefHeading___Toc2590_2080339060"/>
+      <w:bookmarkStart w:id="18" w:name="__RefHeading___Toc3038_3767503993"/>
       <w:bookmarkEnd w:id="18"/>
       <w:r>
         <w:rPr/>
@@ -5548,7 +5734,7 @@
       </w:pPr>
       <w:r>
         <w:rPr/>
-        <w:t>La tendencia, sin embargo, no es favorable. El análisis de los datos de la Seguridad Social que se recoge en el Anexo I muestra que el colectivo autónomo está envejeciendo: los menores de 30 años son solo el 7 % del RETA, mientras que los mayores de 50 ya suponen el 47,2 % (Observatorio Español de la Economía Social y del Trabajo Autónomo, 2025), y el 73,1 % del crecimiento del RETA en 2025 se explica por autónomos mayores de 56 años (Emirodgar, 2026). Incluyo este dato aunque no favorezca al proyecto porque es más útil dimensionar el mercado con datos reales que con un titular optimista: el segmento joven es amplio, pero no está creciendo, y Flujo tendría que ganar cuota en lugar de esperar a que el mercado se expanda.</w:t>
+        <w:t>La tendencia, sin embargo, no es favorable. El análisis de los datos de la Seguridad Social que se recoge en el Anexo I muestra que el colectivo autónomo está envejeciendo: los menores de 30 años son solo el 7 % del RETA, mientras que los mayores de 50 ya suponen el 47,2 % (Observatorio Español de la Economía Social y del Trabajo Autónomo, 2025), y el 73,1 % del crecimiento del RETA en 2025 se explica por autónomos mayores de 56 años (Emirodgar, 2026). La estadística oficial del Ministerio de Trabajo confirma esta estructura: en marzo de 2026 el tramo de 46 a 55 años concentraba el 31,5 % de los autónomos y el de 56 a 65 años el 23,9 % (Ministerio de Trabajo y Economía Social, 2026a), mientras que los jóvenes de 16 a 29 años eran 249.456, alrededor del 7 % del RETA (Ministerio de Trabajo y Economía Social, 2026b). En la comparación europea, los autónomos de 20 a 29 años son solo el 5,9 % del total en España, frente al 7,9 % de media en la Unión Europea, uno de los porcentajes más bajos de los Veintisiete (Eurostat, 2026).</w:t>
       </w:r>
     </w:p>
     <w:p>
@@ -5559,7 +5745,29 @@
       </w:pPr>
       <w:r>
         <w:rPr/>
-        <w:t>A favor del proyecto juegan otras dos tendencias. Por un lado, la digitalización de los servicios financieros y la normalización de la facturación electrónica obligan a los autónomos a ordenar sus números. Por otro, las instituciones reconocen cada vez más la necesidad de mejorar la educación financiera de la población adulta (Banco de España, 2025).</w:t>
+        <w:t>Hay, no obstante, un matiz reciente que conviene recoger: según el mismo informe del Ministerio, el número de jóvenes de 16 a 29 años afiliados al RETA creció un 5,1 % interanual en marzo de 2026, por encima del conjunto del régimen (Ministerio de Trabajo y Economía Social, 2026b). Incluyo los dos datos aunque el primero no favorezca al proyecto, porque es más útil dimensionar el mercado con datos reales que con un titular optimista: el segmento joven es amplio y muestra señales de recuperación, pero su peso es pequeño y Flujo tendría que ganar cuota en lugar de esperar a que el mercado se expanda.</w:t>
+      </w:r>
+    </w:p>
+    <w:p>
+      <w:pPr>
+        <w:pStyle w:val="Normal"/>
+        <w:jc w:val="both"/>
+        <w:rPr/>
+      </w:pPr>
+      <w:r>
+        <w:rPr/>
+        <w:t>A favor del proyecto juegan otras dos tendencias. La primera es regulatoria y tiene fechas concretas dentro del horizonte del plan. El Real Decreto 238/2026 desarrolla la factura electrónica obligatoria entre empresarios y profesionales y, tras la entrada en vigor de la Orden HAC/1028/2026 el 6 de octubre de 2026, los autónomos tendrán que emitir y recibir facturas electrónicas a partir del 6 de octubre de 2028 y comunicar su estado de pago desde el 6 de octubre de 2029 (Agencia Tributaria, 2026b). Además, el reglamento de sistemas de facturación (Verifactu) obliga a los autónomos a usar programas adaptados desde el 1 de julio de 2027, aunque Hacienda ha anunciado su intención de retrasar esta obligación hasta octubre de 2028 para hacerla coincidir con la factura electrónica (Agencia Tributaria, 2026c; Ministerio de Hacienda, 2026). Para muchos autónomos jóvenes, que hoy facturan con una hoja de cálculo, estos cambios obligan a ordenar sus números, y son una puerta de entrada natural para un servicio como Flujo.</w:t>
+      </w:r>
+    </w:p>
+    <w:p>
+      <w:pPr>
+        <w:pStyle w:val="Normal"/>
+        <w:jc w:val="both"/>
+        <w:rPr/>
+      </w:pPr>
+      <w:r>
+        <w:rPr/>
+        <w:t>La segunda tendencia es institucional. El Banco de España y la CNMV han preparado el Plan de Educación Financiera 2026-2029 a partir de la ECF (Banco de España, 2025), y en enero de 2026 el Ministerio de Educación renovó su colaboración con ambos organismos y con el Ministerio de Economía para impulsarlo (La Moncloa, 2026). Que la educación financiera sea una prioridad pública refuerza la legitimidad del servicio, aunque también puede aumentar la oferta gratuita de contenidos generales con la que Flujo tendría que diferenciarse.</w:t>
       </w:r>
     </w:p>
     <w:p>
@@ -5567,7 +5775,7 @@
         <w:pStyle w:val="Heading2"/>
         <w:rPr/>
       </w:pPr>
-      <w:bookmarkStart w:id="19" w:name="__RefHeading___Toc2592_2080339060"/>
+      <w:bookmarkStart w:id="19" w:name="__RefHeading___Toc3040_3767503993"/>
       <w:bookmarkEnd w:id="19"/>
       <w:r>
         <w:rPr/>
@@ -6737,7 +6945,7 @@
         <w:pStyle w:val="Heading2"/>
         <w:rPr/>
       </w:pPr>
-      <w:bookmarkStart w:id="20" w:name="__RefHeading___Toc2594_2080339060"/>
+      <w:bookmarkStart w:id="20" w:name="__RefHeading___Toc3042_3767503993"/>
       <w:bookmarkEnd w:id="20"/>
       <w:r>
         <w:rPr/>
@@ -7288,7 +7496,7 @@
                 <w:sz w:val="20"/>
                 <w:szCs w:val="20"/>
               </w:rPr>
-              <w:t>Más de 3,4 millones de autónomos, unos 560.000 menores de 35 años</w:t>
+              <w:t>Más de 3,4 millones de autónomos, unos 560.000 menores de 35 años, y repunte reciente de los jóvenes</w:t>
             </w:r>
           </w:p>
         </w:tc>
@@ -7489,6 +7697,95 @@
           <w:p>
             <w:pPr>
               <w:pStyle w:val="Normal"/>
+              <w:keepNext w:val="true"/>
+              <w:keepLines/>
+              <w:spacing w:lineRule="auto" w:line="240" w:before="0" w:after="0"/>
+              <w:jc w:val="left"/>
+              <w:rPr/>
+            </w:pPr>
+            <w:r>
+              <w:rPr>
+                <w:rFonts w:eastAsia="Times New Roman" w:cs="Times New Roman"/>
+                <w:b w:val="false"/>
+                <w:bCs w:val="false"/>
+                <w:sz w:val="20"/>
+                <w:szCs w:val="20"/>
+              </w:rPr>
+              <w:t xml:space="preserve">• </w:t>
+            </w:r>
+            <w:r>
+              <w:rPr>
+                <w:rFonts w:eastAsia="Times New Roman" w:cs="Times New Roman"/>
+                <w:b w:val="false"/>
+                <w:bCs w:val="false"/>
+                <w:sz w:val="20"/>
+                <w:szCs w:val="20"/>
+              </w:rPr>
+              <w:t>Escalabilidad posterior mediante productos digitales</w:t>
+            </w:r>
+          </w:p>
+        </w:tc>
+        <w:tc>
+          <w:tcPr>
+            <w:tcW w:w="4534" w:type="dxa"/>
+            <w:tcBorders>
+              <w:top w:val="single" w:sz="4" w:space="0" w:color="8C8C8C"/>
+              <w:left w:val="single" w:sz="4" w:space="0" w:color="8C8C8C"/>
+              <w:bottom w:val="single" w:sz="4" w:space="0" w:color="8C8C8C"/>
+              <w:right w:val="single" w:sz="4" w:space="0" w:color="8C8C8C"/>
+            </w:tcBorders>
+            <w:vAlign w:val="center"/>
+          </w:tcPr>
+          <w:p>
+            <w:pPr>
+              <w:pStyle w:val="Normal"/>
+              <w:keepNext w:val="true"/>
+              <w:keepLines/>
+              <w:spacing w:lineRule="auto" w:line="240" w:before="0" w:after="0"/>
+              <w:jc w:val="left"/>
+              <w:rPr/>
+            </w:pPr>
+            <w:r>
+              <w:rPr>
+                <w:rFonts w:eastAsia="Times New Roman" w:cs="Times New Roman"/>
+                <w:b w:val="false"/>
+                <w:bCs w:val="false"/>
+                <w:sz w:val="20"/>
+                <w:szCs w:val="20"/>
+              </w:rPr>
+              <w:t xml:space="preserve">• </w:t>
+            </w:r>
+            <w:r>
+              <w:rPr>
+                <w:rFonts w:eastAsia="Times New Roman" w:cs="Times New Roman"/>
+                <w:b w:val="false"/>
+                <w:bCs w:val="false"/>
+                <w:sz w:val="20"/>
+                <w:szCs w:val="20"/>
+              </w:rPr>
+              <w:t>Factura electrónica obligatoria y Verifactu entre 2027 y 2029</w:t>
+            </w:r>
+          </w:p>
+        </w:tc>
+      </w:tr>
+      <w:tr>
+        <w:trPr>
+          <w:cantSplit w:val="true"/>
+        </w:trPr>
+        <w:tc>
+          <w:tcPr>
+            <w:tcW w:w="4535" w:type="dxa"/>
+            <w:tcBorders>
+              <w:top w:val="single" w:sz="4" w:space="0" w:color="8C8C8C"/>
+              <w:left w:val="single" w:sz="4" w:space="0" w:color="8C8C8C"/>
+              <w:bottom w:val="single" w:sz="4" w:space="0" w:color="8C8C8C"/>
+              <w:right w:val="single" w:sz="4" w:space="0" w:color="8C8C8C"/>
+            </w:tcBorders>
+            <w:vAlign w:val="center"/>
+          </w:tcPr>
+          <w:p>
+            <w:pPr>
+              <w:pStyle w:val="Normal"/>
               <w:keepNext w:val="false"/>
               <w:keepLines/>
               <w:spacing w:lineRule="auto" w:line="240" w:before="0" w:after="0"/>
@@ -7513,7 +7810,7 @@
                 <w:sz w:val="20"/>
                 <w:szCs w:val="20"/>
               </w:rPr>
-              <w:t>Escalabilidad posterior mediante productos digitales</w:t>
+              <w:t>Formación del fundador en ADE (contabilidad, fiscalidad y finanzas)</w:t>
             </w:r>
           </w:p>
         </w:tc>
@@ -7555,7 +7852,7 @@
                 <w:sz w:val="20"/>
                 <w:szCs w:val="20"/>
               </w:rPr>
-              <w:t>Posible colaboración con gestorías que deriven clientes</w:t>
+              <w:t>Posible colaboración con gestorías y apoyo público al emprendimiento (Zaragoza Activa)</w:t>
             </w:r>
           </w:p>
         </w:tc>
@@ -7586,7 +7883,7 @@
         <w:pStyle w:val="Heading1"/>
         <w:rPr/>
       </w:pPr>
-      <w:bookmarkStart w:id="21" w:name="__RefHeading___Toc2596_2080339060"/>
+      <w:bookmarkStart w:id="21" w:name="__RefHeading___Toc3044_3767503993"/>
       <w:bookmarkEnd w:id="21"/>
       <w:r>
         <w:rPr/>
@@ -7598,7 +7895,7 @@
         <w:pStyle w:val="Heading2"/>
         <w:rPr/>
       </w:pPr>
-      <w:bookmarkStart w:id="22" w:name="__RefHeading___Toc2598_2080339060"/>
+      <w:bookmarkStart w:id="22" w:name="__RefHeading___Toc3046_3767503993"/>
       <w:bookmarkEnd w:id="22"/>
       <w:r>
         <w:rPr/>
@@ -7629,10 +7926,21 @@
     </w:p>
     <w:p>
       <w:pPr>
+        <w:pStyle w:val="Normal"/>
+        <w:jc w:val="both"/>
+        <w:rPr/>
+      </w:pPr>
+      <w:r>
+        <w:rPr/>
+        <w:t>Existen además recursos públicos que encajan con la fase inicial. El Semillero de Ideas de Zaragoza Activa, del Ayuntamiento de Zaragoza, es un programa gratuito de preincubación para personas que han terminado o están terminando estudios universitarios o de formación profesional: ofrece durante seis meses un puesto en un espacio compartido, formación, tutorías individuales y la elaboración de un plan de empresa que evalúan la Universidad de Zaragoza y el Ayuntamiento (Ayuntamiento de Zaragoza, 2026). Para un recién graduado de la propia universidad sería una forma de validar Flujo con apoyo y sin coste.</w:t>
+      </w:r>
+    </w:p>
+    <w:p>
+      <w:pPr>
         <w:pStyle w:val="Heading2"/>
         <w:rPr/>
       </w:pPr>
-      <w:bookmarkStart w:id="23" w:name="__RefHeading___Toc2600_2080339060"/>
+      <w:bookmarkStart w:id="23" w:name="__RefHeading___Toc3048_3767503993"/>
       <w:bookmarkEnd w:id="23"/>
       <w:r>
         <w:rPr/>
@@ -7658,7 +7966,7 @@
       </w:r>
       <w:r>
         <w:rPr/>
-        <w:t>. Frente a una sociedad limitada, tiene menos costes de constitución y gestión, permite acogerse a la tarifa plana y encaja con un proyecto que debe validarse antes de crecer. Su inconveniente es la responsabilidad ilimitada y una tributación progresiva por IRPF que, con rendimientos elevados, supera al tipo del Impuesto sobre Sociedades, que para entidades de nueva creación es del 15 % (Agencia Tributaria, 2026). Además, algunas fuentes de financiación, como ENISA, exigen una sociedad mercantil. La transformación en sociedad limitada, cuyo capital mínimo es hoy de un euro tras la Ley 18/2022, se plantea como un paso natural una vez superado el horizonte del plan. La Tabla 5.1 resume las principales obligaciones.</w:t>
+        <w:t>. Frente a una sociedad limitada, tiene menos costes de constitución y gestión, permite acogerse a la tarifa plana y encaja con un proyecto que debe validarse antes de crecer. Su inconveniente es la responsabilidad ilimitada y una tributación progresiva por IRPF que, con rendimientos elevados, supera al tipo del Impuesto sobre Sociedades, que para entidades de nueva creación es del 15 % (Agencia Tributaria, 2026a). Para las microempresas con una cifra de negocios inferior a un millón de euros, el tipo general baja además al 17 % para los primeros 50.000 € de base y al 20 % para el resto en 2027 (Agencia Tributaria, 2026a). Algunas fuentes de financiación, como ENISA, exigen también una sociedad mercantil. La Ley 28/2022, de empresas emergentes, ofrece ventajas adicionales (un Impuesto sobre Sociedades del 15 % durante cuatro años, el aplazamiento de la deuda tributaria de los dos primeros ejercicios con beneficios o la exención de pagos fraccionados), pero exige una sociedad con un modelo innovador y escalable certificado por ENISA (Ley 28/2022), algo a lo que un servicio de asesoramiento manual difícilmente podría aspirar hasta que la herramienta digital tenga tracción. La transformación en sociedad limitada, cuyo capital mínimo es hoy de un euro tras la Ley 18/2022, se plantea como un paso natural una vez superado el horizonte del plan. La Tabla 5.1 resume las principales obligaciones.</w:t>
       </w:r>
     </w:p>
     <w:p>
@@ -7872,7 +8180,7 @@
                 <w:sz w:val="20"/>
                 <w:szCs w:val="20"/>
               </w:rPr>
-              <w:t>Alta en el RETA; tarifa plana de 80 €/mes los primeros 12 meses, prorrogable otros 12 si el rendimiento neto no supera el SMI (17.094 € en 2026)</w:t>
+              <w:t>Alta en el RETA; tarifa plana de 80 €/mes los primeros 12 meses, prorrogable otros 12 si el rendimiento neto no supera el SMI (17.094 € en 2026). Requiere no haber estado de alta en los dos años anteriores. Después, cuota según tramo: base mínima por un tipo total del 31,5 %</w:t>
             </w:r>
           </w:p>
         </w:tc>
@@ -7904,7 +8212,7 @@
                 <w:sz w:val="20"/>
                 <w:szCs w:val="20"/>
               </w:rPr>
-              <w:t>Año 1 y año 2: 80 €/mes; año 3: 440 €/mes según tramo de rendimientos</w:t>
+              <w:t>Año 1 y año 2: 80 €/mes; año 3: 452,94 €/mes (tramo de 2.760 a 3.190 € de rendimiento mensual)</w:t>
             </w:r>
           </w:p>
         </w:tc>
@@ -8175,7 +8483,7 @@
                 <w:sz w:val="20"/>
                 <w:szCs w:val="20"/>
               </w:rPr>
-              <w:t>Estimación directa simplificada. Retención del 7 % en facturas a otros autónomos durante el año de inicio y los dos siguientes; pagos fraccionados (modelo 130) del 20 %</w:t>
+              <w:t>Estimación directa simplificada. Retención del 7 % en facturas a otros profesionales durante el año de inicio y los dos siguientes; pagos fraccionados (modelo 130) del 20 %, salvo que al menos el 70 % de los ingresos lleve retención</w:t>
             </w:r>
           </w:p>
         </w:tc>
@@ -8208,6 +8516,107 @@
                 <w:szCs w:val="20"/>
               </w:rPr>
               <w:t>Gastos de difícil justificación del 5 % (máx. 2.000 €); cuota según la escala estatal y la de Aragón</w:t>
+            </w:r>
+          </w:p>
+        </w:tc>
+      </w:tr>
+      <w:tr>
+        <w:trPr>
+          <w:cantSplit w:val="true"/>
+        </w:trPr>
+        <w:tc>
+          <w:tcPr>
+            <w:tcW w:w="1699" w:type="dxa"/>
+            <w:tcBorders>
+              <w:top w:val="single" w:sz="4" w:space="0" w:color="8C8C8C"/>
+              <w:left w:val="single" w:sz="4" w:space="0" w:color="8C8C8C"/>
+              <w:bottom w:val="single" w:sz="4" w:space="0" w:color="8C8C8C"/>
+              <w:right w:val="single" w:sz="4" w:space="0" w:color="8C8C8C"/>
+            </w:tcBorders>
+            <w:vAlign w:val="center"/>
+          </w:tcPr>
+          <w:p>
+            <w:pPr>
+              <w:pStyle w:val="Normal"/>
+              <w:keepNext w:val="true"/>
+              <w:keepLines/>
+              <w:spacing w:lineRule="auto" w:line="240" w:before="0" w:after="0"/>
+              <w:jc w:val="left"/>
+              <w:rPr/>
+            </w:pPr>
+            <w:r>
+              <w:rPr>
+                <w:rFonts w:eastAsia="Times New Roman" w:cs="Times New Roman"/>
+                <w:b w:val="false"/>
+                <w:bCs w:val="false"/>
+                <w:sz w:val="20"/>
+                <w:szCs w:val="20"/>
+              </w:rPr>
+              <w:t>Facturación</w:t>
+            </w:r>
+          </w:p>
+        </w:tc>
+        <w:tc>
+          <w:tcPr>
+            <w:tcW w:w="4171" w:type="dxa"/>
+            <w:tcBorders>
+              <w:top w:val="single" w:sz="4" w:space="0" w:color="8C8C8C"/>
+              <w:left w:val="single" w:sz="4" w:space="0" w:color="8C8C8C"/>
+              <w:bottom w:val="single" w:sz="4" w:space="0" w:color="8C8C8C"/>
+              <w:right w:val="single" w:sz="4" w:space="0" w:color="8C8C8C"/>
+            </w:tcBorders>
+            <w:vAlign w:val="center"/>
+          </w:tcPr>
+          <w:p>
+            <w:pPr>
+              <w:pStyle w:val="Normal"/>
+              <w:keepNext w:val="true"/>
+              <w:keepLines/>
+              <w:spacing w:lineRule="auto" w:line="240" w:before="0" w:after="0"/>
+              <w:jc w:val="left"/>
+              <w:rPr/>
+            </w:pPr>
+            <w:r>
+              <w:rPr>
+                <w:rFonts w:eastAsia="Times New Roman" w:cs="Times New Roman"/>
+                <w:b w:val="false"/>
+                <w:bCs w:val="false"/>
+                <w:sz w:val="20"/>
+                <w:szCs w:val="20"/>
+              </w:rPr>
+              <w:t>Software adaptado a Verifactu desde el 1 de julio de 2027 (aplazamiento anunciado); factura electrónica obligatoria desde el 6 de octubre de 2028</w:t>
+            </w:r>
+          </w:p>
+        </w:tc>
+        <w:tc>
+          <w:tcPr>
+            <w:tcW w:w="3200" w:type="dxa"/>
+            <w:tcBorders>
+              <w:top w:val="single" w:sz="4" w:space="0" w:color="8C8C8C"/>
+              <w:left w:val="single" w:sz="4" w:space="0" w:color="8C8C8C"/>
+              <w:bottom w:val="single" w:sz="4" w:space="0" w:color="8C8C8C"/>
+              <w:right w:val="single" w:sz="4" w:space="0" w:color="8C8C8C"/>
+            </w:tcBorders>
+            <w:vAlign w:val="center"/>
+          </w:tcPr>
+          <w:p>
+            <w:pPr>
+              <w:pStyle w:val="Normal"/>
+              <w:keepNext w:val="true"/>
+              <w:keepLines/>
+              <w:spacing w:lineRule="auto" w:line="240" w:before="0" w:after="0"/>
+              <w:jc w:val="left"/>
+              <w:rPr/>
+            </w:pPr>
+            <w:r>
+              <w:rPr>
+                <w:rFonts w:eastAsia="Times New Roman" w:cs="Times New Roman"/>
+                <w:b w:val="false"/>
+                <w:bCs w:val="false"/>
+                <w:sz w:val="20"/>
+                <w:szCs w:val="20"/>
+              </w:rPr>
+              <w:t>Incluido en el coste de las herramientas de facturación</w:t>
             </w:r>
           </w:p>
         </w:tc>
@@ -8328,7 +8737,7 @@
           <w:sz w:val="20"/>
           <w:szCs w:val="20"/>
         </w:rPr>
-        <w:t>Fuente: elaboración propia a partir del Real Decreto-ley 13/2022, la Ley 35/2006 del IRPF, la Ley 37/1992 del IVA, Infoautónomos (2026a, 2026b) y el Real Decreto 126/2026.</w:t>
+        <w:t>Fuente: elaboración propia a partir del Real Decreto-ley 13/2022, la Orden PJC/297/2026, Seguridad Social (2026), la Ley 35/2006 del IRPF, la Ley 37/1992 del IVA, Agencia Tributaria (2026b, 2026c, 2026d, 2026e, 2026f) y el Real Decreto 126/2026.</w:t>
       </w:r>
     </w:p>
     <w:p>
@@ -8339,7 +8748,7 @@
       </w:pPr>
       <w:r>
         <w:rPr/>
-        <w:t>Las cuotas de autónomos para 2027 no estaban aprobadas en el momento de redactar este trabajo; la tarifa plana se mantiene en 80 € y los tramos de 2026 son los mismos de 2025 (Infoautónomos, 2026a). El plan aplica, por prudencia, la tabla vigente en 2026 a los tres años.</w:t>
+        <w:t>Las cuotas de autónomos para 2027 no estaban aprobadas en el momento de redactar este trabajo. La Orden PJC/297/2026 mantuvo para 2026 las mismas bases mínimas de 2025 y fijó un tipo total del 31,5 % (28,30 % por contingencias comunes, 1,30 % por contingencias profesionales, 0,90 % por cese de actividad, 0,10 % por formación profesional y 0,90 % por el mecanismo de equidad intergeneracional). El Real Decreto-ley 13/2022 prevé que, desde 2026, la cuantía de la tarifa plana la fije cada año la Ley de Presupuestos; en ausencia de cambios se mantiene en 80 € (Infoautónomos, 2026). El plan aplica, por prudencia, la tabla vigente en 2026 a los tres años.</w:t>
       </w:r>
     </w:p>
     <w:p>
@@ -8347,7 +8756,7 @@
         <w:pStyle w:val="Heading2"/>
         <w:rPr/>
       </w:pPr>
-      <w:bookmarkStart w:id="24" w:name="__RefHeading___Toc2602_2080339060"/>
+      <w:bookmarkStart w:id="24" w:name="__RefHeading___Toc3050_3767503993"/>
       <w:bookmarkEnd w:id="24"/>
       <w:r>
         <w:rPr/>
@@ -8362,7 +8771,7 @@
       </w:pPr>
       <w:r>
         <w:rPr/>
-        <w:t>Flujo trabajaría con información financiera personal de sus clientes, por lo que debe cumplir el Reglamento General de Protección de Datos y la Ley Orgánica 3/2018 desde el primer cliente. También conviene delimitar el alcance del servicio: Flujo ofrece organización y educación financiera, no asesoramiento fiscal oficial ni asesoramiento en materia de inversión, que es una actividad regulada y supervisada por la CNMV. Por ese motivo el plan incluye un seguro de responsabilidad civil profesional y la colaboración de un asesor fiscal colegiado para los casos que excedan el servicio.</w:t>
+        <w:t>Flujo trabajaría con información financiera personal de sus clientes, por lo que debe cumplir el Reglamento General de Protección de Datos y la Ley Orgánica 3/2018 desde el primer cliente. También conviene delimitar el alcance del servicio. Según la CNMV, el asesoramiento en materia de inversión consiste en recomendaciones personalizadas sobre instrumentos financieros concretos y solo pueden prestarlo entidades autorizadas e inscritas, mientras que la información general o las explicaciones con fines educativos no constituyen asesoramiento (CNMV, 2026). Flujo debe, por tanto, limitarse a la organización y la educación financiera, sin recomendar productos de inversión concretos, y derivar las cuestiones fiscales complejas a un asesor colegiado. Para la protección de datos, la AEPD ofrece herramientas gratuitas como Facilita RGPD y Facilita EMPRENDE, que generan el registro de actividades, las cláusulas informativas y unas medidas de seguridad mínimas, aunque la propia Agencia advierte de que los documentos deben revisarse y adaptarse a cada caso (AEPD, 2026). Por ese motivo el plan incluye un seguro de responsabilidad civil profesional y la colaboración de un asesor fiscal colegiado para los casos que excedan el servicio.</w:t>
       </w:r>
       <w:r>
         <w:br w:type="page"/>
@@ -8373,7 +8782,7 @@
         <w:pStyle w:val="Heading1"/>
         <w:rPr/>
       </w:pPr>
-      <w:bookmarkStart w:id="25" w:name="__RefHeading___Toc2604_2080339060"/>
+      <w:bookmarkStart w:id="25" w:name="__RefHeading___Toc3052_3767503993"/>
       <w:bookmarkEnd w:id="25"/>
       <w:r>
         <w:rPr/>
@@ -8397,7 +8806,7 @@
         <w:pStyle w:val="Heading2"/>
         <w:rPr/>
       </w:pPr>
-      <w:bookmarkStart w:id="26" w:name="__RefHeading___Toc2606_2080339060"/>
+      <w:bookmarkStart w:id="26" w:name="__RefHeading___Toc3054_3767503993"/>
       <w:bookmarkEnd w:id="26"/>
       <w:r>
         <w:rPr/>
@@ -9389,6 +9798,107 @@
           <w:p>
             <w:pPr>
               <w:pStyle w:val="Normal"/>
+              <w:keepNext w:val="true"/>
+              <w:keepLines/>
+              <w:spacing w:lineRule="auto" w:line="240" w:before="0" w:after="0"/>
+              <w:jc w:val="left"/>
+              <w:rPr/>
+            </w:pPr>
+            <w:r>
+              <w:rPr>
+                <w:rFonts w:eastAsia="Times New Roman" w:cs="Times New Roman"/>
+                <w:b w:val="false"/>
+                <w:bCs w:val="false"/>
+                <w:sz w:val="20"/>
+                <w:szCs w:val="20"/>
+              </w:rPr>
+              <w:t>Clientes con retención de IRPF</w:t>
+            </w:r>
+          </w:p>
+        </w:tc>
+        <w:tc>
+          <w:tcPr>
+            <w:tcW w:w="2400" w:type="dxa"/>
+            <w:tcBorders>
+              <w:top w:val="single" w:sz="4" w:space="0" w:color="8C8C8C"/>
+              <w:left w:val="single" w:sz="4" w:space="0" w:color="8C8C8C"/>
+              <w:bottom w:val="single" w:sz="4" w:space="0" w:color="8C8C8C"/>
+              <w:right w:val="single" w:sz="4" w:space="0" w:color="8C8C8C"/>
+            </w:tcBorders>
+            <w:vAlign w:val="center"/>
+          </w:tcPr>
+          <w:p>
+            <w:pPr>
+              <w:pStyle w:val="Normal"/>
+              <w:keepNext w:val="true"/>
+              <w:keepLines/>
+              <w:spacing w:lineRule="auto" w:line="240" w:before="0" w:after="0"/>
+              <w:jc w:val="left"/>
+              <w:rPr/>
+            </w:pPr>
+            <w:r>
+              <w:rPr>
+                <w:rFonts w:eastAsia="Times New Roman" w:cs="Times New Roman"/>
+                <w:b w:val="false"/>
+                <w:bCs w:val="false"/>
+                <w:sz w:val="20"/>
+                <w:szCs w:val="20"/>
+              </w:rPr>
+              <w:t>60 %</w:t>
+            </w:r>
+          </w:p>
+        </w:tc>
+        <w:tc>
+          <w:tcPr>
+            <w:tcW w:w="4070" w:type="dxa"/>
+            <w:tcBorders>
+              <w:top w:val="single" w:sz="4" w:space="0" w:color="8C8C8C"/>
+              <w:left w:val="single" w:sz="4" w:space="0" w:color="8C8C8C"/>
+              <w:bottom w:val="single" w:sz="4" w:space="0" w:color="8C8C8C"/>
+              <w:right w:val="single" w:sz="4" w:space="0" w:color="8C8C8C"/>
+            </w:tcBorders>
+            <w:vAlign w:val="center"/>
+          </w:tcPr>
+          <w:p>
+            <w:pPr>
+              <w:pStyle w:val="Normal"/>
+              <w:keepNext w:val="true"/>
+              <w:keepLines/>
+              <w:spacing w:lineRule="auto" w:line="240" w:before="0" w:after="0"/>
+              <w:jc w:val="left"/>
+              <w:rPr/>
+            </w:pPr>
+            <w:r>
+              <w:rPr>
+                <w:rFonts w:eastAsia="Times New Roman" w:cs="Times New Roman"/>
+                <w:b w:val="false"/>
+                <w:bCs w:val="false"/>
+                <w:sz w:val="20"/>
+                <w:szCs w:val="20"/>
+              </w:rPr>
+              <w:t>Parte de los clientes son autónomos que facturan el servicio como gasto</w:t>
+            </w:r>
+          </w:p>
+        </w:tc>
+      </w:tr>
+      <w:tr>
+        <w:trPr>
+          <w:cantSplit w:val="true"/>
+        </w:trPr>
+        <w:tc>
+          <w:tcPr>
+            <w:tcW w:w="2600" w:type="dxa"/>
+            <w:tcBorders>
+              <w:top w:val="single" w:sz="4" w:space="0" w:color="8C8C8C"/>
+              <w:left w:val="single" w:sz="4" w:space="0" w:color="8C8C8C"/>
+              <w:bottom w:val="single" w:sz="4" w:space="0" w:color="8C8C8C"/>
+              <w:right w:val="single" w:sz="4" w:space="0" w:color="8C8C8C"/>
+            </w:tcBorders>
+            <w:vAlign w:val="center"/>
+          </w:tcPr>
+          <w:p>
+            <w:pPr>
+              <w:pStyle w:val="Normal"/>
               <w:keepNext w:val="false"/>
               <w:keepLines/>
               <w:spacing w:lineRule="auto" w:line="240" w:before="0" w:after="0"/>
@@ -9403,7 +9913,7 @@
                 <w:sz w:val="20"/>
                 <w:szCs w:val="20"/>
               </w:rPr>
-              <w:t>Clientes con retención de IRPF</w:t>
+              <w:t>Inflación de costes</w:t>
             </w:r>
           </w:p>
         </w:tc>
@@ -9435,7 +9945,7 @@
                 <w:sz w:val="20"/>
                 <w:szCs w:val="20"/>
               </w:rPr>
-              <w:t>60 %</w:t>
+              <w:t>3,7 % anual desde el año 2</w:t>
             </w:r>
           </w:p>
         </w:tc>
@@ -9467,7 +9977,7 @@
                 <w:sz w:val="20"/>
                 <w:szCs w:val="20"/>
               </w:rPr>
-              <w:t>Parte de los clientes son autónomos que facturan el servicio como gasto</w:t>
+              <w:t>Previsión del IAPC del Banco de España para 2027; precios de Flujo constantes</w:t>
             </w:r>
           </w:p>
         </w:tc>
@@ -9495,7 +10005,7 @@
         <w:pStyle w:val="Heading2"/>
         <w:rPr/>
       </w:pPr>
-      <w:bookmarkStart w:id="27" w:name="__RefHeading___Toc2608_2080339060"/>
+      <w:bookmarkStart w:id="27" w:name="__RefHeading___Toc3056_3767503993"/>
       <w:bookmarkEnd w:id="27"/>
       <w:r>
         <w:rPr/>
@@ -10648,7 +11158,7 @@
       </w:pPr>
       <w:r>
         <w:rPr/>
-        <w:t xml:space="preserve">De acuerdo con la jerarquía financiera descrita en el capítulo 2, el arranque se financia íntegramente con 3.000 € de ahorros propios. El desarrollo de la herramienta digital, la única inversión relevante, se financiaría con un microcrédito de 10.000 € a cinco años y un tipo fijo del 7 %, en línea con las condiciones de MicroBank para emprendedores (Cámara de Comercio de Valencia, 2023), y con la caja generada por la actividad. En el escenario base el proyecto podría autofinanciar esa inversión, pero el préstamo se mantiene por prudencia: preserva un colchón de liquidez y, como se verá en el capítulo 8, sería imprescindible si la captación fuese más lenta. ENISA y los </w:t>
+        <w:t xml:space="preserve">De acuerdo con la jerarquía financiera descrita en el capítulo 2, el arranque se financia íntegramente con 3.000 € de ahorros propios. El desarrollo de la herramienta digital, la única inversión relevante, se financiaría con un microcrédito de 10.000 € a cinco años y un tipo fijo del 7 %, en línea con las condiciones de MicroBank para emprendedores (Cámara de Comercio de Valencia, 2023), y con la caja generada por la actividad. Es un tipo superior a la TAE media de los nuevos créditos de hasta 250.000 € a sociedades no financieras, que el Banco de España situaba en el 4,58 % en enero de 2026 (Banco de España, 2026b), una diferencia lógica porque el microcrédito no exige garantías ni historial. En el escenario base el proyecto podría autofinanciar esa inversión, pero el préstamo se mantiene por prudencia: preserva un colchón de liquidez y, como se verá en el capítulo 8, sería imprescindible si la captación fuese más lenta. ENISA y los </w:t>
       </w:r>
       <w:r>
         <w:rPr>
@@ -10667,7 +11177,7 @@
         <w:pStyle w:val="Heading2"/>
         <w:rPr/>
       </w:pPr>
-      <w:bookmarkStart w:id="28" w:name="__RefHeading___Toc2610_2080339060"/>
+      <w:bookmarkStart w:id="28" w:name="__RefHeading___Toc3058_3767503993"/>
       <w:bookmarkEnd w:id="28"/>
       <w:r>
         <w:rPr/>
@@ -12029,7 +12539,7 @@
         <w:pStyle w:val="Heading2"/>
         <w:rPr/>
       </w:pPr>
-      <w:bookmarkStart w:id="29" w:name="__RefHeading___Toc2612_2080339060"/>
+      <w:bookmarkStart w:id="29" w:name="__RefHeading___Toc3060_3767503993"/>
       <w:bookmarkEnd w:id="29"/>
       <w:r>
         <w:rPr/>
@@ -12044,7 +12554,7 @@
       </w:pPr>
       <w:r>
         <w:rPr/>
-        <w:t>Los costes fijos de explotación, sin contar la cuota de autónomos, suman 195 € al mes: herramientas de gestión y facturación (40 €), diseño y redes sociales (30 €), web y alojamiento (10 €), seguro de responsabilidad civil (25 €), asesor fiscal de apoyo (40 €), teléfono e internet (25 €) y formación (25 €). A ellos se añaden el marketing, que crece de 50 a 300 € al mes, la cuota de autónomos y, desde el lanzamiento de la herramienta, 150 € mensuales de mantenimiento. Los costes variables son las comisiones de cobro y de las plataformas, y el alojamiento de la herramienta.</w:t>
+        <w:t>Los costes fijos de explotación, sin contar la cuota de autónomos, suman 195 € al mes: herramientas de gestión y facturación (40 €), diseño y redes sociales (30 €), web y alojamiento (10 €), seguro de responsabilidad civil (25 €), asesor fiscal de apoyo (40 €), teléfono e internet (25 €) y formación (25 €). A ellos se añaden el marketing, que crece de 50 a 300 € al mes, la cuota de autónomos y, desde el lanzamiento de la herramienta, 150 € mensuales de mantenimiento. Los costes variables son las comisiones de cobro y de las plataformas, y el alojamiento de la herramienta. Todos los costes, salvo la cuota de autónomos, se actualizan un 3,7 % anual desde el segundo año, de acuerdo con la previsión de inflación del Banco de España para 2027 (Banco de España, 2026a), mientras que los precios de Flujo se mantienen constantes. Es una hipótesis prudente, porque la mayoría de servicios por suscripción actualizan sus tarifas.</w:t>
       </w:r>
     </w:p>
     <w:p>
@@ -12066,7 +12576,7 @@
       </w:r>
       <w:r>
         <w:rPr/>
-        <w:t xml:space="preserve"> activos, de 7 en el año 2 y de 17 en el año 3, cuando sube la cuota de autónomos, crece el marketing y empiezan a amortizarse el desarrollo de la herramienta y los intereses. Esta estimación es más exigente que la de una primera versión del proyecto, que solo contaba la cuota de autónomos y el software, pero sigue siendo baja. El dato cambia mucho si se exige que el proyecto pague también un sueldo al fundador: para cubrir el equivalente al SMI harían falta unos 25 clientes en el año 1 y 37 en el año 3, una cifra cercana al límite de capacidad.</w:t>
+        <w:t xml:space="preserve"> activos, de 7 en el año 2 y de 18 en el año 3, cuando sube la cuota de autónomos, crece el marketing y empiezan a amortizarse el desarrollo de la herramienta y los intereses. Esta estimación es más exigente que la de una primera versión del proyecto, que solo contaba la cuota de autónomos y el software, pero sigue siendo baja. El dato cambia mucho si se exige que el proyecto pague también un sueldo al fundador: para cubrir el equivalente al SMI harían falta unos 25 clientes en el año 1 y 37 en el año 3, una cifra cercana al límite de capacidad.</w:t>
       </w:r>
     </w:p>
     <w:p>
@@ -12074,7 +12584,7 @@
         <w:pStyle w:val="Heading2"/>
         <w:rPr/>
       </w:pPr>
-      <w:bookmarkStart w:id="30" w:name="__RefHeading___Toc2614_2080339060"/>
+      <w:bookmarkStart w:id="30" w:name="__RefHeading___Toc3062_3767503993"/>
       <w:bookmarkEnd w:id="30"/>
       <w:r>
         <w:rPr/>
@@ -12089,7 +12599,7 @@
       </w:pPr>
       <w:r>
         <w:rPr/>
-        <w:t>La Tabla 6.4 recoge la cuenta de resultados. Al tratarse de un empresario individual, el IRPF es un impuesto personal y no un gasto de la actividad; se incluye como línea analítica, calculado con la escala estatal y la de Aragón, para conocer el resultado del que dispondría realmente el titular. El año 1 cierra con un beneficio de 3.541 €, el año 2 con 20.860 € y el año 3 con 31.945 €, con un tipo efectivo de IRPF que pasa del 0 % al 22 %.</w:t>
+        <w:t>La Tabla 6.4 recoge la cuenta de resultados. Al tratarse de un empresario individual, el IRPF es un impuesto personal y no un gasto de la actividad; se incluye como línea analítica, calculado con la escala estatal y la de Aragón, para conocer el resultado del que dispondría realmente el titular. El año 1 cierra con un beneficio de 3.541 €, el año 2 con 20.750 € y el año 3 con 31.503 €, con un tipo efectivo de IRPF que pasa del 0 % al 22 %.</w:t>
       </w:r>
     </w:p>
     <w:p>
@@ -12568,7 +13078,7 @@
                 <w:sz w:val="20"/>
                 <w:szCs w:val="20"/>
               </w:rPr>
-              <w:t>2.273 €</w:t>
+              <w:t>2.304 €</w:t>
             </w:r>
           </w:p>
         </w:tc>
@@ -12705,7 +13215,7 @@
                 <w:sz w:val="20"/>
                 <w:szCs w:val="20"/>
               </w:rPr>
-              <w:t>55.821 €</w:t>
+              <w:t>55.791 €</w:t>
             </w:r>
           </w:p>
         </w:tc>
@@ -12868,7 +13378,7 @@
                 <w:sz w:val="20"/>
                 <w:szCs w:val="20"/>
               </w:rPr>
-              <w:t>5.280 €</w:t>
+              <w:t>5.435 €</w:t>
             </w:r>
           </w:p>
         </w:tc>
@@ -12989,7 +13499,7 @@
                 <w:sz w:val="20"/>
                 <w:szCs w:val="20"/>
               </w:rPr>
-              <w:t>2.340 €</w:t>
+              <w:t>2.427 €</w:t>
             </w:r>
           </w:p>
         </w:tc>
@@ -13031,7 +13541,7 @@
                 <w:sz w:val="20"/>
                 <w:szCs w:val="20"/>
               </w:rPr>
-              <w:t>2.340 €</w:t>
+              <w:t>2.516 €</w:t>
             </w:r>
           </w:p>
         </w:tc>
@@ -13152,7 +13662,7 @@
                 <w:sz w:val="20"/>
                 <w:szCs w:val="20"/>
               </w:rPr>
-              <w:t>1.800 €</w:t>
+              <w:t>1.867 €</w:t>
             </w:r>
           </w:p>
         </w:tc>
@@ -13194,7 +13704,7 @@
                 <w:sz w:val="20"/>
                 <w:szCs w:val="20"/>
               </w:rPr>
-              <w:t>3.600 €</w:t>
+              <w:t>3.871 €</w:t>
             </w:r>
           </w:p>
         </w:tc>
@@ -13337,7 +13847,7 @@
                 <w:sz w:val="20"/>
                 <w:szCs w:val="20"/>
               </w:rPr>
-              <w:t>900 €</w:t>
+              <w:t>968 €</w:t>
             </w:r>
           </w:p>
         </w:tc>
@@ -13584,7 +14094,7 @@
                 <w:sz w:val="20"/>
                 <w:szCs w:val="20"/>
               </w:rPr>
-              <w:t>25.302 €</w:t>
+              <w:t>25.149 €</w:t>
             </w:r>
           </w:p>
         </w:tc>
@@ -13617,7 +14127,7 @@
                 <w:sz w:val="20"/>
                 <w:szCs w:val="20"/>
               </w:rPr>
-              <w:t>43.701 €</w:t>
+              <w:t>43.000 €</w:t>
             </w:r>
           </w:p>
         </w:tc>
@@ -13884,7 +14394,7 @@
                 <w:sz w:val="20"/>
                 <w:szCs w:val="20"/>
               </w:rPr>
-              <w:t>25.070 €</w:t>
+              <w:t>24.917 €</w:t>
             </w:r>
           </w:p>
         </w:tc>
@@ -13917,7 +14427,7 @@
                 <w:sz w:val="20"/>
                 <w:szCs w:val="20"/>
               </w:rPr>
-              <w:t>41.460 €</w:t>
+              <w:t>40.758 €</w:t>
             </w:r>
           </w:p>
         </w:tc>
@@ -14164,7 +14674,7 @@
                 <w:sz w:val="20"/>
                 <w:szCs w:val="20"/>
               </w:rPr>
-              <w:t>25.070 €</w:t>
+              <w:t>24.917 €</w:t>
             </w:r>
           </w:p>
         </w:tc>
@@ -14197,7 +14707,7 @@
                 <w:sz w:val="20"/>
                 <w:szCs w:val="20"/>
               </w:rPr>
-              <w:t>40.864 €</w:t>
+              <w:t>40.162 €</w:t>
             </w:r>
           </w:p>
         </w:tc>
@@ -14308,7 +14818,7 @@
                 <w:sz w:val="20"/>
                 <w:szCs w:val="20"/>
               </w:rPr>
-              <w:t>4.210 €</w:t>
+              <w:t>4.166 €</w:t>
             </w:r>
           </w:p>
         </w:tc>
@@ -14350,7 +14860,7 @@
                 <w:sz w:val="20"/>
                 <w:szCs w:val="20"/>
               </w:rPr>
-              <w:t>8.919 €</w:t>
+              <w:t>8.660 €</w:t>
             </w:r>
           </w:p>
         </w:tc>
@@ -14454,7 +14964,7 @@
                 <w:sz w:val="20"/>
                 <w:szCs w:val="20"/>
               </w:rPr>
-              <w:t>20.860 €</w:t>
+              <w:t>20.750 €</w:t>
             </w:r>
           </w:p>
         </w:tc>
@@ -14487,7 +14997,7 @@
                 <w:sz w:val="20"/>
                 <w:szCs w:val="20"/>
               </w:rPr>
-              <w:t>31.945 €</w:t>
+              <w:t>31.503 €</w:t>
             </w:r>
           </w:p>
         </w:tc>
@@ -14515,7 +15025,7 @@
         <w:pStyle w:val="Heading2"/>
         <w:rPr/>
       </w:pPr>
-      <w:bookmarkStart w:id="31" w:name="__RefHeading___Toc2616_2080339060"/>
+      <w:bookmarkStart w:id="31" w:name="__RefHeading___Toc3064_3767503993"/>
       <w:bookmarkEnd w:id="31"/>
       <w:r>
         <w:rPr/>
@@ -14963,7 +15473,7 @@
                 <w:sz w:val="20"/>
                 <w:szCs w:val="20"/>
               </w:rPr>
-              <w:t>6.949 €</w:t>
+              <w:t>7.129 €</w:t>
             </w:r>
           </w:p>
         </w:tc>
@@ -15005,7 +15515,7 @@
                 <w:sz w:val="20"/>
                 <w:szCs w:val="20"/>
               </w:rPr>
-              <w:t>16.777 €</w:t>
+              <w:t>17.584 €</w:t>
             </w:r>
           </w:p>
         </w:tc>
@@ -15126,7 +15636,7 @@
                 <w:sz w:val="20"/>
                 <w:szCs w:val="20"/>
               </w:rPr>
-              <w:t>4.129 €</w:t>
+              <w:t>4.109 €</w:t>
             </w:r>
           </w:p>
         </w:tc>
@@ -15168,7 +15678,7 @@
                 <w:sz w:val="20"/>
                 <w:szCs w:val="20"/>
               </w:rPr>
-              <w:t>6.812 €</w:t>
+              <w:t>6.733 €</w:t>
             </w:r>
           </w:p>
         </w:tc>
@@ -15289,7 +15799,7 @@
                 <w:sz w:val="20"/>
                 <w:szCs w:val="20"/>
               </w:rPr>
-              <w:t>3.210 €</w:t>
+              <w:t>3.179 €</w:t>
             </w:r>
           </w:p>
         </w:tc>
@@ -15331,7 +15841,7 @@
                 <w:sz w:val="20"/>
                 <w:szCs w:val="20"/>
               </w:rPr>
-              <w:t>5.558 €</w:t>
+              <w:t>5.404 €</w:t>
             </w:r>
           </w:p>
         </w:tc>
@@ -15435,7 +15945,7 @@
                 <w:sz w:val="20"/>
                 <w:szCs w:val="20"/>
               </w:rPr>
-              <w:t>22.508 €</w:t>
+              <w:t>22.379 €</w:t>
             </w:r>
           </w:p>
         </w:tc>
@@ -15468,7 +15978,7 @@
                 <w:sz w:val="20"/>
                 <w:szCs w:val="20"/>
               </w:rPr>
-              <w:t>39.336 €</w:t>
+              <w:t>38.763 €</w:t>
             </w:r>
           </w:p>
         </w:tc>
@@ -16507,7 +17017,7 @@
                 <w:sz w:val="20"/>
                 <w:szCs w:val="20"/>
               </w:rPr>
-              <w:t>13.594 €</w:t>
+              <w:t>13.465 €</w:t>
             </w:r>
           </w:p>
         </w:tc>
@@ -16611,7 +17121,7 @@
                 <w:sz w:val="20"/>
                 <w:szCs w:val="20"/>
               </w:rPr>
-              <w:t>13.594 €</w:t>
+              <w:t>13.465 €</w:t>
             </w:r>
           </w:p>
         </w:tc>
@@ -16644,7 +17154,7 @@
                 <w:sz w:val="20"/>
                 <w:szCs w:val="20"/>
               </w:rPr>
-              <w:t>32.429 €</w:t>
+              <w:t>31.725 €</w:t>
             </w:r>
           </w:p>
         </w:tc>
@@ -16672,7 +17182,7 @@
         <w:pStyle w:val="Heading2"/>
         <w:rPr/>
       </w:pPr>
-      <w:bookmarkStart w:id="32" w:name="__RefHeading___Toc2618_2080339060"/>
+      <w:bookmarkStart w:id="32" w:name="__RefHeading___Toc3066_3767503993"/>
       <w:bookmarkEnd w:id="32"/>
       <w:r>
         <w:rPr/>
@@ -17533,7 +18043,7 @@
                 <w:sz w:val="20"/>
                 <w:szCs w:val="20"/>
               </w:rPr>
-              <w:t>804 €</w:t>
+              <w:t>817 €</w:t>
             </w:r>
           </w:p>
         </w:tc>
@@ -17666,7 +18176,7 @@
                 <w:sz w:val="20"/>
                 <w:szCs w:val="20"/>
               </w:rPr>
-              <w:t>13.594 €</w:t>
+              <w:t>13.465 €</w:t>
             </w:r>
           </w:p>
         </w:tc>
@@ -17698,7 +18208,7 @@
                 <w:sz w:val="20"/>
                 <w:szCs w:val="20"/>
               </w:rPr>
-              <w:t>32.429 €</w:t>
+              <w:t>31.725 €</w:t>
             </w:r>
           </w:p>
         </w:tc>
@@ -17802,7 +18312,7 @@
                 <w:sz w:val="20"/>
                 <w:szCs w:val="20"/>
               </w:rPr>
-              <w:t>14.962 €</w:t>
+              <w:t>14.845 €</w:t>
             </w:r>
           </w:p>
         </w:tc>
@@ -17835,7 +18345,7 @@
                 <w:sz w:val="20"/>
                 <w:szCs w:val="20"/>
               </w:rPr>
-              <w:t>42.751 €</w:t>
+              <w:t>42.047 €</w:t>
             </w:r>
           </w:p>
         </w:tc>
@@ -18069,7 +18579,7 @@
                 <w:sz w:val="20"/>
                 <w:szCs w:val="20"/>
               </w:rPr>
-              <w:t>24.401 €</w:t>
+              <w:t>24.292 €</w:t>
             </w:r>
           </w:p>
         </w:tc>
@@ -18101,7 +18611,7 @@
                 <w:sz w:val="20"/>
                 <w:szCs w:val="20"/>
               </w:rPr>
-              <w:t>56.346 €</w:t>
+              <w:t>55.794 €</w:t>
             </w:r>
           </w:p>
         </w:tc>
@@ -18368,7 +18878,7 @@
                 <w:sz w:val="20"/>
                 <w:szCs w:val="20"/>
               </w:rPr>
-              <w:t>13.001 €</w:t>
+              <w:t>12.892 €</w:t>
             </w:r>
           </w:p>
         </w:tc>
@@ -18401,7 +18911,7 @@
                 <w:sz w:val="20"/>
                 <w:szCs w:val="20"/>
               </w:rPr>
-              <w:t>30.546 €</w:t>
+              <w:t>29.994 €</w:t>
             </w:r>
           </w:p>
         </w:tc>
@@ -18768,7 +19278,7 @@
                 <w:sz w:val="20"/>
                 <w:szCs w:val="20"/>
               </w:rPr>
-              <w:t>1.961 €</w:t>
+              <w:t>1.954 €</w:t>
             </w:r>
           </w:p>
         </w:tc>
@@ -18800,7 +19310,7 @@
                 <w:sz w:val="20"/>
                 <w:szCs w:val="20"/>
               </w:rPr>
-              <w:t>3.787 €</w:t>
+              <w:t>3.635 €</w:t>
             </w:r>
           </w:p>
         </w:tc>
@@ -18904,7 +19414,7 @@
                 <w:sz w:val="20"/>
                 <w:szCs w:val="20"/>
               </w:rPr>
-              <w:t>14.962 €</w:t>
+              <w:t>14.845 €</w:t>
             </w:r>
           </w:p>
         </w:tc>
@@ -18937,7 +19447,7 @@
                 <w:sz w:val="20"/>
                 <w:szCs w:val="20"/>
               </w:rPr>
-              <w:t>42.751 €</w:t>
+              <w:t>42.047 €</w:t>
             </w:r>
           </w:p>
         </w:tc>
@@ -18968,7 +19478,7 @@
         <w:pStyle w:val="Heading1"/>
         <w:rPr/>
       </w:pPr>
-      <w:bookmarkStart w:id="33" w:name="__RefHeading___Toc2620_2080339060"/>
+      <w:bookmarkStart w:id="33" w:name="__RefHeading___Toc3068_3767503993"/>
       <w:bookmarkEnd w:id="33"/>
       <w:r>
         <w:rPr/>
@@ -18980,7 +19490,7 @@
         <w:pStyle w:val="Heading2"/>
         <w:rPr/>
       </w:pPr>
-      <w:bookmarkStart w:id="34" w:name="__RefHeading___Toc2622_2080339060"/>
+      <w:bookmarkStart w:id="34" w:name="__RefHeading___Toc3070_3767503993"/>
       <w:bookmarkEnd w:id="34"/>
       <w:r>
         <w:rPr/>
@@ -19412,7 +19922,7 @@
         <w:pStyle w:val="Heading2"/>
         <w:rPr/>
       </w:pPr>
-      <w:bookmarkStart w:id="35" w:name="__RefHeading___Toc2624_2080339060"/>
+      <w:bookmarkStart w:id="35" w:name="__RefHeading___Toc3072_3767503993"/>
       <w:bookmarkEnd w:id="35"/>
       <w:r>
         <w:rPr/>
@@ -19773,7 +20283,7 @@
                 <w:sz w:val="20"/>
                 <w:szCs w:val="20"/>
               </w:rPr>
-              <w:t>25.302 €</w:t>
+              <w:t>25.149 €</w:t>
             </w:r>
           </w:p>
         </w:tc>
@@ -19805,7 +20315,7 @@
                 <w:sz w:val="20"/>
                 <w:szCs w:val="20"/>
               </w:rPr>
-              <w:t>43.701 €</w:t>
+              <w:t>43.000 €</w:t>
             </w:r>
           </w:p>
         </w:tc>
@@ -19948,7 +20458,7 @@
                 <w:sz w:val="20"/>
                 <w:szCs w:val="20"/>
               </w:rPr>
-              <w:t>4.210 €</w:t>
+              <w:t>4.166 €</w:t>
             </w:r>
           </w:p>
         </w:tc>
@@ -19990,7 +20500,7 @@
                 <w:sz w:val="20"/>
                 <w:szCs w:val="20"/>
               </w:rPr>
-              <w:t>9.140 €</w:t>
+              <w:t>8.880 €</w:t>
             </w:r>
           </w:p>
         </w:tc>
@@ -20328,7 +20838,7 @@
                 <w:sz w:val="20"/>
                 <w:szCs w:val="20"/>
               </w:rPr>
-              <w:t>1.322 €</w:t>
+              <w:t>1.302 €</w:t>
             </w:r>
           </w:p>
         </w:tc>
@@ -20360,7 +20870,7 @@
                 <w:sz w:val="20"/>
                 <w:szCs w:val="20"/>
               </w:rPr>
-              <w:t>2.630 €</w:t>
+              <w:t>2.498 €</w:t>
             </w:r>
           </w:p>
         </w:tc>
@@ -20507,7 +21017,7 @@
                 <w:sz w:val="20"/>
                 <w:szCs w:val="20"/>
               </w:rPr>
-              <w:t>21.964 €</w:t>
+              <w:t>21.834 €</w:t>
             </w:r>
           </w:p>
         </w:tc>
@@ -20540,7 +21050,7 @@
                 <w:sz w:val="20"/>
                 <w:szCs w:val="20"/>
               </w:rPr>
-              <w:t>27.267 €</w:t>
+              <w:t>26.693 €</w:t>
             </w:r>
           </w:p>
         </w:tc>
@@ -20578,11 +21088,11 @@
           <w:b/>
           <w:bCs/>
         </w:rPr>
-        <w:t>VAN a tres años es de 34.989 €</w:t>
-      </w:r>
-      <w:r>
-        <w:rPr/>
-        <w:t xml:space="preserve">, sin incluir ningún valor residual. Si se supusiera que el proyecto continúa indefinidamente con los flujos del año 3 y un crecimiento del 1 %, el VAN superaría los 154.000 €, pero ese cálculo no es prudente en un negocio que depende de una sola persona y se presenta solo como referencia. El </w:t>
+        <w:t>VAN a tres años es de 34.514 €</w:t>
+      </w:r>
+      <w:r>
+        <w:rPr/>
+        <w:t xml:space="preserve">, sin incluir ningún valor residual. Si se supusiera que el proyecto continúa indefinidamente con los flujos del año 3 y un crecimiento del 1 %, el VAN superaría los 151.000 €, pero ese cálculo no es prudente en un negocio que depende de una sola persona y se presenta solo como referencia. El </w:t>
       </w:r>
       <w:r>
         <w:rPr>
@@ -20615,7 +21125,7 @@
       </w:r>
       <w:r>
         <w:rPr/>
-        <w:t>, del 289 %, es un buen ejemplo de la limitación señalada en el capítulo 2. Una cifra tan alta no significa que el proyecto sea excepcional, sino que la inversión inicial (2.900 €) es muy pequeña en relación con los flujos posteriores. Lo que el fundador invierte de verdad en Flujo no es dinero, sino su tiempo, y ese tiempo no aparece en los flujos de caja. Por eso el análisis se completa en el apartado siguiente.</w:t>
+        <w:t>, del 288 %, es un buen ejemplo de la limitación señalada en el capítulo 2. Una cifra tan alta no significa que el proyecto sea excepcional, sino que la inversión inicial (2.900 €) es muy pequeña en relación con los flujos posteriores. Lo que el fundador invierte de verdad en Flujo no es dinero, sino su tiempo, y ese tiempo no aparece en los flujos de caja. Por eso el análisis se completa en el apartado siguiente.</w:t>
       </w:r>
     </w:p>
     <w:p>
@@ -20623,7 +21133,7 @@
         <w:pStyle w:val="Heading2"/>
         <w:rPr/>
       </w:pPr>
-      <w:bookmarkStart w:id="36" w:name="__RefHeading___Toc2626_2080339060"/>
+      <w:bookmarkStart w:id="36" w:name="__RefHeading___Toc3074_3767503993"/>
       <w:bookmarkEnd w:id="36"/>
       <w:r>
         <w:rPr/>
@@ -20649,18 +21159,18 @@
       </w:pPr>
       <w:r>
         <w:rPr/>
-        <w:t xml:space="preserve">Con este ajuste los flujos pasan a ser de −4.136 €, 5.981 €, 11.284 € en los años 1 a 3, y </w:t>
+        <w:t xml:space="preserve">Con este ajuste los flujos pasan a ser de −4.136 €, 5.851 €, 10.710 € en los años 1 a 3, y </w:t>
       </w:r>
       <w:r>
         <w:rPr>
           <w:b/>
           <w:bCs/>
         </w:rPr>
-        <w:t>el VAN se reduce a 5.445 €</w:t>
-      </w:r>
-      <w:r>
-        <w:rPr/>
-        <w:t>, con una TIR del 54 %. El proyecto sigue creando valor, pero el margen es mucho más estrecho: el año 1 no cubre el sueldo alternativo y el resultado depende de que los años 2 y 3 se cumplan. Este es, a mi juicio, el indicador más honesto de la viabilidad de Flujo.</w:t>
+        <w:t>el VAN se reduce a 4.970 €</w:t>
+      </w:r>
+      <w:r>
+        <w:rPr/>
+        <w:t>, con una TIR del 51 %. El proyecto sigue creando valor, pero el margen es mucho más estrecho: el año 1 no cubre el sueldo alternativo y el resultado depende de que los años 2 y 3 se cumplan. Este es, a mi juicio, el indicador más honesto de la viabilidad de Flujo.</w:t>
       </w:r>
     </w:p>
     <w:p>
@@ -20668,7 +21178,7 @@
         <w:pStyle w:val="Heading2"/>
         <w:rPr/>
       </w:pPr>
-      <w:bookmarkStart w:id="37" w:name="__RefHeading___Toc2628_2080339060"/>
+      <w:bookmarkStart w:id="37" w:name="__RefHeading___Toc3076_3767503993"/>
       <w:bookmarkEnd w:id="37"/>
       <w:r>
         <w:rPr/>
@@ -20963,7 +21473,7 @@
                 <w:sz w:val="20"/>
                 <w:szCs w:val="20"/>
               </w:rPr>
-              <w:t>80,8 %</w:t>
+              <w:t>80,3 %</w:t>
             </w:r>
           </w:p>
         </w:tc>
@@ -20995,7 +21505,7 @@
                 <w:sz w:val="20"/>
                 <w:szCs w:val="20"/>
               </w:rPr>
-              <w:t>75,2 %</w:t>
+              <w:t>74,0 %</w:t>
             </w:r>
           </w:p>
         </w:tc>
@@ -21096,7 +21606,7 @@
                 <w:sz w:val="20"/>
                 <w:szCs w:val="20"/>
               </w:rPr>
-              <w:t>66,6 %</w:t>
+              <w:t>66,3 %</w:t>
             </w:r>
           </w:p>
         </w:tc>
@@ -21128,7 +21638,7 @@
                 <w:sz w:val="20"/>
                 <w:szCs w:val="20"/>
               </w:rPr>
-              <w:t>55,0 %</w:t>
+              <w:t>54,2 %</w:t>
             </w:r>
           </w:p>
         </w:tc>
@@ -21229,7 +21739,7 @@
                 <w:sz w:val="20"/>
                 <w:szCs w:val="20"/>
               </w:rPr>
-              <w:t>7,34</w:t>
+              <w:t>7,31</w:t>
             </w:r>
           </w:p>
         </w:tc>
@@ -21261,7 +21771,7 @@
                 <w:sz w:val="20"/>
                 <w:szCs w:val="20"/>
               </w:rPr>
-              <w:t>5,76</w:t>
+              <w:t>5,79</w:t>
             </w:r>
           </w:p>
         </w:tc>
@@ -21362,7 +21872,7 @@
                 <w:sz w:val="20"/>
                 <w:szCs w:val="20"/>
               </w:rPr>
-              <w:t>13,1 %</w:t>
+              <w:t>13,2 %</w:t>
             </w:r>
           </w:p>
         </w:tc>
@@ -21394,7 +21904,7 @@
                 <w:sz w:val="20"/>
                 <w:szCs w:val="20"/>
               </w:rPr>
-              <w:t>28,5 %</w:t>
+              <w:t>28,7 %</w:t>
             </w:r>
           </w:p>
         </w:tc>
@@ -21527,7 +22037,7 @@
                 <w:sz w:val="20"/>
                 <w:szCs w:val="20"/>
               </w:rPr>
-              <w:t>69,6</w:t>
+              <w:t>68,4</w:t>
             </w:r>
           </w:p>
         </w:tc>
@@ -21628,7 +22138,7 @@
                 <w:sz w:val="20"/>
                 <w:szCs w:val="20"/>
               </w:rPr>
-              <w:t>6,0</w:t>
+              <w:t>6,2</w:t>
             </w:r>
           </w:p>
         </w:tc>
@@ -21660,7 +22170,7 @@
                 <w:sz w:val="20"/>
                 <w:szCs w:val="20"/>
               </w:rPr>
-              <w:t>16,9</w:t>
+              <w:t>17,6</w:t>
             </w:r>
           </w:p>
         </w:tc>
@@ -21761,7 +22271,7 @@
                 <w:sz w:val="20"/>
                 <w:szCs w:val="20"/>
               </w:rPr>
-              <w:t>73,1 %</w:t>
+              <w:t>72,3 %</w:t>
             </w:r>
           </w:p>
         </w:tc>
@@ -21793,7 +22303,7 @@
                 <w:sz w:val="20"/>
                 <w:szCs w:val="20"/>
               </w:rPr>
-              <w:t>58,6 %</w:t>
+              <w:t>56,7 %</w:t>
             </w:r>
           </w:p>
         </w:tc>
@@ -21835,7 +22345,7 @@
         <w:pStyle w:val="Heading1"/>
         <w:rPr/>
       </w:pPr>
-      <w:bookmarkStart w:id="38" w:name="__RefHeading___Toc2630_2080339060"/>
+      <w:bookmarkStart w:id="38" w:name="__RefHeading___Toc3078_3767503993"/>
       <w:bookmarkEnd w:id="38"/>
       <w:r>
         <w:rPr/>
@@ -21847,7 +22357,7 @@
         <w:pStyle w:val="Heading2"/>
         <w:rPr/>
       </w:pPr>
-      <w:bookmarkStart w:id="39" w:name="__RefHeading___Toc2632_2080339060"/>
+      <w:bookmarkStart w:id="39" w:name="__RefHeading___Toc3080_3767503993"/>
       <w:bookmarkEnd w:id="39"/>
       <w:r>
         <w:rPr/>
@@ -22398,7 +22908,7 @@
                 <w:sz w:val="20"/>
                 <w:szCs w:val="20"/>
               </w:rPr>
-              <w:t>24.485 €</w:t>
+              <w:t>23.870 €</w:t>
             </w:r>
           </w:p>
         </w:tc>
@@ -22430,7 +22940,7 @@
                 <w:sz w:val="20"/>
                 <w:szCs w:val="20"/>
               </w:rPr>
-              <w:t>56.346 €</w:t>
+              <w:t>55.794 €</w:t>
             </w:r>
           </w:p>
         </w:tc>
@@ -22462,7 +22972,7 @@
                 <w:sz w:val="20"/>
                 <w:szCs w:val="20"/>
               </w:rPr>
-              <w:t>70.054 €</w:t>
+              <w:t>69.488 €</w:t>
             </w:r>
           </w:p>
         </w:tc>
@@ -22541,7 +23051,7 @@
                 <w:sz w:val="20"/>
                 <w:szCs w:val="20"/>
               </w:rPr>
-              <w:t>5.635 €</w:t>
+              <w:t>6.023 €</w:t>
             </w:r>
           </w:p>
         </w:tc>
@@ -22674,7 +23184,7 @@
                 <w:sz w:val="20"/>
                 <w:szCs w:val="20"/>
               </w:rPr>
-              <w:t>9.866 €</w:t>
+              <w:t>9.418 €</w:t>
             </w:r>
           </w:p>
         </w:tc>
@@ -22706,7 +23216,7 @@
                 <w:sz w:val="20"/>
                 <w:szCs w:val="20"/>
               </w:rPr>
-              <w:t>34.989 €</w:t>
+              <w:t>34.514 €</w:t>
             </w:r>
           </w:p>
         </w:tc>
@@ -22738,7 +23248,7 @@
                 <w:sz w:val="20"/>
                 <w:szCs w:val="20"/>
               </w:rPr>
-              <w:t>46.308 €</w:t>
+              <w:t>45.818 €</w:t>
             </w:r>
           </w:p>
         </w:tc>
@@ -22952,7 +23462,7 @@
                 <w:sz w:val="20"/>
                 <w:szCs w:val="20"/>
               </w:rPr>
-              <w:t>19.677 €</w:t>
+              <w:t>20.126 €</w:t>
             </w:r>
           </w:p>
         </w:tc>
@@ -22985,7 +23495,7 @@
                 <w:sz w:val="20"/>
                 <w:szCs w:val="20"/>
               </w:rPr>
-              <w:t>5.445 €</w:t>
+              <w:t>4.970 €</w:t>
             </w:r>
           </w:p>
         </w:tc>
@@ -23018,7 +23528,7 @@
                 <w:sz w:val="20"/>
                 <w:szCs w:val="20"/>
               </w:rPr>
-              <w:t>16.764 €</w:t>
+              <w:t>16.275 €</w:t>
             </w:r>
           </w:p>
         </w:tc>
@@ -23049,7 +23559,7 @@
       </w:pPr>
       <w:r>
         <w:rPr/>
-        <w:t>El VAN es positivo en los tres escenarios, incluso en el pesimista, lo que confirma que el proyecto, como inversión en dinero, tiene poco riesgo. La diferencia está en los otros dos indicadores. En el escenario pesimista la tesorería se vuelve negativa ya en el primer año y llega a un mínimo de −5.635 € en el mes 30 (Figura 8.1): el fundador no podría retirar lo previsto para vivir y tendría que mantener otra fuente de ingresos o retrasar el desarrollo de la herramienta. Además, el VAN con coste de oportunidad pasa a −19.677 €: con esa captación, Flujo rendiría menos que un empleo con el salario mínimo.</w:t>
+        <w:t>El VAN es positivo en los tres escenarios, incluso en el pesimista, lo que confirma que el proyecto, como inversión en dinero, tiene poco riesgo. La diferencia está en los otros dos indicadores. En el escenario pesimista la tesorería se vuelve negativa ya en el primer año y llega a un mínimo de −6.023 € en el mes 30 (Figura 8.1): el fundador no podría retirar lo previsto para vivir y tendría que mantener otra fuente de ingresos o retrasar el desarrollo de la herramienta. Además, el VAN con coste de oportunidad pasa a −20.126 €: con esa captación, Flujo rendiría menos que un empleo con el salario mínimo.</w:t>
       </w:r>
     </w:p>
     <w:p>
@@ -23089,7 +23599,7 @@
         <w:rPr/>
         <w:drawing>
           <wp:inline distT="0" distB="0" distL="0" distR="0">
-            <wp:extent cx="5040630" cy="2630805"/>
+            <wp:extent cx="5040630" cy="2590800"/>
             <wp:effectExtent l="0" t="0" r="0" b="0"/>
             <wp:docPr id="4" name="Image4" descr=""/>
             <wp:cNvGraphicFramePr>
@@ -23113,7 +23623,7 @@
                   <pic:spPr bwMode="auto">
                     <a:xfrm>
                       <a:off x="0" y="0"/>
-                      <a:ext cx="5040630" cy="2630805"/>
+                      <a:ext cx="5040630" cy="2590800"/>
                     </a:xfrm>
                     <a:prstGeom prst="rect">
                       <a:avLst/>
@@ -23159,7 +23669,7 @@
         <w:pStyle w:val="Heading2"/>
         <w:rPr/>
       </w:pPr>
-      <w:bookmarkStart w:id="40" w:name="__RefHeading___Toc2634_2080339060"/>
+      <w:bookmarkStart w:id="40" w:name="__RefHeading___Toc3082_3767503993"/>
       <w:bookmarkEnd w:id="40"/>
       <w:r>
         <w:rPr/>
@@ -23185,7 +23695,7 @@
       </w:r>
       <w:r>
         <w:rPr/>
-        <w:t>, reduciría el VAN a 25.555 €, y una captación a la mitad de la prevista lo dejaría en 13.494 €. El VAN se mantiene positivo en todos los casos. Respecto a la tasa de descuento, pasar del 10 % al 30 % lo reduce de 39.243 € a 25.473 €, una variación pequeña porque el horizonte es corto y la inversión, mínima. La captación de clientes es, por tanto, la variable crítica.</w:t>
+        <w:t>, reduciría el VAN a 25.242 €, y una captación a la mitad de la prevista lo dejaría en 13.042 €. El VAN se mantiene positivo en todos los casos. Respecto a la tasa de descuento, pasar del 10 % al 30 % lo reduce de 38.705 € a 25.135 €, una variación pequeña porque el horizonte es corto y la inversión, mínima. La captación de clientes es, por tanto, la variable crítica. Por último, si los precios de Flujo se actualizaran con la misma inflación que los costes, el VAN subiría a 37.378 € y el VAN con coste de oportunidad a 7.834 €.</w:t>
       </w:r>
     </w:p>
     <w:p>
@@ -23284,11 +23794,22 @@
         <w:pStyle w:val="Heading2"/>
         <w:rPr/>
       </w:pPr>
-      <w:bookmarkStart w:id="41" w:name="__RefHeading___Toc2636_2080339060"/>
+      <w:bookmarkStart w:id="41" w:name="__RefHeading___Toc3084_3767503993"/>
       <w:bookmarkEnd w:id="41"/>
       <w:r>
         <w:rPr/>
         <w:t>8.3. Principales riesgos y medidas de mitigación</w:t>
+      </w:r>
+    </w:p>
+    <w:p>
+      <w:pPr>
+        <w:pStyle w:val="Normal"/>
+        <w:jc w:val="both"/>
+        <w:rPr/>
+      </w:pPr>
+      <w:r>
+        <w:rPr/>
+        <w:t>Los escenarios deben leerse junto con un dato de contexto: según la Demografía Armonizada de Empresas del INE, de media el 45,3 % de las empresas nacidas en España entre 2011 y 2022 desapareció en sus tres primeros años, y solo el 41,9 % de las nacidas en 2018 seguía activa cinco años después (INE, 2025). El primer año es el de mayor mortalidad. Un VAN positivo no elimina, por tanto, el riesgo de fracaso, y la Tabla 8.2 recoge los principales riesgos identificados y las medidas para reducirlos.</w:t>
       </w:r>
     </w:p>
     <w:p>
@@ -24169,6 +24690,139 @@
                 <w:sz w:val="20"/>
                 <w:szCs w:val="20"/>
               </w:rPr>
+              <w:t>Inflación superior a la prevista</w:t>
+            </w:r>
+          </w:p>
+        </w:tc>
+        <w:tc>
+          <w:tcPr>
+            <w:tcW w:w="1300" w:type="dxa"/>
+            <w:tcBorders>
+              <w:top w:val="single" w:sz="4" w:space="0" w:color="8C8C8C"/>
+              <w:left w:val="single" w:sz="4" w:space="0" w:color="8C8C8C"/>
+              <w:bottom w:val="single" w:sz="4" w:space="0" w:color="8C8C8C"/>
+              <w:right w:val="single" w:sz="4" w:space="0" w:color="8C8C8C"/>
+            </w:tcBorders>
+            <w:vAlign w:val="center"/>
+          </w:tcPr>
+          <w:p>
+            <w:pPr>
+              <w:pStyle w:val="Normal"/>
+              <w:keepNext w:val="true"/>
+              <w:keepLines/>
+              <w:spacing w:lineRule="auto" w:line="240" w:before="0" w:after="0"/>
+              <w:jc w:val="left"/>
+              <w:rPr/>
+            </w:pPr>
+            <w:r>
+              <w:rPr>
+                <w:rFonts w:eastAsia="Times New Roman" w:cs="Times New Roman"/>
+                <w:b w:val="false"/>
+                <w:bCs w:val="false"/>
+                <w:sz w:val="20"/>
+                <w:szCs w:val="20"/>
+              </w:rPr>
+              <w:t>Media</w:t>
+            </w:r>
+          </w:p>
+        </w:tc>
+        <w:tc>
+          <w:tcPr>
+            <w:tcW w:w="1100" w:type="dxa"/>
+            <w:tcBorders>
+              <w:top w:val="single" w:sz="4" w:space="0" w:color="8C8C8C"/>
+              <w:left w:val="single" w:sz="4" w:space="0" w:color="8C8C8C"/>
+              <w:bottom w:val="single" w:sz="4" w:space="0" w:color="8C8C8C"/>
+              <w:right w:val="single" w:sz="4" w:space="0" w:color="8C8C8C"/>
+            </w:tcBorders>
+            <w:vAlign w:val="center"/>
+          </w:tcPr>
+          <w:p>
+            <w:pPr>
+              <w:pStyle w:val="Normal"/>
+              <w:keepNext w:val="true"/>
+              <w:keepLines/>
+              <w:spacing w:lineRule="auto" w:line="240" w:before="0" w:after="0"/>
+              <w:jc w:val="left"/>
+              <w:rPr/>
+            </w:pPr>
+            <w:r>
+              <w:rPr>
+                <w:rFonts w:eastAsia="Times New Roman" w:cs="Times New Roman"/>
+                <w:b w:val="false"/>
+                <w:bCs w:val="false"/>
+                <w:sz w:val="20"/>
+                <w:szCs w:val="20"/>
+              </w:rPr>
+              <w:t>Bajo</w:t>
+            </w:r>
+          </w:p>
+        </w:tc>
+        <w:tc>
+          <w:tcPr>
+            <w:tcW w:w="3669" w:type="dxa"/>
+            <w:tcBorders>
+              <w:top w:val="single" w:sz="4" w:space="0" w:color="8C8C8C"/>
+              <w:left w:val="single" w:sz="4" w:space="0" w:color="8C8C8C"/>
+              <w:bottom w:val="single" w:sz="4" w:space="0" w:color="8C8C8C"/>
+              <w:right w:val="single" w:sz="4" w:space="0" w:color="8C8C8C"/>
+            </w:tcBorders>
+            <w:vAlign w:val="center"/>
+          </w:tcPr>
+          <w:p>
+            <w:pPr>
+              <w:pStyle w:val="Normal"/>
+              <w:keepNext w:val="true"/>
+              <w:keepLines/>
+              <w:spacing w:lineRule="auto" w:line="240" w:before="0" w:after="0"/>
+              <w:jc w:val="left"/>
+              <w:rPr/>
+            </w:pPr>
+            <w:r>
+              <w:rPr>
+                <w:rFonts w:eastAsia="Times New Roman" w:cs="Times New Roman"/>
+                <w:b w:val="false"/>
+                <w:bCs w:val="false"/>
+                <w:sz w:val="20"/>
+                <w:szCs w:val="20"/>
+              </w:rPr>
+              <w:t>Actualizar precios una vez al año; costes fijos muy bajos</w:t>
+            </w:r>
+          </w:p>
+        </w:tc>
+      </w:tr>
+      <w:tr>
+        <w:trPr>
+          <w:cantSplit w:val="true"/>
+        </w:trPr>
+        <w:tc>
+          <w:tcPr>
+            <w:tcW w:w="3000" w:type="dxa"/>
+            <w:tcBorders>
+              <w:top w:val="single" w:sz="4" w:space="0" w:color="8C8C8C"/>
+              <w:left w:val="single" w:sz="4" w:space="0" w:color="8C8C8C"/>
+              <w:bottom w:val="single" w:sz="4" w:space="0" w:color="8C8C8C"/>
+              <w:right w:val="single" w:sz="4" w:space="0" w:color="8C8C8C"/>
+            </w:tcBorders>
+            <w:vAlign w:val="center"/>
+          </w:tcPr>
+          <w:p>
+            <w:pPr>
+              <w:pStyle w:val="Normal"/>
+              <w:keepNext w:val="true"/>
+              <w:keepLines/>
+              <w:spacing w:lineRule="auto" w:line="240" w:before="0" w:after="0"/>
+              <w:jc w:val="left"/>
+              <w:rPr/>
+            </w:pPr>
+            <w:r>
+              <w:rPr>
+                <w:rFonts w:eastAsia="Times New Roman" w:cs="Times New Roman"/>
+                <w:b w:val="false"/>
+                <w:bCs w:val="false"/>
+                <w:sz w:val="20"/>
+                <w:szCs w:val="20"/>
+              </w:rPr>
               <w:t>Incidente de protección de datos</w:t>
             </w:r>
           </w:p>
@@ -24429,7 +25083,7 @@
         <w:pStyle w:val="Heading1"/>
         <w:rPr/>
       </w:pPr>
-      <w:bookmarkStart w:id="42" w:name="__RefHeading___Toc2638_2080339060"/>
+      <w:bookmarkStart w:id="42" w:name="__RefHeading___Toc3086_3767503993"/>
       <w:bookmarkEnd w:id="42"/>
       <w:r>
         <w:rPr/>
@@ -24441,7 +25095,7 @@
         <w:pStyle w:val="Heading2"/>
         <w:rPr/>
       </w:pPr>
-      <w:bookmarkStart w:id="43" w:name="__RefHeading___Toc2640_2080339060"/>
+      <w:bookmarkStart w:id="43" w:name="__RefHeading___Toc3088_3767503993"/>
       <w:bookmarkEnd w:id="43"/>
       <w:r>
         <w:rPr/>
@@ -24500,7 +25154,7 @@
       </w:r>
       <w:r>
         <w:rPr/>
-        <w:t>. La inversión inicial es de solo 3.000 €, el punto de equilibrio del primer año se sitúa en unos 5 clientes de suscripción y, en el escenario base, la actividad genera un beneficio acumulado de 56.346 € en tres años. El VAN es positivo en los tres escenarios analizados y el balance y la tesorería son coherentes con la cuenta de resultados.</w:t>
+        <w:t>. La inversión inicial es de solo 3.000 €, el punto de equilibrio del primer año se sitúa en unos 5 clientes de suscripción y, en el escenario base, la actividad genera un beneficio acumulado de 55.794 € en tres años. El VAN es positivo en los tres escenarios analizados y el balance y la tesorería son coherentes con la cuenta de resultados.</w:t>
       </w:r>
     </w:p>
     <w:p>
@@ -24522,7 +25176,7 @@
       </w:r>
       <w:r>
         <w:rPr/>
-        <w:t>. Cuando se incluye el coste de oportunidad del fundador, el VAN del escenario base se reduce a 5.445 € y pasa a ser negativo en el pesimista. Además, el servicio alcanza el límite de capacidad de una persona al final del tercer año. El éxito del proyecto depende, por tanto, de dos factores: captar clientes al ritmo previsto y conseguir que los productos digitales y la herramienta crezcan sin consumir horas por cliente.</w:t>
+        <w:t>. Cuando se incluye el coste de oportunidad del fundador, el VAN del escenario base se reduce a 4.970 € y pasa a ser negativo en el pesimista. Además, el servicio alcanza el límite de capacidad de una persona al final del tercer año. El éxito del proyecto depende, por tanto, de dos factores: captar clientes al ritmo previsto y conseguir que los productos digitales y la herramienta crezcan sin consumir horas por cliente.</w:t>
       </w:r>
     </w:p>
     <w:p>
@@ -24533,19 +25187,18 @@
       </w:pPr>
       <w:r>
         <w:rPr/>
-        <w:t>Estas conclusiones responden a los objetivos planteados en la introducción: se ha descrito el colectivo y sus dificultades (capítulos 3 y 4), se ha definido el modelo de negocio (capítulo 3), se han analizado el mercado, la competencia y el marco legal (capítulos 4 y 5), se han elaborado los estados financieros previsionales a tres años (capítulo 6), se han calculado los criterios de rentabilidad y los ratios (capítulo 7) y se han estudiado los riesgos y escenarios (capítulo 8).</w:t>
-      </w:r>
-    </w:p>
-    <w:p>
-      <w:pPr>
-        <w:pStyle w:val="Heading2"/>
-        <w:rPr/>
-      </w:pPr>
-      <w:bookmarkStart w:id="44" w:name="__RefHeading___Toc2642_2080339060"/>
-      <w:bookmarkEnd w:id="44"/>
-      <w:r>
-        <w:rPr/>
-        <w:t>9.2. Trascendencia de los resultados</w:t>
+        <w:t xml:space="preserve">En cuarto lugar, </w:t>
+      </w:r>
+      <w:r>
+        <w:rPr>
+          <w:b/>
+          <w:bCs/>
+        </w:rPr>
+        <w:t>el entorno juega a favor en el corto plazo</w:t>
+      </w:r>
+      <w:r>
+        <w:rPr/>
+        <w:t>. La factura electrónica obligatoria y Verifactu obligarán a los autónomos a revisar cómo facturan y controlan sus números entre 2027 y 2029, justo en el horizonte del plan, y la educación financiera es una prioridad institucional reconocida. En sentido contrario, la estadística del INE recuerda que casi la mitad de las empresas nuevas desaparece en sus tres primeros años, lo que obliga a leer los resultados con prudencia.</w:t>
       </w:r>
     </w:p>
     <w:p>
@@ -24556,7 +25209,7 @@
       </w:pPr>
       <w:r>
         <w:rPr/>
-        <w:t>Para un emprendedor, el principal valor del trabajo es que convierte una idea en un conjunto de hipótesis medibles: cuántos clientes hacen falta, cuánto tiempo consume cada uno y qué ocurre si el ritmo de captación es menor. El modelo, publicado en abierto, puede actualizarse con los datos reales de la validación. Desde un punto de vista más general, el trabajo muestra que la falta de educación financiera de los autónomos jóvenes es también una oportunidad de negocio, y que un servicio de bajo coste puede contribuir a un objetivo que las instituciones consideran prioritario.</w:t>
+        <w:t>Estas conclusiones responden a los objetivos planteados en la introducción: se ha descrito el colectivo y sus dificultades (capítulos 3 y 4), se ha definido el modelo de negocio (capítulo 3), se han analizado el mercado, la competencia y el marco legal (capítulos 4 y 5), se han elaborado los estados financieros previsionales a tres años (capítulo 6), se han calculado los criterios de rentabilidad y los ratios (capítulo 7) y se han estudiado los riesgos y escenarios (capítulo 8).</w:t>
       </w:r>
     </w:p>
     <w:p>
@@ -24564,11 +25217,11 @@
         <w:pStyle w:val="Heading2"/>
         <w:rPr/>
       </w:pPr>
-      <w:bookmarkStart w:id="45" w:name="__RefHeading___Toc2644_2080339060"/>
-      <w:bookmarkEnd w:id="45"/>
-      <w:r>
-        <w:rPr/>
-        <w:t>9.3. Limitaciones y líneas futuras</w:t>
+      <w:bookmarkStart w:id="44" w:name="__RefHeading___Toc3090_3767503993"/>
+      <w:bookmarkEnd w:id="44"/>
+      <w:r>
+        <w:rPr/>
+        <w:t>9.2. Trascendencia de los resultados</w:t>
       </w:r>
     </w:p>
     <w:p>
@@ -24579,7 +25232,19 @@
       </w:pPr>
       <w:r>
         <w:rPr/>
-        <w:t>El trabajo tiene varias limitaciones. Las entrevistas son pocas y no representativas, y no miden la disposición a pagar, que solo puede comprobarse vendiendo el servicio. Los datos de competencias financieras proceden de una encuesta de 2021-2022 y no ofrecen información específica sobre autónomos jóvenes. Las cuotas de autónomos de 2027 a 2029 no están aprobadas, y la tributación por IRPF depende de la situación personal del titular, que se ha simplificado. Por último, la tasa de descuento incluye una prima específica que es, inevitablemente, una estimación.</w:t>
+        <w:t>Para un emprendedor, el principal valor del trabajo es que convierte una idea en un conjunto de hipótesis medibles: cuántos clientes hacen falta, cuánto tiempo consume cada uno y qué ocurre si el ritmo de captación es menor. El modelo, publicado en abierto, puede actualizarse con los datos reales de la validación. Desde un punto de vista más general, el trabajo muestra que la falta de educación financiera de los autónomos jóvenes es también una oportunidad de negocio, y que un servicio de bajo coste puede contribuir a un objetivo que las instituciones consideran prioritario.</w:t>
+      </w:r>
+    </w:p>
+    <w:p>
+      <w:pPr>
+        <w:pStyle w:val="Heading2"/>
+        <w:rPr/>
+      </w:pPr>
+      <w:bookmarkStart w:id="45" w:name="__RefHeading___Toc3092_3767503993"/>
+      <w:bookmarkEnd w:id="45"/>
+      <w:r>
+        <w:rPr/>
+        <w:t>9.3. Limitaciones y líneas futuras</w:t>
       </w:r>
     </w:p>
     <w:p>
@@ -24590,7 +25255,18 @@
       </w:pPr>
       <w:r>
         <w:rPr/>
-        <w:t>Como líneas futuras se proponen ejecutar el plan de validación de la Tabla 3.2 y actualizar el modelo con los datos reales, explorar acuerdos con gestorías y estudiar la transformación en sociedad limitada si la herramienta digital alcanza suficientes usuarios, lo que abriría la puerta a la financiación de ENISA o de inversores privados.</w:t>
+        <w:t>El trabajo tiene varias limitaciones. Las entrevistas son pocas y no representativas, y no miden la disposición a pagar, que solo puede comprobarse vendiendo el servicio. Los datos de competencias financieras proceden de una encuesta de 2021-2022 y no ofrecen información específica sobre autónomos jóvenes. Las cuotas de autónomos de 2027 a 2029 no están aprobadas, y la tributación por IRPF depende de la situación personal del titular, que se ha simplificado. Por último, la tasa de descuento incluye una prima específica que es, inevitablemente, una estimación.</w:t>
+      </w:r>
+    </w:p>
+    <w:p>
+      <w:pPr>
+        <w:pStyle w:val="Normal"/>
+        <w:jc w:val="both"/>
+        <w:rPr/>
+      </w:pPr>
+      <w:r>
+        <w:rPr/>
+        <w:t>Como líneas futuras se proponen ejecutar el plan de validación de la Tabla 3.2, preferiblemente dentro de un programa como el Semillero de Ideas de Zaragoza Activa, y actualizar el modelo con los datos reales, explorar acuerdos con gestorías y estudiar la transformación en sociedad limitada si la herramienta digital alcanza suficientes usuarios, lo que abriría la puerta a la financiación de ENISA o de inversores privados.</w:t>
       </w:r>
       <w:r>
         <w:br w:type="page"/>
@@ -24601,7 +25277,7 @@
         <w:pStyle w:val="Heading1"/>
         <w:rPr/>
       </w:pPr>
-      <w:bookmarkStart w:id="46" w:name="__RefHeading___Toc2646_2080339060"/>
+      <w:bookmarkStart w:id="46" w:name="__RefHeading___Toc3094_3767503993"/>
       <w:bookmarkEnd w:id="46"/>
       <w:r>
         <w:rPr/>
@@ -24611,816 +25287,1916 @@
     <w:p>
       <w:pPr>
         <w:pStyle w:val="Normal"/>
-        <w:spacing w:before="0" w:after="120"/>
+        <w:spacing w:lineRule="auto" w:line="240" w:before="0" w:after="100"/>
         <w:ind w:hanging="567" w:left="567"/>
-        <w:jc w:val="both"/>
+        <w:jc w:val="left"/>
         <w:rPr/>
       </w:pPr>
       <w:r>
-        <w:rPr/>
-        <w:t xml:space="preserve">AGENCIA TRIBUTARIA (2026): </w:t>
+        <w:rPr>
+          <w:sz w:val="22"/>
+          <w:szCs w:val="22"/>
+        </w:rPr>
+        <w:t xml:space="preserve">AEPD, AGENCIA ESPAÑOLA DE PROTECCIÓN DE DATOS (2026): </w:t>
       </w:r>
       <w:r>
         <w:rPr>
           <w:i/>
           <w:iCs/>
+          <w:sz w:val="22"/>
+          <w:szCs w:val="22"/>
         </w:rPr>
-        <w:t>Tipos de gravamen del Impuesto sobre Sociedades</w:t>
-      </w:r>
-      <w:r>
-        <w:rPr/>
-        <w:t xml:space="preserve"> [en línea]. Madrid. https://sede.agenciatributaria.gob.es/Sede/impuesto-sobre-sociedades/campana-sociedades/cuestiones-tener-cuenta-liquidacion-impuesto-2025/tipos-gravamen.html [Consulta: 28/10/2026].</w:t>
+        <w:t>Orientación a pequeñas y medianas empresas (pymes)</w:t>
+      </w:r>
+      <w:r>
+        <w:rPr>
+          <w:sz w:val="22"/>
+          <w:szCs w:val="22"/>
+        </w:rPr>
+        <w:t xml:space="preserve"> [en línea]. Madrid. https://www.aepd.es/derechos-y-deberes/cumple-tus-deberes/directrices-de-aplicacion/pymes [Consulta: 28/10/2026].</w:t>
       </w:r>
     </w:p>
     <w:p>
       <w:pPr>
         <w:pStyle w:val="Normal"/>
-        <w:spacing w:before="0" w:after="120"/>
+        <w:spacing w:lineRule="auto" w:line="240" w:before="0" w:after="100"/>
         <w:ind w:hanging="567" w:left="567"/>
-        <w:jc w:val="both"/>
+        <w:jc w:val="left"/>
         <w:rPr/>
       </w:pPr>
       <w:r>
-        <w:rPr/>
-        <w:t xml:space="preserve">BANCO DE ESPAÑA (2022): </w:t>
+        <w:rPr>
+          <w:sz w:val="22"/>
+          <w:szCs w:val="22"/>
+        </w:rPr>
+        <w:t xml:space="preserve">AGENCIA TRIBUTARIA (2026a): </w:t>
       </w:r>
       <w:r>
         <w:rPr>
           <w:i/>
           <w:iCs/>
+          <w:sz w:val="22"/>
+          <w:szCs w:val="22"/>
         </w:rPr>
-        <w:t>Encuesta de Competencias Financieras (ECF) 2021</w:t>
-      </w:r>
-      <w:r>
-        <w:rPr/>
-        <w:t>. Dirección General de Economía y Estadística, Madrid. https://www.bde.es/f/webbe/SES/AnalisisEconomico/Competencis_Financieras/EncuestaCompetencias_2021.pdf [Consulta: 28/10/2026].</w:t>
+        <w:t>Tipos de gravamen del Impuesto sobre Sociedades</w:t>
+      </w:r>
+      <w:r>
+        <w:rPr>
+          <w:sz w:val="22"/>
+          <w:szCs w:val="22"/>
+        </w:rPr>
+        <w:t xml:space="preserve"> [en línea]. Madrid. https://sede.agenciatributaria.gob.es/Sede/impuesto-sobre-sociedades/campana-sociedades/cuestiones-tener-cuenta-liquidacion-impuesto-2025/tipos-gravamen.html [Consulta: 28/10/2026].</w:t>
       </w:r>
     </w:p>
     <w:p>
       <w:pPr>
         <w:pStyle w:val="Normal"/>
-        <w:spacing w:before="0" w:after="120"/>
+        <w:spacing w:lineRule="auto" w:line="240" w:before="0" w:after="100"/>
         <w:ind w:hanging="567" w:left="567"/>
-        <w:jc w:val="both"/>
+        <w:jc w:val="left"/>
         <w:rPr/>
       </w:pPr>
       <w:r>
-        <w:rPr/>
-        <w:t xml:space="preserve">BANCO DE ESPAÑA (2025): </w:t>
+        <w:rPr>
+          <w:sz w:val="22"/>
+          <w:szCs w:val="22"/>
+        </w:rPr>
+        <w:t xml:space="preserve">AGENCIA TRIBUTARIA (2026b): </w:t>
       </w:r>
       <w:r>
         <w:rPr>
           <w:i/>
           <w:iCs/>
+          <w:sz w:val="22"/>
+          <w:szCs w:val="22"/>
         </w:rPr>
-        <w:t>Análisis de la Encuesta de Competencias Financieras 2021 en apoyo del Plan de Educación Financiera 2026-2029</w:t>
-      </w:r>
-      <w:r>
-        <w:rPr/>
-        <w:t xml:space="preserve"> [en línea]. Madrid. https://www.bde.es/f/webbe/INF/MenuHorizontal/AreasActuacion/educacion_financiera/analisis-ecf-2021-apoyo-pef-2026-2029.pdf [Consulta: 28/10/2026].</w:t>
+        <w:t>Factura electrónica: calendario de implantación</w:t>
+      </w:r>
+      <w:r>
+        <w:rPr>
+          <w:sz w:val="22"/>
+          <w:szCs w:val="22"/>
+        </w:rPr>
+        <w:t xml:space="preserve"> [en línea]. Madrid. https://sede.agenciatributaria.gob.es/Sede/iva/factura-electronica/calendario-implantacion.html [Consulta: 28/10/2026].</w:t>
       </w:r>
     </w:p>
     <w:p>
       <w:pPr>
         <w:pStyle w:val="Normal"/>
-        <w:spacing w:before="0" w:after="120"/>
+        <w:spacing w:lineRule="auto" w:line="240" w:before="0" w:after="100"/>
         <w:ind w:hanging="567" w:left="567"/>
-        <w:jc w:val="both"/>
+        <w:jc w:val="left"/>
         <w:rPr/>
       </w:pPr>
       <w:r>
-        <w:rPr/>
-        <w:t xml:space="preserve">BERGER, A. N. y UDELL, G. F. (1998): "The economics of small business finance: The roles of private equity and debt markets in the financial growth cycle". </w:t>
+        <w:rPr>
+          <w:sz w:val="22"/>
+          <w:szCs w:val="22"/>
+        </w:rPr>
+        <w:t xml:space="preserve">AGENCIA TRIBUTARIA (2026c): </w:t>
       </w:r>
       <w:r>
         <w:rPr>
           <w:i/>
           <w:iCs/>
+          <w:sz w:val="22"/>
+          <w:szCs w:val="22"/>
         </w:rPr>
-        <w:t>Journal of Banking &amp; Finance</w:t>
-      </w:r>
-      <w:r>
-        <w:rPr/>
-        <w:t>, Vol. 22, Nº 6-8, pp. 613-673.</w:t>
+        <w:t>Nota informativa: ampliación del plazo de adaptación de los sistemas informáticos de facturación (Verifactu)</w:t>
+      </w:r>
+      <w:r>
+        <w:rPr>
+          <w:sz w:val="22"/>
+          <w:szCs w:val="22"/>
+        </w:rPr>
+        <w:t xml:space="preserve"> [en línea]. Madrid. https://sede.agenciatributaria.gob.es/Sede/iva/sistemas-informaticos-facturacion-verifactu/nota-informativa-ampliacion-plazo-adaptacion-facturacion.html [Consulta: 28/10/2026].</w:t>
       </w:r>
     </w:p>
     <w:p>
       <w:pPr>
         <w:pStyle w:val="Normal"/>
-        <w:spacing w:before="0" w:after="120"/>
+        <w:spacing w:lineRule="auto" w:line="240" w:before="0" w:after="100"/>
         <w:ind w:hanging="567" w:left="567"/>
-        <w:jc w:val="both"/>
+        <w:jc w:val="left"/>
         <w:rPr/>
       </w:pPr>
       <w:r>
-        <w:rPr/>
-        <w:t xml:space="preserve">BILLEO (2026): </w:t>
+        <w:rPr>
+          <w:sz w:val="22"/>
+          <w:szCs w:val="22"/>
+        </w:rPr>
+        <w:t xml:space="preserve">AGENCIA TRIBUTARIA (2026d): </w:t>
       </w:r>
       <w:r>
         <w:rPr>
           <w:i/>
           <w:iCs/>
+          <w:sz w:val="22"/>
+          <w:szCs w:val="22"/>
         </w:rPr>
-        <w:t>Nota de datos: precios de gestorías online y software 2026</w:t>
-      </w:r>
-      <w:r>
-        <w:rPr/>
-        <w:t xml:space="preserve"> [en línea]. https://www.billeo.es/data/nota-datos-precios-gestorias-2026.md [Consulta: 28/10/2026].</w:t>
+        <w:t>Estimación directa simplificada</w:t>
+      </w:r>
+      <w:r>
+        <w:rPr>
+          <w:sz w:val="22"/>
+          <w:szCs w:val="22"/>
+        </w:rPr>
+        <w:t xml:space="preserve"> [en línea]. Madrid. https://sede.agenciatributaria.gob.es/Sede/irpf/empresarios-individuales-profesionales/regimenes-determinar-rendimiento-actividad/estimacion-directa-simplificada.html [Consulta: 28/10/2026].</w:t>
       </w:r>
     </w:p>
     <w:p>
       <w:pPr>
         <w:pStyle w:val="Normal"/>
-        <w:spacing w:before="0" w:after="120"/>
+        <w:spacing w:lineRule="auto" w:line="240" w:before="0" w:after="100"/>
         <w:ind w:hanging="567" w:left="567"/>
-        <w:jc w:val="both"/>
+        <w:jc w:val="left"/>
         <w:rPr/>
       </w:pPr>
       <w:r>
-        <w:rPr/>
-        <w:t xml:space="preserve">BLANK, S. (2013): "Why the lean start-up changes everything". </w:t>
+        <w:rPr>
+          <w:sz w:val="22"/>
+          <w:szCs w:val="22"/>
+        </w:rPr>
+        <w:t xml:space="preserve">AGENCIA TRIBUTARIA (2026e): </w:t>
       </w:r>
       <w:r>
         <w:rPr>
           <w:i/>
           <w:iCs/>
+          <w:sz w:val="22"/>
+          <w:szCs w:val="22"/>
         </w:rPr>
-        <w:t>Harvard Business Review</w:t>
-      </w:r>
-      <w:r>
-        <w:rPr/>
-        <w:t>, Vol. 91, Nº 5, pp. 63-72.</w:t>
+        <w:t>Retenciones e ingresos a cuenta del IRPF en el ejercicio 2026</w:t>
+      </w:r>
+      <w:r>
+        <w:rPr>
+          <w:sz w:val="22"/>
+          <w:szCs w:val="22"/>
+        </w:rPr>
+        <w:t xml:space="preserve"> [en línea]. Madrid. https://sede.agenciatributaria.gob.es/static_files/Sede/Programas_ayuda/Retenciones/2026/CUADRO_TIPOS_RETENCION_IRPF_2026.pdf [Consulta: 28/10/2026].</w:t>
       </w:r>
     </w:p>
     <w:p>
       <w:pPr>
         <w:pStyle w:val="Normal"/>
-        <w:spacing w:before="0" w:after="120"/>
+        <w:spacing w:lineRule="auto" w:line="240" w:before="0" w:after="100"/>
         <w:ind w:hanging="567" w:left="567"/>
-        <w:jc w:val="both"/>
+        <w:jc w:val="left"/>
         <w:rPr/>
       </w:pPr>
       <w:r>
-        <w:rPr/>
-        <w:t xml:space="preserve">BREALEY, R. A., MYERS, S. C. y ALLEN, F. (2020): </w:t>
+        <w:rPr>
+          <w:sz w:val="22"/>
+          <w:szCs w:val="22"/>
+        </w:rPr>
+        <w:t xml:space="preserve">AGENCIA TRIBUTARIA (2026f): </w:t>
       </w:r>
       <w:r>
         <w:rPr>
           <w:i/>
           <w:iCs/>
+          <w:sz w:val="22"/>
+          <w:szCs w:val="22"/>
         </w:rPr>
-        <w:t>Principles of Corporate Finance</w:t>
-      </w:r>
-      <w:r>
-        <w:rPr/>
-        <w:t xml:space="preserve"> (13ª ed.). McGraw-Hill Education, Nueva York.</w:t>
+        <w:t>Manual práctico de Renta 2025. Gravamen autonómico: Comunidad Autónoma de Aragón</w:t>
+      </w:r>
+      <w:r>
+        <w:rPr>
+          <w:sz w:val="22"/>
+          <w:szCs w:val="22"/>
+        </w:rPr>
+        <w:t xml:space="preserve"> [en línea]. Madrid. https://sede.agenciatributaria.gob.es/Sede/eu_es/ayuda/manuales-videos-folletos/manuales-practicos/irpf-2025/c15-calculo-impuesto-determinacion-cuotas-integras/gravamen-base-liquidable-general/gravamen-autonomico/comunidad-autonoma-aragon.html [Consulta: 28/10/2026].</w:t>
       </w:r>
     </w:p>
     <w:p>
       <w:pPr>
         <w:pStyle w:val="Normal"/>
-        <w:spacing w:before="0" w:after="120"/>
+        <w:spacing w:lineRule="auto" w:line="240" w:before="0" w:after="100"/>
         <w:ind w:hanging="567" w:left="567"/>
-        <w:jc w:val="both"/>
+        <w:jc w:val="left"/>
         <w:rPr/>
       </w:pPr>
       <w:r>
-        <w:rPr/>
-        <w:t xml:space="preserve">CÁMARA DE COMERCIO DE VALENCIA (2023): </w:t>
+        <w:rPr>
+          <w:sz w:val="22"/>
+          <w:szCs w:val="22"/>
+        </w:rPr>
+        <w:t xml:space="preserve">AYUNTAMIENTO DE ZARAGOZA (2026): </w:t>
       </w:r>
       <w:r>
         <w:rPr>
           <w:i/>
           <w:iCs/>
+          <w:sz w:val="22"/>
+          <w:szCs w:val="22"/>
         </w:rPr>
-        <w:t>Microcréditos para el emprendimiento MicroBank 2023</w:t>
-      </w:r>
-      <w:r>
-        <w:rPr/>
-        <w:t xml:space="preserve"> [en línea]. Valencia. https://www.camaravalencia.com/wp-content/uploads/2023/05/EMP3_Microcreditos-Emprendimiento-Microbank-2023.pdf [Consulta: 28/10/2026].</w:t>
+        <w:t>Semillero de Ideas de Zaragoza Activa</w:t>
+      </w:r>
+      <w:r>
+        <w:rPr>
+          <w:sz w:val="22"/>
+          <w:szCs w:val="22"/>
+        </w:rPr>
+        <w:t xml:space="preserve"> [en línea]. Zaragoza. https://www.zaragoza.es/semillerodeideas [Consulta: 28/10/2026].</w:t>
       </w:r>
     </w:p>
     <w:p>
       <w:pPr>
         <w:pStyle w:val="Normal"/>
-        <w:spacing w:before="0" w:after="120"/>
+        <w:spacing w:lineRule="auto" w:line="240" w:before="0" w:after="100"/>
         <w:ind w:hanging="567" w:left="567"/>
-        <w:jc w:val="both"/>
+        <w:jc w:val="left"/>
         <w:rPr/>
       </w:pPr>
       <w:r>
-        <w:rPr/>
-        <w:t xml:space="preserve">CASTILLA Y LEÓN ECONÓMICA (2026): </w:t>
+        <w:rPr>
+          <w:sz w:val="22"/>
+          <w:szCs w:val="22"/>
+        </w:rPr>
+        <w:t xml:space="preserve">BANCO DE ESPAÑA (2021): </w:t>
       </w:r>
       <w:r>
         <w:rPr>
           <w:i/>
           <w:iCs/>
+          <w:sz w:val="22"/>
+          <w:szCs w:val="22"/>
         </w:rPr>
-        <w:t>6 de cada 10 autónomos llevan más de 5 años en su negocio</w:t>
-      </w:r>
-      <w:r>
-        <w:rPr/>
-        <w:t xml:space="preserve"> [en línea]. 9 de febrero de 2026. https://www.castillayleoneconomica.es/6-10-autonomos-llevan-5-anos-frente-negocio/ [Consulta: 28/10/2026].</w:t>
+        <w:t>Encuesta de Competencias Financieras en las Pequeñas Empresas 2021: principales resultados</w:t>
+      </w:r>
+      <w:r>
+        <w:rPr>
+          <w:sz w:val="22"/>
+          <w:szCs w:val="22"/>
+        </w:rPr>
+        <w:t>. Documentos Ocasionales, Nº 2129. Madrid. https://www.bde.es/f/webbde/SES/Secciones/Publicaciones/PublicacionesSeriadas/DocumentosOcasionales/21/Fich/do2129.pdf [Consulta: 28/10/2026].</w:t>
       </w:r>
     </w:p>
     <w:p>
       <w:pPr>
         <w:pStyle w:val="Normal"/>
-        <w:spacing w:before="0" w:after="120"/>
+        <w:spacing w:lineRule="auto" w:line="240" w:before="0" w:after="100"/>
         <w:ind w:hanging="567" w:left="567"/>
-        <w:jc w:val="both"/>
+        <w:jc w:val="left"/>
         <w:rPr/>
       </w:pPr>
       <w:r>
-        <w:rPr/>
-        <w:t xml:space="preserve">DAMODARAN, A. (2009): </w:t>
+        <w:rPr>
+          <w:sz w:val="22"/>
+          <w:szCs w:val="22"/>
+        </w:rPr>
+        <w:t xml:space="preserve">BANCO DE ESPAÑA (2022): </w:t>
       </w:r>
       <w:r>
         <w:rPr>
           <w:i/>
           <w:iCs/>
+          <w:sz w:val="22"/>
+          <w:szCs w:val="22"/>
         </w:rPr>
-        <w:t>Valuing Young, Start-up and Growth Companies: Estimation Issues and Valuation Challenges</w:t>
-      </w:r>
-      <w:r>
-        <w:rPr/>
-        <w:t>. Working paper, Stern School of Business, New York University.</w:t>
+        <w:t>Encuesta de Competencias Financieras (ECF) 2021</w:t>
+      </w:r>
+      <w:r>
+        <w:rPr>
+          <w:sz w:val="22"/>
+          <w:szCs w:val="22"/>
+        </w:rPr>
+        <w:t>. Dirección General de Economía y Estadística, Madrid. https://www.bde.es/f/webbe/SES/AnalisisEconomico/Competencis_Financieras/EncuestaCompetencias_2021.pdf [Consulta: 28/10/2026].</w:t>
       </w:r>
     </w:p>
     <w:p>
       <w:pPr>
         <w:pStyle w:val="Normal"/>
-        <w:spacing w:before="0" w:after="120"/>
+        <w:spacing w:lineRule="auto" w:line="240" w:before="0" w:after="100"/>
         <w:ind w:hanging="567" w:left="567"/>
-        <w:jc w:val="both"/>
+        <w:jc w:val="left"/>
         <w:rPr/>
       </w:pPr>
       <w:r>
-        <w:rPr/>
-        <w:t xml:space="preserve">DAMODARAN, A. (2012): </w:t>
+        <w:rPr>
+          <w:sz w:val="22"/>
+          <w:szCs w:val="22"/>
+        </w:rPr>
+        <w:t xml:space="preserve">BANCO DE ESPAÑA (2025): </w:t>
       </w:r>
       <w:r>
         <w:rPr>
           <w:i/>
           <w:iCs/>
+          <w:sz w:val="22"/>
+          <w:szCs w:val="22"/>
         </w:rPr>
-        <w:t>Investment Valuation: Tools and Techniques for Determining the Value of Any Asset</w:t>
-      </w:r>
-      <w:r>
-        <w:rPr/>
-        <w:t xml:space="preserve"> (3ª ed.). John Wiley &amp; Sons, Hoboken.</w:t>
+        <w:t>Análisis de la Encuesta de Competencias Financieras 2021 en apoyo del Plan de Educación Financiera 2026-2029</w:t>
+      </w:r>
+      <w:r>
+        <w:rPr>
+          <w:sz w:val="22"/>
+          <w:szCs w:val="22"/>
+        </w:rPr>
+        <w:t xml:space="preserve"> [en línea]. Madrid. https://www.bde.es/f/webbe/INF/MenuHorizontal/AreasActuacion/educacion_financiera/analisis-ecf-2021-apoyo-pef-2026-2029.pdf [Consulta: 28/10/2026].</w:t>
       </w:r>
     </w:p>
     <w:p>
       <w:pPr>
         <w:pStyle w:val="Normal"/>
-        <w:spacing w:before="0" w:after="120"/>
+        <w:spacing w:lineRule="auto" w:line="240" w:before="0" w:after="100"/>
         <w:ind w:hanging="567" w:left="567"/>
-        <w:jc w:val="both"/>
+        <w:jc w:val="left"/>
         <w:rPr/>
       </w:pPr>
       <w:r>
-        <w:rPr/>
-        <w:t xml:space="preserve">DAMODARAN, A. (2026): </w:t>
+        <w:rPr>
+          <w:sz w:val="22"/>
+          <w:szCs w:val="22"/>
+        </w:rPr>
+        <w:t xml:space="preserve">BANCO DE ESPAÑA (2026a): </w:t>
       </w:r>
       <w:r>
         <w:rPr>
           <w:i/>
           <w:iCs/>
+          <w:sz w:val="22"/>
+          <w:szCs w:val="22"/>
         </w:rPr>
-        <w:t>Country Default Spreads and Risk Premiums</w:t>
-      </w:r>
-      <w:r>
-        <w:rPr/>
-        <w:t xml:space="preserve"> [en línea]. Actualización de enero de 2026. https://pages.stern.nyu.edu/~adamodar/New_Home_Page/datafile/ctryprem.html [Consulta: 28/10/2026].</w:t>
+        <w:t>Proyecciones macroeconómicas e informe trimestral de la economía española. Tercer trimestre 2026</w:t>
+      </w:r>
+      <w:r>
+        <w:rPr>
+          <w:sz w:val="22"/>
+          <w:szCs w:val="22"/>
+        </w:rPr>
+        <w:t xml:space="preserve"> [en línea]. Madrid. https://www.bde.es/wbe/en/publicaciones/analisis-economico-investigacion/proyecciones-macro-informe-trimestral/proyecciones-e-informe-trimestral-de-la-economia-espanola-tercer-trimestre-2026.html [Consulta: 28/10/2026].</w:t>
       </w:r>
     </w:p>
     <w:p>
       <w:pPr>
         <w:pStyle w:val="Normal"/>
-        <w:spacing w:before="0" w:after="120"/>
+        <w:spacing w:lineRule="auto" w:line="240" w:before="0" w:after="100"/>
         <w:ind w:hanging="567" w:left="567"/>
-        <w:jc w:val="both"/>
+        <w:jc w:val="left"/>
         <w:rPr/>
       </w:pPr>
       <w:r>
-        <w:rPr/>
-        <w:t xml:space="preserve">EMIRODGAR (2026): </w:t>
+        <w:rPr>
+          <w:sz w:val="22"/>
+          <w:szCs w:val="22"/>
+        </w:rPr>
+        <w:t xml:space="preserve">BANCO DE ESPAÑA (2026b): </w:t>
       </w:r>
       <w:r>
         <w:rPr>
           <w:i/>
           <w:iCs/>
+          <w:sz w:val="22"/>
+          <w:szCs w:val="22"/>
         </w:rPr>
-        <w:t>Análisis y evolución de los autónomos en España</w:t>
-      </w:r>
-      <w:r>
-        <w:rPr/>
-        <w:t xml:space="preserve"> [en línea]. https://emirodgar.es/analisis-autonomos [Consulta: 28/10/2026].</w:t>
+        <w:t>Boletín Estadístico. Cuadro 19.6: tipos de interés TAE de nuevas operaciones</w:t>
+      </w:r>
+      <w:r>
+        <w:rPr>
+          <w:sz w:val="22"/>
+          <w:szCs w:val="22"/>
+        </w:rPr>
+        <w:t xml:space="preserve"> [en línea]. Madrid. https://www.bde.es/webbe/es/estadisticas/compartido/datos/pdf/a1906.pdf [Consulta: 28/10/2026].</w:t>
       </w:r>
     </w:p>
     <w:p>
       <w:pPr>
         <w:pStyle w:val="Normal"/>
-        <w:spacing w:before="0" w:after="120"/>
+        <w:spacing w:lineRule="auto" w:line="240" w:before="0" w:after="100"/>
         <w:ind w:hanging="567" w:left="567"/>
-        <w:jc w:val="both"/>
+        <w:jc w:val="left"/>
         <w:rPr/>
       </w:pPr>
       <w:r>
-        <w:rPr/>
-        <w:t xml:space="preserve">ENISA (2026): </w:t>
+        <w:rPr>
+          <w:sz w:val="22"/>
+          <w:szCs w:val="22"/>
+        </w:rPr>
+        <w:t xml:space="preserve">BERGER, A. N. y UDELL, G. F. (1998): "The economics of small business finance: The roles of private equity and debt markets in the financial growth cycle". </w:t>
       </w:r>
       <w:r>
         <w:rPr>
           <w:i/>
           <w:iCs/>
+          <w:sz w:val="22"/>
+          <w:szCs w:val="22"/>
         </w:rPr>
-        <w:t>Línea Jóvenes Emprendedores</w:t>
-      </w:r>
-      <w:r>
-        <w:rPr/>
-        <w:t xml:space="preserve"> [en línea]. Madrid. https://www.enisa.es [Consulta: 28/10/2026].</w:t>
+        <w:t>Journal of Banking &amp; Finance</w:t>
+      </w:r>
+      <w:r>
+        <w:rPr>
+          <w:sz w:val="22"/>
+          <w:szCs w:val="22"/>
+        </w:rPr>
+        <w:t>, Vol. 22, Nº 6-8, pp. 613-673.</w:t>
       </w:r>
     </w:p>
     <w:p>
       <w:pPr>
         <w:pStyle w:val="Normal"/>
-        <w:spacing w:before="0" w:after="120"/>
+        <w:spacing w:lineRule="auto" w:line="240" w:before="0" w:after="100"/>
         <w:ind w:hanging="567" w:left="567"/>
-        <w:jc w:val="both"/>
+        <w:jc w:val="left"/>
         <w:rPr/>
       </w:pPr>
       <w:r>
-        <w:rPr/>
-        <w:t xml:space="preserve">FEDERACIÓN NACIONAL DE ASOCIACIONES DE TRABAJADORES AUTÓNOMOS, ATA (2026): "El RETA ganó 39.000 autónomos en 2025, pero ATA prevé peores perspectivas para 2026". </w:t>
+        <w:rPr>
+          <w:sz w:val="22"/>
+          <w:szCs w:val="22"/>
+        </w:rPr>
+        <w:t xml:space="preserve">BILLEO (2026): </w:t>
       </w:r>
       <w:r>
         <w:rPr>
           <w:i/>
           <w:iCs/>
+          <w:sz w:val="22"/>
+          <w:szCs w:val="22"/>
         </w:rPr>
-        <w:t>Autónomos y Emprendedor</w:t>
-      </w:r>
-      <w:r>
-        <w:rPr/>
-        <w:t>, 5 de enero de 2026. https://www.autonomosyemprendedor.es/articulo/autonomos/reta-gano-39000-autonomos-2025-menor-crecimiento-peores-perspectivas-2026/20260105114615047592.html [Consulta: 28/10/2026].</w:t>
+        <w:t>Nota de datos: precios de gestorías online y software 2026</w:t>
+      </w:r>
+      <w:r>
+        <w:rPr>
+          <w:sz w:val="22"/>
+          <w:szCs w:val="22"/>
+        </w:rPr>
+        <w:t xml:space="preserve"> [en línea]. https://www.billeo.es/data/nota-datos-precios-gestorias-2026.md [Consulta: 28/10/2026].</w:t>
       </w:r>
     </w:p>
     <w:p>
       <w:pPr>
         <w:pStyle w:val="Normal"/>
-        <w:spacing w:before="0" w:after="120"/>
+        <w:spacing w:lineRule="auto" w:line="240" w:before="0" w:after="100"/>
         <w:ind w:hanging="567" w:left="567"/>
-        <w:jc w:val="both"/>
+        <w:jc w:val="left"/>
         <w:rPr/>
       </w:pPr>
       <w:r>
-        <w:rPr/>
-        <w:t xml:space="preserve">GOBIERNO DE ARAGÓN (2026): </w:t>
+        <w:rPr>
+          <w:sz w:val="22"/>
+          <w:szCs w:val="22"/>
+        </w:rPr>
+        <w:t xml:space="preserve">BLANK, S. (2013): "Why the lean start-up changes everything". </w:t>
       </w:r>
       <w:r>
         <w:rPr>
           <w:i/>
           <w:iCs/>
+          <w:sz w:val="22"/>
+          <w:szCs w:val="22"/>
         </w:rPr>
-        <w:t>Programa Emprendedores Autónomos</w:t>
-      </w:r>
-      <w:r>
-        <w:rPr/>
-        <w:t xml:space="preserve"> [en línea]. Zaragoza. https://www.aragon.es/tramitador/-/tramite/programa-emprendedores-autonomos [Consulta: 28/10/2026].</w:t>
+        <w:t>Harvard Business Review</w:t>
+      </w:r>
+      <w:r>
+        <w:rPr>
+          <w:sz w:val="22"/>
+          <w:szCs w:val="22"/>
+        </w:rPr>
+        <w:t>, Vol. 91, Nº 5, pp. 63-72.</w:t>
       </w:r>
     </w:p>
     <w:p>
       <w:pPr>
         <w:pStyle w:val="Normal"/>
-        <w:spacing w:before="0" w:after="120"/>
+        <w:spacing w:lineRule="auto" w:line="240" w:before="0" w:after="100"/>
         <w:ind w:hanging="567" w:left="567"/>
-        <w:jc w:val="both"/>
+        <w:jc w:val="left"/>
         <w:rPr/>
       </w:pPr>
       <w:r>
-        <w:rPr/>
-        <w:t xml:space="preserve">INFOAUTÓNOMOS (2026a): </w:t>
+        <w:rPr>
+          <w:sz w:val="22"/>
+          <w:szCs w:val="22"/>
+        </w:rPr>
+        <w:t xml:space="preserve">BREALEY, R. A., MYERS, S. C. y ALLEN, F. (2020): </w:t>
       </w:r>
       <w:r>
         <w:rPr>
           <w:i/>
           <w:iCs/>
+          <w:sz w:val="22"/>
+          <w:szCs w:val="22"/>
         </w:rPr>
-        <w:t>La tarifa plana de 80 euros para autónomos en 2026: requisitos, cuantía y renovación</w:t>
-      </w:r>
-      <w:r>
-        <w:rPr/>
-        <w:t xml:space="preserve"> [en línea]. https://www.infoautonomos.com/seguridad-social/tarifa-plana-autonomos/ [Consulta: 28/10/2026].</w:t>
+        <w:t>Principles of Corporate Finance</w:t>
+      </w:r>
+      <w:r>
+        <w:rPr>
+          <w:sz w:val="22"/>
+          <w:szCs w:val="22"/>
+        </w:rPr>
+        <w:t xml:space="preserve"> (13ª ed.). McGraw-Hill Education, Nueva York.</w:t>
       </w:r>
     </w:p>
     <w:p>
       <w:pPr>
         <w:pStyle w:val="Normal"/>
-        <w:spacing w:before="0" w:after="120"/>
+        <w:spacing w:lineRule="auto" w:line="240" w:before="0" w:after="100"/>
         <w:ind w:hanging="567" w:left="567"/>
-        <w:jc w:val="both"/>
+        <w:jc w:val="left"/>
         <w:rPr/>
       </w:pPr>
       <w:r>
-        <w:rPr/>
-        <w:t xml:space="preserve">INFOAUTÓNOMOS (2026b): </w:t>
+        <w:rPr>
+          <w:sz w:val="22"/>
+          <w:szCs w:val="22"/>
+        </w:rPr>
+        <w:t xml:space="preserve">CÁMARA DE COMERCIO DE VALENCIA (2023): </w:t>
       </w:r>
       <w:r>
         <w:rPr>
           <w:i/>
           <w:iCs/>
+          <w:sz w:val="22"/>
+          <w:szCs w:val="22"/>
         </w:rPr>
-        <w:t>Las retenciones del IRPF de los profesionales autónomos</w:t>
-      </w:r>
-      <w:r>
-        <w:rPr/>
-        <w:t xml:space="preserve"> [en línea]. https://www.infoautonomos.com/fiscalidad/retenciones-irpf-profesionales-autonomos/ [Consulta: 28/10/2026].</w:t>
+        <w:t>Microcréditos para el emprendimiento MicroBank 2023</w:t>
+      </w:r>
+      <w:r>
+        <w:rPr>
+          <w:sz w:val="22"/>
+          <w:szCs w:val="22"/>
+        </w:rPr>
+        <w:t xml:space="preserve"> [en línea]. Valencia. https://www.camaravalencia.com/wp-content/uploads/2023/05/EMP3_Microcreditos-Emprendimiento-Microbank-2023.pdf [Consulta: 28/10/2026].</w:t>
       </w:r>
     </w:p>
     <w:p>
       <w:pPr>
         <w:pStyle w:val="Normal"/>
-        <w:spacing w:before="0" w:after="120"/>
+        <w:spacing w:lineRule="auto" w:line="240" w:before="0" w:after="100"/>
         <w:ind w:hanging="567" w:left="567"/>
-        <w:jc w:val="both"/>
+        <w:jc w:val="left"/>
         <w:rPr/>
       </w:pPr>
       <w:r>
-        <w:rPr/>
-        <w:t xml:space="preserve">LEY 35/2006, de 28 de noviembre, del Impuesto sobre la Renta de las Personas Físicas. </w:t>
+        <w:rPr>
+          <w:sz w:val="22"/>
+          <w:szCs w:val="22"/>
+        </w:rPr>
+        <w:t xml:space="preserve">CASTILLA Y LEÓN ECONÓMICA (2026): </w:t>
       </w:r>
       <w:r>
         <w:rPr>
           <w:i/>
           <w:iCs/>
+          <w:sz w:val="22"/>
+          <w:szCs w:val="22"/>
         </w:rPr>
-        <w:t>Boletín Oficial del Estado</w:t>
-      </w:r>
-      <w:r>
-        <w:rPr/>
-        <w:t>, Nº 285, de 29 de noviembre de 2006.</w:t>
+        <w:t>6 de cada 10 autónomos llevan más de 5 años en su negocio</w:t>
+      </w:r>
+      <w:r>
+        <w:rPr>
+          <w:sz w:val="22"/>
+          <w:szCs w:val="22"/>
+        </w:rPr>
+        <w:t xml:space="preserve"> [en línea]. 9 de febrero de 2026. https://www.castillayleoneconomica.es/6-10-autonomos-llevan-5-anos-frente-negocio/ [Consulta: 28/10/2026].</w:t>
       </w:r>
     </w:p>
     <w:p>
       <w:pPr>
         <w:pStyle w:val="Normal"/>
-        <w:spacing w:before="0" w:after="120"/>
+        <w:spacing w:lineRule="auto" w:line="240" w:before="0" w:after="100"/>
         <w:ind w:hanging="567" w:left="567"/>
-        <w:jc w:val="both"/>
+        <w:jc w:val="left"/>
         <w:rPr/>
       </w:pPr>
       <w:r>
-        <w:rPr/>
-        <w:t xml:space="preserve">LEY 37/1992, de 28 de diciembre, del Impuesto sobre el Valor Añadido. </w:t>
+        <w:rPr>
+          <w:sz w:val="22"/>
+          <w:szCs w:val="22"/>
+        </w:rPr>
+        <w:t xml:space="preserve">CNMV, COMISIÓN NACIONAL DEL MERCADO DE VALORES (2026): </w:t>
       </w:r>
       <w:r>
         <w:rPr>
           <w:i/>
           <w:iCs/>
+          <w:sz w:val="22"/>
+          <w:szCs w:val="22"/>
         </w:rPr>
-        <w:t>Boletín Oficial del Estado</w:t>
-      </w:r>
-      <w:r>
-        <w:rPr/>
-        <w:t>, Nº 312, de 29 de diciembre de 1992.</w:t>
+        <w:t>Asesoramiento en materia de inversión</w:t>
+      </w:r>
+      <w:r>
+        <w:rPr>
+          <w:sz w:val="22"/>
+          <w:szCs w:val="22"/>
+        </w:rPr>
+        <w:t xml:space="preserve"> [en línea]. Madrid. https://www.cnmv.es/portal/inversor/asesoramiento [Consulta: 28/10/2026].</w:t>
       </w:r>
     </w:p>
     <w:p>
       <w:pPr>
         <w:pStyle w:val="Normal"/>
-        <w:spacing w:before="0" w:after="120"/>
+        <w:spacing w:lineRule="auto" w:line="240" w:before="0" w:after="100"/>
         <w:ind w:hanging="567" w:left="567"/>
-        <w:jc w:val="both"/>
+        <w:jc w:val="left"/>
         <w:rPr/>
       </w:pPr>
       <w:r>
-        <w:rPr/>
-        <w:t xml:space="preserve">LEY 18/2022, de 28 de septiembre, de creación y crecimiento de empresas. </w:t>
+        <w:rPr>
+          <w:sz w:val="22"/>
+          <w:szCs w:val="22"/>
+        </w:rPr>
+        <w:t xml:space="preserve">DAMODARAN, A. (2009): </w:t>
       </w:r>
       <w:r>
         <w:rPr>
           <w:i/>
           <w:iCs/>
+          <w:sz w:val="22"/>
+          <w:szCs w:val="22"/>
         </w:rPr>
-        <w:t>Boletín Oficial del Estado</w:t>
-      </w:r>
-      <w:r>
-        <w:rPr/>
-        <w:t>, Nº 234, de 29 de septiembre de 2022.</w:t>
+        <w:t>Valuing Young, Start-up and Growth Companies: Estimation Issues and Valuation Challenges</w:t>
+      </w:r>
+      <w:r>
+        <w:rPr>
+          <w:sz w:val="22"/>
+          <w:szCs w:val="22"/>
+        </w:rPr>
+        <w:t>. Working paper, Stern School of Business, New York University.</w:t>
       </w:r>
     </w:p>
     <w:p>
       <w:pPr>
         <w:pStyle w:val="Normal"/>
-        <w:spacing w:before="0" w:after="120"/>
+        <w:spacing w:lineRule="auto" w:line="240" w:before="0" w:after="100"/>
         <w:ind w:hanging="567" w:left="567"/>
-        <w:jc w:val="both"/>
+        <w:jc w:val="left"/>
         <w:rPr/>
       </w:pPr>
       <w:r>
-        <w:rPr/>
-        <w:t xml:space="preserve">LEY ORGÁNICA 3/2018, de 5 de diciembre, de Protección de Datos Personales y garantía de los derechos digitales. </w:t>
+        <w:rPr>
+          <w:sz w:val="22"/>
+          <w:szCs w:val="22"/>
+        </w:rPr>
+        <w:t xml:space="preserve">DAMODARAN, A. (2012): </w:t>
       </w:r>
       <w:r>
         <w:rPr>
           <w:i/>
           <w:iCs/>
+          <w:sz w:val="22"/>
+          <w:szCs w:val="22"/>
         </w:rPr>
-        <w:t>Boletín Oficial del Estado</w:t>
-      </w:r>
-      <w:r>
-        <w:rPr/>
-        <w:t>, Nº 294, de 6 de diciembre de 2018.</w:t>
+        <w:t>Investment Valuation: Tools and Techniques for Determining the Value of Any Asset</w:t>
+      </w:r>
+      <w:r>
+        <w:rPr>
+          <w:sz w:val="22"/>
+          <w:szCs w:val="22"/>
+        </w:rPr>
+        <w:t xml:space="preserve"> (3ª ed.). John Wiley &amp; Sons, Hoboken.</w:t>
       </w:r>
     </w:p>
     <w:p>
       <w:pPr>
         <w:pStyle w:val="Normal"/>
-        <w:spacing w:before="0" w:after="120"/>
+        <w:spacing w:lineRule="auto" w:line="240" w:before="0" w:after="100"/>
         <w:ind w:hanging="567" w:left="567"/>
-        <w:jc w:val="both"/>
+        <w:jc w:val="left"/>
         <w:rPr/>
       </w:pPr>
       <w:r>
-        <w:rPr/>
-        <w:t xml:space="preserve">LUSARDI, A. y MITCHELL, O. S. (2014): "The economic importance of financial literacy: Theory and evidence". </w:t>
+        <w:rPr>
+          <w:sz w:val="22"/>
+          <w:szCs w:val="22"/>
+        </w:rPr>
+        <w:t xml:space="preserve">DAMODARAN, A. (2026): </w:t>
       </w:r>
       <w:r>
         <w:rPr>
           <w:i/>
           <w:iCs/>
+          <w:sz w:val="22"/>
+          <w:szCs w:val="22"/>
         </w:rPr>
-        <w:t>Journal of Economic Literature</w:t>
-      </w:r>
-      <w:r>
-        <w:rPr/>
-        <w:t>, Vol. 52, Nº 1, pp. 5-44.</w:t>
+        <w:t>Country Default Spreads and Risk Premiums</w:t>
+      </w:r>
+      <w:r>
+        <w:rPr>
+          <w:sz w:val="22"/>
+          <w:szCs w:val="22"/>
+        </w:rPr>
+        <w:t xml:space="preserve"> [en línea]. Actualización de enero de 2026. https://pages.stern.nyu.edu/~adamodar/New_Home_Page/datafile/ctryprem.html [Consulta: 28/10/2026].</w:t>
       </w:r>
     </w:p>
     <w:p>
       <w:pPr>
         <w:pStyle w:val="Normal"/>
-        <w:spacing w:before="0" w:after="120"/>
+        <w:spacing w:lineRule="auto" w:line="240" w:before="0" w:after="100"/>
         <w:ind w:hanging="567" w:left="567"/>
-        <w:jc w:val="both"/>
+        <w:jc w:val="left"/>
         <w:rPr/>
       </w:pPr>
       <w:r>
-        <w:rPr/>
-        <w:t xml:space="preserve">MYERS, S. C. y MAJLUF, N. S. (1984): "Corporate financing and investment decisions when firms have information that investors do not have". </w:t>
+        <w:rPr>
+          <w:sz w:val="22"/>
+          <w:szCs w:val="22"/>
+        </w:rPr>
+        <w:t xml:space="preserve">EMIRODGAR (2026): </w:t>
       </w:r>
       <w:r>
         <w:rPr>
           <w:i/>
           <w:iCs/>
+          <w:sz w:val="22"/>
+          <w:szCs w:val="22"/>
         </w:rPr>
-        <w:t>Journal of Financial Economics</w:t>
-      </w:r>
-      <w:r>
-        <w:rPr/>
-        <w:t>, Vol. 13, Nº 2, pp. 187-221.</w:t>
+        <w:t>Análisis y evolución de los autónomos en España</w:t>
+      </w:r>
+      <w:r>
+        <w:rPr>
+          <w:sz w:val="22"/>
+          <w:szCs w:val="22"/>
+        </w:rPr>
+        <w:t xml:space="preserve"> [en línea]. https://emirodgar.es/analisis-autonomos [Consulta: 28/10/2026].</w:t>
       </w:r>
     </w:p>
     <w:p>
       <w:pPr>
         <w:pStyle w:val="Normal"/>
-        <w:spacing w:before="0" w:after="120"/>
+        <w:spacing w:lineRule="auto" w:line="240" w:before="0" w:after="100"/>
         <w:ind w:hanging="567" w:left="567"/>
-        <w:jc w:val="both"/>
+        <w:jc w:val="left"/>
         <w:rPr/>
       </w:pPr>
       <w:r>
-        <w:rPr/>
-        <w:t xml:space="preserve">OBSERVATORIO DEL EMPRENDIMIENTO DE ESPAÑA (2025): </w:t>
+        <w:rPr>
+          <w:sz w:val="22"/>
+          <w:szCs w:val="22"/>
+        </w:rPr>
+        <w:t xml:space="preserve">ENISA (2026): </w:t>
       </w:r>
       <w:r>
         <w:rPr>
           <w:i/>
           <w:iCs/>
+          <w:sz w:val="22"/>
+          <w:szCs w:val="22"/>
         </w:rPr>
-        <w:t>Global Entrepreneurship Monitor. Informe GEM España 2024-2025</w:t>
-      </w:r>
-      <w:r>
-        <w:rPr/>
-        <w:t>. Editorial de la Universidad de Cantabria, Santander. https://www.editorial.unican.es/libro/global-entrepreneurship-monitor-informe-gem-espana-2024-2025 [Consulta: 28/10/2026].</w:t>
+        <w:t>Línea Emprendedores</w:t>
+      </w:r>
+      <w:r>
+        <w:rPr>
+          <w:sz w:val="22"/>
+          <w:szCs w:val="22"/>
+        </w:rPr>
+        <w:t xml:space="preserve"> [en línea]. Madrid. https://www.enisa.es/es/financiacion/info/lineas-enisa/emprendedores [Consulta: 28/10/2026].</w:t>
       </w:r>
     </w:p>
     <w:p>
       <w:pPr>
         <w:pStyle w:val="Normal"/>
-        <w:spacing w:before="0" w:after="120"/>
+        <w:spacing w:lineRule="auto" w:line="240" w:before="0" w:after="100"/>
         <w:ind w:hanging="567" w:left="567"/>
-        <w:jc w:val="both"/>
+        <w:jc w:val="left"/>
         <w:rPr/>
       </w:pPr>
       <w:r>
-        <w:rPr/>
-        <w:t xml:space="preserve">OBSERVATORIO ESPAÑOL DE LA ECONOMÍA SOCIAL Y DEL TRABAJO AUTÓNOMO (2025): </w:t>
+        <w:rPr>
+          <w:sz w:val="22"/>
+          <w:szCs w:val="22"/>
+        </w:rPr>
+        <w:t xml:space="preserve">EUROSTAT (2026): </w:t>
       </w:r>
       <w:r>
         <w:rPr>
           <w:i/>
           <w:iCs/>
+          <w:sz w:val="22"/>
+          <w:szCs w:val="22"/>
         </w:rPr>
-        <w:t>Aumenta considerablemente el número y porcentaje de trabajadores autónomos con más de 50 años de edad</w:t>
-      </w:r>
-      <w:r>
-        <w:rPr/>
-        <w:t xml:space="preserve"> [en línea]. https://observatorioeconomiasocial.es/aumenta-considerablemente-el-numero-y-porcentaje-de-trabajadores-autonomos-con-mas-de-50-anos-de-edad/ [Consulta: 28/10/2026].</w:t>
+        <w:t>EU sees 2.06 million young entrepreneurs in 2025</w:t>
+      </w:r>
+      <w:r>
+        <w:rPr>
+          <w:sz w:val="22"/>
+          <w:szCs w:val="22"/>
+        </w:rPr>
+        <w:t xml:space="preserve"> [en línea]. Luxemburgo, 21 de abril de 2026. https://ec.europa.eu/eurostat/web/products-eurostat-news/w/edn-20260421-1 [Consulta: 28/10/2026].</w:t>
       </w:r>
     </w:p>
     <w:p>
       <w:pPr>
         <w:pStyle w:val="Normal"/>
-        <w:spacing w:before="0" w:after="120"/>
+        <w:spacing w:lineRule="auto" w:line="240" w:before="0" w:after="100"/>
         <w:ind w:hanging="567" w:left="567"/>
-        <w:jc w:val="both"/>
+        <w:jc w:val="left"/>
         <w:rPr/>
       </w:pPr>
       <w:r>
-        <w:rPr/>
-        <w:t xml:space="preserve">OCDE (2020): </w:t>
+        <w:rPr>
+          <w:sz w:val="22"/>
+          <w:szCs w:val="22"/>
+        </w:rPr>
+        <w:t xml:space="preserve">FEDERACIÓN NACIONAL DE ASOCIACIONES DE TRABAJADORES AUTÓNOMOS, ATA (2026): "El RETA ganó 39.000 autónomos en 2025, pero ATA prevé peores perspectivas para 2026". </w:t>
       </w:r>
       <w:r>
         <w:rPr>
           <w:i/>
           <w:iCs/>
+          <w:sz w:val="22"/>
+          <w:szCs w:val="22"/>
         </w:rPr>
-        <w:t>OECD/INFE 2020 International Survey of Adult Financial Literacy</w:t>
-      </w:r>
-      <w:r>
-        <w:rPr/>
-        <w:t>. OECD Publishing, París. https://www.oecd.org/en/publications/2020/06/oecd-infe-2020-international-survey-of-adult-financial-literacy_bbad9b27.html [Consulta: 28/10/2026].</w:t>
+        <w:t>Autónomos y Emprendedor</w:t>
+      </w:r>
+      <w:r>
+        <w:rPr>
+          <w:sz w:val="22"/>
+          <w:szCs w:val="22"/>
+        </w:rPr>
+        <w:t>, 5 de enero de 2026. https://www.autonomosyemprendedor.es/articulo/autonomos/reta-gano-39000-autonomos-2025-menor-crecimiento-peores-perspectivas-2026/20260105114615047592.html [Consulta: 28/10/2026].</w:t>
       </w:r>
     </w:p>
     <w:p>
       <w:pPr>
         <w:pStyle w:val="Normal"/>
-        <w:spacing w:before="0" w:after="120"/>
+        <w:spacing w:lineRule="auto" w:line="240" w:before="0" w:after="100"/>
         <w:ind w:hanging="567" w:left="567"/>
-        <w:jc w:val="both"/>
+        <w:jc w:val="left"/>
         <w:rPr/>
       </w:pPr>
       <w:r>
-        <w:rPr/>
-        <w:t xml:space="preserve">OSTERWALDER, A. y PIGNEUR, Y. (2010): </w:t>
+        <w:rPr>
+          <w:sz w:val="22"/>
+          <w:szCs w:val="22"/>
+        </w:rPr>
+        <w:t xml:space="preserve">GOBIERNO DE ARAGÓN (2026): </w:t>
       </w:r>
       <w:r>
         <w:rPr>
           <w:i/>
           <w:iCs/>
+          <w:sz w:val="22"/>
+          <w:szCs w:val="22"/>
         </w:rPr>
-        <w:t>Business Model Generation</w:t>
-      </w:r>
-      <w:r>
-        <w:rPr/>
-        <w:t>. John Wiley &amp; Sons, Hoboken.</w:t>
+        <w:t>Subvenciones para el fomento y consolidación del empleo autónomo. Convocatoria 2026 (Orden EMC/1877/2025)</w:t>
+      </w:r>
+      <w:r>
+        <w:rPr>
+          <w:sz w:val="22"/>
+          <w:szCs w:val="22"/>
+        </w:rPr>
+        <w:t xml:space="preserve"> [en línea]. Zaragoza. https://www.aragon.es/tramitador/-/tramite/programa-emprendedores-autonomos [Consulta: 28/10/2026].</w:t>
       </w:r>
     </w:p>
     <w:p>
       <w:pPr>
         <w:pStyle w:val="Normal"/>
-        <w:spacing w:before="0" w:after="120"/>
+        <w:spacing w:lineRule="auto" w:line="240" w:before="0" w:after="100"/>
         <w:ind w:hanging="567" w:left="567"/>
-        <w:jc w:val="both"/>
+        <w:jc w:val="left"/>
         <w:rPr/>
       </w:pPr>
       <w:r>
-        <w:rPr/>
-        <w:t xml:space="preserve">REAL DECRETO 126/2026, de 17 de febrero, por el que se fija el salario mínimo interprofesional para 2026. </w:t>
+        <w:rPr>
+          <w:sz w:val="22"/>
+          <w:szCs w:val="22"/>
+        </w:rPr>
+        <w:t xml:space="preserve">ICO, INSTITUTO DE CRÉDITO OFICIAL (2026): </w:t>
       </w:r>
       <w:r>
         <w:rPr>
           <w:i/>
           <w:iCs/>
+          <w:sz w:val="22"/>
+          <w:szCs w:val="22"/>
         </w:rPr>
-        <w:t>Boletín Oficial del Estado</w:t>
-      </w:r>
-      <w:r>
-        <w:rPr/>
-        <w:t>, de 19 de febrero de 2026.</w:t>
+        <w:t>ICO Empresas y Emprendedores</w:t>
+      </w:r>
+      <w:r>
+        <w:rPr>
+          <w:sz w:val="22"/>
+          <w:szCs w:val="22"/>
+        </w:rPr>
+        <w:t xml:space="preserve"> [en línea]. Madrid. https://www.ico.es/en/ico-empresas-y-emprendedores [Consulta: 28/10/2026].</w:t>
       </w:r>
     </w:p>
     <w:p>
       <w:pPr>
         <w:pStyle w:val="Normal"/>
-        <w:spacing w:before="0" w:after="120"/>
+        <w:spacing w:lineRule="auto" w:line="240" w:before="0" w:after="100"/>
         <w:ind w:hanging="567" w:left="567"/>
-        <w:jc w:val="both"/>
+        <w:jc w:val="left"/>
         <w:rPr/>
       </w:pPr>
       <w:r>
-        <w:rPr/>
-        <w:t xml:space="preserve">REAL DECRETO-LEY 13/2022, de 26 de julio, por el que se establece un nuevo sistema de cotización para los trabajadores por cuenta propia o autónomos. </w:t>
+        <w:rPr>
+          <w:sz w:val="22"/>
+          <w:szCs w:val="22"/>
+        </w:rPr>
+        <w:t xml:space="preserve">INE, INSTITUTO NACIONAL DE ESTADÍSTICA (2025): </w:t>
       </w:r>
       <w:r>
         <w:rPr>
           <w:i/>
           <w:iCs/>
+          <w:sz w:val="22"/>
+          <w:szCs w:val="22"/>
         </w:rPr>
-        <w:t>Boletín Oficial del Estado</w:t>
-      </w:r>
-      <w:r>
-        <w:rPr/>
-        <w:t>, Nº 179, de 27 de julio de 2022.</w:t>
+        <w:t>Demografía Armonizada de Empresas. Año 2023</w:t>
+      </w:r>
+      <w:r>
+        <w:rPr>
+          <w:sz w:val="22"/>
+          <w:szCs w:val="22"/>
+        </w:rPr>
+        <w:t>. Nota de prensa. Madrid. https://www.ine.es/dyngs/Prensa/DAE2023.htm [Consulta: 28/10/2026].</w:t>
       </w:r>
     </w:p>
     <w:p>
       <w:pPr>
         <w:pStyle w:val="Normal"/>
-        <w:spacing w:before="0" w:after="120"/>
+        <w:spacing w:lineRule="auto" w:line="240" w:before="0" w:after="100"/>
         <w:ind w:hanging="567" w:left="567"/>
-        <w:jc w:val="both"/>
+        <w:jc w:val="left"/>
         <w:rPr/>
       </w:pPr>
       <w:r>
-        <w:rPr/>
-        <w:t xml:space="preserve">REGLAMENTO (UE) 2016/679 del Parlamento Europeo y del Consejo, de 27 de abril de 2016, relativo a la protección de las personas físicas en lo que respecta al tratamiento de datos personales (Reglamento General de Protección de Datos). </w:t>
+        <w:rPr>
+          <w:sz w:val="22"/>
+          <w:szCs w:val="22"/>
+        </w:rPr>
+        <w:t xml:space="preserve">INFOAUTÓNOMOS (2026): </w:t>
       </w:r>
       <w:r>
         <w:rPr>
           <w:i/>
           <w:iCs/>
+          <w:sz w:val="22"/>
+          <w:szCs w:val="22"/>
         </w:rPr>
-        <w:t>Diario Oficial de la Unión Europea</w:t>
-      </w:r>
-      <w:r>
-        <w:rPr/>
-        <w:t>, L 119, de 4 de mayo de 2016.</w:t>
+        <w:t>La tarifa plana de 80 euros para autónomos en 2026: requisitos, cuantía y renovación</w:t>
+      </w:r>
+      <w:r>
+        <w:rPr>
+          <w:sz w:val="22"/>
+          <w:szCs w:val="22"/>
+        </w:rPr>
+        <w:t xml:space="preserve"> [en línea]. https://www.infoautonomos.com/seguridad-social/tarifa-plana-autonomos/ [Consulta: 28/10/2026].</w:t>
       </w:r>
     </w:p>
     <w:p>
       <w:pPr>
         <w:pStyle w:val="Normal"/>
-        <w:spacing w:before="0" w:after="120"/>
+        <w:spacing w:lineRule="auto" w:line="240" w:before="0" w:after="100"/>
         <w:ind w:hanging="567" w:left="567"/>
-        <w:jc w:val="both"/>
+        <w:jc w:val="left"/>
         <w:rPr/>
       </w:pPr>
       <w:r>
-        <w:rPr/>
-        <w:t xml:space="preserve">RIES, E. (2011): </w:t>
+        <w:rPr>
+          <w:sz w:val="22"/>
+          <w:szCs w:val="22"/>
+        </w:rPr>
+        <w:t xml:space="preserve">LA MONCLOA (2026): </w:t>
       </w:r>
       <w:r>
         <w:rPr>
           <w:i/>
           <w:iCs/>
+          <w:sz w:val="22"/>
+          <w:szCs w:val="22"/>
         </w:rPr>
-        <w:t>The Lean Startup</w:t>
-      </w:r>
-      <w:r>
-        <w:rPr/>
-        <w:t>. Crown Business, Nueva York.</w:t>
+        <w:t>Educación renueva su colaboración con el Banco de España, la CNMV y el Ministerio de Economía para fomentar la educación financiera</w:t>
+      </w:r>
+      <w:r>
+        <w:rPr>
+          <w:sz w:val="22"/>
+          <w:szCs w:val="22"/>
+        </w:rPr>
+        <w:t xml:space="preserve"> [en línea]. 16 de enero de 2026. https://www.lamoncloa.gob.es/serviciosdeprensa/notasprensa/educacion-fp-deportes/paginas/2026/160126-tolon-fomento-educacion-financiera.aspx [Consulta: 28/10/2026].</w:t>
       </w:r>
     </w:p>
     <w:p>
       <w:pPr>
         <w:pStyle w:val="Normal"/>
-        <w:spacing w:before="0" w:after="120"/>
+        <w:spacing w:lineRule="auto" w:line="240" w:before="0" w:after="100"/>
         <w:ind w:hanging="567" w:left="567"/>
-        <w:jc w:val="both"/>
+        <w:jc w:val="left"/>
         <w:rPr/>
       </w:pPr>
       <w:r>
-        <w:rPr/>
-        <w:t xml:space="preserve">THE OBJECTIVE (2026): </w:t>
+        <w:rPr>
+          <w:sz w:val="22"/>
+          <w:szCs w:val="22"/>
+        </w:rPr>
+        <w:t xml:space="preserve">LEY 35/2006, de 28 de noviembre, del Impuesto sobre la Renta de las Personas Físicas. </w:t>
       </w:r>
       <w:r>
         <w:rPr>
           <w:i/>
           <w:iCs/>
+          <w:sz w:val="22"/>
+          <w:szCs w:val="22"/>
         </w:rPr>
-        <w:t>La Seguridad Social sumó 92.327 afiliados en septiembre, el mayor aumento en este mes</w:t>
-      </w:r>
-      <w:r>
-        <w:rPr/>
-        <w:t xml:space="preserve"> [en línea]. 2 de octubre de 2026. https://theobjective.com/economia/2026-10-02/empleo-incremento-afiliados/ [Consulta: 28/10/2026].</w:t>
+        <w:t>Boletín Oficial del Estado</w:t>
+      </w:r>
+      <w:r>
+        <w:rPr>
+          <w:sz w:val="22"/>
+          <w:szCs w:val="22"/>
+        </w:rPr>
+        <w:t>, Nº 285, de 29 de noviembre de 2006.</w:t>
       </w:r>
     </w:p>
     <w:p>
       <w:pPr>
         <w:pStyle w:val="Normal"/>
-        <w:spacing w:before="0" w:after="120"/>
+        <w:spacing w:lineRule="auto" w:line="240" w:before="0" w:after="100"/>
         <w:ind w:hanging="567" w:left="567"/>
-        <w:jc w:val="both"/>
+        <w:jc w:val="left"/>
         <w:rPr/>
       </w:pPr>
       <w:r>
-        <w:rPr/>
-        <w:t xml:space="preserve">VT MARKETS (2026): </w:t>
+        <w:rPr>
+          <w:sz w:val="22"/>
+          <w:szCs w:val="22"/>
+        </w:rPr>
+        <w:t xml:space="preserve">LEY 37/1992, de 28 de diciembre, del Impuesto sobre el Valor Añadido. </w:t>
       </w:r>
       <w:r>
         <w:rPr>
           <w:i/>
           <w:iCs/>
+          <w:sz w:val="22"/>
+          <w:szCs w:val="22"/>
+        </w:rPr>
+        <w:t>Boletín Oficial del Estado</w:t>
+      </w:r>
+      <w:r>
+        <w:rPr>
+          <w:sz w:val="22"/>
+          <w:szCs w:val="22"/>
+        </w:rPr>
+        <w:t>, Nº 312, de 29 de diciembre de 1992.</w:t>
+      </w:r>
+    </w:p>
+    <w:p>
+      <w:pPr>
+        <w:pStyle w:val="Normal"/>
+        <w:spacing w:lineRule="auto" w:line="240" w:before="0" w:after="100"/>
+        <w:ind w:hanging="567" w:left="567"/>
+        <w:jc w:val="left"/>
+        <w:rPr/>
+      </w:pPr>
+      <w:r>
+        <w:rPr>
+          <w:sz w:val="22"/>
+          <w:szCs w:val="22"/>
+        </w:rPr>
+        <w:t xml:space="preserve">LEY 18/2022, de 28 de septiembre, de creación y crecimiento de empresas. </w:t>
+      </w:r>
+      <w:r>
+        <w:rPr>
+          <w:i/>
+          <w:iCs/>
+          <w:sz w:val="22"/>
+          <w:szCs w:val="22"/>
+        </w:rPr>
+        <w:t>Boletín Oficial del Estado</w:t>
+      </w:r>
+      <w:r>
+        <w:rPr>
+          <w:sz w:val="22"/>
+          <w:szCs w:val="22"/>
+        </w:rPr>
+        <w:t>, Nº 234, de 29 de septiembre de 2022.</w:t>
+      </w:r>
+    </w:p>
+    <w:p>
+      <w:pPr>
+        <w:pStyle w:val="Normal"/>
+        <w:spacing w:lineRule="auto" w:line="240" w:before="0" w:after="100"/>
+        <w:ind w:hanging="567" w:left="567"/>
+        <w:jc w:val="left"/>
+        <w:rPr/>
+      </w:pPr>
+      <w:r>
+        <w:rPr>
+          <w:sz w:val="22"/>
+          <w:szCs w:val="22"/>
+        </w:rPr>
+        <w:t xml:space="preserve">LEY 28/2022, de 21 de diciembre, de fomento del ecosistema de las empresas emergentes. </w:t>
+      </w:r>
+      <w:r>
+        <w:rPr>
+          <w:i/>
+          <w:iCs/>
+          <w:sz w:val="22"/>
+          <w:szCs w:val="22"/>
+        </w:rPr>
+        <w:t>Boletín Oficial del Estado</w:t>
+      </w:r>
+      <w:r>
+        <w:rPr>
+          <w:sz w:val="22"/>
+          <w:szCs w:val="22"/>
+        </w:rPr>
+        <w:t>, Nº 306, de 22 de diciembre de 2022. https://www.boe.es/buscar/act.php?id=BOE-A-2022-21739 [Consulta: 28/10/2026].</w:t>
+      </w:r>
+    </w:p>
+    <w:p>
+      <w:pPr>
+        <w:pStyle w:val="Normal"/>
+        <w:spacing w:lineRule="auto" w:line="240" w:before="0" w:after="100"/>
+        <w:ind w:hanging="567" w:left="567"/>
+        <w:jc w:val="left"/>
+        <w:rPr/>
+      </w:pPr>
+      <w:r>
+        <w:rPr>
+          <w:sz w:val="22"/>
+          <w:szCs w:val="22"/>
+        </w:rPr>
+        <w:t xml:space="preserve">LEY ORGÁNICA 3/2018, de 5 de diciembre, de Protección de Datos Personales y garantía de los derechos digitales. </w:t>
+      </w:r>
+      <w:r>
+        <w:rPr>
+          <w:i/>
+          <w:iCs/>
+          <w:sz w:val="22"/>
+          <w:szCs w:val="22"/>
+        </w:rPr>
+        <w:t>Boletín Oficial del Estado</w:t>
+      </w:r>
+      <w:r>
+        <w:rPr>
+          <w:sz w:val="22"/>
+          <w:szCs w:val="22"/>
+        </w:rPr>
+        <w:t>, Nº 294, de 6 de diciembre de 2018.</w:t>
+      </w:r>
+    </w:p>
+    <w:p>
+      <w:pPr>
+        <w:pStyle w:val="Normal"/>
+        <w:spacing w:lineRule="auto" w:line="240" w:before="0" w:after="100"/>
+        <w:ind w:hanging="567" w:left="567"/>
+        <w:jc w:val="left"/>
+        <w:rPr/>
+      </w:pPr>
+      <w:r>
+        <w:rPr>
+          <w:sz w:val="22"/>
+          <w:szCs w:val="22"/>
+        </w:rPr>
+        <w:t xml:space="preserve">LUSARDI, A. y MITCHELL, O. S. (2014): "The economic importance of financial literacy: Theory and evidence". </w:t>
+      </w:r>
+      <w:r>
+        <w:rPr>
+          <w:i/>
+          <w:iCs/>
+          <w:sz w:val="22"/>
+          <w:szCs w:val="22"/>
+        </w:rPr>
+        <w:t>Journal of Economic Literature</w:t>
+      </w:r>
+      <w:r>
+        <w:rPr>
+          <w:sz w:val="22"/>
+          <w:szCs w:val="22"/>
+        </w:rPr>
+        <w:t>, Vol. 52, Nº 1, pp. 5-44.</w:t>
+      </w:r>
+    </w:p>
+    <w:p>
+      <w:pPr>
+        <w:pStyle w:val="Normal"/>
+        <w:spacing w:lineRule="auto" w:line="240" w:before="0" w:after="100"/>
+        <w:ind w:hanging="567" w:left="567"/>
+        <w:jc w:val="left"/>
+        <w:rPr/>
+      </w:pPr>
+      <w:r>
+        <w:rPr>
+          <w:sz w:val="22"/>
+          <w:szCs w:val="22"/>
+        </w:rPr>
+        <w:t xml:space="preserve">MINISTERIO DE HACIENDA (2026): </w:t>
+      </w:r>
+      <w:r>
+        <w:rPr>
+          <w:i/>
+          <w:iCs/>
+          <w:sz w:val="22"/>
+          <w:szCs w:val="22"/>
+        </w:rPr>
+        <w:t>Nota informativa: previsión de modificación de los plazos de aplicación del Real Decreto 1007/2023 (Verifactu)</w:t>
+      </w:r>
+      <w:r>
+        <w:rPr>
+          <w:sz w:val="22"/>
+          <w:szCs w:val="22"/>
+        </w:rPr>
+        <w:t xml:space="preserve"> [en línea]. Madrid, 5 de octubre de 2026. https://www.hacienda.gob.es/sgt/gabsehacienda/nota-informativa-verifactu.pdf [Consulta: 28/10/2026].</w:t>
+      </w:r>
+    </w:p>
+    <w:p>
+      <w:pPr>
+        <w:pStyle w:val="Normal"/>
+        <w:spacing w:lineRule="auto" w:line="240" w:before="0" w:after="100"/>
+        <w:ind w:hanging="567" w:left="567"/>
+        <w:jc w:val="left"/>
+        <w:rPr/>
+      </w:pPr>
+      <w:r>
+        <w:rPr>
+          <w:sz w:val="22"/>
+          <w:szCs w:val="22"/>
+        </w:rPr>
+        <w:t xml:space="preserve">MINISTERIO DE TRABAJO Y ECONOMÍA SOCIAL (2026a): </w:t>
+      </w:r>
+      <w:r>
+        <w:rPr>
+          <w:i/>
+          <w:iCs/>
+          <w:sz w:val="22"/>
+          <w:szCs w:val="22"/>
+        </w:rPr>
+        <w:t>Estadística de personas trabajadoras por cuenta propia afiliadas a la Seguridad Social. Marzo 2026</w:t>
+      </w:r>
+      <w:r>
+        <w:rPr>
+          <w:sz w:val="22"/>
+          <w:szCs w:val="22"/>
+        </w:rPr>
+        <w:t xml:space="preserve"> [en línea]. Madrid. https://www.mites.gob.es/estadisticas/AUT/AUT_03_2026.pdf [Consulta: 28/10/2026].</w:t>
+      </w:r>
+    </w:p>
+    <w:p>
+      <w:pPr>
+        <w:pStyle w:val="Normal"/>
+        <w:spacing w:lineRule="auto" w:line="240" w:before="0" w:after="100"/>
+        <w:ind w:hanging="567" w:left="567"/>
+        <w:jc w:val="left"/>
+        <w:rPr/>
+      </w:pPr>
+      <w:r>
+        <w:rPr>
+          <w:sz w:val="22"/>
+          <w:szCs w:val="22"/>
+        </w:rPr>
+        <w:t xml:space="preserve">MINISTERIO DE TRABAJO Y ECONOMÍA SOCIAL (2026b): </w:t>
+      </w:r>
+      <w:r>
+        <w:rPr>
+          <w:i/>
+          <w:iCs/>
+          <w:sz w:val="22"/>
+          <w:szCs w:val="22"/>
+        </w:rPr>
+        <w:t>Informe trimestral de jóvenes y mercado de trabajo</w:t>
+      </w:r>
+      <w:r>
+        <w:rPr>
+          <w:sz w:val="22"/>
+          <w:szCs w:val="22"/>
+        </w:rPr>
+        <w:t>, Nº 49, mayo de 2026 [en línea]. Madrid. https://www.mites.gob.es/ficheros/ministerio/sec_trabajo/analisis_mercado_trabajo/jovenes/2026/Informe_Jovenes_Num49_mayo_2026.pdf [Consulta: 28/10/2026].</w:t>
+      </w:r>
+    </w:p>
+    <w:p>
+      <w:pPr>
+        <w:pStyle w:val="Normal"/>
+        <w:spacing w:lineRule="auto" w:line="240" w:before="0" w:after="100"/>
+        <w:ind w:hanging="567" w:left="567"/>
+        <w:jc w:val="left"/>
+        <w:rPr/>
+      </w:pPr>
+      <w:r>
+        <w:rPr>
+          <w:sz w:val="22"/>
+          <w:szCs w:val="22"/>
+        </w:rPr>
+        <w:t xml:space="preserve">MYERS, S. C. y MAJLUF, N. S. (1984): "Corporate financing and investment decisions when firms have information that investors do not have". </w:t>
+      </w:r>
+      <w:r>
+        <w:rPr>
+          <w:i/>
+          <w:iCs/>
+          <w:sz w:val="22"/>
+          <w:szCs w:val="22"/>
+        </w:rPr>
+        <w:t>Journal of Financial Economics</w:t>
+      </w:r>
+      <w:r>
+        <w:rPr>
+          <w:sz w:val="22"/>
+          <w:szCs w:val="22"/>
+        </w:rPr>
+        <w:t>, Vol. 13, Nº 2, pp. 187-221.</w:t>
+      </w:r>
+    </w:p>
+    <w:p>
+      <w:pPr>
+        <w:pStyle w:val="Normal"/>
+        <w:spacing w:lineRule="auto" w:line="240" w:before="0" w:after="100"/>
+        <w:ind w:hanging="567" w:left="567"/>
+        <w:jc w:val="left"/>
+        <w:rPr/>
+      </w:pPr>
+      <w:r>
+        <w:rPr>
+          <w:sz w:val="22"/>
+          <w:szCs w:val="22"/>
+        </w:rPr>
+        <w:t xml:space="preserve">OBSERVATORIO DEL EMPRENDIMIENTO DE ESPAÑA (2025): </w:t>
+      </w:r>
+      <w:r>
+        <w:rPr>
+          <w:i/>
+          <w:iCs/>
+          <w:sz w:val="22"/>
+          <w:szCs w:val="22"/>
+        </w:rPr>
+        <w:t>Global Entrepreneurship Monitor. Informe GEM España 2024-2025</w:t>
+      </w:r>
+      <w:r>
+        <w:rPr>
+          <w:sz w:val="22"/>
+          <w:szCs w:val="22"/>
+        </w:rPr>
+        <w:t>. Editorial de la Universidad de Cantabria, Santander. https://www.editorial.unican.es/libro/global-entrepreneurship-monitor-informe-gem-espana-2024-2025 [Consulta: 28/10/2026].</w:t>
+      </w:r>
+    </w:p>
+    <w:p>
+      <w:pPr>
+        <w:pStyle w:val="Normal"/>
+        <w:spacing w:lineRule="auto" w:line="240" w:before="0" w:after="100"/>
+        <w:ind w:hanging="567" w:left="567"/>
+        <w:jc w:val="left"/>
+        <w:rPr/>
+      </w:pPr>
+      <w:r>
+        <w:rPr>
+          <w:sz w:val="22"/>
+          <w:szCs w:val="22"/>
+        </w:rPr>
+        <w:t xml:space="preserve">OBSERVATORIO ESPAÑOL DE LA ECONOMÍA SOCIAL Y DEL TRABAJO AUTÓNOMO (2025): </w:t>
+      </w:r>
+      <w:r>
+        <w:rPr>
+          <w:i/>
+          <w:iCs/>
+          <w:sz w:val="22"/>
+          <w:szCs w:val="22"/>
+        </w:rPr>
+        <w:t>Aumenta considerablemente el número y porcentaje de trabajadores autónomos con más de 50 años de edad</w:t>
+      </w:r>
+      <w:r>
+        <w:rPr>
+          <w:sz w:val="22"/>
+          <w:szCs w:val="22"/>
+        </w:rPr>
+        <w:t xml:space="preserve"> [en línea]. https://observatorioeconomiasocial.es/aumenta-considerablemente-el-numero-y-porcentaje-de-trabajadores-autonomos-con-mas-de-50-anos-de-edad/ [Consulta: 28/10/2026].</w:t>
+      </w:r>
+    </w:p>
+    <w:p>
+      <w:pPr>
+        <w:pStyle w:val="Normal"/>
+        <w:spacing w:lineRule="auto" w:line="240" w:before="0" w:after="100"/>
+        <w:ind w:hanging="567" w:left="567"/>
+        <w:jc w:val="left"/>
+        <w:rPr/>
+      </w:pPr>
+      <w:r>
+        <w:rPr>
+          <w:sz w:val="22"/>
+          <w:szCs w:val="22"/>
+        </w:rPr>
+        <w:t xml:space="preserve">OCDE (2020): </w:t>
+      </w:r>
+      <w:r>
+        <w:rPr>
+          <w:i/>
+          <w:iCs/>
+          <w:sz w:val="22"/>
+          <w:szCs w:val="22"/>
+        </w:rPr>
+        <w:t>OECD/INFE 2020 International Survey of Adult Financial Literacy</w:t>
+      </w:r>
+      <w:r>
+        <w:rPr>
+          <w:sz w:val="22"/>
+          <w:szCs w:val="22"/>
+        </w:rPr>
+        <w:t>. OECD Publishing, París. https://www.oecd.org/en/publications/2020/06/oecd-infe-2020-international-survey-of-adult-financial-literacy_bbad9b27.html [Consulta: 28/10/2026].</w:t>
+      </w:r>
+    </w:p>
+    <w:p>
+      <w:pPr>
+        <w:pStyle w:val="Normal"/>
+        <w:spacing w:lineRule="auto" w:line="240" w:before="0" w:after="100"/>
+        <w:ind w:hanging="567" w:left="567"/>
+        <w:jc w:val="left"/>
+        <w:rPr/>
+      </w:pPr>
+      <w:r>
+        <w:rPr>
+          <w:sz w:val="22"/>
+          <w:szCs w:val="22"/>
+        </w:rPr>
+        <w:t xml:space="preserve">OCDE (2023): </w:t>
+      </w:r>
+      <w:r>
+        <w:rPr>
+          <w:i/>
+          <w:iCs/>
+          <w:sz w:val="22"/>
+          <w:szCs w:val="22"/>
+        </w:rPr>
+        <w:t>OECD/INFE 2023 International Survey of Adult Financial Literacy</w:t>
+      </w:r>
+      <w:r>
+        <w:rPr>
+          <w:sz w:val="22"/>
+          <w:szCs w:val="22"/>
+        </w:rPr>
+        <w:t>. OECD Business and Finance Policy Papers, Nº 39. OECD Publishing, París. https://www.oecd.org/en/publications/oecd-infe-2023-international-survey-of-adult-financial-literacy_56003a32-en.html [Consulta: 28/10/2026].</w:t>
+      </w:r>
+    </w:p>
+    <w:p>
+      <w:pPr>
+        <w:pStyle w:val="Normal"/>
+        <w:spacing w:lineRule="auto" w:line="240" w:before="0" w:after="100"/>
+        <w:ind w:hanging="567" w:left="567"/>
+        <w:jc w:val="left"/>
+        <w:rPr/>
+      </w:pPr>
+      <w:r>
+        <w:rPr>
+          <w:sz w:val="22"/>
+          <w:szCs w:val="22"/>
+        </w:rPr>
+        <w:t xml:space="preserve">ORDEN HAC/1028/2026, de 2 de octubre, por la que se regula la solución pública de facturación electrónica. </w:t>
+      </w:r>
+      <w:r>
+        <w:rPr>
+          <w:i/>
+          <w:iCs/>
+          <w:sz w:val="22"/>
+          <w:szCs w:val="22"/>
+        </w:rPr>
+        <w:t>Boletín Oficial del Estado</w:t>
+      </w:r>
+      <w:r>
+        <w:rPr>
+          <w:sz w:val="22"/>
+          <w:szCs w:val="22"/>
+        </w:rPr>
+        <w:t>, Nº 247, de 5 de octubre de 2026. https://www.boe.es/diario_boe/txt.php?id=BOE-A-2026-20587 [Consulta: 28/10/2026].</w:t>
+      </w:r>
+    </w:p>
+    <w:p>
+      <w:pPr>
+        <w:pStyle w:val="Normal"/>
+        <w:spacing w:lineRule="auto" w:line="240" w:before="0" w:after="100"/>
+        <w:ind w:hanging="567" w:left="567"/>
+        <w:jc w:val="left"/>
+        <w:rPr/>
+      </w:pPr>
+      <w:r>
+        <w:rPr>
+          <w:sz w:val="22"/>
+          <w:szCs w:val="22"/>
+        </w:rPr>
+        <w:t xml:space="preserve">ORDEN PJC/297/2026, de 30 de marzo, por la que se desarrollan las normas legales de cotización a la Seguridad Social, desempleo, protección por cese de actividad, Fondo de Garantía Salarial y formación profesional para el ejercicio 2026. </w:t>
+      </w:r>
+      <w:r>
+        <w:rPr>
+          <w:i/>
+          <w:iCs/>
+          <w:sz w:val="22"/>
+          <w:szCs w:val="22"/>
+        </w:rPr>
+        <w:t>Boletín Oficial del Estado</w:t>
+      </w:r>
+      <w:r>
+        <w:rPr>
+          <w:sz w:val="22"/>
+          <w:szCs w:val="22"/>
+        </w:rPr>
+        <w:t>, Nº 79, de 31 de marzo de 2026. https://www.boe.es/diario_boe/txt.php?id=BOE-A-2026-7296 [Consulta: 28/10/2026].</w:t>
+      </w:r>
+    </w:p>
+    <w:p>
+      <w:pPr>
+        <w:pStyle w:val="Normal"/>
+        <w:spacing w:lineRule="auto" w:line="240" w:before="0" w:after="100"/>
+        <w:ind w:hanging="567" w:left="567"/>
+        <w:jc w:val="left"/>
+        <w:rPr/>
+      </w:pPr>
+      <w:r>
+        <w:rPr>
+          <w:sz w:val="22"/>
+          <w:szCs w:val="22"/>
+        </w:rPr>
+        <w:t xml:space="preserve">OSTERWALDER, A. y PIGNEUR, Y. (2010): </w:t>
+      </w:r>
+      <w:r>
+        <w:rPr>
+          <w:i/>
+          <w:iCs/>
+          <w:sz w:val="22"/>
+          <w:szCs w:val="22"/>
+        </w:rPr>
+        <w:t>Business Model Generation</w:t>
+      </w:r>
+      <w:r>
+        <w:rPr>
+          <w:sz w:val="22"/>
+          <w:szCs w:val="22"/>
+        </w:rPr>
+        <w:t>. John Wiley &amp; Sons, Hoboken.</w:t>
+      </w:r>
+    </w:p>
+    <w:p>
+      <w:pPr>
+        <w:pStyle w:val="Normal"/>
+        <w:spacing w:lineRule="auto" w:line="240" w:before="0" w:after="100"/>
+        <w:ind w:hanging="567" w:left="567"/>
+        <w:jc w:val="left"/>
+        <w:rPr/>
+      </w:pPr>
+      <w:r>
+        <w:rPr>
+          <w:sz w:val="22"/>
+          <w:szCs w:val="22"/>
+        </w:rPr>
+        <w:t xml:space="preserve">REAL DECRETO 126/2026, de 17 de febrero, por el que se fija el salario mínimo interprofesional para 2026. </w:t>
+      </w:r>
+      <w:r>
+        <w:rPr>
+          <w:i/>
+          <w:iCs/>
+          <w:sz w:val="22"/>
+          <w:szCs w:val="22"/>
+        </w:rPr>
+        <w:t>Boletín Oficial del Estado</w:t>
+      </w:r>
+      <w:r>
+        <w:rPr>
+          <w:sz w:val="22"/>
+          <w:szCs w:val="22"/>
+        </w:rPr>
+        <w:t>, de 19 de febrero de 2026.</w:t>
+      </w:r>
+    </w:p>
+    <w:p>
+      <w:pPr>
+        <w:pStyle w:val="Normal"/>
+        <w:spacing w:lineRule="auto" w:line="240" w:before="0" w:after="100"/>
+        <w:ind w:hanging="567" w:left="567"/>
+        <w:jc w:val="left"/>
+        <w:rPr/>
+      </w:pPr>
+      <w:r>
+        <w:rPr>
+          <w:sz w:val="22"/>
+          <w:szCs w:val="22"/>
+        </w:rPr>
+        <w:t xml:space="preserve">REAL DECRETO 238/2026, de 25 de marzo, por el que se desarrolla el sistema de facturación electrónica obligatoria entre empresarios y profesionales. </w:t>
+      </w:r>
+      <w:r>
+        <w:rPr>
+          <w:i/>
+          <w:iCs/>
+          <w:sz w:val="22"/>
+          <w:szCs w:val="22"/>
+        </w:rPr>
+        <w:t>Boletín Oficial del Estado</w:t>
+      </w:r>
+      <w:r>
+        <w:rPr>
+          <w:sz w:val="22"/>
+          <w:szCs w:val="22"/>
+        </w:rPr>
+        <w:t>, Nº 79, de 31 de marzo de 2026. https://boe.es/eli/es/rd/2026/03/25/238 [Consulta: 28/10/2026].</w:t>
+      </w:r>
+    </w:p>
+    <w:p>
+      <w:pPr>
+        <w:pStyle w:val="Normal"/>
+        <w:spacing w:lineRule="auto" w:line="240" w:before="0" w:after="100"/>
+        <w:ind w:hanging="567" w:left="567"/>
+        <w:jc w:val="left"/>
+        <w:rPr/>
+      </w:pPr>
+      <w:r>
+        <w:rPr>
+          <w:sz w:val="22"/>
+          <w:szCs w:val="22"/>
+        </w:rPr>
+        <w:t xml:space="preserve">REAL DECRETO-LEY 13/2022, de 26 de julio, por el que se establece un nuevo sistema de cotización para los trabajadores por cuenta propia o autónomos. </w:t>
+      </w:r>
+      <w:r>
+        <w:rPr>
+          <w:i/>
+          <w:iCs/>
+          <w:sz w:val="22"/>
+          <w:szCs w:val="22"/>
+        </w:rPr>
+        <w:t>Boletín Oficial del Estado</w:t>
+      </w:r>
+      <w:r>
+        <w:rPr>
+          <w:sz w:val="22"/>
+          <w:szCs w:val="22"/>
+        </w:rPr>
+        <w:t>, Nº 179, de 27 de julio de 2022.</w:t>
+      </w:r>
+    </w:p>
+    <w:p>
+      <w:pPr>
+        <w:pStyle w:val="Normal"/>
+        <w:spacing w:lineRule="auto" w:line="240" w:before="0" w:after="100"/>
+        <w:ind w:hanging="567" w:left="567"/>
+        <w:jc w:val="left"/>
+        <w:rPr/>
+      </w:pPr>
+      <w:r>
+        <w:rPr>
+          <w:sz w:val="22"/>
+          <w:szCs w:val="22"/>
+        </w:rPr>
+        <w:t xml:space="preserve">REGLAMENTO (UE) 2016/679 del Parlamento Europeo y del Consejo, de 27 de abril de 2016, relativo a la protección de las personas físicas en lo que respecta al tratamiento de datos personales (Reglamento General de Protección de Datos). </w:t>
+      </w:r>
+      <w:r>
+        <w:rPr>
+          <w:i/>
+          <w:iCs/>
+          <w:sz w:val="22"/>
+          <w:szCs w:val="22"/>
+        </w:rPr>
+        <w:t>Diario Oficial de la Unión Europea</w:t>
+      </w:r>
+      <w:r>
+        <w:rPr>
+          <w:sz w:val="22"/>
+          <w:szCs w:val="22"/>
+        </w:rPr>
+        <w:t>, L 119, de 4 de mayo de 2016.</w:t>
+      </w:r>
+    </w:p>
+    <w:p>
+      <w:pPr>
+        <w:pStyle w:val="Normal"/>
+        <w:spacing w:lineRule="auto" w:line="240" w:before="0" w:after="100"/>
+        <w:ind w:hanging="567" w:left="567"/>
+        <w:jc w:val="left"/>
+        <w:rPr/>
+      </w:pPr>
+      <w:r>
+        <w:rPr>
+          <w:sz w:val="22"/>
+          <w:szCs w:val="22"/>
+        </w:rPr>
+        <w:t xml:space="preserve">RIES, E. (2011): </w:t>
+      </w:r>
+      <w:r>
+        <w:rPr>
+          <w:i/>
+          <w:iCs/>
+          <w:sz w:val="22"/>
+          <w:szCs w:val="22"/>
+        </w:rPr>
+        <w:t>The Lean Startup</w:t>
+      </w:r>
+      <w:r>
+        <w:rPr>
+          <w:sz w:val="22"/>
+          <w:szCs w:val="22"/>
+        </w:rPr>
+        <w:t>. Crown Business, Nueva York.</w:t>
+      </w:r>
+    </w:p>
+    <w:p>
+      <w:pPr>
+        <w:pStyle w:val="Normal"/>
+        <w:spacing w:lineRule="auto" w:line="240" w:before="0" w:after="100"/>
+        <w:ind w:hanging="567" w:left="567"/>
+        <w:jc w:val="left"/>
+        <w:rPr/>
+      </w:pPr>
+      <w:r>
+        <w:rPr>
+          <w:sz w:val="22"/>
+          <w:szCs w:val="22"/>
+        </w:rPr>
+        <w:t xml:space="preserve">SAN-MARTÍN, </w:t>
+      </w:r>
+      <w:r>
+        <w:rPr>
+          <w:sz w:val="22"/>
+          <w:szCs w:val="22"/>
+          <w:highlight w:val="yellow"/>
+        </w:rPr>
+        <w:t>iniciales</w:t>
+      </w:r>
+      <w:r>
+        <w:rPr>
+          <w:sz w:val="22"/>
+          <w:szCs w:val="22"/>
+        </w:rPr>
+        <w:t xml:space="preserve">, TORRE-OLMO, </w:t>
+      </w:r>
+      <w:r>
+        <w:rPr>
+          <w:sz w:val="22"/>
+          <w:szCs w:val="22"/>
+          <w:highlight w:val="yellow"/>
+        </w:rPr>
+        <w:t>iniciales</w:t>
+      </w:r>
+      <w:r>
+        <w:rPr>
+          <w:sz w:val="22"/>
+          <w:szCs w:val="22"/>
+        </w:rPr>
+        <w:t xml:space="preserve">, SAMSAMI, </w:t>
+      </w:r>
+      <w:r>
+        <w:rPr>
+          <w:sz w:val="22"/>
+          <w:szCs w:val="22"/>
+          <w:highlight w:val="yellow"/>
+        </w:rPr>
+        <w:t>iniciales</w:t>
+      </w:r>
+      <w:r>
+        <w:rPr>
+          <w:sz w:val="22"/>
+          <w:szCs w:val="22"/>
+        </w:rPr>
+        <w:t xml:space="preserve">, SCHØTT, T. y TRUEBA-CASTAÑEDA, </w:t>
+      </w:r>
+      <w:r>
+        <w:rPr>
+          <w:sz w:val="22"/>
+          <w:szCs w:val="22"/>
+          <w:highlight w:val="yellow"/>
+        </w:rPr>
+        <w:t>iniciales</w:t>
+      </w:r>
+      <w:r>
+        <w:rPr>
+          <w:sz w:val="22"/>
+          <w:szCs w:val="22"/>
+        </w:rPr>
+        <w:t xml:space="preserve"> (2025): </w:t>
+      </w:r>
+      <w:r>
+        <w:rPr>
+          <w:i/>
+          <w:iCs/>
+          <w:sz w:val="22"/>
+          <w:szCs w:val="22"/>
+        </w:rPr>
+        <w:t>El conocimiento financiero en España: brechas y desafíos</w:t>
+      </w:r>
+      <w:r>
+        <w:rPr>
+          <w:sz w:val="22"/>
+          <w:szCs w:val="22"/>
+        </w:rPr>
+        <w:t>. Cuadernos de divulgación científica, Nº 5/2025. Observatorio del Emprendimiento de España, Madrid. https://observatoriodelemprendimiento.es/wp-content/uploads/El-conocimiento-financiero-en-Espana.pdf [Consulta: 28/10/2026].</w:t>
+      </w:r>
+    </w:p>
+    <w:p>
+      <w:pPr>
+        <w:pStyle w:val="Normal"/>
+        <w:spacing w:lineRule="auto" w:line="240" w:before="0" w:after="100"/>
+        <w:ind w:hanging="567" w:left="567"/>
+        <w:jc w:val="left"/>
+        <w:rPr/>
+      </w:pPr>
+      <w:r>
+        <w:rPr>
+          <w:sz w:val="22"/>
+          <w:szCs w:val="22"/>
+        </w:rPr>
+        <w:t xml:space="preserve">SEGURIDAD SOCIAL (2026): </w:t>
+      </w:r>
+      <w:r>
+        <w:rPr>
+          <w:i/>
+          <w:iCs/>
+          <w:sz w:val="22"/>
+          <w:szCs w:val="22"/>
+        </w:rPr>
+        <w:t>Cotización de trabajadores autónomos: bases y tramos de rendimientos 2026</w:t>
+      </w:r>
+      <w:r>
+        <w:rPr>
+          <w:sz w:val="22"/>
+          <w:szCs w:val="22"/>
+        </w:rPr>
+        <w:t xml:space="preserve"> [en línea]. Madrid. https://www.seg-social.es/wps/portal/wss/internet/Trabajadores/CotizacionRecaudacionTrabajadores/10721/10724/1320/1322/boni9 [Consulta: 28/10/2026].</w:t>
+      </w:r>
+    </w:p>
+    <w:p>
+      <w:pPr>
+        <w:pStyle w:val="Normal"/>
+        <w:spacing w:lineRule="auto" w:line="240" w:before="0" w:after="100"/>
+        <w:ind w:hanging="567" w:left="567"/>
+        <w:jc w:val="left"/>
+        <w:rPr/>
+      </w:pPr>
+      <w:r>
+        <w:rPr>
+          <w:sz w:val="22"/>
+          <w:szCs w:val="22"/>
+        </w:rPr>
+        <w:t xml:space="preserve">THE OBJECTIVE (2026): </w:t>
+      </w:r>
+      <w:r>
+        <w:rPr>
+          <w:i/>
+          <w:iCs/>
+          <w:sz w:val="22"/>
+          <w:szCs w:val="22"/>
+        </w:rPr>
+        <w:t>La Seguridad Social sumó 92.327 afiliados en septiembre, el mayor aumento en este mes</w:t>
+      </w:r>
+      <w:r>
+        <w:rPr>
+          <w:sz w:val="22"/>
+          <w:szCs w:val="22"/>
+        </w:rPr>
+        <w:t xml:space="preserve"> [en línea]. 2 de octubre de 2026. https://theobjective.com/economia/2026-10-02/empleo-incremento-afiliados/ [Consulta: 28/10/2026].</w:t>
+      </w:r>
+    </w:p>
+    <w:p>
+      <w:pPr>
+        <w:pStyle w:val="Normal"/>
+        <w:spacing w:lineRule="auto" w:line="240" w:before="0" w:after="100"/>
+        <w:ind w:hanging="567" w:left="567"/>
+        <w:jc w:val="left"/>
+        <w:rPr/>
+      </w:pPr>
+      <w:r>
+        <w:rPr>
+          <w:sz w:val="22"/>
+          <w:szCs w:val="22"/>
+        </w:rPr>
+        <w:t xml:space="preserve">VT MARKETS (2026): </w:t>
+      </w:r>
+      <w:r>
+        <w:rPr>
+          <w:i/>
+          <w:iCs/>
+          <w:sz w:val="22"/>
+          <w:szCs w:val="22"/>
         </w:rPr>
         <w:t>La rentabilidad del bono español a 10 años repunta ligeramente en la subasta</w:t>
       </w:r>
       <w:r>
-        <w:rPr/>
+        <w:rPr>
+          <w:sz w:val="22"/>
+          <w:szCs w:val="22"/>
+        </w:rPr>
         <w:t xml:space="preserve"> [en línea]. 2 de julio de 2026. https://www.vtmarkets.com/es-eu/live-updates/la-rentabilidad-del-bono-espanol-a-10-anos-repunta-ligeramente-en-la-subasta-mientras-la-inflacion-de-la-eurozona-mantiene-un-panorama-de-tipos-restrictivo/ [Consulta: 28/10/2026].</w:t>
       </w:r>
       <w:r>
@@ -25432,7 +27208,7 @@
         <w:pStyle w:val="Heading1"/>
         <w:rPr/>
       </w:pPr>
-      <w:bookmarkStart w:id="47" w:name="__RefHeading___Toc2648_2080339060"/>
+      <w:bookmarkStart w:id="47" w:name="__RefHeading___Toc3096_3767503993"/>
       <w:bookmarkEnd w:id="47"/>
       <w:r>
         <w:rPr/>
@@ -25689,6 +27465,24 @@
     <w:p>
       <w:pPr>
         <w:pStyle w:val="Normal"/>
+        <w:jc w:val="both"/>
+        <w:rPr/>
+      </w:pPr>
+      <w:r>
+        <w:rPr>
+          <w:b/>
+          <w:bCs/>
+        </w:rPr>
+        <w:t>Contraste con la estadística oficial.</w:t>
+      </w:r>
+      <w:r>
+        <w:rPr/>
+        <w:t xml:space="preserve"> Los datos del Ministerio de Trabajo y Economía Social corroboran el envejecimiento, aunque matizan la tendencia reciente. En marzo de 2026 el RETA tenía 3.437.099 afiliados, de los que el 31,5 % tenía entre 46 y 55 años y el 23,9 % entre 56 y 65 (Ministerio de Trabajo y Economía Social, 2026a). Los jóvenes de 16 a 29 años sumaban 249.456, un 7,3 % del total, y crecían un 5,1 % interanual (Ministerio de Trabajo y Economía Social, 2026b). Eurostat (2026) sitúa a España entre los países de la Unión Europea con menor proporción de autónomos jóvenes: los de 20 a 29 años son el 5,9 % de los autónomos españoles, frente al 7,9 % de la media europea.</w:t>
+      </w:r>
+    </w:p>
+    <w:p>
+      <w:pPr>
+        <w:pStyle w:val="Normal"/>
         <w:keepNext w:val="true"/>
         <w:spacing w:lineRule="auto" w:line="240" w:before="120" w:after="60"/>
         <w:jc w:val="left"/>
@@ -25785,7 +27579,7 @@
         <w:pStyle w:val="Heading1"/>
         <w:rPr/>
       </w:pPr>
-      <w:bookmarkStart w:id="48" w:name="__RefHeading___Toc2650_2080339060"/>
+      <w:bookmarkStart w:id="48" w:name="__RefHeading___Toc3098_3767503993"/>
       <w:bookmarkEnd w:id="48"/>
       <w:r>
         <w:rPr/>
@@ -25833,7 +27627,7 @@
         <w:pStyle w:val="Heading1"/>
         <w:rPr/>
       </w:pPr>
-      <w:bookmarkStart w:id="49" w:name="__RefHeading___Toc2652_2080339060"/>
+      <w:bookmarkStart w:id="49" w:name="__RefHeading___Toc3100_3767503993"/>
       <w:bookmarkEnd w:id="49"/>
       <w:r>
         <w:rPr/>
@@ -29876,7 +31670,6 @@
     <w:p>
       <w:pPr>
         <w:pStyle w:val="Normal"/>
-        <w:spacing w:before="0" w:after="120"/>
         <w:jc w:val="both"/>
         <w:rPr/>
       </w:pPr>
@@ -29960,6 +31753,3423 @@
       <w:r>
         <w:rPr/>
         <w:t>.</w:t>
+      </w:r>
+      <w:r>
+        <w:br w:type="page"/>
+      </w:r>
+    </w:p>
+    <w:p>
+      <w:pPr>
+        <w:pStyle w:val="Heading1"/>
+        <w:rPr/>
+      </w:pPr>
+      <w:bookmarkStart w:id="50" w:name="__RefHeading___Toc3102_3767503993"/>
+      <w:bookmarkEnd w:id="50"/>
+      <w:r>
+        <w:rPr/>
+        <w:t>Anexo IV. Fuentes oficiales consultadas</w:t>
+      </w:r>
+    </w:p>
+    <w:p>
+      <w:pPr>
+        <w:pStyle w:val="Normal"/>
+        <w:jc w:val="both"/>
+        <w:rPr/>
+      </w:pPr>
+      <w:r>
+        <w:rPr/>
+        <w:t>La tabla siguiente relaciona cada fuente oficial con el dato que se ha contrastado y el apartado del trabajo en que se utiliza. Las direcciones web completas figuran en la bibliografía; todas se consultaron el 28 de octubre de 2026.</w:t>
+      </w:r>
+    </w:p>
+    <w:p>
+      <w:pPr>
+        <w:pStyle w:val="Normal"/>
+        <w:keepNext w:val="true"/>
+        <w:spacing w:lineRule="auto" w:line="240" w:before="120" w:after="60"/>
+        <w:jc w:val="left"/>
+        <w:rPr/>
+      </w:pPr>
+      <w:r>
+        <w:rPr>
+          <w:b/>
+          <w:bCs/>
+          <w:sz w:val="22"/>
+          <w:szCs w:val="22"/>
+        </w:rPr>
+        <w:t xml:space="preserve">Tabla IV.1: </w:t>
+      </w:r>
+      <w:r>
+        <w:rPr>
+          <w:sz w:val="22"/>
+          <w:szCs w:val="22"/>
+        </w:rPr>
+        <w:t>Fuentes oficiales y datos contrastados</w:t>
+      </w:r>
+    </w:p>
+    <w:tbl>
+      <w:tblPr>
+        <w:tblW w:w="9070" w:type="dxa"/>
+        <w:jc w:val="left"/>
+        <w:tblInd w:w="0" w:type="dxa"/>
+        <w:tblLayout w:type="fixed"/>
+        <w:tblCellMar>
+          <w:top w:w="40" w:type="dxa"/>
+          <w:left w:w="80" w:type="dxa"/>
+          <w:bottom w:w="40" w:type="dxa"/>
+          <w:right w:w="80" w:type="dxa"/>
+        </w:tblCellMar>
+      </w:tblPr>
+      <w:tblGrid>
+        <w:gridCol w:w="1900"/>
+        <w:gridCol w:w="2700"/>
+        <w:gridCol w:w="3270"/>
+        <w:gridCol w:w="1199"/>
+      </w:tblGrid>
+      <w:tr>
+        <w:trPr>
+          <w:tblHeader w:val="true"/>
+        </w:trPr>
+        <w:tc>
+          <w:tcPr>
+            <w:tcW w:w="1900" w:type="dxa"/>
+            <w:tcBorders>
+              <w:top w:val="single" w:sz="4" w:space="0" w:color="8C8C8C"/>
+              <w:left w:val="single" w:sz="4" w:space="0" w:color="8C8C8C"/>
+              <w:bottom w:val="single" w:sz="4" w:space="0" w:color="8C8C8C"/>
+              <w:right w:val="single" w:sz="4" w:space="0" w:color="8C8C8C"/>
+            </w:tcBorders>
+            <w:shd w:color="auto" w:fill="DCE6F2" w:val="clear"/>
+            <w:vAlign w:val="center"/>
+          </w:tcPr>
+          <w:p>
+            <w:pPr>
+              <w:pStyle w:val="Normal"/>
+              <w:keepNext w:val="true"/>
+              <w:keepLines/>
+              <w:spacing w:lineRule="auto" w:line="240" w:before="0" w:after="0"/>
+              <w:jc w:val="left"/>
+              <w:rPr/>
+            </w:pPr>
+            <w:r>
+              <w:rPr>
+                <w:rFonts w:eastAsia="Times New Roman" w:cs="Times New Roman"/>
+                <w:b/>
+                <w:bCs/>
+                <w:sz w:val="20"/>
+                <w:szCs w:val="20"/>
+              </w:rPr>
+              <w:t>Organismo</w:t>
+            </w:r>
+          </w:p>
+        </w:tc>
+        <w:tc>
+          <w:tcPr>
+            <w:tcW w:w="2700" w:type="dxa"/>
+            <w:tcBorders>
+              <w:top w:val="single" w:sz="4" w:space="0" w:color="8C8C8C"/>
+              <w:left w:val="single" w:sz="4" w:space="0" w:color="8C8C8C"/>
+              <w:bottom w:val="single" w:sz="4" w:space="0" w:color="8C8C8C"/>
+              <w:right w:val="single" w:sz="4" w:space="0" w:color="8C8C8C"/>
+            </w:tcBorders>
+            <w:shd w:color="auto" w:fill="DCE6F2" w:val="clear"/>
+            <w:vAlign w:val="center"/>
+          </w:tcPr>
+          <w:p>
+            <w:pPr>
+              <w:pStyle w:val="Normal"/>
+              <w:keepNext w:val="true"/>
+              <w:keepLines/>
+              <w:spacing w:lineRule="auto" w:line="240" w:before="0" w:after="0"/>
+              <w:jc w:val="left"/>
+              <w:rPr/>
+            </w:pPr>
+            <w:r>
+              <w:rPr>
+                <w:rFonts w:eastAsia="Times New Roman" w:cs="Times New Roman"/>
+                <w:b/>
+                <w:bCs/>
+                <w:sz w:val="20"/>
+                <w:szCs w:val="20"/>
+              </w:rPr>
+              <w:t>Fuente</w:t>
+            </w:r>
+          </w:p>
+        </w:tc>
+        <w:tc>
+          <w:tcPr>
+            <w:tcW w:w="3270" w:type="dxa"/>
+            <w:tcBorders>
+              <w:top w:val="single" w:sz="4" w:space="0" w:color="8C8C8C"/>
+              <w:left w:val="single" w:sz="4" w:space="0" w:color="8C8C8C"/>
+              <w:bottom w:val="single" w:sz="4" w:space="0" w:color="8C8C8C"/>
+              <w:right w:val="single" w:sz="4" w:space="0" w:color="8C8C8C"/>
+            </w:tcBorders>
+            <w:shd w:color="auto" w:fill="DCE6F2" w:val="clear"/>
+            <w:vAlign w:val="center"/>
+          </w:tcPr>
+          <w:p>
+            <w:pPr>
+              <w:pStyle w:val="Normal"/>
+              <w:keepNext w:val="true"/>
+              <w:keepLines/>
+              <w:spacing w:lineRule="auto" w:line="240" w:before="0" w:after="0"/>
+              <w:jc w:val="left"/>
+              <w:rPr/>
+            </w:pPr>
+            <w:r>
+              <w:rPr>
+                <w:rFonts w:eastAsia="Times New Roman" w:cs="Times New Roman"/>
+                <w:b/>
+                <w:bCs/>
+                <w:sz w:val="20"/>
+                <w:szCs w:val="20"/>
+              </w:rPr>
+              <w:t>Dato contrastado</w:t>
+            </w:r>
+          </w:p>
+        </w:tc>
+        <w:tc>
+          <w:tcPr>
+            <w:tcW w:w="1199" w:type="dxa"/>
+            <w:tcBorders>
+              <w:top w:val="single" w:sz="4" w:space="0" w:color="8C8C8C"/>
+              <w:left w:val="single" w:sz="4" w:space="0" w:color="8C8C8C"/>
+              <w:bottom w:val="single" w:sz="4" w:space="0" w:color="8C8C8C"/>
+              <w:right w:val="single" w:sz="4" w:space="0" w:color="8C8C8C"/>
+            </w:tcBorders>
+            <w:shd w:color="auto" w:fill="DCE6F2" w:val="clear"/>
+            <w:vAlign w:val="center"/>
+          </w:tcPr>
+          <w:p>
+            <w:pPr>
+              <w:pStyle w:val="Normal"/>
+              <w:keepNext w:val="true"/>
+              <w:keepLines/>
+              <w:spacing w:lineRule="auto" w:line="240" w:before="0" w:after="0"/>
+              <w:jc w:val="left"/>
+              <w:rPr/>
+            </w:pPr>
+            <w:r>
+              <w:rPr>
+                <w:rFonts w:eastAsia="Times New Roman" w:cs="Times New Roman"/>
+                <w:b/>
+                <w:bCs/>
+                <w:sz w:val="20"/>
+                <w:szCs w:val="20"/>
+              </w:rPr>
+              <w:t>Apartado</w:t>
+            </w:r>
+          </w:p>
+        </w:tc>
+      </w:tr>
+      <w:tr>
+        <w:trPr>
+          <w:cantSplit w:val="true"/>
+        </w:trPr>
+        <w:tc>
+          <w:tcPr>
+            <w:tcW w:w="1900" w:type="dxa"/>
+            <w:tcBorders>
+              <w:top w:val="single" w:sz="4" w:space="0" w:color="8C8C8C"/>
+              <w:left w:val="single" w:sz="4" w:space="0" w:color="8C8C8C"/>
+              <w:bottom w:val="single" w:sz="4" w:space="0" w:color="8C8C8C"/>
+              <w:right w:val="single" w:sz="4" w:space="0" w:color="8C8C8C"/>
+            </w:tcBorders>
+            <w:vAlign w:val="center"/>
+          </w:tcPr>
+          <w:p>
+            <w:pPr>
+              <w:pStyle w:val="Normal"/>
+              <w:keepNext w:val="true"/>
+              <w:keepLines/>
+              <w:spacing w:lineRule="auto" w:line="240" w:before="0" w:after="0"/>
+              <w:jc w:val="left"/>
+              <w:rPr/>
+            </w:pPr>
+            <w:r>
+              <w:rPr>
+                <w:rFonts w:eastAsia="Times New Roman" w:cs="Times New Roman"/>
+                <w:b w:val="false"/>
+                <w:bCs w:val="false"/>
+                <w:sz w:val="20"/>
+                <w:szCs w:val="20"/>
+              </w:rPr>
+              <w:t>BOE / Seguridad Social</w:t>
+            </w:r>
+          </w:p>
+        </w:tc>
+        <w:tc>
+          <w:tcPr>
+            <w:tcW w:w="2700" w:type="dxa"/>
+            <w:tcBorders>
+              <w:top w:val="single" w:sz="4" w:space="0" w:color="8C8C8C"/>
+              <w:left w:val="single" w:sz="4" w:space="0" w:color="8C8C8C"/>
+              <w:bottom w:val="single" w:sz="4" w:space="0" w:color="8C8C8C"/>
+              <w:right w:val="single" w:sz="4" w:space="0" w:color="8C8C8C"/>
+            </w:tcBorders>
+            <w:vAlign w:val="center"/>
+          </w:tcPr>
+          <w:p>
+            <w:pPr>
+              <w:pStyle w:val="Normal"/>
+              <w:keepNext w:val="true"/>
+              <w:keepLines/>
+              <w:spacing w:lineRule="auto" w:line="240" w:before="0" w:after="0"/>
+              <w:jc w:val="left"/>
+              <w:rPr/>
+            </w:pPr>
+            <w:r>
+              <w:rPr>
+                <w:rFonts w:eastAsia="Times New Roman" w:cs="Times New Roman"/>
+                <w:b w:val="false"/>
+                <w:bCs w:val="false"/>
+                <w:sz w:val="20"/>
+                <w:szCs w:val="20"/>
+              </w:rPr>
+              <w:t>Orden PJC/297/2026; tablas de cotización 2026</w:t>
+            </w:r>
+          </w:p>
+        </w:tc>
+        <w:tc>
+          <w:tcPr>
+            <w:tcW w:w="3270" w:type="dxa"/>
+            <w:tcBorders>
+              <w:top w:val="single" w:sz="4" w:space="0" w:color="8C8C8C"/>
+              <w:left w:val="single" w:sz="4" w:space="0" w:color="8C8C8C"/>
+              <w:bottom w:val="single" w:sz="4" w:space="0" w:color="8C8C8C"/>
+              <w:right w:val="single" w:sz="4" w:space="0" w:color="8C8C8C"/>
+            </w:tcBorders>
+            <w:vAlign w:val="center"/>
+          </w:tcPr>
+          <w:p>
+            <w:pPr>
+              <w:pStyle w:val="Normal"/>
+              <w:keepNext w:val="true"/>
+              <w:keepLines/>
+              <w:spacing w:lineRule="auto" w:line="240" w:before="0" w:after="0"/>
+              <w:jc w:val="left"/>
+              <w:rPr/>
+            </w:pPr>
+            <w:r>
+              <w:rPr>
+                <w:rFonts w:eastAsia="Times New Roman" w:cs="Times New Roman"/>
+                <w:b w:val="false"/>
+                <w:bCs w:val="false"/>
+                <w:sz w:val="20"/>
+                <w:szCs w:val="20"/>
+              </w:rPr>
+              <w:t>Bases mínimas por tramo y tipo total del 31,5 %</w:t>
+            </w:r>
+          </w:p>
+        </w:tc>
+        <w:tc>
+          <w:tcPr>
+            <w:tcW w:w="1199" w:type="dxa"/>
+            <w:tcBorders>
+              <w:top w:val="single" w:sz="4" w:space="0" w:color="8C8C8C"/>
+              <w:left w:val="single" w:sz="4" w:space="0" w:color="8C8C8C"/>
+              <w:bottom w:val="single" w:sz="4" w:space="0" w:color="8C8C8C"/>
+              <w:right w:val="single" w:sz="4" w:space="0" w:color="8C8C8C"/>
+            </w:tcBorders>
+            <w:vAlign w:val="center"/>
+          </w:tcPr>
+          <w:p>
+            <w:pPr>
+              <w:pStyle w:val="Normal"/>
+              <w:keepNext w:val="true"/>
+              <w:keepLines/>
+              <w:spacing w:lineRule="auto" w:line="240" w:before="0" w:after="0"/>
+              <w:jc w:val="left"/>
+              <w:rPr/>
+            </w:pPr>
+            <w:r>
+              <w:rPr>
+                <w:rFonts w:eastAsia="Times New Roman" w:cs="Times New Roman"/>
+                <w:b w:val="false"/>
+                <w:bCs w:val="false"/>
+                <w:sz w:val="20"/>
+                <w:szCs w:val="20"/>
+              </w:rPr>
+              <w:t>5.2, 6.4</w:t>
+            </w:r>
+          </w:p>
+        </w:tc>
+      </w:tr>
+      <w:tr>
+        <w:trPr>
+          <w:cantSplit w:val="true"/>
+        </w:trPr>
+        <w:tc>
+          <w:tcPr>
+            <w:tcW w:w="1900" w:type="dxa"/>
+            <w:tcBorders>
+              <w:top w:val="single" w:sz="4" w:space="0" w:color="8C8C8C"/>
+              <w:left w:val="single" w:sz="4" w:space="0" w:color="8C8C8C"/>
+              <w:bottom w:val="single" w:sz="4" w:space="0" w:color="8C8C8C"/>
+              <w:right w:val="single" w:sz="4" w:space="0" w:color="8C8C8C"/>
+            </w:tcBorders>
+            <w:vAlign w:val="center"/>
+          </w:tcPr>
+          <w:p>
+            <w:pPr>
+              <w:pStyle w:val="Normal"/>
+              <w:keepNext w:val="true"/>
+              <w:keepLines/>
+              <w:spacing w:lineRule="auto" w:line="240" w:before="0" w:after="0"/>
+              <w:jc w:val="left"/>
+              <w:rPr/>
+            </w:pPr>
+            <w:r>
+              <w:rPr>
+                <w:rFonts w:eastAsia="Times New Roman" w:cs="Times New Roman"/>
+                <w:b w:val="false"/>
+                <w:bCs w:val="false"/>
+                <w:sz w:val="20"/>
+                <w:szCs w:val="20"/>
+              </w:rPr>
+              <w:t>Seguridad Social / BOE</w:t>
+            </w:r>
+          </w:p>
+        </w:tc>
+        <w:tc>
+          <w:tcPr>
+            <w:tcW w:w="2700" w:type="dxa"/>
+            <w:tcBorders>
+              <w:top w:val="single" w:sz="4" w:space="0" w:color="8C8C8C"/>
+              <w:left w:val="single" w:sz="4" w:space="0" w:color="8C8C8C"/>
+              <w:bottom w:val="single" w:sz="4" w:space="0" w:color="8C8C8C"/>
+              <w:right w:val="single" w:sz="4" w:space="0" w:color="8C8C8C"/>
+            </w:tcBorders>
+            <w:vAlign w:val="center"/>
+          </w:tcPr>
+          <w:p>
+            <w:pPr>
+              <w:pStyle w:val="Normal"/>
+              <w:keepNext w:val="true"/>
+              <w:keepLines/>
+              <w:spacing w:lineRule="auto" w:line="240" w:before="0" w:after="0"/>
+              <w:jc w:val="left"/>
+              <w:rPr/>
+            </w:pPr>
+            <w:r>
+              <w:rPr>
+                <w:rFonts w:eastAsia="Times New Roman" w:cs="Times New Roman"/>
+                <w:b w:val="false"/>
+                <w:bCs w:val="false"/>
+                <w:sz w:val="20"/>
+                <w:szCs w:val="20"/>
+              </w:rPr>
+              <w:t>Real Decreto-ley 13/2022</w:t>
+            </w:r>
+          </w:p>
+        </w:tc>
+        <w:tc>
+          <w:tcPr>
+            <w:tcW w:w="3270" w:type="dxa"/>
+            <w:tcBorders>
+              <w:top w:val="single" w:sz="4" w:space="0" w:color="8C8C8C"/>
+              <w:left w:val="single" w:sz="4" w:space="0" w:color="8C8C8C"/>
+              <w:bottom w:val="single" w:sz="4" w:space="0" w:color="8C8C8C"/>
+              <w:right w:val="single" w:sz="4" w:space="0" w:color="8C8C8C"/>
+            </w:tcBorders>
+            <w:vAlign w:val="center"/>
+          </w:tcPr>
+          <w:p>
+            <w:pPr>
+              <w:pStyle w:val="Normal"/>
+              <w:keepNext w:val="true"/>
+              <w:keepLines/>
+              <w:spacing w:lineRule="auto" w:line="240" w:before="0" w:after="0"/>
+              <w:jc w:val="left"/>
+              <w:rPr/>
+            </w:pPr>
+            <w:r>
+              <w:rPr>
+                <w:rFonts w:eastAsia="Times New Roman" w:cs="Times New Roman"/>
+                <w:b w:val="false"/>
+                <w:bCs w:val="false"/>
+                <w:sz w:val="20"/>
+                <w:szCs w:val="20"/>
+              </w:rPr>
+              <w:t>Tarifa plana de 80 € y prórroga si el rendimiento no supera el SMI</w:t>
+            </w:r>
+          </w:p>
+        </w:tc>
+        <w:tc>
+          <w:tcPr>
+            <w:tcW w:w="1199" w:type="dxa"/>
+            <w:tcBorders>
+              <w:top w:val="single" w:sz="4" w:space="0" w:color="8C8C8C"/>
+              <w:left w:val="single" w:sz="4" w:space="0" w:color="8C8C8C"/>
+              <w:bottom w:val="single" w:sz="4" w:space="0" w:color="8C8C8C"/>
+              <w:right w:val="single" w:sz="4" w:space="0" w:color="8C8C8C"/>
+            </w:tcBorders>
+            <w:vAlign w:val="center"/>
+          </w:tcPr>
+          <w:p>
+            <w:pPr>
+              <w:pStyle w:val="Normal"/>
+              <w:keepNext w:val="true"/>
+              <w:keepLines/>
+              <w:spacing w:lineRule="auto" w:line="240" w:before="0" w:after="0"/>
+              <w:jc w:val="left"/>
+              <w:rPr/>
+            </w:pPr>
+            <w:r>
+              <w:rPr>
+                <w:rFonts w:eastAsia="Times New Roman" w:cs="Times New Roman"/>
+                <w:b w:val="false"/>
+                <w:bCs w:val="false"/>
+                <w:sz w:val="20"/>
+                <w:szCs w:val="20"/>
+              </w:rPr>
+              <w:t>5.2</w:t>
+            </w:r>
+          </w:p>
+        </w:tc>
+      </w:tr>
+      <w:tr>
+        <w:trPr>
+          <w:cantSplit w:val="true"/>
+        </w:trPr>
+        <w:tc>
+          <w:tcPr>
+            <w:tcW w:w="1900" w:type="dxa"/>
+            <w:tcBorders>
+              <w:top w:val="single" w:sz="4" w:space="0" w:color="8C8C8C"/>
+              <w:left w:val="single" w:sz="4" w:space="0" w:color="8C8C8C"/>
+              <w:bottom w:val="single" w:sz="4" w:space="0" w:color="8C8C8C"/>
+              <w:right w:val="single" w:sz="4" w:space="0" w:color="8C8C8C"/>
+            </w:tcBorders>
+            <w:vAlign w:val="center"/>
+          </w:tcPr>
+          <w:p>
+            <w:pPr>
+              <w:pStyle w:val="Normal"/>
+              <w:keepNext w:val="false"/>
+              <w:keepLines/>
+              <w:spacing w:lineRule="auto" w:line="240" w:before="0" w:after="0"/>
+              <w:jc w:val="left"/>
+              <w:rPr/>
+            </w:pPr>
+            <w:r>
+              <w:rPr>
+                <w:rFonts w:eastAsia="Times New Roman" w:cs="Times New Roman"/>
+                <w:b w:val="false"/>
+                <w:bCs w:val="false"/>
+                <w:sz w:val="20"/>
+                <w:szCs w:val="20"/>
+              </w:rPr>
+              <w:t>BOE</w:t>
+            </w:r>
+          </w:p>
+        </w:tc>
+        <w:tc>
+          <w:tcPr>
+            <w:tcW w:w="2700" w:type="dxa"/>
+            <w:tcBorders>
+              <w:top w:val="single" w:sz="4" w:space="0" w:color="8C8C8C"/>
+              <w:left w:val="single" w:sz="4" w:space="0" w:color="8C8C8C"/>
+              <w:bottom w:val="single" w:sz="4" w:space="0" w:color="8C8C8C"/>
+              <w:right w:val="single" w:sz="4" w:space="0" w:color="8C8C8C"/>
+            </w:tcBorders>
+            <w:vAlign w:val="center"/>
+          </w:tcPr>
+          <w:p>
+            <w:pPr>
+              <w:pStyle w:val="Normal"/>
+              <w:keepNext w:val="false"/>
+              <w:keepLines/>
+              <w:spacing w:lineRule="auto" w:line="240" w:before="0" w:after="0"/>
+              <w:jc w:val="left"/>
+              <w:rPr/>
+            </w:pPr>
+            <w:r>
+              <w:rPr>
+                <w:rFonts w:eastAsia="Times New Roman" w:cs="Times New Roman"/>
+                <w:b w:val="false"/>
+                <w:bCs w:val="false"/>
+                <w:sz w:val="20"/>
+                <w:szCs w:val="20"/>
+              </w:rPr>
+              <w:t>Real Decreto 126/2026</w:t>
+            </w:r>
+          </w:p>
+        </w:tc>
+        <w:tc>
+          <w:tcPr>
+            <w:tcW w:w="3270" w:type="dxa"/>
+            <w:tcBorders>
+              <w:top w:val="single" w:sz="4" w:space="0" w:color="8C8C8C"/>
+              <w:left w:val="single" w:sz="4" w:space="0" w:color="8C8C8C"/>
+              <w:bottom w:val="single" w:sz="4" w:space="0" w:color="8C8C8C"/>
+              <w:right w:val="single" w:sz="4" w:space="0" w:color="8C8C8C"/>
+            </w:tcBorders>
+            <w:vAlign w:val="center"/>
+          </w:tcPr>
+          <w:p>
+            <w:pPr>
+              <w:pStyle w:val="Normal"/>
+              <w:keepNext w:val="false"/>
+              <w:keepLines/>
+              <w:spacing w:lineRule="auto" w:line="240" w:before="0" w:after="0"/>
+              <w:jc w:val="left"/>
+              <w:rPr/>
+            </w:pPr>
+            <w:r>
+              <w:rPr>
+                <w:rFonts w:eastAsia="Times New Roman" w:cs="Times New Roman"/>
+                <w:b w:val="false"/>
+                <w:bCs w:val="false"/>
+                <w:sz w:val="20"/>
+                <w:szCs w:val="20"/>
+              </w:rPr>
+              <w:t>SMI de 2026: 17.094 € anuales</w:t>
+            </w:r>
+          </w:p>
+        </w:tc>
+        <w:tc>
+          <w:tcPr>
+            <w:tcW w:w="1199" w:type="dxa"/>
+            <w:tcBorders>
+              <w:top w:val="single" w:sz="4" w:space="0" w:color="8C8C8C"/>
+              <w:left w:val="single" w:sz="4" w:space="0" w:color="8C8C8C"/>
+              <w:bottom w:val="single" w:sz="4" w:space="0" w:color="8C8C8C"/>
+              <w:right w:val="single" w:sz="4" w:space="0" w:color="8C8C8C"/>
+            </w:tcBorders>
+            <w:vAlign w:val="center"/>
+          </w:tcPr>
+          <w:p>
+            <w:pPr>
+              <w:pStyle w:val="Normal"/>
+              <w:keepNext w:val="false"/>
+              <w:keepLines/>
+              <w:spacing w:lineRule="auto" w:line="240" w:before="0" w:after="0"/>
+              <w:jc w:val="left"/>
+              <w:rPr/>
+            </w:pPr>
+            <w:r>
+              <w:rPr>
+                <w:rFonts w:eastAsia="Times New Roman" w:cs="Times New Roman"/>
+                <w:b w:val="false"/>
+                <w:bCs w:val="false"/>
+                <w:sz w:val="20"/>
+                <w:szCs w:val="20"/>
+              </w:rPr>
+              <w:t>5.2, 7.3</w:t>
+            </w:r>
+          </w:p>
+        </w:tc>
+      </w:tr>
+      <w:tr>
+        <w:trPr>
+          <w:cantSplit w:val="true"/>
+        </w:trPr>
+        <w:tc>
+          <w:tcPr>
+            <w:tcW w:w="1900" w:type="dxa"/>
+            <w:tcBorders>
+              <w:top w:val="single" w:sz="4" w:space="0" w:color="8C8C8C"/>
+              <w:left w:val="single" w:sz="4" w:space="0" w:color="8C8C8C"/>
+              <w:bottom w:val="single" w:sz="4" w:space="0" w:color="8C8C8C"/>
+              <w:right w:val="single" w:sz="4" w:space="0" w:color="8C8C8C"/>
+            </w:tcBorders>
+            <w:vAlign w:val="center"/>
+          </w:tcPr>
+          <w:p>
+            <w:pPr>
+              <w:pStyle w:val="Normal"/>
+              <w:keepNext w:val="false"/>
+              <w:keepLines/>
+              <w:spacing w:lineRule="auto" w:line="240" w:before="0" w:after="0"/>
+              <w:jc w:val="left"/>
+              <w:rPr/>
+            </w:pPr>
+            <w:r>
+              <w:rPr>
+                <w:rFonts w:eastAsia="Times New Roman" w:cs="Times New Roman"/>
+                <w:b w:val="false"/>
+                <w:bCs w:val="false"/>
+                <w:sz w:val="20"/>
+                <w:szCs w:val="20"/>
+              </w:rPr>
+              <w:t>Agencia Tributaria</w:t>
+            </w:r>
+          </w:p>
+        </w:tc>
+        <w:tc>
+          <w:tcPr>
+            <w:tcW w:w="2700" w:type="dxa"/>
+            <w:tcBorders>
+              <w:top w:val="single" w:sz="4" w:space="0" w:color="8C8C8C"/>
+              <w:left w:val="single" w:sz="4" w:space="0" w:color="8C8C8C"/>
+              <w:bottom w:val="single" w:sz="4" w:space="0" w:color="8C8C8C"/>
+              <w:right w:val="single" w:sz="4" w:space="0" w:color="8C8C8C"/>
+            </w:tcBorders>
+            <w:vAlign w:val="center"/>
+          </w:tcPr>
+          <w:p>
+            <w:pPr>
+              <w:pStyle w:val="Normal"/>
+              <w:keepNext w:val="false"/>
+              <w:keepLines/>
+              <w:spacing w:lineRule="auto" w:line="240" w:before="0" w:after="0"/>
+              <w:jc w:val="left"/>
+              <w:rPr/>
+            </w:pPr>
+            <w:r>
+              <w:rPr>
+                <w:rFonts w:eastAsia="Times New Roman" w:cs="Times New Roman"/>
+                <w:b w:val="false"/>
+                <w:bCs w:val="false"/>
+                <w:sz w:val="20"/>
+                <w:szCs w:val="20"/>
+              </w:rPr>
+              <w:t>Estimación directa simplificada; cuadro de retenciones 2026</w:t>
+            </w:r>
+          </w:p>
+        </w:tc>
+        <w:tc>
+          <w:tcPr>
+            <w:tcW w:w="3270" w:type="dxa"/>
+            <w:tcBorders>
+              <w:top w:val="single" w:sz="4" w:space="0" w:color="8C8C8C"/>
+              <w:left w:val="single" w:sz="4" w:space="0" w:color="8C8C8C"/>
+              <w:bottom w:val="single" w:sz="4" w:space="0" w:color="8C8C8C"/>
+              <w:right w:val="single" w:sz="4" w:space="0" w:color="8C8C8C"/>
+            </w:tcBorders>
+            <w:vAlign w:val="center"/>
+          </w:tcPr>
+          <w:p>
+            <w:pPr>
+              <w:pStyle w:val="Normal"/>
+              <w:keepNext w:val="false"/>
+              <w:keepLines/>
+              <w:spacing w:lineRule="auto" w:line="240" w:before="0" w:after="0"/>
+              <w:jc w:val="left"/>
+              <w:rPr/>
+            </w:pPr>
+            <w:r>
+              <w:rPr>
+                <w:rFonts w:eastAsia="Times New Roman" w:cs="Times New Roman"/>
+                <w:b w:val="false"/>
+                <w:bCs w:val="false"/>
+                <w:sz w:val="20"/>
+                <w:szCs w:val="20"/>
+              </w:rPr>
+              <w:t>5 % de gastos de difícil justificación (máx. 2.000 €); retención del 7 %; regla del 70 % del modelo 130</w:t>
+            </w:r>
+          </w:p>
+        </w:tc>
+        <w:tc>
+          <w:tcPr>
+            <w:tcW w:w="1199" w:type="dxa"/>
+            <w:tcBorders>
+              <w:top w:val="single" w:sz="4" w:space="0" w:color="8C8C8C"/>
+              <w:left w:val="single" w:sz="4" w:space="0" w:color="8C8C8C"/>
+              <w:bottom w:val="single" w:sz="4" w:space="0" w:color="8C8C8C"/>
+              <w:right w:val="single" w:sz="4" w:space="0" w:color="8C8C8C"/>
+            </w:tcBorders>
+            <w:vAlign w:val="center"/>
+          </w:tcPr>
+          <w:p>
+            <w:pPr>
+              <w:pStyle w:val="Normal"/>
+              <w:keepNext w:val="false"/>
+              <w:keepLines/>
+              <w:spacing w:lineRule="auto" w:line="240" w:before="0" w:after="0"/>
+              <w:jc w:val="left"/>
+              <w:rPr/>
+            </w:pPr>
+            <w:r>
+              <w:rPr>
+                <w:rFonts w:eastAsia="Times New Roman" w:cs="Times New Roman"/>
+                <w:b w:val="false"/>
+                <w:bCs w:val="false"/>
+                <w:sz w:val="20"/>
+                <w:szCs w:val="20"/>
+              </w:rPr>
+              <w:t>5.2, 6.5</w:t>
+            </w:r>
+          </w:p>
+        </w:tc>
+      </w:tr>
+      <w:tr>
+        <w:trPr>
+          <w:cantSplit w:val="true"/>
+        </w:trPr>
+        <w:tc>
+          <w:tcPr>
+            <w:tcW w:w="1900" w:type="dxa"/>
+            <w:tcBorders>
+              <w:top w:val="single" w:sz="4" w:space="0" w:color="8C8C8C"/>
+              <w:left w:val="single" w:sz="4" w:space="0" w:color="8C8C8C"/>
+              <w:bottom w:val="single" w:sz="4" w:space="0" w:color="8C8C8C"/>
+              <w:right w:val="single" w:sz="4" w:space="0" w:color="8C8C8C"/>
+            </w:tcBorders>
+            <w:vAlign w:val="center"/>
+          </w:tcPr>
+          <w:p>
+            <w:pPr>
+              <w:pStyle w:val="Normal"/>
+              <w:keepNext w:val="false"/>
+              <w:keepLines/>
+              <w:spacing w:lineRule="auto" w:line="240" w:before="0" w:after="0"/>
+              <w:jc w:val="left"/>
+              <w:rPr/>
+            </w:pPr>
+            <w:r>
+              <w:rPr>
+                <w:rFonts w:eastAsia="Times New Roman" w:cs="Times New Roman"/>
+                <w:b w:val="false"/>
+                <w:bCs w:val="false"/>
+                <w:sz w:val="20"/>
+                <w:szCs w:val="20"/>
+              </w:rPr>
+              <w:t>Agencia Tributaria</w:t>
+            </w:r>
+          </w:p>
+        </w:tc>
+        <w:tc>
+          <w:tcPr>
+            <w:tcW w:w="2700" w:type="dxa"/>
+            <w:tcBorders>
+              <w:top w:val="single" w:sz="4" w:space="0" w:color="8C8C8C"/>
+              <w:left w:val="single" w:sz="4" w:space="0" w:color="8C8C8C"/>
+              <w:bottom w:val="single" w:sz="4" w:space="0" w:color="8C8C8C"/>
+              <w:right w:val="single" w:sz="4" w:space="0" w:color="8C8C8C"/>
+            </w:tcBorders>
+            <w:vAlign w:val="center"/>
+          </w:tcPr>
+          <w:p>
+            <w:pPr>
+              <w:pStyle w:val="Normal"/>
+              <w:keepNext w:val="false"/>
+              <w:keepLines/>
+              <w:spacing w:lineRule="auto" w:line="240" w:before="0" w:after="0"/>
+              <w:jc w:val="left"/>
+              <w:rPr/>
+            </w:pPr>
+            <w:r>
+              <w:rPr>
+                <w:rFonts w:eastAsia="Times New Roman" w:cs="Times New Roman"/>
+                <w:b w:val="false"/>
+                <w:bCs w:val="false"/>
+                <w:sz w:val="20"/>
+                <w:szCs w:val="20"/>
+              </w:rPr>
+              <w:t>Manual de Renta 2025, escala de Aragón</w:t>
+            </w:r>
+          </w:p>
+        </w:tc>
+        <w:tc>
+          <w:tcPr>
+            <w:tcW w:w="3270" w:type="dxa"/>
+            <w:tcBorders>
+              <w:top w:val="single" w:sz="4" w:space="0" w:color="8C8C8C"/>
+              <w:left w:val="single" w:sz="4" w:space="0" w:color="8C8C8C"/>
+              <w:bottom w:val="single" w:sz="4" w:space="0" w:color="8C8C8C"/>
+              <w:right w:val="single" w:sz="4" w:space="0" w:color="8C8C8C"/>
+            </w:tcBorders>
+            <w:vAlign w:val="center"/>
+          </w:tcPr>
+          <w:p>
+            <w:pPr>
+              <w:pStyle w:val="Normal"/>
+              <w:keepNext w:val="false"/>
+              <w:keepLines/>
+              <w:spacing w:lineRule="auto" w:line="240" w:before="0" w:after="0"/>
+              <w:jc w:val="left"/>
+              <w:rPr/>
+            </w:pPr>
+            <w:r>
+              <w:rPr>
+                <w:rFonts w:eastAsia="Times New Roman" w:cs="Times New Roman"/>
+                <w:b w:val="false"/>
+                <w:bCs w:val="false"/>
+                <w:sz w:val="20"/>
+                <w:szCs w:val="20"/>
+              </w:rPr>
+              <w:t>Tramos autonómicos del IRPF</w:t>
+            </w:r>
+          </w:p>
+        </w:tc>
+        <w:tc>
+          <w:tcPr>
+            <w:tcW w:w="1199" w:type="dxa"/>
+            <w:tcBorders>
+              <w:top w:val="single" w:sz="4" w:space="0" w:color="8C8C8C"/>
+              <w:left w:val="single" w:sz="4" w:space="0" w:color="8C8C8C"/>
+              <w:bottom w:val="single" w:sz="4" w:space="0" w:color="8C8C8C"/>
+              <w:right w:val="single" w:sz="4" w:space="0" w:color="8C8C8C"/>
+            </w:tcBorders>
+            <w:vAlign w:val="center"/>
+          </w:tcPr>
+          <w:p>
+            <w:pPr>
+              <w:pStyle w:val="Normal"/>
+              <w:keepNext w:val="false"/>
+              <w:keepLines/>
+              <w:spacing w:lineRule="auto" w:line="240" w:before="0" w:after="0"/>
+              <w:jc w:val="left"/>
+              <w:rPr/>
+            </w:pPr>
+            <w:r>
+              <w:rPr>
+                <w:rFonts w:eastAsia="Times New Roman" w:cs="Times New Roman"/>
+                <w:b w:val="false"/>
+                <w:bCs w:val="false"/>
+                <w:sz w:val="20"/>
+                <w:szCs w:val="20"/>
+              </w:rPr>
+              <w:t>6.5</w:t>
+            </w:r>
+          </w:p>
+        </w:tc>
+      </w:tr>
+      <w:tr>
+        <w:trPr>
+          <w:cantSplit w:val="true"/>
+        </w:trPr>
+        <w:tc>
+          <w:tcPr>
+            <w:tcW w:w="1900" w:type="dxa"/>
+            <w:tcBorders>
+              <w:top w:val="single" w:sz="4" w:space="0" w:color="8C8C8C"/>
+              <w:left w:val="single" w:sz="4" w:space="0" w:color="8C8C8C"/>
+              <w:bottom w:val="single" w:sz="4" w:space="0" w:color="8C8C8C"/>
+              <w:right w:val="single" w:sz="4" w:space="0" w:color="8C8C8C"/>
+            </w:tcBorders>
+            <w:vAlign w:val="center"/>
+          </w:tcPr>
+          <w:p>
+            <w:pPr>
+              <w:pStyle w:val="Normal"/>
+              <w:keepNext w:val="false"/>
+              <w:keepLines/>
+              <w:spacing w:lineRule="auto" w:line="240" w:before="0" w:after="0"/>
+              <w:jc w:val="left"/>
+              <w:rPr/>
+            </w:pPr>
+            <w:r>
+              <w:rPr>
+                <w:rFonts w:eastAsia="Times New Roman" w:cs="Times New Roman"/>
+                <w:b w:val="false"/>
+                <w:bCs w:val="false"/>
+                <w:sz w:val="20"/>
+                <w:szCs w:val="20"/>
+              </w:rPr>
+              <w:t>Agencia Tributaria</w:t>
+            </w:r>
+          </w:p>
+        </w:tc>
+        <w:tc>
+          <w:tcPr>
+            <w:tcW w:w="2700" w:type="dxa"/>
+            <w:tcBorders>
+              <w:top w:val="single" w:sz="4" w:space="0" w:color="8C8C8C"/>
+              <w:left w:val="single" w:sz="4" w:space="0" w:color="8C8C8C"/>
+              <w:bottom w:val="single" w:sz="4" w:space="0" w:color="8C8C8C"/>
+              <w:right w:val="single" w:sz="4" w:space="0" w:color="8C8C8C"/>
+            </w:tcBorders>
+            <w:vAlign w:val="center"/>
+          </w:tcPr>
+          <w:p>
+            <w:pPr>
+              <w:pStyle w:val="Normal"/>
+              <w:keepNext w:val="false"/>
+              <w:keepLines/>
+              <w:spacing w:lineRule="auto" w:line="240" w:before="0" w:after="0"/>
+              <w:jc w:val="left"/>
+              <w:rPr/>
+            </w:pPr>
+            <w:r>
+              <w:rPr>
+                <w:rFonts w:eastAsia="Times New Roman" w:cs="Times New Roman"/>
+                <w:b w:val="false"/>
+                <w:bCs w:val="false"/>
+                <w:sz w:val="20"/>
+                <w:szCs w:val="20"/>
+              </w:rPr>
+              <w:t>Tipos del Impuesto sobre Sociedades</w:t>
+            </w:r>
+          </w:p>
+        </w:tc>
+        <w:tc>
+          <w:tcPr>
+            <w:tcW w:w="3270" w:type="dxa"/>
+            <w:tcBorders>
+              <w:top w:val="single" w:sz="4" w:space="0" w:color="8C8C8C"/>
+              <w:left w:val="single" w:sz="4" w:space="0" w:color="8C8C8C"/>
+              <w:bottom w:val="single" w:sz="4" w:space="0" w:color="8C8C8C"/>
+              <w:right w:val="single" w:sz="4" w:space="0" w:color="8C8C8C"/>
+            </w:tcBorders>
+            <w:vAlign w:val="center"/>
+          </w:tcPr>
+          <w:p>
+            <w:pPr>
+              <w:pStyle w:val="Normal"/>
+              <w:keepNext w:val="false"/>
+              <w:keepLines/>
+              <w:spacing w:lineRule="auto" w:line="240" w:before="0" w:after="0"/>
+              <w:jc w:val="left"/>
+              <w:rPr/>
+            </w:pPr>
+            <w:r>
+              <w:rPr>
+                <w:rFonts w:eastAsia="Times New Roman" w:cs="Times New Roman"/>
+                <w:b w:val="false"/>
+                <w:bCs w:val="false"/>
+                <w:sz w:val="20"/>
+                <w:szCs w:val="20"/>
+              </w:rPr>
+              <w:t>15 % nueva creación; 17 % y 20 % microempresas en 2027</w:t>
+            </w:r>
+          </w:p>
+        </w:tc>
+        <w:tc>
+          <w:tcPr>
+            <w:tcW w:w="1199" w:type="dxa"/>
+            <w:tcBorders>
+              <w:top w:val="single" w:sz="4" w:space="0" w:color="8C8C8C"/>
+              <w:left w:val="single" w:sz="4" w:space="0" w:color="8C8C8C"/>
+              <w:bottom w:val="single" w:sz="4" w:space="0" w:color="8C8C8C"/>
+              <w:right w:val="single" w:sz="4" w:space="0" w:color="8C8C8C"/>
+            </w:tcBorders>
+            <w:vAlign w:val="center"/>
+          </w:tcPr>
+          <w:p>
+            <w:pPr>
+              <w:pStyle w:val="Normal"/>
+              <w:keepNext w:val="false"/>
+              <w:keepLines/>
+              <w:spacing w:lineRule="auto" w:line="240" w:before="0" w:after="0"/>
+              <w:jc w:val="left"/>
+              <w:rPr/>
+            </w:pPr>
+            <w:r>
+              <w:rPr>
+                <w:rFonts w:eastAsia="Times New Roman" w:cs="Times New Roman"/>
+                <w:b w:val="false"/>
+                <w:bCs w:val="false"/>
+                <w:sz w:val="20"/>
+                <w:szCs w:val="20"/>
+              </w:rPr>
+              <w:t>5.2</w:t>
+            </w:r>
+          </w:p>
+        </w:tc>
+      </w:tr>
+      <w:tr>
+        <w:trPr>
+          <w:cantSplit w:val="true"/>
+        </w:trPr>
+        <w:tc>
+          <w:tcPr>
+            <w:tcW w:w="1900" w:type="dxa"/>
+            <w:tcBorders>
+              <w:top w:val="single" w:sz="4" w:space="0" w:color="8C8C8C"/>
+              <w:left w:val="single" w:sz="4" w:space="0" w:color="8C8C8C"/>
+              <w:bottom w:val="single" w:sz="4" w:space="0" w:color="8C8C8C"/>
+              <w:right w:val="single" w:sz="4" w:space="0" w:color="8C8C8C"/>
+            </w:tcBorders>
+            <w:vAlign w:val="center"/>
+          </w:tcPr>
+          <w:p>
+            <w:pPr>
+              <w:pStyle w:val="Normal"/>
+              <w:keepNext w:val="false"/>
+              <w:keepLines/>
+              <w:spacing w:lineRule="auto" w:line="240" w:before="0" w:after="0"/>
+              <w:jc w:val="left"/>
+              <w:rPr/>
+            </w:pPr>
+            <w:r>
+              <w:rPr>
+                <w:rFonts w:eastAsia="Times New Roman" w:cs="Times New Roman"/>
+                <w:b w:val="false"/>
+                <w:bCs w:val="false"/>
+                <w:sz w:val="20"/>
+                <w:szCs w:val="20"/>
+              </w:rPr>
+              <w:t>BOE / Agencia Tributaria</w:t>
+            </w:r>
+          </w:p>
+        </w:tc>
+        <w:tc>
+          <w:tcPr>
+            <w:tcW w:w="2700" w:type="dxa"/>
+            <w:tcBorders>
+              <w:top w:val="single" w:sz="4" w:space="0" w:color="8C8C8C"/>
+              <w:left w:val="single" w:sz="4" w:space="0" w:color="8C8C8C"/>
+              <w:bottom w:val="single" w:sz="4" w:space="0" w:color="8C8C8C"/>
+              <w:right w:val="single" w:sz="4" w:space="0" w:color="8C8C8C"/>
+            </w:tcBorders>
+            <w:vAlign w:val="center"/>
+          </w:tcPr>
+          <w:p>
+            <w:pPr>
+              <w:pStyle w:val="Normal"/>
+              <w:keepNext w:val="false"/>
+              <w:keepLines/>
+              <w:spacing w:lineRule="auto" w:line="240" w:before="0" w:after="0"/>
+              <w:jc w:val="left"/>
+              <w:rPr/>
+            </w:pPr>
+            <w:r>
+              <w:rPr>
+                <w:rFonts w:eastAsia="Times New Roman" w:cs="Times New Roman"/>
+                <w:b w:val="false"/>
+                <w:bCs w:val="false"/>
+                <w:sz w:val="20"/>
+                <w:szCs w:val="20"/>
+              </w:rPr>
+              <w:t>RD 238/2026, Orden HAC/1028/2026 y calendario</w:t>
+            </w:r>
+          </w:p>
+        </w:tc>
+        <w:tc>
+          <w:tcPr>
+            <w:tcW w:w="3270" w:type="dxa"/>
+            <w:tcBorders>
+              <w:top w:val="single" w:sz="4" w:space="0" w:color="8C8C8C"/>
+              <w:left w:val="single" w:sz="4" w:space="0" w:color="8C8C8C"/>
+              <w:bottom w:val="single" w:sz="4" w:space="0" w:color="8C8C8C"/>
+              <w:right w:val="single" w:sz="4" w:space="0" w:color="8C8C8C"/>
+            </w:tcBorders>
+            <w:vAlign w:val="center"/>
+          </w:tcPr>
+          <w:p>
+            <w:pPr>
+              <w:pStyle w:val="Normal"/>
+              <w:keepNext w:val="false"/>
+              <w:keepLines/>
+              <w:spacing w:lineRule="auto" w:line="240" w:before="0" w:after="0"/>
+              <w:jc w:val="left"/>
+              <w:rPr/>
+            </w:pPr>
+            <w:r>
+              <w:rPr>
+                <w:rFonts w:eastAsia="Times New Roman" w:cs="Times New Roman"/>
+                <w:b w:val="false"/>
+                <w:bCs w:val="false"/>
+                <w:sz w:val="20"/>
+                <w:szCs w:val="20"/>
+              </w:rPr>
+              <w:t>Factura electrónica obligatoria: 6/10/2028 para autónomos</w:t>
+            </w:r>
+          </w:p>
+        </w:tc>
+        <w:tc>
+          <w:tcPr>
+            <w:tcW w:w="1199" w:type="dxa"/>
+            <w:tcBorders>
+              <w:top w:val="single" w:sz="4" w:space="0" w:color="8C8C8C"/>
+              <w:left w:val="single" w:sz="4" w:space="0" w:color="8C8C8C"/>
+              <w:bottom w:val="single" w:sz="4" w:space="0" w:color="8C8C8C"/>
+              <w:right w:val="single" w:sz="4" w:space="0" w:color="8C8C8C"/>
+            </w:tcBorders>
+            <w:vAlign w:val="center"/>
+          </w:tcPr>
+          <w:p>
+            <w:pPr>
+              <w:pStyle w:val="Normal"/>
+              <w:keepNext w:val="false"/>
+              <w:keepLines/>
+              <w:spacing w:lineRule="auto" w:line="240" w:before="0" w:after="0"/>
+              <w:jc w:val="left"/>
+              <w:rPr/>
+            </w:pPr>
+            <w:r>
+              <w:rPr>
+                <w:rFonts w:eastAsia="Times New Roman" w:cs="Times New Roman"/>
+                <w:b w:val="false"/>
+                <w:bCs w:val="false"/>
+                <w:sz w:val="20"/>
+                <w:szCs w:val="20"/>
+              </w:rPr>
+              <w:t>4.1, 5.2</w:t>
+            </w:r>
+          </w:p>
+        </w:tc>
+      </w:tr>
+      <w:tr>
+        <w:trPr>
+          <w:cantSplit w:val="true"/>
+        </w:trPr>
+        <w:tc>
+          <w:tcPr>
+            <w:tcW w:w="1900" w:type="dxa"/>
+            <w:tcBorders>
+              <w:top w:val="single" w:sz="4" w:space="0" w:color="8C8C8C"/>
+              <w:left w:val="single" w:sz="4" w:space="0" w:color="8C8C8C"/>
+              <w:bottom w:val="single" w:sz="4" w:space="0" w:color="8C8C8C"/>
+              <w:right w:val="single" w:sz="4" w:space="0" w:color="8C8C8C"/>
+            </w:tcBorders>
+            <w:vAlign w:val="center"/>
+          </w:tcPr>
+          <w:p>
+            <w:pPr>
+              <w:pStyle w:val="Normal"/>
+              <w:keepNext w:val="false"/>
+              <w:keepLines/>
+              <w:spacing w:lineRule="auto" w:line="240" w:before="0" w:after="0"/>
+              <w:jc w:val="left"/>
+              <w:rPr/>
+            </w:pPr>
+            <w:r>
+              <w:rPr>
+                <w:rFonts w:eastAsia="Times New Roman" w:cs="Times New Roman"/>
+                <w:b w:val="false"/>
+                <w:bCs w:val="false"/>
+                <w:sz w:val="20"/>
+                <w:szCs w:val="20"/>
+              </w:rPr>
+              <w:t>Agencia Tributaria / Hacienda</w:t>
+            </w:r>
+          </w:p>
+        </w:tc>
+        <w:tc>
+          <w:tcPr>
+            <w:tcW w:w="2700" w:type="dxa"/>
+            <w:tcBorders>
+              <w:top w:val="single" w:sz="4" w:space="0" w:color="8C8C8C"/>
+              <w:left w:val="single" w:sz="4" w:space="0" w:color="8C8C8C"/>
+              <w:bottom w:val="single" w:sz="4" w:space="0" w:color="8C8C8C"/>
+              <w:right w:val="single" w:sz="4" w:space="0" w:color="8C8C8C"/>
+            </w:tcBorders>
+            <w:vAlign w:val="center"/>
+          </w:tcPr>
+          <w:p>
+            <w:pPr>
+              <w:pStyle w:val="Normal"/>
+              <w:keepNext w:val="false"/>
+              <w:keepLines/>
+              <w:spacing w:lineRule="auto" w:line="240" w:before="0" w:after="0"/>
+              <w:jc w:val="left"/>
+              <w:rPr/>
+            </w:pPr>
+            <w:r>
+              <w:rPr>
+                <w:rFonts w:eastAsia="Times New Roman" w:cs="Times New Roman"/>
+                <w:b w:val="false"/>
+                <w:bCs w:val="false"/>
+                <w:sz w:val="20"/>
+                <w:szCs w:val="20"/>
+              </w:rPr>
+              <w:t>Nota Verifactu (RDL 15/2025) y nota de 5/10/2026</w:t>
+            </w:r>
+          </w:p>
+        </w:tc>
+        <w:tc>
+          <w:tcPr>
+            <w:tcW w:w="3270" w:type="dxa"/>
+            <w:tcBorders>
+              <w:top w:val="single" w:sz="4" w:space="0" w:color="8C8C8C"/>
+              <w:left w:val="single" w:sz="4" w:space="0" w:color="8C8C8C"/>
+              <w:bottom w:val="single" w:sz="4" w:space="0" w:color="8C8C8C"/>
+              <w:right w:val="single" w:sz="4" w:space="0" w:color="8C8C8C"/>
+            </w:tcBorders>
+            <w:vAlign w:val="center"/>
+          </w:tcPr>
+          <w:p>
+            <w:pPr>
+              <w:pStyle w:val="Normal"/>
+              <w:keepNext w:val="false"/>
+              <w:keepLines/>
+              <w:spacing w:lineRule="auto" w:line="240" w:before="0" w:after="0"/>
+              <w:jc w:val="left"/>
+              <w:rPr/>
+            </w:pPr>
+            <w:r>
+              <w:rPr>
+                <w:rFonts w:eastAsia="Times New Roman" w:cs="Times New Roman"/>
+                <w:b w:val="false"/>
+                <w:bCs w:val="false"/>
+                <w:sz w:val="20"/>
+                <w:szCs w:val="20"/>
+              </w:rPr>
+              <w:t>Verifactu el 1/7/2027; aplazamiento anunciado a octubre de 2028</w:t>
+            </w:r>
+          </w:p>
+        </w:tc>
+        <w:tc>
+          <w:tcPr>
+            <w:tcW w:w="1199" w:type="dxa"/>
+            <w:tcBorders>
+              <w:top w:val="single" w:sz="4" w:space="0" w:color="8C8C8C"/>
+              <w:left w:val="single" w:sz="4" w:space="0" w:color="8C8C8C"/>
+              <w:bottom w:val="single" w:sz="4" w:space="0" w:color="8C8C8C"/>
+              <w:right w:val="single" w:sz="4" w:space="0" w:color="8C8C8C"/>
+            </w:tcBorders>
+            <w:vAlign w:val="center"/>
+          </w:tcPr>
+          <w:p>
+            <w:pPr>
+              <w:pStyle w:val="Normal"/>
+              <w:keepNext w:val="false"/>
+              <w:keepLines/>
+              <w:spacing w:lineRule="auto" w:line="240" w:before="0" w:after="0"/>
+              <w:jc w:val="left"/>
+              <w:rPr/>
+            </w:pPr>
+            <w:r>
+              <w:rPr>
+                <w:rFonts w:eastAsia="Times New Roman" w:cs="Times New Roman"/>
+                <w:b w:val="false"/>
+                <w:bCs w:val="false"/>
+                <w:sz w:val="20"/>
+                <w:szCs w:val="20"/>
+              </w:rPr>
+              <w:t>4.1, 5.2</w:t>
+            </w:r>
+          </w:p>
+        </w:tc>
+      </w:tr>
+      <w:tr>
+        <w:trPr>
+          <w:cantSplit w:val="true"/>
+        </w:trPr>
+        <w:tc>
+          <w:tcPr>
+            <w:tcW w:w="1900" w:type="dxa"/>
+            <w:tcBorders>
+              <w:top w:val="single" w:sz="4" w:space="0" w:color="8C8C8C"/>
+              <w:left w:val="single" w:sz="4" w:space="0" w:color="8C8C8C"/>
+              <w:bottom w:val="single" w:sz="4" w:space="0" w:color="8C8C8C"/>
+              <w:right w:val="single" w:sz="4" w:space="0" w:color="8C8C8C"/>
+            </w:tcBorders>
+            <w:vAlign w:val="center"/>
+          </w:tcPr>
+          <w:p>
+            <w:pPr>
+              <w:pStyle w:val="Normal"/>
+              <w:keepNext w:val="false"/>
+              <w:keepLines/>
+              <w:spacing w:lineRule="auto" w:line="240" w:before="0" w:after="0"/>
+              <w:jc w:val="left"/>
+              <w:rPr/>
+            </w:pPr>
+            <w:r>
+              <w:rPr>
+                <w:rFonts w:eastAsia="Times New Roman" w:cs="Times New Roman"/>
+                <w:b w:val="false"/>
+                <w:bCs w:val="false"/>
+                <w:sz w:val="20"/>
+                <w:szCs w:val="20"/>
+              </w:rPr>
+              <w:t>BOE / ENISA</w:t>
+            </w:r>
+          </w:p>
+        </w:tc>
+        <w:tc>
+          <w:tcPr>
+            <w:tcW w:w="2700" w:type="dxa"/>
+            <w:tcBorders>
+              <w:top w:val="single" w:sz="4" w:space="0" w:color="8C8C8C"/>
+              <w:left w:val="single" w:sz="4" w:space="0" w:color="8C8C8C"/>
+              <w:bottom w:val="single" w:sz="4" w:space="0" w:color="8C8C8C"/>
+              <w:right w:val="single" w:sz="4" w:space="0" w:color="8C8C8C"/>
+            </w:tcBorders>
+            <w:vAlign w:val="center"/>
+          </w:tcPr>
+          <w:p>
+            <w:pPr>
+              <w:pStyle w:val="Normal"/>
+              <w:keepNext w:val="false"/>
+              <w:keepLines/>
+              <w:spacing w:lineRule="auto" w:line="240" w:before="0" w:after="0"/>
+              <w:jc w:val="left"/>
+              <w:rPr/>
+            </w:pPr>
+            <w:r>
+              <w:rPr>
+                <w:rFonts w:eastAsia="Times New Roman" w:cs="Times New Roman"/>
+                <w:b w:val="false"/>
+                <w:bCs w:val="false"/>
+                <w:sz w:val="20"/>
+                <w:szCs w:val="20"/>
+              </w:rPr>
+              <w:t>Ley 28/2022 de empresas emergentes; certificación ENISA</w:t>
+            </w:r>
+          </w:p>
+        </w:tc>
+        <w:tc>
+          <w:tcPr>
+            <w:tcW w:w="3270" w:type="dxa"/>
+            <w:tcBorders>
+              <w:top w:val="single" w:sz="4" w:space="0" w:color="8C8C8C"/>
+              <w:left w:val="single" w:sz="4" w:space="0" w:color="8C8C8C"/>
+              <w:bottom w:val="single" w:sz="4" w:space="0" w:color="8C8C8C"/>
+              <w:right w:val="single" w:sz="4" w:space="0" w:color="8C8C8C"/>
+            </w:tcBorders>
+            <w:vAlign w:val="center"/>
+          </w:tcPr>
+          <w:p>
+            <w:pPr>
+              <w:pStyle w:val="Normal"/>
+              <w:keepNext w:val="false"/>
+              <w:keepLines/>
+              <w:spacing w:lineRule="auto" w:line="240" w:before="0" w:after="0"/>
+              <w:jc w:val="left"/>
+              <w:rPr/>
+            </w:pPr>
+            <w:r>
+              <w:rPr>
+                <w:rFonts w:eastAsia="Times New Roman" w:cs="Times New Roman"/>
+                <w:b w:val="false"/>
+                <w:bCs w:val="false"/>
+                <w:sz w:val="20"/>
+                <w:szCs w:val="20"/>
+              </w:rPr>
+              <w:t>Requisitos y ventajas fiscales de las startups</w:t>
+            </w:r>
+          </w:p>
+        </w:tc>
+        <w:tc>
+          <w:tcPr>
+            <w:tcW w:w="1199" w:type="dxa"/>
+            <w:tcBorders>
+              <w:top w:val="single" w:sz="4" w:space="0" w:color="8C8C8C"/>
+              <w:left w:val="single" w:sz="4" w:space="0" w:color="8C8C8C"/>
+              <w:bottom w:val="single" w:sz="4" w:space="0" w:color="8C8C8C"/>
+              <w:right w:val="single" w:sz="4" w:space="0" w:color="8C8C8C"/>
+            </w:tcBorders>
+            <w:vAlign w:val="center"/>
+          </w:tcPr>
+          <w:p>
+            <w:pPr>
+              <w:pStyle w:val="Normal"/>
+              <w:keepNext w:val="false"/>
+              <w:keepLines/>
+              <w:spacing w:lineRule="auto" w:line="240" w:before="0" w:after="0"/>
+              <w:jc w:val="left"/>
+              <w:rPr/>
+            </w:pPr>
+            <w:r>
+              <w:rPr>
+                <w:rFonts w:eastAsia="Times New Roman" w:cs="Times New Roman"/>
+                <w:b w:val="false"/>
+                <w:bCs w:val="false"/>
+                <w:sz w:val="20"/>
+                <w:szCs w:val="20"/>
+              </w:rPr>
+              <w:t>5.2</w:t>
+            </w:r>
+          </w:p>
+        </w:tc>
+      </w:tr>
+      <w:tr>
+        <w:trPr>
+          <w:cantSplit w:val="true"/>
+        </w:trPr>
+        <w:tc>
+          <w:tcPr>
+            <w:tcW w:w="1900" w:type="dxa"/>
+            <w:tcBorders>
+              <w:top w:val="single" w:sz="4" w:space="0" w:color="8C8C8C"/>
+              <w:left w:val="single" w:sz="4" w:space="0" w:color="8C8C8C"/>
+              <w:bottom w:val="single" w:sz="4" w:space="0" w:color="8C8C8C"/>
+              <w:right w:val="single" w:sz="4" w:space="0" w:color="8C8C8C"/>
+            </w:tcBorders>
+            <w:vAlign w:val="center"/>
+          </w:tcPr>
+          <w:p>
+            <w:pPr>
+              <w:pStyle w:val="Normal"/>
+              <w:keepNext w:val="false"/>
+              <w:keepLines/>
+              <w:spacing w:lineRule="auto" w:line="240" w:before="0" w:after="0"/>
+              <w:jc w:val="left"/>
+              <w:rPr/>
+            </w:pPr>
+            <w:r>
+              <w:rPr>
+                <w:rFonts w:eastAsia="Times New Roman" w:cs="Times New Roman"/>
+                <w:b w:val="false"/>
+                <w:bCs w:val="false"/>
+                <w:sz w:val="20"/>
+                <w:szCs w:val="20"/>
+              </w:rPr>
+              <w:t>Ministerio de Trabajo</w:t>
+            </w:r>
+          </w:p>
+        </w:tc>
+        <w:tc>
+          <w:tcPr>
+            <w:tcW w:w="2700" w:type="dxa"/>
+            <w:tcBorders>
+              <w:top w:val="single" w:sz="4" w:space="0" w:color="8C8C8C"/>
+              <w:left w:val="single" w:sz="4" w:space="0" w:color="8C8C8C"/>
+              <w:bottom w:val="single" w:sz="4" w:space="0" w:color="8C8C8C"/>
+              <w:right w:val="single" w:sz="4" w:space="0" w:color="8C8C8C"/>
+            </w:tcBorders>
+            <w:vAlign w:val="center"/>
+          </w:tcPr>
+          <w:p>
+            <w:pPr>
+              <w:pStyle w:val="Normal"/>
+              <w:keepNext w:val="false"/>
+              <w:keepLines/>
+              <w:spacing w:lineRule="auto" w:line="240" w:before="0" w:after="0"/>
+              <w:jc w:val="left"/>
+              <w:rPr/>
+            </w:pPr>
+            <w:r>
+              <w:rPr>
+                <w:rFonts w:eastAsia="Times New Roman" w:cs="Times New Roman"/>
+                <w:b w:val="false"/>
+                <w:bCs w:val="false"/>
+                <w:sz w:val="20"/>
+                <w:szCs w:val="20"/>
+              </w:rPr>
+              <w:t>Estadística AUT, marzo de 2026</w:t>
+            </w:r>
+          </w:p>
+        </w:tc>
+        <w:tc>
+          <w:tcPr>
+            <w:tcW w:w="3270" w:type="dxa"/>
+            <w:tcBorders>
+              <w:top w:val="single" w:sz="4" w:space="0" w:color="8C8C8C"/>
+              <w:left w:val="single" w:sz="4" w:space="0" w:color="8C8C8C"/>
+              <w:bottom w:val="single" w:sz="4" w:space="0" w:color="8C8C8C"/>
+              <w:right w:val="single" w:sz="4" w:space="0" w:color="8C8C8C"/>
+            </w:tcBorders>
+            <w:vAlign w:val="center"/>
+          </w:tcPr>
+          <w:p>
+            <w:pPr>
+              <w:pStyle w:val="Normal"/>
+              <w:keepNext w:val="false"/>
+              <w:keepLines/>
+              <w:spacing w:lineRule="auto" w:line="240" w:before="0" w:after="0"/>
+              <w:jc w:val="left"/>
+              <w:rPr/>
+            </w:pPr>
+            <w:r>
+              <w:rPr>
+                <w:rFonts w:eastAsia="Times New Roman" w:cs="Times New Roman"/>
+                <w:b w:val="false"/>
+                <w:bCs w:val="false"/>
+                <w:sz w:val="20"/>
+                <w:szCs w:val="20"/>
+              </w:rPr>
+              <w:t>Distribución de los autónomos por edad</w:t>
+            </w:r>
+          </w:p>
+        </w:tc>
+        <w:tc>
+          <w:tcPr>
+            <w:tcW w:w="1199" w:type="dxa"/>
+            <w:tcBorders>
+              <w:top w:val="single" w:sz="4" w:space="0" w:color="8C8C8C"/>
+              <w:left w:val="single" w:sz="4" w:space="0" w:color="8C8C8C"/>
+              <w:bottom w:val="single" w:sz="4" w:space="0" w:color="8C8C8C"/>
+              <w:right w:val="single" w:sz="4" w:space="0" w:color="8C8C8C"/>
+            </w:tcBorders>
+            <w:vAlign w:val="center"/>
+          </w:tcPr>
+          <w:p>
+            <w:pPr>
+              <w:pStyle w:val="Normal"/>
+              <w:keepNext w:val="false"/>
+              <w:keepLines/>
+              <w:spacing w:lineRule="auto" w:line="240" w:before="0" w:after="0"/>
+              <w:jc w:val="left"/>
+              <w:rPr/>
+            </w:pPr>
+            <w:r>
+              <w:rPr>
+                <w:rFonts w:eastAsia="Times New Roman" w:cs="Times New Roman"/>
+                <w:b w:val="false"/>
+                <w:bCs w:val="false"/>
+                <w:sz w:val="20"/>
+                <w:szCs w:val="20"/>
+              </w:rPr>
+              <w:t>4.1, Anexo I</w:t>
+            </w:r>
+          </w:p>
+        </w:tc>
+      </w:tr>
+      <w:tr>
+        <w:trPr>
+          <w:cantSplit w:val="true"/>
+        </w:trPr>
+        <w:tc>
+          <w:tcPr>
+            <w:tcW w:w="1900" w:type="dxa"/>
+            <w:tcBorders>
+              <w:top w:val="single" w:sz="4" w:space="0" w:color="8C8C8C"/>
+              <w:left w:val="single" w:sz="4" w:space="0" w:color="8C8C8C"/>
+              <w:bottom w:val="single" w:sz="4" w:space="0" w:color="8C8C8C"/>
+              <w:right w:val="single" w:sz="4" w:space="0" w:color="8C8C8C"/>
+            </w:tcBorders>
+            <w:vAlign w:val="center"/>
+          </w:tcPr>
+          <w:p>
+            <w:pPr>
+              <w:pStyle w:val="Normal"/>
+              <w:keepNext w:val="false"/>
+              <w:keepLines/>
+              <w:spacing w:lineRule="auto" w:line="240" w:before="0" w:after="0"/>
+              <w:jc w:val="left"/>
+              <w:rPr/>
+            </w:pPr>
+            <w:r>
+              <w:rPr>
+                <w:rFonts w:eastAsia="Times New Roman" w:cs="Times New Roman"/>
+                <w:b w:val="false"/>
+                <w:bCs w:val="false"/>
+                <w:sz w:val="20"/>
+                <w:szCs w:val="20"/>
+              </w:rPr>
+              <w:t>Ministerio de Trabajo</w:t>
+            </w:r>
+          </w:p>
+        </w:tc>
+        <w:tc>
+          <w:tcPr>
+            <w:tcW w:w="2700" w:type="dxa"/>
+            <w:tcBorders>
+              <w:top w:val="single" w:sz="4" w:space="0" w:color="8C8C8C"/>
+              <w:left w:val="single" w:sz="4" w:space="0" w:color="8C8C8C"/>
+              <w:bottom w:val="single" w:sz="4" w:space="0" w:color="8C8C8C"/>
+              <w:right w:val="single" w:sz="4" w:space="0" w:color="8C8C8C"/>
+            </w:tcBorders>
+            <w:vAlign w:val="center"/>
+          </w:tcPr>
+          <w:p>
+            <w:pPr>
+              <w:pStyle w:val="Normal"/>
+              <w:keepNext w:val="false"/>
+              <w:keepLines/>
+              <w:spacing w:lineRule="auto" w:line="240" w:before="0" w:after="0"/>
+              <w:jc w:val="left"/>
+              <w:rPr/>
+            </w:pPr>
+            <w:r>
+              <w:rPr>
+                <w:rFonts w:eastAsia="Times New Roman" w:cs="Times New Roman"/>
+                <w:b w:val="false"/>
+                <w:bCs w:val="false"/>
+                <w:sz w:val="20"/>
+                <w:szCs w:val="20"/>
+              </w:rPr>
+              <w:t>Informe de jóvenes y mercado de trabajo nº 49</w:t>
+            </w:r>
+          </w:p>
+        </w:tc>
+        <w:tc>
+          <w:tcPr>
+            <w:tcW w:w="3270" w:type="dxa"/>
+            <w:tcBorders>
+              <w:top w:val="single" w:sz="4" w:space="0" w:color="8C8C8C"/>
+              <w:left w:val="single" w:sz="4" w:space="0" w:color="8C8C8C"/>
+              <w:bottom w:val="single" w:sz="4" w:space="0" w:color="8C8C8C"/>
+              <w:right w:val="single" w:sz="4" w:space="0" w:color="8C8C8C"/>
+            </w:tcBorders>
+            <w:vAlign w:val="center"/>
+          </w:tcPr>
+          <w:p>
+            <w:pPr>
+              <w:pStyle w:val="Normal"/>
+              <w:keepNext w:val="false"/>
+              <w:keepLines/>
+              <w:spacing w:lineRule="auto" w:line="240" w:before="0" w:after="0"/>
+              <w:jc w:val="left"/>
+              <w:rPr/>
+            </w:pPr>
+            <w:r>
+              <w:rPr>
+                <w:rFonts w:eastAsia="Times New Roman" w:cs="Times New Roman"/>
+                <w:b w:val="false"/>
+                <w:bCs w:val="false"/>
+                <w:sz w:val="20"/>
+                <w:szCs w:val="20"/>
+              </w:rPr>
+              <w:t>249.456 autónomos de 16 a 29 años; +5,1 % interanual</w:t>
+            </w:r>
+          </w:p>
+        </w:tc>
+        <w:tc>
+          <w:tcPr>
+            <w:tcW w:w="1199" w:type="dxa"/>
+            <w:tcBorders>
+              <w:top w:val="single" w:sz="4" w:space="0" w:color="8C8C8C"/>
+              <w:left w:val="single" w:sz="4" w:space="0" w:color="8C8C8C"/>
+              <w:bottom w:val="single" w:sz="4" w:space="0" w:color="8C8C8C"/>
+              <w:right w:val="single" w:sz="4" w:space="0" w:color="8C8C8C"/>
+            </w:tcBorders>
+            <w:vAlign w:val="center"/>
+          </w:tcPr>
+          <w:p>
+            <w:pPr>
+              <w:pStyle w:val="Normal"/>
+              <w:keepNext w:val="false"/>
+              <w:keepLines/>
+              <w:spacing w:lineRule="auto" w:line="240" w:before="0" w:after="0"/>
+              <w:jc w:val="left"/>
+              <w:rPr/>
+            </w:pPr>
+            <w:r>
+              <w:rPr>
+                <w:rFonts w:eastAsia="Times New Roman" w:cs="Times New Roman"/>
+                <w:b w:val="false"/>
+                <w:bCs w:val="false"/>
+                <w:sz w:val="20"/>
+                <w:szCs w:val="20"/>
+              </w:rPr>
+              <w:t>4.1, Anexo I</w:t>
+            </w:r>
+          </w:p>
+        </w:tc>
+      </w:tr>
+      <w:tr>
+        <w:trPr>
+          <w:cantSplit w:val="true"/>
+        </w:trPr>
+        <w:tc>
+          <w:tcPr>
+            <w:tcW w:w="1900" w:type="dxa"/>
+            <w:tcBorders>
+              <w:top w:val="single" w:sz="4" w:space="0" w:color="8C8C8C"/>
+              <w:left w:val="single" w:sz="4" w:space="0" w:color="8C8C8C"/>
+              <w:bottom w:val="single" w:sz="4" w:space="0" w:color="8C8C8C"/>
+              <w:right w:val="single" w:sz="4" w:space="0" w:color="8C8C8C"/>
+            </w:tcBorders>
+            <w:vAlign w:val="center"/>
+          </w:tcPr>
+          <w:p>
+            <w:pPr>
+              <w:pStyle w:val="Normal"/>
+              <w:keepNext w:val="false"/>
+              <w:keepLines/>
+              <w:spacing w:lineRule="auto" w:line="240" w:before="0" w:after="0"/>
+              <w:jc w:val="left"/>
+              <w:rPr/>
+            </w:pPr>
+            <w:r>
+              <w:rPr>
+                <w:rFonts w:eastAsia="Times New Roman" w:cs="Times New Roman"/>
+                <w:b w:val="false"/>
+                <w:bCs w:val="false"/>
+                <w:sz w:val="20"/>
+                <w:szCs w:val="20"/>
+              </w:rPr>
+              <w:t>Eurostat</w:t>
+            </w:r>
+          </w:p>
+        </w:tc>
+        <w:tc>
+          <w:tcPr>
+            <w:tcW w:w="2700" w:type="dxa"/>
+            <w:tcBorders>
+              <w:top w:val="single" w:sz="4" w:space="0" w:color="8C8C8C"/>
+              <w:left w:val="single" w:sz="4" w:space="0" w:color="8C8C8C"/>
+              <w:bottom w:val="single" w:sz="4" w:space="0" w:color="8C8C8C"/>
+              <w:right w:val="single" w:sz="4" w:space="0" w:color="8C8C8C"/>
+            </w:tcBorders>
+            <w:vAlign w:val="center"/>
+          </w:tcPr>
+          <w:p>
+            <w:pPr>
+              <w:pStyle w:val="Normal"/>
+              <w:keepNext w:val="false"/>
+              <w:keepLines/>
+              <w:spacing w:lineRule="auto" w:line="240" w:before="0" w:after="0"/>
+              <w:jc w:val="left"/>
+              <w:rPr/>
+            </w:pPr>
+            <w:r>
+              <w:rPr>
+                <w:rFonts w:eastAsia="Times New Roman" w:cs="Times New Roman"/>
+                <w:b w:val="false"/>
+                <w:bCs w:val="false"/>
+                <w:sz w:val="20"/>
+                <w:szCs w:val="20"/>
+              </w:rPr>
+              <w:t>Nota de 21 de abril de 2026</w:t>
+            </w:r>
+          </w:p>
+        </w:tc>
+        <w:tc>
+          <w:tcPr>
+            <w:tcW w:w="3270" w:type="dxa"/>
+            <w:tcBorders>
+              <w:top w:val="single" w:sz="4" w:space="0" w:color="8C8C8C"/>
+              <w:left w:val="single" w:sz="4" w:space="0" w:color="8C8C8C"/>
+              <w:bottom w:val="single" w:sz="4" w:space="0" w:color="8C8C8C"/>
+              <w:right w:val="single" w:sz="4" w:space="0" w:color="8C8C8C"/>
+            </w:tcBorders>
+            <w:vAlign w:val="center"/>
+          </w:tcPr>
+          <w:p>
+            <w:pPr>
+              <w:pStyle w:val="Normal"/>
+              <w:keepNext w:val="false"/>
+              <w:keepLines/>
+              <w:spacing w:lineRule="auto" w:line="240" w:before="0" w:after="0"/>
+              <w:jc w:val="left"/>
+              <w:rPr/>
+            </w:pPr>
+            <w:r>
+              <w:rPr>
+                <w:rFonts w:eastAsia="Times New Roman" w:cs="Times New Roman"/>
+                <w:b w:val="false"/>
+                <w:bCs w:val="false"/>
+                <w:sz w:val="20"/>
+                <w:szCs w:val="20"/>
+              </w:rPr>
+              <w:t>Autónomos de 20 a 29 años: 5,9 % en España y 7,9 % en la UE</w:t>
+            </w:r>
+          </w:p>
+        </w:tc>
+        <w:tc>
+          <w:tcPr>
+            <w:tcW w:w="1199" w:type="dxa"/>
+            <w:tcBorders>
+              <w:top w:val="single" w:sz="4" w:space="0" w:color="8C8C8C"/>
+              <w:left w:val="single" w:sz="4" w:space="0" w:color="8C8C8C"/>
+              <w:bottom w:val="single" w:sz="4" w:space="0" w:color="8C8C8C"/>
+              <w:right w:val="single" w:sz="4" w:space="0" w:color="8C8C8C"/>
+            </w:tcBorders>
+            <w:vAlign w:val="center"/>
+          </w:tcPr>
+          <w:p>
+            <w:pPr>
+              <w:pStyle w:val="Normal"/>
+              <w:keepNext w:val="false"/>
+              <w:keepLines/>
+              <w:spacing w:lineRule="auto" w:line="240" w:before="0" w:after="0"/>
+              <w:jc w:val="left"/>
+              <w:rPr/>
+            </w:pPr>
+            <w:r>
+              <w:rPr>
+                <w:rFonts w:eastAsia="Times New Roman" w:cs="Times New Roman"/>
+                <w:b w:val="false"/>
+                <w:bCs w:val="false"/>
+                <w:sz w:val="20"/>
+                <w:szCs w:val="20"/>
+              </w:rPr>
+              <w:t>4.1, Anexo I</w:t>
+            </w:r>
+          </w:p>
+        </w:tc>
+      </w:tr>
+      <w:tr>
+        <w:trPr>
+          <w:cantSplit w:val="true"/>
+        </w:trPr>
+        <w:tc>
+          <w:tcPr>
+            <w:tcW w:w="1900" w:type="dxa"/>
+            <w:tcBorders>
+              <w:top w:val="single" w:sz="4" w:space="0" w:color="8C8C8C"/>
+              <w:left w:val="single" w:sz="4" w:space="0" w:color="8C8C8C"/>
+              <w:bottom w:val="single" w:sz="4" w:space="0" w:color="8C8C8C"/>
+              <w:right w:val="single" w:sz="4" w:space="0" w:color="8C8C8C"/>
+            </w:tcBorders>
+            <w:vAlign w:val="center"/>
+          </w:tcPr>
+          <w:p>
+            <w:pPr>
+              <w:pStyle w:val="Normal"/>
+              <w:keepNext w:val="false"/>
+              <w:keepLines/>
+              <w:spacing w:lineRule="auto" w:line="240" w:before="0" w:after="0"/>
+              <w:jc w:val="left"/>
+              <w:rPr/>
+            </w:pPr>
+            <w:r>
+              <w:rPr>
+                <w:rFonts w:eastAsia="Times New Roman" w:cs="Times New Roman"/>
+                <w:b w:val="false"/>
+                <w:bCs w:val="false"/>
+                <w:sz w:val="20"/>
+                <w:szCs w:val="20"/>
+              </w:rPr>
+              <w:t>INE</w:t>
+            </w:r>
+          </w:p>
+        </w:tc>
+        <w:tc>
+          <w:tcPr>
+            <w:tcW w:w="2700" w:type="dxa"/>
+            <w:tcBorders>
+              <w:top w:val="single" w:sz="4" w:space="0" w:color="8C8C8C"/>
+              <w:left w:val="single" w:sz="4" w:space="0" w:color="8C8C8C"/>
+              <w:bottom w:val="single" w:sz="4" w:space="0" w:color="8C8C8C"/>
+              <w:right w:val="single" w:sz="4" w:space="0" w:color="8C8C8C"/>
+            </w:tcBorders>
+            <w:vAlign w:val="center"/>
+          </w:tcPr>
+          <w:p>
+            <w:pPr>
+              <w:pStyle w:val="Normal"/>
+              <w:keepNext w:val="false"/>
+              <w:keepLines/>
+              <w:spacing w:lineRule="auto" w:line="240" w:before="0" w:after="0"/>
+              <w:jc w:val="left"/>
+              <w:rPr/>
+            </w:pPr>
+            <w:r>
+              <w:rPr>
+                <w:rFonts w:eastAsia="Times New Roman" w:cs="Times New Roman"/>
+                <w:b w:val="false"/>
+                <w:bCs w:val="false"/>
+                <w:sz w:val="20"/>
+                <w:szCs w:val="20"/>
+              </w:rPr>
+              <w:t>Demografía Armonizada de Empresas 2023</w:t>
+            </w:r>
+          </w:p>
+        </w:tc>
+        <w:tc>
+          <w:tcPr>
+            <w:tcW w:w="3270" w:type="dxa"/>
+            <w:tcBorders>
+              <w:top w:val="single" w:sz="4" w:space="0" w:color="8C8C8C"/>
+              <w:left w:val="single" w:sz="4" w:space="0" w:color="8C8C8C"/>
+              <w:bottom w:val="single" w:sz="4" w:space="0" w:color="8C8C8C"/>
+              <w:right w:val="single" w:sz="4" w:space="0" w:color="8C8C8C"/>
+            </w:tcBorders>
+            <w:vAlign w:val="center"/>
+          </w:tcPr>
+          <w:p>
+            <w:pPr>
+              <w:pStyle w:val="Normal"/>
+              <w:keepNext w:val="false"/>
+              <w:keepLines/>
+              <w:spacing w:lineRule="auto" w:line="240" w:before="0" w:after="0"/>
+              <w:jc w:val="left"/>
+              <w:rPr/>
+            </w:pPr>
+            <w:r>
+              <w:rPr>
+                <w:rFonts w:eastAsia="Times New Roman" w:cs="Times New Roman"/>
+                <w:b w:val="false"/>
+                <w:bCs w:val="false"/>
+                <w:sz w:val="20"/>
+                <w:szCs w:val="20"/>
+              </w:rPr>
+              <w:t>45,3 % de las empresas desaparecen en tres años</w:t>
+            </w:r>
+          </w:p>
+        </w:tc>
+        <w:tc>
+          <w:tcPr>
+            <w:tcW w:w="1199" w:type="dxa"/>
+            <w:tcBorders>
+              <w:top w:val="single" w:sz="4" w:space="0" w:color="8C8C8C"/>
+              <w:left w:val="single" w:sz="4" w:space="0" w:color="8C8C8C"/>
+              <w:bottom w:val="single" w:sz="4" w:space="0" w:color="8C8C8C"/>
+              <w:right w:val="single" w:sz="4" w:space="0" w:color="8C8C8C"/>
+            </w:tcBorders>
+            <w:vAlign w:val="center"/>
+          </w:tcPr>
+          <w:p>
+            <w:pPr>
+              <w:pStyle w:val="Normal"/>
+              <w:keepNext w:val="false"/>
+              <w:keepLines/>
+              <w:spacing w:lineRule="auto" w:line="240" w:before="0" w:after="0"/>
+              <w:jc w:val="left"/>
+              <w:rPr/>
+            </w:pPr>
+            <w:r>
+              <w:rPr>
+                <w:rFonts w:eastAsia="Times New Roman" w:cs="Times New Roman"/>
+                <w:b w:val="false"/>
+                <w:bCs w:val="false"/>
+                <w:sz w:val="20"/>
+                <w:szCs w:val="20"/>
+              </w:rPr>
+              <w:t>8.3</w:t>
+            </w:r>
+          </w:p>
+        </w:tc>
+      </w:tr>
+      <w:tr>
+        <w:trPr>
+          <w:cantSplit w:val="true"/>
+        </w:trPr>
+        <w:tc>
+          <w:tcPr>
+            <w:tcW w:w="1900" w:type="dxa"/>
+            <w:tcBorders>
+              <w:top w:val="single" w:sz="4" w:space="0" w:color="8C8C8C"/>
+              <w:left w:val="single" w:sz="4" w:space="0" w:color="8C8C8C"/>
+              <w:bottom w:val="single" w:sz="4" w:space="0" w:color="8C8C8C"/>
+              <w:right w:val="single" w:sz="4" w:space="0" w:color="8C8C8C"/>
+            </w:tcBorders>
+            <w:vAlign w:val="center"/>
+          </w:tcPr>
+          <w:p>
+            <w:pPr>
+              <w:pStyle w:val="Normal"/>
+              <w:keepNext w:val="false"/>
+              <w:keepLines/>
+              <w:spacing w:lineRule="auto" w:line="240" w:before="0" w:after="0"/>
+              <w:jc w:val="left"/>
+              <w:rPr/>
+            </w:pPr>
+            <w:r>
+              <w:rPr>
+                <w:rFonts w:eastAsia="Times New Roman" w:cs="Times New Roman"/>
+                <w:b w:val="false"/>
+                <w:bCs w:val="false"/>
+                <w:sz w:val="20"/>
+                <w:szCs w:val="20"/>
+              </w:rPr>
+              <w:t>Banco de España</w:t>
+            </w:r>
+          </w:p>
+        </w:tc>
+        <w:tc>
+          <w:tcPr>
+            <w:tcW w:w="2700" w:type="dxa"/>
+            <w:tcBorders>
+              <w:top w:val="single" w:sz="4" w:space="0" w:color="8C8C8C"/>
+              <w:left w:val="single" w:sz="4" w:space="0" w:color="8C8C8C"/>
+              <w:bottom w:val="single" w:sz="4" w:space="0" w:color="8C8C8C"/>
+              <w:right w:val="single" w:sz="4" w:space="0" w:color="8C8C8C"/>
+            </w:tcBorders>
+            <w:vAlign w:val="center"/>
+          </w:tcPr>
+          <w:p>
+            <w:pPr>
+              <w:pStyle w:val="Normal"/>
+              <w:keepNext w:val="false"/>
+              <w:keepLines/>
+              <w:spacing w:lineRule="auto" w:line="240" w:before="0" w:after="0"/>
+              <w:jc w:val="left"/>
+              <w:rPr/>
+            </w:pPr>
+            <w:r>
+              <w:rPr>
+                <w:rFonts w:eastAsia="Times New Roman" w:cs="Times New Roman"/>
+                <w:b w:val="false"/>
+                <w:bCs w:val="false"/>
+                <w:sz w:val="20"/>
+                <w:szCs w:val="20"/>
+              </w:rPr>
+              <w:t>ECF 2021 y análisis para el PEF 2026-2029</w:t>
+            </w:r>
+          </w:p>
+        </w:tc>
+        <w:tc>
+          <w:tcPr>
+            <w:tcW w:w="3270" w:type="dxa"/>
+            <w:tcBorders>
+              <w:top w:val="single" w:sz="4" w:space="0" w:color="8C8C8C"/>
+              <w:left w:val="single" w:sz="4" w:space="0" w:color="8C8C8C"/>
+              <w:bottom w:val="single" w:sz="4" w:space="0" w:color="8C8C8C"/>
+              <w:right w:val="single" w:sz="4" w:space="0" w:color="8C8C8C"/>
+            </w:tcBorders>
+            <w:vAlign w:val="center"/>
+          </w:tcPr>
+          <w:p>
+            <w:pPr>
+              <w:pStyle w:val="Normal"/>
+              <w:keepNext w:val="false"/>
+              <w:keepLines/>
+              <w:spacing w:lineRule="auto" w:line="240" w:before="0" w:after="0"/>
+              <w:jc w:val="left"/>
+              <w:rPr/>
+            </w:pPr>
+            <w:r>
+              <w:rPr>
+                <w:rFonts w:eastAsia="Times New Roman" w:cs="Times New Roman"/>
+                <w:b w:val="false"/>
+                <w:bCs w:val="false"/>
+                <w:sz w:val="20"/>
+                <w:szCs w:val="20"/>
+              </w:rPr>
+              <w:t>Conocimientos financieros de la población y de los ocupados</w:t>
+            </w:r>
+          </w:p>
+        </w:tc>
+        <w:tc>
+          <w:tcPr>
+            <w:tcW w:w="1199" w:type="dxa"/>
+            <w:tcBorders>
+              <w:top w:val="single" w:sz="4" w:space="0" w:color="8C8C8C"/>
+              <w:left w:val="single" w:sz="4" w:space="0" w:color="8C8C8C"/>
+              <w:bottom w:val="single" w:sz="4" w:space="0" w:color="8C8C8C"/>
+              <w:right w:val="single" w:sz="4" w:space="0" w:color="8C8C8C"/>
+            </w:tcBorders>
+            <w:vAlign w:val="center"/>
+          </w:tcPr>
+          <w:p>
+            <w:pPr>
+              <w:pStyle w:val="Normal"/>
+              <w:keepNext w:val="false"/>
+              <w:keepLines/>
+              <w:spacing w:lineRule="auto" w:line="240" w:before="0" w:after="0"/>
+              <w:jc w:val="left"/>
+              <w:rPr/>
+            </w:pPr>
+            <w:r>
+              <w:rPr>
+                <w:rFonts w:eastAsia="Times New Roman" w:cs="Times New Roman"/>
+                <w:b w:val="false"/>
+                <w:bCs w:val="false"/>
+                <w:sz w:val="20"/>
+                <w:szCs w:val="20"/>
+              </w:rPr>
+              <w:t>1.1, 3.1</w:t>
+            </w:r>
+          </w:p>
+        </w:tc>
+      </w:tr>
+      <w:tr>
+        <w:trPr>
+          <w:cantSplit w:val="true"/>
+        </w:trPr>
+        <w:tc>
+          <w:tcPr>
+            <w:tcW w:w="1900" w:type="dxa"/>
+            <w:tcBorders>
+              <w:top w:val="single" w:sz="4" w:space="0" w:color="8C8C8C"/>
+              <w:left w:val="single" w:sz="4" w:space="0" w:color="8C8C8C"/>
+              <w:bottom w:val="single" w:sz="4" w:space="0" w:color="8C8C8C"/>
+              <w:right w:val="single" w:sz="4" w:space="0" w:color="8C8C8C"/>
+            </w:tcBorders>
+            <w:vAlign w:val="center"/>
+          </w:tcPr>
+          <w:p>
+            <w:pPr>
+              <w:pStyle w:val="Normal"/>
+              <w:keepNext w:val="false"/>
+              <w:keepLines/>
+              <w:spacing w:lineRule="auto" w:line="240" w:before="0" w:after="0"/>
+              <w:jc w:val="left"/>
+              <w:rPr/>
+            </w:pPr>
+            <w:r>
+              <w:rPr>
+                <w:rFonts w:eastAsia="Times New Roman" w:cs="Times New Roman"/>
+                <w:b w:val="false"/>
+                <w:bCs w:val="false"/>
+                <w:sz w:val="20"/>
+                <w:szCs w:val="20"/>
+              </w:rPr>
+              <w:t>Banco de España</w:t>
+            </w:r>
+          </w:p>
+        </w:tc>
+        <w:tc>
+          <w:tcPr>
+            <w:tcW w:w="2700" w:type="dxa"/>
+            <w:tcBorders>
+              <w:top w:val="single" w:sz="4" w:space="0" w:color="8C8C8C"/>
+              <w:left w:val="single" w:sz="4" w:space="0" w:color="8C8C8C"/>
+              <w:bottom w:val="single" w:sz="4" w:space="0" w:color="8C8C8C"/>
+              <w:right w:val="single" w:sz="4" w:space="0" w:color="8C8C8C"/>
+            </w:tcBorders>
+            <w:vAlign w:val="center"/>
+          </w:tcPr>
+          <w:p>
+            <w:pPr>
+              <w:pStyle w:val="Normal"/>
+              <w:keepNext w:val="false"/>
+              <w:keepLines/>
+              <w:spacing w:lineRule="auto" w:line="240" w:before="0" w:after="0"/>
+              <w:jc w:val="left"/>
+              <w:rPr/>
+            </w:pPr>
+            <w:r>
+              <w:rPr>
+                <w:rFonts w:eastAsia="Times New Roman" w:cs="Times New Roman"/>
+                <w:b w:val="false"/>
+                <w:bCs w:val="false"/>
+                <w:sz w:val="20"/>
+                <w:szCs w:val="20"/>
+              </w:rPr>
+              <w:t>ECF en las Pequeñas Empresas 2021</w:t>
+            </w:r>
+          </w:p>
+        </w:tc>
+        <w:tc>
+          <w:tcPr>
+            <w:tcW w:w="3270" w:type="dxa"/>
+            <w:tcBorders>
+              <w:top w:val="single" w:sz="4" w:space="0" w:color="8C8C8C"/>
+              <w:left w:val="single" w:sz="4" w:space="0" w:color="8C8C8C"/>
+              <w:bottom w:val="single" w:sz="4" w:space="0" w:color="8C8C8C"/>
+              <w:right w:val="single" w:sz="4" w:space="0" w:color="8C8C8C"/>
+            </w:tcBorders>
+            <w:vAlign w:val="center"/>
+          </w:tcPr>
+          <w:p>
+            <w:pPr>
+              <w:pStyle w:val="Normal"/>
+              <w:keepNext w:val="false"/>
+              <w:keepLines/>
+              <w:spacing w:lineRule="auto" w:line="240" w:before="0" w:after="0"/>
+              <w:jc w:val="left"/>
+              <w:rPr/>
+            </w:pPr>
+            <w:r>
+              <w:rPr>
+                <w:rFonts w:eastAsia="Times New Roman" w:cs="Times New Roman"/>
+                <w:b w:val="false"/>
+                <w:bCs w:val="false"/>
+                <w:sz w:val="20"/>
+                <w:szCs w:val="20"/>
+              </w:rPr>
+              <w:t>Menores competencias en empresas de menos de 20 trabajadores</w:t>
+            </w:r>
+          </w:p>
+        </w:tc>
+        <w:tc>
+          <w:tcPr>
+            <w:tcW w:w="1199" w:type="dxa"/>
+            <w:tcBorders>
+              <w:top w:val="single" w:sz="4" w:space="0" w:color="8C8C8C"/>
+              <w:left w:val="single" w:sz="4" w:space="0" w:color="8C8C8C"/>
+              <w:bottom w:val="single" w:sz="4" w:space="0" w:color="8C8C8C"/>
+              <w:right w:val="single" w:sz="4" w:space="0" w:color="8C8C8C"/>
+            </w:tcBorders>
+            <w:vAlign w:val="center"/>
+          </w:tcPr>
+          <w:p>
+            <w:pPr>
+              <w:pStyle w:val="Normal"/>
+              <w:keepNext w:val="false"/>
+              <w:keepLines/>
+              <w:spacing w:lineRule="auto" w:line="240" w:before="0" w:after="0"/>
+              <w:jc w:val="left"/>
+              <w:rPr/>
+            </w:pPr>
+            <w:r>
+              <w:rPr>
+                <w:rFonts w:eastAsia="Times New Roman" w:cs="Times New Roman"/>
+                <w:b w:val="false"/>
+                <w:bCs w:val="false"/>
+                <w:sz w:val="20"/>
+                <w:szCs w:val="20"/>
+              </w:rPr>
+              <w:t>2.3</w:t>
+            </w:r>
+          </w:p>
+        </w:tc>
+      </w:tr>
+      <w:tr>
+        <w:trPr>
+          <w:cantSplit w:val="true"/>
+        </w:trPr>
+        <w:tc>
+          <w:tcPr>
+            <w:tcW w:w="1900" w:type="dxa"/>
+            <w:tcBorders>
+              <w:top w:val="single" w:sz="4" w:space="0" w:color="8C8C8C"/>
+              <w:left w:val="single" w:sz="4" w:space="0" w:color="8C8C8C"/>
+              <w:bottom w:val="single" w:sz="4" w:space="0" w:color="8C8C8C"/>
+              <w:right w:val="single" w:sz="4" w:space="0" w:color="8C8C8C"/>
+            </w:tcBorders>
+            <w:vAlign w:val="center"/>
+          </w:tcPr>
+          <w:p>
+            <w:pPr>
+              <w:pStyle w:val="Normal"/>
+              <w:keepNext w:val="false"/>
+              <w:keepLines/>
+              <w:spacing w:lineRule="auto" w:line="240" w:before="0" w:after="0"/>
+              <w:jc w:val="left"/>
+              <w:rPr/>
+            </w:pPr>
+            <w:r>
+              <w:rPr>
+                <w:rFonts w:eastAsia="Times New Roman" w:cs="Times New Roman"/>
+                <w:b w:val="false"/>
+                <w:bCs w:val="false"/>
+                <w:sz w:val="20"/>
+                <w:szCs w:val="20"/>
+              </w:rPr>
+              <w:t>Banco de España</w:t>
+            </w:r>
+          </w:p>
+        </w:tc>
+        <w:tc>
+          <w:tcPr>
+            <w:tcW w:w="2700" w:type="dxa"/>
+            <w:tcBorders>
+              <w:top w:val="single" w:sz="4" w:space="0" w:color="8C8C8C"/>
+              <w:left w:val="single" w:sz="4" w:space="0" w:color="8C8C8C"/>
+              <w:bottom w:val="single" w:sz="4" w:space="0" w:color="8C8C8C"/>
+              <w:right w:val="single" w:sz="4" w:space="0" w:color="8C8C8C"/>
+            </w:tcBorders>
+            <w:vAlign w:val="center"/>
+          </w:tcPr>
+          <w:p>
+            <w:pPr>
+              <w:pStyle w:val="Normal"/>
+              <w:keepNext w:val="false"/>
+              <w:keepLines/>
+              <w:spacing w:lineRule="auto" w:line="240" w:before="0" w:after="0"/>
+              <w:jc w:val="left"/>
+              <w:rPr/>
+            </w:pPr>
+            <w:r>
+              <w:rPr>
+                <w:rFonts w:eastAsia="Times New Roman" w:cs="Times New Roman"/>
+                <w:b w:val="false"/>
+                <w:bCs w:val="false"/>
+                <w:sz w:val="20"/>
+                <w:szCs w:val="20"/>
+              </w:rPr>
+              <w:t>Proyecciones del tercer trimestre de 2026</w:t>
+            </w:r>
+          </w:p>
+        </w:tc>
+        <w:tc>
+          <w:tcPr>
+            <w:tcW w:w="3270" w:type="dxa"/>
+            <w:tcBorders>
+              <w:top w:val="single" w:sz="4" w:space="0" w:color="8C8C8C"/>
+              <w:left w:val="single" w:sz="4" w:space="0" w:color="8C8C8C"/>
+              <w:bottom w:val="single" w:sz="4" w:space="0" w:color="8C8C8C"/>
+              <w:right w:val="single" w:sz="4" w:space="0" w:color="8C8C8C"/>
+            </w:tcBorders>
+            <w:vAlign w:val="center"/>
+          </w:tcPr>
+          <w:p>
+            <w:pPr>
+              <w:pStyle w:val="Normal"/>
+              <w:keepNext w:val="false"/>
+              <w:keepLines/>
+              <w:spacing w:lineRule="auto" w:line="240" w:before="0" w:after="0"/>
+              <w:jc w:val="left"/>
+              <w:rPr/>
+            </w:pPr>
+            <w:r>
+              <w:rPr>
+                <w:rFonts w:eastAsia="Times New Roman" w:cs="Times New Roman"/>
+                <w:b w:val="false"/>
+                <w:bCs w:val="false"/>
+                <w:sz w:val="20"/>
+                <w:szCs w:val="20"/>
+              </w:rPr>
+              <w:t>Inflación prevista del 3,7 % en 2027</w:t>
+            </w:r>
+          </w:p>
+        </w:tc>
+        <w:tc>
+          <w:tcPr>
+            <w:tcW w:w="1199" w:type="dxa"/>
+            <w:tcBorders>
+              <w:top w:val="single" w:sz="4" w:space="0" w:color="8C8C8C"/>
+              <w:left w:val="single" w:sz="4" w:space="0" w:color="8C8C8C"/>
+              <w:bottom w:val="single" w:sz="4" w:space="0" w:color="8C8C8C"/>
+              <w:right w:val="single" w:sz="4" w:space="0" w:color="8C8C8C"/>
+            </w:tcBorders>
+            <w:vAlign w:val="center"/>
+          </w:tcPr>
+          <w:p>
+            <w:pPr>
+              <w:pStyle w:val="Normal"/>
+              <w:keepNext w:val="false"/>
+              <w:keepLines/>
+              <w:spacing w:lineRule="auto" w:line="240" w:before="0" w:after="0"/>
+              <w:jc w:val="left"/>
+              <w:rPr/>
+            </w:pPr>
+            <w:r>
+              <w:rPr>
+                <w:rFonts w:eastAsia="Times New Roman" w:cs="Times New Roman"/>
+                <w:b w:val="false"/>
+                <w:bCs w:val="false"/>
+                <w:sz w:val="20"/>
+                <w:szCs w:val="20"/>
+              </w:rPr>
+              <w:t>6.4</w:t>
+            </w:r>
+          </w:p>
+        </w:tc>
+      </w:tr>
+      <w:tr>
+        <w:trPr>
+          <w:cantSplit w:val="true"/>
+        </w:trPr>
+        <w:tc>
+          <w:tcPr>
+            <w:tcW w:w="1900" w:type="dxa"/>
+            <w:tcBorders>
+              <w:top w:val="single" w:sz="4" w:space="0" w:color="8C8C8C"/>
+              <w:left w:val="single" w:sz="4" w:space="0" w:color="8C8C8C"/>
+              <w:bottom w:val="single" w:sz="4" w:space="0" w:color="8C8C8C"/>
+              <w:right w:val="single" w:sz="4" w:space="0" w:color="8C8C8C"/>
+            </w:tcBorders>
+            <w:vAlign w:val="center"/>
+          </w:tcPr>
+          <w:p>
+            <w:pPr>
+              <w:pStyle w:val="Normal"/>
+              <w:keepNext w:val="false"/>
+              <w:keepLines/>
+              <w:spacing w:lineRule="auto" w:line="240" w:before="0" w:after="0"/>
+              <w:jc w:val="left"/>
+              <w:rPr/>
+            </w:pPr>
+            <w:r>
+              <w:rPr>
+                <w:rFonts w:eastAsia="Times New Roman" w:cs="Times New Roman"/>
+                <w:b w:val="false"/>
+                <w:bCs w:val="false"/>
+                <w:sz w:val="20"/>
+                <w:szCs w:val="20"/>
+              </w:rPr>
+              <w:t>Banco de España</w:t>
+            </w:r>
+          </w:p>
+        </w:tc>
+        <w:tc>
+          <w:tcPr>
+            <w:tcW w:w="2700" w:type="dxa"/>
+            <w:tcBorders>
+              <w:top w:val="single" w:sz="4" w:space="0" w:color="8C8C8C"/>
+              <w:left w:val="single" w:sz="4" w:space="0" w:color="8C8C8C"/>
+              <w:bottom w:val="single" w:sz="4" w:space="0" w:color="8C8C8C"/>
+              <w:right w:val="single" w:sz="4" w:space="0" w:color="8C8C8C"/>
+            </w:tcBorders>
+            <w:vAlign w:val="center"/>
+          </w:tcPr>
+          <w:p>
+            <w:pPr>
+              <w:pStyle w:val="Normal"/>
+              <w:keepNext w:val="false"/>
+              <w:keepLines/>
+              <w:spacing w:lineRule="auto" w:line="240" w:before="0" w:after="0"/>
+              <w:jc w:val="left"/>
+              <w:rPr/>
+            </w:pPr>
+            <w:r>
+              <w:rPr>
+                <w:rFonts w:eastAsia="Times New Roman" w:cs="Times New Roman"/>
+                <w:b w:val="false"/>
+                <w:bCs w:val="false"/>
+                <w:sz w:val="20"/>
+                <w:szCs w:val="20"/>
+              </w:rPr>
+              <w:t>Boletín Estadístico, cuadro 19.6</w:t>
+            </w:r>
+          </w:p>
+        </w:tc>
+        <w:tc>
+          <w:tcPr>
+            <w:tcW w:w="3270" w:type="dxa"/>
+            <w:tcBorders>
+              <w:top w:val="single" w:sz="4" w:space="0" w:color="8C8C8C"/>
+              <w:left w:val="single" w:sz="4" w:space="0" w:color="8C8C8C"/>
+              <w:bottom w:val="single" w:sz="4" w:space="0" w:color="8C8C8C"/>
+              <w:right w:val="single" w:sz="4" w:space="0" w:color="8C8C8C"/>
+            </w:tcBorders>
+            <w:vAlign w:val="center"/>
+          </w:tcPr>
+          <w:p>
+            <w:pPr>
+              <w:pStyle w:val="Normal"/>
+              <w:keepNext w:val="false"/>
+              <w:keepLines/>
+              <w:spacing w:lineRule="auto" w:line="240" w:before="0" w:after="0"/>
+              <w:jc w:val="left"/>
+              <w:rPr/>
+            </w:pPr>
+            <w:r>
+              <w:rPr>
+                <w:rFonts w:eastAsia="Times New Roman" w:cs="Times New Roman"/>
+                <w:b w:val="false"/>
+                <w:bCs w:val="false"/>
+                <w:sz w:val="20"/>
+                <w:szCs w:val="20"/>
+              </w:rPr>
+              <w:t>TAE del 4,58 % en créditos de hasta 250.000 €</w:t>
+            </w:r>
+          </w:p>
+        </w:tc>
+        <w:tc>
+          <w:tcPr>
+            <w:tcW w:w="1199" w:type="dxa"/>
+            <w:tcBorders>
+              <w:top w:val="single" w:sz="4" w:space="0" w:color="8C8C8C"/>
+              <w:left w:val="single" w:sz="4" w:space="0" w:color="8C8C8C"/>
+              <w:bottom w:val="single" w:sz="4" w:space="0" w:color="8C8C8C"/>
+              <w:right w:val="single" w:sz="4" w:space="0" w:color="8C8C8C"/>
+            </w:tcBorders>
+            <w:vAlign w:val="center"/>
+          </w:tcPr>
+          <w:p>
+            <w:pPr>
+              <w:pStyle w:val="Normal"/>
+              <w:keepNext w:val="false"/>
+              <w:keepLines/>
+              <w:spacing w:lineRule="auto" w:line="240" w:before="0" w:after="0"/>
+              <w:jc w:val="left"/>
+              <w:rPr/>
+            </w:pPr>
+            <w:r>
+              <w:rPr>
+                <w:rFonts w:eastAsia="Times New Roman" w:cs="Times New Roman"/>
+                <w:b w:val="false"/>
+                <w:bCs w:val="false"/>
+                <w:sz w:val="20"/>
+                <w:szCs w:val="20"/>
+              </w:rPr>
+              <w:t>6.2</w:t>
+            </w:r>
+          </w:p>
+        </w:tc>
+      </w:tr>
+      <w:tr>
+        <w:trPr>
+          <w:cantSplit w:val="true"/>
+        </w:trPr>
+        <w:tc>
+          <w:tcPr>
+            <w:tcW w:w="1900" w:type="dxa"/>
+            <w:tcBorders>
+              <w:top w:val="single" w:sz="4" w:space="0" w:color="8C8C8C"/>
+              <w:left w:val="single" w:sz="4" w:space="0" w:color="8C8C8C"/>
+              <w:bottom w:val="single" w:sz="4" w:space="0" w:color="8C8C8C"/>
+              <w:right w:val="single" w:sz="4" w:space="0" w:color="8C8C8C"/>
+            </w:tcBorders>
+            <w:vAlign w:val="center"/>
+          </w:tcPr>
+          <w:p>
+            <w:pPr>
+              <w:pStyle w:val="Normal"/>
+              <w:keepNext w:val="false"/>
+              <w:keepLines/>
+              <w:spacing w:lineRule="auto" w:line="240" w:before="0" w:after="0"/>
+              <w:jc w:val="left"/>
+              <w:rPr/>
+            </w:pPr>
+            <w:r>
+              <w:rPr>
+                <w:rFonts w:eastAsia="Times New Roman" w:cs="Times New Roman"/>
+                <w:b w:val="false"/>
+                <w:bCs w:val="false"/>
+                <w:sz w:val="20"/>
+                <w:szCs w:val="20"/>
+              </w:rPr>
+              <w:t>OCDE</w:t>
+            </w:r>
+          </w:p>
+        </w:tc>
+        <w:tc>
+          <w:tcPr>
+            <w:tcW w:w="2700" w:type="dxa"/>
+            <w:tcBorders>
+              <w:top w:val="single" w:sz="4" w:space="0" w:color="8C8C8C"/>
+              <w:left w:val="single" w:sz="4" w:space="0" w:color="8C8C8C"/>
+              <w:bottom w:val="single" w:sz="4" w:space="0" w:color="8C8C8C"/>
+              <w:right w:val="single" w:sz="4" w:space="0" w:color="8C8C8C"/>
+            </w:tcBorders>
+            <w:vAlign w:val="center"/>
+          </w:tcPr>
+          <w:p>
+            <w:pPr>
+              <w:pStyle w:val="Normal"/>
+              <w:keepNext w:val="false"/>
+              <w:keepLines/>
+              <w:spacing w:lineRule="auto" w:line="240" w:before="0" w:after="0"/>
+              <w:jc w:val="left"/>
+              <w:rPr/>
+            </w:pPr>
+            <w:r>
+              <w:rPr>
+                <w:rFonts w:eastAsia="Times New Roman" w:cs="Times New Roman"/>
+                <w:b w:val="false"/>
+                <w:bCs w:val="false"/>
+                <w:sz w:val="20"/>
+                <w:szCs w:val="20"/>
+              </w:rPr>
+              <w:t>OECD/INFE 2023 Survey of Adult Financial Literacy</w:t>
+            </w:r>
+          </w:p>
+        </w:tc>
+        <w:tc>
+          <w:tcPr>
+            <w:tcW w:w="3270" w:type="dxa"/>
+            <w:tcBorders>
+              <w:top w:val="single" w:sz="4" w:space="0" w:color="8C8C8C"/>
+              <w:left w:val="single" w:sz="4" w:space="0" w:color="8C8C8C"/>
+              <w:bottom w:val="single" w:sz="4" w:space="0" w:color="8C8C8C"/>
+              <w:right w:val="single" w:sz="4" w:space="0" w:color="8C8C8C"/>
+            </w:tcBorders>
+            <w:vAlign w:val="center"/>
+          </w:tcPr>
+          <w:p>
+            <w:pPr>
+              <w:pStyle w:val="Normal"/>
+              <w:keepNext w:val="false"/>
+              <w:keepLines/>
+              <w:spacing w:lineRule="auto" w:line="240" w:before="0" w:after="0"/>
+              <w:jc w:val="left"/>
+              <w:rPr/>
+            </w:pPr>
+            <w:r>
+              <w:rPr>
+                <w:rFonts w:eastAsia="Times New Roman" w:cs="Times New Roman"/>
+                <w:b w:val="false"/>
+                <w:bCs w:val="false"/>
+                <w:sz w:val="20"/>
+                <w:szCs w:val="20"/>
+              </w:rPr>
+              <w:t>34 % de adultos alcanza el mínimo de alfabetización financiera</w:t>
+            </w:r>
+          </w:p>
+        </w:tc>
+        <w:tc>
+          <w:tcPr>
+            <w:tcW w:w="1199" w:type="dxa"/>
+            <w:tcBorders>
+              <w:top w:val="single" w:sz="4" w:space="0" w:color="8C8C8C"/>
+              <w:left w:val="single" w:sz="4" w:space="0" w:color="8C8C8C"/>
+              <w:bottom w:val="single" w:sz="4" w:space="0" w:color="8C8C8C"/>
+              <w:right w:val="single" w:sz="4" w:space="0" w:color="8C8C8C"/>
+            </w:tcBorders>
+            <w:vAlign w:val="center"/>
+          </w:tcPr>
+          <w:p>
+            <w:pPr>
+              <w:pStyle w:val="Normal"/>
+              <w:keepNext w:val="false"/>
+              <w:keepLines/>
+              <w:spacing w:lineRule="auto" w:line="240" w:before="0" w:after="0"/>
+              <w:jc w:val="left"/>
+              <w:rPr/>
+            </w:pPr>
+            <w:r>
+              <w:rPr>
+                <w:rFonts w:eastAsia="Times New Roman" w:cs="Times New Roman"/>
+                <w:b w:val="false"/>
+                <w:bCs w:val="false"/>
+                <w:sz w:val="20"/>
+                <w:szCs w:val="20"/>
+              </w:rPr>
+              <w:t>1.1</w:t>
+            </w:r>
+          </w:p>
+        </w:tc>
+      </w:tr>
+      <w:tr>
+        <w:trPr>
+          <w:cantSplit w:val="true"/>
+        </w:trPr>
+        <w:tc>
+          <w:tcPr>
+            <w:tcW w:w="1900" w:type="dxa"/>
+            <w:tcBorders>
+              <w:top w:val="single" w:sz="4" w:space="0" w:color="8C8C8C"/>
+              <w:left w:val="single" w:sz="4" w:space="0" w:color="8C8C8C"/>
+              <w:bottom w:val="single" w:sz="4" w:space="0" w:color="8C8C8C"/>
+              <w:right w:val="single" w:sz="4" w:space="0" w:color="8C8C8C"/>
+            </w:tcBorders>
+            <w:vAlign w:val="center"/>
+          </w:tcPr>
+          <w:p>
+            <w:pPr>
+              <w:pStyle w:val="Normal"/>
+              <w:keepNext w:val="false"/>
+              <w:keepLines/>
+              <w:spacing w:lineRule="auto" w:line="240" w:before="0" w:after="0"/>
+              <w:jc w:val="left"/>
+              <w:rPr/>
+            </w:pPr>
+            <w:r>
+              <w:rPr>
+                <w:rFonts w:eastAsia="Times New Roman" w:cs="Times New Roman"/>
+                <w:b w:val="false"/>
+                <w:bCs w:val="false"/>
+                <w:sz w:val="20"/>
+                <w:szCs w:val="20"/>
+              </w:rPr>
+              <w:t>Observatorio del Emprendimiento</w:t>
+            </w:r>
+          </w:p>
+        </w:tc>
+        <w:tc>
+          <w:tcPr>
+            <w:tcW w:w="2700" w:type="dxa"/>
+            <w:tcBorders>
+              <w:top w:val="single" w:sz="4" w:space="0" w:color="8C8C8C"/>
+              <w:left w:val="single" w:sz="4" w:space="0" w:color="8C8C8C"/>
+              <w:bottom w:val="single" w:sz="4" w:space="0" w:color="8C8C8C"/>
+              <w:right w:val="single" w:sz="4" w:space="0" w:color="8C8C8C"/>
+            </w:tcBorders>
+            <w:vAlign w:val="center"/>
+          </w:tcPr>
+          <w:p>
+            <w:pPr>
+              <w:pStyle w:val="Normal"/>
+              <w:keepNext w:val="false"/>
+              <w:keepLines/>
+              <w:spacing w:lineRule="auto" w:line="240" w:before="0" w:after="0"/>
+              <w:jc w:val="left"/>
+              <w:rPr/>
+            </w:pPr>
+            <w:r>
+              <w:rPr>
+                <w:rFonts w:eastAsia="Times New Roman" w:cs="Times New Roman"/>
+                <w:b w:val="false"/>
+                <w:bCs w:val="false"/>
+                <w:sz w:val="20"/>
+                <w:szCs w:val="20"/>
+              </w:rPr>
+              <w:t>El conocimiento financiero en España (2025)</w:t>
+            </w:r>
+          </w:p>
+        </w:tc>
+        <w:tc>
+          <w:tcPr>
+            <w:tcW w:w="3270" w:type="dxa"/>
+            <w:tcBorders>
+              <w:top w:val="single" w:sz="4" w:space="0" w:color="8C8C8C"/>
+              <w:left w:val="single" w:sz="4" w:space="0" w:color="8C8C8C"/>
+              <w:bottom w:val="single" w:sz="4" w:space="0" w:color="8C8C8C"/>
+              <w:right w:val="single" w:sz="4" w:space="0" w:color="8C8C8C"/>
+            </w:tcBorders>
+            <w:vAlign w:val="center"/>
+          </w:tcPr>
+          <w:p>
+            <w:pPr>
+              <w:pStyle w:val="Normal"/>
+              <w:keepNext w:val="false"/>
+              <w:keepLines/>
+              <w:spacing w:lineRule="auto" w:line="240" w:before="0" w:after="0"/>
+              <w:jc w:val="left"/>
+              <w:rPr/>
+            </w:pPr>
+            <w:r>
+              <w:rPr>
+                <w:rFonts w:eastAsia="Times New Roman" w:cs="Times New Roman"/>
+                <w:b w:val="false"/>
+                <w:bCs w:val="false"/>
+                <w:sz w:val="20"/>
+                <w:szCs w:val="20"/>
+              </w:rPr>
+              <w:t>Conocimiento financiero de los emprendedores (escala 1-5)</w:t>
+            </w:r>
+          </w:p>
+        </w:tc>
+        <w:tc>
+          <w:tcPr>
+            <w:tcW w:w="1199" w:type="dxa"/>
+            <w:tcBorders>
+              <w:top w:val="single" w:sz="4" w:space="0" w:color="8C8C8C"/>
+              <w:left w:val="single" w:sz="4" w:space="0" w:color="8C8C8C"/>
+              <w:bottom w:val="single" w:sz="4" w:space="0" w:color="8C8C8C"/>
+              <w:right w:val="single" w:sz="4" w:space="0" w:color="8C8C8C"/>
+            </w:tcBorders>
+            <w:vAlign w:val="center"/>
+          </w:tcPr>
+          <w:p>
+            <w:pPr>
+              <w:pStyle w:val="Normal"/>
+              <w:keepNext w:val="false"/>
+              <w:keepLines/>
+              <w:spacing w:lineRule="auto" w:line="240" w:before="0" w:after="0"/>
+              <w:jc w:val="left"/>
+              <w:rPr/>
+            </w:pPr>
+            <w:r>
+              <w:rPr>
+                <w:rFonts w:eastAsia="Times New Roman" w:cs="Times New Roman"/>
+                <w:b w:val="false"/>
+                <w:bCs w:val="false"/>
+                <w:sz w:val="20"/>
+                <w:szCs w:val="20"/>
+              </w:rPr>
+              <w:t>1.1</w:t>
+            </w:r>
+          </w:p>
+        </w:tc>
+      </w:tr>
+      <w:tr>
+        <w:trPr>
+          <w:cantSplit w:val="true"/>
+        </w:trPr>
+        <w:tc>
+          <w:tcPr>
+            <w:tcW w:w="1900" w:type="dxa"/>
+            <w:tcBorders>
+              <w:top w:val="single" w:sz="4" w:space="0" w:color="8C8C8C"/>
+              <w:left w:val="single" w:sz="4" w:space="0" w:color="8C8C8C"/>
+              <w:bottom w:val="single" w:sz="4" w:space="0" w:color="8C8C8C"/>
+              <w:right w:val="single" w:sz="4" w:space="0" w:color="8C8C8C"/>
+            </w:tcBorders>
+            <w:vAlign w:val="center"/>
+          </w:tcPr>
+          <w:p>
+            <w:pPr>
+              <w:pStyle w:val="Normal"/>
+              <w:keepNext w:val="false"/>
+              <w:keepLines/>
+              <w:spacing w:lineRule="auto" w:line="240" w:before="0" w:after="0"/>
+              <w:jc w:val="left"/>
+              <w:rPr/>
+            </w:pPr>
+            <w:r>
+              <w:rPr>
+                <w:rFonts w:eastAsia="Times New Roman" w:cs="Times New Roman"/>
+                <w:b w:val="false"/>
+                <w:bCs w:val="false"/>
+                <w:sz w:val="20"/>
+                <w:szCs w:val="20"/>
+              </w:rPr>
+              <w:t>CNMV</w:t>
+            </w:r>
+          </w:p>
+        </w:tc>
+        <w:tc>
+          <w:tcPr>
+            <w:tcW w:w="2700" w:type="dxa"/>
+            <w:tcBorders>
+              <w:top w:val="single" w:sz="4" w:space="0" w:color="8C8C8C"/>
+              <w:left w:val="single" w:sz="4" w:space="0" w:color="8C8C8C"/>
+              <w:bottom w:val="single" w:sz="4" w:space="0" w:color="8C8C8C"/>
+              <w:right w:val="single" w:sz="4" w:space="0" w:color="8C8C8C"/>
+            </w:tcBorders>
+            <w:vAlign w:val="center"/>
+          </w:tcPr>
+          <w:p>
+            <w:pPr>
+              <w:pStyle w:val="Normal"/>
+              <w:keepNext w:val="false"/>
+              <w:keepLines/>
+              <w:spacing w:lineRule="auto" w:line="240" w:before="0" w:after="0"/>
+              <w:jc w:val="left"/>
+              <w:rPr/>
+            </w:pPr>
+            <w:r>
+              <w:rPr>
+                <w:rFonts w:eastAsia="Times New Roman" w:cs="Times New Roman"/>
+                <w:b w:val="false"/>
+                <w:bCs w:val="false"/>
+                <w:sz w:val="20"/>
+                <w:szCs w:val="20"/>
+              </w:rPr>
+              <w:t>Asesoramiento en materia de inversión</w:t>
+            </w:r>
+          </w:p>
+        </w:tc>
+        <w:tc>
+          <w:tcPr>
+            <w:tcW w:w="3270" w:type="dxa"/>
+            <w:tcBorders>
+              <w:top w:val="single" w:sz="4" w:space="0" w:color="8C8C8C"/>
+              <w:left w:val="single" w:sz="4" w:space="0" w:color="8C8C8C"/>
+              <w:bottom w:val="single" w:sz="4" w:space="0" w:color="8C8C8C"/>
+              <w:right w:val="single" w:sz="4" w:space="0" w:color="8C8C8C"/>
+            </w:tcBorders>
+            <w:vAlign w:val="center"/>
+          </w:tcPr>
+          <w:p>
+            <w:pPr>
+              <w:pStyle w:val="Normal"/>
+              <w:keepNext w:val="false"/>
+              <w:keepLines/>
+              <w:spacing w:lineRule="auto" w:line="240" w:before="0" w:after="0"/>
+              <w:jc w:val="left"/>
+              <w:rPr/>
+            </w:pPr>
+            <w:r>
+              <w:rPr>
+                <w:rFonts w:eastAsia="Times New Roman" w:cs="Times New Roman"/>
+                <w:b w:val="false"/>
+                <w:bCs w:val="false"/>
+                <w:sz w:val="20"/>
+                <w:szCs w:val="20"/>
+              </w:rPr>
+              <w:t>Límite entre educación financiera y asesoramiento regulado</w:t>
+            </w:r>
+          </w:p>
+        </w:tc>
+        <w:tc>
+          <w:tcPr>
+            <w:tcW w:w="1199" w:type="dxa"/>
+            <w:tcBorders>
+              <w:top w:val="single" w:sz="4" w:space="0" w:color="8C8C8C"/>
+              <w:left w:val="single" w:sz="4" w:space="0" w:color="8C8C8C"/>
+              <w:bottom w:val="single" w:sz="4" w:space="0" w:color="8C8C8C"/>
+              <w:right w:val="single" w:sz="4" w:space="0" w:color="8C8C8C"/>
+            </w:tcBorders>
+            <w:vAlign w:val="center"/>
+          </w:tcPr>
+          <w:p>
+            <w:pPr>
+              <w:pStyle w:val="Normal"/>
+              <w:keepNext w:val="false"/>
+              <w:keepLines/>
+              <w:spacing w:lineRule="auto" w:line="240" w:before="0" w:after="0"/>
+              <w:jc w:val="left"/>
+              <w:rPr/>
+            </w:pPr>
+            <w:r>
+              <w:rPr>
+                <w:rFonts w:eastAsia="Times New Roman" w:cs="Times New Roman"/>
+                <w:b w:val="false"/>
+                <w:bCs w:val="false"/>
+                <w:sz w:val="20"/>
+                <w:szCs w:val="20"/>
+              </w:rPr>
+              <w:t>5.3</w:t>
+            </w:r>
+          </w:p>
+        </w:tc>
+      </w:tr>
+      <w:tr>
+        <w:trPr>
+          <w:cantSplit w:val="true"/>
+        </w:trPr>
+        <w:tc>
+          <w:tcPr>
+            <w:tcW w:w="1900" w:type="dxa"/>
+            <w:tcBorders>
+              <w:top w:val="single" w:sz="4" w:space="0" w:color="8C8C8C"/>
+              <w:left w:val="single" w:sz="4" w:space="0" w:color="8C8C8C"/>
+              <w:bottom w:val="single" w:sz="4" w:space="0" w:color="8C8C8C"/>
+              <w:right w:val="single" w:sz="4" w:space="0" w:color="8C8C8C"/>
+            </w:tcBorders>
+            <w:vAlign w:val="center"/>
+          </w:tcPr>
+          <w:p>
+            <w:pPr>
+              <w:pStyle w:val="Normal"/>
+              <w:keepNext w:val="false"/>
+              <w:keepLines/>
+              <w:spacing w:lineRule="auto" w:line="240" w:before="0" w:after="0"/>
+              <w:jc w:val="left"/>
+              <w:rPr/>
+            </w:pPr>
+            <w:r>
+              <w:rPr>
+                <w:rFonts w:eastAsia="Times New Roman" w:cs="Times New Roman"/>
+                <w:b w:val="false"/>
+                <w:bCs w:val="false"/>
+                <w:sz w:val="20"/>
+                <w:szCs w:val="20"/>
+              </w:rPr>
+              <w:t>AEPD</w:t>
+            </w:r>
+          </w:p>
+        </w:tc>
+        <w:tc>
+          <w:tcPr>
+            <w:tcW w:w="2700" w:type="dxa"/>
+            <w:tcBorders>
+              <w:top w:val="single" w:sz="4" w:space="0" w:color="8C8C8C"/>
+              <w:left w:val="single" w:sz="4" w:space="0" w:color="8C8C8C"/>
+              <w:bottom w:val="single" w:sz="4" w:space="0" w:color="8C8C8C"/>
+              <w:right w:val="single" w:sz="4" w:space="0" w:color="8C8C8C"/>
+            </w:tcBorders>
+            <w:vAlign w:val="center"/>
+          </w:tcPr>
+          <w:p>
+            <w:pPr>
+              <w:pStyle w:val="Normal"/>
+              <w:keepNext w:val="false"/>
+              <w:keepLines/>
+              <w:spacing w:lineRule="auto" w:line="240" w:before="0" w:after="0"/>
+              <w:jc w:val="left"/>
+              <w:rPr/>
+            </w:pPr>
+            <w:r>
+              <w:rPr>
+                <w:rFonts w:eastAsia="Times New Roman" w:cs="Times New Roman"/>
+                <w:b w:val="false"/>
+                <w:bCs w:val="false"/>
+                <w:sz w:val="20"/>
+                <w:szCs w:val="20"/>
+              </w:rPr>
+              <w:t>Facilita RGPD y Facilita EMPRENDE</w:t>
+            </w:r>
+          </w:p>
+        </w:tc>
+        <w:tc>
+          <w:tcPr>
+            <w:tcW w:w="3270" w:type="dxa"/>
+            <w:tcBorders>
+              <w:top w:val="single" w:sz="4" w:space="0" w:color="8C8C8C"/>
+              <w:left w:val="single" w:sz="4" w:space="0" w:color="8C8C8C"/>
+              <w:bottom w:val="single" w:sz="4" w:space="0" w:color="8C8C8C"/>
+              <w:right w:val="single" w:sz="4" w:space="0" w:color="8C8C8C"/>
+            </w:tcBorders>
+            <w:vAlign w:val="center"/>
+          </w:tcPr>
+          <w:p>
+            <w:pPr>
+              <w:pStyle w:val="Normal"/>
+              <w:keepNext w:val="false"/>
+              <w:keepLines/>
+              <w:spacing w:lineRule="auto" w:line="240" w:before="0" w:after="0"/>
+              <w:jc w:val="left"/>
+              <w:rPr/>
+            </w:pPr>
+            <w:r>
+              <w:rPr>
+                <w:rFonts w:eastAsia="Times New Roman" w:cs="Times New Roman"/>
+                <w:b w:val="false"/>
+                <w:bCs w:val="false"/>
+                <w:sz w:val="20"/>
+                <w:szCs w:val="20"/>
+              </w:rPr>
+              <w:t>Herramientas gratuitas de cumplimiento</w:t>
+            </w:r>
+          </w:p>
+        </w:tc>
+        <w:tc>
+          <w:tcPr>
+            <w:tcW w:w="1199" w:type="dxa"/>
+            <w:tcBorders>
+              <w:top w:val="single" w:sz="4" w:space="0" w:color="8C8C8C"/>
+              <w:left w:val="single" w:sz="4" w:space="0" w:color="8C8C8C"/>
+              <w:bottom w:val="single" w:sz="4" w:space="0" w:color="8C8C8C"/>
+              <w:right w:val="single" w:sz="4" w:space="0" w:color="8C8C8C"/>
+            </w:tcBorders>
+            <w:vAlign w:val="center"/>
+          </w:tcPr>
+          <w:p>
+            <w:pPr>
+              <w:pStyle w:val="Normal"/>
+              <w:keepNext w:val="false"/>
+              <w:keepLines/>
+              <w:spacing w:lineRule="auto" w:line="240" w:before="0" w:after="0"/>
+              <w:jc w:val="left"/>
+              <w:rPr/>
+            </w:pPr>
+            <w:r>
+              <w:rPr>
+                <w:rFonts w:eastAsia="Times New Roman" w:cs="Times New Roman"/>
+                <w:b w:val="false"/>
+                <w:bCs w:val="false"/>
+                <w:sz w:val="20"/>
+                <w:szCs w:val="20"/>
+              </w:rPr>
+              <w:t>5.3</w:t>
+            </w:r>
+          </w:p>
+        </w:tc>
+      </w:tr>
+      <w:tr>
+        <w:trPr>
+          <w:cantSplit w:val="true"/>
+        </w:trPr>
+        <w:tc>
+          <w:tcPr>
+            <w:tcW w:w="1900" w:type="dxa"/>
+            <w:tcBorders>
+              <w:top w:val="single" w:sz="4" w:space="0" w:color="8C8C8C"/>
+              <w:left w:val="single" w:sz="4" w:space="0" w:color="8C8C8C"/>
+              <w:bottom w:val="single" w:sz="4" w:space="0" w:color="8C8C8C"/>
+              <w:right w:val="single" w:sz="4" w:space="0" w:color="8C8C8C"/>
+            </w:tcBorders>
+            <w:vAlign w:val="center"/>
+          </w:tcPr>
+          <w:p>
+            <w:pPr>
+              <w:pStyle w:val="Normal"/>
+              <w:keepNext w:val="false"/>
+              <w:keepLines/>
+              <w:spacing w:lineRule="auto" w:line="240" w:before="0" w:after="0"/>
+              <w:jc w:val="left"/>
+              <w:rPr/>
+            </w:pPr>
+            <w:r>
+              <w:rPr>
+                <w:rFonts w:eastAsia="Times New Roman" w:cs="Times New Roman"/>
+                <w:b w:val="false"/>
+                <w:bCs w:val="false"/>
+                <w:sz w:val="20"/>
+                <w:szCs w:val="20"/>
+              </w:rPr>
+              <w:t>ICO / ENISA / Gobierno de Aragón</w:t>
+            </w:r>
+          </w:p>
+        </w:tc>
+        <w:tc>
+          <w:tcPr>
+            <w:tcW w:w="2700" w:type="dxa"/>
+            <w:tcBorders>
+              <w:top w:val="single" w:sz="4" w:space="0" w:color="8C8C8C"/>
+              <w:left w:val="single" w:sz="4" w:space="0" w:color="8C8C8C"/>
+              <w:bottom w:val="single" w:sz="4" w:space="0" w:color="8C8C8C"/>
+              <w:right w:val="single" w:sz="4" w:space="0" w:color="8C8C8C"/>
+            </w:tcBorders>
+            <w:vAlign w:val="center"/>
+          </w:tcPr>
+          <w:p>
+            <w:pPr>
+              <w:pStyle w:val="Normal"/>
+              <w:keepNext w:val="false"/>
+              <w:keepLines/>
+              <w:spacing w:lineRule="auto" w:line="240" w:before="0" w:after="0"/>
+              <w:jc w:val="left"/>
+              <w:rPr/>
+            </w:pPr>
+            <w:r>
+              <w:rPr>
+                <w:rFonts w:eastAsia="Times New Roman" w:cs="Times New Roman"/>
+                <w:b w:val="false"/>
+                <w:bCs w:val="false"/>
+                <w:sz w:val="20"/>
+                <w:szCs w:val="20"/>
+              </w:rPr>
+              <w:t>Líneas de financiación y ayudas 2026</w:t>
+            </w:r>
+          </w:p>
+        </w:tc>
+        <w:tc>
+          <w:tcPr>
+            <w:tcW w:w="3270" w:type="dxa"/>
+            <w:tcBorders>
+              <w:top w:val="single" w:sz="4" w:space="0" w:color="8C8C8C"/>
+              <w:left w:val="single" w:sz="4" w:space="0" w:color="8C8C8C"/>
+              <w:bottom w:val="single" w:sz="4" w:space="0" w:color="8C8C8C"/>
+              <w:right w:val="single" w:sz="4" w:space="0" w:color="8C8C8C"/>
+            </w:tcBorders>
+            <w:vAlign w:val="center"/>
+          </w:tcPr>
+          <w:p>
+            <w:pPr>
+              <w:pStyle w:val="Normal"/>
+              <w:keepNext w:val="false"/>
+              <w:keepLines/>
+              <w:spacing w:lineRule="auto" w:line="240" w:before="0" w:after="0"/>
+              <w:jc w:val="left"/>
+              <w:rPr/>
+            </w:pPr>
+            <w:r>
+              <w:rPr>
+                <w:rFonts w:eastAsia="Times New Roman" w:cs="Times New Roman"/>
+                <w:b w:val="false"/>
+                <w:bCs w:val="false"/>
+                <w:sz w:val="20"/>
+                <w:szCs w:val="20"/>
+              </w:rPr>
+              <w:t>Condiciones de financiación pública</w:t>
+            </w:r>
+          </w:p>
+        </w:tc>
+        <w:tc>
+          <w:tcPr>
+            <w:tcW w:w="1199" w:type="dxa"/>
+            <w:tcBorders>
+              <w:top w:val="single" w:sz="4" w:space="0" w:color="8C8C8C"/>
+              <w:left w:val="single" w:sz="4" w:space="0" w:color="8C8C8C"/>
+              <w:bottom w:val="single" w:sz="4" w:space="0" w:color="8C8C8C"/>
+              <w:right w:val="single" w:sz="4" w:space="0" w:color="8C8C8C"/>
+            </w:tcBorders>
+            <w:vAlign w:val="center"/>
+          </w:tcPr>
+          <w:p>
+            <w:pPr>
+              <w:pStyle w:val="Normal"/>
+              <w:keepNext w:val="false"/>
+              <w:keepLines/>
+              <w:spacing w:lineRule="auto" w:line="240" w:before="0" w:after="0"/>
+              <w:jc w:val="left"/>
+              <w:rPr/>
+            </w:pPr>
+            <w:r>
+              <w:rPr>
+                <w:rFonts w:eastAsia="Times New Roman" w:cs="Times New Roman"/>
+                <w:b w:val="false"/>
+                <w:bCs w:val="false"/>
+                <w:sz w:val="20"/>
+                <w:szCs w:val="20"/>
+              </w:rPr>
+              <w:t>2.5</w:t>
+            </w:r>
+          </w:p>
+        </w:tc>
+      </w:tr>
+      <w:tr>
+        <w:trPr>
+          <w:cantSplit w:val="true"/>
+        </w:trPr>
+        <w:tc>
+          <w:tcPr>
+            <w:tcW w:w="1900" w:type="dxa"/>
+            <w:tcBorders>
+              <w:top w:val="single" w:sz="4" w:space="0" w:color="8C8C8C"/>
+              <w:left w:val="single" w:sz="4" w:space="0" w:color="8C8C8C"/>
+              <w:bottom w:val="single" w:sz="4" w:space="0" w:color="8C8C8C"/>
+              <w:right w:val="single" w:sz="4" w:space="0" w:color="8C8C8C"/>
+            </w:tcBorders>
+            <w:vAlign w:val="center"/>
+          </w:tcPr>
+          <w:p>
+            <w:pPr>
+              <w:pStyle w:val="Normal"/>
+              <w:keepNext w:val="false"/>
+              <w:keepLines/>
+              <w:spacing w:lineRule="auto" w:line="240" w:before="0" w:after="0"/>
+              <w:jc w:val="left"/>
+              <w:rPr/>
+            </w:pPr>
+            <w:r>
+              <w:rPr>
+                <w:rFonts w:eastAsia="Times New Roman" w:cs="Times New Roman"/>
+                <w:b w:val="false"/>
+                <w:bCs w:val="false"/>
+                <w:sz w:val="20"/>
+                <w:szCs w:val="20"/>
+              </w:rPr>
+              <w:t>Ayuntamiento de Zaragoza</w:t>
+            </w:r>
+          </w:p>
+        </w:tc>
+        <w:tc>
+          <w:tcPr>
+            <w:tcW w:w="2700" w:type="dxa"/>
+            <w:tcBorders>
+              <w:top w:val="single" w:sz="4" w:space="0" w:color="8C8C8C"/>
+              <w:left w:val="single" w:sz="4" w:space="0" w:color="8C8C8C"/>
+              <w:bottom w:val="single" w:sz="4" w:space="0" w:color="8C8C8C"/>
+              <w:right w:val="single" w:sz="4" w:space="0" w:color="8C8C8C"/>
+            </w:tcBorders>
+            <w:vAlign w:val="center"/>
+          </w:tcPr>
+          <w:p>
+            <w:pPr>
+              <w:pStyle w:val="Normal"/>
+              <w:keepNext w:val="false"/>
+              <w:keepLines/>
+              <w:spacing w:lineRule="auto" w:line="240" w:before="0" w:after="0"/>
+              <w:jc w:val="left"/>
+              <w:rPr/>
+            </w:pPr>
+            <w:r>
+              <w:rPr>
+                <w:rFonts w:eastAsia="Times New Roman" w:cs="Times New Roman"/>
+                <w:b w:val="false"/>
+                <w:bCs w:val="false"/>
+                <w:sz w:val="20"/>
+                <w:szCs w:val="20"/>
+              </w:rPr>
+              <w:t>Semillero de Ideas (Zaragoza Activa)</w:t>
+            </w:r>
+          </w:p>
+        </w:tc>
+        <w:tc>
+          <w:tcPr>
+            <w:tcW w:w="3270" w:type="dxa"/>
+            <w:tcBorders>
+              <w:top w:val="single" w:sz="4" w:space="0" w:color="8C8C8C"/>
+              <w:left w:val="single" w:sz="4" w:space="0" w:color="8C8C8C"/>
+              <w:bottom w:val="single" w:sz="4" w:space="0" w:color="8C8C8C"/>
+              <w:right w:val="single" w:sz="4" w:space="0" w:color="8C8C8C"/>
+            </w:tcBorders>
+            <w:vAlign w:val="center"/>
+          </w:tcPr>
+          <w:p>
+            <w:pPr>
+              <w:pStyle w:val="Normal"/>
+              <w:keepNext w:val="false"/>
+              <w:keepLines/>
+              <w:spacing w:lineRule="auto" w:line="240" w:before="0" w:after="0"/>
+              <w:jc w:val="left"/>
+              <w:rPr/>
+            </w:pPr>
+            <w:r>
+              <w:rPr>
+                <w:rFonts w:eastAsia="Times New Roman" w:cs="Times New Roman"/>
+                <w:b w:val="false"/>
+                <w:bCs w:val="false"/>
+                <w:sz w:val="20"/>
+                <w:szCs w:val="20"/>
+              </w:rPr>
+              <w:t>Preincubación gratuita para graduados</w:t>
+            </w:r>
+          </w:p>
+        </w:tc>
+        <w:tc>
+          <w:tcPr>
+            <w:tcW w:w="1199" w:type="dxa"/>
+            <w:tcBorders>
+              <w:top w:val="single" w:sz="4" w:space="0" w:color="8C8C8C"/>
+              <w:left w:val="single" w:sz="4" w:space="0" w:color="8C8C8C"/>
+              <w:bottom w:val="single" w:sz="4" w:space="0" w:color="8C8C8C"/>
+              <w:right w:val="single" w:sz="4" w:space="0" w:color="8C8C8C"/>
+            </w:tcBorders>
+            <w:vAlign w:val="center"/>
+          </w:tcPr>
+          <w:p>
+            <w:pPr>
+              <w:pStyle w:val="Normal"/>
+              <w:keepNext w:val="false"/>
+              <w:keepLines/>
+              <w:spacing w:lineRule="auto" w:line="240" w:before="0" w:after="0"/>
+              <w:jc w:val="left"/>
+              <w:rPr/>
+            </w:pPr>
+            <w:r>
+              <w:rPr>
+                <w:rFonts w:eastAsia="Times New Roman" w:cs="Times New Roman"/>
+                <w:b w:val="false"/>
+                <w:bCs w:val="false"/>
+                <w:sz w:val="20"/>
+                <w:szCs w:val="20"/>
+              </w:rPr>
+              <w:t>5.1, 9.3</w:t>
+            </w:r>
+          </w:p>
+        </w:tc>
+      </w:tr>
+      <w:tr>
+        <w:trPr>
+          <w:cantSplit w:val="true"/>
+        </w:trPr>
+        <w:tc>
+          <w:tcPr>
+            <w:tcW w:w="1900" w:type="dxa"/>
+            <w:tcBorders>
+              <w:top w:val="single" w:sz="4" w:space="0" w:color="8C8C8C"/>
+              <w:left w:val="single" w:sz="4" w:space="0" w:color="8C8C8C"/>
+              <w:bottom w:val="single" w:sz="4" w:space="0" w:color="8C8C8C"/>
+              <w:right w:val="single" w:sz="4" w:space="0" w:color="8C8C8C"/>
+            </w:tcBorders>
+            <w:vAlign w:val="center"/>
+          </w:tcPr>
+          <w:p>
+            <w:pPr>
+              <w:pStyle w:val="Normal"/>
+              <w:keepNext w:val="false"/>
+              <w:keepLines/>
+              <w:spacing w:lineRule="auto" w:line="240" w:before="0" w:after="0"/>
+              <w:jc w:val="left"/>
+              <w:rPr/>
+            </w:pPr>
+            <w:r>
+              <w:rPr>
+                <w:rFonts w:eastAsia="Times New Roman" w:cs="Times New Roman"/>
+                <w:b w:val="false"/>
+                <w:bCs w:val="false"/>
+                <w:sz w:val="20"/>
+                <w:szCs w:val="20"/>
+              </w:rPr>
+              <w:t>La Moncloa</w:t>
+            </w:r>
+          </w:p>
+        </w:tc>
+        <w:tc>
+          <w:tcPr>
+            <w:tcW w:w="2700" w:type="dxa"/>
+            <w:tcBorders>
+              <w:top w:val="single" w:sz="4" w:space="0" w:color="8C8C8C"/>
+              <w:left w:val="single" w:sz="4" w:space="0" w:color="8C8C8C"/>
+              <w:bottom w:val="single" w:sz="4" w:space="0" w:color="8C8C8C"/>
+              <w:right w:val="single" w:sz="4" w:space="0" w:color="8C8C8C"/>
+            </w:tcBorders>
+            <w:vAlign w:val="center"/>
+          </w:tcPr>
+          <w:p>
+            <w:pPr>
+              <w:pStyle w:val="Normal"/>
+              <w:keepNext w:val="false"/>
+              <w:keepLines/>
+              <w:spacing w:lineRule="auto" w:line="240" w:before="0" w:after="0"/>
+              <w:jc w:val="left"/>
+              <w:rPr/>
+            </w:pPr>
+            <w:r>
+              <w:rPr>
+                <w:rFonts w:eastAsia="Times New Roman" w:cs="Times New Roman"/>
+                <w:b w:val="false"/>
+                <w:bCs w:val="false"/>
+                <w:sz w:val="20"/>
+                <w:szCs w:val="20"/>
+              </w:rPr>
+              <w:t>Nota de 16 de enero de 2026</w:t>
+            </w:r>
+          </w:p>
+        </w:tc>
+        <w:tc>
+          <w:tcPr>
+            <w:tcW w:w="3270" w:type="dxa"/>
+            <w:tcBorders>
+              <w:top w:val="single" w:sz="4" w:space="0" w:color="8C8C8C"/>
+              <w:left w:val="single" w:sz="4" w:space="0" w:color="8C8C8C"/>
+              <w:bottom w:val="single" w:sz="4" w:space="0" w:color="8C8C8C"/>
+              <w:right w:val="single" w:sz="4" w:space="0" w:color="8C8C8C"/>
+            </w:tcBorders>
+            <w:vAlign w:val="center"/>
+          </w:tcPr>
+          <w:p>
+            <w:pPr>
+              <w:pStyle w:val="Normal"/>
+              <w:keepNext w:val="false"/>
+              <w:keepLines/>
+              <w:spacing w:lineRule="auto" w:line="240" w:before="0" w:after="0"/>
+              <w:jc w:val="left"/>
+              <w:rPr/>
+            </w:pPr>
+            <w:r>
+              <w:rPr>
+                <w:rFonts w:eastAsia="Times New Roman" w:cs="Times New Roman"/>
+                <w:b w:val="false"/>
+                <w:bCs w:val="false"/>
+                <w:sz w:val="20"/>
+                <w:szCs w:val="20"/>
+              </w:rPr>
+              <w:t>Renovación del Plan de Educación Financiera</w:t>
+            </w:r>
+          </w:p>
+        </w:tc>
+        <w:tc>
+          <w:tcPr>
+            <w:tcW w:w="1199" w:type="dxa"/>
+            <w:tcBorders>
+              <w:top w:val="single" w:sz="4" w:space="0" w:color="8C8C8C"/>
+              <w:left w:val="single" w:sz="4" w:space="0" w:color="8C8C8C"/>
+              <w:bottom w:val="single" w:sz="4" w:space="0" w:color="8C8C8C"/>
+              <w:right w:val="single" w:sz="4" w:space="0" w:color="8C8C8C"/>
+            </w:tcBorders>
+            <w:vAlign w:val="center"/>
+          </w:tcPr>
+          <w:p>
+            <w:pPr>
+              <w:pStyle w:val="Normal"/>
+              <w:keepNext w:val="false"/>
+              <w:keepLines/>
+              <w:spacing w:lineRule="auto" w:line="240" w:before="0" w:after="0"/>
+              <w:jc w:val="left"/>
+              <w:rPr/>
+            </w:pPr>
+            <w:r>
+              <w:rPr>
+                <w:rFonts w:eastAsia="Times New Roman" w:cs="Times New Roman"/>
+                <w:b w:val="false"/>
+                <w:bCs w:val="false"/>
+                <w:sz w:val="20"/>
+                <w:szCs w:val="20"/>
+              </w:rPr>
+              <w:t>4.1</w:t>
+            </w:r>
+          </w:p>
+        </w:tc>
+      </w:tr>
+    </w:tbl>
+    <w:p>
+      <w:pPr>
+        <w:pStyle w:val="Normal"/>
+        <w:spacing w:lineRule="auto" w:line="240" w:before="40" w:after="200"/>
+        <w:jc w:val="left"/>
+        <w:rPr/>
+      </w:pPr>
+      <w:r>
+        <w:rPr>
+          <w:i/>
+          <w:iCs/>
+          <w:sz w:val="20"/>
+          <w:szCs w:val="20"/>
+        </w:rPr>
+        <w:t>Fuente: elaboración propia.</w:t>
       </w:r>
     </w:p>
     <w:sectPr>
@@ -30015,7 +35225,7 @@
     </w:r>
     <w:r>
       <w:rPr/>
-      <w:t>39</w:t>
+      <w:t>48</w:t>
     </w:r>
     <w:r>
       <w:rPr/>

--- a/TFG_Flujo_v2.docx
+++ b/TFG_Flujo_v2.docx
@@ -404,7 +404,7 @@
           <w:sz w:val="22"/>
           <w:szCs w:val="22"/>
         </w:rPr>
-        <w:t>Los jóvenes que trabajan por cuenta propia tienen que gestionar ingresos irregulares, impuestos trimestrales y gastos sin haber recibido, en la mayoría de los casos, formación financiera. La Encuesta de Competencias Financieras del Banco de España muestra que solo el 19 % de los adultos responde bien a las tres preguntas financieras básicas, y quince entrevistas exploratorias a autónomos de 20 a 35 años apuntan en la misma dirección. El objetivo de este trabajo es evaluar la viabilidad económico-financiera de Flujo, un proyecto que ofrecería organización financiera, educación práctica y, más adelante, una herramienta digital a este colectivo. Para ello se combinan fuentes secundarias, las entrevistas, el Business Model Canvas, un análisis de mercado y competencia, y un plan económico-financiero a tres años con tres escenarios. En el escenario base los ingresos pasan de 8.041 € a 58.095 €, el punto de equilibrio se sitúa en 5 clientes de suscripción y el VAN a tres años, descontado al 15 %, es de 34.514 €. Sin embargo, cuando se descuenta el coste de oportunidad del emprendedor (un sueldo equivalente al SMI), el VAN baja a 4.970 € y pasa a ser negativo en el escenario pesimista. El proyecto es viable, pero su margen depende de la captación de clientes y de la capacidad de una sola persona, y la disposición real a pagar aún debe validarse con clientes.</w:t>
+        <w:t>Los jóvenes que trabajan por cuenta propia tienen que gestionar ingresos irregulares, impuestos trimestrales y gastos casi siempre sin formación financiera. La Encuesta de Competencias Financieras del Banco de España muestra que solo el 19 % de los adultos responde bien a las tres preguntas financieras básicas, y quince entrevistas exploratorias a autónomos de 20 a 35 años apuntan en la misma dirección. El objetivo de este trabajo es evaluar la viabilidad económico-financiera de Flujo, un proyecto que ofrecería organización financiera, educación práctica y, más adelante, una herramienta digital a este colectivo. Para ello se combinan fuentes oficiales, las entrevistas, el Business Model Canvas, un análisis de mercado y un plan económico-financiero a tres años con escenarios. En el escenario base los ingresos pasan de 8.041 € a 58.095 €, el punto de equilibrio se sitúa en 5 clientes de suscripción y el VAN a tres años, descontado al 15 %, es de 34.514 €. Sin embargo, cuando se descuenta el coste de oportunidad del emprendedor (un sueldo equivalente al SMI), el VAN baja a 4.970 €. Cinco medidas de bajo coste orientadas a aumentar los ingresos por hora lo elevan a 19.375 €, y en una simulación de Montecarlo la probabilidad de que el proyecto supere al empleo alternativo pasa del 57 % al 95 %. El proyecto es viable, aunque depende de la captación de clientes y de la capacidad de una sola persona, y la disposición real a pagar aún debe validarse.</w:t>
       </w:r>
     </w:p>
     <w:p>
@@ -442,7 +442,7 @@
           <w:sz w:val="22"/>
           <w:szCs w:val="22"/>
         </w:rPr>
-        <w:t>Young self-employed workers have to manage irregular income, quarterly taxes and expenses, usually without any financial training. The Bank of Spain's Financial Competences Survey shows that only 19% of adults answer the three basic financial questions correctly, and fifteen exploratory interviews with self-employed people aged 20 to 35 point in the same direction. This study assesses the economic and financial feasibility of Flujo, a project that would offer financial organisation, practical education and, later, a digital tool to this group. It combines secondary sources, the interviews, the Business Model Canvas, a market and competitor analysis and a three-year financial plan with three scenarios. In the base scenario revenue grows from 8.041 € to 58.095 €, break-even is reached with 5 subscription clients and the three-year NPV, discounted at 15 %, is 34.514 €. Once the founder's opportunity cost (a salary equal to the Spanish minimum wage) is deducted, the NPV falls to 4.970 € and turns negative in the pessimistic scenario. The project is feasible, but its margin depends on client acquisition and on the capacity of a single person, and real willingness to pay still has to be validated with clients.</w:t>
+        <w:t>Young self-employed workers have to manage irregular income, quarterly taxes and expenses, usually without any financial training. The Bank of Spain's Financial Competences Survey shows that only 19% of adults answer the three basic financial questions correctly, and fifteen exploratory interviews with self-employed people aged 20 to 35 point in the same direction. This study assesses the economic and financial feasibility of Flujo, a project that would offer financial organisation, practical education and, later, a digital tool to this group. It combines official sources, the interviews, the Business Model Canvas, a market analysis and a three-year financial plan with scenarios. In the base scenario revenue grows from 8.041 € to 58.095 €, break-even is reached with 5 subscription clients and the three-year NPV, discounted at 15 %, is 34.514 €. Once the founder's opportunity cost (a salary equal to the Spanish minimum wage) is deducted, the NPV falls to 4.970 €. Five low-cost measures aimed at raising revenue per hour lift it to 19.375 €, and in a Monte Carlo simulation the probability that the project beats the alternative job rises from 57 % to 95 %. The project is feasible, although it depends on client acquisition and on the capacity of a single person, and real willingness to pay still has to be validated.</w:t>
       </w:r>
       <w:r>
         <w:br w:type="page"/>
@@ -496,7 +496,7 @@
             </w:rPr>
             <w:fldChar w:fldCharType="separate"/>
           </w:r>
-          <w:hyperlink w:anchor="__RefHeading___Toc3002_3767503993">
+          <w:hyperlink w:anchor="__RefHeading___Toc3357_2125391069">
             <w:r>
               <w:rPr>
                 <w:rStyle w:val="IndexLink"/>
@@ -516,7 +516,7 @@
             </w:tabs>
             <w:rPr/>
           </w:pPr>
-          <w:hyperlink w:anchor="__RefHeading___Toc3004_3767503993">
+          <w:hyperlink w:anchor="__RefHeading___Toc3359_2125391069">
             <w:r>
               <w:rPr>
                 <w:rStyle w:val="IndexLink"/>
@@ -536,7 +536,7 @@
             </w:tabs>
             <w:rPr/>
           </w:pPr>
-          <w:hyperlink w:anchor="__RefHeading___Toc3006_3767503993">
+          <w:hyperlink w:anchor="__RefHeading___Toc3361_2125391069">
             <w:r>
               <w:rPr>
                 <w:rStyle w:val="IndexLink"/>
@@ -556,7 +556,7 @@
             </w:tabs>
             <w:rPr/>
           </w:pPr>
-          <w:hyperlink w:anchor="__RefHeading___Toc3008_3767503993">
+          <w:hyperlink w:anchor="__RefHeading___Toc3363_2125391069">
             <w:r>
               <w:rPr>
                 <w:rStyle w:val="IndexLink"/>
@@ -576,7 +576,7 @@
             </w:tabs>
             <w:rPr/>
           </w:pPr>
-          <w:hyperlink w:anchor="__RefHeading___Toc3010_3767503993">
+          <w:hyperlink w:anchor="__RefHeading___Toc3365_2125391069">
             <w:r>
               <w:rPr>
                 <w:rStyle w:val="IndexLink"/>
@@ -596,7 +596,7 @@
             </w:tabs>
             <w:rPr/>
           </w:pPr>
-          <w:hyperlink w:anchor="__RefHeading___Toc3012_3767503993">
+          <w:hyperlink w:anchor="__RefHeading___Toc3367_2125391069">
             <w:r>
               <w:rPr>
                 <w:rStyle w:val="IndexLink"/>
@@ -616,14 +616,14 @@
             </w:tabs>
             <w:rPr/>
           </w:pPr>
-          <w:hyperlink w:anchor="__RefHeading___Toc3014_3767503993">
+          <w:hyperlink w:anchor="__RefHeading___Toc3369_2125391069">
             <w:r>
               <w:rPr>
                 <w:rStyle w:val="IndexLink"/>
               </w:rPr>
               <w:t>2. Marco teórico</w:t>
               <w:tab/>
-              <w:t>8</w:t>
+              <w:t>7</w:t>
             </w:r>
           </w:hyperlink>
         </w:p>
@@ -636,14 +636,14 @@
             </w:tabs>
             <w:rPr/>
           </w:pPr>
-          <w:hyperlink w:anchor="__RefHeading___Toc3016_3767503993">
+          <w:hyperlink w:anchor="__RefHeading___Toc3371_2125391069">
             <w:r>
               <w:rPr>
                 <w:rStyle w:val="IndexLink"/>
               </w:rPr>
               <w:t>2.1. La start-up y el enfoque Lean Startup</w:t>
               <w:tab/>
-              <w:t>8</w:t>
+              <w:t>7</w:t>
             </w:r>
           </w:hyperlink>
         </w:p>
@@ -656,14 +656,14 @@
             </w:tabs>
             <w:rPr/>
           </w:pPr>
-          <w:hyperlink w:anchor="__RefHeading___Toc3018_3767503993">
+          <w:hyperlink w:anchor="__RefHeading___Toc3373_2125391069">
             <w:r>
               <w:rPr>
                 <w:rStyle w:val="IndexLink"/>
               </w:rPr>
               <w:t>2.2. El modelo de negocio como herramienta de análisis</w:t>
               <w:tab/>
-              <w:t>8</w:t>
+              <w:t>7</w:t>
             </w:r>
           </w:hyperlink>
         </w:p>
@@ -676,7 +676,7 @@
             </w:tabs>
             <w:rPr/>
           </w:pPr>
-          <w:hyperlink w:anchor="__RefHeading___Toc3020_3767503993">
+          <w:hyperlink w:anchor="__RefHeading___Toc3375_2125391069">
             <w:r>
               <w:rPr>
                 <w:rStyle w:val="IndexLink"/>
@@ -696,14 +696,14 @@
             </w:tabs>
             <w:rPr/>
           </w:pPr>
-          <w:hyperlink w:anchor="__RefHeading___Toc3022_3767503993">
+          <w:hyperlink w:anchor="__RefHeading___Toc3377_2125391069">
             <w:r>
               <w:rPr>
                 <w:rStyle w:val="IndexLink"/>
               </w:rPr>
               <w:t>2.4. La viabilidad económico-financiera</w:t>
               <w:tab/>
-              <w:t>9</w:t>
+              <w:t>8</w:t>
             </w:r>
           </w:hyperlink>
         </w:p>
@@ -716,14 +716,14 @@
             </w:tabs>
             <w:rPr/>
           </w:pPr>
-          <w:hyperlink w:anchor="__RefHeading___Toc3024_3767503993">
+          <w:hyperlink w:anchor="__RefHeading___Toc3379_2125391069">
             <w:r>
               <w:rPr>
                 <w:rStyle w:val="IndexLink"/>
               </w:rPr>
               <w:t>2.5. La financiación de la empresa en fase inicial</w:t>
               <w:tab/>
-              <w:t>10</w:t>
+              <w:t>9</w:t>
             </w:r>
           </w:hyperlink>
         </w:p>
@@ -736,14 +736,14 @@
             </w:tabs>
             <w:rPr/>
           </w:pPr>
-          <w:hyperlink w:anchor="__RefHeading___Toc3026_3767503993">
+          <w:hyperlink w:anchor="__RefHeading___Toc3381_2125391069">
             <w:r>
               <w:rPr>
                 <w:rStyle w:val="IndexLink"/>
               </w:rPr>
               <w:t>3. El proyecto Flujo: necesidad detectada y propuesta</w:t>
               <w:tab/>
-              <w:t>12</w:t>
+              <w:t>10</w:t>
             </w:r>
           </w:hyperlink>
         </w:p>
@@ -756,14 +756,14 @@
             </w:tabs>
             <w:rPr/>
           </w:pPr>
-          <w:hyperlink w:anchor="__RefHeading___Toc3028_3767503993">
+          <w:hyperlink w:anchor="__RefHeading___Toc3383_2125391069">
             <w:r>
               <w:rPr>
                 <w:rStyle w:val="IndexLink"/>
               </w:rPr>
               <w:t>3.1. La necesidad detectada</w:t>
               <w:tab/>
-              <w:t>12</w:t>
+              <w:t>10</w:t>
             </w:r>
           </w:hyperlink>
         </w:p>
@@ -776,14 +776,14 @@
             </w:tabs>
             <w:rPr/>
           </w:pPr>
-          <w:hyperlink w:anchor="__RefHeading___Toc3030_3767503993">
+          <w:hyperlink w:anchor="__RefHeading___Toc3385_2125391069">
             <w:r>
               <w:rPr>
                 <w:rStyle w:val="IndexLink"/>
               </w:rPr>
               <w:t>3.2. Propuesta de valor y servicio</w:t>
               <w:tab/>
-              <w:t>12</w:t>
+              <w:t>11</w:t>
             </w:r>
           </w:hyperlink>
         </w:p>
@@ -796,14 +796,14 @@
             </w:tabs>
             <w:rPr/>
           </w:pPr>
-          <w:hyperlink w:anchor="__RefHeading___Toc3032_3767503993">
+          <w:hyperlink w:anchor="__RefHeading___Toc3387_2125391069">
             <w:r>
               <w:rPr>
                 <w:rStyle w:val="IndexLink"/>
               </w:rPr>
               <w:t>3.3. Modelo de negocio</w:t>
               <w:tab/>
-              <w:t>13</w:t>
+              <w:t>11</w:t>
             </w:r>
           </w:hyperlink>
         </w:p>
@@ -816,14 +816,14 @@
             </w:tabs>
             <w:rPr/>
           </w:pPr>
-          <w:hyperlink w:anchor="__RefHeading___Toc3034_3767503993">
+          <w:hyperlink w:anchor="__RefHeading___Toc3389_2125391069">
             <w:r>
               <w:rPr>
                 <w:rStyle w:val="IndexLink"/>
               </w:rPr>
               <w:t>3.4. Plan de validación</w:t>
               <w:tab/>
-              <w:t>13</w:t>
+              <w:t>12</w:t>
             </w:r>
           </w:hyperlink>
         </w:p>
@@ -836,14 +836,14 @@
             </w:tabs>
             <w:rPr/>
           </w:pPr>
-          <w:hyperlink w:anchor="__RefHeading___Toc3036_3767503993">
+          <w:hyperlink w:anchor="__RefHeading___Toc3391_2125391069">
             <w:r>
               <w:rPr>
                 <w:rStyle w:val="IndexLink"/>
               </w:rPr>
               <w:t>4. Análisis del mercado y del entorno</w:t>
               <w:tab/>
-              <w:t>15</w:t>
+              <w:t>13</w:t>
             </w:r>
           </w:hyperlink>
         </w:p>
@@ -856,14 +856,14 @@
             </w:tabs>
             <w:rPr/>
           </w:pPr>
-          <w:hyperlink w:anchor="__RefHeading___Toc3038_3767503993">
+          <w:hyperlink w:anchor="__RefHeading___Toc3393_2125391069">
             <w:r>
               <w:rPr>
                 <w:rStyle w:val="IndexLink"/>
               </w:rPr>
               <w:t>4.1. Tamaño y evolución del mercado</w:t>
               <w:tab/>
-              <w:t>15</w:t>
+              <w:t>13</w:t>
             </w:r>
           </w:hyperlink>
         </w:p>
@@ -876,14 +876,14 @@
             </w:tabs>
             <w:rPr/>
           </w:pPr>
-          <w:hyperlink w:anchor="__RefHeading___Toc3040_3767503993">
+          <w:hyperlink w:anchor="__RefHeading___Toc3395_2125391069">
             <w:r>
               <w:rPr>
                 <w:rStyle w:val="IndexLink"/>
               </w:rPr>
               <w:t>4.2. Competencia</w:t>
               <w:tab/>
-              <w:t>16</w:t>
+              <w:t>14</w:t>
             </w:r>
           </w:hyperlink>
         </w:p>
@@ -896,14 +896,14 @@
             </w:tabs>
             <w:rPr/>
           </w:pPr>
-          <w:hyperlink w:anchor="__RefHeading___Toc3042_3767503993">
+          <w:hyperlink w:anchor="__RefHeading___Toc3397_2125391069">
             <w:r>
               <w:rPr>
                 <w:rStyle w:val="IndexLink"/>
               </w:rPr>
               <w:t>4.3. Análisis DAFO</w:t>
               <w:tab/>
-              <w:t>17</w:t>
+              <w:t>15</w:t>
             </w:r>
           </w:hyperlink>
         </w:p>
@@ -916,14 +916,14 @@
             </w:tabs>
             <w:rPr/>
           </w:pPr>
-          <w:hyperlink w:anchor="__RefHeading___Toc3044_3767503993">
+          <w:hyperlink w:anchor="__RefHeading___Toc3399_2125391069">
             <w:r>
               <w:rPr>
                 <w:rStyle w:val="IndexLink"/>
               </w:rPr>
               <w:t>5. Recursos, forma jurídica y aspectos legales</w:t>
               <w:tab/>
-              <w:t>18</w:t>
+              <w:t>16</w:t>
             </w:r>
           </w:hyperlink>
         </w:p>
@@ -936,14 +936,14 @@
             </w:tabs>
             <w:rPr/>
           </w:pPr>
-          <w:hyperlink w:anchor="__RefHeading___Toc3046_3767503993">
+          <w:hyperlink w:anchor="__RefHeading___Toc3401_2125391069">
             <w:r>
               <w:rPr>
                 <w:rStyle w:val="IndexLink"/>
               </w:rPr>
               <w:t>5.1. Recursos necesarios y capacidad</w:t>
               <w:tab/>
-              <w:t>18</w:t>
+              <w:t>16</w:t>
             </w:r>
           </w:hyperlink>
         </w:p>
@@ -956,14 +956,14 @@
             </w:tabs>
             <w:rPr/>
           </w:pPr>
-          <w:hyperlink w:anchor="__RefHeading___Toc3048_3767503993">
+          <w:hyperlink w:anchor="__RefHeading___Toc3403_2125391069">
             <w:r>
               <w:rPr>
                 <w:rStyle w:val="IndexLink"/>
               </w:rPr>
               <w:t>5.2. Forma jurídica y obligaciones fiscales</w:t>
               <w:tab/>
-              <w:t>18</w:t>
+              <w:t>16</w:t>
             </w:r>
           </w:hyperlink>
         </w:p>
@@ -976,14 +976,14 @@
             </w:tabs>
             <w:rPr/>
           </w:pPr>
-          <w:hyperlink w:anchor="__RefHeading___Toc3050_3767503993">
+          <w:hyperlink w:anchor="__RefHeading___Toc3405_2125391069">
             <w:r>
               <w:rPr>
                 <w:rStyle w:val="IndexLink"/>
               </w:rPr>
               <w:t>5.3. Protección de datos y responsabilidad</w:t>
               <w:tab/>
-              <w:t>20</w:t>
+              <w:t>18</w:t>
             </w:r>
           </w:hyperlink>
         </w:p>
@@ -996,14 +996,14 @@
             </w:tabs>
             <w:rPr/>
           </w:pPr>
-          <w:hyperlink w:anchor="__RefHeading___Toc3052_3767503993">
+          <w:hyperlink w:anchor="__RefHeading___Toc3407_2125391069">
             <w:r>
               <w:rPr>
                 <w:rStyle w:val="IndexLink"/>
               </w:rPr>
               <w:t>6. Plan económico-financiero</w:t>
               <w:tab/>
-              <w:t>21</w:t>
+              <w:t>18</w:t>
             </w:r>
           </w:hyperlink>
         </w:p>
@@ -1016,14 +1016,14 @@
             </w:tabs>
             <w:rPr/>
           </w:pPr>
-          <w:hyperlink w:anchor="__RefHeading___Toc3054_3767503993">
+          <w:hyperlink w:anchor="__RefHeading___Toc3409_2125391069">
             <w:r>
               <w:rPr>
                 <w:rStyle w:val="IndexLink"/>
               </w:rPr>
               <w:t>6.1. Hipótesis de partida</w:t>
               <w:tab/>
-              <w:t>21</w:t>
+              <w:t>19</w:t>
             </w:r>
           </w:hyperlink>
         </w:p>
@@ -1036,14 +1036,14 @@
             </w:tabs>
             <w:rPr/>
           </w:pPr>
-          <w:hyperlink w:anchor="__RefHeading___Toc3056_3767503993">
+          <w:hyperlink w:anchor="__RefHeading___Toc3411_2125391069">
             <w:r>
               <w:rPr>
                 <w:rStyle w:val="IndexLink"/>
               </w:rPr>
               <w:t>6.2. Inversión inicial y financiación</w:t>
               <w:tab/>
-              <w:t>21</w:t>
+              <w:t>19</w:t>
             </w:r>
           </w:hyperlink>
         </w:p>
@@ -1056,14 +1056,14 @@
             </w:tabs>
             <w:rPr/>
           </w:pPr>
-          <w:hyperlink w:anchor="__RefHeading___Toc3058_3767503993">
+          <w:hyperlink w:anchor="__RefHeading___Toc3413_2125391069">
             <w:r>
               <w:rPr>
                 <w:rStyle w:val="IndexLink"/>
               </w:rPr>
               <w:t>6.3. Previsión de ingresos</w:t>
               <w:tab/>
-              <w:t>22</w:t>
+              <w:t>20</w:t>
             </w:r>
           </w:hyperlink>
         </w:p>
@@ -1076,14 +1076,14 @@
             </w:tabs>
             <w:rPr/>
           </w:pPr>
-          <w:hyperlink w:anchor="__RefHeading___Toc3060_3767503993">
+          <w:hyperlink w:anchor="__RefHeading___Toc3415_2125391069">
             <w:r>
               <w:rPr>
                 <w:rStyle w:val="IndexLink"/>
               </w:rPr>
               <w:t>6.4. Estructura de costes y punto de equilibrio</w:t>
               <w:tab/>
-              <w:t>24</w:t>
+              <w:t>21</w:t>
             </w:r>
           </w:hyperlink>
         </w:p>
@@ -1096,14 +1096,14 @@
             </w:tabs>
             <w:rPr/>
           </w:pPr>
-          <w:hyperlink w:anchor="__RefHeading___Toc3062_3767503993">
+          <w:hyperlink w:anchor="__RefHeading___Toc3417_2125391069">
             <w:r>
               <w:rPr>
                 <w:rStyle w:val="IndexLink"/>
               </w:rPr>
               <w:t>6.5. Cuenta de resultados previsional</w:t>
               <w:tab/>
-              <w:t>25</w:t>
+              <w:t>22</w:t>
             </w:r>
           </w:hyperlink>
         </w:p>
@@ -1116,14 +1116,14 @@
             </w:tabs>
             <w:rPr/>
           </w:pPr>
-          <w:hyperlink w:anchor="__RefHeading___Toc3064_3767503993">
+          <w:hyperlink w:anchor="__RefHeading___Toc3419_2125391069">
             <w:r>
               <w:rPr>
                 <w:rStyle w:val="IndexLink"/>
               </w:rPr>
               <w:t>6.6. Estado de flujos de tesorería</w:t>
               <w:tab/>
-              <w:t>25</w:t>
+              <w:t>23</w:t>
             </w:r>
           </w:hyperlink>
         </w:p>
@@ -1136,14 +1136,14 @@
             </w:tabs>
             <w:rPr/>
           </w:pPr>
-          <w:hyperlink w:anchor="__RefHeading___Toc3066_3767503993">
+          <w:hyperlink w:anchor="__RefHeading___Toc3421_2125391069">
             <w:r>
               <w:rPr>
                 <w:rStyle w:val="IndexLink"/>
               </w:rPr>
               <w:t>6.7. Balance previsional</w:t>
               <w:tab/>
-              <w:t>26</w:t>
+              <w:t>23</w:t>
             </w:r>
           </w:hyperlink>
         </w:p>
@@ -1156,14 +1156,14 @@
             </w:tabs>
             <w:rPr/>
           </w:pPr>
-          <w:hyperlink w:anchor="__RefHeading___Toc3068_3767503993">
+          <w:hyperlink w:anchor="__RefHeading___Toc3423_2125391069">
             <w:r>
               <w:rPr>
                 <w:rStyle w:val="IndexLink"/>
               </w:rPr>
               <w:t>7. Análisis de viabilidad y rentabilidad</w:t>
               <w:tab/>
-              <w:t>28</w:t>
+              <w:t>24</w:t>
             </w:r>
           </w:hyperlink>
         </w:p>
@@ -1176,14 +1176,14 @@
             </w:tabs>
             <w:rPr/>
           </w:pPr>
-          <w:hyperlink w:anchor="__RefHeading___Toc3070_3767503993">
+          <w:hyperlink w:anchor="__RefHeading___Toc3425_2125391069">
             <w:r>
               <w:rPr>
                 <w:rStyle w:val="IndexLink"/>
               </w:rPr>
               <w:t>7.1. Tasa de descuento</w:t>
               <w:tab/>
-              <w:t>28</w:t>
+              <w:t>24</w:t>
             </w:r>
           </w:hyperlink>
         </w:p>
@@ -1196,14 +1196,14 @@
             </w:tabs>
             <w:rPr/>
           </w:pPr>
-          <w:hyperlink w:anchor="__RefHeading___Toc3072_3767503993">
+          <w:hyperlink w:anchor="__RefHeading___Toc3427_2125391069">
             <w:r>
               <w:rPr>
                 <w:rStyle w:val="IndexLink"/>
               </w:rPr>
               <w:t>7.2. VAN, TIR y periodo de recuperación</w:t>
               <w:tab/>
-              <w:t>28</w:t>
+              <w:t>25</w:t>
             </w:r>
           </w:hyperlink>
         </w:p>
@@ -1216,14 +1216,14 @@
             </w:tabs>
             <w:rPr/>
           </w:pPr>
-          <w:hyperlink w:anchor="__RefHeading___Toc3074_3767503993">
+          <w:hyperlink w:anchor="__RefHeading___Toc3429_2125391069">
             <w:r>
               <w:rPr>
                 <w:rStyle w:val="IndexLink"/>
               </w:rPr>
               <w:t>7.3. El coste de oportunidad del emprendedor</w:t>
               <w:tab/>
-              <w:t>29</w:t>
+              <w:t>26</w:t>
             </w:r>
           </w:hyperlink>
         </w:p>
@@ -1236,14 +1236,14 @@
             </w:tabs>
             <w:rPr/>
           </w:pPr>
-          <w:hyperlink w:anchor="__RefHeading___Toc3076_3767503993">
+          <w:hyperlink w:anchor="__RefHeading___Toc3431_2125391069">
             <w:r>
               <w:rPr>
                 <w:rStyle w:val="IndexLink"/>
               </w:rPr>
               <w:t>7.4. Ratios financieros</w:t>
               <w:tab/>
-              <w:t>29</w:t>
+              <w:t>26</w:t>
             </w:r>
           </w:hyperlink>
         </w:p>
@@ -1256,14 +1256,14 @@
             </w:tabs>
             <w:rPr/>
           </w:pPr>
-          <w:hyperlink w:anchor="__RefHeading___Toc3078_3767503993">
+          <w:hyperlink w:anchor="__RefHeading___Toc3433_2125391069">
             <w:r>
               <w:rPr>
                 <w:rStyle w:val="IndexLink"/>
               </w:rPr>
-              <w:t>8. Análisis de riesgos y escenarios</w:t>
+              <w:t>8. Mejora de la rentabilidad del proyecto</w:t>
               <w:tab/>
-              <w:t>31</w:t>
+              <w:t>27</w:t>
             </w:r>
           </w:hyperlink>
         </w:p>
@@ -1276,14 +1276,14 @@
             </w:tabs>
             <w:rPr/>
           </w:pPr>
-          <w:hyperlink w:anchor="__RefHeading___Toc3080_3767503993">
+          <w:hyperlink w:anchor="__RefHeading___Toc3435_2125391069">
             <w:r>
               <w:rPr>
                 <w:rStyle w:val="IndexLink"/>
               </w:rPr>
-              <w:t>8.1. Escenarios</w:t>
+              <w:t>8.1. Economía unitaria del cliente</w:t>
               <w:tab/>
-              <w:t>31</w:t>
+              <w:t>27</w:t>
             </w:r>
           </w:hyperlink>
         </w:p>
@@ -1296,14 +1296,14 @@
             </w:tabs>
             <w:rPr/>
           </w:pPr>
-          <w:hyperlink w:anchor="__RefHeading___Toc3082_3767503993">
+          <w:hyperlink w:anchor="__RefHeading___Toc3437_2125391069">
             <w:r>
               <w:rPr>
                 <w:rStyle w:val="IndexLink"/>
               </w:rPr>
-              <w:t>8.2. Análisis de sensibilidad</w:t>
+              <w:t>8.2. Rentabilidad por línea de negocio</w:t>
               <w:tab/>
-              <w:t>32</w:t>
+              <w:t>27</w:t>
             </w:r>
           </w:hyperlink>
         </w:p>
@@ -1316,14 +1316,54 @@
             </w:tabs>
             <w:rPr/>
           </w:pPr>
-          <w:hyperlink w:anchor="__RefHeading___Toc3084_3767503993">
+          <w:hyperlink w:anchor="__RefHeading___Toc3439_2125391069">
             <w:r>
               <w:rPr>
                 <w:rStyle w:val="IndexLink"/>
               </w:rPr>
-              <w:t>8.3. Principales riesgos y medidas de mitigación</w:t>
+              <w:t>8.3. Medidas de mejora</w:t>
               <w:tab/>
-              <w:t>33</w:t>
+              <w:t>28</w:t>
+            </w:r>
+          </w:hyperlink>
+        </w:p>
+        <w:p>
+          <w:pPr>
+            <w:pStyle w:val="TOC2"/>
+            <w:tabs>
+              <w:tab w:val="clear" w:pos="8221"/>
+              <w:tab w:val="right" w:pos="8503" w:leader="dot"/>
+            </w:tabs>
+            <w:rPr/>
+          </w:pPr>
+          <w:hyperlink w:anchor="__RefHeading___Toc3441_2125391069">
+            <w:r>
+              <w:rPr>
+                <w:rStyle w:val="IndexLink"/>
+              </w:rPr>
+              <w:t>8.4. El plan mejorado</w:t>
+              <w:tab/>
+              <w:t>29</w:t>
+            </w:r>
+          </w:hyperlink>
+        </w:p>
+        <w:p>
+          <w:pPr>
+            <w:pStyle w:val="TOC2"/>
+            <w:tabs>
+              <w:tab w:val="clear" w:pos="8221"/>
+              <w:tab w:val="right" w:pos="8503" w:leader="dot"/>
+            </w:tabs>
+            <w:rPr/>
+          </w:pPr>
+          <w:hyperlink w:anchor="__RefHeading___Toc3443_2125391069">
+            <w:r>
+              <w:rPr>
+                <w:rStyle w:val="IndexLink"/>
+              </w:rPr>
+              <w:t>8.5. Forma jurídica y fiscalidad</w:t>
+              <w:tab/>
+              <w:t>31</w:t>
             </w:r>
           </w:hyperlink>
         </w:p>
@@ -1336,14 +1376,14 @@
             </w:tabs>
             <w:rPr/>
           </w:pPr>
-          <w:hyperlink w:anchor="__RefHeading___Toc3086_3767503993">
+          <w:hyperlink w:anchor="__RefHeading___Toc3445_2125391069">
             <w:r>
               <w:rPr>
                 <w:rStyle w:val="IndexLink"/>
               </w:rPr>
-              <w:t>9. Conclusiones</w:t>
+              <w:t>9. Análisis de riesgos y escenarios</w:t>
               <w:tab/>
-              <w:t>34</w:t>
+              <w:t>31</w:t>
             </w:r>
           </w:hyperlink>
         </w:p>
@@ -1356,14 +1396,14 @@
             </w:tabs>
             <w:rPr/>
           </w:pPr>
-          <w:hyperlink w:anchor="__RefHeading___Toc3088_3767503993">
+          <w:hyperlink w:anchor="__RefHeading___Toc3447_2125391069">
             <w:r>
               <w:rPr>
                 <w:rStyle w:val="IndexLink"/>
               </w:rPr>
-              <w:t>9.1. Conclusiones generales y específicas</w:t>
+              <w:t>9.1. Escenarios</w:t>
               <w:tab/>
-              <w:t>34</w:t>
+              <w:t>31</w:t>
             </w:r>
           </w:hyperlink>
         </w:p>
@@ -1376,14 +1416,14 @@
             </w:tabs>
             <w:rPr/>
           </w:pPr>
-          <w:hyperlink w:anchor="__RefHeading___Toc3090_3767503993">
+          <w:hyperlink w:anchor="__RefHeading___Toc3449_2125391069">
             <w:r>
               <w:rPr>
                 <w:rStyle w:val="IndexLink"/>
               </w:rPr>
-              <w:t>9.2. Trascendencia de los resultados</w:t>
+              <w:t>9.2. Análisis de sensibilidad</w:t>
               <w:tab/>
-              <w:t>35</w:t>
+              <w:t>33</w:t>
             </w:r>
           </w:hyperlink>
         </w:p>
@@ -1396,14 +1436,14 @@
             </w:tabs>
             <w:rPr/>
           </w:pPr>
-          <w:hyperlink w:anchor="__RefHeading___Toc3092_3767503993">
+          <w:hyperlink w:anchor="__RefHeading___Toc3451_2125391069">
             <w:r>
               <w:rPr>
                 <w:rStyle w:val="IndexLink"/>
               </w:rPr>
-              <w:t>9.3. Limitaciones y líneas futuras</w:t>
+              <w:t>9.3. Principales riesgos y medidas de mitigación</w:t>
               <w:tab/>
-              <w:t>35</w:t>
+              <w:t>33</w:t>
             </w:r>
           </w:hyperlink>
         </w:p>
@@ -1416,12 +1456,72 @@
             </w:tabs>
             <w:rPr/>
           </w:pPr>
-          <w:hyperlink w:anchor="__RefHeading___Toc3094_3767503993">
+          <w:hyperlink w:anchor="__RefHeading___Toc3453_2125391069">
             <w:r>
               <w:rPr>
                 <w:rStyle w:val="IndexLink"/>
               </w:rPr>
-              <w:t>Bibliografía</w:t>
+              <w:t>10. Conclusiones</w:t>
+              <w:tab/>
+              <w:t>34</w:t>
+            </w:r>
+          </w:hyperlink>
+        </w:p>
+        <w:p>
+          <w:pPr>
+            <w:pStyle w:val="TOC2"/>
+            <w:tabs>
+              <w:tab w:val="clear" w:pos="8221"/>
+              <w:tab w:val="right" w:pos="8503" w:leader="dot"/>
+            </w:tabs>
+            <w:rPr/>
+          </w:pPr>
+          <w:hyperlink w:anchor="__RefHeading___Toc3455_2125391069">
+            <w:r>
+              <w:rPr>
+                <w:rStyle w:val="IndexLink"/>
+              </w:rPr>
+              <w:t>10.1. Conclusiones generales y específicas</w:t>
+              <w:tab/>
+              <w:t>34</w:t>
+            </w:r>
+          </w:hyperlink>
+        </w:p>
+        <w:p>
+          <w:pPr>
+            <w:pStyle w:val="TOC2"/>
+            <w:tabs>
+              <w:tab w:val="clear" w:pos="8221"/>
+              <w:tab w:val="right" w:pos="8503" w:leader="dot"/>
+            </w:tabs>
+            <w:rPr/>
+          </w:pPr>
+          <w:hyperlink w:anchor="__RefHeading___Toc3457_2125391069">
+            <w:r>
+              <w:rPr>
+                <w:rStyle w:val="IndexLink"/>
+              </w:rPr>
+              <w:t>10.2. Trascendencia de los resultados</w:t>
+              <w:tab/>
+              <w:t>35</w:t>
+            </w:r>
+          </w:hyperlink>
+        </w:p>
+        <w:p>
+          <w:pPr>
+            <w:pStyle w:val="TOC2"/>
+            <w:tabs>
+              <w:tab w:val="clear" w:pos="8221"/>
+              <w:tab w:val="right" w:pos="8503" w:leader="dot"/>
+            </w:tabs>
+            <w:rPr/>
+          </w:pPr>
+          <w:hyperlink w:anchor="__RefHeading___Toc3459_2125391069">
+            <w:r>
+              <w:rPr>
+                <w:rStyle w:val="IndexLink"/>
+              </w:rPr>
+              <w:t>10.3. Limitaciones y líneas futuras</w:t>
               <w:tab/>
               <w:t>36</w:t>
             </w:r>
@@ -1436,14 +1536,14 @@
             </w:tabs>
             <w:rPr/>
           </w:pPr>
-          <w:hyperlink w:anchor="__RefHeading___Toc3096_3767503993">
+          <w:hyperlink w:anchor="__RefHeading___Toc3461_2125391069">
             <w:r>
               <w:rPr>
                 <w:rStyle w:val="IndexLink"/>
               </w:rPr>
-              <w:t>Anexo I. Análisis de datos de mercado</w:t>
+              <w:t>Bibliografía</w:t>
               <w:tab/>
-              <w:t>41</w:t>
+              <w:t>37</w:t>
             </w:r>
           </w:hyperlink>
         </w:p>
@@ -1456,14 +1556,14 @@
             </w:tabs>
             <w:rPr/>
           </w:pPr>
-          <w:hyperlink w:anchor="__RefHeading___Toc3098_3767503993">
+          <w:hyperlink w:anchor="__RefHeading___Toc3463_2125391069">
             <w:r>
               <w:rPr>
                 <w:rStyle w:val="IndexLink"/>
               </w:rPr>
-              <w:t>Anexo II. Modelo de cálculo y reproducibilidad</w:t>
+              <w:t>Anexo I. Análisis de datos de mercado</w:t>
               <w:tab/>
-              <w:t>44</w:t>
+              <w:t>42</w:t>
             </w:r>
           </w:hyperlink>
         </w:p>
@@ -1476,12 +1576,12 @@
             </w:tabs>
             <w:rPr/>
           </w:pPr>
-          <w:hyperlink w:anchor="__RefHeading___Toc3100_3767503993">
+          <w:hyperlink w:anchor="__RefHeading___Toc3465_2125391069">
             <w:r>
               <w:rPr>
                 <w:rStyle w:val="IndexLink"/>
               </w:rPr>
-              <w:t>Anexo III. Entrevistas exploratorias</w:t>
+              <w:t>Anexo II. Modelo de cálculo y reproducibilidad</w:t>
               <w:tab/>
               <w:t>45</w:t>
             </w:r>
@@ -1496,14 +1596,34 @@
             </w:tabs>
             <w:rPr/>
           </w:pPr>
-          <w:hyperlink w:anchor="__RefHeading___Toc3102_3767503993">
+          <w:hyperlink w:anchor="__RefHeading___Toc3467_2125391069">
+            <w:r>
+              <w:rPr>
+                <w:rStyle w:val="IndexLink"/>
+              </w:rPr>
+              <w:t>Anexo III. Entrevistas exploratorias</w:t>
+              <w:tab/>
+              <w:t>46</w:t>
+            </w:r>
+          </w:hyperlink>
+        </w:p>
+        <w:p>
+          <w:pPr>
+            <w:pStyle w:val="TOC1"/>
+            <w:tabs>
+              <w:tab w:val="clear" w:pos="8504"/>
+              <w:tab w:val="right" w:pos="8503" w:leader="dot"/>
+            </w:tabs>
+            <w:rPr/>
+          </w:pPr>
+          <w:hyperlink w:anchor="__RefHeading___Toc3469_2125391069">
             <w:r>
               <w:rPr>
                 <w:rStyle w:val="IndexLink"/>
               </w:rPr>
               <w:t>Anexo IV. Fuentes oficiales consultadas</w:t>
               <w:tab/>
-              <w:t>47</w:t>
+              <w:t>48</w:t>
             </w:r>
           </w:hyperlink>
           <w:r>
@@ -1532,7 +1652,7 @@
         <w:pStyle w:val="Heading1"/>
         <w:rPr/>
       </w:pPr>
-      <w:bookmarkStart w:id="0" w:name="__RefHeading___Toc3002_3767503993"/>
+      <w:bookmarkStart w:id="0" w:name="__RefHeading___Toc3357_2125391069"/>
       <w:bookmarkEnd w:id="0"/>
       <w:r>
         <w:rPr/>
@@ -1544,7 +1664,7 @@
         <w:pStyle w:val="Heading2"/>
         <w:rPr/>
       </w:pPr>
-      <w:bookmarkStart w:id="1" w:name="__RefHeading___Toc3004_3767503993"/>
+      <w:bookmarkStart w:id="1" w:name="__RefHeading___Toc3359_2125391069"/>
       <w:bookmarkEnd w:id="1"/>
       <w:r>
         <w:rPr/>
@@ -1640,7 +1760,7 @@
         <w:pStyle w:val="Heading2"/>
         <w:rPr/>
       </w:pPr>
-      <w:bookmarkStart w:id="2" w:name="__RefHeading___Toc3006_3767503993"/>
+      <w:bookmarkStart w:id="2" w:name="__RefHeading___Toc3361_2125391069"/>
       <w:bookmarkEnd w:id="2"/>
       <w:r>
         <w:rPr/>
@@ -1782,6 +1902,21 @@
       </w:pPr>
       <w:r>
         <w:rPr/>
+        <w:t>Proponer y cuantificar medidas que mejoren la rentabilidad del proyecto.</w:t>
+      </w:r>
+    </w:p>
+    <w:p>
+      <w:pPr>
+        <w:pStyle w:val="ListParagraph"/>
+        <w:numPr>
+          <w:ilvl w:val="0"/>
+          <w:numId w:val="1"/>
+        </w:numPr>
+        <w:jc w:val="both"/>
+        <w:rPr/>
+      </w:pPr>
+      <w:r>
+        <w:rPr/>
         <w:t>Analizar los riesgos del proyecto y su comportamiento en distintos escenarios.</w:t>
       </w:r>
     </w:p>
@@ -1790,7 +1925,7 @@
         <w:pStyle w:val="Heading2"/>
         <w:rPr/>
       </w:pPr>
-      <w:bookmarkStart w:id="3" w:name="__RefHeading___Toc3008_3767503993"/>
+      <w:bookmarkStart w:id="3" w:name="__RefHeading___Toc3363_2125391069"/>
       <w:bookmarkEnd w:id="3"/>
       <w:r>
         <w:rPr/>
@@ -1846,7 +1981,7 @@
         <w:pStyle w:val="Heading2"/>
         <w:rPr/>
       </w:pPr>
-      <w:bookmarkStart w:id="4" w:name="__RefHeading___Toc3010_3767503993"/>
+      <w:bookmarkStart w:id="4" w:name="__RefHeading___Toc3365_2125391069"/>
       <w:bookmarkEnd w:id="4"/>
       <w:r>
         <w:rPr/>
@@ -1913,7 +2048,7 @@
         <w:pStyle w:val="Heading2"/>
         <w:rPr/>
       </w:pPr>
-      <w:bookmarkStart w:id="5" w:name="__RefHeading___Toc3012_3767503993"/>
+      <w:bookmarkStart w:id="5" w:name="__RefHeading___Toc3367_2125391069"/>
       <w:bookmarkEnd w:id="5"/>
       <w:r>
         <w:rPr/>
@@ -1928,18 +2063,16 @@
       </w:pPr>
       <w:r>
         <w:rPr/>
-        <w:t>Tras esta introducción, el capítulo 2 recoge el marco teórico: el concepto de start-up, el modelo de negocio, la educación financiera y los criterios de viabilidad y financiación. El capítulo 3 presenta la necesidad detectada y la propuesta de Flujo, y el capítulo 4 analiza el mercado, la competencia y el DAFO. El capítulo 5 trata los recursos necesarios y el marco legal y fiscal. Los capítulos 6, 7 y 8 forman el núcleo del trabajo: el plan económico-financiero, el análisis de viabilidad y rentabilidad, y el análisis de riesgos y escenarios. El capítulo 9 recoge las conclusiones y las limitaciones. Los anexos incluyen el análisis de datos de mercado, la nota sobre el modelo de cálculo, las entrevistas y la relación de fuentes oficiales consultadas.</w:t>
-      </w:r>
-      <w:r>
-        <w:br w:type="page"/>
+        <w:t>Tras esta introducción, el capítulo 2 recoge el marco teórico: el concepto de start-up, el modelo de negocio, la educación financiera y los criterios de viabilidad y financiación. El capítulo 3 presenta la necesidad detectada y la propuesta de Flujo, y el capítulo 4 analiza el mercado, la competencia y el DAFO. El capítulo 5 trata los recursos necesarios y el marco legal y fiscal. Los capítulos 6 a 9 forman el núcleo del trabajo: el plan económico-financiero, el análisis de viabilidad y rentabilidad, las medidas para mejorar esa rentabilidad y el análisis de riesgos y escenarios. El capítulo 10 recoge las conclusiones y las limitaciones. Los anexos incluyen el análisis de datos de mercado, la nota sobre el modelo de cálculo, las entrevistas y la relación de fuentes oficiales consultadas.</w:t>
       </w:r>
     </w:p>
     <w:p>
       <w:pPr>
         <w:pStyle w:val="Heading1"/>
+        <w:spacing w:before="480" w:after="240"/>
         <w:rPr/>
       </w:pPr>
-      <w:bookmarkStart w:id="6" w:name="__RefHeading___Toc3014_3767503993"/>
+      <w:bookmarkStart w:id="6" w:name="__RefHeading___Toc3369_2125391069"/>
       <w:bookmarkEnd w:id="6"/>
       <w:r>
         <w:rPr/>
@@ -1951,7 +2084,7 @@
         <w:pStyle w:val="Heading2"/>
         <w:rPr/>
       </w:pPr>
-      <w:bookmarkStart w:id="7" w:name="__RefHeading___Toc3016_3767503993"/>
+      <w:bookmarkStart w:id="7" w:name="__RefHeading___Toc3371_2125391069"/>
       <w:bookmarkEnd w:id="7"/>
       <w:r>
         <w:rPr/>
@@ -1985,7 +2118,7 @@
         <w:pStyle w:val="Heading2"/>
         <w:rPr/>
       </w:pPr>
-      <w:bookmarkStart w:id="8" w:name="__RefHeading___Toc3018_3767503993"/>
+      <w:bookmarkStart w:id="8" w:name="__RefHeading___Toc3373_2125391069"/>
       <w:bookmarkEnd w:id="8"/>
       <w:r>
         <w:rPr/>
@@ -2008,7 +2141,7 @@
         <w:pStyle w:val="Heading2"/>
         <w:rPr/>
       </w:pPr>
-      <w:bookmarkStart w:id="9" w:name="__RefHeading___Toc3020_3767503993"/>
+      <w:bookmarkStart w:id="9" w:name="__RefHeading___Toc3375_2125391069"/>
       <w:bookmarkEnd w:id="9"/>
       <w:r>
         <w:rPr/>
@@ -2053,7 +2186,7 @@
         <w:pStyle w:val="Heading2"/>
         <w:rPr/>
       </w:pPr>
-      <w:bookmarkStart w:id="10" w:name="__RefHeading___Toc3022_3767503993"/>
+      <w:bookmarkStart w:id="10" w:name="__RefHeading___Toc3377_2125391069"/>
       <w:bookmarkEnd w:id="10"/>
       <w:r>
         <w:rPr/>
@@ -2895,7 +3028,7 @@
         <w:pStyle w:val="Heading2"/>
         <w:rPr/>
       </w:pPr>
-      <w:bookmarkStart w:id="11" w:name="__RefHeading___Toc3024_3767503993"/>
+      <w:bookmarkStart w:id="11" w:name="__RefHeading___Toc3379_2125391069"/>
       <w:bookmarkEnd w:id="11"/>
       <w:r>
         <w:rPr/>
@@ -3931,16 +4064,14 @@
         </w:rPr>
         <w:t>Fuente: elaboración propia a partir de Berger y Udell (1998), Cámara de Comercio de Valencia (2023), ICO (2026), ENISA (2026) y Gobierno de Aragón (2026).</w:t>
       </w:r>
-      <w:r>
-        <w:br w:type="page"/>
-      </w:r>
     </w:p>
     <w:p>
       <w:pPr>
         <w:pStyle w:val="Heading1"/>
+        <w:spacing w:before="480" w:after="240"/>
         <w:rPr/>
       </w:pPr>
-      <w:bookmarkStart w:id="12" w:name="__RefHeading___Toc3026_3767503993"/>
+      <w:bookmarkStart w:id="12" w:name="__RefHeading___Toc3381_2125391069"/>
       <w:bookmarkEnd w:id="12"/>
       <w:r>
         <w:rPr/>
@@ -3952,7 +4083,7 @@
         <w:pStyle w:val="Heading2"/>
         <w:rPr/>
       </w:pPr>
-      <w:bookmarkStart w:id="13" w:name="__RefHeading___Toc3028_3767503993"/>
+      <w:bookmarkStart w:id="13" w:name="__RefHeading___Toc3383_2125391069"/>
       <w:bookmarkEnd w:id="13"/>
       <w:r>
         <w:rPr/>
@@ -3997,7 +4128,7 @@
         <w:pStyle w:val="Heading2"/>
         <w:rPr/>
       </w:pPr>
-      <w:bookmarkStart w:id="14" w:name="__RefHeading___Toc3030_3767503993"/>
+      <w:bookmarkStart w:id="14" w:name="__RefHeading___Toc3385_2125391069"/>
       <w:bookmarkEnd w:id="14"/>
       <w:r>
         <w:rPr/>
@@ -4097,7 +4228,7 @@
         <w:pStyle w:val="Heading2"/>
         <w:rPr/>
       </w:pPr>
-      <w:bookmarkStart w:id="15" w:name="__RefHeading___Toc3032_3767503993"/>
+      <w:bookmarkStart w:id="15" w:name="__RefHeading___Toc3387_2125391069"/>
       <w:bookmarkEnd w:id="15"/>
       <w:r>
         <w:rPr/>
@@ -4917,7 +5048,7 @@
         <w:pStyle w:val="Heading2"/>
         <w:rPr/>
       </w:pPr>
-      <w:bookmarkStart w:id="16" w:name="__RefHeading___Toc3034_3767503993"/>
+      <w:bookmarkStart w:id="16" w:name="__RefHeading___Toc3389_2125391069"/>
       <w:bookmarkEnd w:id="16"/>
       <w:r>
         <w:rPr/>
@@ -5687,16 +5818,14 @@
         </w:rPr>
         <w:t>Fuente: elaboración propia.</w:t>
       </w:r>
-      <w:r>
-        <w:br w:type="page"/>
-      </w:r>
     </w:p>
     <w:p>
       <w:pPr>
         <w:pStyle w:val="Heading1"/>
+        <w:spacing w:before="480" w:after="240"/>
         <w:rPr/>
       </w:pPr>
-      <w:bookmarkStart w:id="17" w:name="__RefHeading___Toc3036_3767503993"/>
+      <w:bookmarkStart w:id="17" w:name="__RefHeading___Toc3391_2125391069"/>
       <w:bookmarkEnd w:id="17"/>
       <w:r>
         <w:rPr/>
@@ -5708,7 +5837,7 @@
         <w:pStyle w:val="Heading2"/>
         <w:rPr/>
       </w:pPr>
-      <w:bookmarkStart w:id="18" w:name="__RefHeading___Toc3038_3767503993"/>
+      <w:bookmarkStart w:id="18" w:name="__RefHeading___Toc3393_2125391069"/>
       <w:bookmarkEnd w:id="18"/>
       <w:r>
         <w:rPr/>
@@ -5775,7 +5904,7 @@
         <w:pStyle w:val="Heading2"/>
         <w:rPr/>
       </w:pPr>
-      <w:bookmarkStart w:id="19" w:name="__RefHeading___Toc3040_3767503993"/>
+      <w:bookmarkStart w:id="19" w:name="__RefHeading___Toc3395_2125391069"/>
       <w:bookmarkEnd w:id="19"/>
       <w:r>
         <w:rPr/>
@@ -6937,7 +7066,7 @@
       </w:r>
       <w:r>
         <w:rPr/>
-        <w:t>, y un cliente que ya pague una gestoría tendría que asumir los dos costes. Por eso Flujo se posiciona como complemento de la gestoría y no como sustituto, y una línea de trabajo lógica es colaborar con gestorías que deriven a sus clientes jóvenes. El efecto de un precio más bajo se analiza en el capítulo 8.</w:t>
+        <w:t>, y un cliente que ya pague una gestoría tendría que asumir los dos costes. Por eso Flujo se posiciona como complemento de la gestoría y no como sustituto, y una línea de trabajo lógica es colaborar con gestorías que deriven a sus clientes jóvenes. El efecto de un precio más bajo se analiza en el capítulo 9.</w:t>
       </w:r>
     </w:p>
     <w:p>
@@ -6945,7 +7074,7 @@
         <w:pStyle w:val="Heading2"/>
         <w:rPr/>
       </w:pPr>
-      <w:bookmarkStart w:id="20" w:name="__RefHeading___Toc3042_3767503993"/>
+      <w:bookmarkStart w:id="20" w:name="__RefHeading___Toc3397_2125391069"/>
       <w:bookmarkEnd w:id="20"/>
       <w:r>
         <w:rPr/>
@@ -7874,16 +8003,14 @@
         </w:rPr>
         <w:t>Fuente: elaboración propia.</w:t>
       </w:r>
-      <w:r>
-        <w:br w:type="page"/>
-      </w:r>
     </w:p>
     <w:p>
       <w:pPr>
         <w:pStyle w:val="Heading1"/>
+        <w:spacing w:before="480" w:after="240"/>
         <w:rPr/>
       </w:pPr>
-      <w:bookmarkStart w:id="21" w:name="__RefHeading___Toc3044_3767503993"/>
+      <w:bookmarkStart w:id="21" w:name="__RefHeading___Toc3399_2125391069"/>
       <w:bookmarkEnd w:id="21"/>
       <w:r>
         <w:rPr/>
@@ -7895,7 +8022,7 @@
         <w:pStyle w:val="Heading2"/>
         <w:rPr/>
       </w:pPr>
-      <w:bookmarkStart w:id="22" w:name="__RefHeading___Toc3046_3767503993"/>
+      <w:bookmarkStart w:id="22" w:name="__RefHeading___Toc3401_2125391069"/>
       <w:bookmarkEnd w:id="22"/>
       <w:r>
         <w:rPr/>
@@ -7940,7 +8067,7 @@
         <w:pStyle w:val="Heading2"/>
         <w:rPr/>
       </w:pPr>
-      <w:bookmarkStart w:id="23" w:name="__RefHeading___Toc3048_3767503993"/>
+      <w:bookmarkStart w:id="23" w:name="__RefHeading___Toc3403_2125391069"/>
       <w:bookmarkEnd w:id="23"/>
       <w:r>
         <w:rPr/>
@@ -8756,7 +8883,7 @@
         <w:pStyle w:val="Heading2"/>
         <w:rPr/>
       </w:pPr>
-      <w:bookmarkStart w:id="24" w:name="__RefHeading___Toc3050_3767503993"/>
+      <w:bookmarkStart w:id="24" w:name="__RefHeading___Toc3405_2125391069"/>
       <w:bookmarkEnd w:id="24"/>
       <w:r>
         <w:rPr/>
@@ -8773,16 +8900,14 @@
         <w:rPr/>
         <w:t>Flujo trabajaría con información financiera personal de sus clientes, por lo que debe cumplir el Reglamento General de Protección de Datos y la Ley Orgánica 3/2018 desde el primer cliente. También conviene delimitar el alcance del servicio. Según la CNMV, el asesoramiento en materia de inversión consiste en recomendaciones personalizadas sobre instrumentos financieros concretos y solo pueden prestarlo entidades autorizadas e inscritas, mientras que la información general o las explicaciones con fines educativos no constituyen asesoramiento (CNMV, 2026). Flujo debe, por tanto, limitarse a la organización y la educación financiera, sin recomendar productos de inversión concretos, y derivar las cuestiones fiscales complejas a un asesor colegiado. Para la protección de datos, la AEPD ofrece herramientas gratuitas como Facilita RGPD y Facilita EMPRENDE, que generan el registro de actividades, las cláusulas informativas y unas medidas de seguridad mínimas, aunque la propia Agencia advierte de que los documentos deben revisarse y adaptarse a cada caso (AEPD, 2026). Por ese motivo el plan incluye un seguro de responsabilidad civil profesional y la colaboración de un asesor fiscal colegiado para los casos que excedan el servicio.</w:t>
       </w:r>
-      <w:r>
-        <w:br w:type="page"/>
-      </w:r>
     </w:p>
     <w:p>
       <w:pPr>
         <w:pStyle w:val="Heading1"/>
+        <w:spacing w:before="480" w:after="240"/>
         <w:rPr/>
       </w:pPr>
-      <w:bookmarkStart w:id="25" w:name="__RefHeading___Toc3052_3767503993"/>
+      <w:bookmarkStart w:id="25" w:name="__RefHeading___Toc3407_2125391069"/>
       <w:bookmarkEnd w:id="25"/>
       <w:r>
         <w:rPr/>
@@ -8806,7 +8931,7 @@
         <w:pStyle w:val="Heading2"/>
         <w:rPr/>
       </w:pPr>
-      <w:bookmarkStart w:id="26" w:name="__RefHeading___Toc3054_3767503993"/>
+      <w:bookmarkStart w:id="26" w:name="__RefHeading___Toc3409_2125391069"/>
       <w:bookmarkEnd w:id="26"/>
       <w:r>
         <w:rPr/>
@@ -10005,7 +10130,7 @@
         <w:pStyle w:val="Heading2"/>
         <w:rPr/>
       </w:pPr>
-      <w:bookmarkStart w:id="27" w:name="__RefHeading___Toc3056_3767503993"/>
+      <w:bookmarkStart w:id="27" w:name="__RefHeading___Toc3411_2125391069"/>
       <w:bookmarkEnd w:id="27"/>
       <w:r>
         <w:rPr/>
@@ -11158,7 +11283,7 @@
       </w:pPr>
       <w:r>
         <w:rPr/>
-        <w:t xml:space="preserve">De acuerdo con la jerarquía financiera descrita en el capítulo 2, el arranque se financia íntegramente con 3.000 € de ahorros propios. El desarrollo de la herramienta digital, la única inversión relevante, se financiaría con un microcrédito de 10.000 € a cinco años y un tipo fijo del 7 %, en línea con las condiciones de MicroBank para emprendedores (Cámara de Comercio de Valencia, 2023), y con la caja generada por la actividad. Es un tipo superior a la TAE media de los nuevos créditos de hasta 250.000 € a sociedades no financieras, que el Banco de España situaba en el 4,58 % en enero de 2026 (Banco de España, 2026b), una diferencia lógica porque el microcrédito no exige garantías ni historial. En el escenario base el proyecto podría autofinanciar esa inversión, pero el préstamo se mantiene por prudencia: preserva un colchón de liquidez y, como se verá en el capítulo 8, sería imprescindible si la captación fuese más lenta. ENISA y los </w:t>
+        <w:t xml:space="preserve">De acuerdo con la jerarquía financiera descrita en el capítulo 2, el arranque se financia íntegramente con 3.000 € de ahorros propios. El desarrollo de la herramienta digital, la única inversión relevante, se financiaría con un microcrédito de 10.000 € a cinco años y un tipo fijo del 7 %, en línea con las condiciones de MicroBank para emprendedores (Cámara de Comercio de Valencia, 2023), y con la caja generada por la actividad. Es un tipo superior a la TAE media de los nuevos créditos de hasta 250.000 € a sociedades no financieras, que el Banco de España situaba en el 4,58 % en enero de 2026 (Banco de España, 2026b), una diferencia lógica porque el microcrédito no exige garantías ni historial. En el escenario base el proyecto podría autofinanciar esa inversión, pero el préstamo se mantiene por prudencia: preserva un colchón de liquidez y, como se verá en el capítulo 9, sería imprescindible si la captación fuese más lenta. ENISA y los </w:t>
       </w:r>
       <w:r>
         <w:rPr>
@@ -11177,7 +11302,7 @@
         <w:pStyle w:val="Heading2"/>
         <w:rPr/>
       </w:pPr>
-      <w:bookmarkStart w:id="28" w:name="__RefHeading___Toc3058_3767503993"/>
+      <w:bookmarkStart w:id="28" w:name="__RefHeading___Toc3413_2125391069"/>
       <w:bookmarkEnd w:id="28"/>
       <w:r>
         <w:rPr/>
@@ -12378,7 +12503,7 @@
         <w:rPr/>
         <w:drawing>
           <wp:inline distT="0" distB="0" distL="0" distR="0">
-            <wp:extent cx="5040630" cy="2626995"/>
+            <wp:extent cx="4320540" cy="2251710"/>
             <wp:effectExtent l="0" t="0" r="0" b="0"/>
             <wp:docPr id="2" name="Image2" descr=""/>
             <wp:cNvGraphicFramePr>
@@ -12402,7 +12527,7 @@
                   <pic:spPr bwMode="auto">
                     <a:xfrm>
                       <a:off x="0" y="0"/>
-                      <a:ext cx="5040630" cy="2626995"/>
+                      <a:ext cx="4320540" cy="2251710"/>
                     </a:xfrm>
                     <a:prstGeom prst="rect">
                       <a:avLst/>
@@ -12480,7 +12605,7 @@
         <w:rPr/>
         <w:drawing>
           <wp:inline distT="0" distB="0" distL="0" distR="0">
-            <wp:extent cx="5040630" cy="2707005"/>
+            <wp:extent cx="4320540" cy="2320290"/>
             <wp:effectExtent l="0" t="0" r="0" b="0"/>
             <wp:docPr id="3" name="Image3" descr=""/>
             <wp:cNvGraphicFramePr>
@@ -12504,7 +12629,7 @@
                   <pic:spPr bwMode="auto">
                     <a:xfrm>
                       <a:off x="0" y="0"/>
-                      <a:ext cx="5040630" cy="2707005"/>
+                      <a:ext cx="4320540" cy="2320290"/>
                     </a:xfrm>
                     <a:prstGeom prst="rect">
                       <a:avLst/>
@@ -12539,7 +12664,7 @@
         <w:pStyle w:val="Heading2"/>
         <w:rPr/>
       </w:pPr>
-      <w:bookmarkStart w:id="29" w:name="__RefHeading___Toc3060_3767503993"/>
+      <w:bookmarkStart w:id="29" w:name="__RefHeading___Toc3415_2125391069"/>
       <w:bookmarkEnd w:id="29"/>
       <w:r>
         <w:rPr/>
@@ -12584,7 +12709,7 @@
         <w:pStyle w:val="Heading2"/>
         <w:rPr/>
       </w:pPr>
-      <w:bookmarkStart w:id="30" w:name="__RefHeading___Toc3062_3767503993"/>
+      <w:bookmarkStart w:id="30" w:name="__RefHeading___Toc3417_2125391069"/>
       <w:bookmarkEnd w:id="30"/>
       <w:r>
         <w:rPr/>
@@ -15025,7 +15150,7 @@
         <w:pStyle w:val="Heading2"/>
         <w:rPr/>
       </w:pPr>
-      <w:bookmarkStart w:id="31" w:name="__RefHeading___Toc3064_3767503993"/>
+      <w:bookmarkStart w:id="31" w:name="__RefHeading___Toc3419_2125391069"/>
       <w:bookmarkEnd w:id="31"/>
       <w:r>
         <w:rPr/>
@@ -17182,7 +17307,7 @@
         <w:pStyle w:val="Heading2"/>
         <w:rPr/>
       </w:pPr>
-      <w:bookmarkStart w:id="32" w:name="__RefHeading___Toc3066_3767503993"/>
+      <w:bookmarkStart w:id="32" w:name="__RefHeading___Toc3421_2125391069"/>
       <w:bookmarkEnd w:id="32"/>
       <w:r>
         <w:rPr/>
@@ -19469,16 +19594,14 @@
         </w:rPr>
         <w:t>Fuente: elaboración propia.</w:t>
       </w:r>
-      <w:r>
-        <w:br w:type="page"/>
-      </w:r>
     </w:p>
     <w:p>
       <w:pPr>
         <w:pStyle w:val="Heading1"/>
+        <w:spacing w:before="480" w:after="240"/>
         <w:rPr/>
       </w:pPr>
-      <w:bookmarkStart w:id="33" w:name="__RefHeading___Toc3068_3767503993"/>
+      <w:bookmarkStart w:id="33" w:name="__RefHeading___Toc3423_2125391069"/>
       <w:bookmarkEnd w:id="33"/>
       <w:r>
         <w:rPr/>
@@ -19490,7 +19613,7 @@
         <w:pStyle w:val="Heading2"/>
         <w:rPr/>
       </w:pPr>
-      <w:bookmarkStart w:id="34" w:name="__RefHeading___Toc3070_3767503993"/>
+      <w:bookmarkStart w:id="34" w:name="__RefHeading___Toc3425_2125391069"/>
       <w:bookmarkEnd w:id="34"/>
       <w:r>
         <w:rPr/>
@@ -19505,7 +19628,7 @@
       </w:pPr>
       <w:r>
         <w:rPr/>
-        <w:t>La rentabilidad exigida al proyecto se ha estimado con el procedimiento descrito en el marco teórico (Tabla 7.1). Se parte de la rentabilidad del bono español a diez años, que rondaba el 3,4 % en julio de 2026 (VT Markets, 2026), y se añade una prima de mercado del 5,5 %, coherente con la prima implícita que estima Damodaran (2026) para un mercado maduro más un pequeño diferencial por riesgo país. Se toma una beta de 1, propia de un negocio de servicios profesionales sin deuda. El resultado, un 8,9 %, sería razonable para una empresa consolidada, pero no para un proyecto que todavía no tiene clientes, que no podría venderse con facilidad y que depende por completo de una persona. Por ello se añade una prima específica de 6,1 puntos, hasta una tasa del 15 %. La elección es inevitablemente subjetiva, de modo que el capítulo 8 muestra cómo cambia el VAN con tasas de entre el 10 % y el 30 %.</w:t>
+        <w:t>La rentabilidad exigida al proyecto se ha estimado con el procedimiento descrito en el marco teórico (Tabla 7.1). Se parte de la rentabilidad del bono español a diez años, que rondaba el 3,4 % en julio de 2026 (VT Markets, 2026), y se añade una prima de mercado del 5,5 %, coherente con la prima implícita que estima Damodaran (2026) para un mercado maduro más un pequeño diferencial por riesgo país. Se toma una beta de 1, propia de un negocio de servicios profesionales sin deuda. El resultado, un 8,9 %, sería razonable para una empresa consolidada, pero no para un proyecto que todavía no tiene clientes, que no podría venderse con facilidad y que depende por completo de una persona. Por ello se añade una prima específica de 6,1 puntos, hasta una tasa del 15 %. La elección es inevitablemente subjetiva, de modo que el capítulo 9 muestra cómo cambia el VAN con tasas de entre el 10 % y el 30 %.</w:t>
       </w:r>
     </w:p>
     <w:p>
@@ -19922,7 +20045,7 @@
         <w:pStyle w:val="Heading2"/>
         <w:rPr/>
       </w:pPr>
-      <w:bookmarkStart w:id="35" w:name="__RefHeading___Toc3072_3767503993"/>
+      <w:bookmarkStart w:id="35" w:name="__RefHeading___Toc3427_2125391069"/>
       <w:bookmarkEnd w:id="35"/>
       <w:r>
         <w:rPr/>
@@ -21133,7 +21256,7 @@
         <w:pStyle w:val="Heading2"/>
         <w:rPr/>
       </w:pPr>
-      <w:bookmarkStart w:id="36" w:name="__RefHeading___Toc3074_3767503993"/>
+      <w:bookmarkStart w:id="36" w:name="__RefHeading___Toc3429_2125391069"/>
       <w:bookmarkEnd w:id="36"/>
       <w:r>
         <w:rPr/>
@@ -21178,7 +21301,7 @@
         <w:pStyle w:val="Heading2"/>
         <w:rPr/>
       </w:pPr>
-      <w:bookmarkStart w:id="37" w:name="__RefHeading___Toc3076_3767503993"/>
+      <w:bookmarkStart w:id="37" w:name="__RefHeading___Toc3431_2125391069"/>
       <w:bookmarkEnd w:id="37"/>
       <w:r>
         <w:rPr/>
@@ -22336,32 +22459,18 @@
         <w:rPr/>
         <w:t>El margen de seguridad del año 1, de apenas un 15 %, indica que en ese ejercicio los ingresos por suscripción superan por poco a los que serían necesarios para cubrir los costes. El primer año es, por tanto, el más vulnerable.</w:t>
       </w:r>
-      <w:r>
-        <w:br w:type="page"/>
-      </w:r>
     </w:p>
     <w:p>
       <w:pPr>
         <w:pStyle w:val="Heading1"/>
+        <w:spacing w:before="480" w:after="240"/>
         <w:rPr/>
       </w:pPr>
-      <w:bookmarkStart w:id="38" w:name="__RefHeading___Toc3078_3767503993"/>
+      <w:bookmarkStart w:id="38" w:name="__RefHeading___Toc3433_2125391069"/>
       <w:bookmarkEnd w:id="38"/>
       <w:r>
         <w:rPr/>
-        <w:t>8. Análisis de riesgos y escenarios</w:t>
-      </w:r>
-    </w:p>
-    <w:p>
-      <w:pPr>
-        <w:pStyle w:val="Heading2"/>
-        <w:rPr/>
-      </w:pPr>
-      <w:bookmarkStart w:id="39" w:name="__RefHeading___Toc3080_3767503993"/>
-      <w:bookmarkEnd w:id="39"/>
-      <w:r>
-        <w:rPr/>
-        <w:t>8.1. Escenarios</w:t>
+        <w:t>8. Mejora de la rentabilidad del proyecto</w:t>
       </w:r>
     </w:p>
     <w:p>
@@ -22372,29 +22481,63 @@
       </w:pPr>
       <w:r>
         <w:rPr/>
-        <w:t xml:space="preserve">Para comprobar la solidez de los resultados se han construido dos escenarios alternativos. En el </w:t>
+        <w:t>El capítulo anterior concluye que Flujo es viable, pero con un margen estrecho una vez se tiene en cuenta el coste de oportunidad del fundador. Este capítulo busca dónde está el margen de mejora. Primero analiza la rentabilidad de cada cliente y de cada línea de negocio, después propone y cuantifica cinco medidas concretas y, por último, estudia si la forma jurídica elegida es la más eficiente.</w:t>
+      </w:r>
+    </w:p>
+    <w:p>
+      <w:pPr>
+        <w:pStyle w:val="Heading2"/>
+        <w:rPr/>
+      </w:pPr>
+      <w:bookmarkStart w:id="39" w:name="__RefHeading___Toc3435_2125391069"/>
+      <w:bookmarkEnd w:id="39"/>
+      <w:r>
+        <w:rPr/>
+        <w:t>8.1. Economía unitaria del cliente</w:t>
+      </w:r>
+    </w:p>
+    <w:p>
+      <w:pPr>
+        <w:pStyle w:val="Normal"/>
+        <w:jc w:val="both"/>
+        <w:rPr/>
+      </w:pPr>
+      <w:r>
+        <w:rPr/>
+        <w:t>En los negocios por suscripción es habitual comparar el valor que aporta un cliente durante toda su relación con la empresa (</w:t>
       </w:r>
       <w:r>
         <w:rPr>
-          <w:b/>
-          <w:bCs/>
+          <w:i/>
+          <w:iCs/>
         </w:rPr>
-        <w:t>pesimista</w:t>
-      </w:r>
-      <w:r>
-        <w:rPr/>
-        <w:t xml:space="preserve"> las altas de clientes son un 40 % inferiores a las del base, las bajas suben al 6 % mensual y las ventas de productos y usuarios de la herramienta se reducen a la mitad. En el </w:t>
+        <w:t>lifetime value</w:t>
+      </w:r>
+      <w:r>
+        <w:rPr/>
+        <w:t>, LTV) con lo que cuesta captarlo (</w:t>
       </w:r>
       <w:r>
         <w:rPr>
-          <w:b/>
-          <w:bCs/>
+          <w:i/>
+          <w:iCs/>
         </w:rPr>
-        <w:t>optimista</w:t>
-      </w:r>
-      <w:r>
-        <w:rPr/>
-        <w:t xml:space="preserve"> las altas aumentan un 30 %, las bajas bajan al 3 % y los productos y la herramienta venden un 30 % y un 50 % más, respectivamente. Los costes, la financiación y las retiradas del titular son los mismos en los tres casos, para que la comparación sea limpia.</w:t>
+        <w:t>customer acquisition cost</w:t>
+      </w:r>
+      <w:r>
+        <w:rPr/>
+        <w:t xml:space="preserve">, CAC). Con una baja mensual del 4 %, un cliente de Flujo permanece de media 25 meses y deja un margen de 73,88 € al mes, a lo que se suma el </w:t>
+      </w:r>
+      <w:r>
+        <w:rPr>
+          <w:i/>
+          <w:iCs/>
+        </w:rPr>
+        <w:t>setup</w:t>
+      </w:r>
+      <w:r>
+        <w:rPr/>
+        <w:t>. Su LTV es, por tanto, de unos 2.044 € (Tabla 8.1).</w:t>
       </w:r>
     </w:p>
     <w:p>
@@ -22419,7 +22562,7 @@
           <w:sz w:val="22"/>
           <w:szCs w:val="22"/>
         </w:rPr>
-        <w:t>Resultados por escenario</w:t>
+        <w:t>Valor del cliente y coste de captación (escenario base)</w:t>
       </w:r>
     </w:p>
     <w:tbl>
@@ -22507,7 +22650,7 @@
                 <w:sz w:val="20"/>
                 <w:szCs w:val="20"/>
               </w:rPr>
-              <w:t>Pesimista</w:t>
+              <w:t>Año 1</w:t>
             </w:r>
           </w:p>
         </w:tc>
@@ -22540,7 +22683,7 @@
                 <w:sz w:val="20"/>
                 <w:szCs w:val="20"/>
               </w:rPr>
-              <w:t>Base</w:t>
+              <w:t>Año 2</w:t>
             </w:r>
           </w:p>
         </w:tc>
@@ -22573,7 +22716,7 @@
                 <w:sz w:val="20"/>
                 <w:szCs w:val="20"/>
               </w:rPr>
-              <w:t>Optimista</w:t>
+              <w:t>Año 3</w:t>
             </w:r>
           </w:p>
         </w:tc>
@@ -22610,7 +22753,7 @@
                 <w:sz w:val="20"/>
                 <w:szCs w:val="20"/>
               </w:rPr>
-              <w:t>Clientes activos al final del año 3</w:t>
+              <w:t>Valor del cliente (LTV)</w:t>
             </w:r>
           </w:p>
         </w:tc>
@@ -22642,7 +22785,7 @@
                 <w:sz w:val="20"/>
                 <w:szCs w:val="20"/>
               </w:rPr>
-              <w:t>24</w:t>
+              <w:t>2.044 €</w:t>
             </w:r>
           </w:p>
         </w:tc>
@@ -22674,7 +22817,7 @@
                 <w:sz w:val="20"/>
                 <w:szCs w:val="20"/>
               </w:rPr>
-              <w:t>45</w:t>
+              <w:t>2.044 €</w:t>
             </w:r>
           </w:p>
         </w:tc>
@@ -22706,7 +22849,7 @@
                 <w:sz w:val="20"/>
                 <w:szCs w:val="20"/>
               </w:rPr>
-              <w:t>46</w:t>
+              <w:t>2.044 €</w:t>
             </w:r>
           </w:p>
         </w:tc>
@@ -22743,7 +22886,7 @@
                 <w:sz w:val="20"/>
                 <w:szCs w:val="20"/>
               </w:rPr>
-              <w:t>Ingresos del año 3</w:t>
+              <w:t>Coste de captación por cliente (CAC)</w:t>
             </w:r>
           </w:p>
         </w:tc>
@@ -22775,7 +22918,7 @@
                 <w:sz w:val="20"/>
                 <w:szCs w:val="20"/>
               </w:rPr>
-              <w:t>30.482 €</w:t>
+              <w:t>43 €</w:t>
             </w:r>
           </w:p>
         </w:tc>
@@ -22807,7 +22950,7 @@
                 <w:sz w:val="20"/>
                 <w:szCs w:val="20"/>
               </w:rPr>
-              <w:t>58.095 €</w:t>
+              <w:t>62 €</w:t>
             </w:r>
           </w:p>
         </w:tc>
@@ -22839,7 +22982,7 @@
                 <w:sz w:val="20"/>
                 <w:szCs w:val="20"/>
               </w:rPr>
-              <w:t>64.801 €</w:t>
+              <w:t>120 €</w:t>
             </w:r>
           </w:p>
         </w:tc>
@@ -22876,7 +23019,7 @@
                 <w:sz w:val="20"/>
                 <w:szCs w:val="20"/>
               </w:rPr>
-              <w:t>Resultado neto acumulado (3 años)</w:t>
+              <w:t>Relación LTV / CAC</w:t>
             </w:r>
           </w:p>
         </w:tc>
@@ -22908,7 +23051,7 @@
                 <w:sz w:val="20"/>
                 <w:szCs w:val="20"/>
               </w:rPr>
-              <w:t>23.870 €</w:t>
+              <w:t>47,7</w:t>
             </w:r>
           </w:p>
         </w:tc>
@@ -22940,7 +23083,7 @@
                 <w:sz w:val="20"/>
                 <w:szCs w:val="20"/>
               </w:rPr>
-              <w:t>55.794 €</w:t>
+              <w:t>32,8</w:t>
             </w:r>
           </w:p>
         </w:tc>
@@ -22972,7 +23115,7 @@
                 <w:sz w:val="20"/>
                 <w:szCs w:val="20"/>
               </w:rPr>
-              <w:t>69.488 €</w:t>
+              <w:t>17,0</w:t>
             </w:r>
           </w:p>
         </w:tc>
@@ -22995,21 +23138,21 @@
           <w:p>
             <w:pPr>
               <w:pStyle w:val="Normal"/>
-              <w:keepNext w:val="true"/>
-              <w:keepLines/>
-              <w:spacing w:lineRule="auto" w:line="240" w:before="0" w:after="0"/>
-              <w:jc w:val="left"/>
-              <w:rPr/>
-            </w:pPr>
-            <w:r>
-              <w:rPr>
-                <w:rFonts w:eastAsia="Times New Roman" w:cs="Times New Roman"/>
-                <w:b w:val="false"/>
-                <w:bCs w:val="false"/>
-                <w:sz w:val="20"/>
-                <w:szCs w:val="20"/>
-              </w:rPr>
-              <w:t>Saldo mínimo de tesorería</w:t>
+              <w:keepNext w:val="false"/>
+              <w:keepLines/>
+              <w:spacing w:lineRule="auto" w:line="240" w:before="0" w:after="0"/>
+              <w:jc w:val="left"/>
+              <w:rPr/>
+            </w:pPr>
+            <w:r>
+              <w:rPr>
+                <w:rFonts w:eastAsia="Times New Roman" w:cs="Times New Roman"/>
+                <w:b w:val="false"/>
+                <w:bCs w:val="false"/>
+                <w:sz w:val="20"/>
+                <w:szCs w:val="20"/>
+              </w:rPr>
+              <w:t>Meses de margen para recuperar el CAC</w:t>
             </w:r>
           </w:p>
         </w:tc>
@@ -23027,7 +23170,7 @@
           <w:p>
             <w:pPr>
               <w:pStyle w:val="Normal"/>
-              <w:keepNext w:val="true"/>
+              <w:keepNext w:val="false"/>
               <w:keepLines/>
               <w:spacing w:lineRule="auto" w:line="240" w:before="0" w:after="0"/>
               <w:jc w:val="right"/>
@@ -23041,17 +23184,7 @@
                 <w:sz w:val="20"/>
                 <w:szCs w:val="20"/>
               </w:rPr>
-              <w:t>−</w:t>
-            </w:r>
-            <w:r>
-              <w:rPr>
-                <w:rFonts w:eastAsia="Times New Roman" w:cs="Times New Roman"/>
-                <w:b w:val="false"/>
-                <w:bCs w:val="false"/>
-                <w:sz w:val="20"/>
-                <w:szCs w:val="20"/>
-              </w:rPr>
-              <w:t>6.023 €</w:t>
+              <w:t>0,6</w:t>
             </w:r>
           </w:p>
         </w:tc>
@@ -23069,7 +23202,7 @@
           <w:p>
             <w:pPr>
               <w:pStyle w:val="Normal"/>
-              <w:keepNext w:val="true"/>
+              <w:keepNext w:val="false"/>
               <w:keepLines/>
               <w:spacing w:lineRule="auto" w:line="240" w:before="0" w:after="0"/>
               <w:jc w:val="right"/>
@@ -23083,7 +23216,7 @@
                 <w:sz w:val="20"/>
                 <w:szCs w:val="20"/>
               </w:rPr>
-              <w:t>420 €</w:t>
+              <w:t>0,8</w:t>
             </w:r>
           </w:p>
         </w:tc>
@@ -23101,7 +23234,7 @@
           <w:p>
             <w:pPr>
               <w:pStyle w:val="Normal"/>
-              <w:keepNext w:val="true"/>
+              <w:keepNext w:val="false"/>
               <w:keepLines/>
               <w:spacing w:lineRule="auto" w:line="240" w:before="0" w:after="0"/>
               <w:jc w:val="right"/>
@@ -23115,420 +23248,7 @@
                 <w:sz w:val="20"/>
                 <w:szCs w:val="20"/>
               </w:rPr>
-              <w:t>894 €</w:t>
-            </w:r>
-          </w:p>
-        </w:tc>
-      </w:tr>
-      <w:tr>
-        <w:trPr>
-          <w:cantSplit w:val="true"/>
-        </w:trPr>
-        <w:tc>
-          <w:tcPr>
-            <w:tcW w:w="4270" w:type="dxa"/>
-            <w:tcBorders>
-              <w:top w:val="single" w:sz="4" w:space="0" w:color="8C8C8C"/>
-              <w:left w:val="single" w:sz="4" w:space="0" w:color="8C8C8C"/>
-              <w:bottom w:val="single" w:sz="4" w:space="0" w:color="8C8C8C"/>
-              <w:right w:val="single" w:sz="4" w:space="0" w:color="8C8C8C"/>
-            </w:tcBorders>
-            <w:vAlign w:val="center"/>
-          </w:tcPr>
-          <w:p>
-            <w:pPr>
-              <w:pStyle w:val="Normal"/>
-              <w:keepNext w:val="true"/>
-              <w:keepLines/>
-              <w:spacing w:lineRule="auto" w:line="240" w:before="0" w:after="0"/>
-              <w:jc w:val="left"/>
-              <w:rPr/>
-            </w:pPr>
-            <w:r>
-              <w:rPr>
-                <w:rFonts w:eastAsia="Times New Roman" w:cs="Times New Roman"/>
-                <w:b w:val="false"/>
-                <w:bCs w:val="false"/>
-                <w:sz w:val="20"/>
-                <w:szCs w:val="20"/>
-              </w:rPr>
-              <w:t>VAN a 3 años</w:t>
-            </w:r>
-          </w:p>
-        </w:tc>
-        <w:tc>
-          <w:tcPr>
-            <w:tcW w:w="1600" w:type="dxa"/>
-            <w:tcBorders>
-              <w:top w:val="single" w:sz="4" w:space="0" w:color="8C8C8C"/>
-              <w:left w:val="single" w:sz="4" w:space="0" w:color="8C8C8C"/>
-              <w:bottom w:val="single" w:sz="4" w:space="0" w:color="8C8C8C"/>
-              <w:right w:val="single" w:sz="4" w:space="0" w:color="8C8C8C"/>
-            </w:tcBorders>
-            <w:vAlign w:val="center"/>
-          </w:tcPr>
-          <w:p>
-            <w:pPr>
-              <w:pStyle w:val="Normal"/>
-              <w:keepNext w:val="true"/>
-              <w:keepLines/>
-              <w:spacing w:lineRule="auto" w:line="240" w:before="0" w:after="0"/>
-              <w:jc w:val="right"/>
-              <w:rPr/>
-            </w:pPr>
-            <w:r>
-              <w:rPr>
-                <w:rFonts w:eastAsia="Times New Roman" w:cs="Times New Roman"/>
-                <w:b w:val="false"/>
-                <w:bCs w:val="false"/>
-                <w:sz w:val="20"/>
-                <w:szCs w:val="20"/>
-              </w:rPr>
-              <w:t>9.418 €</w:t>
-            </w:r>
-          </w:p>
-        </w:tc>
-        <w:tc>
-          <w:tcPr>
-            <w:tcW w:w="1600" w:type="dxa"/>
-            <w:tcBorders>
-              <w:top w:val="single" w:sz="4" w:space="0" w:color="8C8C8C"/>
-              <w:left w:val="single" w:sz="4" w:space="0" w:color="8C8C8C"/>
-              <w:bottom w:val="single" w:sz="4" w:space="0" w:color="8C8C8C"/>
-              <w:right w:val="single" w:sz="4" w:space="0" w:color="8C8C8C"/>
-            </w:tcBorders>
-            <w:vAlign w:val="center"/>
-          </w:tcPr>
-          <w:p>
-            <w:pPr>
-              <w:pStyle w:val="Normal"/>
-              <w:keepNext w:val="true"/>
-              <w:keepLines/>
-              <w:spacing w:lineRule="auto" w:line="240" w:before="0" w:after="0"/>
-              <w:jc w:val="right"/>
-              <w:rPr/>
-            </w:pPr>
-            <w:r>
-              <w:rPr>
-                <w:rFonts w:eastAsia="Times New Roman" w:cs="Times New Roman"/>
-                <w:b w:val="false"/>
-                <w:bCs w:val="false"/>
-                <w:sz w:val="20"/>
-                <w:szCs w:val="20"/>
-              </w:rPr>
-              <w:t>34.514 €</w:t>
-            </w:r>
-          </w:p>
-        </w:tc>
-        <w:tc>
-          <w:tcPr>
-            <w:tcW w:w="1599" w:type="dxa"/>
-            <w:tcBorders>
-              <w:top w:val="single" w:sz="4" w:space="0" w:color="8C8C8C"/>
-              <w:left w:val="single" w:sz="4" w:space="0" w:color="8C8C8C"/>
-              <w:bottom w:val="single" w:sz="4" w:space="0" w:color="8C8C8C"/>
-              <w:right w:val="single" w:sz="4" w:space="0" w:color="8C8C8C"/>
-            </w:tcBorders>
-            <w:vAlign w:val="center"/>
-          </w:tcPr>
-          <w:p>
-            <w:pPr>
-              <w:pStyle w:val="Normal"/>
-              <w:keepNext w:val="true"/>
-              <w:keepLines/>
-              <w:spacing w:lineRule="auto" w:line="240" w:before="0" w:after="0"/>
-              <w:jc w:val="right"/>
-              <w:rPr/>
-            </w:pPr>
-            <w:r>
-              <w:rPr>
-                <w:rFonts w:eastAsia="Times New Roman" w:cs="Times New Roman"/>
-                <w:b w:val="false"/>
-                <w:bCs w:val="false"/>
-                <w:sz w:val="20"/>
-                <w:szCs w:val="20"/>
-              </w:rPr>
-              <w:t>45.818 €</w:t>
-            </w:r>
-          </w:p>
-        </w:tc>
-      </w:tr>
-      <w:tr>
-        <w:trPr>
-          <w:cantSplit w:val="true"/>
-        </w:trPr>
-        <w:tc>
-          <w:tcPr>
-            <w:tcW w:w="4270" w:type="dxa"/>
-            <w:tcBorders>
-              <w:top w:val="single" w:sz="4" w:space="0" w:color="8C8C8C"/>
-              <w:left w:val="single" w:sz="4" w:space="0" w:color="8C8C8C"/>
-              <w:bottom w:val="single" w:sz="4" w:space="0" w:color="8C8C8C"/>
-              <w:right w:val="single" w:sz="4" w:space="0" w:color="8C8C8C"/>
-            </w:tcBorders>
-            <w:vAlign w:val="center"/>
-          </w:tcPr>
-          <w:p>
-            <w:pPr>
-              <w:pStyle w:val="Normal"/>
-              <w:keepNext w:val="true"/>
-              <w:keepLines/>
-              <w:spacing w:lineRule="auto" w:line="240" w:before="0" w:after="0"/>
-              <w:jc w:val="left"/>
-              <w:rPr/>
-            </w:pPr>
-            <w:r>
-              <w:rPr>
-                <w:rFonts w:eastAsia="Times New Roman" w:cs="Times New Roman"/>
-                <w:b w:val="false"/>
-                <w:bCs w:val="false"/>
-                <w:sz w:val="20"/>
-                <w:szCs w:val="20"/>
-              </w:rPr>
-              <w:t>Payback (meses)</w:t>
-            </w:r>
-          </w:p>
-        </w:tc>
-        <w:tc>
-          <w:tcPr>
-            <w:tcW w:w="1600" w:type="dxa"/>
-            <w:tcBorders>
-              <w:top w:val="single" w:sz="4" w:space="0" w:color="8C8C8C"/>
-              <w:left w:val="single" w:sz="4" w:space="0" w:color="8C8C8C"/>
-              <w:bottom w:val="single" w:sz="4" w:space="0" w:color="8C8C8C"/>
-              <w:right w:val="single" w:sz="4" w:space="0" w:color="8C8C8C"/>
-            </w:tcBorders>
-            <w:vAlign w:val="center"/>
-          </w:tcPr>
-          <w:p>
-            <w:pPr>
-              <w:pStyle w:val="Normal"/>
-              <w:keepNext w:val="true"/>
-              <w:keepLines/>
-              <w:spacing w:lineRule="auto" w:line="240" w:before="0" w:after="0"/>
-              <w:jc w:val="right"/>
-              <w:rPr/>
-            </w:pPr>
-            <w:r>
-              <w:rPr>
-                <w:rFonts w:eastAsia="Times New Roman" w:cs="Times New Roman"/>
-                <w:b w:val="false"/>
-                <w:bCs w:val="false"/>
-                <w:sz w:val="20"/>
-                <w:szCs w:val="20"/>
-              </w:rPr>
-              <w:t>15</w:t>
-            </w:r>
-          </w:p>
-        </w:tc>
-        <w:tc>
-          <w:tcPr>
-            <w:tcW w:w="1600" w:type="dxa"/>
-            <w:tcBorders>
-              <w:top w:val="single" w:sz="4" w:space="0" w:color="8C8C8C"/>
-              <w:left w:val="single" w:sz="4" w:space="0" w:color="8C8C8C"/>
-              <w:bottom w:val="single" w:sz="4" w:space="0" w:color="8C8C8C"/>
-              <w:right w:val="single" w:sz="4" w:space="0" w:color="8C8C8C"/>
-            </w:tcBorders>
-            <w:vAlign w:val="center"/>
-          </w:tcPr>
-          <w:p>
-            <w:pPr>
-              <w:pStyle w:val="Normal"/>
-              <w:keepNext w:val="true"/>
-              <w:keepLines/>
-              <w:spacing w:lineRule="auto" w:line="240" w:before="0" w:after="0"/>
-              <w:jc w:val="right"/>
-              <w:rPr/>
-            </w:pPr>
-            <w:r>
-              <w:rPr>
-                <w:rFonts w:eastAsia="Times New Roman" w:cs="Times New Roman"/>
-                <w:b w:val="false"/>
-                <w:bCs w:val="false"/>
-                <w:sz w:val="20"/>
-                <w:szCs w:val="20"/>
-              </w:rPr>
-              <w:t>9</w:t>
-            </w:r>
-          </w:p>
-        </w:tc>
-        <w:tc>
-          <w:tcPr>
-            <w:tcW w:w="1599" w:type="dxa"/>
-            <w:tcBorders>
-              <w:top w:val="single" w:sz="4" w:space="0" w:color="8C8C8C"/>
-              <w:left w:val="single" w:sz="4" w:space="0" w:color="8C8C8C"/>
-              <w:bottom w:val="single" w:sz="4" w:space="0" w:color="8C8C8C"/>
-              <w:right w:val="single" w:sz="4" w:space="0" w:color="8C8C8C"/>
-            </w:tcBorders>
-            <w:vAlign w:val="center"/>
-          </w:tcPr>
-          <w:p>
-            <w:pPr>
-              <w:pStyle w:val="Normal"/>
-              <w:keepNext w:val="true"/>
-              <w:keepLines/>
-              <w:spacing w:lineRule="auto" w:line="240" w:before="0" w:after="0"/>
-              <w:jc w:val="right"/>
-              <w:rPr/>
-            </w:pPr>
-            <w:r>
-              <w:rPr>
-                <w:rFonts w:eastAsia="Times New Roman" w:cs="Times New Roman"/>
-                <w:b w:val="false"/>
-                <w:bCs w:val="false"/>
-                <w:sz w:val="20"/>
-                <w:szCs w:val="20"/>
-              </w:rPr>
-              <w:t>6</w:t>
-            </w:r>
-          </w:p>
-        </w:tc>
-      </w:tr>
-      <w:tr>
-        <w:trPr>
-          <w:cantSplit w:val="true"/>
-        </w:trPr>
-        <w:tc>
-          <w:tcPr>
-            <w:tcW w:w="4270" w:type="dxa"/>
-            <w:tcBorders>
-              <w:top w:val="single" w:sz="4" w:space="0" w:color="8C8C8C"/>
-              <w:left w:val="single" w:sz="4" w:space="0" w:color="8C8C8C"/>
-              <w:bottom w:val="single" w:sz="4" w:space="0" w:color="8C8C8C"/>
-              <w:right w:val="single" w:sz="4" w:space="0" w:color="8C8C8C"/>
-            </w:tcBorders>
-            <w:shd w:color="auto" w:fill="F2F2F2" w:val="clear"/>
-            <w:vAlign w:val="center"/>
-          </w:tcPr>
-          <w:p>
-            <w:pPr>
-              <w:pStyle w:val="Normal"/>
-              <w:keepNext w:val="false"/>
-              <w:keepLines/>
-              <w:spacing w:lineRule="auto" w:line="240" w:before="0" w:after="0"/>
-              <w:jc w:val="left"/>
-              <w:rPr/>
-            </w:pPr>
-            <w:r>
-              <w:rPr>
-                <w:rFonts w:eastAsia="Times New Roman" w:cs="Times New Roman"/>
-                <w:b/>
-                <w:bCs/>
-                <w:sz w:val="20"/>
-                <w:szCs w:val="20"/>
-              </w:rPr>
-              <w:t>VAN con coste de oportunidad</w:t>
-            </w:r>
-          </w:p>
-        </w:tc>
-        <w:tc>
-          <w:tcPr>
-            <w:tcW w:w="1600" w:type="dxa"/>
-            <w:tcBorders>
-              <w:top w:val="single" w:sz="4" w:space="0" w:color="8C8C8C"/>
-              <w:left w:val="single" w:sz="4" w:space="0" w:color="8C8C8C"/>
-              <w:bottom w:val="single" w:sz="4" w:space="0" w:color="8C8C8C"/>
-              <w:right w:val="single" w:sz="4" w:space="0" w:color="8C8C8C"/>
-            </w:tcBorders>
-            <w:shd w:color="auto" w:fill="F2F2F2" w:val="clear"/>
-            <w:vAlign w:val="center"/>
-          </w:tcPr>
-          <w:p>
-            <w:pPr>
-              <w:pStyle w:val="Normal"/>
-              <w:keepNext w:val="false"/>
-              <w:keepLines/>
-              <w:spacing w:lineRule="auto" w:line="240" w:before="0" w:after="0"/>
-              <w:jc w:val="right"/>
-              <w:rPr/>
-            </w:pPr>
-            <w:r>
-              <w:rPr>
-                <w:rFonts w:eastAsia="Times New Roman" w:cs="Times New Roman"/>
-                <w:b/>
-                <w:bCs/>
-                <w:sz w:val="20"/>
-                <w:szCs w:val="20"/>
-              </w:rPr>
-              <w:t>−</w:t>
-            </w:r>
-            <w:r>
-              <w:rPr>
-                <w:rFonts w:eastAsia="Times New Roman" w:cs="Times New Roman"/>
-                <w:b/>
-                <w:bCs/>
-                <w:sz w:val="20"/>
-                <w:szCs w:val="20"/>
-              </w:rPr>
-              <w:t>20.126 €</w:t>
-            </w:r>
-          </w:p>
-        </w:tc>
-        <w:tc>
-          <w:tcPr>
-            <w:tcW w:w="1600" w:type="dxa"/>
-            <w:tcBorders>
-              <w:top w:val="single" w:sz="4" w:space="0" w:color="8C8C8C"/>
-              <w:left w:val="single" w:sz="4" w:space="0" w:color="8C8C8C"/>
-              <w:bottom w:val="single" w:sz="4" w:space="0" w:color="8C8C8C"/>
-              <w:right w:val="single" w:sz="4" w:space="0" w:color="8C8C8C"/>
-            </w:tcBorders>
-            <w:shd w:color="auto" w:fill="F2F2F2" w:val="clear"/>
-            <w:vAlign w:val="center"/>
-          </w:tcPr>
-          <w:p>
-            <w:pPr>
-              <w:pStyle w:val="Normal"/>
-              <w:keepNext w:val="false"/>
-              <w:keepLines/>
-              <w:spacing w:lineRule="auto" w:line="240" w:before="0" w:after="0"/>
-              <w:jc w:val="right"/>
-              <w:rPr/>
-            </w:pPr>
-            <w:r>
-              <w:rPr>
-                <w:rFonts w:eastAsia="Times New Roman" w:cs="Times New Roman"/>
-                <w:b/>
-                <w:bCs/>
-                <w:sz w:val="20"/>
-                <w:szCs w:val="20"/>
-              </w:rPr>
-              <w:t>4.970 €</w:t>
-            </w:r>
-          </w:p>
-        </w:tc>
-        <w:tc>
-          <w:tcPr>
-            <w:tcW w:w="1599" w:type="dxa"/>
-            <w:tcBorders>
-              <w:top w:val="single" w:sz="4" w:space="0" w:color="8C8C8C"/>
-              <w:left w:val="single" w:sz="4" w:space="0" w:color="8C8C8C"/>
-              <w:bottom w:val="single" w:sz="4" w:space="0" w:color="8C8C8C"/>
-              <w:right w:val="single" w:sz="4" w:space="0" w:color="8C8C8C"/>
-            </w:tcBorders>
-            <w:shd w:color="auto" w:fill="F2F2F2" w:val="clear"/>
-            <w:vAlign w:val="center"/>
-          </w:tcPr>
-          <w:p>
-            <w:pPr>
-              <w:pStyle w:val="Normal"/>
-              <w:keepNext w:val="false"/>
-              <w:keepLines/>
-              <w:spacing w:lineRule="auto" w:line="240" w:before="0" w:after="0"/>
-              <w:jc w:val="right"/>
-              <w:rPr/>
-            </w:pPr>
-            <w:r>
-              <w:rPr>
-                <w:rFonts w:eastAsia="Times New Roman" w:cs="Times New Roman"/>
-                <w:b/>
-                <w:bCs/>
-                <w:sz w:val="20"/>
-                <w:szCs w:val="20"/>
-              </w:rPr>
-              <w:t>16.275 €</w:t>
+              <w:t>1,6</w:t>
             </w:r>
           </w:p>
         </w:tc>
@@ -23559,7 +23279,207 @@
       </w:pPr>
       <w:r>
         <w:rPr/>
-        <w:t>El VAN es positivo en los tres escenarios, incluso en el pesimista, lo que confirma que el proyecto, como inversión en dinero, tiene poco riesgo. La diferencia está en los otros dos indicadores. En el escenario pesimista la tesorería se vuelve negativa ya en el primer año y llega a un mínimo de −6.023 € en el mes 30 (Figura 8.1): el fundador no podría retirar lo previsto para vivir y tendría que mantener otra fuente de ingresos o retrasar el desarrollo de la herramienta. Además, el VAN con coste de oportunidad pasa a −20.126 €: con esa captación, Flujo rendiría menos que un empleo con el salario mínimo.</w:t>
+        <w:t xml:space="preserve">La relación LTV/CAC supera con creces el umbral de 3 que suele tomarse como referencia en negocios de suscripción, y el coste de captar un cliente se recupera en menos de dos meses. La lectura es clara: captar clientes no es caro. El cuello de botella de Flujo no es el marketing, sino las horas del fundador, que se agotan al final del año 3 (Figura 6.2). Por eso las medidas de mejora que siguen buscan, sobre todo, </w:t>
+      </w:r>
+      <w:r>
+        <w:rPr>
+          <w:b/>
+          <w:bCs/>
+        </w:rPr>
+        <w:t>aumentar los ingresos por hora trabajada</w:t>
+      </w:r>
+      <w:r>
+        <w:rPr/>
+        <w:t xml:space="preserve"> en lugar de captar más clientes.</w:t>
+      </w:r>
+    </w:p>
+    <w:p>
+      <w:pPr>
+        <w:pStyle w:val="Heading2"/>
+        <w:rPr/>
+      </w:pPr>
+      <w:bookmarkStart w:id="40" w:name="__RefHeading___Toc3437_2125391069"/>
+      <w:bookmarkEnd w:id="40"/>
+      <w:r>
+        <w:rPr/>
+        <w:t>8.2. Rentabilidad por línea de negocio</w:t>
+      </w:r>
+    </w:p>
+    <w:p>
+      <w:pPr>
+        <w:pStyle w:val="Normal"/>
+        <w:jc w:val="both"/>
+        <w:rPr/>
+      </w:pPr>
+      <w:r>
+        <w:rPr/>
+        <w:t>Para saber qué aporta cada capa del modelo se ha calculado el VAN incremental de cada una, es decir, la diferencia entre el plan completo y el mismo plan sin esa línea. Los productos digitales (plantillas y cursos) aportan 8.312 € al VAN, porque generan ingresos sin consumir horas por cliente. La herramienta digital, en cambio, tiene un VAN incremental de −6.554 € en el horizonte del plan: la inversión de 12.000 € se hace en el año 3 y apenas hay tiempo para recuperarla.</w:t>
+      </w:r>
+    </w:p>
+    <w:p>
+      <w:pPr>
+        <w:pStyle w:val="Normal"/>
+        <w:jc w:val="both"/>
+        <w:rPr/>
+      </w:pPr>
+      <w:r>
+        <w:rPr/>
+        <w:t>Este resultado no significa que la herramienta deba descartarse. Su valor está fuera del horizonte de tres años, ya que es la única capa que permite crecer por encima del límite de capacidad del servicio. Se comporta como una opción real: conviene conservar la posibilidad de desarrollarla, pero al menor coste posible y solo cuando el servicio haya demostrado que hay demanda. Esa idea se recoge en la última de las medidas del apartado siguiente.</w:t>
+      </w:r>
+    </w:p>
+    <w:p>
+      <w:pPr>
+        <w:pStyle w:val="Heading2"/>
+        <w:rPr/>
+      </w:pPr>
+      <w:bookmarkStart w:id="41" w:name="__RefHeading___Toc3439_2125391069"/>
+      <w:bookmarkEnd w:id="41"/>
+      <w:r>
+        <w:rPr/>
+        <w:t>8.3. Medidas de mejora</w:t>
+      </w:r>
+    </w:p>
+    <w:p>
+      <w:pPr>
+        <w:pStyle w:val="Normal"/>
+        <w:jc w:val="both"/>
+        <w:rPr/>
+      </w:pPr>
+      <w:r>
+        <w:rPr/>
+        <w:t>Se proponen cinco medidas de bajo coste, coherentes con el diagnóstico anterior. Todas son hipótesis que deberían validarse, igual que las del plan base:</w:t>
+      </w:r>
+    </w:p>
+    <w:p>
+      <w:pPr>
+        <w:pStyle w:val="ListParagraph"/>
+        <w:numPr>
+          <w:ilvl w:val="0"/>
+          <w:numId w:val="1"/>
+        </w:numPr>
+        <w:jc w:val="both"/>
+        <w:rPr/>
+      </w:pPr>
+      <w:r>
+        <w:rPr>
+          <w:b/>
+          <w:bCs/>
+        </w:rPr>
+        <w:t>Actualizar los precios cada año con el IPC.</w:t>
+      </w:r>
+      <w:r>
+        <w:rPr/>
+        <w:t xml:space="preserve"> El plan base mantiene los precios constantes mientras los costes suben un 3,7 % al año; actualizar las tarifas es una práctica habitual en los servicios por suscripción.</w:t>
+      </w:r>
+    </w:p>
+    <w:p>
+      <w:pPr>
+        <w:pStyle w:val="ListParagraph"/>
+        <w:numPr>
+          <w:ilvl w:val="0"/>
+          <w:numId w:val="1"/>
+        </w:numPr>
+        <w:jc w:val="both"/>
+        <w:rPr/>
+      </w:pPr>
+      <w:r>
+        <w:rPr>
+          <w:b/>
+          <w:bCs/>
+        </w:rPr>
+        <w:t>Estandarizar el servicio.</w:t>
+      </w:r>
+      <w:r>
+        <w:rPr/>
+        <w:t xml:space="preserve"> Con las plantillas y la rutina de revisión ya construidas, el tiempo por cliente puede bajar de 2,5 a 2 horas al mes desde el segundo año, lo que eleva la capacidad máxima de unos 45 a unos 55 clientes.</w:t>
+      </w:r>
+    </w:p>
+    <w:p>
+      <w:pPr>
+        <w:pStyle w:val="ListParagraph"/>
+        <w:numPr>
+          <w:ilvl w:val="0"/>
+          <w:numId w:val="1"/>
+        </w:numPr>
+        <w:jc w:val="both"/>
+        <w:rPr/>
+      </w:pPr>
+      <w:r>
+        <w:rPr>
+          <w:b/>
+          <w:bCs/>
+        </w:rPr>
+        <w:t>Talleres grupales para instituciones.</w:t>
+      </w:r>
+      <w:r>
+        <w:rPr/>
+        <w:t xml:space="preserve"> Sesiones de dos horas sobre organización financiera para autónomos, ofrecidas a asociaciones de autónomos, coworkings, colegios profesionales, universidades o programas públicos de emprendimiento, a 250 € por sesión: una al mes en el año 2 y dos en el año 3. Cada taller ocupa unas 5 horas y genera más ingresos por hora que el servicio individual, además de servir como canal de captación.</w:t>
+      </w:r>
+    </w:p>
+    <w:p>
+      <w:pPr>
+        <w:pStyle w:val="ListParagraph"/>
+        <w:numPr>
+          <w:ilvl w:val="0"/>
+          <w:numId w:val="1"/>
+        </w:numPr>
+        <w:jc w:val="both"/>
+        <w:rPr/>
+      </w:pPr>
+      <w:r>
+        <w:rPr>
+          <w:b/>
+          <w:bCs/>
+        </w:rPr>
+        <w:t>Acuerdo de derivación con gestorías.</w:t>
+      </w:r>
+      <w:r>
+        <w:rPr/>
+        <w:t xml:space="preserve"> Flujo no presenta impuestos, por lo que puede derivar a una gestoría colaboradora a los clientes que no tengan una, a cambio de una comisión de 60 € por cliente; se supone que el 30 % de las altas la necesita.</w:t>
+      </w:r>
+    </w:p>
+    <w:p>
+      <w:pPr>
+        <w:pStyle w:val="ListParagraph"/>
+        <w:numPr>
+          <w:ilvl w:val="0"/>
+          <w:numId w:val="1"/>
+        </w:numPr>
+        <w:jc w:val="both"/>
+        <w:rPr/>
+      </w:pPr>
+      <w:r>
+        <w:rPr>
+          <w:b/>
+          <w:bCs/>
+        </w:rPr>
+        <w:t>Herramienta digital de bajo coste.</w:t>
+      </w:r>
+      <w:r>
+        <w:rPr/>
+        <w:t xml:space="preserve"> Desarrollar la primera versión con herramientas </w:t>
+      </w:r>
+      <w:r>
+        <w:rPr>
+          <w:i/>
+          <w:iCs/>
+        </w:rPr>
+        <w:t>no-code</w:t>
+      </w:r>
+      <w:r>
+        <w:rPr/>
+        <w:t xml:space="preserve"> por unos 5.000 € en lugar de un desarrollo a medida de 12.000 €, financiada con la caja generada y sin microcrédito.</w:t>
+      </w:r>
+    </w:p>
+    <w:p>
+      <w:pPr>
+        <w:pStyle w:val="Normal"/>
+        <w:jc w:val="both"/>
+        <w:rPr/>
+      </w:pPr>
+      <w:r>
+        <w:rPr/>
+        <w:t>La Tabla 8.2 muestra el efecto de aplicar las medidas de forma acumulada.</w:t>
       </w:r>
     </w:p>
     <w:p>
@@ -23577,14 +23497,1152 @@
           <w:sz w:val="22"/>
           <w:szCs w:val="22"/>
         </w:rPr>
-        <w:t xml:space="preserve">Figura 8.1: </w:t>
+        <w:t xml:space="preserve">Tabla 8.2: </w:t>
       </w:r>
       <w:r>
         <w:rPr>
           <w:sz w:val="22"/>
           <w:szCs w:val="22"/>
         </w:rPr>
-        <w:t>Saldo mensual de tesorería por escenario</w:t>
+        <w:t>Efecto acumulado de las medidas de mejora</w:t>
+      </w:r>
+    </w:p>
+    <w:tbl>
+      <w:tblPr>
+        <w:tblW w:w="9070" w:type="dxa"/>
+        <w:jc w:val="left"/>
+        <w:tblInd w:w="0" w:type="dxa"/>
+        <w:tblLayout w:type="fixed"/>
+        <w:tblCellMar>
+          <w:top w:w="40" w:type="dxa"/>
+          <w:left w:w="80" w:type="dxa"/>
+          <w:bottom w:w="40" w:type="dxa"/>
+          <w:right w:w="80" w:type="dxa"/>
+        </w:tblCellMar>
+      </w:tblPr>
+      <w:tblGrid>
+        <w:gridCol w:w="4469"/>
+        <w:gridCol w:w="1401"/>
+        <w:gridCol w:w="1799"/>
+        <w:gridCol w:w="1400"/>
+      </w:tblGrid>
+      <w:tr>
+        <w:trPr>
+          <w:tblHeader w:val="true"/>
+        </w:trPr>
+        <w:tc>
+          <w:tcPr>
+            <w:tcW w:w="4469" w:type="dxa"/>
+            <w:tcBorders>
+              <w:top w:val="single" w:sz="4" w:space="0" w:color="8C8C8C"/>
+              <w:left w:val="single" w:sz="4" w:space="0" w:color="8C8C8C"/>
+              <w:bottom w:val="single" w:sz="4" w:space="0" w:color="8C8C8C"/>
+              <w:right w:val="single" w:sz="4" w:space="0" w:color="8C8C8C"/>
+            </w:tcBorders>
+            <w:shd w:color="auto" w:fill="DCE6F2" w:val="clear"/>
+            <w:vAlign w:val="center"/>
+          </w:tcPr>
+          <w:p>
+            <w:pPr>
+              <w:pStyle w:val="Normal"/>
+              <w:keepNext w:val="true"/>
+              <w:keepLines/>
+              <w:spacing w:lineRule="auto" w:line="240" w:before="0" w:after="0"/>
+              <w:jc w:val="left"/>
+              <w:rPr/>
+            </w:pPr>
+            <w:r>
+              <w:rPr>
+                <w:rFonts w:eastAsia="Times New Roman" w:cs="Times New Roman"/>
+                <w:b/>
+                <w:bCs/>
+                <w:sz w:val="20"/>
+                <w:szCs w:val="20"/>
+              </w:rPr>
+              <w:t>Medida</w:t>
+            </w:r>
+          </w:p>
+        </w:tc>
+        <w:tc>
+          <w:tcPr>
+            <w:tcW w:w="1401" w:type="dxa"/>
+            <w:tcBorders>
+              <w:top w:val="single" w:sz="4" w:space="0" w:color="8C8C8C"/>
+              <w:left w:val="single" w:sz="4" w:space="0" w:color="8C8C8C"/>
+              <w:bottom w:val="single" w:sz="4" w:space="0" w:color="8C8C8C"/>
+              <w:right w:val="single" w:sz="4" w:space="0" w:color="8C8C8C"/>
+            </w:tcBorders>
+            <w:shd w:color="auto" w:fill="DCE6F2" w:val="clear"/>
+            <w:vAlign w:val="center"/>
+          </w:tcPr>
+          <w:p>
+            <w:pPr>
+              <w:pStyle w:val="Normal"/>
+              <w:keepNext w:val="true"/>
+              <w:keepLines/>
+              <w:spacing w:lineRule="auto" w:line="240" w:before="0" w:after="0"/>
+              <w:jc w:val="right"/>
+              <w:rPr/>
+            </w:pPr>
+            <w:r>
+              <w:rPr>
+                <w:rFonts w:eastAsia="Times New Roman" w:cs="Times New Roman"/>
+                <w:b/>
+                <w:bCs/>
+                <w:sz w:val="20"/>
+                <w:szCs w:val="20"/>
+              </w:rPr>
+              <w:t>VAN</w:t>
+            </w:r>
+          </w:p>
+        </w:tc>
+        <w:tc>
+          <w:tcPr>
+            <w:tcW w:w="1799" w:type="dxa"/>
+            <w:tcBorders>
+              <w:top w:val="single" w:sz="4" w:space="0" w:color="8C8C8C"/>
+              <w:left w:val="single" w:sz="4" w:space="0" w:color="8C8C8C"/>
+              <w:bottom w:val="single" w:sz="4" w:space="0" w:color="8C8C8C"/>
+              <w:right w:val="single" w:sz="4" w:space="0" w:color="8C8C8C"/>
+            </w:tcBorders>
+            <w:shd w:color="auto" w:fill="DCE6F2" w:val="clear"/>
+            <w:vAlign w:val="center"/>
+          </w:tcPr>
+          <w:p>
+            <w:pPr>
+              <w:pStyle w:val="Normal"/>
+              <w:keepNext w:val="true"/>
+              <w:keepLines/>
+              <w:spacing w:lineRule="auto" w:line="240" w:before="0" w:after="0"/>
+              <w:jc w:val="right"/>
+              <w:rPr/>
+            </w:pPr>
+            <w:r>
+              <w:rPr>
+                <w:rFonts w:eastAsia="Times New Roman" w:cs="Times New Roman"/>
+                <w:b/>
+                <w:bCs/>
+                <w:sz w:val="20"/>
+                <w:szCs w:val="20"/>
+              </w:rPr>
+              <w:t>VAN con coste de oportunidad</w:t>
+            </w:r>
+          </w:p>
+        </w:tc>
+        <w:tc>
+          <w:tcPr>
+            <w:tcW w:w="1400" w:type="dxa"/>
+            <w:tcBorders>
+              <w:top w:val="single" w:sz="4" w:space="0" w:color="8C8C8C"/>
+              <w:left w:val="single" w:sz="4" w:space="0" w:color="8C8C8C"/>
+              <w:bottom w:val="single" w:sz="4" w:space="0" w:color="8C8C8C"/>
+              <w:right w:val="single" w:sz="4" w:space="0" w:color="8C8C8C"/>
+            </w:tcBorders>
+            <w:shd w:color="auto" w:fill="DCE6F2" w:val="clear"/>
+            <w:vAlign w:val="center"/>
+          </w:tcPr>
+          <w:p>
+            <w:pPr>
+              <w:pStyle w:val="Normal"/>
+              <w:keepNext w:val="true"/>
+              <w:keepLines/>
+              <w:spacing w:lineRule="auto" w:line="240" w:before="0" w:after="0"/>
+              <w:jc w:val="right"/>
+              <w:rPr/>
+            </w:pPr>
+            <w:r>
+              <w:rPr>
+                <w:rFonts w:eastAsia="Times New Roman" w:cs="Times New Roman"/>
+                <w:b/>
+                <w:bCs/>
+                <w:sz w:val="20"/>
+                <w:szCs w:val="20"/>
+              </w:rPr>
+              <w:t>Mejora</w:t>
+            </w:r>
+          </w:p>
+        </w:tc>
+      </w:tr>
+      <w:tr>
+        <w:trPr>
+          <w:cantSplit w:val="true"/>
+        </w:trPr>
+        <w:tc>
+          <w:tcPr>
+            <w:tcW w:w="4469" w:type="dxa"/>
+            <w:tcBorders>
+              <w:top w:val="single" w:sz="4" w:space="0" w:color="8C8C8C"/>
+              <w:left w:val="single" w:sz="4" w:space="0" w:color="8C8C8C"/>
+              <w:bottom w:val="single" w:sz="4" w:space="0" w:color="8C8C8C"/>
+              <w:right w:val="single" w:sz="4" w:space="0" w:color="8C8C8C"/>
+            </w:tcBorders>
+            <w:shd w:color="auto" w:fill="F2F2F2" w:val="clear"/>
+            <w:vAlign w:val="center"/>
+          </w:tcPr>
+          <w:p>
+            <w:pPr>
+              <w:pStyle w:val="Normal"/>
+              <w:keepNext w:val="true"/>
+              <w:keepLines/>
+              <w:spacing w:lineRule="auto" w:line="240" w:before="0" w:after="0"/>
+              <w:jc w:val="left"/>
+              <w:rPr/>
+            </w:pPr>
+            <w:r>
+              <w:rPr>
+                <w:rFonts w:eastAsia="Times New Roman" w:cs="Times New Roman"/>
+                <w:b/>
+                <w:bCs/>
+                <w:sz w:val="20"/>
+                <w:szCs w:val="20"/>
+              </w:rPr>
+              <w:t>Plan base</w:t>
+            </w:r>
+          </w:p>
+        </w:tc>
+        <w:tc>
+          <w:tcPr>
+            <w:tcW w:w="1401" w:type="dxa"/>
+            <w:tcBorders>
+              <w:top w:val="single" w:sz="4" w:space="0" w:color="8C8C8C"/>
+              <w:left w:val="single" w:sz="4" w:space="0" w:color="8C8C8C"/>
+              <w:bottom w:val="single" w:sz="4" w:space="0" w:color="8C8C8C"/>
+              <w:right w:val="single" w:sz="4" w:space="0" w:color="8C8C8C"/>
+            </w:tcBorders>
+            <w:shd w:color="auto" w:fill="F2F2F2" w:val="clear"/>
+            <w:vAlign w:val="center"/>
+          </w:tcPr>
+          <w:p>
+            <w:pPr>
+              <w:pStyle w:val="Normal"/>
+              <w:keepNext w:val="true"/>
+              <w:keepLines/>
+              <w:spacing w:lineRule="auto" w:line="240" w:before="0" w:after="0"/>
+              <w:jc w:val="right"/>
+              <w:rPr/>
+            </w:pPr>
+            <w:r>
+              <w:rPr>
+                <w:rFonts w:eastAsia="Times New Roman" w:cs="Times New Roman"/>
+                <w:b/>
+                <w:bCs/>
+                <w:sz w:val="20"/>
+                <w:szCs w:val="20"/>
+              </w:rPr>
+              <w:t>34.514 €</w:t>
+            </w:r>
+          </w:p>
+        </w:tc>
+        <w:tc>
+          <w:tcPr>
+            <w:tcW w:w="1799" w:type="dxa"/>
+            <w:tcBorders>
+              <w:top w:val="single" w:sz="4" w:space="0" w:color="8C8C8C"/>
+              <w:left w:val="single" w:sz="4" w:space="0" w:color="8C8C8C"/>
+              <w:bottom w:val="single" w:sz="4" w:space="0" w:color="8C8C8C"/>
+              <w:right w:val="single" w:sz="4" w:space="0" w:color="8C8C8C"/>
+            </w:tcBorders>
+            <w:shd w:color="auto" w:fill="F2F2F2" w:val="clear"/>
+            <w:vAlign w:val="center"/>
+          </w:tcPr>
+          <w:p>
+            <w:pPr>
+              <w:pStyle w:val="Normal"/>
+              <w:keepNext w:val="true"/>
+              <w:keepLines/>
+              <w:spacing w:lineRule="auto" w:line="240" w:before="0" w:after="0"/>
+              <w:jc w:val="right"/>
+              <w:rPr/>
+            </w:pPr>
+            <w:r>
+              <w:rPr>
+                <w:rFonts w:eastAsia="Times New Roman" w:cs="Times New Roman"/>
+                <w:b/>
+                <w:bCs/>
+                <w:sz w:val="20"/>
+                <w:szCs w:val="20"/>
+              </w:rPr>
+              <w:t>4.970 €</w:t>
+            </w:r>
+          </w:p>
+        </w:tc>
+        <w:tc>
+          <w:tcPr>
+            <w:tcW w:w="1400" w:type="dxa"/>
+            <w:tcBorders>
+              <w:top w:val="single" w:sz="4" w:space="0" w:color="8C8C8C"/>
+              <w:left w:val="single" w:sz="4" w:space="0" w:color="8C8C8C"/>
+              <w:bottom w:val="single" w:sz="4" w:space="0" w:color="8C8C8C"/>
+              <w:right w:val="single" w:sz="4" w:space="0" w:color="8C8C8C"/>
+            </w:tcBorders>
+            <w:shd w:color="auto" w:fill="F2F2F2" w:val="clear"/>
+            <w:vAlign w:val="center"/>
+          </w:tcPr>
+          <w:p>
+            <w:pPr>
+              <w:pStyle w:val="Normal"/>
+              <w:keepNext w:val="true"/>
+              <w:keepLines/>
+              <w:spacing w:lineRule="auto" w:line="240" w:before="0" w:after="0"/>
+              <w:jc w:val="right"/>
+              <w:rPr/>
+            </w:pPr>
+            <w:r>
+              <w:rPr>
+                <w:rFonts w:eastAsia="Times New Roman" w:cs="Times New Roman"/>
+                <w:b/>
+                <w:bCs/>
+                <w:sz w:val="20"/>
+                <w:szCs w:val="20"/>
+              </w:rPr>
+              <w:t>—</w:t>
+            </w:r>
+          </w:p>
+        </w:tc>
+      </w:tr>
+      <w:tr>
+        <w:trPr>
+          <w:cantSplit w:val="true"/>
+        </w:trPr>
+        <w:tc>
+          <w:tcPr>
+            <w:tcW w:w="4469" w:type="dxa"/>
+            <w:tcBorders>
+              <w:top w:val="single" w:sz="4" w:space="0" w:color="8C8C8C"/>
+              <w:left w:val="single" w:sz="4" w:space="0" w:color="8C8C8C"/>
+              <w:bottom w:val="single" w:sz="4" w:space="0" w:color="8C8C8C"/>
+              <w:right w:val="single" w:sz="4" w:space="0" w:color="8C8C8C"/>
+            </w:tcBorders>
+            <w:vAlign w:val="center"/>
+          </w:tcPr>
+          <w:p>
+            <w:pPr>
+              <w:pStyle w:val="Normal"/>
+              <w:keepNext w:val="true"/>
+              <w:keepLines/>
+              <w:spacing w:lineRule="auto" w:line="240" w:before="0" w:after="0"/>
+              <w:jc w:val="left"/>
+              <w:rPr/>
+            </w:pPr>
+            <w:r>
+              <w:rPr>
+                <w:rFonts w:eastAsia="Times New Roman" w:cs="Times New Roman"/>
+                <w:b w:val="false"/>
+                <w:bCs w:val="false"/>
+                <w:sz w:val="20"/>
+                <w:szCs w:val="20"/>
+              </w:rPr>
+              <w:t>Actualización anual de precios con el IPC</w:t>
+            </w:r>
+          </w:p>
+        </w:tc>
+        <w:tc>
+          <w:tcPr>
+            <w:tcW w:w="1401" w:type="dxa"/>
+            <w:tcBorders>
+              <w:top w:val="single" w:sz="4" w:space="0" w:color="8C8C8C"/>
+              <w:left w:val="single" w:sz="4" w:space="0" w:color="8C8C8C"/>
+              <w:bottom w:val="single" w:sz="4" w:space="0" w:color="8C8C8C"/>
+              <w:right w:val="single" w:sz="4" w:space="0" w:color="8C8C8C"/>
+            </w:tcBorders>
+            <w:vAlign w:val="center"/>
+          </w:tcPr>
+          <w:p>
+            <w:pPr>
+              <w:pStyle w:val="Normal"/>
+              <w:keepNext w:val="true"/>
+              <w:keepLines/>
+              <w:spacing w:lineRule="auto" w:line="240" w:before="0" w:after="0"/>
+              <w:jc w:val="right"/>
+              <w:rPr/>
+            </w:pPr>
+            <w:r>
+              <w:rPr>
+                <w:rFonts w:eastAsia="Times New Roman" w:cs="Times New Roman"/>
+                <w:b w:val="false"/>
+                <w:bCs w:val="false"/>
+                <w:sz w:val="20"/>
+                <w:szCs w:val="20"/>
+              </w:rPr>
+              <w:t>37.378 €</w:t>
+            </w:r>
+          </w:p>
+        </w:tc>
+        <w:tc>
+          <w:tcPr>
+            <w:tcW w:w="1799" w:type="dxa"/>
+            <w:tcBorders>
+              <w:top w:val="single" w:sz="4" w:space="0" w:color="8C8C8C"/>
+              <w:left w:val="single" w:sz="4" w:space="0" w:color="8C8C8C"/>
+              <w:bottom w:val="single" w:sz="4" w:space="0" w:color="8C8C8C"/>
+              <w:right w:val="single" w:sz="4" w:space="0" w:color="8C8C8C"/>
+            </w:tcBorders>
+            <w:vAlign w:val="center"/>
+          </w:tcPr>
+          <w:p>
+            <w:pPr>
+              <w:pStyle w:val="Normal"/>
+              <w:keepNext w:val="true"/>
+              <w:keepLines/>
+              <w:spacing w:lineRule="auto" w:line="240" w:before="0" w:after="0"/>
+              <w:jc w:val="right"/>
+              <w:rPr/>
+            </w:pPr>
+            <w:r>
+              <w:rPr>
+                <w:rFonts w:eastAsia="Times New Roman" w:cs="Times New Roman"/>
+                <w:b w:val="false"/>
+                <w:bCs w:val="false"/>
+                <w:sz w:val="20"/>
+                <w:szCs w:val="20"/>
+              </w:rPr>
+              <w:t>7.834 €</w:t>
+            </w:r>
+          </w:p>
+        </w:tc>
+        <w:tc>
+          <w:tcPr>
+            <w:tcW w:w="1400" w:type="dxa"/>
+            <w:tcBorders>
+              <w:top w:val="single" w:sz="4" w:space="0" w:color="8C8C8C"/>
+              <w:left w:val="single" w:sz="4" w:space="0" w:color="8C8C8C"/>
+              <w:bottom w:val="single" w:sz="4" w:space="0" w:color="8C8C8C"/>
+              <w:right w:val="single" w:sz="4" w:space="0" w:color="8C8C8C"/>
+            </w:tcBorders>
+            <w:vAlign w:val="center"/>
+          </w:tcPr>
+          <w:p>
+            <w:pPr>
+              <w:pStyle w:val="Normal"/>
+              <w:keepNext w:val="true"/>
+              <w:keepLines/>
+              <w:spacing w:lineRule="auto" w:line="240" w:before="0" w:after="0"/>
+              <w:jc w:val="right"/>
+              <w:rPr/>
+            </w:pPr>
+            <w:r>
+              <w:rPr>
+                <w:rFonts w:eastAsia="Times New Roman" w:cs="Times New Roman"/>
+                <w:b w:val="false"/>
+                <w:bCs w:val="false"/>
+                <w:sz w:val="20"/>
+                <w:szCs w:val="20"/>
+              </w:rPr>
+              <w:t>+2.864 €</w:t>
+            </w:r>
+          </w:p>
+        </w:tc>
+      </w:tr>
+      <w:tr>
+        <w:trPr>
+          <w:cantSplit w:val="true"/>
+        </w:trPr>
+        <w:tc>
+          <w:tcPr>
+            <w:tcW w:w="4469" w:type="dxa"/>
+            <w:tcBorders>
+              <w:top w:val="single" w:sz="4" w:space="0" w:color="8C8C8C"/>
+              <w:left w:val="single" w:sz="4" w:space="0" w:color="8C8C8C"/>
+              <w:bottom w:val="single" w:sz="4" w:space="0" w:color="8C8C8C"/>
+              <w:right w:val="single" w:sz="4" w:space="0" w:color="8C8C8C"/>
+            </w:tcBorders>
+            <w:vAlign w:val="center"/>
+          </w:tcPr>
+          <w:p>
+            <w:pPr>
+              <w:pStyle w:val="Normal"/>
+              <w:keepNext w:val="true"/>
+              <w:keepLines/>
+              <w:spacing w:lineRule="auto" w:line="240" w:before="0" w:after="0"/>
+              <w:jc w:val="left"/>
+              <w:rPr/>
+            </w:pPr>
+            <w:r>
+              <w:rPr>
+                <w:rFonts w:eastAsia="Times New Roman" w:cs="Times New Roman"/>
+                <w:b w:val="false"/>
+                <w:bCs w:val="false"/>
+                <w:sz w:val="20"/>
+                <w:szCs w:val="20"/>
+              </w:rPr>
+              <w:t>Estandarización del servicio (2 h por cliente desde el año 2)</w:t>
+            </w:r>
+          </w:p>
+        </w:tc>
+        <w:tc>
+          <w:tcPr>
+            <w:tcW w:w="1401" w:type="dxa"/>
+            <w:tcBorders>
+              <w:top w:val="single" w:sz="4" w:space="0" w:color="8C8C8C"/>
+              <w:left w:val="single" w:sz="4" w:space="0" w:color="8C8C8C"/>
+              <w:bottom w:val="single" w:sz="4" w:space="0" w:color="8C8C8C"/>
+              <w:right w:val="single" w:sz="4" w:space="0" w:color="8C8C8C"/>
+            </w:tcBorders>
+            <w:vAlign w:val="center"/>
+          </w:tcPr>
+          <w:p>
+            <w:pPr>
+              <w:pStyle w:val="Normal"/>
+              <w:keepNext w:val="true"/>
+              <w:keepLines/>
+              <w:spacing w:lineRule="auto" w:line="240" w:before="0" w:after="0"/>
+              <w:jc w:val="right"/>
+              <w:rPr/>
+            </w:pPr>
+            <w:r>
+              <w:rPr>
+                <w:rFonts w:eastAsia="Times New Roman" w:cs="Times New Roman"/>
+                <w:b w:val="false"/>
+                <w:bCs w:val="false"/>
+                <w:sz w:val="20"/>
+                <w:szCs w:val="20"/>
+              </w:rPr>
+              <w:t>38.347 €</w:t>
+            </w:r>
+          </w:p>
+        </w:tc>
+        <w:tc>
+          <w:tcPr>
+            <w:tcW w:w="1799" w:type="dxa"/>
+            <w:tcBorders>
+              <w:top w:val="single" w:sz="4" w:space="0" w:color="8C8C8C"/>
+              <w:left w:val="single" w:sz="4" w:space="0" w:color="8C8C8C"/>
+              <w:bottom w:val="single" w:sz="4" w:space="0" w:color="8C8C8C"/>
+              <w:right w:val="single" w:sz="4" w:space="0" w:color="8C8C8C"/>
+            </w:tcBorders>
+            <w:vAlign w:val="center"/>
+          </w:tcPr>
+          <w:p>
+            <w:pPr>
+              <w:pStyle w:val="Normal"/>
+              <w:keepNext w:val="true"/>
+              <w:keepLines/>
+              <w:spacing w:lineRule="auto" w:line="240" w:before="0" w:after="0"/>
+              <w:jc w:val="right"/>
+              <w:rPr/>
+            </w:pPr>
+            <w:r>
+              <w:rPr>
+                <w:rFonts w:eastAsia="Times New Roman" w:cs="Times New Roman"/>
+                <w:b w:val="false"/>
+                <w:bCs w:val="false"/>
+                <w:sz w:val="20"/>
+                <w:szCs w:val="20"/>
+              </w:rPr>
+              <w:t>8.803 €</w:t>
+            </w:r>
+          </w:p>
+        </w:tc>
+        <w:tc>
+          <w:tcPr>
+            <w:tcW w:w="1400" w:type="dxa"/>
+            <w:tcBorders>
+              <w:top w:val="single" w:sz="4" w:space="0" w:color="8C8C8C"/>
+              <w:left w:val="single" w:sz="4" w:space="0" w:color="8C8C8C"/>
+              <w:bottom w:val="single" w:sz="4" w:space="0" w:color="8C8C8C"/>
+              <w:right w:val="single" w:sz="4" w:space="0" w:color="8C8C8C"/>
+            </w:tcBorders>
+            <w:vAlign w:val="center"/>
+          </w:tcPr>
+          <w:p>
+            <w:pPr>
+              <w:pStyle w:val="Normal"/>
+              <w:keepNext w:val="true"/>
+              <w:keepLines/>
+              <w:spacing w:lineRule="auto" w:line="240" w:before="0" w:after="0"/>
+              <w:jc w:val="right"/>
+              <w:rPr/>
+            </w:pPr>
+            <w:r>
+              <w:rPr>
+                <w:rFonts w:eastAsia="Times New Roman" w:cs="Times New Roman"/>
+                <w:b w:val="false"/>
+                <w:bCs w:val="false"/>
+                <w:sz w:val="20"/>
+                <w:szCs w:val="20"/>
+              </w:rPr>
+              <w:t>+969 €</w:t>
+            </w:r>
+          </w:p>
+        </w:tc>
+      </w:tr>
+      <w:tr>
+        <w:trPr>
+          <w:cantSplit w:val="true"/>
+        </w:trPr>
+        <w:tc>
+          <w:tcPr>
+            <w:tcW w:w="4469" w:type="dxa"/>
+            <w:tcBorders>
+              <w:top w:val="single" w:sz="4" w:space="0" w:color="8C8C8C"/>
+              <w:left w:val="single" w:sz="4" w:space="0" w:color="8C8C8C"/>
+              <w:bottom w:val="single" w:sz="4" w:space="0" w:color="8C8C8C"/>
+              <w:right w:val="single" w:sz="4" w:space="0" w:color="8C8C8C"/>
+            </w:tcBorders>
+            <w:vAlign w:val="center"/>
+          </w:tcPr>
+          <w:p>
+            <w:pPr>
+              <w:pStyle w:val="Normal"/>
+              <w:keepNext w:val="true"/>
+              <w:keepLines/>
+              <w:spacing w:lineRule="auto" w:line="240" w:before="0" w:after="0"/>
+              <w:jc w:val="left"/>
+              <w:rPr/>
+            </w:pPr>
+            <w:r>
+              <w:rPr>
+                <w:rFonts w:eastAsia="Times New Roman" w:cs="Times New Roman"/>
+                <w:b w:val="false"/>
+                <w:bCs w:val="false"/>
+                <w:sz w:val="20"/>
+                <w:szCs w:val="20"/>
+              </w:rPr>
+              <w:t>Talleres grupales para instituciones (1 al mes en el año 2 y 2 en el año 3)</w:t>
+            </w:r>
+          </w:p>
+        </w:tc>
+        <w:tc>
+          <w:tcPr>
+            <w:tcW w:w="1401" w:type="dxa"/>
+            <w:tcBorders>
+              <w:top w:val="single" w:sz="4" w:space="0" w:color="8C8C8C"/>
+              <w:left w:val="single" w:sz="4" w:space="0" w:color="8C8C8C"/>
+              <w:bottom w:val="single" w:sz="4" w:space="0" w:color="8C8C8C"/>
+              <w:right w:val="single" w:sz="4" w:space="0" w:color="8C8C8C"/>
+            </w:tcBorders>
+            <w:vAlign w:val="center"/>
+          </w:tcPr>
+          <w:p>
+            <w:pPr>
+              <w:pStyle w:val="Normal"/>
+              <w:keepNext w:val="true"/>
+              <w:keepLines/>
+              <w:spacing w:lineRule="auto" w:line="240" w:before="0" w:after="0"/>
+              <w:jc w:val="right"/>
+              <w:rPr/>
+            </w:pPr>
+            <w:r>
+              <w:rPr>
+                <w:rFonts w:eastAsia="Times New Roman" w:cs="Times New Roman"/>
+                <w:b w:val="false"/>
+                <w:bCs w:val="false"/>
+                <w:sz w:val="20"/>
+                <w:szCs w:val="20"/>
+              </w:rPr>
+              <w:t>43.525 €</w:t>
+            </w:r>
+          </w:p>
+        </w:tc>
+        <w:tc>
+          <w:tcPr>
+            <w:tcW w:w="1799" w:type="dxa"/>
+            <w:tcBorders>
+              <w:top w:val="single" w:sz="4" w:space="0" w:color="8C8C8C"/>
+              <w:left w:val="single" w:sz="4" w:space="0" w:color="8C8C8C"/>
+              <w:bottom w:val="single" w:sz="4" w:space="0" w:color="8C8C8C"/>
+              <w:right w:val="single" w:sz="4" w:space="0" w:color="8C8C8C"/>
+            </w:tcBorders>
+            <w:vAlign w:val="center"/>
+          </w:tcPr>
+          <w:p>
+            <w:pPr>
+              <w:pStyle w:val="Normal"/>
+              <w:keepNext w:val="true"/>
+              <w:keepLines/>
+              <w:spacing w:lineRule="auto" w:line="240" w:before="0" w:after="0"/>
+              <w:jc w:val="right"/>
+              <w:rPr/>
+            </w:pPr>
+            <w:r>
+              <w:rPr>
+                <w:rFonts w:eastAsia="Times New Roman" w:cs="Times New Roman"/>
+                <w:b w:val="false"/>
+                <w:bCs w:val="false"/>
+                <w:sz w:val="20"/>
+                <w:szCs w:val="20"/>
+              </w:rPr>
+              <w:t>13.981 €</w:t>
+            </w:r>
+          </w:p>
+        </w:tc>
+        <w:tc>
+          <w:tcPr>
+            <w:tcW w:w="1400" w:type="dxa"/>
+            <w:tcBorders>
+              <w:top w:val="single" w:sz="4" w:space="0" w:color="8C8C8C"/>
+              <w:left w:val="single" w:sz="4" w:space="0" w:color="8C8C8C"/>
+              <w:bottom w:val="single" w:sz="4" w:space="0" w:color="8C8C8C"/>
+              <w:right w:val="single" w:sz="4" w:space="0" w:color="8C8C8C"/>
+            </w:tcBorders>
+            <w:vAlign w:val="center"/>
+          </w:tcPr>
+          <w:p>
+            <w:pPr>
+              <w:pStyle w:val="Normal"/>
+              <w:keepNext w:val="true"/>
+              <w:keepLines/>
+              <w:spacing w:lineRule="auto" w:line="240" w:before="0" w:after="0"/>
+              <w:jc w:val="right"/>
+              <w:rPr/>
+            </w:pPr>
+            <w:r>
+              <w:rPr>
+                <w:rFonts w:eastAsia="Times New Roman" w:cs="Times New Roman"/>
+                <w:b w:val="false"/>
+                <w:bCs w:val="false"/>
+                <w:sz w:val="20"/>
+                <w:szCs w:val="20"/>
+              </w:rPr>
+              <w:t>+5.178 €</w:t>
+            </w:r>
+          </w:p>
+        </w:tc>
+      </w:tr>
+      <w:tr>
+        <w:trPr>
+          <w:cantSplit w:val="true"/>
+        </w:trPr>
+        <w:tc>
+          <w:tcPr>
+            <w:tcW w:w="4469" w:type="dxa"/>
+            <w:tcBorders>
+              <w:top w:val="single" w:sz="4" w:space="0" w:color="8C8C8C"/>
+              <w:left w:val="single" w:sz="4" w:space="0" w:color="8C8C8C"/>
+              <w:bottom w:val="single" w:sz="4" w:space="0" w:color="8C8C8C"/>
+              <w:right w:val="single" w:sz="4" w:space="0" w:color="8C8C8C"/>
+            </w:tcBorders>
+            <w:vAlign w:val="center"/>
+          </w:tcPr>
+          <w:p>
+            <w:pPr>
+              <w:pStyle w:val="Normal"/>
+              <w:keepNext w:val="true"/>
+              <w:keepLines/>
+              <w:spacing w:lineRule="auto" w:line="240" w:before="0" w:after="0"/>
+              <w:jc w:val="left"/>
+              <w:rPr/>
+            </w:pPr>
+            <w:r>
+              <w:rPr>
+                <w:rFonts w:eastAsia="Times New Roman" w:cs="Times New Roman"/>
+                <w:b w:val="false"/>
+                <w:bCs w:val="false"/>
+                <w:sz w:val="20"/>
+                <w:szCs w:val="20"/>
+              </w:rPr>
+              <w:t>Acuerdo de derivación con gestorías (30 % de las altas)</w:t>
+            </w:r>
+          </w:p>
+        </w:tc>
+        <w:tc>
+          <w:tcPr>
+            <w:tcW w:w="1401" w:type="dxa"/>
+            <w:tcBorders>
+              <w:top w:val="single" w:sz="4" w:space="0" w:color="8C8C8C"/>
+              <w:left w:val="single" w:sz="4" w:space="0" w:color="8C8C8C"/>
+              <w:bottom w:val="single" w:sz="4" w:space="0" w:color="8C8C8C"/>
+              <w:right w:val="single" w:sz="4" w:space="0" w:color="8C8C8C"/>
+            </w:tcBorders>
+            <w:vAlign w:val="center"/>
+          </w:tcPr>
+          <w:p>
+            <w:pPr>
+              <w:pStyle w:val="Normal"/>
+              <w:keepNext w:val="true"/>
+              <w:keepLines/>
+              <w:spacing w:lineRule="auto" w:line="240" w:before="0" w:after="0"/>
+              <w:jc w:val="right"/>
+              <w:rPr/>
+            </w:pPr>
+            <w:r>
+              <w:rPr>
+                <w:rFonts w:eastAsia="Times New Roman" w:cs="Times New Roman"/>
+                <w:b w:val="false"/>
+                <w:bCs w:val="false"/>
+                <w:sz w:val="20"/>
+                <w:szCs w:val="20"/>
+              </w:rPr>
+              <w:t>44.403 €</w:t>
+            </w:r>
+          </w:p>
+        </w:tc>
+        <w:tc>
+          <w:tcPr>
+            <w:tcW w:w="1799" w:type="dxa"/>
+            <w:tcBorders>
+              <w:top w:val="single" w:sz="4" w:space="0" w:color="8C8C8C"/>
+              <w:left w:val="single" w:sz="4" w:space="0" w:color="8C8C8C"/>
+              <w:bottom w:val="single" w:sz="4" w:space="0" w:color="8C8C8C"/>
+              <w:right w:val="single" w:sz="4" w:space="0" w:color="8C8C8C"/>
+            </w:tcBorders>
+            <w:vAlign w:val="center"/>
+          </w:tcPr>
+          <w:p>
+            <w:pPr>
+              <w:pStyle w:val="Normal"/>
+              <w:keepNext w:val="true"/>
+              <w:keepLines/>
+              <w:spacing w:lineRule="auto" w:line="240" w:before="0" w:after="0"/>
+              <w:jc w:val="right"/>
+              <w:rPr/>
+            </w:pPr>
+            <w:r>
+              <w:rPr>
+                <w:rFonts w:eastAsia="Times New Roman" w:cs="Times New Roman"/>
+                <w:b w:val="false"/>
+                <w:bCs w:val="false"/>
+                <w:sz w:val="20"/>
+                <w:szCs w:val="20"/>
+              </w:rPr>
+              <w:t>14.860 €</w:t>
+            </w:r>
+          </w:p>
+        </w:tc>
+        <w:tc>
+          <w:tcPr>
+            <w:tcW w:w="1400" w:type="dxa"/>
+            <w:tcBorders>
+              <w:top w:val="single" w:sz="4" w:space="0" w:color="8C8C8C"/>
+              <w:left w:val="single" w:sz="4" w:space="0" w:color="8C8C8C"/>
+              <w:bottom w:val="single" w:sz="4" w:space="0" w:color="8C8C8C"/>
+              <w:right w:val="single" w:sz="4" w:space="0" w:color="8C8C8C"/>
+            </w:tcBorders>
+            <w:vAlign w:val="center"/>
+          </w:tcPr>
+          <w:p>
+            <w:pPr>
+              <w:pStyle w:val="Normal"/>
+              <w:keepNext w:val="true"/>
+              <w:keepLines/>
+              <w:spacing w:lineRule="auto" w:line="240" w:before="0" w:after="0"/>
+              <w:jc w:val="right"/>
+              <w:rPr/>
+            </w:pPr>
+            <w:r>
+              <w:rPr>
+                <w:rFonts w:eastAsia="Times New Roman" w:cs="Times New Roman"/>
+                <w:b w:val="false"/>
+                <w:bCs w:val="false"/>
+                <w:sz w:val="20"/>
+                <w:szCs w:val="20"/>
+              </w:rPr>
+              <w:t>+878 €</w:t>
+            </w:r>
+          </w:p>
+        </w:tc>
+      </w:tr>
+      <w:tr>
+        <w:trPr>
+          <w:cantSplit w:val="true"/>
+        </w:trPr>
+        <w:tc>
+          <w:tcPr>
+            <w:tcW w:w="4469" w:type="dxa"/>
+            <w:tcBorders>
+              <w:top w:val="single" w:sz="4" w:space="0" w:color="8C8C8C"/>
+              <w:left w:val="single" w:sz="4" w:space="0" w:color="8C8C8C"/>
+              <w:bottom w:val="single" w:sz="4" w:space="0" w:color="8C8C8C"/>
+              <w:right w:val="single" w:sz="4" w:space="0" w:color="8C8C8C"/>
+            </w:tcBorders>
+            <w:vAlign w:val="center"/>
+          </w:tcPr>
+          <w:p>
+            <w:pPr>
+              <w:pStyle w:val="Normal"/>
+              <w:keepNext w:val="true"/>
+              <w:keepLines/>
+              <w:spacing w:lineRule="auto" w:line="240" w:before="0" w:after="0"/>
+              <w:jc w:val="left"/>
+              <w:rPr/>
+            </w:pPr>
+            <w:r>
+              <w:rPr>
+                <w:rFonts w:eastAsia="Times New Roman" w:cs="Times New Roman"/>
+                <w:b w:val="false"/>
+                <w:bCs w:val="false"/>
+                <w:sz w:val="20"/>
+                <w:szCs w:val="20"/>
+              </w:rPr>
+              <w:t>Herramienta no-code de 5.000 € sin microcrédito</w:t>
+            </w:r>
+          </w:p>
+        </w:tc>
+        <w:tc>
+          <w:tcPr>
+            <w:tcW w:w="1401" w:type="dxa"/>
+            <w:tcBorders>
+              <w:top w:val="single" w:sz="4" w:space="0" w:color="8C8C8C"/>
+              <w:left w:val="single" w:sz="4" w:space="0" w:color="8C8C8C"/>
+              <w:bottom w:val="single" w:sz="4" w:space="0" w:color="8C8C8C"/>
+              <w:right w:val="single" w:sz="4" w:space="0" w:color="8C8C8C"/>
+            </w:tcBorders>
+            <w:vAlign w:val="center"/>
+          </w:tcPr>
+          <w:p>
+            <w:pPr>
+              <w:pStyle w:val="Normal"/>
+              <w:keepNext w:val="true"/>
+              <w:keepLines/>
+              <w:spacing w:lineRule="auto" w:line="240" w:before="0" w:after="0"/>
+              <w:jc w:val="right"/>
+              <w:rPr/>
+            </w:pPr>
+            <w:r>
+              <w:rPr>
+                <w:rFonts w:eastAsia="Times New Roman" w:cs="Times New Roman"/>
+                <w:b w:val="false"/>
+                <w:bCs w:val="false"/>
+                <w:sz w:val="20"/>
+                <w:szCs w:val="20"/>
+              </w:rPr>
+              <w:t>48.919 €</w:t>
+            </w:r>
+          </w:p>
+        </w:tc>
+        <w:tc>
+          <w:tcPr>
+            <w:tcW w:w="1799" w:type="dxa"/>
+            <w:tcBorders>
+              <w:top w:val="single" w:sz="4" w:space="0" w:color="8C8C8C"/>
+              <w:left w:val="single" w:sz="4" w:space="0" w:color="8C8C8C"/>
+              <w:bottom w:val="single" w:sz="4" w:space="0" w:color="8C8C8C"/>
+              <w:right w:val="single" w:sz="4" w:space="0" w:color="8C8C8C"/>
+            </w:tcBorders>
+            <w:vAlign w:val="center"/>
+          </w:tcPr>
+          <w:p>
+            <w:pPr>
+              <w:pStyle w:val="Normal"/>
+              <w:keepNext w:val="true"/>
+              <w:keepLines/>
+              <w:spacing w:lineRule="auto" w:line="240" w:before="0" w:after="0"/>
+              <w:jc w:val="right"/>
+              <w:rPr/>
+            </w:pPr>
+            <w:r>
+              <w:rPr>
+                <w:rFonts w:eastAsia="Times New Roman" w:cs="Times New Roman"/>
+                <w:b w:val="false"/>
+                <w:bCs w:val="false"/>
+                <w:sz w:val="20"/>
+                <w:szCs w:val="20"/>
+              </w:rPr>
+              <w:t>19.375 €</w:t>
+            </w:r>
+          </w:p>
+        </w:tc>
+        <w:tc>
+          <w:tcPr>
+            <w:tcW w:w="1400" w:type="dxa"/>
+            <w:tcBorders>
+              <w:top w:val="single" w:sz="4" w:space="0" w:color="8C8C8C"/>
+              <w:left w:val="single" w:sz="4" w:space="0" w:color="8C8C8C"/>
+              <w:bottom w:val="single" w:sz="4" w:space="0" w:color="8C8C8C"/>
+              <w:right w:val="single" w:sz="4" w:space="0" w:color="8C8C8C"/>
+            </w:tcBorders>
+            <w:vAlign w:val="center"/>
+          </w:tcPr>
+          <w:p>
+            <w:pPr>
+              <w:pStyle w:val="Normal"/>
+              <w:keepNext w:val="true"/>
+              <w:keepLines/>
+              <w:spacing w:lineRule="auto" w:line="240" w:before="0" w:after="0"/>
+              <w:jc w:val="right"/>
+              <w:rPr/>
+            </w:pPr>
+            <w:r>
+              <w:rPr>
+                <w:rFonts w:eastAsia="Times New Roman" w:cs="Times New Roman"/>
+                <w:b w:val="false"/>
+                <w:bCs w:val="false"/>
+                <w:sz w:val="20"/>
+                <w:szCs w:val="20"/>
+              </w:rPr>
+              <w:t>+4.516 €</w:t>
+            </w:r>
+          </w:p>
+        </w:tc>
+      </w:tr>
+      <w:tr>
+        <w:trPr>
+          <w:cantSplit w:val="true"/>
+        </w:trPr>
+        <w:tc>
+          <w:tcPr>
+            <w:tcW w:w="4469" w:type="dxa"/>
+            <w:tcBorders>
+              <w:top w:val="single" w:sz="4" w:space="0" w:color="8C8C8C"/>
+              <w:left w:val="single" w:sz="4" w:space="0" w:color="8C8C8C"/>
+              <w:bottom w:val="single" w:sz="4" w:space="0" w:color="8C8C8C"/>
+              <w:right w:val="single" w:sz="4" w:space="0" w:color="8C8C8C"/>
+            </w:tcBorders>
+            <w:shd w:color="auto" w:fill="F2F2F2" w:val="clear"/>
+            <w:vAlign w:val="center"/>
+          </w:tcPr>
+          <w:p>
+            <w:pPr>
+              <w:pStyle w:val="Normal"/>
+              <w:keepNext w:val="false"/>
+              <w:keepLines/>
+              <w:spacing w:lineRule="auto" w:line="240" w:before="0" w:after="0"/>
+              <w:jc w:val="left"/>
+              <w:rPr/>
+            </w:pPr>
+            <w:r>
+              <w:rPr>
+                <w:rFonts w:eastAsia="Times New Roman" w:cs="Times New Roman"/>
+                <w:b/>
+                <w:bCs/>
+                <w:sz w:val="20"/>
+                <w:szCs w:val="20"/>
+              </w:rPr>
+              <w:t>Plan mejorado</w:t>
+            </w:r>
+          </w:p>
+        </w:tc>
+        <w:tc>
+          <w:tcPr>
+            <w:tcW w:w="1401" w:type="dxa"/>
+            <w:tcBorders>
+              <w:top w:val="single" w:sz="4" w:space="0" w:color="8C8C8C"/>
+              <w:left w:val="single" w:sz="4" w:space="0" w:color="8C8C8C"/>
+              <w:bottom w:val="single" w:sz="4" w:space="0" w:color="8C8C8C"/>
+              <w:right w:val="single" w:sz="4" w:space="0" w:color="8C8C8C"/>
+            </w:tcBorders>
+            <w:shd w:color="auto" w:fill="F2F2F2" w:val="clear"/>
+            <w:vAlign w:val="center"/>
+          </w:tcPr>
+          <w:p>
+            <w:pPr>
+              <w:pStyle w:val="Normal"/>
+              <w:keepNext w:val="false"/>
+              <w:keepLines/>
+              <w:spacing w:lineRule="auto" w:line="240" w:before="0" w:after="0"/>
+              <w:jc w:val="right"/>
+              <w:rPr/>
+            </w:pPr>
+            <w:r>
+              <w:rPr>
+                <w:rFonts w:eastAsia="Times New Roman" w:cs="Times New Roman"/>
+                <w:b/>
+                <w:bCs/>
+                <w:sz w:val="20"/>
+                <w:szCs w:val="20"/>
+              </w:rPr>
+              <w:t>48.919 €</w:t>
+            </w:r>
+          </w:p>
+        </w:tc>
+        <w:tc>
+          <w:tcPr>
+            <w:tcW w:w="1799" w:type="dxa"/>
+            <w:tcBorders>
+              <w:top w:val="single" w:sz="4" w:space="0" w:color="8C8C8C"/>
+              <w:left w:val="single" w:sz="4" w:space="0" w:color="8C8C8C"/>
+              <w:bottom w:val="single" w:sz="4" w:space="0" w:color="8C8C8C"/>
+              <w:right w:val="single" w:sz="4" w:space="0" w:color="8C8C8C"/>
+            </w:tcBorders>
+            <w:shd w:color="auto" w:fill="F2F2F2" w:val="clear"/>
+            <w:vAlign w:val="center"/>
+          </w:tcPr>
+          <w:p>
+            <w:pPr>
+              <w:pStyle w:val="Normal"/>
+              <w:keepNext w:val="false"/>
+              <w:keepLines/>
+              <w:spacing w:lineRule="auto" w:line="240" w:before="0" w:after="0"/>
+              <w:jc w:val="right"/>
+              <w:rPr/>
+            </w:pPr>
+            <w:r>
+              <w:rPr>
+                <w:rFonts w:eastAsia="Times New Roman" w:cs="Times New Roman"/>
+                <w:b/>
+                <w:bCs/>
+                <w:sz w:val="20"/>
+                <w:szCs w:val="20"/>
+              </w:rPr>
+              <w:t>19.375 €</w:t>
+            </w:r>
+          </w:p>
+        </w:tc>
+        <w:tc>
+          <w:tcPr>
+            <w:tcW w:w="1400" w:type="dxa"/>
+            <w:tcBorders>
+              <w:top w:val="single" w:sz="4" w:space="0" w:color="8C8C8C"/>
+              <w:left w:val="single" w:sz="4" w:space="0" w:color="8C8C8C"/>
+              <w:bottom w:val="single" w:sz="4" w:space="0" w:color="8C8C8C"/>
+              <w:right w:val="single" w:sz="4" w:space="0" w:color="8C8C8C"/>
+            </w:tcBorders>
+            <w:shd w:color="auto" w:fill="F2F2F2" w:val="clear"/>
+            <w:vAlign w:val="center"/>
+          </w:tcPr>
+          <w:p>
+            <w:pPr>
+              <w:pStyle w:val="Normal"/>
+              <w:keepNext w:val="false"/>
+              <w:keepLines/>
+              <w:spacing w:lineRule="auto" w:line="240" w:before="0" w:after="0"/>
+              <w:jc w:val="right"/>
+              <w:rPr/>
+            </w:pPr>
+            <w:r>
+              <w:rPr>
+                <w:rFonts w:eastAsia="Times New Roman" w:cs="Times New Roman"/>
+                <w:b/>
+                <w:bCs/>
+                <w:sz w:val="20"/>
+                <w:szCs w:val="20"/>
+              </w:rPr>
+              <w:t>+14.405 €</w:t>
+            </w:r>
+          </w:p>
+        </w:tc>
+      </w:tr>
+    </w:tbl>
+    <w:p>
+      <w:pPr>
+        <w:pStyle w:val="Normal"/>
+        <w:spacing w:lineRule="auto" w:line="240" w:before="40" w:after="200"/>
+        <w:jc w:val="left"/>
+        <w:rPr/>
+      </w:pPr>
+      <w:r>
+        <w:rPr>
+          <w:i/>
+          <w:iCs/>
+          <w:sz w:val="20"/>
+          <w:szCs w:val="20"/>
+        </w:rPr>
+        <w:t>Fuente: elaboración propia.</w:t>
+      </w:r>
+    </w:p>
+    <w:p>
+      <w:pPr>
+        <w:pStyle w:val="Normal"/>
+        <w:keepNext w:val="true"/>
+        <w:spacing w:lineRule="auto" w:line="240" w:before="120" w:after="60"/>
+        <w:jc w:val="left"/>
+        <w:rPr/>
+      </w:pPr>
+      <w:r>
+        <w:rPr>
+          <w:b/>
+          <w:bCs/>
+          <w:sz w:val="22"/>
+          <w:szCs w:val="22"/>
+        </w:rPr>
+        <w:t xml:space="preserve">Figura 8.1: </w:t>
+      </w:r>
+      <w:r>
+        <w:rPr>
+          <w:sz w:val="22"/>
+          <w:szCs w:val="22"/>
+        </w:rPr>
+        <w:t>Aportación de cada medida al VAN con coste de oportunidad</w:t>
       </w:r>
     </w:p>
     <w:p>
@@ -23599,7 +24657,7 @@
         <w:rPr/>
         <w:drawing>
           <wp:inline distT="0" distB="0" distL="0" distR="0">
-            <wp:extent cx="5040630" cy="2590800"/>
+            <wp:extent cx="4320540" cy="2145665"/>
             <wp:effectExtent l="0" t="0" r="0" b="0"/>
             <wp:docPr id="4" name="Image4" descr=""/>
             <wp:cNvGraphicFramePr>
@@ -23623,7 +24681,7 @@
                   <pic:spPr bwMode="auto">
                     <a:xfrm>
                       <a:off x="0" y="0"/>
-                      <a:ext cx="5040630" cy="2590800"/>
+                      <a:ext cx="4320540" cy="2145665"/>
                     </a:xfrm>
                     <a:prstGeom prst="rect">
                       <a:avLst/>
@@ -23661,7 +24719,7 @@
       </w:pPr>
       <w:r>
         <w:rPr/>
-        <w:t>En el escenario optimista, por el contrario, el límite de capacidad se alcanza ya en el año 2, lo que confirma que el crecimiento del servicio está acotado por las horas del fundador y no por la demanda.</w:t>
+        <w:t>En conjunto, las cinco medidas elevan el VAN a tres años de 34.514 € a 48.919 € y, lo que es más importante, multiplican por 3,9 el VAN con coste de oportunidad, que pasa de 4.970 € a 19.375 €. Las dos que más aportan son los talleres, porque aprovechan mejor las horas del fundador, y la herramienta de bajo coste, porque reduce una inversión que no se recupera dentro del horizonte. Ninguna exige una inversión adicional.</w:t>
       </w:r>
     </w:p>
     <w:p>
@@ -23669,11 +24727,11 @@
         <w:pStyle w:val="Heading2"/>
         <w:rPr/>
       </w:pPr>
-      <w:bookmarkStart w:id="40" w:name="__RefHeading___Toc3082_3767503993"/>
-      <w:bookmarkEnd w:id="40"/>
-      <w:r>
-        <w:rPr/>
-        <w:t>8.2. Análisis de sensibilidad</w:t>
+      <w:bookmarkStart w:id="42" w:name="__RefHeading___Toc3441_2125391069"/>
+      <w:bookmarkEnd w:id="42"/>
+      <w:r>
+        <w:rPr/>
+        <w:t>8.4. El plan mejorado</w:t>
       </w:r>
     </w:p>
     <w:p>
@@ -23684,18 +24742,18 @@
       </w:pPr>
       <w:r>
         <w:rPr/>
-        <w:t xml:space="preserve">La Figura 8.2 muestra cómo varía el VAN del escenario base al modificar, de una en una, las dos variables más inciertas. Una rebaja del precio de la suscripción a 55 €, cercana al de una gestoría </w:t>
-      </w:r>
-      <w:r>
-        <w:rPr>
-          <w:i/>
-          <w:iCs/>
-        </w:rPr>
-        <w:t>online</w:t>
-      </w:r>
-      <w:r>
-        <w:rPr/>
-        <w:t>, reduciría el VAN a 25.242 €, y una captación a la mitad de la prevista lo dejaría en 13.042 €. El VAN se mantiene positivo en todos los casos. Respecto a la tasa de descuento, pasar del 10 % al 30 % lo reduce de 38.705 € a 25.135 €, una variación pequeña porque el horizonte es corto y la inversión, mínima. La captación de clientes es, por tanto, la variable crítica. Por último, si los precios de Flujo se actualizaran con la misma inflación que los costes, el VAN subiría a 37.378 € y el VAN con coste de oportunidad a 7.834 €.</w:t>
+        <w:t>Con las cinco medidas, los ingresos pasan de 8.293 € en el año 1 a 36.125 € en el año 2 y 71.111 € en el año 3, y el resultado neto del año 3 alcanza 40.321 €. La cartera llega a 49 clientes de suscripción, de nuevo cerca del límite de capacidad (que ahora incluye las horas de los talleres), y la tesorería nunca baja de 508 €, sin necesidad de financiación ajena. El plan sigue siendo sensible a la captación: en el escenario pesimista el VAN con coste de oportunidad sería de −8.477 €, frente a −20.126 € del plan base, y en el optimista de 33.732 €.</w:t>
+      </w:r>
+    </w:p>
+    <w:p>
+      <w:pPr>
+        <w:pStyle w:val="Normal"/>
+        <w:jc w:val="both"/>
+        <w:rPr/>
+      </w:pPr>
+      <w:r>
+        <w:rPr/>
+        <w:t>Para valorar el riesgo de forma más completa que con tres escenarios cerrados se ha hecho una simulación de Montecarlo con 2.000 combinaciones aleatorias de las variables más inciertas: la captación de clientes (entre el 50 % y el 130 % de la prevista, con distribución triangular), la baja mensual (uniforme entre el 3 % y el 6 %) y las ventas de productos y de la herramienta (entre el 30 % y el 150 % de lo previsto). La Tabla 8.3 y la Figura 8.2 recogen los resultados.</w:t>
       </w:r>
     </w:p>
     <w:p>
@@ -23713,14 +24771,694 @@
           <w:sz w:val="22"/>
           <w:szCs w:val="22"/>
         </w:rPr>
-        <w:t xml:space="preserve">Figura 8.2: </w:t>
+        <w:t xml:space="preserve">Tabla 8.3: </w:t>
       </w:r>
       <w:r>
         <w:rPr>
           <w:sz w:val="22"/>
           <w:szCs w:val="22"/>
         </w:rPr>
-        <w:t>Sensibilidad del VAN al precio y a la captación de clientes</w:t>
+        <w:t>Resultados de la simulación de Montecarlo</w:t>
+      </w:r>
+    </w:p>
+    <w:tbl>
+      <w:tblPr>
+        <w:tblW w:w="9070" w:type="dxa"/>
+        <w:jc w:val="left"/>
+        <w:tblInd w:w="0" w:type="dxa"/>
+        <w:tblLayout w:type="fixed"/>
+        <w:tblCellMar>
+          <w:top w:w="40" w:type="dxa"/>
+          <w:left w:w="80" w:type="dxa"/>
+          <w:bottom w:w="40" w:type="dxa"/>
+          <w:right w:w="80" w:type="dxa"/>
+        </w:tblCellMar>
+      </w:tblPr>
+      <w:tblGrid>
+        <w:gridCol w:w="5070"/>
+        <w:gridCol w:w="2000"/>
+        <w:gridCol w:w="2000"/>
+      </w:tblGrid>
+      <w:tr>
+        <w:trPr>
+          <w:tblHeader w:val="true"/>
+        </w:trPr>
+        <w:tc>
+          <w:tcPr>
+            <w:tcW w:w="5070" w:type="dxa"/>
+            <w:tcBorders>
+              <w:top w:val="single" w:sz="4" w:space="0" w:color="8C8C8C"/>
+              <w:left w:val="single" w:sz="4" w:space="0" w:color="8C8C8C"/>
+              <w:bottom w:val="single" w:sz="4" w:space="0" w:color="8C8C8C"/>
+              <w:right w:val="single" w:sz="4" w:space="0" w:color="8C8C8C"/>
+            </w:tcBorders>
+            <w:shd w:color="auto" w:fill="DCE6F2" w:val="clear"/>
+            <w:vAlign w:val="center"/>
+          </w:tcPr>
+          <w:p>
+            <w:pPr>
+              <w:pStyle w:val="Normal"/>
+              <w:keepNext w:val="true"/>
+              <w:keepLines/>
+              <w:spacing w:lineRule="auto" w:line="240" w:before="0" w:after="0"/>
+              <w:jc w:val="left"/>
+              <w:rPr/>
+            </w:pPr>
+            <w:r>
+              <w:rPr>
+                <w:rFonts w:eastAsia="Times New Roman" w:cs="Times New Roman"/>
+                <w:b/>
+                <w:bCs/>
+                <w:sz w:val="20"/>
+                <w:szCs w:val="20"/>
+              </w:rPr>
+              <w:t>Indicador</w:t>
+            </w:r>
+          </w:p>
+        </w:tc>
+        <w:tc>
+          <w:tcPr>
+            <w:tcW w:w="2000" w:type="dxa"/>
+            <w:tcBorders>
+              <w:top w:val="single" w:sz="4" w:space="0" w:color="8C8C8C"/>
+              <w:left w:val="single" w:sz="4" w:space="0" w:color="8C8C8C"/>
+              <w:bottom w:val="single" w:sz="4" w:space="0" w:color="8C8C8C"/>
+              <w:right w:val="single" w:sz="4" w:space="0" w:color="8C8C8C"/>
+            </w:tcBorders>
+            <w:shd w:color="auto" w:fill="DCE6F2" w:val="clear"/>
+            <w:vAlign w:val="center"/>
+          </w:tcPr>
+          <w:p>
+            <w:pPr>
+              <w:pStyle w:val="Normal"/>
+              <w:keepNext w:val="true"/>
+              <w:keepLines/>
+              <w:spacing w:lineRule="auto" w:line="240" w:before="0" w:after="0"/>
+              <w:jc w:val="right"/>
+              <w:rPr/>
+            </w:pPr>
+            <w:r>
+              <w:rPr>
+                <w:rFonts w:eastAsia="Times New Roman" w:cs="Times New Roman"/>
+                <w:b/>
+                <w:bCs/>
+                <w:sz w:val="20"/>
+                <w:szCs w:val="20"/>
+              </w:rPr>
+              <w:t>Plan base</w:t>
+            </w:r>
+          </w:p>
+        </w:tc>
+        <w:tc>
+          <w:tcPr>
+            <w:tcW w:w="2000" w:type="dxa"/>
+            <w:tcBorders>
+              <w:top w:val="single" w:sz="4" w:space="0" w:color="8C8C8C"/>
+              <w:left w:val="single" w:sz="4" w:space="0" w:color="8C8C8C"/>
+              <w:bottom w:val="single" w:sz="4" w:space="0" w:color="8C8C8C"/>
+              <w:right w:val="single" w:sz="4" w:space="0" w:color="8C8C8C"/>
+            </w:tcBorders>
+            <w:shd w:color="auto" w:fill="DCE6F2" w:val="clear"/>
+            <w:vAlign w:val="center"/>
+          </w:tcPr>
+          <w:p>
+            <w:pPr>
+              <w:pStyle w:val="Normal"/>
+              <w:keepNext w:val="true"/>
+              <w:keepLines/>
+              <w:spacing w:lineRule="auto" w:line="240" w:before="0" w:after="0"/>
+              <w:jc w:val="right"/>
+              <w:rPr/>
+            </w:pPr>
+            <w:r>
+              <w:rPr>
+                <w:rFonts w:eastAsia="Times New Roman" w:cs="Times New Roman"/>
+                <w:b/>
+                <w:bCs/>
+                <w:sz w:val="20"/>
+                <w:szCs w:val="20"/>
+              </w:rPr>
+              <w:t>Plan mejorado</w:t>
+            </w:r>
+          </w:p>
+        </w:tc>
+      </w:tr>
+      <w:tr>
+        <w:trPr>
+          <w:cantSplit w:val="true"/>
+        </w:trPr>
+        <w:tc>
+          <w:tcPr>
+            <w:tcW w:w="5070" w:type="dxa"/>
+            <w:tcBorders>
+              <w:top w:val="single" w:sz="4" w:space="0" w:color="8C8C8C"/>
+              <w:left w:val="single" w:sz="4" w:space="0" w:color="8C8C8C"/>
+              <w:bottom w:val="single" w:sz="4" w:space="0" w:color="8C8C8C"/>
+              <w:right w:val="single" w:sz="4" w:space="0" w:color="8C8C8C"/>
+            </w:tcBorders>
+            <w:vAlign w:val="center"/>
+          </w:tcPr>
+          <w:p>
+            <w:pPr>
+              <w:pStyle w:val="Normal"/>
+              <w:keepNext w:val="true"/>
+              <w:keepLines/>
+              <w:spacing w:lineRule="auto" w:line="240" w:before="0" w:after="0"/>
+              <w:jc w:val="left"/>
+              <w:rPr/>
+            </w:pPr>
+            <w:r>
+              <w:rPr>
+                <w:rFonts w:eastAsia="Times New Roman" w:cs="Times New Roman"/>
+                <w:b w:val="false"/>
+                <w:bCs w:val="false"/>
+                <w:sz w:val="20"/>
+                <w:szCs w:val="20"/>
+              </w:rPr>
+              <w:t>Probabilidad de VAN positivo</w:t>
+            </w:r>
+          </w:p>
+        </w:tc>
+        <w:tc>
+          <w:tcPr>
+            <w:tcW w:w="2000" w:type="dxa"/>
+            <w:tcBorders>
+              <w:top w:val="single" w:sz="4" w:space="0" w:color="8C8C8C"/>
+              <w:left w:val="single" w:sz="4" w:space="0" w:color="8C8C8C"/>
+              <w:bottom w:val="single" w:sz="4" w:space="0" w:color="8C8C8C"/>
+              <w:right w:val="single" w:sz="4" w:space="0" w:color="8C8C8C"/>
+            </w:tcBorders>
+            <w:vAlign w:val="center"/>
+          </w:tcPr>
+          <w:p>
+            <w:pPr>
+              <w:pStyle w:val="Normal"/>
+              <w:keepNext w:val="true"/>
+              <w:keepLines/>
+              <w:spacing w:lineRule="auto" w:line="240" w:before="0" w:after="0"/>
+              <w:jc w:val="right"/>
+              <w:rPr/>
+            </w:pPr>
+            <w:r>
+              <w:rPr>
+                <w:rFonts w:eastAsia="Times New Roman" w:cs="Times New Roman"/>
+                <w:b w:val="false"/>
+                <w:bCs w:val="false"/>
+                <w:sz w:val="20"/>
+                <w:szCs w:val="20"/>
+              </w:rPr>
+              <w:t>100 %</w:t>
+            </w:r>
+          </w:p>
+        </w:tc>
+        <w:tc>
+          <w:tcPr>
+            <w:tcW w:w="2000" w:type="dxa"/>
+            <w:tcBorders>
+              <w:top w:val="single" w:sz="4" w:space="0" w:color="8C8C8C"/>
+              <w:left w:val="single" w:sz="4" w:space="0" w:color="8C8C8C"/>
+              <w:bottom w:val="single" w:sz="4" w:space="0" w:color="8C8C8C"/>
+              <w:right w:val="single" w:sz="4" w:space="0" w:color="8C8C8C"/>
+            </w:tcBorders>
+            <w:vAlign w:val="center"/>
+          </w:tcPr>
+          <w:p>
+            <w:pPr>
+              <w:pStyle w:val="Normal"/>
+              <w:keepNext w:val="true"/>
+              <w:keepLines/>
+              <w:spacing w:lineRule="auto" w:line="240" w:before="0" w:after="0"/>
+              <w:jc w:val="right"/>
+              <w:rPr/>
+            </w:pPr>
+            <w:r>
+              <w:rPr>
+                <w:rFonts w:eastAsia="Times New Roman" w:cs="Times New Roman"/>
+                <w:b w:val="false"/>
+                <w:bCs w:val="false"/>
+                <w:sz w:val="20"/>
+                <w:szCs w:val="20"/>
+              </w:rPr>
+              <w:t>100 %</w:t>
+            </w:r>
+          </w:p>
+        </w:tc>
+      </w:tr>
+      <w:tr>
+        <w:trPr>
+          <w:cantSplit w:val="true"/>
+        </w:trPr>
+        <w:tc>
+          <w:tcPr>
+            <w:tcW w:w="5070" w:type="dxa"/>
+            <w:tcBorders>
+              <w:top w:val="single" w:sz="4" w:space="0" w:color="8C8C8C"/>
+              <w:left w:val="single" w:sz="4" w:space="0" w:color="8C8C8C"/>
+              <w:bottom w:val="single" w:sz="4" w:space="0" w:color="8C8C8C"/>
+              <w:right w:val="single" w:sz="4" w:space="0" w:color="8C8C8C"/>
+            </w:tcBorders>
+            <w:vAlign w:val="center"/>
+          </w:tcPr>
+          <w:p>
+            <w:pPr>
+              <w:pStyle w:val="Normal"/>
+              <w:keepNext w:val="true"/>
+              <w:keepLines/>
+              <w:spacing w:lineRule="auto" w:line="240" w:before="0" w:after="0"/>
+              <w:jc w:val="left"/>
+              <w:rPr/>
+            </w:pPr>
+            <w:r>
+              <w:rPr>
+                <w:rFonts w:eastAsia="Times New Roman" w:cs="Times New Roman"/>
+                <w:b w:val="false"/>
+                <w:bCs w:val="false"/>
+                <w:sz w:val="20"/>
+                <w:szCs w:val="20"/>
+              </w:rPr>
+              <w:t>Probabilidad de VAN con coste de oportunidad positivo</w:t>
+            </w:r>
+          </w:p>
+        </w:tc>
+        <w:tc>
+          <w:tcPr>
+            <w:tcW w:w="2000" w:type="dxa"/>
+            <w:tcBorders>
+              <w:top w:val="single" w:sz="4" w:space="0" w:color="8C8C8C"/>
+              <w:left w:val="single" w:sz="4" w:space="0" w:color="8C8C8C"/>
+              <w:bottom w:val="single" w:sz="4" w:space="0" w:color="8C8C8C"/>
+              <w:right w:val="single" w:sz="4" w:space="0" w:color="8C8C8C"/>
+            </w:tcBorders>
+            <w:vAlign w:val="center"/>
+          </w:tcPr>
+          <w:p>
+            <w:pPr>
+              <w:pStyle w:val="Normal"/>
+              <w:keepNext w:val="true"/>
+              <w:keepLines/>
+              <w:spacing w:lineRule="auto" w:line="240" w:before="0" w:after="0"/>
+              <w:jc w:val="right"/>
+              <w:rPr/>
+            </w:pPr>
+            <w:r>
+              <w:rPr>
+                <w:rFonts w:eastAsia="Times New Roman" w:cs="Times New Roman"/>
+                <w:b w:val="false"/>
+                <w:bCs w:val="false"/>
+                <w:sz w:val="20"/>
+                <w:szCs w:val="20"/>
+              </w:rPr>
+              <w:t>57 %</w:t>
+            </w:r>
+          </w:p>
+        </w:tc>
+        <w:tc>
+          <w:tcPr>
+            <w:tcW w:w="2000" w:type="dxa"/>
+            <w:tcBorders>
+              <w:top w:val="single" w:sz="4" w:space="0" w:color="8C8C8C"/>
+              <w:left w:val="single" w:sz="4" w:space="0" w:color="8C8C8C"/>
+              <w:bottom w:val="single" w:sz="4" w:space="0" w:color="8C8C8C"/>
+              <w:right w:val="single" w:sz="4" w:space="0" w:color="8C8C8C"/>
+            </w:tcBorders>
+            <w:vAlign w:val="center"/>
+          </w:tcPr>
+          <w:p>
+            <w:pPr>
+              <w:pStyle w:val="Normal"/>
+              <w:keepNext w:val="true"/>
+              <w:keepLines/>
+              <w:spacing w:lineRule="auto" w:line="240" w:before="0" w:after="0"/>
+              <w:jc w:val="right"/>
+              <w:rPr/>
+            </w:pPr>
+            <w:r>
+              <w:rPr>
+                <w:rFonts w:eastAsia="Times New Roman" w:cs="Times New Roman"/>
+                <w:b w:val="false"/>
+                <w:bCs w:val="false"/>
+                <w:sz w:val="20"/>
+                <w:szCs w:val="20"/>
+              </w:rPr>
+              <w:t>95 %</w:t>
+            </w:r>
+          </w:p>
+        </w:tc>
+      </w:tr>
+      <w:tr>
+        <w:trPr>
+          <w:cantSplit w:val="true"/>
+        </w:trPr>
+        <w:tc>
+          <w:tcPr>
+            <w:tcW w:w="5070" w:type="dxa"/>
+            <w:tcBorders>
+              <w:top w:val="single" w:sz="4" w:space="0" w:color="8C8C8C"/>
+              <w:left w:val="single" w:sz="4" w:space="0" w:color="8C8C8C"/>
+              <w:bottom w:val="single" w:sz="4" w:space="0" w:color="8C8C8C"/>
+              <w:right w:val="single" w:sz="4" w:space="0" w:color="8C8C8C"/>
+            </w:tcBorders>
+            <w:vAlign w:val="center"/>
+          </w:tcPr>
+          <w:p>
+            <w:pPr>
+              <w:pStyle w:val="Normal"/>
+              <w:keepNext w:val="true"/>
+              <w:keepLines/>
+              <w:spacing w:lineRule="auto" w:line="240" w:before="0" w:after="0"/>
+              <w:jc w:val="left"/>
+              <w:rPr/>
+            </w:pPr>
+            <w:r>
+              <w:rPr>
+                <w:rFonts w:eastAsia="Times New Roman" w:cs="Times New Roman"/>
+                <w:b w:val="false"/>
+                <w:bCs w:val="false"/>
+                <w:sz w:val="20"/>
+                <w:szCs w:val="20"/>
+              </w:rPr>
+              <w:t>VAN con coste de oportunidad: percentil 5</w:t>
+            </w:r>
+          </w:p>
+        </w:tc>
+        <w:tc>
+          <w:tcPr>
+            <w:tcW w:w="2000" w:type="dxa"/>
+            <w:tcBorders>
+              <w:top w:val="single" w:sz="4" w:space="0" w:color="8C8C8C"/>
+              <w:left w:val="single" w:sz="4" w:space="0" w:color="8C8C8C"/>
+              <w:bottom w:val="single" w:sz="4" w:space="0" w:color="8C8C8C"/>
+              <w:right w:val="single" w:sz="4" w:space="0" w:color="8C8C8C"/>
+            </w:tcBorders>
+            <w:vAlign w:val="center"/>
+          </w:tcPr>
+          <w:p>
+            <w:pPr>
+              <w:pStyle w:val="Normal"/>
+              <w:keepNext w:val="true"/>
+              <w:keepLines/>
+              <w:spacing w:lineRule="auto" w:line="240" w:before="0" w:after="0"/>
+              <w:jc w:val="right"/>
+              <w:rPr/>
+            </w:pPr>
+            <w:r>
+              <w:rPr>
+                <w:rFonts w:eastAsia="Times New Roman" w:cs="Times New Roman"/>
+                <w:b w:val="false"/>
+                <w:bCs w:val="false"/>
+                <w:sz w:val="20"/>
+                <w:szCs w:val="20"/>
+              </w:rPr>
+              <w:t>−</w:t>
+            </w:r>
+            <w:r>
+              <w:rPr>
+                <w:rFonts w:eastAsia="Times New Roman" w:cs="Times New Roman"/>
+                <w:b w:val="false"/>
+                <w:bCs w:val="false"/>
+                <w:sz w:val="20"/>
+                <w:szCs w:val="20"/>
+              </w:rPr>
+              <w:t>12.029 €</w:t>
+            </w:r>
+          </w:p>
+        </w:tc>
+        <w:tc>
+          <w:tcPr>
+            <w:tcW w:w="2000" w:type="dxa"/>
+            <w:tcBorders>
+              <w:top w:val="single" w:sz="4" w:space="0" w:color="8C8C8C"/>
+              <w:left w:val="single" w:sz="4" w:space="0" w:color="8C8C8C"/>
+              <w:bottom w:val="single" w:sz="4" w:space="0" w:color="8C8C8C"/>
+              <w:right w:val="single" w:sz="4" w:space="0" w:color="8C8C8C"/>
+            </w:tcBorders>
+            <w:vAlign w:val="center"/>
+          </w:tcPr>
+          <w:p>
+            <w:pPr>
+              <w:pStyle w:val="Normal"/>
+              <w:keepNext w:val="true"/>
+              <w:keepLines/>
+              <w:spacing w:lineRule="auto" w:line="240" w:before="0" w:after="0"/>
+              <w:jc w:val="right"/>
+              <w:rPr/>
+            </w:pPr>
+            <w:r>
+              <w:rPr>
+                <w:rFonts w:eastAsia="Times New Roman" w:cs="Times New Roman"/>
+                <w:b w:val="false"/>
+                <w:bCs w:val="false"/>
+                <w:sz w:val="20"/>
+                <w:szCs w:val="20"/>
+              </w:rPr>
+              <w:t>250 €</w:t>
+            </w:r>
+          </w:p>
+        </w:tc>
+      </w:tr>
+      <w:tr>
+        <w:trPr>
+          <w:cantSplit w:val="true"/>
+        </w:trPr>
+        <w:tc>
+          <w:tcPr>
+            <w:tcW w:w="5070" w:type="dxa"/>
+            <w:tcBorders>
+              <w:top w:val="single" w:sz="4" w:space="0" w:color="8C8C8C"/>
+              <w:left w:val="single" w:sz="4" w:space="0" w:color="8C8C8C"/>
+              <w:bottom w:val="single" w:sz="4" w:space="0" w:color="8C8C8C"/>
+              <w:right w:val="single" w:sz="4" w:space="0" w:color="8C8C8C"/>
+            </w:tcBorders>
+            <w:vAlign w:val="center"/>
+          </w:tcPr>
+          <w:p>
+            <w:pPr>
+              <w:pStyle w:val="Normal"/>
+              <w:keepNext w:val="true"/>
+              <w:keepLines/>
+              <w:spacing w:lineRule="auto" w:line="240" w:before="0" w:after="0"/>
+              <w:jc w:val="left"/>
+              <w:rPr/>
+            </w:pPr>
+            <w:r>
+              <w:rPr>
+                <w:rFonts w:eastAsia="Times New Roman" w:cs="Times New Roman"/>
+                <w:b w:val="false"/>
+                <w:bCs w:val="false"/>
+                <w:sz w:val="20"/>
+                <w:szCs w:val="20"/>
+              </w:rPr>
+              <w:t>VAN con coste de oportunidad: mediana</w:t>
+            </w:r>
+          </w:p>
+        </w:tc>
+        <w:tc>
+          <w:tcPr>
+            <w:tcW w:w="2000" w:type="dxa"/>
+            <w:tcBorders>
+              <w:top w:val="single" w:sz="4" w:space="0" w:color="8C8C8C"/>
+              <w:left w:val="single" w:sz="4" w:space="0" w:color="8C8C8C"/>
+              <w:bottom w:val="single" w:sz="4" w:space="0" w:color="8C8C8C"/>
+              <w:right w:val="single" w:sz="4" w:space="0" w:color="8C8C8C"/>
+            </w:tcBorders>
+            <w:vAlign w:val="center"/>
+          </w:tcPr>
+          <w:p>
+            <w:pPr>
+              <w:pStyle w:val="Normal"/>
+              <w:keepNext w:val="true"/>
+              <w:keepLines/>
+              <w:spacing w:lineRule="auto" w:line="240" w:before="0" w:after="0"/>
+              <w:jc w:val="right"/>
+              <w:rPr/>
+            </w:pPr>
+            <w:r>
+              <w:rPr>
+                <w:rFonts w:eastAsia="Times New Roman" w:cs="Times New Roman"/>
+                <w:b w:val="false"/>
+                <w:bCs w:val="false"/>
+                <w:sz w:val="20"/>
+                <w:szCs w:val="20"/>
+              </w:rPr>
+              <w:t>1.411 €</w:t>
+            </w:r>
+          </w:p>
+        </w:tc>
+        <w:tc>
+          <w:tcPr>
+            <w:tcW w:w="2000" w:type="dxa"/>
+            <w:tcBorders>
+              <w:top w:val="single" w:sz="4" w:space="0" w:color="8C8C8C"/>
+              <w:left w:val="single" w:sz="4" w:space="0" w:color="8C8C8C"/>
+              <w:bottom w:val="single" w:sz="4" w:space="0" w:color="8C8C8C"/>
+              <w:right w:val="single" w:sz="4" w:space="0" w:color="8C8C8C"/>
+            </w:tcBorders>
+            <w:vAlign w:val="center"/>
+          </w:tcPr>
+          <w:p>
+            <w:pPr>
+              <w:pStyle w:val="Normal"/>
+              <w:keepNext w:val="true"/>
+              <w:keepLines/>
+              <w:spacing w:lineRule="auto" w:line="240" w:before="0" w:after="0"/>
+              <w:jc w:val="right"/>
+              <w:rPr/>
+            </w:pPr>
+            <w:r>
+              <w:rPr>
+                <w:rFonts w:eastAsia="Times New Roman" w:cs="Times New Roman"/>
+                <w:b w:val="false"/>
+                <w:bCs w:val="false"/>
+                <w:sz w:val="20"/>
+                <w:szCs w:val="20"/>
+              </w:rPr>
+              <w:t>14.665 €</w:t>
+            </w:r>
+          </w:p>
+        </w:tc>
+      </w:tr>
+      <w:tr>
+        <w:trPr>
+          <w:cantSplit w:val="true"/>
+        </w:trPr>
+        <w:tc>
+          <w:tcPr>
+            <w:tcW w:w="5070" w:type="dxa"/>
+            <w:tcBorders>
+              <w:top w:val="single" w:sz="4" w:space="0" w:color="8C8C8C"/>
+              <w:left w:val="single" w:sz="4" w:space="0" w:color="8C8C8C"/>
+              <w:bottom w:val="single" w:sz="4" w:space="0" w:color="8C8C8C"/>
+              <w:right w:val="single" w:sz="4" w:space="0" w:color="8C8C8C"/>
+            </w:tcBorders>
+            <w:vAlign w:val="center"/>
+          </w:tcPr>
+          <w:p>
+            <w:pPr>
+              <w:pStyle w:val="Normal"/>
+              <w:keepNext w:val="false"/>
+              <w:keepLines/>
+              <w:spacing w:lineRule="auto" w:line="240" w:before="0" w:after="0"/>
+              <w:jc w:val="left"/>
+              <w:rPr/>
+            </w:pPr>
+            <w:r>
+              <w:rPr>
+                <w:rFonts w:eastAsia="Times New Roman" w:cs="Times New Roman"/>
+                <w:b w:val="false"/>
+                <w:bCs w:val="false"/>
+                <w:sz w:val="20"/>
+                <w:szCs w:val="20"/>
+              </w:rPr>
+              <w:t>VAN con coste de oportunidad: percentil 95</w:t>
+            </w:r>
+          </w:p>
+        </w:tc>
+        <w:tc>
+          <w:tcPr>
+            <w:tcW w:w="2000" w:type="dxa"/>
+            <w:tcBorders>
+              <w:top w:val="single" w:sz="4" w:space="0" w:color="8C8C8C"/>
+              <w:left w:val="single" w:sz="4" w:space="0" w:color="8C8C8C"/>
+              <w:bottom w:val="single" w:sz="4" w:space="0" w:color="8C8C8C"/>
+              <w:right w:val="single" w:sz="4" w:space="0" w:color="8C8C8C"/>
+            </w:tcBorders>
+            <w:vAlign w:val="center"/>
+          </w:tcPr>
+          <w:p>
+            <w:pPr>
+              <w:pStyle w:val="Normal"/>
+              <w:keepNext w:val="false"/>
+              <w:keepLines/>
+              <w:spacing w:lineRule="auto" w:line="240" w:before="0" w:after="0"/>
+              <w:jc w:val="right"/>
+              <w:rPr/>
+            </w:pPr>
+            <w:r>
+              <w:rPr>
+                <w:rFonts w:eastAsia="Times New Roman" w:cs="Times New Roman"/>
+                <w:b w:val="false"/>
+                <w:bCs w:val="false"/>
+                <w:sz w:val="20"/>
+                <w:szCs w:val="20"/>
+              </w:rPr>
+              <w:t>9.855 €</w:t>
+            </w:r>
+          </w:p>
+        </w:tc>
+        <w:tc>
+          <w:tcPr>
+            <w:tcW w:w="2000" w:type="dxa"/>
+            <w:tcBorders>
+              <w:top w:val="single" w:sz="4" w:space="0" w:color="8C8C8C"/>
+              <w:left w:val="single" w:sz="4" w:space="0" w:color="8C8C8C"/>
+              <w:bottom w:val="single" w:sz="4" w:space="0" w:color="8C8C8C"/>
+              <w:right w:val="single" w:sz="4" w:space="0" w:color="8C8C8C"/>
+            </w:tcBorders>
+            <w:vAlign w:val="center"/>
+          </w:tcPr>
+          <w:p>
+            <w:pPr>
+              <w:pStyle w:val="Normal"/>
+              <w:keepNext w:val="false"/>
+              <w:keepLines/>
+              <w:spacing w:lineRule="auto" w:line="240" w:before="0" w:after="0"/>
+              <w:jc w:val="right"/>
+              <w:rPr/>
+            </w:pPr>
+            <w:r>
+              <w:rPr>
+                <w:rFonts w:eastAsia="Times New Roman" w:cs="Times New Roman"/>
+                <w:b w:val="false"/>
+                <w:bCs w:val="false"/>
+                <w:sz w:val="20"/>
+                <w:szCs w:val="20"/>
+              </w:rPr>
+              <w:t>25.808 €</w:t>
+            </w:r>
+          </w:p>
+        </w:tc>
+      </w:tr>
+    </w:tbl>
+    <w:p>
+      <w:pPr>
+        <w:pStyle w:val="Normal"/>
+        <w:spacing w:lineRule="auto" w:line="240" w:before="40" w:after="200"/>
+        <w:jc w:val="left"/>
+        <w:rPr/>
+      </w:pPr>
+      <w:r>
+        <w:rPr>
+          <w:i/>
+          <w:iCs/>
+          <w:sz w:val="20"/>
+          <w:szCs w:val="20"/>
+        </w:rPr>
+        <w:t>Fuente: elaboración propia.</w:t>
+      </w:r>
+    </w:p>
+    <w:p>
+      <w:pPr>
+        <w:pStyle w:val="Normal"/>
+        <w:keepNext w:val="true"/>
+        <w:spacing w:lineRule="auto" w:line="240" w:before="120" w:after="60"/>
+        <w:jc w:val="left"/>
+        <w:rPr/>
+      </w:pPr>
+      <w:r>
+        <w:rPr>
+          <w:b/>
+          <w:bCs/>
+          <w:sz w:val="22"/>
+          <w:szCs w:val="22"/>
+        </w:rPr>
+        <w:t xml:space="preserve">Figura 8.2: </w:t>
+      </w:r>
+      <w:r>
+        <w:rPr>
+          <w:sz w:val="22"/>
+          <w:szCs w:val="22"/>
+        </w:rPr>
+        <w:t>Distribución del VAN con coste de oportunidad en la simulación</w:t>
       </w:r>
     </w:p>
     <w:p>
@@ -23735,7 +25473,7 @@
         <w:rPr/>
         <w:drawing>
           <wp:inline distT="0" distB="0" distL="0" distR="0">
-            <wp:extent cx="5220970" cy="2357120"/>
+            <wp:extent cx="4320540" cy="2261235"/>
             <wp:effectExtent l="0" t="0" r="0" b="0"/>
             <wp:docPr id="5" name="Image5" descr=""/>
             <wp:cNvGraphicFramePr>
@@ -23759,7 +25497,7 @@
                   <pic:spPr bwMode="auto">
                     <a:xfrm>
                       <a:off x="0" y="0"/>
-                      <a:ext cx="5220970" cy="2357120"/>
+                      <a:ext cx="4320540" cy="2261235"/>
                     </a:xfrm>
                     <a:prstGeom prst="rect">
                       <a:avLst/>
@@ -23791,14 +25529,25 @@
     </w:p>
     <w:p>
       <w:pPr>
+        <w:pStyle w:val="Normal"/>
+        <w:jc w:val="both"/>
+        <w:rPr/>
+      </w:pPr>
+      <w:r>
+        <w:rPr/>
+        <w:t>El VAN es positivo en todas las simulaciones, tanto en el plan base como en el mejorado. La diferencia está en el coste de oportunidad: con el plan base, Flujo supera al empleo alternativo en el 57 % de los casos, prácticamente una moneda al aire; con el plan mejorado, en el 95 %. Las medidas propuestas no solo aumentan la rentabilidad esperada, sino que reducen de forma notable la probabilidad de que el proyecto no compense el esfuerzo del fundador.</w:t>
+      </w:r>
+    </w:p>
+    <w:p>
+      <w:pPr>
         <w:pStyle w:val="Heading2"/>
         <w:rPr/>
       </w:pPr>
-      <w:bookmarkStart w:id="41" w:name="__RefHeading___Toc3084_3767503993"/>
-      <w:bookmarkEnd w:id="41"/>
-      <w:r>
-        <w:rPr/>
-        <w:t>8.3. Principales riesgos y medidas de mitigación</w:t>
+      <w:bookmarkStart w:id="43" w:name="__RefHeading___Toc3443_2125391069"/>
+      <w:bookmarkEnd w:id="43"/>
+      <w:r>
+        <w:rPr/>
+        <w:t>8.5. Forma jurídica y fiscalidad</w:t>
       </w:r>
     </w:p>
     <w:p>
@@ -23809,7 +25558,7 @@
       </w:pPr>
       <w:r>
         <w:rPr/>
-        <w:t>Los escenarios deben leerse junto con un dato de contexto: según la Demografía Armonizada de Empresas del INE, de media el 45,3 % de las empresas nacidas en España entre 2011 y 2022 desapareció en sus tres primeros años, y solo el 41,9 % de las nacidas en 2018 seguía activa cinco años después (INE, 2025). El primer año es el de mayor mortalidad. Un VAN positivo no elimina, por tanto, el riesgo de fracaso, y la Tabla 8.2 recoge los principales riesgos identificados y las medidas para reducirlos.</w:t>
+        <w:t>El empresario individual es la forma más sencilla para arrancar, pero su tributación progresiva aumenta con los beneficios. La Tabla 8.4 compara la carga fiscal del año 3 con la que tendría una sociedad limitada que pagara un sueldo al fundador y tributara al 15 % por el resto, el tipo de las entidades de nueva creación (Agencia Tributaria, 2026a). Se añaden unos 1.200 € anuales de gestoría y obligaciones mercantiles y se supone una cuota de autónomo similar en ambos casos.</w:t>
       </w:r>
     </w:p>
     <w:p>
@@ -23827,7 +25576,2355 @@
           <w:sz w:val="22"/>
           <w:szCs w:val="22"/>
         </w:rPr>
-        <w:t xml:space="preserve">Tabla 8.2: </w:t>
+        <w:t xml:space="preserve">Tabla 8.4: </w:t>
+      </w:r>
+      <w:r>
+        <w:rPr>
+          <w:sz w:val="22"/>
+          <w:szCs w:val="22"/>
+        </w:rPr>
+        <w:t>Carga fiscal anual: empresario individual frente a sociedad limitada</w:t>
+      </w:r>
+    </w:p>
+    <w:tbl>
+      <w:tblPr>
+        <w:tblW w:w="9070" w:type="dxa"/>
+        <w:jc w:val="left"/>
+        <w:tblInd w:w="0" w:type="dxa"/>
+        <w:tblLayout w:type="fixed"/>
+        <w:tblCellMar>
+          <w:top w:w="40" w:type="dxa"/>
+          <w:left w:w="80" w:type="dxa"/>
+          <w:bottom w:w="40" w:type="dxa"/>
+          <w:right w:w="80" w:type="dxa"/>
+        </w:tblCellMar>
+      </w:tblPr>
+      <w:tblGrid>
+        <w:gridCol w:w="3669"/>
+        <w:gridCol w:w="1801"/>
+        <w:gridCol w:w="1799"/>
+        <w:gridCol w:w="1800"/>
+      </w:tblGrid>
+      <w:tr>
+        <w:trPr>
+          <w:tblHeader w:val="true"/>
+        </w:trPr>
+        <w:tc>
+          <w:tcPr>
+            <w:tcW w:w="3669" w:type="dxa"/>
+            <w:tcBorders>
+              <w:top w:val="single" w:sz="4" w:space="0" w:color="8C8C8C"/>
+              <w:left w:val="single" w:sz="4" w:space="0" w:color="8C8C8C"/>
+              <w:bottom w:val="single" w:sz="4" w:space="0" w:color="8C8C8C"/>
+              <w:right w:val="single" w:sz="4" w:space="0" w:color="8C8C8C"/>
+            </w:tcBorders>
+            <w:shd w:color="auto" w:fill="DCE6F2" w:val="clear"/>
+            <w:vAlign w:val="center"/>
+          </w:tcPr>
+          <w:p>
+            <w:pPr>
+              <w:pStyle w:val="Normal"/>
+              <w:keepNext w:val="true"/>
+              <w:keepLines/>
+              <w:spacing w:lineRule="auto" w:line="240" w:before="0" w:after="0"/>
+              <w:jc w:val="left"/>
+              <w:rPr/>
+            </w:pPr>
+            <w:r>
+              <w:rPr>
+                <w:rFonts w:eastAsia="Times New Roman" w:cs="Times New Roman"/>
+                <w:b/>
+                <w:bCs/>
+                <w:sz w:val="20"/>
+                <w:szCs w:val="20"/>
+              </w:rPr>
+              <w:t>Rendimiento y sueldo</w:t>
+            </w:r>
+          </w:p>
+        </w:tc>
+        <w:tc>
+          <w:tcPr>
+            <w:tcW w:w="1801" w:type="dxa"/>
+            <w:tcBorders>
+              <w:top w:val="single" w:sz="4" w:space="0" w:color="8C8C8C"/>
+              <w:left w:val="single" w:sz="4" w:space="0" w:color="8C8C8C"/>
+              <w:bottom w:val="single" w:sz="4" w:space="0" w:color="8C8C8C"/>
+              <w:right w:val="single" w:sz="4" w:space="0" w:color="8C8C8C"/>
+            </w:tcBorders>
+            <w:shd w:color="auto" w:fill="DCE6F2" w:val="clear"/>
+            <w:vAlign w:val="center"/>
+          </w:tcPr>
+          <w:p>
+            <w:pPr>
+              <w:pStyle w:val="Normal"/>
+              <w:keepNext w:val="true"/>
+              <w:keepLines/>
+              <w:spacing w:lineRule="auto" w:line="240" w:before="0" w:after="0"/>
+              <w:jc w:val="right"/>
+              <w:rPr/>
+            </w:pPr>
+            <w:r>
+              <w:rPr>
+                <w:rFonts w:eastAsia="Times New Roman" w:cs="Times New Roman"/>
+                <w:b/>
+                <w:bCs/>
+                <w:sz w:val="20"/>
+                <w:szCs w:val="20"/>
+              </w:rPr>
+              <w:t>IRPF como autónomo</w:t>
+            </w:r>
+          </w:p>
+        </w:tc>
+        <w:tc>
+          <w:tcPr>
+            <w:tcW w:w="1799" w:type="dxa"/>
+            <w:tcBorders>
+              <w:top w:val="single" w:sz="4" w:space="0" w:color="8C8C8C"/>
+              <w:left w:val="single" w:sz="4" w:space="0" w:color="8C8C8C"/>
+              <w:bottom w:val="single" w:sz="4" w:space="0" w:color="8C8C8C"/>
+              <w:right w:val="single" w:sz="4" w:space="0" w:color="8C8C8C"/>
+            </w:tcBorders>
+            <w:shd w:color="auto" w:fill="DCE6F2" w:val="clear"/>
+            <w:vAlign w:val="center"/>
+          </w:tcPr>
+          <w:p>
+            <w:pPr>
+              <w:pStyle w:val="Normal"/>
+              <w:keepNext w:val="true"/>
+              <w:keepLines/>
+              <w:spacing w:lineRule="auto" w:line="240" w:before="0" w:after="0"/>
+              <w:jc w:val="right"/>
+              <w:rPr/>
+            </w:pPr>
+            <w:r>
+              <w:rPr>
+                <w:rFonts w:eastAsia="Times New Roman" w:cs="Times New Roman"/>
+                <w:b/>
+                <w:bCs/>
+                <w:sz w:val="20"/>
+                <w:szCs w:val="20"/>
+              </w:rPr>
+              <w:t>Impuestos con SL</w:t>
+            </w:r>
+          </w:p>
+        </w:tc>
+        <w:tc>
+          <w:tcPr>
+            <w:tcW w:w="1800" w:type="dxa"/>
+            <w:tcBorders>
+              <w:top w:val="single" w:sz="4" w:space="0" w:color="8C8C8C"/>
+              <w:left w:val="single" w:sz="4" w:space="0" w:color="8C8C8C"/>
+              <w:bottom w:val="single" w:sz="4" w:space="0" w:color="8C8C8C"/>
+              <w:right w:val="single" w:sz="4" w:space="0" w:color="8C8C8C"/>
+            </w:tcBorders>
+            <w:shd w:color="auto" w:fill="DCE6F2" w:val="clear"/>
+            <w:vAlign w:val="center"/>
+          </w:tcPr>
+          <w:p>
+            <w:pPr>
+              <w:pStyle w:val="Normal"/>
+              <w:keepNext w:val="true"/>
+              <w:keepLines/>
+              <w:spacing w:lineRule="auto" w:line="240" w:before="0" w:after="0"/>
+              <w:jc w:val="right"/>
+              <w:rPr/>
+            </w:pPr>
+            <w:r>
+              <w:rPr>
+                <w:rFonts w:eastAsia="Times New Roman" w:cs="Times New Roman"/>
+                <w:b/>
+                <w:bCs/>
+                <w:sz w:val="20"/>
+                <w:szCs w:val="20"/>
+              </w:rPr>
+              <w:t>Ahorro neto con SL</w:t>
+            </w:r>
+          </w:p>
+        </w:tc>
+      </w:tr>
+      <w:tr>
+        <w:trPr>
+          <w:cantSplit w:val="true"/>
+        </w:trPr>
+        <w:tc>
+          <w:tcPr>
+            <w:tcW w:w="3669" w:type="dxa"/>
+            <w:tcBorders>
+              <w:top w:val="single" w:sz="4" w:space="0" w:color="8C8C8C"/>
+              <w:left w:val="single" w:sz="4" w:space="0" w:color="8C8C8C"/>
+              <w:bottom w:val="single" w:sz="4" w:space="0" w:color="8C8C8C"/>
+              <w:right w:val="single" w:sz="4" w:space="0" w:color="8C8C8C"/>
+            </w:tcBorders>
+            <w:vAlign w:val="center"/>
+          </w:tcPr>
+          <w:p>
+            <w:pPr>
+              <w:pStyle w:val="Normal"/>
+              <w:keepNext w:val="true"/>
+              <w:keepLines/>
+              <w:spacing w:lineRule="auto" w:line="240" w:before="0" w:after="0"/>
+              <w:jc w:val="left"/>
+              <w:rPr/>
+            </w:pPr>
+            <w:r>
+              <w:rPr>
+                <w:rFonts w:eastAsia="Times New Roman" w:cs="Times New Roman"/>
+                <w:b w:val="false"/>
+                <w:bCs w:val="false"/>
+                <w:sz w:val="20"/>
+                <w:szCs w:val="20"/>
+              </w:rPr>
+              <w:t>38.162 € con sueldo de 15.000 €</w:t>
+            </w:r>
+          </w:p>
+        </w:tc>
+        <w:tc>
+          <w:tcPr>
+            <w:tcW w:w="1801" w:type="dxa"/>
+            <w:tcBorders>
+              <w:top w:val="single" w:sz="4" w:space="0" w:color="8C8C8C"/>
+              <w:left w:val="single" w:sz="4" w:space="0" w:color="8C8C8C"/>
+              <w:bottom w:val="single" w:sz="4" w:space="0" w:color="8C8C8C"/>
+              <w:right w:val="single" w:sz="4" w:space="0" w:color="8C8C8C"/>
+            </w:tcBorders>
+            <w:vAlign w:val="center"/>
+          </w:tcPr>
+          <w:p>
+            <w:pPr>
+              <w:pStyle w:val="Normal"/>
+              <w:keepNext w:val="true"/>
+              <w:keepLines/>
+              <w:spacing w:lineRule="auto" w:line="240" w:before="0" w:after="0"/>
+              <w:jc w:val="right"/>
+              <w:rPr/>
+            </w:pPr>
+            <w:r>
+              <w:rPr>
+                <w:rFonts w:eastAsia="Times New Roman" w:cs="Times New Roman"/>
+                <w:b w:val="false"/>
+                <w:bCs w:val="false"/>
+                <w:sz w:val="20"/>
+                <w:szCs w:val="20"/>
+              </w:rPr>
+              <w:t>8.660 €</w:t>
+            </w:r>
+          </w:p>
+        </w:tc>
+        <w:tc>
+          <w:tcPr>
+            <w:tcW w:w="1799" w:type="dxa"/>
+            <w:tcBorders>
+              <w:top w:val="single" w:sz="4" w:space="0" w:color="8C8C8C"/>
+              <w:left w:val="single" w:sz="4" w:space="0" w:color="8C8C8C"/>
+              <w:bottom w:val="single" w:sz="4" w:space="0" w:color="8C8C8C"/>
+              <w:right w:val="single" w:sz="4" w:space="0" w:color="8C8C8C"/>
+            </w:tcBorders>
+            <w:vAlign w:val="center"/>
+          </w:tcPr>
+          <w:p>
+            <w:pPr>
+              <w:pStyle w:val="Normal"/>
+              <w:keepNext w:val="true"/>
+              <w:keepLines/>
+              <w:spacing w:lineRule="auto" w:line="240" w:before="0" w:after="0"/>
+              <w:jc w:val="right"/>
+              <w:rPr/>
+            </w:pPr>
+            <w:r>
+              <w:rPr>
+                <w:rFonts w:eastAsia="Times New Roman" w:cs="Times New Roman"/>
+                <w:b w:val="false"/>
+                <w:bCs w:val="false"/>
+                <w:sz w:val="20"/>
+                <w:szCs w:val="20"/>
+              </w:rPr>
+              <w:t>5.022 €</w:t>
+            </w:r>
+          </w:p>
+        </w:tc>
+        <w:tc>
+          <w:tcPr>
+            <w:tcW w:w="1800" w:type="dxa"/>
+            <w:tcBorders>
+              <w:top w:val="single" w:sz="4" w:space="0" w:color="8C8C8C"/>
+              <w:left w:val="single" w:sz="4" w:space="0" w:color="8C8C8C"/>
+              <w:bottom w:val="single" w:sz="4" w:space="0" w:color="8C8C8C"/>
+              <w:right w:val="single" w:sz="4" w:space="0" w:color="8C8C8C"/>
+            </w:tcBorders>
+            <w:vAlign w:val="center"/>
+          </w:tcPr>
+          <w:p>
+            <w:pPr>
+              <w:pStyle w:val="Normal"/>
+              <w:keepNext w:val="true"/>
+              <w:keepLines/>
+              <w:spacing w:lineRule="auto" w:line="240" w:before="0" w:after="0"/>
+              <w:jc w:val="right"/>
+              <w:rPr/>
+            </w:pPr>
+            <w:r>
+              <w:rPr>
+                <w:rFonts w:eastAsia="Times New Roman" w:cs="Times New Roman"/>
+                <w:b w:val="false"/>
+                <w:bCs w:val="false"/>
+                <w:sz w:val="20"/>
+                <w:szCs w:val="20"/>
+              </w:rPr>
+              <w:t>2.438 €</w:t>
+            </w:r>
+          </w:p>
+        </w:tc>
+      </w:tr>
+      <w:tr>
+        <w:trPr>
+          <w:cantSplit w:val="true"/>
+        </w:trPr>
+        <w:tc>
+          <w:tcPr>
+            <w:tcW w:w="3669" w:type="dxa"/>
+            <w:tcBorders>
+              <w:top w:val="single" w:sz="4" w:space="0" w:color="8C8C8C"/>
+              <w:left w:val="single" w:sz="4" w:space="0" w:color="8C8C8C"/>
+              <w:bottom w:val="single" w:sz="4" w:space="0" w:color="8C8C8C"/>
+              <w:right w:val="single" w:sz="4" w:space="0" w:color="8C8C8C"/>
+            </w:tcBorders>
+            <w:vAlign w:val="center"/>
+          </w:tcPr>
+          <w:p>
+            <w:pPr>
+              <w:pStyle w:val="Normal"/>
+              <w:keepNext w:val="true"/>
+              <w:keepLines/>
+              <w:spacing w:lineRule="auto" w:line="240" w:before="0" w:after="0"/>
+              <w:jc w:val="left"/>
+              <w:rPr/>
+            </w:pPr>
+            <w:r>
+              <w:rPr>
+                <w:rFonts w:eastAsia="Times New Roman" w:cs="Times New Roman"/>
+                <w:b w:val="false"/>
+                <w:bCs w:val="false"/>
+                <w:sz w:val="20"/>
+                <w:szCs w:val="20"/>
+              </w:rPr>
+              <w:t>38.162 € con sueldo de 20.000 €</w:t>
+            </w:r>
+          </w:p>
+        </w:tc>
+        <w:tc>
+          <w:tcPr>
+            <w:tcW w:w="1801" w:type="dxa"/>
+            <w:tcBorders>
+              <w:top w:val="single" w:sz="4" w:space="0" w:color="8C8C8C"/>
+              <w:left w:val="single" w:sz="4" w:space="0" w:color="8C8C8C"/>
+              <w:bottom w:val="single" w:sz="4" w:space="0" w:color="8C8C8C"/>
+              <w:right w:val="single" w:sz="4" w:space="0" w:color="8C8C8C"/>
+            </w:tcBorders>
+            <w:vAlign w:val="center"/>
+          </w:tcPr>
+          <w:p>
+            <w:pPr>
+              <w:pStyle w:val="Normal"/>
+              <w:keepNext w:val="true"/>
+              <w:keepLines/>
+              <w:spacing w:lineRule="auto" w:line="240" w:before="0" w:after="0"/>
+              <w:jc w:val="right"/>
+              <w:rPr/>
+            </w:pPr>
+            <w:r>
+              <w:rPr>
+                <w:rFonts w:eastAsia="Times New Roman" w:cs="Times New Roman"/>
+                <w:b w:val="false"/>
+                <w:bCs w:val="false"/>
+                <w:sz w:val="20"/>
+                <w:szCs w:val="20"/>
+              </w:rPr>
+              <w:t>8.660 €</w:t>
+            </w:r>
+          </w:p>
+        </w:tc>
+        <w:tc>
+          <w:tcPr>
+            <w:tcW w:w="1799" w:type="dxa"/>
+            <w:tcBorders>
+              <w:top w:val="single" w:sz="4" w:space="0" w:color="8C8C8C"/>
+              <w:left w:val="single" w:sz="4" w:space="0" w:color="8C8C8C"/>
+              <w:bottom w:val="single" w:sz="4" w:space="0" w:color="8C8C8C"/>
+              <w:right w:val="single" w:sz="4" w:space="0" w:color="8C8C8C"/>
+            </w:tcBorders>
+            <w:vAlign w:val="center"/>
+          </w:tcPr>
+          <w:p>
+            <w:pPr>
+              <w:pStyle w:val="Normal"/>
+              <w:keepNext w:val="true"/>
+              <w:keepLines/>
+              <w:spacing w:lineRule="auto" w:line="240" w:before="0" w:after="0"/>
+              <w:jc w:val="right"/>
+              <w:rPr/>
+            </w:pPr>
+            <w:r>
+              <w:rPr>
+                <w:rFonts w:eastAsia="Times New Roman" w:cs="Times New Roman"/>
+                <w:b w:val="false"/>
+                <w:bCs w:val="false"/>
+                <w:sz w:val="20"/>
+                <w:szCs w:val="20"/>
+              </w:rPr>
+              <w:t>5.412 €</w:t>
+            </w:r>
+          </w:p>
+        </w:tc>
+        <w:tc>
+          <w:tcPr>
+            <w:tcW w:w="1800" w:type="dxa"/>
+            <w:tcBorders>
+              <w:top w:val="single" w:sz="4" w:space="0" w:color="8C8C8C"/>
+              <w:left w:val="single" w:sz="4" w:space="0" w:color="8C8C8C"/>
+              <w:bottom w:val="single" w:sz="4" w:space="0" w:color="8C8C8C"/>
+              <w:right w:val="single" w:sz="4" w:space="0" w:color="8C8C8C"/>
+            </w:tcBorders>
+            <w:vAlign w:val="center"/>
+          </w:tcPr>
+          <w:p>
+            <w:pPr>
+              <w:pStyle w:val="Normal"/>
+              <w:keepNext w:val="true"/>
+              <w:keepLines/>
+              <w:spacing w:lineRule="auto" w:line="240" w:before="0" w:after="0"/>
+              <w:jc w:val="right"/>
+              <w:rPr/>
+            </w:pPr>
+            <w:r>
+              <w:rPr>
+                <w:rFonts w:eastAsia="Times New Roman" w:cs="Times New Roman"/>
+                <w:b w:val="false"/>
+                <w:bCs w:val="false"/>
+                <w:sz w:val="20"/>
+                <w:szCs w:val="20"/>
+              </w:rPr>
+              <w:t>2.048 €</w:t>
+            </w:r>
+          </w:p>
+        </w:tc>
+      </w:tr>
+      <w:tr>
+        <w:trPr>
+          <w:cantSplit w:val="true"/>
+        </w:trPr>
+        <w:tc>
+          <w:tcPr>
+            <w:tcW w:w="3669" w:type="dxa"/>
+            <w:tcBorders>
+              <w:top w:val="single" w:sz="4" w:space="0" w:color="8C8C8C"/>
+              <w:left w:val="single" w:sz="4" w:space="0" w:color="8C8C8C"/>
+              <w:bottom w:val="single" w:sz="4" w:space="0" w:color="8C8C8C"/>
+              <w:right w:val="single" w:sz="4" w:space="0" w:color="8C8C8C"/>
+            </w:tcBorders>
+            <w:vAlign w:val="center"/>
+          </w:tcPr>
+          <w:p>
+            <w:pPr>
+              <w:pStyle w:val="Normal"/>
+              <w:keepNext w:val="true"/>
+              <w:keepLines/>
+              <w:spacing w:lineRule="auto" w:line="240" w:before="0" w:after="0"/>
+              <w:jc w:val="left"/>
+              <w:rPr/>
+            </w:pPr>
+            <w:r>
+              <w:rPr>
+                <w:rFonts w:eastAsia="Times New Roman" w:cs="Times New Roman"/>
+                <w:b w:val="false"/>
+                <w:bCs w:val="false"/>
+                <w:sz w:val="20"/>
+                <w:szCs w:val="20"/>
+              </w:rPr>
+              <w:t>38.162 € con sueldo de 25.000 €</w:t>
+            </w:r>
+          </w:p>
+        </w:tc>
+        <w:tc>
+          <w:tcPr>
+            <w:tcW w:w="1801" w:type="dxa"/>
+            <w:tcBorders>
+              <w:top w:val="single" w:sz="4" w:space="0" w:color="8C8C8C"/>
+              <w:left w:val="single" w:sz="4" w:space="0" w:color="8C8C8C"/>
+              <w:bottom w:val="single" w:sz="4" w:space="0" w:color="8C8C8C"/>
+              <w:right w:val="single" w:sz="4" w:space="0" w:color="8C8C8C"/>
+            </w:tcBorders>
+            <w:vAlign w:val="center"/>
+          </w:tcPr>
+          <w:p>
+            <w:pPr>
+              <w:pStyle w:val="Normal"/>
+              <w:keepNext w:val="true"/>
+              <w:keepLines/>
+              <w:spacing w:lineRule="auto" w:line="240" w:before="0" w:after="0"/>
+              <w:jc w:val="right"/>
+              <w:rPr/>
+            </w:pPr>
+            <w:r>
+              <w:rPr>
+                <w:rFonts w:eastAsia="Times New Roman" w:cs="Times New Roman"/>
+                <w:b w:val="false"/>
+                <w:bCs w:val="false"/>
+                <w:sz w:val="20"/>
+                <w:szCs w:val="20"/>
+              </w:rPr>
+              <w:t>8.660 €</w:t>
+            </w:r>
+          </w:p>
+        </w:tc>
+        <w:tc>
+          <w:tcPr>
+            <w:tcW w:w="1799" w:type="dxa"/>
+            <w:tcBorders>
+              <w:top w:val="single" w:sz="4" w:space="0" w:color="8C8C8C"/>
+              <w:left w:val="single" w:sz="4" w:space="0" w:color="8C8C8C"/>
+              <w:bottom w:val="single" w:sz="4" w:space="0" w:color="8C8C8C"/>
+              <w:right w:val="single" w:sz="4" w:space="0" w:color="8C8C8C"/>
+            </w:tcBorders>
+            <w:vAlign w:val="center"/>
+          </w:tcPr>
+          <w:p>
+            <w:pPr>
+              <w:pStyle w:val="Normal"/>
+              <w:keepNext w:val="true"/>
+              <w:keepLines/>
+              <w:spacing w:lineRule="auto" w:line="240" w:before="0" w:after="0"/>
+              <w:jc w:val="right"/>
+              <w:rPr/>
+            </w:pPr>
+            <w:r>
+              <w:rPr>
+                <w:rFonts w:eastAsia="Times New Roman" w:cs="Times New Roman"/>
+                <w:b w:val="false"/>
+                <w:bCs w:val="false"/>
+                <w:sz w:val="20"/>
+                <w:szCs w:val="20"/>
+              </w:rPr>
+              <w:t>5.985 €</w:t>
+            </w:r>
+          </w:p>
+        </w:tc>
+        <w:tc>
+          <w:tcPr>
+            <w:tcW w:w="1800" w:type="dxa"/>
+            <w:tcBorders>
+              <w:top w:val="single" w:sz="4" w:space="0" w:color="8C8C8C"/>
+              <w:left w:val="single" w:sz="4" w:space="0" w:color="8C8C8C"/>
+              <w:bottom w:val="single" w:sz="4" w:space="0" w:color="8C8C8C"/>
+              <w:right w:val="single" w:sz="4" w:space="0" w:color="8C8C8C"/>
+            </w:tcBorders>
+            <w:vAlign w:val="center"/>
+          </w:tcPr>
+          <w:p>
+            <w:pPr>
+              <w:pStyle w:val="Normal"/>
+              <w:keepNext w:val="true"/>
+              <w:keepLines/>
+              <w:spacing w:lineRule="auto" w:line="240" w:before="0" w:after="0"/>
+              <w:jc w:val="right"/>
+              <w:rPr/>
+            </w:pPr>
+            <w:r>
+              <w:rPr>
+                <w:rFonts w:eastAsia="Times New Roman" w:cs="Times New Roman"/>
+                <w:b w:val="false"/>
+                <w:bCs w:val="false"/>
+                <w:sz w:val="20"/>
+                <w:szCs w:val="20"/>
+              </w:rPr>
+              <w:t>1.475 €</w:t>
+            </w:r>
+          </w:p>
+        </w:tc>
+      </w:tr>
+      <w:tr>
+        <w:trPr>
+          <w:cantSplit w:val="true"/>
+        </w:trPr>
+        <w:tc>
+          <w:tcPr>
+            <w:tcW w:w="3669" w:type="dxa"/>
+            <w:tcBorders>
+              <w:top w:val="single" w:sz="4" w:space="0" w:color="8C8C8C"/>
+              <w:left w:val="single" w:sz="4" w:space="0" w:color="8C8C8C"/>
+              <w:bottom w:val="single" w:sz="4" w:space="0" w:color="8C8C8C"/>
+              <w:right w:val="single" w:sz="4" w:space="0" w:color="8C8C8C"/>
+            </w:tcBorders>
+            <w:vAlign w:val="center"/>
+          </w:tcPr>
+          <w:p>
+            <w:pPr>
+              <w:pStyle w:val="Normal"/>
+              <w:keepNext w:val="true"/>
+              <w:keepLines/>
+              <w:spacing w:lineRule="auto" w:line="240" w:before="0" w:after="0"/>
+              <w:jc w:val="left"/>
+              <w:rPr/>
+            </w:pPr>
+            <w:r>
+              <w:rPr>
+                <w:rFonts w:eastAsia="Times New Roman" w:cs="Times New Roman"/>
+                <w:b w:val="false"/>
+                <w:bCs w:val="false"/>
+                <w:sz w:val="20"/>
+                <w:szCs w:val="20"/>
+              </w:rPr>
+              <w:t>60.000 € con sueldo de 25.000 €</w:t>
+            </w:r>
+          </w:p>
+        </w:tc>
+        <w:tc>
+          <w:tcPr>
+            <w:tcW w:w="1801" w:type="dxa"/>
+            <w:tcBorders>
+              <w:top w:val="single" w:sz="4" w:space="0" w:color="8C8C8C"/>
+              <w:left w:val="single" w:sz="4" w:space="0" w:color="8C8C8C"/>
+              <w:bottom w:val="single" w:sz="4" w:space="0" w:color="8C8C8C"/>
+              <w:right w:val="single" w:sz="4" w:space="0" w:color="8C8C8C"/>
+            </w:tcBorders>
+            <w:vAlign w:val="center"/>
+          </w:tcPr>
+          <w:p>
+            <w:pPr>
+              <w:pStyle w:val="Normal"/>
+              <w:keepNext w:val="true"/>
+              <w:keepLines/>
+              <w:spacing w:lineRule="auto" w:line="240" w:before="0" w:after="0"/>
+              <w:jc w:val="right"/>
+              <w:rPr/>
+            </w:pPr>
+            <w:r>
+              <w:rPr>
+                <w:rFonts w:eastAsia="Times New Roman" w:cs="Times New Roman"/>
+                <w:b w:val="false"/>
+                <w:bCs w:val="false"/>
+                <w:sz w:val="20"/>
+                <w:szCs w:val="20"/>
+              </w:rPr>
+              <w:t>16.890 €</w:t>
+            </w:r>
+          </w:p>
+        </w:tc>
+        <w:tc>
+          <w:tcPr>
+            <w:tcW w:w="1799" w:type="dxa"/>
+            <w:tcBorders>
+              <w:top w:val="single" w:sz="4" w:space="0" w:color="8C8C8C"/>
+              <w:left w:val="single" w:sz="4" w:space="0" w:color="8C8C8C"/>
+              <w:bottom w:val="single" w:sz="4" w:space="0" w:color="8C8C8C"/>
+              <w:right w:val="single" w:sz="4" w:space="0" w:color="8C8C8C"/>
+            </w:tcBorders>
+            <w:vAlign w:val="center"/>
+          </w:tcPr>
+          <w:p>
+            <w:pPr>
+              <w:pStyle w:val="Normal"/>
+              <w:keepNext w:val="true"/>
+              <w:keepLines/>
+              <w:spacing w:lineRule="auto" w:line="240" w:before="0" w:after="0"/>
+              <w:jc w:val="right"/>
+              <w:rPr/>
+            </w:pPr>
+            <w:r>
+              <w:rPr>
+                <w:rFonts w:eastAsia="Times New Roman" w:cs="Times New Roman"/>
+                <w:b w:val="false"/>
+                <w:bCs w:val="false"/>
+                <w:sz w:val="20"/>
+                <w:szCs w:val="20"/>
+              </w:rPr>
+              <w:t>9.260 €</w:t>
+            </w:r>
+          </w:p>
+        </w:tc>
+        <w:tc>
+          <w:tcPr>
+            <w:tcW w:w="1800" w:type="dxa"/>
+            <w:tcBorders>
+              <w:top w:val="single" w:sz="4" w:space="0" w:color="8C8C8C"/>
+              <w:left w:val="single" w:sz="4" w:space="0" w:color="8C8C8C"/>
+              <w:bottom w:val="single" w:sz="4" w:space="0" w:color="8C8C8C"/>
+              <w:right w:val="single" w:sz="4" w:space="0" w:color="8C8C8C"/>
+            </w:tcBorders>
+            <w:vAlign w:val="center"/>
+          </w:tcPr>
+          <w:p>
+            <w:pPr>
+              <w:pStyle w:val="Normal"/>
+              <w:keepNext w:val="true"/>
+              <w:keepLines/>
+              <w:spacing w:lineRule="auto" w:line="240" w:before="0" w:after="0"/>
+              <w:jc w:val="right"/>
+              <w:rPr/>
+            </w:pPr>
+            <w:r>
+              <w:rPr>
+                <w:rFonts w:eastAsia="Times New Roman" w:cs="Times New Roman"/>
+                <w:b w:val="false"/>
+                <w:bCs w:val="false"/>
+                <w:sz w:val="20"/>
+                <w:szCs w:val="20"/>
+              </w:rPr>
+              <w:t>6.429 €</w:t>
+            </w:r>
+          </w:p>
+        </w:tc>
+      </w:tr>
+      <w:tr>
+        <w:trPr>
+          <w:cantSplit w:val="true"/>
+        </w:trPr>
+        <w:tc>
+          <w:tcPr>
+            <w:tcW w:w="3669" w:type="dxa"/>
+            <w:tcBorders>
+              <w:top w:val="single" w:sz="4" w:space="0" w:color="8C8C8C"/>
+              <w:left w:val="single" w:sz="4" w:space="0" w:color="8C8C8C"/>
+              <w:bottom w:val="single" w:sz="4" w:space="0" w:color="8C8C8C"/>
+              <w:right w:val="single" w:sz="4" w:space="0" w:color="8C8C8C"/>
+            </w:tcBorders>
+            <w:vAlign w:val="center"/>
+          </w:tcPr>
+          <w:p>
+            <w:pPr>
+              <w:pStyle w:val="Normal"/>
+              <w:keepNext w:val="false"/>
+              <w:keepLines/>
+              <w:spacing w:lineRule="auto" w:line="240" w:before="0" w:after="0"/>
+              <w:jc w:val="left"/>
+              <w:rPr/>
+            </w:pPr>
+            <w:r>
+              <w:rPr>
+                <w:rFonts w:eastAsia="Times New Roman" w:cs="Times New Roman"/>
+                <w:b w:val="false"/>
+                <w:bCs w:val="false"/>
+                <w:sz w:val="20"/>
+                <w:szCs w:val="20"/>
+              </w:rPr>
+              <w:t>60.000 € con sueldo de 30.000 €</w:t>
+            </w:r>
+          </w:p>
+        </w:tc>
+        <w:tc>
+          <w:tcPr>
+            <w:tcW w:w="1801" w:type="dxa"/>
+            <w:tcBorders>
+              <w:top w:val="single" w:sz="4" w:space="0" w:color="8C8C8C"/>
+              <w:left w:val="single" w:sz="4" w:space="0" w:color="8C8C8C"/>
+              <w:bottom w:val="single" w:sz="4" w:space="0" w:color="8C8C8C"/>
+              <w:right w:val="single" w:sz="4" w:space="0" w:color="8C8C8C"/>
+            </w:tcBorders>
+            <w:vAlign w:val="center"/>
+          </w:tcPr>
+          <w:p>
+            <w:pPr>
+              <w:pStyle w:val="Normal"/>
+              <w:keepNext w:val="false"/>
+              <w:keepLines/>
+              <w:spacing w:lineRule="auto" w:line="240" w:before="0" w:after="0"/>
+              <w:jc w:val="right"/>
+              <w:rPr/>
+            </w:pPr>
+            <w:r>
+              <w:rPr>
+                <w:rFonts w:eastAsia="Times New Roman" w:cs="Times New Roman"/>
+                <w:b w:val="false"/>
+                <w:bCs w:val="false"/>
+                <w:sz w:val="20"/>
+                <w:szCs w:val="20"/>
+              </w:rPr>
+              <w:t>16.890 €</w:t>
+            </w:r>
+          </w:p>
+        </w:tc>
+        <w:tc>
+          <w:tcPr>
+            <w:tcW w:w="1799" w:type="dxa"/>
+            <w:tcBorders>
+              <w:top w:val="single" w:sz="4" w:space="0" w:color="8C8C8C"/>
+              <w:left w:val="single" w:sz="4" w:space="0" w:color="8C8C8C"/>
+              <w:bottom w:val="single" w:sz="4" w:space="0" w:color="8C8C8C"/>
+              <w:right w:val="single" w:sz="4" w:space="0" w:color="8C8C8C"/>
+            </w:tcBorders>
+            <w:vAlign w:val="center"/>
+          </w:tcPr>
+          <w:p>
+            <w:pPr>
+              <w:pStyle w:val="Normal"/>
+              <w:keepNext w:val="false"/>
+              <w:keepLines/>
+              <w:spacing w:lineRule="auto" w:line="240" w:before="0" w:after="0"/>
+              <w:jc w:val="right"/>
+              <w:rPr/>
+            </w:pPr>
+            <w:r>
+              <w:rPr>
+                <w:rFonts w:eastAsia="Times New Roman" w:cs="Times New Roman"/>
+                <w:b w:val="false"/>
+                <w:bCs w:val="false"/>
+                <w:sz w:val="20"/>
+                <w:szCs w:val="20"/>
+              </w:rPr>
+              <w:t>9.935 €</w:t>
+            </w:r>
+          </w:p>
+        </w:tc>
+        <w:tc>
+          <w:tcPr>
+            <w:tcW w:w="1800" w:type="dxa"/>
+            <w:tcBorders>
+              <w:top w:val="single" w:sz="4" w:space="0" w:color="8C8C8C"/>
+              <w:left w:val="single" w:sz="4" w:space="0" w:color="8C8C8C"/>
+              <w:bottom w:val="single" w:sz="4" w:space="0" w:color="8C8C8C"/>
+              <w:right w:val="single" w:sz="4" w:space="0" w:color="8C8C8C"/>
+            </w:tcBorders>
+            <w:vAlign w:val="center"/>
+          </w:tcPr>
+          <w:p>
+            <w:pPr>
+              <w:pStyle w:val="Normal"/>
+              <w:keepNext w:val="false"/>
+              <w:keepLines/>
+              <w:spacing w:lineRule="auto" w:line="240" w:before="0" w:after="0"/>
+              <w:jc w:val="right"/>
+              <w:rPr/>
+            </w:pPr>
+            <w:r>
+              <w:rPr>
+                <w:rFonts w:eastAsia="Times New Roman" w:cs="Times New Roman"/>
+                <w:b w:val="false"/>
+                <w:bCs w:val="false"/>
+                <w:sz w:val="20"/>
+                <w:szCs w:val="20"/>
+              </w:rPr>
+              <w:t>5.754 €</w:t>
+            </w:r>
+          </w:p>
+        </w:tc>
+      </w:tr>
+    </w:tbl>
+    <w:p>
+      <w:pPr>
+        <w:pStyle w:val="Normal"/>
+        <w:spacing w:lineRule="auto" w:line="240" w:before="40" w:after="200"/>
+        <w:jc w:val="left"/>
+        <w:rPr/>
+      </w:pPr>
+      <w:r>
+        <w:rPr>
+          <w:i/>
+          <w:iCs/>
+          <w:sz w:val="20"/>
+          <w:szCs w:val="20"/>
+        </w:rPr>
+        <w:t>Fuente: elaboración propia a partir de las escalas del IRPF y de Agencia Tributaria (2026a). El ahorro descuenta 1.200 € de costes adicionales de la sociedad.</w:t>
+      </w:r>
+    </w:p>
+    <w:p>
+      <w:pPr>
+        <w:pStyle w:val="Normal"/>
+        <w:jc w:val="both"/>
+        <w:rPr/>
+      </w:pPr>
+      <w:r>
+        <w:rPr/>
+        <w:t>Con el rendimiento del año 3 del plan base, en torno a 38.162 €, la sociedad ahorraría unos 2.048 € al año, pero a cambio de que una parte del beneficio quede retenida en ella; si se repartiera como dividendos tributaría de nuevo en el IRPF del ahorro, por lo que buena parte del ahorro sería un diferimiento. Con un rendimiento de 60.000 € el ahorro supera los 6.000 €. La conclusión es que el empresario individual es la forma adecuada durante el horizonte del plan, y que la transformación en sociedad limitada tendría sentido a partir del cuarto año si el beneficio supera los 50.000 € o si se quiere reinvertir en la herramienta digital y acceder a ENISA.</w:t>
+      </w:r>
+    </w:p>
+    <w:p>
+      <w:pPr>
+        <w:pStyle w:val="Heading1"/>
+        <w:spacing w:before="480" w:after="240"/>
+        <w:rPr/>
+      </w:pPr>
+      <w:bookmarkStart w:id="44" w:name="__RefHeading___Toc3445_2125391069"/>
+      <w:bookmarkEnd w:id="44"/>
+      <w:r>
+        <w:rPr/>
+        <w:t>9. Análisis de riesgos y escenarios</w:t>
+      </w:r>
+    </w:p>
+    <w:p>
+      <w:pPr>
+        <w:pStyle w:val="Heading2"/>
+        <w:rPr/>
+      </w:pPr>
+      <w:bookmarkStart w:id="45" w:name="__RefHeading___Toc3447_2125391069"/>
+      <w:bookmarkEnd w:id="45"/>
+      <w:r>
+        <w:rPr/>
+        <w:t>9.1. Escenarios</w:t>
+      </w:r>
+    </w:p>
+    <w:p>
+      <w:pPr>
+        <w:pStyle w:val="Normal"/>
+        <w:jc w:val="both"/>
+        <w:rPr/>
+      </w:pPr>
+      <w:r>
+        <w:rPr/>
+        <w:t xml:space="preserve">Para comprobar la solidez de los resultados se han construido dos escenarios alternativos. En el </w:t>
+      </w:r>
+      <w:r>
+        <w:rPr>
+          <w:b/>
+          <w:bCs/>
+        </w:rPr>
+        <w:t>pesimista</w:t>
+      </w:r>
+      <w:r>
+        <w:rPr/>
+        <w:t xml:space="preserve"> las altas de clientes son un 40 % inferiores a las del base, las bajas suben al 6 % mensual y las ventas de productos y usuarios de la herramienta se reducen a la mitad. En el </w:t>
+      </w:r>
+      <w:r>
+        <w:rPr>
+          <w:b/>
+          <w:bCs/>
+        </w:rPr>
+        <w:t>optimista</w:t>
+      </w:r>
+      <w:r>
+        <w:rPr/>
+        <w:t xml:space="preserve"> las altas aumentan un 30 %, las bajas bajan al 3 % y los productos y la herramienta venden un 30 % y un 50 % más, respectivamente. Los costes, la financiación y las retiradas del titular son los mismos en los tres casos, para que la comparación sea limpia.</w:t>
+      </w:r>
+    </w:p>
+    <w:p>
+      <w:pPr>
+        <w:pStyle w:val="Normal"/>
+        <w:keepNext w:val="true"/>
+        <w:spacing w:lineRule="auto" w:line="240" w:before="120" w:after="60"/>
+        <w:jc w:val="left"/>
+        <w:rPr/>
+      </w:pPr>
+      <w:r>
+        <w:rPr>
+          <w:b/>
+          <w:bCs/>
+          <w:sz w:val="22"/>
+          <w:szCs w:val="22"/>
+        </w:rPr>
+        <w:t xml:space="preserve">Tabla 9.1: </w:t>
+      </w:r>
+      <w:r>
+        <w:rPr>
+          <w:sz w:val="22"/>
+          <w:szCs w:val="22"/>
+        </w:rPr>
+        <w:t>Resultados por escenario</w:t>
+      </w:r>
+    </w:p>
+    <w:tbl>
+      <w:tblPr>
+        <w:tblW w:w="9070" w:type="dxa"/>
+        <w:jc w:val="left"/>
+        <w:tblInd w:w="0" w:type="dxa"/>
+        <w:tblLayout w:type="fixed"/>
+        <w:tblCellMar>
+          <w:top w:w="40" w:type="dxa"/>
+          <w:left w:w="80" w:type="dxa"/>
+          <w:bottom w:w="40" w:type="dxa"/>
+          <w:right w:w="80" w:type="dxa"/>
+        </w:tblCellMar>
+      </w:tblPr>
+      <w:tblGrid>
+        <w:gridCol w:w="4270"/>
+        <w:gridCol w:w="1600"/>
+        <w:gridCol w:w="1600"/>
+        <w:gridCol w:w="1599"/>
+      </w:tblGrid>
+      <w:tr>
+        <w:trPr>
+          <w:tblHeader w:val="true"/>
+        </w:trPr>
+        <w:tc>
+          <w:tcPr>
+            <w:tcW w:w="4270" w:type="dxa"/>
+            <w:tcBorders>
+              <w:top w:val="single" w:sz="4" w:space="0" w:color="8C8C8C"/>
+              <w:left w:val="single" w:sz="4" w:space="0" w:color="8C8C8C"/>
+              <w:bottom w:val="single" w:sz="4" w:space="0" w:color="8C8C8C"/>
+              <w:right w:val="single" w:sz="4" w:space="0" w:color="8C8C8C"/>
+            </w:tcBorders>
+            <w:shd w:color="auto" w:fill="DCE6F2" w:val="clear"/>
+            <w:vAlign w:val="center"/>
+          </w:tcPr>
+          <w:p>
+            <w:pPr>
+              <w:pStyle w:val="Normal"/>
+              <w:keepNext w:val="true"/>
+              <w:keepLines/>
+              <w:spacing w:lineRule="auto" w:line="240" w:before="0" w:after="0"/>
+              <w:jc w:val="left"/>
+              <w:rPr/>
+            </w:pPr>
+            <w:r>
+              <w:rPr>
+                <w:rFonts w:eastAsia="Times New Roman" w:cs="Times New Roman"/>
+                <w:b/>
+                <w:bCs/>
+                <w:sz w:val="20"/>
+                <w:szCs w:val="20"/>
+              </w:rPr>
+              <w:t>Indicador</w:t>
+            </w:r>
+          </w:p>
+        </w:tc>
+        <w:tc>
+          <w:tcPr>
+            <w:tcW w:w="1600" w:type="dxa"/>
+            <w:tcBorders>
+              <w:top w:val="single" w:sz="4" w:space="0" w:color="8C8C8C"/>
+              <w:left w:val="single" w:sz="4" w:space="0" w:color="8C8C8C"/>
+              <w:bottom w:val="single" w:sz="4" w:space="0" w:color="8C8C8C"/>
+              <w:right w:val="single" w:sz="4" w:space="0" w:color="8C8C8C"/>
+            </w:tcBorders>
+            <w:shd w:color="auto" w:fill="DCE6F2" w:val="clear"/>
+            <w:vAlign w:val="center"/>
+          </w:tcPr>
+          <w:p>
+            <w:pPr>
+              <w:pStyle w:val="Normal"/>
+              <w:keepNext w:val="true"/>
+              <w:keepLines/>
+              <w:spacing w:lineRule="auto" w:line="240" w:before="0" w:after="0"/>
+              <w:jc w:val="right"/>
+              <w:rPr/>
+            </w:pPr>
+            <w:r>
+              <w:rPr>
+                <w:rFonts w:eastAsia="Times New Roman" w:cs="Times New Roman"/>
+                <w:b/>
+                <w:bCs/>
+                <w:sz w:val="20"/>
+                <w:szCs w:val="20"/>
+              </w:rPr>
+              <w:t>Pesimista</w:t>
+            </w:r>
+          </w:p>
+        </w:tc>
+        <w:tc>
+          <w:tcPr>
+            <w:tcW w:w="1600" w:type="dxa"/>
+            <w:tcBorders>
+              <w:top w:val="single" w:sz="4" w:space="0" w:color="8C8C8C"/>
+              <w:left w:val="single" w:sz="4" w:space="0" w:color="8C8C8C"/>
+              <w:bottom w:val="single" w:sz="4" w:space="0" w:color="8C8C8C"/>
+              <w:right w:val="single" w:sz="4" w:space="0" w:color="8C8C8C"/>
+            </w:tcBorders>
+            <w:shd w:color="auto" w:fill="DCE6F2" w:val="clear"/>
+            <w:vAlign w:val="center"/>
+          </w:tcPr>
+          <w:p>
+            <w:pPr>
+              <w:pStyle w:val="Normal"/>
+              <w:keepNext w:val="true"/>
+              <w:keepLines/>
+              <w:spacing w:lineRule="auto" w:line="240" w:before="0" w:after="0"/>
+              <w:jc w:val="right"/>
+              <w:rPr/>
+            </w:pPr>
+            <w:r>
+              <w:rPr>
+                <w:rFonts w:eastAsia="Times New Roman" w:cs="Times New Roman"/>
+                <w:b/>
+                <w:bCs/>
+                <w:sz w:val="20"/>
+                <w:szCs w:val="20"/>
+              </w:rPr>
+              <w:t>Base</w:t>
+            </w:r>
+          </w:p>
+        </w:tc>
+        <w:tc>
+          <w:tcPr>
+            <w:tcW w:w="1599" w:type="dxa"/>
+            <w:tcBorders>
+              <w:top w:val="single" w:sz="4" w:space="0" w:color="8C8C8C"/>
+              <w:left w:val="single" w:sz="4" w:space="0" w:color="8C8C8C"/>
+              <w:bottom w:val="single" w:sz="4" w:space="0" w:color="8C8C8C"/>
+              <w:right w:val="single" w:sz="4" w:space="0" w:color="8C8C8C"/>
+            </w:tcBorders>
+            <w:shd w:color="auto" w:fill="DCE6F2" w:val="clear"/>
+            <w:vAlign w:val="center"/>
+          </w:tcPr>
+          <w:p>
+            <w:pPr>
+              <w:pStyle w:val="Normal"/>
+              <w:keepNext w:val="true"/>
+              <w:keepLines/>
+              <w:spacing w:lineRule="auto" w:line="240" w:before="0" w:after="0"/>
+              <w:jc w:val="right"/>
+              <w:rPr/>
+            </w:pPr>
+            <w:r>
+              <w:rPr>
+                <w:rFonts w:eastAsia="Times New Roman" w:cs="Times New Roman"/>
+                <w:b/>
+                <w:bCs/>
+                <w:sz w:val="20"/>
+                <w:szCs w:val="20"/>
+              </w:rPr>
+              <w:t>Optimista</w:t>
+            </w:r>
+          </w:p>
+        </w:tc>
+      </w:tr>
+      <w:tr>
+        <w:trPr>
+          <w:cantSplit w:val="true"/>
+        </w:trPr>
+        <w:tc>
+          <w:tcPr>
+            <w:tcW w:w="4270" w:type="dxa"/>
+            <w:tcBorders>
+              <w:top w:val="single" w:sz="4" w:space="0" w:color="8C8C8C"/>
+              <w:left w:val="single" w:sz="4" w:space="0" w:color="8C8C8C"/>
+              <w:bottom w:val="single" w:sz="4" w:space="0" w:color="8C8C8C"/>
+              <w:right w:val="single" w:sz="4" w:space="0" w:color="8C8C8C"/>
+            </w:tcBorders>
+            <w:vAlign w:val="center"/>
+          </w:tcPr>
+          <w:p>
+            <w:pPr>
+              <w:pStyle w:val="Normal"/>
+              <w:keepNext w:val="true"/>
+              <w:keepLines/>
+              <w:spacing w:lineRule="auto" w:line="240" w:before="0" w:after="0"/>
+              <w:jc w:val="left"/>
+              <w:rPr/>
+            </w:pPr>
+            <w:r>
+              <w:rPr>
+                <w:rFonts w:eastAsia="Times New Roman" w:cs="Times New Roman"/>
+                <w:b w:val="false"/>
+                <w:bCs w:val="false"/>
+                <w:sz w:val="20"/>
+                <w:szCs w:val="20"/>
+              </w:rPr>
+              <w:t>Clientes activos al final del año 3</w:t>
+            </w:r>
+          </w:p>
+        </w:tc>
+        <w:tc>
+          <w:tcPr>
+            <w:tcW w:w="1600" w:type="dxa"/>
+            <w:tcBorders>
+              <w:top w:val="single" w:sz="4" w:space="0" w:color="8C8C8C"/>
+              <w:left w:val="single" w:sz="4" w:space="0" w:color="8C8C8C"/>
+              <w:bottom w:val="single" w:sz="4" w:space="0" w:color="8C8C8C"/>
+              <w:right w:val="single" w:sz="4" w:space="0" w:color="8C8C8C"/>
+            </w:tcBorders>
+            <w:vAlign w:val="center"/>
+          </w:tcPr>
+          <w:p>
+            <w:pPr>
+              <w:pStyle w:val="Normal"/>
+              <w:keepNext w:val="true"/>
+              <w:keepLines/>
+              <w:spacing w:lineRule="auto" w:line="240" w:before="0" w:after="0"/>
+              <w:jc w:val="right"/>
+              <w:rPr/>
+            </w:pPr>
+            <w:r>
+              <w:rPr>
+                <w:rFonts w:eastAsia="Times New Roman" w:cs="Times New Roman"/>
+                <w:b w:val="false"/>
+                <w:bCs w:val="false"/>
+                <w:sz w:val="20"/>
+                <w:szCs w:val="20"/>
+              </w:rPr>
+              <w:t>24</w:t>
+            </w:r>
+          </w:p>
+        </w:tc>
+        <w:tc>
+          <w:tcPr>
+            <w:tcW w:w="1600" w:type="dxa"/>
+            <w:tcBorders>
+              <w:top w:val="single" w:sz="4" w:space="0" w:color="8C8C8C"/>
+              <w:left w:val="single" w:sz="4" w:space="0" w:color="8C8C8C"/>
+              <w:bottom w:val="single" w:sz="4" w:space="0" w:color="8C8C8C"/>
+              <w:right w:val="single" w:sz="4" w:space="0" w:color="8C8C8C"/>
+            </w:tcBorders>
+            <w:vAlign w:val="center"/>
+          </w:tcPr>
+          <w:p>
+            <w:pPr>
+              <w:pStyle w:val="Normal"/>
+              <w:keepNext w:val="true"/>
+              <w:keepLines/>
+              <w:spacing w:lineRule="auto" w:line="240" w:before="0" w:after="0"/>
+              <w:jc w:val="right"/>
+              <w:rPr/>
+            </w:pPr>
+            <w:r>
+              <w:rPr>
+                <w:rFonts w:eastAsia="Times New Roman" w:cs="Times New Roman"/>
+                <w:b w:val="false"/>
+                <w:bCs w:val="false"/>
+                <w:sz w:val="20"/>
+                <w:szCs w:val="20"/>
+              </w:rPr>
+              <w:t>45</w:t>
+            </w:r>
+          </w:p>
+        </w:tc>
+        <w:tc>
+          <w:tcPr>
+            <w:tcW w:w="1599" w:type="dxa"/>
+            <w:tcBorders>
+              <w:top w:val="single" w:sz="4" w:space="0" w:color="8C8C8C"/>
+              <w:left w:val="single" w:sz="4" w:space="0" w:color="8C8C8C"/>
+              <w:bottom w:val="single" w:sz="4" w:space="0" w:color="8C8C8C"/>
+              <w:right w:val="single" w:sz="4" w:space="0" w:color="8C8C8C"/>
+            </w:tcBorders>
+            <w:vAlign w:val="center"/>
+          </w:tcPr>
+          <w:p>
+            <w:pPr>
+              <w:pStyle w:val="Normal"/>
+              <w:keepNext w:val="true"/>
+              <w:keepLines/>
+              <w:spacing w:lineRule="auto" w:line="240" w:before="0" w:after="0"/>
+              <w:jc w:val="right"/>
+              <w:rPr/>
+            </w:pPr>
+            <w:r>
+              <w:rPr>
+                <w:rFonts w:eastAsia="Times New Roman" w:cs="Times New Roman"/>
+                <w:b w:val="false"/>
+                <w:bCs w:val="false"/>
+                <w:sz w:val="20"/>
+                <w:szCs w:val="20"/>
+              </w:rPr>
+              <w:t>46</w:t>
+            </w:r>
+          </w:p>
+        </w:tc>
+      </w:tr>
+      <w:tr>
+        <w:trPr>
+          <w:cantSplit w:val="true"/>
+        </w:trPr>
+        <w:tc>
+          <w:tcPr>
+            <w:tcW w:w="4270" w:type="dxa"/>
+            <w:tcBorders>
+              <w:top w:val="single" w:sz="4" w:space="0" w:color="8C8C8C"/>
+              <w:left w:val="single" w:sz="4" w:space="0" w:color="8C8C8C"/>
+              <w:bottom w:val="single" w:sz="4" w:space="0" w:color="8C8C8C"/>
+              <w:right w:val="single" w:sz="4" w:space="0" w:color="8C8C8C"/>
+            </w:tcBorders>
+            <w:vAlign w:val="center"/>
+          </w:tcPr>
+          <w:p>
+            <w:pPr>
+              <w:pStyle w:val="Normal"/>
+              <w:keepNext w:val="true"/>
+              <w:keepLines/>
+              <w:spacing w:lineRule="auto" w:line="240" w:before="0" w:after="0"/>
+              <w:jc w:val="left"/>
+              <w:rPr/>
+            </w:pPr>
+            <w:r>
+              <w:rPr>
+                <w:rFonts w:eastAsia="Times New Roman" w:cs="Times New Roman"/>
+                <w:b w:val="false"/>
+                <w:bCs w:val="false"/>
+                <w:sz w:val="20"/>
+                <w:szCs w:val="20"/>
+              </w:rPr>
+              <w:t>Ingresos del año 3</w:t>
+            </w:r>
+          </w:p>
+        </w:tc>
+        <w:tc>
+          <w:tcPr>
+            <w:tcW w:w="1600" w:type="dxa"/>
+            <w:tcBorders>
+              <w:top w:val="single" w:sz="4" w:space="0" w:color="8C8C8C"/>
+              <w:left w:val="single" w:sz="4" w:space="0" w:color="8C8C8C"/>
+              <w:bottom w:val="single" w:sz="4" w:space="0" w:color="8C8C8C"/>
+              <w:right w:val="single" w:sz="4" w:space="0" w:color="8C8C8C"/>
+            </w:tcBorders>
+            <w:vAlign w:val="center"/>
+          </w:tcPr>
+          <w:p>
+            <w:pPr>
+              <w:pStyle w:val="Normal"/>
+              <w:keepNext w:val="true"/>
+              <w:keepLines/>
+              <w:spacing w:lineRule="auto" w:line="240" w:before="0" w:after="0"/>
+              <w:jc w:val="right"/>
+              <w:rPr/>
+            </w:pPr>
+            <w:r>
+              <w:rPr>
+                <w:rFonts w:eastAsia="Times New Roman" w:cs="Times New Roman"/>
+                <w:b w:val="false"/>
+                <w:bCs w:val="false"/>
+                <w:sz w:val="20"/>
+                <w:szCs w:val="20"/>
+              </w:rPr>
+              <w:t>30.482 €</w:t>
+            </w:r>
+          </w:p>
+        </w:tc>
+        <w:tc>
+          <w:tcPr>
+            <w:tcW w:w="1600" w:type="dxa"/>
+            <w:tcBorders>
+              <w:top w:val="single" w:sz="4" w:space="0" w:color="8C8C8C"/>
+              <w:left w:val="single" w:sz="4" w:space="0" w:color="8C8C8C"/>
+              <w:bottom w:val="single" w:sz="4" w:space="0" w:color="8C8C8C"/>
+              <w:right w:val="single" w:sz="4" w:space="0" w:color="8C8C8C"/>
+            </w:tcBorders>
+            <w:vAlign w:val="center"/>
+          </w:tcPr>
+          <w:p>
+            <w:pPr>
+              <w:pStyle w:val="Normal"/>
+              <w:keepNext w:val="true"/>
+              <w:keepLines/>
+              <w:spacing w:lineRule="auto" w:line="240" w:before="0" w:after="0"/>
+              <w:jc w:val="right"/>
+              <w:rPr/>
+            </w:pPr>
+            <w:r>
+              <w:rPr>
+                <w:rFonts w:eastAsia="Times New Roman" w:cs="Times New Roman"/>
+                <w:b w:val="false"/>
+                <w:bCs w:val="false"/>
+                <w:sz w:val="20"/>
+                <w:szCs w:val="20"/>
+              </w:rPr>
+              <w:t>58.095 €</w:t>
+            </w:r>
+          </w:p>
+        </w:tc>
+        <w:tc>
+          <w:tcPr>
+            <w:tcW w:w="1599" w:type="dxa"/>
+            <w:tcBorders>
+              <w:top w:val="single" w:sz="4" w:space="0" w:color="8C8C8C"/>
+              <w:left w:val="single" w:sz="4" w:space="0" w:color="8C8C8C"/>
+              <w:bottom w:val="single" w:sz="4" w:space="0" w:color="8C8C8C"/>
+              <w:right w:val="single" w:sz="4" w:space="0" w:color="8C8C8C"/>
+            </w:tcBorders>
+            <w:vAlign w:val="center"/>
+          </w:tcPr>
+          <w:p>
+            <w:pPr>
+              <w:pStyle w:val="Normal"/>
+              <w:keepNext w:val="true"/>
+              <w:keepLines/>
+              <w:spacing w:lineRule="auto" w:line="240" w:before="0" w:after="0"/>
+              <w:jc w:val="right"/>
+              <w:rPr/>
+            </w:pPr>
+            <w:r>
+              <w:rPr>
+                <w:rFonts w:eastAsia="Times New Roman" w:cs="Times New Roman"/>
+                <w:b w:val="false"/>
+                <w:bCs w:val="false"/>
+                <w:sz w:val="20"/>
+                <w:szCs w:val="20"/>
+              </w:rPr>
+              <w:t>64.801 €</w:t>
+            </w:r>
+          </w:p>
+        </w:tc>
+      </w:tr>
+      <w:tr>
+        <w:trPr>
+          <w:cantSplit w:val="true"/>
+        </w:trPr>
+        <w:tc>
+          <w:tcPr>
+            <w:tcW w:w="4270" w:type="dxa"/>
+            <w:tcBorders>
+              <w:top w:val="single" w:sz="4" w:space="0" w:color="8C8C8C"/>
+              <w:left w:val="single" w:sz="4" w:space="0" w:color="8C8C8C"/>
+              <w:bottom w:val="single" w:sz="4" w:space="0" w:color="8C8C8C"/>
+              <w:right w:val="single" w:sz="4" w:space="0" w:color="8C8C8C"/>
+            </w:tcBorders>
+            <w:vAlign w:val="center"/>
+          </w:tcPr>
+          <w:p>
+            <w:pPr>
+              <w:pStyle w:val="Normal"/>
+              <w:keepNext w:val="true"/>
+              <w:keepLines/>
+              <w:spacing w:lineRule="auto" w:line="240" w:before="0" w:after="0"/>
+              <w:jc w:val="left"/>
+              <w:rPr/>
+            </w:pPr>
+            <w:r>
+              <w:rPr>
+                <w:rFonts w:eastAsia="Times New Roman" w:cs="Times New Roman"/>
+                <w:b w:val="false"/>
+                <w:bCs w:val="false"/>
+                <w:sz w:val="20"/>
+                <w:szCs w:val="20"/>
+              </w:rPr>
+              <w:t>Resultado neto acumulado (3 años)</w:t>
+            </w:r>
+          </w:p>
+        </w:tc>
+        <w:tc>
+          <w:tcPr>
+            <w:tcW w:w="1600" w:type="dxa"/>
+            <w:tcBorders>
+              <w:top w:val="single" w:sz="4" w:space="0" w:color="8C8C8C"/>
+              <w:left w:val="single" w:sz="4" w:space="0" w:color="8C8C8C"/>
+              <w:bottom w:val="single" w:sz="4" w:space="0" w:color="8C8C8C"/>
+              <w:right w:val="single" w:sz="4" w:space="0" w:color="8C8C8C"/>
+            </w:tcBorders>
+            <w:vAlign w:val="center"/>
+          </w:tcPr>
+          <w:p>
+            <w:pPr>
+              <w:pStyle w:val="Normal"/>
+              <w:keepNext w:val="true"/>
+              <w:keepLines/>
+              <w:spacing w:lineRule="auto" w:line="240" w:before="0" w:after="0"/>
+              <w:jc w:val="right"/>
+              <w:rPr/>
+            </w:pPr>
+            <w:r>
+              <w:rPr>
+                <w:rFonts w:eastAsia="Times New Roman" w:cs="Times New Roman"/>
+                <w:b w:val="false"/>
+                <w:bCs w:val="false"/>
+                <w:sz w:val="20"/>
+                <w:szCs w:val="20"/>
+              </w:rPr>
+              <w:t>23.870 €</w:t>
+            </w:r>
+          </w:p>
+        </w:tc>
+        <w:tc>
+          <w:tcPr>
+            <w:tcW w:w="1600" w:type="dxa"/>
+            <w:tcBorders>
+              <w:top w:val="single" w:sz="4" w:space="0" w:color="8C8C8C"/>
+              <w:left w:val="single" w:sz="4" w:space="0" w:color="8C8C8C"/>
+              <w:bottom w:val="single" w:sz="4" w:space="0" w:color="8C8C8C"/>
+              <w:right w:val="single" w:sz="4" w:space="0" w:color="8C8C8C"/>
+            </w:tcBorders>
+            <w:vAlign w:val="center"/>
+          </w:tcPr>
+          <w:p>
+            <w:pPr>
+              <w:pStyle w:val="Normal"/>
+              <w:keepNext w:val="true"/>
+              <w:keepLines/>
+              <w:spacing w:lineRule="auto" w:line="240" w:before="0" w:after="0"/>
+              <w:jc w:val="right"/>
+              <w:rPr/>
+            </w:pPr>
+            <w:r>
+              <w:rPr>
+                <w:rFonts w:eastAsia="Times New Roman" w:cs="Times New Roman"/>
+                <w:b w:val="false"/>
+                <w:bCs w:val="false"/>
+                <w:sz w:val="20"/>
+                <w:szCs w:val="20"/>
+              </w:rPr>
+              <w:t>55.794 €</w:t>
+            </w:r>
+          </w:p>
+        </w:tc>
+        <w:tc>
+          <w:tcPr>
+            <w:tcW w:w="1599" w:type="dxa"/>
+            <w:tcBorders>
+              <w:top w:val="single" w:sz="4" w:space="0" w:color="8C8C8C"/>
+              <w:left w:val="single" w:sz="4" w:space="0" w:color="8C8C8C"/>
+              <w:bottom w:val="single" w:sz="4" w:space="0" w:color="8C8C8C"/>
+              <w:right w:val="single" w:sz="4" w:space="0" w:color="8C8C8C"/>
+            </w:tcBorders>
+            <w:vAlign w:val="center"/>
+          </w:tcPr>
+          <w:p>
+            <w:pPr>
+              <w:pStyle w:val="Normal"/>
+              <w:keepNext w:val="true"/>
+              <w:keepLines/>
+              <w:spacing w:lineRule="auto" w:line="240" w:before="0" w:after="0"/>
+              <w:jc w:val="right"/>
+              <w:rPr/>
+            </w:pPr>
+            <w:r>
+              <w:rPr>
+                <w:rFonts w:eastAsia="Times New Roman" w:cs="Times New Roman"/>
+                <w:b w:val="false"/>
+                <w:bCs w:val="false"/>
+                <w:sz w:val="20"/>
+                <w:szCs w:val="20"/>
+              </w:rPr>
+              <w:t>69.488 €</w:t>
+            </w:r>
+          </w:p>
+        </w:tc>
+      </w:tr>
+      <w:tr>
+        <w:trPr>
+          <w:cantSplit w:val="true"/>
+        </w:trPr>
+        <w:tc>
+          <w:tcPr>
+            <w:tcW w:w="4270" w:type="dxa"/>
+            <w:tcBorders>
+              <w:top w:val="single" w:sz="4" w:space="0" w:color="8C8C8C"/>
+              <w:left w:val="single" w:sz="4" w:space="0" w:color="8C8C8C"/>
+              <w:bottom w:val="single" w:sz="4" w:space="0" w:color="8C8C8C"/>
+              <w:right w:val="single" w:sz="4" w:space="0" w:color="8C8C8C"/>
+            </w:tcBorders>
+            <w:vAlign w:val="center"/>
+          </w:tcPr>
+          <w:p>
+            <w:pPr>
+              <w:pStyle w:val="Normal"/>
+              <w:keepNext w:val="true"/>
+              <w:keepLines/>
+              <w:spacing w:lineRule="auto" w:line="240" w:before="0" w:after="0"/>
+              <w:jc w:val="left"/>
+              <w:rPr/>
+            </w:pPr>
+            <w:r>
+              <w:rPr>
+                <w:rFonts w:eastAsia="Times New Roman" w:cs="Times New Roman"/>
+                <w:b w:val="false"/>
+                <w:bCs w:val="false"/>
+                <w:sz w:val="20"/>
+                <w:szCs w:val="20"/>
+              </w:rPr>
+              <w:t>Saldo mínimo de tesorería</w:t>
+            </w:r>
+          </w:p>
+        </w:tc>
+        <w:tc>
+          <w:tcPr>
+            <w:tcW w:w="1600" w:type="dxa"/>
+            <w:tcBorders>
+              <w:top w:val="single" w:sz="4" w:space="0" w:color="8C8C8C"/>
+              <w:left w:val="single" w:sz="4" w:space="0" w:color="8C8C8C"/>
+              <w:bottom w:val="single" w:sz="4" w:space="0" w:color="8C8C8C"/>
+              <w:right w:val="single" w:sz="4" w:space="0" w:color="8C8C8C"/>
+            </w:tcBorders>
+            <w:vAlign w:val="center"/>
+          </w:tcPr>
+          <w:p>
+            <w:pPr>
+              <w:pStyle w:val="Normal"/>
+              <w:keepNext w:val="true"/>
+              <w:keepLines/>
+              <w:spacing w:lineRule="auto" w:line="240" w:before="0" w:after="0"/>
+              <w:jc w:val="right"/>
+              <w:rPr/>
+            </w:pPr>
+            <w:r>
+              <w:rPr>
+                <w:rFonts w:eastAsia="Times New Roman" w:cs="Times New Roman"/>
+                <w:b w:val="false"/>
+                <w:bCs w:val="false"/>
+                <w:sz w:val="20"/>
+                <w:szCs w:val="20"/>
+              </w:rPr>
+              <w:t>−</w:t>
+            </w:r>
+            <w:r>
+              <w:rPr>
+                <w:rFonts w:eastAsia="Times New Roman" w:cs="Times New Roman"/>
+                <w:b w:val="false"/>
+                <w:bCs w:val="false"/>
+                <w:sz w:val="20"/>
+                <w:szCs w:val="20"/>
+              </w:rPr>
+              <w:t>6.023 €</w:t>
+            </w:r>
+          </w:p>
+        </w:tc>
+        <w:tc>
+          <w:tcPr>
+            <w:tcW w:w="1600" w:type="dxa"/>
+            <w:tcBorders>
+              <w:top w:val="single" w:sz="4" w:space="0" w:color="8C8C8C"/>
+              <w:left w:val="single" w:sz="4" w:space="0" w:color="8C8C8C"/>
+              <w:bottom w:val="single" w:sz="4" w:space="0" w:color="8C8C8C"/>
+              <w:right w:val="single" w:sz="4" w:space="0" w:color="8C8C8C"/>
+            </w:tcBorders>
+            <w:vAlign w:val="center"/>
+          </w:tcPr>
+          <w:p>
+            <w:pPr>
+              <w:pStyle w:val="Normal"/>
+              <w:keepNext w:val="true"/>
+              <w:keepLines/>
+              <w:spacing w:lineRule="auto" w:line="240" w:before="0" w:after="0"/>
+              <w:jc w:val="right"/>
+              <w:rPr/>
+            </w:pPr>
+            <w:r>
+              <w:rPr>
+                <w:rFonts w:eastAsia="Times New Roman" w:cs="Times New Roman"/>
+                <w:b w:val="false"/>
+                <w:bCs w:val="false"/>
+                <w:sz w:val="20"/>
+                <w:szCs w:val="20"/>
+              </w:rPr>
+              <w:t>420 €</w:t>
+            </w:r>
+          </w:p>
+        </w:tc>
+        <w:tc>
+          <w:tcPr>
+            <w:tcW w:w="1599" w:type="dxa"/>
+            <w:tcBorders>
+              <w:top w:val="single" w:sz="4" w:space="0" w:color="8C8C8C"/>
+              <w:left w:val="single" w:sz="4" w:space="0" w:color="8C8C8C"/>
+              <w:bottom w:val="single" w:sz="4" w:space="0" w:color="8C8C8C"/>
+              <w:right w:val="single" w:sz="4" w:space="0" w:color="8C8C8C"/>
+            </w:tcBorders>
+            <w:vAlign w:val="center"/>
+          </w:tcPr>
+          <w:p>
+            <w:pPr>
+              <w:pStyle w:val="Normal"/>
+              <w:keepNext w:val="true"/>
+              <w:keepLines/>
+              <w:spacing w:lineRule="auto" w:line="240" w:before="0" w:after="0"/>
+              <w:jc w:val="right"/>
+              <w:rPr/>
+            </w:pPr>
+            <w:r>
+              <w:rPr>
+                <w:rFonts w:eastAsia="Times New Roman" w:cs="Times New Roman"/>
+                <w:b w:val="false"/>
+                <w:bCs w:val="false"/>
+                <w:sz w:val="20"/>
+                <w:szCs w:val="20"/>
+              </w:rPr>
+              <w:t>894 €</w:t>
+            </w:r>
+          </w:p>
+        </w:tc>
+      </w:tr>
+      <w:tr>
+        <w:trPr>
+          <w:cantSplit w:val="true"/>
+        </w:trPr>
+        <w:tc>
+          <w:tcPr>
+            <w:tcW w:w="4270" w:type="dxa"/>
+            <w:tcBorders>
+              <w:top w:val="single" w:sz="4" w:space="0" w:color="8C8C8C"/>
+              <w:left w:val="single" w:sz="4" w:space="0" w:color="8C8C8C"/>
+              <w:bottom w:val="single" w:sz="4" w:space="0" w:color="8C8C8C"/>
+              <w:right w:val="single" w:sz="4" w:space="0" w:color="8C8C8C"/>
+            </w:tcBorders>
+            <w:vAlign w:val="center"/>
+          </w:tcPr>
+          <w:p>
+            <w:pPr>
+              <w:pStyle w:val="Normal"/>
+              <w:keepNext w:val="true"/>
+              <w:keepLines/>
+              <w:spacing w:lineRule="auto" w:line="240" w:before="0" w:after="0"/>
+              <w:jc w:val="left"/>
+              <w:rPr/>
+            </w:pPr>
+            <w:r>
+              <w:rPr>
+                <w:rFonts w:eastAsia="Times New Roman" w:cs="Times New Roman"/>
+                <w:b w:val="false"/>
+                <w:bCs w:val="false"/>
+                <w:sz w:val="20"/>
+                <w:szCs w:val="20"/>
+              </w:rPr>
+              <w:t>VAN a 3 años</w:t>
+            </w:r>
+          </w:p>
+        </w:tc>
+        <w:tc>
+          <w:tcPr>
+            <w:tcW w:w="1600" w:type="dxa"/>
+            <w:tcBorders>
+              <w:top w:val="single" w:sz="4" w:space="0" w:color="8C8C8C"/>
+              <w:left w:val="single" w:sz="4" w:space="0" w:color="8C8C8C"/>
+              <w:bottom w:val="single" w:sz="4" w:space="0" w:color="8C8C8C"/>
+              <w:right w:val="single" w:sz="4" w:space="0" w:color="8C8C8C"/>
+            </w:tcBorders>
+            <w:vAlign w:val="center"/>
+          </w:tcPr>
+          <w:p>
+            <w:pPr>
+              <w:pStyle w:val="Normal"/>
+              <w:keepNext w:val="true"/>
+              <w:keepLines/>
+              <w:spacing w:lineRule="auto" w:line="240" w:before="0" w:after="0"/>
+              <w:jc w:val="right"/>
+              <w:rPr/>
+            </w:pPr>
+            <w:r>
+              <w:rPr>
+                <w:rFonts w:eastAsia="Times New Roman" w:cs="Times New Roman"/>
+                <w:b w:val="false"/>
+                <w:bCs w:val="false"/>
+                <w:sz w:val="20"/>
+                <w:szCs w:val="20"/>
+              </w:rPr>
+              <w:t>9.418 €</w:t>
+            </w:r>
+          </w:p>
+        </w:tc>
+        <w:tc>
+          <w:tcPr>
+            <w:tcW w:w="1600" w:type="dxa"/>
+            <w:tcBorders>
+              <w:top w:val="single" w:sz="4" w:space="0" w:color="8C8C8C"/>
+              <w:left w:val="single" w:sz="4" w:space="0" w:color="8C8C8C"/>
+              <w:bottom w:val="single" w:sz="4" w:space="0" w:color="8C8C8C"/>
+              <w:right w:val="single" w:sz="4" w:space="0" w:color="8C8C8C"/>
+            </w:tcBorders>
+            <w:vAlign w:val="center"/>
+          </w:tcPr>
+          <w:p>
+            <w:pPr>
+              <w:pStyle w:val="Normal"/>
+              <w:keepNext w:val="true"/>
+              <w:keepLines/>
+              <w:spacing w:lineRule="auto" w:line="240" w:before="0" w:after="0"/>
+              <w:jc w:val="right"/>
+              <w:rPr/>
+            </w:pPr>
+            <w:r>
+              <w:rPr>
+                <w:rFonts w:eastAsia="Times New Roman" w:cs="Times New Roman"/>
+                <w:b w:val="false"/>
+                <w:bCs w:val="false"/>
+                <w:sz w:val="20"/>
+                <w:szCs w:val="20"/>
+              </w:rPr>
+              <w:t>34.514 €</w:t>
+            </w:r>
+          </w:p>
+        </w:tc>
+        <w:tc>
+          <w:tcPr>
+            <w:tcW w:w="1599" w:type="dxa"/>
+            <w:tcBorders>
+              <w:top w:val="single" w:sz="4" w:space="0" w:color="8C8C8C"/>
+              <w:left w:val="single" w:sz="4" w:space="0" w:color="8C8C8C"/>
+              <w:bottom w:val="single" w:sz="4" w:space="0" w:color="8C8C8C"/>
+              <w:right w:val="single" w:sz="4" w:space="0" w:color="8C8C8C"/>
+            </w:tcBorders>
+            <w:vAlign w:val="center"/>
+          </w:tcPr>
+          <w:p>
+            <w:pPr>
+              <w:pStyle w:val="Normal"/>
+              <w:keepNext w:val="true"/>
+              <w:keepLines/>
+              <w:spacing w:lineRule="auto" w:line="240" w:before="0" w:after="0"/>
+              <w:jc w:val="right"/>
+              <w:rPr/>
+            </w:pPr>
+            <w:r>
+              <w:rPr>
+                <w:rFonts w:eastAsia="Times New Roman" w:cs="Times New Roman"/>
+                <w:b w:val="false"/>
+                <w:bCs w:val="false"/>
+                <w:sz w:val="20"/>
+                <w:szCs w:val="20"/>
+              </w:rPr>
+              <w:t>45.818 €</w:t>
+            </w:r>
+          </w:p>
+        </w:tc>
+      </w:tr>
+      <w:tr>
+        <w:trPr>
+          <w:cantSplit w:val="true"/>
+        </w:trPr>
+        <w:tc>
+          <w:tcPr>
+            <w:tcW w:w="4270" w:type="dxa"/>
+            <w:tcBorders>
+              <w:top w:val="single" w:sz="4" w:space="0" w:color="8C8C8C"/>
+              <w:left w:val="single" w:sz="4" w:space="0" w:color="8C8C8C"/>
+              <w:bottom w:val="single" w:sz="4" w:space="0" w:color="8C8C8C"/>
+              <w:right w:val="single" w:sz="4" w:space="0" w:color="8C8C8C"/>
+            </w:tcBorders>
+            <w:vAlign w:val="center"/>
+          </w:tcPr>
+          <w:p>
+            <w:pPr>
+              <w:pStyle w:val="Normal"/>
+              <w:keepNext w:val="true"/>
+              <w:keepLines/>
+              <w:spacing w:lineRule="auto" w:line="240" w:before="0" w:after="0"/>
+              <w:jc w:val="left"/>
+              <w:rPr/>
+            </w:pPr>
+            <w:r>
+              <w:rPr>
+                <w:rFonts w:eastAsia="Times New Roman" w:cs="Times New Roman"/>
+                <w:b w:val="false"/>
+                <w:bCs w:val="false"/>
+                <w:sz w:val="20"/>
+                <w:szCs w:val="20"/>
+              </w:rPr>
+              <w:t>Payback (meses)</w:t>
+            </w:r>
+          </w:p>
+        </w:tc>
+        <w:tc>
+          <w:tcPr>
+            <w:tcW w:w="1600" w:type="dxa"/>
+            <w:tcBorders>
+              <w:top w:val="single" w:sz="4" w:space="0" w:color="8C8C8C"/>
+              <w:left w:val="single" w:sz="4" w:space="0" w:color="8C8C8C"/>
+              <w:bottom w:val="single" w:sz="4" w:space="0" w:color="8C8C8C"/>
+              <w:right w:val="single" w:sz="4" w:space="0" w:color="8C8C8C"/>
+            </w:tcBorders>
+            <w:vAlign w:val="center"/>
+          </w:tcPr>
+          <w:p>
+            <w:pPr>
+              <w:pStyle w:val="Normal"/>
+              <w:keepNext w:val="true"/>
+              <w:keepLines/>
+              <w:spacing w:lineRule="auto" w:line="240" w:before="0" w:after="0"/>
+              <w:jc w:val="right"/>
+              <w:rPr/>
+            </w:pPr>
+            <w:r>
+              <w:rPr>
+                <w:rFonts w:eastAsia="Times New Roman" w:cs="Times New Roman"/>
+                <w:b w:val="false"/>
+                <w:bCs w:val="false"/>
+                <w:sz w:val="20"/>
+                <w:szCs w:val="20"/>
+              </w:rPr>
+              <w:t>15</w:t>
+            </w:r>
+          </w:p>
+        </w:tc>
+        <w:tc>
+          <w:tcPr>
+            <w:tcW w:w="1600" w:type="dxa"/>
+            <w:tcBorders>
+              <w:top w:val="single" w:sz="4" w:space="0" w:color="8C8C8C"/>
+              <w:left w:val="single" w:sz="4" w:space="0" w:color="8C8C8C"/>
+              <w:bottom w:val="single" w:sz="4" w:space="0" w:color="8C8C8C"/>
+              <w:right w:val="single" w:sz="4" w:space="0" w:color="8C8C8C"/>
+            </w:tcBorders>
+            <w:vAlign w:val="center"/>
+          </w:tcPr>
+          <w:p>
+            <w:pPr>
+              <w:pStyle w:val="Normal"/>
+              <w:keepNext w:val="true"/>
+              <w:keepLines/>
+              <w:spacing w:lineRule="auto" w:line="240" w:before="0" w:after="0"/>
+              <w:jc w:val="right"/>
+              <w:rPr/>
+            </w:pPr>
+            <w:r>
+              <w:rPr>
+                <w:rFonts w:eastAsia="Times New Roman" w:cs="Times New Roman"/>
+                <w:b w:val="false"/>
+                <w:bCs w:val="false"/>
+                <w:sz w:val="20"/>
+                <w:szCs w:val="20"/>
+              </w:rPr>
+              <w:t>9</w:t>
+            </w:r>
+          </w:p>
+        </w:tc>
+        <w:tc>
+          <w:tcPr>
+            <w:tcW w:w="1599" w:type="dxa"/>
+            <w:tcBorders>
+              <w:top w:val="single" w:sz="4" w:space="0" w:color="8C8C8C"/>
+              <w:left w:val="single" w:sz="4" w:space="0" w:color="8C8C8C"/>
+              <w:bottom w:val="single" w:sz="4" w:space="0" w:color="8C8C8C"/>
+              <w:right w:val="single" w:sz="4" w:space="0" w:color="8C8C8C"/>
+            </w:tcBorders>
+            <w:vAlign w:val="center"/>
+          </w:tcPr>
+          <w:p>
+            <w:pPr>
+              <w:pStyle w:val="Normal"/>
+              <w:keepNext w:val="true"/>
+              <w:keepLines/>
+              <w:spacing w:lineRule="auto" w:line="240" w:before="0" w:after="0"/>
+              <w:jc w:val="right"/>
+              <w:rPr/>
+            </w:pPr>
+            <w:r>
+              <w:rPr>
+                <w:rFonts w:eastAsia="Times New Roman" w:cs="Times New Roman"/>
+                <w:b w:val="false"/>
+                <w:bCs w:val="false"/>
+                <w:sz w:val="20"/>
+                <w:szCs w:val="20"/>
+              </w:rPr>
+              <w:t>6</w:t>
+            </w:r>
+          </w:p>
+        </w:tc>
+      </w:tr>
+      <w:tr>
+        <w:trPr>
+          <w:cantSplit w:val="true"/>
+        </w:trPr>
+        <w:tc>
+          <w:tcPr>
+            <w:tcW w:w="4270" w:type="dxa"/>
+            <w:tcBorders>
+              <w:top w:val="single" w:sz="4" w:space="0" w:color="8C8C8C"/>
+              <w:left w:val="single" w:sz="4" w:space="0" w:color="8C8C8C"/>
+              <w:bottom w:val="single" w:sz="4" w:space="0" w:color="8C8C8C"/>
+              <w:right w:val="single" w:sz="4" w:space="0" w:color="8C8C8C"/>
+            </w:tcBorders>
+            <w:shd w:color="auto" w:fill="F2F2F2" w:val="clear"/>
+            <w:vAlign w:val="center"/>
+          </w:tcPr>
+          <w:p>
+            <w:pPr>
+              <w:pStyle w:val="Normal"/>
+              <w:keepNext w:val="false"/>
+              <w:keepLines/>
+              <w:spacing w:lineRule="auto" w:line="240" w:before="0" w:after="0"/>
+              <w:jc w:val="left"/>
+              <w:rPr/>
+            </w:pPr>
+            <w:r>
+              <w:rPr>
+                <w:rFonts w:eastAsia="Times New Roman" w:cs="Times New Roman"/>
+                <w:b/>
+                <w:bCs/>
+                <w:sz w:val="20"/>
+                <w:szCs w:val="20"/>
+              </w:rPr>
+              <w:t>VAN con coste de oportunidad</w:t>
+            </w:r>
+          </w:p>
+        </w:tc>
+        <w:tc>
+          <w:tcPr>
+            <w:tcW w:w="1600" w:type="dxa"/>
+            <w:tcBorders>
+              <w:top w:val="single" w:sz="4" w:space="0" w:color="8C8C8C"/>
+              <w:left w:val="single" w:sz="4" w:space="0" w:color="8C8C8C"/>
+              <w:bottom w:val="single" w:sz="4" w:space="0" w:color="8C8C8C"/>
+              <w:right w:val="single" w:sz="4" w:space="0" w:color="8C8C8C"/>
+            </w:tcBorders>
+            <w:shd w:color="auto" w:fill="F2F2F2" w:val="clear"/>
+            <w:vAlign w:val="center"/>
+          </w:tcPr>
+          <w:p>
+            <w:pPr>
+              <w:pStyle w:val="Normal"/>
+              <w:keepNext w:val="false"/>
+              <w:keepLines/>
+              <w:spacing w:lineRule="auto" w:line="240" w:before="0" w:after="0"/>
+              <w:jc w:val="right"/>
+              <w:rPr/>
+            </w:pPr>
+            <w:r>
+              <w:rPr>
+                <w:rFonts w:eastAsia="Times New Roman" w:cs="Times New Roman"/>
+                <w:b/>
+                <w:bCs/>
+                <w:sz w:val="20"/>
+                <w:szCs w:val="20"/>
+              </w:rPr>
+              <w:t>−</w:t>
+            </w:r>
+            <w:r>
+              <w:rPr>
+                <w:rFonts w:eastAsia="Times New Roman" w:cs="Times New Roman"/>
+                <w:b/>
+                <w:bCs/>
+                <w:sz w:val="20"/>
+                <w:szCs w:val="20"/>
+              </w:rPr>
+              <w:t>20.126 €</w:t>
+            </w:r>
+          </w:p>
+        </w:tc>
+        <w:tc>
+          <w:tcPr>
+            <w:tcW w:w="1600" w:type="dxa"/>
+            <w:tcBorders>
+              <w:top w:val="single" w:sz="4" w:space="0" w:color="8C8C8C"/>
+              <w:left w:val="single" w:sz="4" w:space="0" w:color="8C8C8C"/>
+              <w:bottom w:val="single" w:sz="4" w:space="0" w:color="8C8C8C"/>
+              <w:right w:val="single" w:sz="4" w:space="0" w:color="8C8C8C"/>
+            </w:tcBorders>
+            <w:shd w:color="auto" w:fill="F2F2F2" w:val="clear"/>
+            <w:vAlign w:val="center"/>
+          </w:tcPr>
+          <w:p>
+            <w:pPr>
+              <w:pStyle w:val="Normal"/>
+              <w:keepNext w:val="false"/>
+              <w:keepLines/>
+              <w:spacing w:lineRule="auto" w:line="240" w:before="0" w:after="0"/>
+              <w:jc w:val="right"/>
+              <w:rPr/>
+            </w:pPr>
+            <w:r>
+              <w:rPr>
+                <w:rFonts w:eastAsia="Times New Roman" w:cs="Times New Roman"/>
+                <w:b/>
+                <w:bCs/>
+                <w:sz w:val="20"/>
+                <w:szCs w:val="20"/>
+              </w:rPr>
+              <w:t>4.970 €</w:t>
+            </w:r>
+          </w:p>
+        </w:tc>
+        <w:tc>
+          <w:tcPr>
+            <w:tcW w:w="1599" w:type="dxa"/>
+            <w:tcBorders>
+              <w:top w:val="single" w:sz="4" w:space="0" w:color="8C8C8C"/>
+              <w:left w:val="single" w:sz="4" w:space="0" w:color="8C8C8C"/>
+              <w:bottom w:val="single" w:sz="4" w:space="0" w:color="8C8C8C"/>
+              <w:right w:val="single" w:sz="4" w:space="0" w:color="8C8C8C"/>
+            </w:tcBorders>
+            <w:shd w:color="auto" w:fill="F2F2F2" w:val="clear"/>
+            <w:vAlign w:val="center"/>
+          </w:tcPr>
+          <w:p>
+            <w:pPr>
+              <w:pStyle w:val="Normal"/>
+              <w:keepNext w:val="false"/>
+              <w:keepLines/>
+              <w:spacing w:lineRule="auto" w:line="240" w:before="0" w:after="0"/>
+              <w:jc w:val="right"/>
+              <w:rPr/>
+            </w:pPr>
+            <w:r>
+              <w:rPr>
+                <w:rFonts w:eastAsia="Times New Roman" w:cs="Times New Roman"/>
+                <w:b/>
+                <w:bCs/>
+                <w:sz w:val="20"/>
+                <w:szCs w:val="20"/>
+              </w:rPr>
+              <w:t>16.275 €</w:t>
+            </w:r>
+          </w:p>
+        </w:tc>
+      </w:tr>
+    </w:tbl>
+    <w:p>
+      <w:pPr>
+        <w:pStyle w:val="Normal"/>
+        <w:spacing w:lineRule="auto" w:line="240" w:before="40" w:after="200"/>
+        <w:jc w:val="left"/>
+        <w:rPr/>
+      </w:pPr>
+      <w:r>
+        <w:rPr>
+          <w:i/>
+          <w:iCs/>
+          <w:sz w:val="20"/>
+          <w:szCs w:val="20"/>
+        </w:rPr>
+        <w:t>Fuente: elaboración propia.</w:t>
+      </w:r>
+    </w:p>
+    <w:p>
+      <w:pPr>
+        <w:pStyle w:val="Normal"/>
+        <w:jc w:val="both"/>
+        <w:rPr/>
+      </w:pPr>
+      <w:r>
+        <w:rPr/>
+        <w:t>El VAN es positivo en los tres escenarios, incluso en el pesimista, lo que confirma que el proyecto, como inversión en dinero, tiene poco riesgo. La diferencia está en los otros dos indicadores. En el escenario pesimista la tesorería se vuelve negativa ya en el primer año y llega a un mínimo de −6.023 € en el mes 30 (Figura 9.1): el fundador no podría retirar lo previsto para vivir y tendría que mantener otra fuente de ingresos o retrasar el desarrollo de la herramienta. Además, el VAN con coste de oportunidad pasa a −20.126 €: con esa captación, Flujo rendiría menos que un empleo con el salario mínimo.</w:t>
+      </w:r>
+    </w:p>
+    <w:p>
+      <w:pPr>
+        <w:pStyle w:val="Normal"/>
+        <w:keepNext w:val="true"/>
+        <w:spacing w:lineRule="auto" w:line="240" w:before="120" w:after="60"/>
+        <w:jc w:val="left"/>
+        <w:rPr/>
+      </w:pPr>
+      <w:r>
+        <w:rPr>
+          <w:b/>
+          <w:bCs/>
+          <w:sz w:val="22"/>
+          <w:szCs w:val="22"/>
+        </w:rPr>
+        <w:t xml:space="preserve">Figura 9.1: </w:t>
+      </w:r>
+      <w:r>
+        <w:rPr>
+          <w:sz w:val="22"/>
+          <w:szCs w:val="22"/>
+        </w:rPr>
+        <w:t>Saldo mensual de tesorería por escenario</w:t>
+      </w:r>
+    </w:p>
+    <w:p>
+      <w:pPr>
+        <w:pStyle w:val="Normal"/>
+        <w:keepNext w:val="true"/>
+        <w:spacing w:lineRule="auto" w:line="240" w:before="60" w:after="0"/>
+        <w:jc w:val="center"/>
+        <w:rPr/>
+      </w:pPr>
+      <w:r>
+        <w:rPr/>
+        <w:drawing>
+          <wp:inline distT="0" distB="0" distL="0" distR="0">
+            <wp:extent cx="4320540" cy="2220595"/>
+            <wp:effectExtent l="0" t="0" r="0" b="0"/>
+            <wp:docPr id="6" name="Image6" descr=""/>
+            <wp:cNvGraphicFramePr>
+              <a:graphicFrameLocks xmlns:a="http://schemas.openxmlformats.org/drawingml/2006/main" noChangeAspect="1"/>
+            </wp:cNvGraphicFramePr>
+            <a:graphic xmlns:a="http://schemas.openxmlformats.org/drawingml/2006/main">
+              <a:graphicData uri="http://schemas.openxmlformats.org/drawingml/2006/picture">
+                <pic:pic xmlns:pic="http://schemas.openxmlformats.org/drawingml/2006/picture">
+                  <pic:nvPicPr>
+                    <pic:cNvPr id="6" name="Image6" descr=""/>
+                    <pic:cNvPicPr>
+                      <a:picLocks noChangeAspect="1" noChangeArrowheads="1"/>
+                    </pic:cNvPicPr>
+                  </pic:nvPicPr>
+                  <pic:blipFill>
+                    <a:blip r:embed="rId7"/>
+                    <a:stretch>
+                      <a:fillRect/>
+                    </a:stretch>
+                  </pic:blipFill>
+                  <pic:spPr bwMode="auto">
+                    <a:xfrm>
+                      <a:off x="0" y="0"/>
+                      <a:ext cx="4320540" cy="2220595"/>
+                    </a:xfrm>
+                    <a:prstGeom prst="rect">
+                      <a:avLst/>
+                    </a:prstGeom>
+                  </pic:spPr>
+                </pic:pic>
+              </a:graphicData>
+            </a:graphic>
+          </wp:inline>
+        </w:drawing>
+      </w:r>
+    </w:p>
+    <w:p>
+      <w:pPr>
+        <w:pStyle w:val="Normal"/>
+        <w:spacing w:lineRule="auto" w:line="240" w:before="40" w:after="200"/>
+        <w:jc w:val="left"/>
+        <w:rPr/>
+      </w:pPr>
+      <w:r>
+        <w:rPr>
+          <w:i/>
+          <w:iCs/>
+          <w:sz w:val="20"/>
+          <w:szCs w:val="20"/>
+        </w:rPr>
+        <w:t>Fuente: elaboración propia.</w:t>
+      </w:r>
+    </w:p>
+    <w:p>
+      <w:pPr>
+        <w:pStyle w:val="Normal"/>
+        <w:jc w:val="both"/>
+        <w:rPr/>
+      </w:pPr>
+      <w:r>
+        <w:rPr/>
+        <w:t>En el escenario optimista, por el contrario, el límite de capacidad se alcanza ya en el año 2, lo que confirma que el crecimiento del servicio está acotado por las horas del fundador y no por la demanda.</w:t>
+      </w:r>
+    </w:p>
+    <w:p>
+      <w:pPr>
+        <w:pStyle w:val="Heading2"/>
+        <w:rPr/>
+      </w:pPr>
+      <w:bookmarkStart w:id="46" w:name="__RefHeading___Toc3449_2125391069"/>
+      <w:bookmarkEnd w:id="46"/>
+      <w:r>
+        <w:rPr/>
+        <w:t>9.2. Análisis de sensibilidad</w:t>
+      </w:r>
+    </w:p>
+    <w:p>
+      <w:pPr>
+        <w:pStyle w:val="Normal"/>
+        <w:jc w:val="both"/>
+        <w:rPr/>
+      </w:pPr>
+      <w:r>
+        <w:rPr/>
+        <w:t xml:space="preserve">La Figura 9.2 muestra cómo varía el VAN del escenario base al modificar, de una en una, las dos variables más inciertas. Una rebaja del precio de la suscripción a 55 €, cercana al de una gestoría </w:t>
+      </w:r>
+      <w:r>
+        <w:rPr>
+          <w:i/>
+          <w:iCs/>
+        </w:rPr>
+        <w:t>online</w:t>
+      </w:r>
+      <w:r>
+        <w:rPr/>
+        <w:t>, reduciría el VAN a 25.242 €, y una captación a la mitad de la prevista lo dejaría en 13.042 €. El VAN se mantiene positivo en todos los casos. Respecto a la tasa de descuento, pasar del 10 % al 30 % lo reduce de 38.705 € a 25.135 €, una variación pequeña porque el horizonte es corto y la inversión, mínima. La captación de clientes es, por tanto, la variable crítica. Por último, si los precios de Flujo se actualizaran con la misma inflación que los costes, el VAN subiría a 37.378 € y el VAN con coste de oportunidad a 7.834 €.</w:t>
+      </w:r>
+    </w:p>
+    <w:p>
+      <w:pPr>
+        <w:pStyle w:val="Normal"/>
+        <w:keepNext w:val="true"/>
+        <w:spacing w:lineRule="auto" w:line="240" w:before="120" w:after="60"/>
+        <w:jc w:val="left"/>
+        <w:rPr/>
+      </w:pPr>
+      <w:r>
+        <w:rPr>
+          <w:b/>
+          <w:bCs/>
+          <w:sz w:val="22"/>
+          <w:szCs w:val="22"/>
+        </w:rPr>
+        <w:t xml:space="preserve">Figura 9.2: </w:t>
+      </w:r>
+      <w:r>
+        <w:rPr>
+          <w:sz w:val="22"/>
+          <w:szCs w:val="22"/>
+        </w:rPr>
+        <w:t>Sensibilidad del VAN al precio y a la captación de clientes</w:t>
+      </w:r>
+    </w:p>
+    <w:p>
+      <w:pPr>
+        <w:pStyle w:val="Normal"/>
+        <w:keepNext w:val="true"/>
+        <w:spacing w:lineRule="auto" w:line="240" w:before="60" w:after="0"/>
+        <w:jc w:val="center"/>
+        <w:rPr/>
+      </w:pPr>
+      <w:r>
+        <w:rPr/>
+        <w:drawing>
+          <wp:inline distT="0" distB="0" distL="0" distR="0">
+            <wp:extent cx="4320540" cy="1950720"/>
+            <wp:effectExtent l="0" t="0" r="0" b="0"/>
+            <wp:docPr id="7" name="Image7" descr=""/>
+            <wp:cNvGraphicFramePr>
+              <a:graphicFrameLocks xmlns:a="http://schemas.openxmlformats.org/drawingml/2006/main" noChangeAspect="1"/>
+            </wp:cNvGraphicFramePr>
+            <a:graphic xmlns:a="http://schemas.openxmlformats.org/drawingml/2006/main">
+              <a:graphicData uri="http://schemas.openxmlformats.org/drawingml/2006/picture">
+                <pic:pic xmlns:pic="http://schemas.openxmlformats.org/drawingml/2006/picture">
+                  <pic:nvPicPr>
+                    <pic:cNvPr id="7" name="Image7" descr=""/>
+                    <pic:cNvPicPr>
+                      <a:picLocks noChangeAspect="1" noChangeArrowheads="1"/>
+                    </pic:cNvPicPr>
+                  </pic:nvPicPr>
+                  <pic:blipFill>
+                    <a:blip r:embed="rId8"/>
+                    <a:stretch>
+                      <a:fillRect/>
+                    </a:stretch>
+                  </pic:blipFill>
+                  <pic:spPr bwMode="auto">
+                    <a:xfrm>
+                      <a:off x="0" y="0"/>
+                      <a:ext cx="4320540" cy="1950720"/>
+                    </a:xfrm>
+                    <a:prstGeom prst="rect">
+                      <a:avLst/>
+                    </a:prstGeom>
+                  </pic:spPr>
+                </pic:pic>
+              </a:graphicData>
+            </a:graphic>
+          </wp:inline>
+        </w:drawing>
+      </w:r>
+    </w:p>
+    <w:p>
+      <w:pPr>
+        <w:pStyle w:val="Normal"/>
+        <w:spacing w:lineRule="auto" w:line="240" w:before="40" w:after="200"/>
+        <w:jc w:val="left"/>
+        <w:rPr/>
+      </w:pPr>
+      <w:r>
+        <w:rPr>
+          <w:i/>
+          <w:iCs/>
+          <w:sz w:val="20"/>
+          <w:szCs w:val="20"/>
+        </w:rPr>
+        <w:t>Fuente: elaboración propia.</w:t>
+      </w:r>
+    </w:p>
+    <w:p>
+      <w:pPr>
+        <w:pStyle w:val="Heading2"/>
+        <w:rPr/>
+      </w:pPr>
+      <w:bookmarkStart w:id="47" w:name="__RefHeading___Toc3451_2125391069"/>
+      <w:bookmarkEnd w:id="47"/>
+      <w:r>
+        <w:rPr/>
+        <w:t>9.3. Principales riesgos y medidas de mitigación</w:t>
+      </w:r>
+    </w:p>
+    <w:p>
+      <w:pPr>
+        <w:pStyle w:val="Normal"/>
+        <w:jc w:val="both"/>
+        <w:rPr/>
+      </w:pPr>
+      <w:r>
+        <w:rPr/>
+        <w:t>Los escenarios deben leerse junto con un dato de contexto: según la Demografía Armonizada de Empresas del INE, de media el 45,3 % de las empresas nacidas en España entre 2011 y 2022 desapareció en sus tres primeros años, y solo el 41,9 % de las nacidas en 2018 seguía activa cinco años después (INE, 2025). El primer año es el de mayor mortalidad. Un VAN positivo no elimina, por tanto, el riesgo de fracaso, y la Tabla 9.2 recoge los principales riesgos identificados y las medidas para reducirlos.</w:t>
+      </w:r>
+    </w:p>
+    <w:p>
+      <w:pPr>
+        <w:pStyle w:val="Normal"/>
+        <w:keepNext w:val="true"/>
+        <w:spacing w:lineRule="auto" w:line="240" w:before="120" w:after="60"/>
+        <w:jc w:val="left"/>
+        <w:rPr/>
+      </w:pPr>
+      <w:r>
+        <w:rPr>
+          <w:b/>
+          <w:bCs/>
+          <w:sz w:val="22"/>
+          <w:szCs w:val="22"/>
+        </w:rPr>
+        <w:t xml:space="preserve">Tabla 9.2: </w:t>
       </w:r>
       <w:r>
         <w:rPr>
@@ -25074,20 +29171,18 @@
         </w:rPr>
         <w:t>Fuente: elaboración propia.</w:t>
       </w:r>
-      <w:r>
-        <w:br w:type="page"/>
-      </w:r>
     </w:p>
     <w:p>
       <w:pPr>
         <w:pStyle w:val="Heading1"/>
+        <w:spacing w:before="480" w:after="240"/>
         <w:rPr/>
       </w:pPr>
-      <w:bookmarkStart w:id="42" w:name="__RefHeading___Toc3086_3767503993"/>
-      <w:bookmarkEnd w:id="42"/>
-      <w:r>
-        <w:rPr/>
-        <w:t>9. Conclusiones</w:t>
+      <w:bookmarkStart w:id="48" w:name="__RefHeading___Toc3453_2125391069"/>
+      <w:bookmarkEnd w:id="48"/>
+      <w:r>
+        <w:rPr/>
+        <w:t>10. Conclusiones</w:t>
       </w:r>
     </w:p>
     <w:p>
@@ -25095,11 +29190,11 @@
         <w:pStyle w:val="Heading2"/>
         <w:rPr/>
       </w:pPr>
-      <w:bookmarkStart w:id="43" w:name="__RefHeading___Toc3088_3767503993"/>
-      <w:bookmarkEnd w:id="43"/>
-      <w:r>
-        <w:rPr/>
-        <w:t>9.1. Conclusiones generales y específicas</w:t>
+      <w:bookmarkStart w:id="49" w:name="__RefHeading___Toc3455_2125391069"/>
+      <w:bookmarkEnd w:id="49"/>
+      <w:r>
+        <w:rPr/>
+        <w:t>10.1. Conclusiones generales y específicas</w:t>
       </w:r>
     </w:p>
     <w:p>
@@ -25194,11 +29289,11 @@
           <w:b/>
           <w:bCs/>
         </w:rPr>
-        <w:t>el entorno juega a favor en el corto plazo</w:t>
-      </w:r>
-      <w:r>
-        <w:rPr/>
-        <w:t>. La factura electrónica obligatoria y Verifactu obligarán a los autónomos a revisar cómo facturan y controlan sus números entre 2027 y 2029, justo en el horizonte del plan, y la educación financiera es una prioridad institucional reconocida. En sentido contrario, la estadística del INE recuerda que casi la mitad de las empresas nuevas desaparece en sus tres primeros años, lo que obliga a leer los resultados con prudencia.</w:t>
+        <w:t>la rentabilidad puede mejorarse sin invertir más</w:t>
+      </w:r>
+      <w:r>
+        <w:rPr/>
+        <w:t>. El análisis por cliente muestra que captar clientes es barato (la relación LTV/CAC supera 17 en todos los años) y que la restricción es el tiempo del fundador. Cinco medidas orientadas a aumentar los ingresos por hora (actualizar precios, estandarizar el servicio, ofrecer talleres a instituciones, colaborar con gestorías y abaratar la herramienta digital) elevan el VAN con coste de oportunidad de 4.970 € a 19.375 €, y la simulación de Montecarlo sitúa en el 95 % la probabilidad de que el proyecto compense el esfuerzo del fundador, frente al 57 % del plan base.</w:t>
       </w:r>
     </w:p>
     <w:p>
@@ -25209,19 +29304,18 @@
       </w:pPr>
       <w:r>
         <w:rPr/>
-        <w:t>Estas conclusiones responden a los objetivos planteados en la introducción: se ha descrito el colectivo y sus dificultades (capítulos 3 y 4), se ha definido el modelo de negocio (capítulo 3), se han analizado el mercado, la competencia y el marco legal (capítulos 4 y 5), se han elaborado los estados financieros previsionales a tres años (capítulo 6), se han calculado los criterios de rentabilidad y los ratios (capítulo 7) y se han estudiado los riesgos y escenarios (capítulo 8).</w:t>
-      </w:r>
-    </w:p>
-    <w:p>
-      <w:pPr>
-        <w:pStyle w:val="Heading2"/>
-        <w:rPr/>
-      </w:pPr>
-      <w:bookmarkStart w:id="44" w:name="__RefHeading___Toc3090_3767503993"/>
-      <w:bookmarkEnd w:id="44"/>
-      <w:r>
-        <w:rPr/>
-        <w:t>9.2. Trascendencia de los resultados</w:t>
+        <w:t xml:space="preserve">En quinto lugar, </w:t>
+      </w:r>
+      <w:r>
+        <w:rPr>
+          <w:b/>
+          <w:bCs/>
+        </w:rPr>
+        <w:t>el entorno juega a favor en el corto plazo</w:t>
+      </w:r>
+      <w:r>
+        <w:rPr/>
+        <w:t>. La factura electrónica obligatoria y Verifactu obligarán a los autónomos a revisar cómo facturan y controlan sus números entre 2027 y 2029, justo en el horizonte del plan, y la educación financiera es una prioridad institucional reconocida. En sentido contrario, la estadística del INE recuerda que casi la mitad de las empresas nuevas desaparece en sus tres primeros años, lo que obliga a leer los resultados con prudencia.</w:t>
       </w:r>
     </w:p>
     <w:p>
@@ -25232,7 +29326,7 @@
       </w:pPr>
       <w:r>
         <w:rPr/>
-        <w:t>Para un emprendedor, el principal valor del trabajo es que convierte una idea en un conjunto de hipótesis medibles: cuántos clientes hacen falta, cuánto tiempo consume cada uno y qué ocurre si el ritmo de captación es menor. El modelo, publicado en abierto, puede actualizarse con los datos reales de la validación. Desde un punto de vista más general, el trabajo muestra que la falta de educación financiera de los autónomos jóvenes es también una oportunidad de negocio, y que un servicio de bajo coste puede contribuir a un objetivo que las instituciones consideran prioritario.</w:t>
+        <w:t>Estas conclusiones responden a los objetivos planteados en la introducción: se ha descrito el colectivo y sus dificultades (capítulos 3 y 4), se ha definido el modelo de negocio (capítulo 3), se han analizado el mercado, la competencia y el marco legal (capítulos 4 y 5), se han elaborado los estados financieros previsionales a tres años (capítulo 6), se han calculado los criterios de rentabilidad y los ratios (capítulo 7), se han cuantificado las medidas de mejora (capítulo 8) y se han estudiado los riesgos y escenarios (capítulo 9).</w:t>
       </w:r>
     </w:p>
     <w:p>
@@ -25240,11 +29334,11 @@
         <w:pStyle w:val="Heading2"/>
         <w:rPr/>
       </w:pPr>
-      <w:bookmarkStart w:id="45" w:name="__RefHeading___Toc3092_3767503993"/>
-      <w:bookmarkEnd w:id="45"/>
-      <w:r>
-        <w:rPr/>
-        <w:t>9.3. Limitaciones y líneas futuras</w:t>
+      <w:bookmarkStart w:id="50" w:name="__RefHeading___Toc3457_2125391069"/>
+      <w:bookmarkEnd w:id="50"/>
+      <w:r>
+        <w:rPr/>
+        <w:t>10.2. Trascendencia de los resultados</w:t>
       </w:r>
     </w:p>
     <w:p>
@@ -25255,7 +29349,19 @@
       </w:pPr>
       <w:r>
         <w:rPr/>
-        <w:t>El trabajo tiene varias limitaciones. Las entrevistas son pocas y no representativas, y no miden la disposición a pagar, que solo puede comprobarse vendiendo el servicio. Los datos de competencias financieras proceden de una encuesta de 2021-2022 y no ofrecen información específica sobre autónomos jóvenes. Las cuotas de autónomos de 2027 a 2029 no están aprobadas, y la tributación por IRPF depende de la situación personal del titular, que se ha simplificado. Por último, la tasa de descuento incluye una prima específica que es, inevitablemente, una estimación.</w:t>
+        <w:t>Para un emprendedor, el principal valor del trabajo es que convierte una idea en un conjunto de hipótesis medibles: cuántos clientes hacen falta, cuánto tiempo consume cada uno y qué ocurre si el ritmo de captación es menor. El modelo, publicado en abierto, puede actualizarse con los datos reales de la validación. Desde un punto de vista más general, el trabajo muestra que la falta de educación financiera de los autónomos jóvenes es también una oportunidad de negocio, y que un servicio de bajo coste puede contribuir a un objetivo que las instituciones consideran prioritario.</w:t>
+      </w:r>
+    </w:p>
+    <w:p>
+      <w:pPr>
+        <w:pStyle w:val="Heading2"/>
+        <w:rPr/>
+      </w:pPr>
+      <w:bookmarkStart w:id="51" w:name="__RefHeading___Toc3459_2125391069"/>
+      <w:bookmarkEnd w:id="51"/>
+      <w:r>
+        <w:rPr/>
+        <w:t>10.3. Limitaciones y líneas futuras</w:t>
       </w:r>
     </w:p>
     <w:p>
@@ -25266,6 +29372,17 @@
       </w:pPr>
       <w:r>
         <w:rPr/>
+        <w:t>El trabajo tiene varias limitaciones. Las entrevistas son pocas y no representativas, y no miden la disposición a pagar, que solo puede comprobarse vendiendo el servicio. Los datos de competencias financieras proceden de una encuesta de 2021-2022 y no ofrecen información específica sobre autónomos jóvenes. Las cuotas de autónomos de 2027 a 2029 no están aprobadas, y la tributación por IRPF depende de la situación personal del titular, que se ha simplificado. Por último, la tasa de descuento incluye una prima específica que es, inevitablemente, una estimación.</w:t>
+      </w:r>
+    </w:p>
+    <w:p>
+      <w:pPr>
+        <w:pStyle w:val="Normal"/>
+        <w:jc w:val="both"/>
+        <w:rPr/>
+      </w:pPr>
+      <w:r>
+        <w:rPr/>
         <w:t>Como líneas futuras se proponen ejecutar el plan de validación de la Tabla 3.2, preferiblemente dentro de un programa como el Semillero de Ideas de Zaragoza Activa, y actualizar el modelo con los datos reales, explorar acuerdos con gestorías y estudiar la transformación en sociedad limitada si la herramienta digital alcanza suficientes usuarios, lo que abriría la puerta a la financiación de ENISA o de inversores privados.</w:t>
       </w:r>
       <w:r>
@@ -25277,8 +29394,8 @@
         <w:pStyle w:val="Heading1"/>
         <w:rPr/>
       </w:pPr>
-      <w:bookmarkStart w:id="46" w:name="__RefHeading___Toc3094_3767503993"/>
-      <w:bookmarkEnd w:id="46"/>
+      <w:bookmarkStart w:id="52" w:name="__RefHeading___Toc3461_2125391069"/>
+      <w:bookmarkEnd w:id="52"/>
       <w:r>
         <w:rPr/>
         <w:t>Bibliografía</w:t>
@@ -27208,8 +31325,8 @@
         <w:pStyle w:val="Heading1"/>
         <w:rPr/>
       </w:pPr>
-      <w:bookmarkStart w:id="47" w:name="__RefHeading___Toc3096_3767503993"/>
-      <w:bookmarkEnd w:id="47"/>
+      <w:bookmarkStart w:id="53" w:name="__RefHeading___Toc3463_2125391069"/>
+      <w:bookmarkEnd w:id="53"/>
       <w:r>
         <w:rPr/>
         <w:t>Anexo I. Análisis de datos de mercado</w:t>
@@ -27282,242 +31399,6 @@
         <w:drawing>
           <wp:inline distT="0" distB="0" distL="0" distR="0">
             <wp:extent cx="4680585" cy="1962785"/>
-            <wp:effectExtent l="0" t="0" r="0" b="0"/>
-            <wp:docPr id="6" name="Image6" descr=""/>
-            <wp:cNvGraphicFramePr>
-              <a:graphicFrameLocks xmlns:a="http://schemas.openxmlformats.org/drawingml/2006/main" noChangeAspect="1"/>
-            </wp:cNvGraphicFramePr>
-            <a:graphic xmlns:a="http://schemas.openxmlformats.org/drawingml/2006/main">
-              <a:graphicData uri="http://schemas.openxmlformats.org/drawingml/2006/picture">
-                <pic:pic xmlns:pic="http://schemas.openxmlformats.org/drawingml/2006/picture">
-                  <pic:nvPicPr>
-                    <pic:cNvPr id="6" name="Image6" descr=""/>
-                    <pic:cNvPicPr>
-                      <a:picLocks noChangeAspect="1" noChangeArrowheads="1"/>
-                    </pic:cNvPicPr>
-                  </pic:nvPicPr>
-                  <pic:blipFill>
-                    <a:blip r:embed="rId7"/>
-                    <a:stretch>
-                      <a:fillRect/>
-                    </a:stretch>
-                  </pic:blipFill>
-                  <pic:spPr bwMode="auto">
-                    <a:xfrm>
-                      <a:off x="0" y="0"/>
-                      <a:ext cx="4680585" cy="1962785"/>
-                    </a:xfrm>
-                    <a:prstGeom prst="rect">
-                      <a:avLst/>
-                    </a:prstGeom>
-                  </pic:spPr>
-                </pic:pic>
-              </a:graphicData>
-            </a:graphic>
-          </wp:inline>
-        </w:drawing>
-      </w:r>
-    </w:p>
-    <w:p>
-      <w:pPr>
-        <w:pStyle w:val="Normal"/>
-        <w:spacing w:lineRule="auto" w:line="240" w:before="40" w:after="200"/>
-        <w:jc w:val="left"/>
-        <w:rPr/>
-      </w:pPr>
-      <w:r>
-        <w:rPr>
-          <w:i/>
-          <w:iCs/>
-          <w:sz w:val="20"/>
-          <w:szCs w:val="20"/>
-        </w:rPr>
-        <w:t>Fuente: elaboración propia a partir de Observatorio Español de la Economía Social y del Trabajo Autónomo (2025).</w:t>
-      </w:r>
-    </w:p>
-    <w:p>
-      <w:pPr>
-        <w:pStyle w:val="Normal"/>
-        <w:jc w:val="both"/>
-        <w:rPr/>
-      </w:pPr>
-      <w:r>
-        <w:rPr>
-          <w:b/>
-          <w:bCs/>
-        </w:rPr>
-        <w:t>¿Tienen los jóvenes peor comprensión financiera?</w:t>
-      </w:r>
-      <w:r>
-        <w:rPr/>
-        <w:t xml:space="preserve"> El índice que resume los aciertos en las tres preguntas básicas de la ECF (inflación, interés compuesto y diversificación del riesgo) es del 52 % entre los 18 y los 34 años, frente al 56 % del grupo de 45 a 64 años, el que mejor puntúa, y a una media nacional del 53 % (Figura I.2). La diferencia, de cuatro puntos, no es abismal, pero confirma la hipótesis de partida y coincide con lo que se escuchó en las entrevistas: los autónomos jóvenes no parten de cero, pero su base es algo más débil justo cuando empiezan a decidir solos.</w:t>
-      </w:r>
-    </w:p>
-    <w:p>
-      <w:pPr>
-        <w:pStyle w:val="Normal"/>
-        <w:keepNext w:val="true"/>
-        <w:spacing w:lineRule="auto" w:line="240" w:before="120" w:after="60"/>
-        <w:jc w:val="left"/>
-        <w:rPr/>
-      </w:pPr>
-      <w:r>
-        <w:rPr>
-          <w:b/>
-          <w:bCs/>
-          <w:sz w:val="22"/>
-          <w:szCs w:val="22"/>
-        </w:rPr>
-        <w:t xml:space="preserve">Figura I.2: </w:t>
-      </w:r>
-      <w:r>
-        <w:rPr>
-          <w:sz w:val="22"/>
-          <w:szCs w:val="22"/>
-        </w:rPr>
-        <w:t>Aciertos medios en las preguntas financieras básicas por edad (2021)</w:t>
-      </w:r>
-    </w:p>
-    <w:p>
-      <w:pPr>
-        <w:pStyle w:val="Normal"/>
-        <w:keepNext w:val="true"/>
-        <w:spacing w:lineRule="auto" w:line="240" w:before="60" w:after="0"/>
-        <w:jc w:val="center"/>
-        <w:rPr/>
-      </w:pPr>
-      <w:r>
-        <w:rPr/>
-        <w:drawing>
-          <wp:inline distT="0" distB="0" distL="0" distR="0">
-            <wp:extent cx="4680585" cy="2421890"/>
-            <wp:effectExtent l="0" t="0" r="0" b="0"/>
-            <wp:docPr id="7" name="Image7" descr=""/>
-            <wp:cNvGraphicFramePr>
-              <a:graphicFrameLocks xmlns:a="http://schemas.openxmlformats.org/drawingml/2006/main" noChangeAspect="1"/>
-            </wp:cNvGraphicFramePr>
-            <a:graphic xmlns:a="http://schemas.openxmlformats.org/drawingml/2006/main">
-              <a:graphicData uri="http://schemas.openxmlformats.org/drawingml/2006/picture">
-                <pic:pic xmlns:pic="http://schemas.openxmlformats.org/drawingml/2006/picture">
-                  <pic:nvPicPr>
-                    <pic:cNvPr id="7" name="Image7" descr=""/>
-                    <pic:cNvPicPr>
-                      <a:picLocks noChangeAspect="1" noChangeArrowheads="1"/>
-                    </pic:cNvPicPr>
-                  </pic:nvPicPr>
-                  <pic:blipFill>
-                    <a:blip r:embed="rId8"/>
-                    <a:stretch>
-                      <a:fillRect/>
-                    </a:stretch>
-                  </pic:blipFill>
-                  <pic:spPr bwMode="auto">
-                    <a:xfrm>
-                      <a:off x="0" y="0"/>
-                      <a:ext cx="4680585" cy="2421890"/>
-                    </a:xfrm>
-                    <a:prstGeom prst="rect">
-                      <a:avLst/>
-                    </a:prstGeom>
-                  </pic:spPr>
-                </pic:pic>
-              </a:graphicData>
-            </a:graphic>
-          </wp:inline>
-        </w:drawing>
-      </w:r>
-    </w:p>
-    <w:p>
-      <w:pPr>
-        <w:pStyle w:val="Normal"/>
-        <w:spacing w:lineRule="auto" w:line="240" w:before="40" w:after="200"/>
-        <w:jc w:val="left"/>
-        <w:rPr/>
-      </w:pPr>
-      <w:r>
-        <w:rPr>
-          <w:i/>
-          <w:iCs/>
-          <w:sz w:val="20"/>
-          <w:szCs w:val="20"/>
-        </w:rPr>
-        <w:t>Fuente: elaboración propia a partir de Banco de España (2022).</w:t>
-      </w:r>
-    </w:p>
-    <w:p>
-      <w:pPr>
-        <w:pStyle w:val="Normal"/>
-        <w:jc w:val="both"/>
-        <w:rPr/>
-      </w:pPr>
-      <w:r>
-        <w:rPr>
-          <w:b/>
-          <w:bCs/>
-        </w:rPr>
-        <w:t>¿Cómo evoluciona el colectivo?</w:t>
-      </w:r>
-      <w:r>
-        <w:rPr/>
-        <w:t xml:space="preserve"> Este fue el hallazgo que no esperaba. Según el análisis de las series de la Seguridad Social de Emirodgar (2026), España perdió un 26,5 % de sus autónomos menores de 35 años entre 2009 y 2019, y el tramo de 26 a 35 años ha perdido más de 136.000 afiliados desde 2013. En 2025, el 73,1 % del crecimiento neto del RETA se explica por autónomos mayores de 56 años, y un 35,2 % corresponde solo a mayores de 65 (Figura I.3). El segmento al que se dirige Flujo es amplio, pero no crece por sí solo.</w:t>
-      </w:r>
-    </w:p>
-    <w:p>
-      <w:pPr>
-        <w:pStyle w:val="Normal"/>
-        <w:jc w:val="both"/>
-        <w:rPr/>
-      </w:pPr>
-      <w:r>
-        <w:rPr>
-          <w:b/>
-          <w:bCs/>
-        </w:rPr>
-        <w:t>Contraste con la estadística oficial.</w:t>
-      </w:r>
-      <w:r>
-        <w:rPr/>
-        <w:t xml:space="preserve"> Los datos del Ministerio de Trabajo y Economía Social corroboran el envejecimiento, aunque matizan la tendencia reciente. En marzo de 2026 el RETA tenía 3.437.099 afiliados, de los que el 31,5 % tenía entre 46 y 55 años y el 23,9 % entre 56 y 65 (Ministerio de Trabajo y Economía Social, 2026a). Los jóvenes de 16 a 29 años sumaban 249.456, un 7,3 % del total, y crecían un 5,1 % interanual (Ministerio de Trabajo y Economía Social, 2026b). Eurostat (2026) sitúa a España entre los países de la Unión Europea con menor proporción de autónomos jóvenes: los de 20 a 29 años son el 5,9 % de los autónomos españoles, frente al 7,9 % de la media europea.</w:t>
-      </w:r>
-    </w:p>
-    <w:p>
-      <w:pPr>
-        <w:pStyle w:val="Normal"/>
-        <w:keepNext w:val="true"/>
-        <w:spacing w:lineRule="auto" w:line="240" w:before="120" w:after="60"/>
-        <w:jc w:val="left"/>
-        <w:rPr/>
-      </w:pPr>
-      <w:r>
-        <w:rPr>
-          <w:b/>
-          <w:bCs/>
-          <w:sz w:val="22"/>
-          <w:szCs w:val="22"/>
-        </w:rPr>
-        <w:t xml:space="preserve">Figura I.3: </w:t>
-      </w:r>
-      <w:r>
-        <w:rPr>
-          <w:sz w:val="22"/>
-          <w:szCs w:val="22"/>
-        </w:rPr>
-        <w:t>Reparto del crecimiento neto del RETA en 2025 por edad</w:t>
-      </w:r>
-    </w:p>
-    <w:p>
-      <w:pPr>
-        <w:pStyle w:val="Normal"/>
-        <w:keepNext w:val="true"/>
-        <w:spacing w:lineRule="auto" w:line="240" w:before="60" w:after="0"/>
-        <w:jc w:val="center"/>
-        <w:rPr/>
-      </w:pPr>
-      <w:r>
-        <w:rPr/>
-        <w:drawing>
-          <wp:inline distT="0" distB="0" distL="0" distR="0">
-            <wp:extent cx="4680585" cy="2052320"/>
             <wp:effectExtent l="0" t="0" r="0" b="0"/>
             <wp:docPr id="8" name="Image8" descr=""/>
             <wp:cNvGraphicFramePr>
@@ -27541,6 +31422,242 @@
                   <pic:spPr bwMode="auto">
                     <a:xfrm>
                       <a:off x="0" y="0"/>
+                      <a:ext cx="4680585" cy="1962785"/>
+                    </a:xfrm>
+                    <a:prstGeom prst="rect">
+                      <a:avLst/>
+                    </a:prstGeom>
+                  </pic:spPr>
+                </pic:pic>
+              </a:graphicData>
+            </a:graphic>
+          </wp:inline>
+        </w:drawing>
+      </w:r>
+    </w:p>
+    <w:p>
+      <w:pPr>
+        <w:pStyle w:val="Normal"/>
+        <w:spacing w:lineRule="auto" w:line="240" w:before="40" w:after="200"/>
+        <w:jc w:val="left"/>
+        <w:rPr/>
+      </w:pPr>
+      <w:r>
+        <w:rPr>
+          <w:i/>
+          <w:iCs/>
+          <w:sz w:val="20"/>
+          <w:szCs w:val="20"/>
+        </w:rPr>
+        <w:t>Fuente: elaboración propia a partir de Observatorio Español de la Economía Social y del Trabajo Autónomo (2025).</w:t>
+      </w:r>
+    </w:p>
+    <w:p>
+      <w:pPr>
+        <w:pStyle w:val="Normal"/>
+        <w:jc w:val="both"/>
+        <w:rPr/>
+      </w:pPr>
+      <w:r>
+        <w:rPr>
+          <w:b/>
+          <w:bCs/>
+        </w:rPr>
+        <w:t>¿Tienen los jóvenes peor comprensión financiera?</w:t>
+      </w:r>
+      <w:r>
+        <w:rPr/>
+        <w:t xml:space="preserve"> El índice que resume los aciertos en las tres preguntas básicas de la ECF (inflación, interés compuesto y diversificación del riesgo) es del 52 % entre los 18 y los 34 años, frente al 56 % del grupo de 45 a 64 años, el que mejor puntúa, y a una media nacional del 53 % (Figura I.2). La diferencia, de cuatro puntos, no es abismal, pero confirma la hipótesis de partida y coincide con lo que se escuchó en las entrevistas: los autónomos jóvenes no parten de cero, pero su base es algo más débil justo cuando empiezan a decidir solos.</w:t>
+      </w:r>
+    </w:p>
+    <w:p>
+      <w:pPr>
+        <w:pStyle w:val="Normal"/>
+        <w:keepNext w:val="true"/>
+        <w:spacing w:lineRule="auto" w:line="240" w:before="120" w:after="60"/>
+        <w:jc w:val="left"/>
+        <w:rPr/>
+      </w:pPr>
+      <w:r>
+        <w:rPr>
+          <w:b/>
+          <w:bCs/>
+          <w:sz w:val="22"/>
+          <w:szCs w:val="22"/>
+        </w:rPr>
+        <w:t xml:space="preserve">Figura I.2: </w:t>
+      </w:r>
+      <w:r>
+        <w:rPr>
+          <w:sz w:val="22"/>
+          <w:szCs w:val="22"/>
+        </w:rPr>
+        <w:t>Aciertos medios en las preguntas financieras básicas por edad (2021)</w:t>
+      </w:r>
+    </w:p>
+    <w:p>
+      <w:pPr>
+        <w:pStyle w:val="Normal"/>
+        <w:keepNext w:val="true"/>
+        <w:spacing w:lineRule="auto" w:line="240" w:before="60" w:after="0"/>
+        <w:jc w:val="center"/>
+        <w:rPr/>
+      </w:pPr>
+      <w:r>
+        <w:rPr/>
+        <w:drawing>
+          <wp:inline distT="0" distB="0" distL="0" distR="0">
+            <wp:extent cx="4680585" cy="2421890"/>
+            <wp:effectExtent l="0" t="0" r="0" b="0"/>
+            <wp:docPr id="9" name="Image9" descr=""/>
+            <wp:cNvGraphicFramePr>
+              <a:graphicFrameLocks xmlns:a="http://schemas.openxmlformats.org/drawingml/2006/main" noChangeAspect="1"/>
+            </wp:cNvGraphicFramePr>
+            <a:graphic xmlns:a="http://schemas.openxmlformats.org/drawingml/2006/main">
+              <a:graphicData uri="http://schemas.openxmlformats.org/drawingml/2006/picture">
+                <pic:pic xmlns:pic="http://schemas.openxmlformats.org/drawingml/2006/picture">
+                  <pic:nvPicPr>
+                    <pic:cNvPr id="9" name="Image9" descr=""/>
+                    <pic:cNvPicPr>
+                      <a:picLocks noChangeAspect="1" noChangeArrowheads="1"/>
+                    </pic:cNvPicPr>
+                  </pic:nvPicPr>
+                  <pic:blipFill>
+                    <a:blip r:embed="rId10"/>
+                    <a:stretch>
+                      <a:fillRect/>
+                    </a:stretch>
+                  </pic:blipFill>
+                  <pic:spPr bwMode="auto">
+                    <a:xfrm>
+                      <a:off x="0" y="0"/>
+                      <a:ext cx="4680585" cy="2421890"/>
+                    </a:xfrm>
+                    <a:prstGeom prst="rect">
+                      <a:avLst/>
+                    </a:prstGeom>
+                  </pic:spPr>
+                </pic:pic>
+              </a:graphicData>
+            </a:graphic>
+          </wp:inline>
+        </w:drawing>
+      </w:r>
+    </w:p>
+    <w:p>
+      <w:pPr>
+        <w:pStyle w:val="Normal"/>
+        <w:spacing w:lineRule="auto" w:line="240" w:before="40" w:after="200"/>
+        <w:jc w:val="left"/>
+        <w:rPr/>
+      </w:pPr>
+      <w:r>
+        <w:rPr>
+          <w:i/>
+          <w:iCs/>
+          <w:sz w:val="20"/>
+          <w:szCs w:val="20"/>
+        </w:rPr>
+        <w:t>Fuente: elaboración propia a partir de Banco de España (2022).</w:t>
+      </w:r>
+    </w:p>
+    <w:p>
+      <w:pPr>
+        <w:pStyle w:val="Normal"/>
+        <w:jc w:val="both"/>
+        <w:rPr/>
+      </w:pPr>
+      <w:r>
+        <w:rPr>
+          <w:b/>
+          <w:bCs/>
+        </w:rPr>
+        <w:t>¿Cómo evoluciona el colectivo?</w:t>
+      </w:r>
+      <w:r>
+        <w:rPr/>
+        <w:t xml:space="preserve"> Este fue el hallazgo que no esperaba. Según el análisis de las series de la Seguridad Social de Emirodgar (2026), España perdió un 26,5 % de sus autónomos menores de 35 años entre 2009 y 2019, y el tramo de 26 a 35 años ha perdido más de 136.000 afiliados desde 2013. En 2025, el 73,1 % del crecimiento neto del RETA se explica por autónomos mayores de 56 años, y un 35,2 % corresponde solo a mayores de 65 (Figura I.3). El segmento al que se dirige Flujo es amplio, pero no crece por sí solo.</w:t>
+      </w:r>
+    </w:p>
+    <w:p>
+      <w:pPr>
+        <w:pStyle w:val="Normal"/>
+        <w:jc w:val="both"/>
+        <w:rPr/>
+      </w:pPr>
+      <w:r>
+        <w:rPr>
+          <w:b/>
+          <w:bCs/>
+        </w:rPr>
+        <w:t>Contraste con la estadística oficial.</w:t>
+      </w:r>
+      <w:r>
+        <w:rPr/>
+        <w:t xml:space="preserve"> Los datos del Ministerio de Trabajo y Economía Social corroboran el envejecimiento, aunque matizan la tendencia reciente. En marzo de 2026 el RETA tenía 3.437.099 afiliados, de los que el 31,5 % tenía entre 46 y 55 años y el 23,9 % entre 56 y 65 (Ministerio de Trabajo y Economía Social, 2026a). Los jóvenes de 16 a 29 años sumaban 249.456, un 7,3 % del total, y crecían un 5,1 % interanual (Ministerio de Trabajo y Economía Social, 2026b). Eurostat (2026) sitúa a España entre los países de la Unión Europea con menor proporción de autónomos jóvenes: los de 20 a 29 años son el 5,9 % de los autónomos españoles, frente al 7,9 % de la media europea.</w:t>
+      </w:r>
+    </w:p>
+    <w:p>
+      <w:pPr>
+        <w:pStyle w:val="Normal"/>
+        <w:keepNext w:val="true"/>
+        <w:spacing w:lineRule="auto" w:line="240" w:before="120" w:after="60"/>
+        <w:jc w:val="left"/>
+        <w:rPr/>
+      </w:pPr>
+      <w:r>
+        <w:rPr>
+          <w:b/>
+          <w:bCs/>
+          <w:sz w:val="22"/>
+          <w:szCs w:val="22"/>
+        </w:rPr>
+        <w:t xml:space="preserve">Figura I.3: </w:t>
+      </w:r>
+      <w:r>
+        <w:rPr>
+          <w:sz w:val="22"/>
+          <w:szCs w:val="22"/>
+        </w:rPr>
+        <w:t>Reparto del crecimiento neto del RETA en 2025 por edad</w:t>
+      </w:r>
+    </w:p>
+    <w:p>
+      <w:pPr>
+        <w:pStyle w:val="Normal"/>
+        <w:keepNext w:val="true"/>
+        <w:spacing w:lineRule="auto" w:line="240" w:before="60" w:after="0"/>
+        <w:jc w:val="center"/>
+        <w:rPr/>
+      </w:pPr>
+      <w:r>
+        <w:rPr/>
+        <w:drawing>
+          <wp:inline distT="0" distB="0" distL="0" distR="0">
+            <wp:extent cx="4680585" cy="2052320"/>
+            <wp:effectExtent l="0" t="0" r="0" b="0"/>
+            <wp:docPr id="10" name="Image10" descr=""/>
+            <wp:cNvGraphicFramePr>
+              <a:graphicFrameLocks xmlns:a="http://schemas.openxmlformats.org/drawingml/2006/main" noChangeAspect="1"/>
+            </wp:cNvGraphicFramePr>
+            <a:graphic xmlns:a="http://schemas.openxmlformats.org/drawingml/2006/main">
+              <a:graphicData uri="http://schemas.openxmlformats.org/drawingml/2006/picture">
+                <pic:pic xmlns:pic="http://schemas.openxmlformats.org/drawingml/2006/picture">
+                  <pic:nvPicPr>
+                    <pic:cNvPr id="10" name="Image10" descr=""/>
+                    <pic:cNvPicPr>
+                      <a:picLocks noChangeAspect="1" noChangeArrowheads="1"/>
+                    </pic:cNvPicPr>
+                  </pic:nvPicPr>
+                  <pic:blipFill>
+                    <a:blip r:embed="rId11"/>
+                    <a:stretch>
+                      <a:fillRect/>
+                    </a:stretch>
+                  </pic:blipFill>
+                  <pic:spPr bwMode="auto">
+                    <a:xfrm>
+                      <a:off x="0" y="0"/>
                       <a:ext cx="4680585" cy="2052320"/>
                     </a:xfrm>
                     <a:prstGeom prst="rect">
@@ -27579,8 +31696,8 @@
         <w:pStyle w:val="Heading1"/>
         <w:rPr/>
       </w:pPr>
-      <w:bookmarkStart w:id="48" w:name="__RefHeading___Toc3098_3767503993"/>
-      <w:bookmarkEnd w:id="48"/>
+      <w:bookmarkStart w:id="54" w:name="__RefHeading___Toc3465_2125391069"/>
+      <w:bookmarkEnd w:id="54"/>
       <w:r>
         <w:rPr/>
         <w:t>Anexo II. Modelo de cálculo y reproducibilidad</w:t>
@@ -27627,8 +31744,8 @@
         <w:pStyle w:val="Heading1"/>
         <w:rPr/>
       </w:pPr>
-      <w:bookmarkStart w:id="49" w:name="__RefHeading___Toc3100_3767503993"/>
-      <w:bookmarkEnd w:id="49"/>
+      <w:bookmarkStart w:id="55" w:name="__RefHeading___Toc3467_2125391069"/>
+      <w:bookmarkEnd w:id="55"/>
       <w:r>
         <w:rPr/>
         <w:t>Anexo III. Entrevistas exploratorias</w:t>
@@ -31763,8 +35880,8 @@
         <w:pStyle w:val="Heading1"/>
         <w:rPr/>
       </w:pPr>
-      <w:bookmarkStart w:id="50" w:name="__RefHeading___Toc3102_3767503993"/>
-      <w:bookmarkEnd w:id="50"/>
+      <w:bookmarkStart w:id="56" w:name="__RefHeading___Toc3469_2125391069"/>
+      <w:bookmarkEnd w:id="56"/>
       <w:r>
         <w:rPr/>
         <w:t>Anexo IV. Fuentes oficiales consultadas</w:t>
@@ -35173,8 +39290,8 @@
       </w:r>
     </w:p>
     <w:sectPr>
-      <w:footerReference w:type="even" r:id="rId10"/>
-      <w:footerReference w:type="default" r:id="rId11"/>
+      <w:footerReference w:type="even" r:id="rId12"/>
+      <w:footerReference w:type="default" r:id="rId13"/>
       <w:type w:val="nextPage"/>
       <w:pgSz w:w="11906" w:h="16838"/>
       <w:pgMar w:left="1701" w:right="1701" w:gutter="0" w:header="0" w:top="1418" w:footer="709" w:bottom="1418"/>
@@ -35225,7 +39342,7 @@
     </w:r>
     <w:r>
       <w:rPr/>
-      <w:t>48</w:t>
+      <w:t>49</w:t>
     </w:r>
     <w:r>
       <w:rPr/>
